--- a/supplementary.operation.docx
+++ b/supplementary.operation.docx
@@ -317,12 +317,12 @@
           <wp:inline>
             <wp:extent cx="5120640" cy="5927466"/>
             <wp:effectExtent b="0" l="0" r="0" t="0"/>
-            <wp:docPr descr="Fig. 1 | Ligand-region detection by LigandSeek2-Find and LigandSeek. LigandSeek2-Find and the first-generation LigandSeek are compared using deposited (GT) or CryoAtom2-reconstructed (CA2) receptor structures. The left column shows all ligands (179 PDB entries, 2,502 instances); the right shows only small molecules (94 PDB entries, 821 instances)." title="MDPPTFIG_eJztWM1uGzcQfhVCQIEEkLSrjSVHmzSAK8dBATcVnOTULQSKS2kJ75IsSUlWmp6LokhPRS99gZ7yAA3QvEzd5DE6Q65-XLuo0R8ESmNAXpIz_GbIIT8O-WVDU1c0UtJ4_f3L8x9_iY7FlMr8EeenyWhuR5tqp621O2s0ScNwq8o5z7HXIM2yJ5Ybm2Wdbr_Tz7JDbk-d0ln25sXPv_3w9Zvn37z-6VWWBfgsuwa-pBVH7NLLLKq25ra1qXZQKxdWl3Q5Wog8DKDb7gmJEka1E0qOKmpOZxpEnzXuLlJNzqpS2nTxYdYonNNpFFlW8IrattJcgnCiTEUdVM00WiiTa6MYt1bIaVVGSRz3oooKmTXuIdrQ-M8jtyw5WaRzWgLuxxWd8kEwj3rRSgN1TznXD_mZ882bSigfC8ntWlLXFqnVlIF9MFBCE1hI9uKsUVdPZiU20ZlTtbFaHXsKmYPaRBjrjkPXuFYCSfAsDCH8q8tHSjoL_ahlQkCf8-ffQQx_ffnq_MW33i6n1h1YQa-SFQfSXu7kbQVgNDH29bEvDsKI_Recf7qex87t1YCehu7BPYch9IPE8WhYh9zMOageiWmbdMgzEpZTy_ApRIDk3HGGsSDjJdlaeK0jnB2obTW20U6IzduYln8weLKznl8ZEldw4pdta8olN9THb6NJqOGEqUrDNycz3J0QZ62scFC_8eDxTaIMGZilOnCqSmApMCWtMzPm5YOD5CaBNq4dqIX2GXjUJo_BbsknDsDLWSWJLdTCElqWpCYecqOz3yfDw48Il84IbpskaXbjhAjApxKo4uYd770R08LV_ZUsl8RWCFOpkjPYsgDU37uIczvpbKFcXIq4U-8hrb3nsHeaw-jObuPmznr-lqnzP1lH452NRpMMuWkhMR4KxollCmT-TFCSt5xqwYcMTw6eDAh1wLQgLVQJxKwmJG7f8ppxu9sm940Bch9TYz0Lk373A6BXB2ZoaQlQpKfpilNJJkZVpBM34zgmY6UcnAhUwwFhaaWRqgF6i6nfM_P_kZnZ7u6onfX8XWTmfGej0QRGhqTZ1Ym3sJBSIzVeSuAXwhXbyXrIz_8sG1_l4ZB9X0LS3CBjWjLmDpi7WZumY8ingcCBQS2Hc4Hs96NeP7rV2aZpT_HbmTueDMl-tNeLINFG4R8y8iYyvsa74pyXyx1g-bX2inbfM_6_uVP57u7UnfX8XWT8yc5Go0k-3eTc0M6ExXcYJFKoIHlCCk43SfgqB7824d-nrCBaQVoOrd4wzobP8GsiX94hSKpkUQjHCROGlfV1wBWCnYb8HshHMArykNHnggYnfbr_xYwaJ4BbDZVT_tck_zmw_PrRuNHtJHFvLz7r9pP9vV7v2V0tWAq_-gyg1zoDckMXl8i_RgCsv4MB3fDJag1jrgWiJhO4VB0qNqtgcgOS4aV_XrOF0BbXB45QzoeC4erACns4HxqSc8vQyiCN_Ft_5J_6o_qlP9p-6I8crzQMU86gi9BuNBFTfF8bMdtNks6sH4WGUYx_nbaWUxiIyAH9VhdK-PYP5eFqjBCatR8bl4KDFGfwWLFTS6QaFBjjA7j5LQpOc4trHvFWAh_50AiYm65bBgJqdGkSxqXQR6Is0SKWff9QoCmsbe5YgcUJ6JyAFS-_UFkrRRfxsGbh3CTjxScq3z58aXo2MRV-IXDkLBy3ZLk-dn07ijEZYCivlytoMVSrV22tHC6GG1ANx_gDDldfLIA2JnfBLJ0f26C7Ka20US5VcD3aFGlawi4FlH436QaUK7UwLvd9srBVpqmjolw1b5dLWc-X1eu4wO9e46vfAaai-1s" id="34" name="Picture"/>
+            <wp:docPr descr="Fig. 1 | Ligand-region detection by LigandSeek2-Find and LigandSeek. LigandSeek2-Find and the first-generation LigandSeek are compared using deposited (GT) or CryoAtom2-reconstructed (CA2) receptor structures. The left column shows all ligands (179 PDB entries, 2,502 instances); the right shows only small molecules (94 PDB entries, 821 instances)." title="MDPPTFIG_eJztWN2OGzUUfhUrElIrJZmZdJNtpqXSku1WSEuJ-nPFoMjxOBlrZ2xjO3-lXCOEyhXihhfgqg9AJfoylPYxOMee_Cy7iBU_qlK6UnZsn-PvHPvYn4_9ZUNTVzRS0nj9_YtXP_4SnYoplflDzs86o7kdbatJW2u3bDRJw3CryjnPsdcgzbLHlhubZUm3n_Sz7JjbM6d0lr15_vNvP3z95tk3r396mWUBPsuugC9pxRG79DKLqq25bW2rCWrlwuqSrkYLkYcBdNs9IVHCqHZCyVFFzdlMg-izxu1FqsmyKqVNFx9mjcI5nUaRZQWvqG0rzSUIJ8pU1EHVTKOFMrk2inFrhZxWZdSJ415UUSGzxh1EGxr_eehWJSeLdE5LwP24olM-COZRL1proO4Z5_o-XzrfvK2E8qmQ3G4kdW2RWk0Z2AcDJTSBhc5BnDXq6oNZiU105lRtrFbHnkLmoDYRxrrT0DWulUASPAtDCP_q8omSzkI_apkQ0OfVs-8ghr--ePnq-bfeLqfWHVlBL5MVR9Je7ORtBWA0Mfb1sS8Owoj9F5x_spnH5OZ6QE9C9-CewxD6QeJ4NKxDbuYcVE_EtE0S8pSE5dQyfAoRIDl3nGEsyHhFdhZe6wRnB2o7jW20E2LzNqblHwye7K3nl4bEFZz4ZduacskN9fHbahJqOGGq0vDNyQx3J8RZKysc1K_de3SdKEMGZqWOnKo6sBSYktaZGfPywVHnOoE2rh2ohfYZeNQmj8BuyScOwMtZJYkt1MISWpakJh5yLTnsk-HxR4RLZwS3TdJpduMOEYBPJVDF9VveeyOmhav7K1muiK0QplIlZ7BlAah_cB7nZifZQTm_FHGn3kFae89h7zSH0b3dxs299fwtU-d_so7GexuNJhly00JiPBaME8sUyPyZoCRvOdWCDxk-OHo8INQB04K0UCUQs5qQuH3Da8btbpvcNQbIfUyN9SxM-t0PgF4dmKGlJUCRnqYrTiWZGFWRJG7GcUzGSjk4EaiGA8LSSiNVA_QOU79n5v8jM7P93VF76_m7yMz53kajCYwMSbOrE29hIaVGaryQwC-EK3aT9ZCf_1k2vs7DIfu-gKS5Qca0ZMwdMHezNk3HkE8DgQODWg7nAjnsR71-dCPZpWlP8buZO54MncPooBdBoo3CP2TkTWR8jXfFOS9Xe8DyG-017b5n_H9zp_L93al76_m7yPiTvY1Gk3y6zbmhnQmL7zBIpFBB8oQUnG6T8HUOfmXCv0tZQbSCtBxavWGcDZ_h10S-ukWQVMmiEI4TJgwr6-uAKwQ7C_k9kI9gFOQho88FDU76dP-LGTVOALcaKqf8r0n-c2D5zaNxo5t04t5BvOz2O4cHvd7T21qwFH71GUCvdAbkhi4ukH-NAFh_BwO64ZPVBsZcCURNJnCpOlZsVsHkBiTDS_-8ZguhLa4PHKGcDwXD1YEVdn8-NCTnlqGVQRr5t_7IP_VH9Ut_tPvQHzleaRimnEEXod1oIqb4vjbSSXdp4sNpFBpGMf4lbS2nMBCRA_qNLpTw7R_Kw_UYITQbP7YuBQcpzuCpYmeWSDUoMMZHcPNbFJzmFtc84q0FPvKhETC3XXcMBNTowiSMS6FPRFmiRSz7_qFAU1jb3LECixPQeQBWvPxcZaMUncfDmoVzk4wXn6h89_Cl6XJiKvxC4MgyHLdktTl2fTuKMRlgKK-XK2gxVKtXba0cLoZbUA3H-D0OV18sgDYmd8EsnZ_aoLstrbVRLlVwPdoWaVrCLgWUfrfTDSiXamFc7vpkYadMU0dFuW7eLZeyni-rN3GB353GV78DOFj7mw" id="34" name="Picture"/>
             <a:graphic>
               <a:graphicData uri="http://schemas.openxmlformats.org/drawingml/2006/picture">
                 <pic:pic>
                   <pic:nvPicPr>
-                    <pic:cNvPr descr="C:/Users/15919/Desktop/论文草稿/temp/manuscript_figures_cs5221u9/figure_000001.png" id="35" name="Picture"/>
+                    <pic:cNvPr descr="C:/Users/15919/Desktop/论文草稿/temp/manuscript_figures_p15xr07g/figure_000001.png" id="35" name="Picture"/>
                     <pic:cNvPicPr>
                       <a:picLocks noChangeArrowheads="1" noChangeAspect="1"/>
                     </pic:cNvPicPr>
@@ -4568,12 +4568,12 @@
           <wp:inline>
             <wp:extent cx="5029200" cy="6429509"/>
             <wp:effectExtent b="0" l="0" r="0" t="0"/>
-            <wp:docPr descr="Fig. 2 | Find–Build completion of single-residue organic small molecules with no missing atoms, assuming correct ligand identities. Every panel contains the same 77 PDBs and 446 instances. a–d, Emap2lig. e–h, LigandSeek with CryoAtom2 receptors. i–l, LigandSeek with deposited receptors. Within each group, top and bottom rows show top-1 and best-of-50 poses; left and right columns require heavy-atom RMSD strictly &lt;2\,\mathrm{Å} and &lt;3\,\mathrm{Å}. Every blob corresponding to an eligible small molecule receives the correct SMILES. LigandSeek uses single-pass PocketXMol-tuned centre docking, whereas Emap2lig uses its native guiding blob. Background blobs are charged, and out-of-scope foreground blobs are skipped. Undetected and failed instances remain in the denominator. For N target instances per PDB, relative budget \rho allows \lfloor\rho N\rfloor charged attempts. Completion is the number of distinct successful instances divided by N. Green lines and circles show the PDB-equal mean, and blue lines and diamonds show the median. Grey points and violins show PDB distributions at 50\%, 100\%, 200\% and 300\% budgets." title="MDPPTFIG_eJztWl9vUzcU_ypWpO0pyU1DA2uASqWlaFKLKiq0SctUOb5OrhVf29i-ScOYxB7QxBh7GdrLvsAeJnjYE0MaD_sA-w5oBT7GzrFv0pR2wEAaC0ul9No-f3yOz8_3nDj-omKozyptUnl279HBj78lm0KltW3qWVa7UAiZHtz6-eDhLwcPHj59cK9ujN-vVEnFcqflkKcot97udK46bl2ns9RaWVrpdDa4G3htOp3n9399-sPXz-_efvbT404nTtDpvNYMiuYctbvCmFoPJZi2ljNfy4NkFyWRMRXOSDreG4k0-tGqt4RCCqPGC632cmoHhQHSZ5Vzo7Yh-7lUrj0636lk3pt2kjiW8Zy6ujZcAbGnLcwBXdtPRtqmxmrGnROqn8uk2WicTnIqVKeyitp2bHjs-rHkZNQeUgl6P85pn6_H6ZEvmXAg74Bzc5nv-yl3o2SZECZMW0JxN6WUvVHbGcrAFhCXMATyzWXQUHavFBKHaOF1qbVkR0lYRWDrCev8VhSdTA2UaGV0J_4r25taeQdy1DEhQObg7ncQ1D8fPT64fyfMy6nza07Qk2jZmnLHhcJcUTFO0Q39bmiuR4_DE4y_Pl2lpY8mDl2P4tE8j-EMTqI_BoDJ7ZAD66bo10mT3CAItyc3vw9QI0znRnKMC9E9gjGVvAZCIi04gYBTJRhxOZWS5FpyBssJvgufEaVJLgIKCPU6d1VCnSty7JfIJFKAfEpEypUXXnBXR0N9NPcdrOtbrB6ZW8svDrkdE0MVlxAY5WGrOuIzThy8UciZM2Rn44IjGKfl5dMEiJ4q2N51QgEkaZVczKlpSgQPh4GsSrZCVHc5H0QgrNuxXgMENAkEnRuvLQgL4JXHeVNutBOep7O8nwBFKMIpy0jf6sJUCbwtg0ld7UEzsXrkiMv0CAm1pUjiztd0r9ZqENDJ3Vkiec8HkhX9zIOzssjBV8uvFcJyknE6HNcQq-TK9u4Gcd4K5uV4biN7FJN5W0MOycq3ef5ab3Pd6wnGNzQrctiik3e5z9COPCoNRuRt58ckL-00wcwwFp4li1_9UPqzOODj8FSHX22ePPzk5u2TCP9kzt9vHdGQlMswz5GcJ8thu82t7XO0f04t9s_LIlknMct1pe7G6sMZrVKsRbyGlEA4JDDRhYr0aCkTspAY8pgQJ2XL7vbHWxd367PJq4AEM6mODNQ5ZEezAfefbmtZ84WCfMYAAJBkUhgHtioZZdzCkkzTZ1QhYA0V9TAl6RciGIg218kFygaY-zCxwQAkZFDGMmr7HHIwJjVdhHTnGOCQAAj5MXY3EMbwtE6uqpR78ATMQskeFRKa09QOXmPBDgPBbajONJRtkBhtnWxqu9jPL9vPfvXye7Bh5jfheNwSfgbMhlssYauAahl3VrdIgWVuPfyXYPzHVwscv8vCSUr4UjO35v_naqcn335zco30As7_5jX-RjPeWeygd2h5WR0R6j3PDaCKrB8eZolY0qki70J-0D2SCueFgurOFQxPL3uFnEkiqRiKFHR1F6cB_4Pqp04uWc4VwQPiePTFhGV4shnPmAA4UFHU-LWCwncFTlWswLuy4DMyqaA5fMmYEco5jKmgfUyMFrgEyDkUWuKpW2AEzQGMVnQLhCqwLGqVV4Cu1Xjbl_UH7wFsqwuYvBwmS40FThY4eTVOmguczHfptzh1fiXGTy0wPt8Yj6dYL_xkDv_NauXzKqlML3FUWo3mCmBg__Ryc6XVWLlxzgjWhk-JKfpamEotHR270FFqAF1vogPEfGH5VI19Y3DHkz0olTNhHK4ieqiGO4LhGmKHXR7uWJJyx3CW9XYSLuAk4f5NUl6_SWZv3yT4nRHcVAWICOP3eqIPxro95lrN5lKxksSBvQb-NetG9cERkYL25SVo4XUcaO9MfITQTO04NCkaSHEFtzQbOKL0ekZVn69Zq0cZp6lDZKC-CcEZznwcBJ2HojMTRK3JsUXoSmE2hZQ4I7aDfGxQ2N2We5Zhswc8V2CWQD_SmTIlR_VhzxlY4e5oW6ezF2poe79nc3xC4Mj--XCFhozPT67ShHEk4wUfhvQSrsDFkK1Ebckcbvskh0qNdf4S1znBBnDj7zNxWjrccpH3sDXhRrrS0fTksEnbUhG85rTSarailhO5MC4XwwWgmTZteyrkZHi2LVW5Xs5M4wKf1cqXfwE5Nnyp" id="40" name="Picture"/>
+            <wp:docPr descr="Fig. 2 | Find–Build completion of single-residue organic small molecules with no missing atoms, assuming correct ligand identities. Every panel contains the same 77 PDBs and 446 instances. a–d, Emap2lig. e–h, LigandSeek with CryoAtom2 receptors. i–l, LigandSeek with deposited receptors. Within each group, top and bottom rows show top-1 and best-of-50 poses; left and right columns require heavy-atom RMSD strictly &lt;2\,\mathrm{Å} and &lt;3\,\mathrm{Å}. Every blob corresponding to an eligible small molecule receives the correct SMILES. LigandSeek uses single-pass PocketXMol-tuned centre docking, whereas Emap2lig uses its native guiding blob. Background blobs are charged, and out-of-scope foreground blobs are skipped. Undetected and failed instances remain in the denominator. For N target instances per PDB, relative budget \rho allows \lfloor\rho N\rfloor charged attempts. Completion is the number of distinct successful instances divided by N. Green lines and circles show the PDB-equal mean, and blue lines and diamonds show the median. Grey points and violins show PDB distributions at 50\%, 100\%, 200\% and 300\% budgets." title="MDPPTFIG_eJztWl9vUzcU_ypWpO0pyU1DA2uASqWlaFKLKiq0SctUOb5OrhVf29i-ScOYxB7QxBh7GdrLvsAeJnjYE0MaD_sA-w5oBT7GzrFv0pR2wEAaC0ul9No-f3yOz8_3nDj-omKozyptUnl279HBj78lm0KltW3qWVa7UAiZHtz6-eDhLwcPHj59cK9ujN-vVEnFcqflkKcot97udK46bl2ns9RaWVrpdDa4G3htOp3n9399-sPXz-_efvbT404nTtDpvNYMiuYctbvCmFoPJZi2ljNfy4NkFyWRMRXOSDreG4k0-tGqt4RCCqPGC632cmoHhQHSZ5Vzo7Yh-7lUrj0636lk3pt2kjiW8Zy6ujZcAbGnLcwBXdtPRtqmxmrGnROqn8uk2WicTnIqVKeyitp2bHjs-rHkZNQeUgl6P85pn6_H6ZEvmXAg74Bzc5nv-yl3o2SZECZMW0JxN6WUvVHbGcrAFhCXMATyzWXQUHavFBKHaOF1qbVkR0lYRWDrCev8VhSdTA2UaGV0J_4r25taeQdy1DEhQObg7ncQ1D8fPT64fyfMy6nza07Qk2jZmnLHhcJcUTFO0Q39bmiuR4_DE4y_Pl2lpY8mDl2P4tE8j-EMTqI_BoDJ7ZAD66bo10mT3CAItyc3vw9QI0znRnKMC9E9gjGVvAZCIi04gYBTJRhxOZWS5FpyBssJvgufEaVJLgIKCPU6d1VCnSty7JfIJFKAfEpEypUXXnBXR0N9NPcdrOtbrB6ZW8svDrkdE0MVlxAY5WGrOuIzThy8UciZM2Rn44IjGKfl5dMEiJ4q2N51QgEkaZVczKlpSgQPh4GsSrZCVHc5H0QgrNuxXgMENAkEnRuvLQgL4JXHeVNutBOep7O8nwBFKMIpy0jf6sJUCbwtg0ld7UEzsXrkiMv0CAm1pUjiztd0r9ZqENDJ3Vkiec8HkhX9zIOzssjBV8uvFcJyknE6HNcQq-TK9u4Gcd4K5uV4biN7FJN5W0MOycq3ef5ab3Pd6wnGNzQrctiik3e5z9COPCoNRuRt58ckL-00wcwwFp4li1_9UPqzOODj8FSHX22ePPzk5u2TCP9kzt9vHdGQlMswz5GcJ8thu82t7XO0f04t9s_LIlknMct1pe7G6sMZrVKsRbyGlEA4JDDRhYr0aCkTspAY8pgQJ2XL7vbHWxd367PJq4AEM6mODNQ5ZEezAfefbmtZ84WCfMYAAJBkUhgHtioZZdzCkkzTZ1QhYA0V9TAl6RciGIg218kFygaY-zCxwQAkZFDGMmr7HHIwJjVdhHTnGOCQAAj5MXY3EMbwtE6uqpR78ATMQskeFRKa09QOXmPBDgPBbajONJRtkBhtnWxqu9jPL9vPfvXye7Bh5jfheNwSfgbMhlssYauAahl3VrdIgWVuPfyXYPzHVwscv8vCSUr4UjO35v_naqcn335zco30As7_5jX-RjPeWeygd2h5WR0R6j3PDaCKrB8eZolY0qki70J-0D2SCueFgurOFQxPL3uFnEkiqRiKFHR1F6cB_4Pqp04uWc4VwQPiePTFhGV4shnPmAA4UFHU-LWCwncFTlWswLuy4DMyqaA5fMmYEco5jKmgfUyMFrgEyDkUWuKpW2AEzQGMVnQLhCqwLGqVV4Cu1Xjbl_UH7wFsqwuYvBwmS40FThY4eTVOmguczHfptzh1fiXGTy0wPt8Yj6dYL_xkDv_NauXzKqlML3FUWo3mCmBg__Ryc6XVWLlxzgjWhk-JKfpamEotHR270FFqAF1vogPEfGH5VI19Y3DHkz0olTNhHK4ieqiGO4LhGmKHXR7uWJJyx3CW9XYSLuAk4f5NUl6_SWZv3yT4nRHcVAWICOP3eqIPxro9s9Tat40z_SQO7DXwr1k3qg-OiBS0Ly9BC6_jQHtn4iOEZmrHoUnRQIoruKXZwBGl1zOq-nzNWj3KOE0dIgP1TQjOcObjIOg8FJ2ZIGpNji1CVwqzKaTEGbEd5GODwu623LMMmz3guQKzBPqRzpQpOaoPe87ACndH2zqdvVBD2_s9m-MTAkf2z4crNGR8fnKVJowjGS_4MKSXcAUuhmwlakvmcNsnOVRqrPOXuM4JNoAbf5-J09Lhlou8h60JN9KVjqYnh03alorgNaeVVrMVtZzIhXG5GC4AzbRp21MhJ8OzbanK9XJmGhf4rFa-_AvK3Xzp" id="40" name="Picture"/>
             <a:graphic>
               <a:graphicData uri="http://schemas.openxmlformats.org/drawingml/2006/picture">
                 <pic:pic>
                   <pic:nvPicPr>
-                    <pic:cNvPr descr="C:/Users/15919/Desktop/论文草稿/temp/manuscript_figures_cs5221u9/figure_000002.png" id="41" name="Picture"/>
+                    <pic:cNvPr descr="C:/Users/15919/Desktop/论文草稿/temp/manuscript_figures_p15xr07g/figure_000002.png" id="41" name="Picture"/>
                     <pic:cNvPicPr>
                       <a:picLocks noChangeArrowheads="1" noChangeAspect="1"/>
                     </pic:cNvPicPr>
@@ -5010,12 +5010,12 @@
           <wp:inline>
             <wp:extent cx="5731510" cy="4375453"/>
             <wp:effectExtent b="0" l="0" r="0" t="0"/>
-            <wp:docPr descr="Fig. 3 | End-to-end completion of ligand detection and identity matching across all ligand classes. a, Deposited receptors (GT). b, CryoAtom2-reconstructed receptors (CA2). Both conditions include 179 PDB entries and 2,502 ligand instances. At budget \rho, each PDB is allowed \lfloor \rho N \rfloor charged attempts, where N is the number of eligible ligand instances in that PDB. The ligand-instance completion ratio is the fraction of these N instances that are successfully detected and correctly matched. Green lines/circles and blue lines/diamonds show the PDB-equal mean and median, respectively. Grey points and violins show PDB distributions at 50%, 100%, 200% and 300% budgets." title="MDPPTFIG_eJztWM1uGzcQfhVCQIAWkLSSbCX1wjXgyE5QwAmMND11C4PijrSEd0mW5EpWmh566k-SooeilwI9Fj35ARIgeYS-QxEneYzOcFey7KRBmqB1XVjAaofDjzNDzpA7nC8ahvusEbPG8x8fHf38ONrubR8d_vL08b2jw_vPvvnh6OGvbWP8QaPJGhaczieQEnoQJ8knDqxLkm5_rbuWJFvg9r02SfLi8OGzn75-8eDb5789SZJKbJK8Rq7iBZBMVxrTgh60hC5MDl5q1eJ5ThDBDTX3Cm73S4PgTxvr09iwgyJXLp5-mDQy700cRU5kUHDX1gYUdo60LbjHph1HU21TY7UA56QaF3nU63QuRwWXKmlskLRdG14f-1kObBpPeI5yPyr4GAaVesJFcwRh9wHMjlTgAn-pNY2d4QLVoJwcWSiot9pJGnXzVpkTi5de1zJrOI2UKkXYSFrnd6qhnRqEPZUBlaXVX01f08o7HMedkBLHHD34Hr3w9NGTo8N7QS9w5zed5K_qyzaVe3lQ0FUJJhXD0B4GclDNOLzR-DuL5ep-MJ_QnWp4ZZ4nT4VJ0nwMRhLYCSD0mhy32Qq7y7ZV2vK6BTj5Y_czPWK5HHNkpuBBBB61ZArKSz9j6F2R0TpzYbVzDONlPkLk3DlwbTLDV8acwaq9w9qws7X8H_E3P7feaLItMNpJDymzIMB4bR177_rt99ts2GQDO9ObXhe9FnZq5bwtxSnoYLOH2KvaZxjiKpUUzY5JJfIyBda9ssZ2t64yDGwrwYUw7zX7nd48niUK5QqPrzbb9GxYpmPw53Y1T8Z2Eesb-Bmqj_PijY5zPRpJAVtalAUu2fww9xnZUVRC_cbvX61HRdATWFGt6HytVZMBF1kIDhlOOD2F9MLzr_N8MKKIHX0hajtNMDPwqnDYrWPkj_vfnQiSvwqeBf_mq9h_T-O9_0FYnvHn6R0sFxm3YzybufdQGO-abJqBhXM7n3_pML15EbRnaDke_T4DpspiCJYSY8C8QA7xqnI6P0AKodzTF6PNbmdzRGuOWM6wLccXq4WPLBfzvBvb7mJLXGyJ_7DlxxEfwp1bYK4UdMEflXk-q--MdNCHW6XFXNzn9Z0R0ja7bgEUowu5i4S0Iq_T7mFeQs1OJS8wV3fMZXoa9ghuqhZ8XvKcFcCr22gBCFNNzPWdoUvqBPJZkD5jRktaQEJNpEaZtSRK5lKJtwQ5LKt7AE6g37nUZN0O_WO4XQqjVoiokv1TV1kqBGw0PmuyxqIq0uhfWen2u52D1ZUr_dX-yt11I0WMTx35_I0iP7V8-lKFpJaAst5GBg7zpYWFGPvWW9BCzsOCZdI4CheaoZrsSkHBQg1xc7Jr0fdOkJZBHIU6VRTKVFFdpYqWi1QRZQE4TVXiEGn83kiO0Vi3J1y_1-uWa1HF2OvQb6Vt1BgnIlOUvtpHiupXSO_O54iuWdhxbFJlIKcV3NFi3zGlBxlXY9i0VmP-wVNHW4DkzTtCNFVMlHk8dElBJTV6aRGGuTTXZJ6TRqLD-IrgmJBawC1A5Agxt1BL6D_RWICik_Ko5Qyu8HB6Q6fLZSweH4xsQW90HDuoCldstihgBT51w4FngvrrcEWUIFgdtTUYUeE9F2qs89dBF4wIRNNurtTyyY6rsMfUHE39SlemR8ckj3PFqG641u_1KymvRJFftkPZbYnmsecyn7OX6VzV6-XMwi_4bDS-_BNxGBQa" id="44" name="Picture"/>
+            <wp:docPr descr="Fig. 3 | End-to-end completion of ligand detection and identity matching across all ligand classes. a, Deposited receptors (GT). b, CryoAtom2-reconstructed receptors (CA2). Both conditions include 179 PDB entries and 2,502 ligand instances. At budget \rho, each PDB is allowed \lfloor \rho N \rfloor charged attempts, where N is the number of eligible ligand instances in that PDB. The ligand-instance completion ratio is the fraction of these N instances that are successfully detected and correctly matched. Green lines/circles and blue lines/diamonds show the PDB-equal mean and median, respectively. Grey points and violins show PDB distributions at 50%, 100%, 200% and 300% budgets." title="MDPPTFIG_eJztWM1uGzcQfhVCQIEWkLSSbNX1IjXgyE5QwAmMND11C4PijrSEd0mW5OonTQ899SdJ0UPRS4Eei578AAmQPELfoYiTPEZnuCtZTtIgTdC6LixgtcPhx5khZ8gdzhcNw33WiFnj6Y8Pjn9-GO32do-Pfnn88M7x0d0n3_xwfP_XtjF-1miyhgWn8wmkhB7ESfKJA-uSpNvf7G4myQ64Q69Nkjw7uv_kp6-f3fv26W-PkqQSmySvkKt4ASTTlca0oActoQuTg5datXieE0RwQ82DgtvD0iD408alaWzYrMiVi6cfJo3MexNHkRMZFNy1tQGFnSNtC-6xacfRVNvUWC3AOanGRR71Op33o4JLlTS2SNq-Da-P_TwHNo0nPEe5HxV8DINKPeGiBYKwhwBmTypwgb_SmsbOcIFqUE6OLBTUW-8kjbp5o8yJxUuva5k1nEZKlSJsJK3ze9XQTg3CnsqAytLqr6avaOUdjuNOSIljju99j154_ODR8dGdoBe489tO8pf1ZdvKvTgo6KoEk4phaA8DOahmHN5o_K3lcnU_WEzoVjW8Ms-Tp8IkaT4GIwnsBBB6RY7bbI3dZrsqbXndApz8ifuZHrFcjjkyU_AgAo9aMgXlpZ8z9K7IaJ25sNo5hvGyGCFy7hy4NpnhK2POYNXeYm3Y2Vr-j_ibn1tvNNkOGO2kh5RZEGC8to69e_Xme202bLKBnettr4teCzu1ct6W4jnoYLuH2MvaZxjiKpUUzY5JJfIyBdbd2GT7O5cZBraV4EKY95r9Tm8RzxKFcoXHV5ttezYs0zH4c7uap2O7iPU1_AzVx3nxWse5Ho2kgB0tygKXbHGY-4zsKCqhfuv3ry5FRdATWFGt6HytVZMBF1kIDhlOOD2F9MLzr_J8MKKIHX0hajtNMDPwqnDYr2Pkj7vfnQqSvwqeJf_6y9h_T-Od_0FYnvHn6S0sFxm3YzybufdQGO-abJqBhXM7n3_pML1-EbRnaDke_T4DpspiCJYSY8C8QA7xqvJ8foAUQrmnL0ab3cwWiNYCsZphW44vVgsfWS4WeTe23cWWuNgS_2HLTyI-hDu3wFwp6II_KvN8Xt8Z6aAPt0qLubjP6zsjpG121QIoRhdyFwlpRV6n3cO8hJqdSl5gru6Yy_Q07BHcVC34vOQ5K4BXt9ECEKaamOs7Q5fUCeTzIH3OjJa0gISaSI0ya0mUzKUSbwlyWFb3AJxAv_NOk3U79I_h9k4YtUZElew_d5WlQsBW47MmayyrIo3-xlq33-3M1tc2-uv9tduXjBQxPnXk89eK_NTy6QsVkloCynoTGTjMlxaWYuwbb0ELOQ8LlknjKFxohmqyLwUFCzXE9cm-Rd87QVoGcRTqVFEoU0V1lSpaLVJFlAXgNFWJQ6TxByM5RmPdgen2Z7azMY4qxkGHfmtto8Y4EZmi9PU-UlS_Qnp_MUd0zdKOE5MqAzmt4J4Wh44pPci4GsO2tRrzD5462gIkb9ERoqliosyToSsKKqnRC4swzKW5IvOcNBIdxlcEx4TUAm4BIkeIuYFaQv-pxhIUnZZHLWdwhYfTazpdLWPxeDayBb3RcWxWFa7YfFnACnzqhplngvrrcEWUIFgdtTUYUeG9EGqs81dBF4wIRNNurtTyyZ6rsCfUAk39SlemRyckj3PFqG642e_1KykvRZFfdkPZbYXmsecyX7BX6VzV6-XM0i_4bDW-_BMCzhRa" id="44" name="Picture"/>
             <a:graphic>
               <a:graphicData uri="http://schemas.openxmlformats.org/drawingml/2006/picture">
                 <pic:pic>
                   <pic:nvPicPr>
-                    <pic:cNvPr descr="C:/Users/15919/Desktop/论文草稿/temp/manuscript_figures_cs5221u9/figure_000003.png" id="45" name="Picture"/>
+                    <pic:cNvPr descr="C:/Users/15919/Desktop/论文草稿/temp/manuscript_figures_p15xr07g/figure_000003.png" id="45" name="Picture"/>
                     <pic:cNvPicPr>
                       <a:picLocks noChangeArrowheads="1" noChangeAspect="1"/>
                     </pic:cNvPicPr>
@@ -5941,12 +5941,12 @@
           <wp:inline>
             <wp:extent cx="5731510" cy="4906519"/>
             <wp:effectExtent b="0" l="0" r="0" t="0"/>
-            <wp:docPr descr="Fig. 4 | End-to-end completion of single-residue organic small molecules with no missing atoms. GT, deposited receptors (left); CA2, CryoAtom2-reconstructed receptors (right). a,b, top-1 RMSD &lt; 2 Å; c,d, top-1 RMSD &lt; 3 Å; e,f, best-of-50 RMSD &lt; 2 Å; g,h, best-of-50 RMSD &lt; 3 Å. LigandSeek Find–Match–Build pipeline was evaluated on 77 PDB entries comprising 446 ligand instances, using PocketXMol-tuned for pose reconstruction. For N eligible instances in each PDB entry, budget \rho allows \lfloor \rho N \rfloor charged attempts. The completion ratio is the number of successful instances divided by N. Green lines/circles and blue lines/diamonds show the PDB-equal mean and median, respectively; grey points and violins show the distributions at 50%, 100%, 200% and 300% budgets." title="MDPPTFIG_eJztWN2KGzcUfpWDIaUB22M7dlJP0oXN_oTAbjBJCoVOWeSZY4_YGUmVNPY6TaG9KP1JUgotvSn0svRqHyCB5KIP0HcI2SSP0SPN2OvNJiWkkGCIwdaRdP50zif5SF_WFLNpLYTas18fHP3-MNjqbB0d_vHk4Z2jw7tPv__56P6fTaXsQa0ONY1GZhNMHPdGGEWfGNQmitq9frsfRZto9q1UUfT88P7T3757fu-HZ389iqJSbRT9h17BcnQ6TaFUAzvYiGWuMrRciobJWZY5ppgpN7CXM71fKGL_rHZpGio4yDNhwunHUS21VoVBYOIUc2aaUqGgyZHUObPU1eNgKnWitIzRGC7GeRZ0Wq3zQc64iGprTttA--aGnWUI03DCMtJ7NWdj3CjNO75gzuF49xHVDhdo_PhSbxoaxWIyQ3oyGiJFnW4rqlXd60XmhlhhZaWzYneSXCTENuLa2J1StFUx0UzpQOlp-VPR21JYQ3LMxJyTzNG9nygPTx48Ojq84-0iM3bdcPayuXRdmNNC3lap2JkY-v7Qkxvlin1Lzt9ahKv90XxBt0rx0j3rMuUX6dajCEuoJ0is23zchC7chi2RNKxsIC3-GAAgR-CSlWGDRHhSIFAmmeAxeGhALjOMKZi0cm5TEBJy7tMLzMrcNJ0LtnTkHUTsf8QFVtbzKzfrkKCShltMQGOMykpt4MMMR_bsRdhY79RhQ8_kOmWoQ3mNpTBWF_EL7JqPU3u2Caw-rAMdLY02XN-9sQkfZPYidODvby9CXE9OT53zU1gf1WGIxjbkqNFrnRId19NXzDv5JuxwgllyA3EftmnbPf76l11m45TaywXPElBcodvJMGUGkCJVMOc_QfbCBRhsXgYUVnPCpQOz5h6S3e55yLxe4LRkJugoqkPh5wYy3kf76a7MGrYQpIlOLqAgIiwFiHZEE7alXllsnER1HkoKalod4vlrHeJyNOIxbsq4yCnC8yPcps6PvFRq165dCnJvxo8ElZ1VDtUqeU77YsyH9Be6ADlRgCxOFxtjRnuvSMZoV3aRbwnJ_3zzHsrv0HMqMeTUrKz7bwWk3ok8NHYGeeWn8m76sRK5gwrOj-_-eALPr8L5K07yN7J45_0OeoeexynTYypnmLWYK0IV3ExxucLXjBrgBiyNiyIfovZVfxG7i9qoyJb-RhI-4QkpG85WNh7vK6DXDlUTrmhEAa7MNkHMdezuea56HmZ0ESyHE85yKRIDJpVTjyGqMRr4RcHocohMeP4ciU3UqZQ2CqmMnmA2oyuAxhmV2NyFwHFNuCSdS5oSTmU3HxYOp8Riodc6U4d2y_1S2M94qXOOKIuZF66b7qK-Vvu8DrXFq0Wtd-Fcu9duHXT7rfO9dv_2JcXjkL4VAthrISDRbHrqBaPSQLreRAeJ2ULjQo1-YyhqzJgPWMqVcQl3KxSTAY9dul0nvjYZaLoimthZ2QgD_5IU-IekoHpHCpafkQJ3dNAyRUEiXNm9ER-Ts2YvNr1Op130g3Jgr-U-3aYSY1oIT0h7t0-Ue2EiejBfI6Vm4cexS6WDzEVwhy5jBoTcSJkY47rWcpoiS4wDsdM3n_BoKgdJ57HokoFSa3AqCMOMq22eZc6io718STD6F9NIl01HjojnOlnx8yc6C6bgpD7XM4oiPJzuymT5mYmFByOdu5YSBwflwxLMFg9MftxN44GF2M1XcCWueOaj6VFbMROXb-dKlTb2CsocHEHcdHG1pVk22TEl7zE153bzQpauB8ckCzMB7l2v3-v0Si0v5XJ52fLPYks0Cy3j2Xx4mc5EFS-jFnmh71rtq38Bi0_ovA" id="48" name="Picture"/>
+            <wp:docPr descr="Fig. 4 | End-to-end completion of single-residue organic small molecules with no missing atoms. GT, deposited receptors (left); CA2, CryoAtom2-reconstructed receptors (right). a,b, top-1 RMSD &lt; 2 Å; c,d, top-1 RMSD &lt; 3 Å; e,f, best-of-50 RMSD &lt; 2 Å; g,h, best-of-50 RMSD &lt; 3 Å. LigandSeek Find–Match–Build pipeline was evaluated on 77 PDB entries comprising 446 ligand instances, using PocketXMol-tuned for pose reconstruction. For N eligible instances in each PDB entry, budget \rho allows \lfloor \rho N \rfloor charged attempts. The completion ratio is the number of successful instances divided by N. Green lines/circles and blue lines/diamonds show the PDB-equal mean and median, respectively; grey points and violins show the distributions at 50%, 100%, 200% and 300% budgets." title="MDPPTFIG_eJztWN2KGzcUfpWDIaUB22M7drY7SRc2-xMKu8EkKRQ6ZZFnjj1iZyRV0vgnTaG9KP1JUgotvSn0svRqHyCB5KIP0HcI2SSP0SPN2OvNJiWk0GCIwdaRdP50zif5SF_UFLNpLYTas18eHP_2MNjp7Bwf_f7k4Z3jo7tPv_vp-P4fTaXstFaHmkYjszEmjnsrjKKPDWoTRe3eens9irbRHFqpouj50f2nv377_N73z_58FEWl2ij6F72C5eh0mkKpBnawEctcZWi5FA2TsyxzTDFTbuAgZ_qwUMT-ae3yJFQwzTNhwsmHUS21VoVBYOIUc2aaUqGgyaHUObPU1aNgInWitIzRGC5GeRZ0Wq2LQc64iGobTltf--aGnWUIk3DMMtL7Uc5GuFWad3zBnMPxHiKqPS7Q-PGl3iQ0isVkhvRkNESKOt1WVKu614vMDbHCykpnxe4kuUiIbci1sXulaKtiopnSgdLT8qeid6WwhuSYiTknmeN7P1Ienjx4dHx0x9tFZuym4exlc-mmMGeFvK1SsTMx8P2BJ7fKFfuWnL-1CFf7g_mCbpXipXvWZcov0q1HEZZQj5FYd_moCV24DTsiaVjZQFr8CQBADsElK8MGifCkQKBMMsFj8NCAXGYYUzBp5dymICTk3KcXmJW5aToXbOnIW4jYf4gLrKznV2_WIUElDbeYgMYYlZXawPsZDu35S7C12anDlp7JTcpQh_IaS2GsLuIX2DUfpfZ8E1h9UAc6WhptuL5_Yxvey-wl6MBf31yCuJ6cnbrgp7A-rMMAjW3IYaPXOiM6qqevmHfyTdjjBLPkBuIh7NK2e_zVz_vMxim1VwqeJaC4QreTYcIMIEWqYM5_guzaGvS3rwAKqznh0oFZcw_JbvciZF4vcFoyE3QU1aHwc30ZH6L9ZF9mDVsI0kQnF1AQEZYCRDuiCbtSryw2TqM6DyUFNa0O8fy1DnE5HPIYt2Vc5BTh-RFuU-dHXiq1G9cuB7k340eCys4qh2qVPKd9MeID-gtdgJwoQBani40xo71XJCO0K7vI_wnJf3_9Dspv0XMqMeTErKz7_wtIvRN5aOwM8spP5d30YyVy-xWcH9_94RSeX4XzV5zkb2Txzrsd9BY9j1OmR1TOMGsxV4QquJnicoWvGTXADVgaF0U-QO2r_iJ2F7VhkS39jSR8zBNSNpitbDzeVUCvHaomXNWIAlyZbYKY69jd81z1PMjoIlgOJ5zlUiQGTConHkNUYzTw84LR5RCZ8Pw5EpuoUyltFFIZPcZsRlcAjTMqsbkLgeMac0k6lzQlnMpuPigcTonFQq91rg7tlvulsJ_zUhccURYzL1w33UV9o_ZZHWqLV4tab-1Cu9duTbvrrYu99vrty4rHIX0rBLDXQkCi2eTMC0algXS9iQ4Ss4XGhRr9xlDUmDEfsJQr4xLuVijGfR67dLtOfG3c13RFNLGzshUG_iUp8A9JQfWOFCw_IwXu6KBlioJEuLIHQz4iZ82BavemurU2CsqBg5b7dJtKjGghPCHt3XWi3AsT0f35Gik1Cz9OXCodZC6Ce3QZMyDkVsrECDe1lpMUWWIciJ2--YRHUzlIOk9ElwyUWoMzQRhkXO3yLHMWHe3lS4LRv5hGumw6ckg818mKnz_VWTAFp_W5nlEU4cFkXybLz0wsnA517lpKHEzLhyWYLR6Y_LibxqmF2M1XcCWueOaj6VFbMROXb-dKlTb2KsocHEHcdHG1pVk23jMl7wk153bzQpauByckCzMB7l1vvdfplVpeyuXysuOfxZZoFlrGs_nwMp2JKl5GLfJC343al_8AHQXo_A" id="48" name="Picture"/>
             <a:graphic>
               <a:graphicData uri="http://schemas.openxmlformats.org/drawingml/2006/picture">
                 <pic:pic>
                   <pic:nvPicPr>
-                    <pic:cNvPr descr="C:/Users/15919/Desktop/论文草稿/temp/manuscript_figures_cs5221u9/figure_000004.png" id="49" name="Picture"/>
+                    <pic:cNvPr descr="C:/Users/15919/Desktop/论文草稿/temp/manuscript_figures_p15xr07g/figure_000004.png" id="49" name="Picture"/>
                     <pic:cNvPicPr>
                       <a:picLocks noChangeArrowheads="1" noChangeAspect="1"/>
                     </pic:cNvPicPr>

--- a/supplementary.operation.docx
+++ b/supplementary.operation.docx
@@ -2,7 +2,7 @@
 <file path=word/document.xml><?xml version="1.0" encoding="utf-8"?>
 <w:document xmlns:w="http://schemas.openxmlformats.org/wordprocessingml/2006/main" xmlns:m="http://schemas.openxmlformats.org/officeDocument/2006/math" xmlns:r="http://schemas.openxmlformats.org/officeDocument/2006/relationships" xmlns:o="urn:schemas-microsoft-com:office:office" xmlns:v="urn:schemas-microsoft-com:vml" xmlns:w10="urn:schemas-microsoft-com:office:word" xmlns:a="http://schemas.openxmlformats.org/drawingml/2006/main" xmlns:pic="http://schemas.openxmlformats.org/drawingml/2006/picture" xmlns:wp="http://schemas.openxmlformats.org/drawingml/2006/wordprocessingDrawing">
   <w:body>
-    <w:bookmarkStart w:id="52" w:name="supplementary-information"/>
+    <w:bookmarkStart w:id="48" w:name="supplementary-information"/>
     <w:p>
       <w:pPr>
         <w:pStyle w:val="1"/>
@@ -317,12 +317,12 @@
           <wp:inline>
             <wp:extent cx="5120640" cy="5927466"/>
             <wp:effectExtent b="0" l="0" r="0" t="0"/>
-            <wp:docPr descr="Fig. 1 | Ligand-region detection by LigandSeek2-Find and LigandSeek. LigandSeek2-Find and the first-generation LigandSeek are compared using deposited (GT) or CryoAtom2-reconstructed (CA2) receptor structures. The left column shows all ligands (179 PDB entries, 2,502 instances); the right shows only small molecules (94 PDB entries, 821 instances)." title="MDPPTFIG_eJztWN2OGzUUfhUrElIrJZmZdJNtpqXSku1WSEuJ-nPFoMjxOBlrZ2xjO3-lXCOEyhXihhfgqg9AJfoylPYxOMee_Cy7iBU_qlK6UnZsn-PvHPvYn4_9ZUNTVzRS0nj9_YtXP_4SnYoplflDzs86o7kdbatJW2u3bDRJw3CryjnPsdcgzbLHlhubZUm3n_Sz7JjbM6d0lr15_vNvP3z95tk3r396mWUBPsuugC9pxRG79DKLqq25bW2rCWrlwuqSrkYLkYcBdNs9IVHCqHZCyVFFzdlMg-izxu1FqsmyKqVNFx9mjcI5nUaRZQWvqG0rzSUIJ8pU1EHVTKOFMrk2inFrhZxWZdSJ415UUSGzxh1EGxr_eehWJSeLdE5LwP24olM-COZRL1proO4Z5_o-XzrfvK2E8qmQ3G4kdW2RWk0Z2AcDJTSBhc5BnDXq6oNZiU105lRtrFbHnkLmoDYRxrrT0DWulUASPAtDCP_q8omSzkI_apkQ0OfVs-8ghr--ePnq-bfeLqfWHVlBL5MVR9Je7ORtBWA0Mfb1sS8Owoj9F5x_spnH5OZ6QE9C9-CewxD6QeJ4NKxDbuYcVE_EtE0S8pSE5dQyfAoRIDl3nGEsyHhFdhZe6wRnB2o7jW20E2LzNqblHwye7K3nl4bEFZz4ZduacskN9fHbahJqOGGq0vDNyQx3J8RZKysc1K_de3SdKEMGZqWOnKo6sBSYktaZGfPywVHnOoE2rh2ohfYZeNQmj8BuyScOwMtZJYkt1MISWpakJh5yLTnsk-HxR4RLZwS3TdJpduMOEYBPJVDF9VveeyOmhav7K1muiK0QplIlZ7BlAah_cB7nZifZQTm_FHGn3kFae89h7zSH0b3dxs299fwtU-d_so7GexuNJhly00JiPBaME8sUyPyZoCRvOdWCDxk-OHo8INQB04K0UCUQs5qQuH3Da8btbpvcNQbIfUyN9SxM-t0PgF4dmKGlJUCRnqYrTiWZGFWRJG7GcUzGSjk4EaiGA8LSSiNVA_QOU79n5v8jM7P93VF76_m7yMz53kajCYwMSbOrE29hIaVGaryQwC-EK3aT9ZCf_1k2vs7DIfu-gKS5Qca0ZMwdMHezNk3HkE8DgQODWg7nAjnsR71-dCPZpWlP8buZO54MncPooBdBoo3CP2TkTWR8jXfFOS9Xe8DyG-017b5n_H9zp_L93al76_m7yPiTvY1Gk3y6zbmhnQmL7zBIpFBB8oQUnG6T8HUOfmXCv0tZQbSCtBxavWGcDZ_h10S-ukWQVMmiEI4TJgwr6-uAKwQ7C_k9kI9gFOQho88FDU76dP-LGTVOALcaKqf8r0n-c2D5zaNxo5t04t5BvOz2O4cHvd7T21qwFH71GUCvdAbkhi4ukH-NAFh_BwO64ZPVBsZcCURNJnCpOlZsVsHkBiTDS_-8ZguhLa4PHKGcDwXD1YEVdn8-NCTnlqGVQRr5t_7IP_VH9Ut_tPvQHzleaRimnEEXod1oIqb4vjbSSXdp4sNpFBpGMf4lbS2nMBCRA_qNLpTw7R_Kw_UYITQbP7YuBQcpzuCpYmeWSDUoMMZHcPNbFJzmFtc84q0FPvKhETC3XXcMBNTowiSMS6FPRFmiRSz7_qFAU1jb3LECixPQeQBWvPxcZaMUncfDmoVzk4wXn6h89_Cl6XJiKvxC4MgyHLdktTl2fTuKMRlgKK-XK2gxVKtXba0cLoZbUA3H-D0OV18sgDYmd8EsnZ_aoLstrbVRLlVwPdoWaVrCLgWUfrfTDSiXamFc7vpkYadMU0dFuW7eLZeyni-rN3GB353GV78DOFj7mw" id="34" name="Picture"/>
+            <wp:docPr descr="Fig. 1 | Ligand-region detection by LigandSeek2-Find and LigandSeek. LigandSeek2-Find and the first-generation LigandSeek are compared using deposited (GT) or CryoAtom2-reconstructed (CA2) receptor structures. The left column shows all ligands (179 PDB entries, 2,502 instances); the right shows only small molecules (94 PDB entries, 821 instances)." title="MDPPTFIG_eJztWN2OGzUUfhUrElIrJZlJusk2aam0ZLsV0lKi_lwxKHI8TsZaj21s56-Ua4RQuULc8AJc9QGoRF-G0j4G59iTn2UXseJHVUpXyo7tc_ydYx_787G_rBnqi1qf1F5__-LVj78kp2JKVf6Q87P2aO5G22qraYxf1uqkZrnTcs5z7DXoZ9ljx63Lslan1-pl2TF3Z16bLHvz_Offfvj6zbNvXv_0MssifJZdAV_RkiO2DDKHqo25a2yrLdTKhTOSrkYLkccBdJpdoVDCqPFCq1FJ7dnMgOiz2u1F35BlKZXrLz7MaoX3pp8kjhW8pK6pDVcgnGhbUg9VO00W2ubGasadE2payqSdpt2kpEJltTuINrTh89CvJCeL_pxKwP24pFM-iOZRL1lroO4Z5-Y-X_rQvK3E8qlQ3G0kVW3Rd4YysA8GJDSBhfZBmtWq6oOZxCY687oyVqljT6FyUJsI6_xp7JpWSiCJnsUhxH9V-UQr76AfdUwI6PPq2XcQw19fvHz1_Ntgl1Pnj5ygl8mKI-Uudgq2IjCaGIf6OBQHccThC84_2cxj6-Z6QE9i9-iexxCGQeJ4DKxDbuccVE_EtEla5CmJy6lh-RQiQHLuOcNYkPGK7Cy8xgnODtR2GptoJ8bmbUzLPxg82VvPLw2JLzgJy7Yx5YpbGuK31STUcsJ0aeCbkxnuToiz0U54qF-79-g60ZYM7EofeV22YSkwrZy3Mxbkg6P2dQJt3HhQi-0z8KhJHoFdyScewOWsVMQVeuEIlZJUxEOutQ57ZHj8EeHKW8FdnbTrnbRNBOBTBVRx_Vbw3opp4av-WskVcSXClFpyBlsWgHoH53Futls7KOeXIu7UO0hr7znsneYwurfbuL63nr9l6vxP1tF4b6NRJ0NuG0iMx4Jx4pgGWTgTtOINrxvwIcMHR48HhHpgWpAWWgIx6wlJmzeCZtrsNMlda4Hcx9S6wMKk1_kA6NWDGSodAYoMNF1yqsjE6pK00nqapmSstYcTgRo4IBwtDVI1QO8w9Xtm_j8yM9vfHbW3nr-LzJzvbTTqwMiQNPsq8RYOUmqkxgsJ_EL4YjdZj_n5n2Xj6zwcsu8LSIZbZExHxtwDc9cr03QM-TQQODCo43AukMNe0u0lN1q7NB0ofjdzx5OhfZgcdBNItFH4h4y8joxv8K4453K1Byy_0V7T7nvG_zd3Kt_fnbq3nr-LjD_Z22jUyafbnBvamXD4DoNEChUkT0jB6TYJX-fgVyb8u5QVxGhIy6E1GMbZCBl-ReSrWwRJlSwK4TlhwjJZXQd8IdhZzO-BfASjII8ZfS5odDKk-1_MqPUCuNVSNeV_TfKfA8tvHo1rnVY77R6ky06vfXjQ7T69bQTrw686A-iVzoDc0sUF8q8QAOvvYEA3fLLawNgrgejJBC5Vx5rNSpjciGS5DM9rrhDG4frAEar5UDBcHVhh9-dDS3LuGFoZ9JPw1p-Ep_6keulPdh_6E89LA8NUM-gijB9NxBTf10aOd5SdL20SG0Yp_rWaRk1hICIH9BsdKOHbP5SH6zFCaDZ-bF2KDlKcwVPNzhxRelBgjI_g5rcoOM0drnnEWwtC5GMjYG677hiIqMmFSRhLYU6ElGgRy6F_LNA-rG3uWYHFCeg8ACtBfq6yUUrO42HNwblJxotPdL57-NL-cmJL_ELgyDIet2S1OXZDO4oxGWAor5YraDFUq1ZtpRwvhltQA8f4PQ5XXyyANiZ30Sydn7qouy2ttVGudHQ92RZpX8IuBZRep92JKJdqYVzuhmRhp0z7ngq5bt4tS1XNlzObuMDvTu2r3wHr1Pxa" id="34" name="Picture"/>
             <a:graphic>
               <a:graphicData uri="http://schemas.openxmlformats.org/drawingml/2006/picture">
                 <pic:pic>
                   <pic:nvPicPr>
-                    <pic:cNvPr descr="C:/Users/15919/Desktop/论文草稿/temp/manuscript_figures_p15xr07g/figure_000001.png" id="35" name="Picture"/>
+                    <pic:cNvPr descr="C:/Users/15919/Desktop/论文草稿/temp/manuscript_figures_se5nrvxr/figure_000001.png" id="35" name="Picture"/>
                     <pic:cNvPicPr>
                       <a:picLocks noChangeArrowheads="1" noChangeAspect="1"/>
                     </pic:cNvPicPr>
@@ -4187,7 +4187,7 @@
       </w:r>
     </w:p>
     <w:bookmarkEnd w:id="37"/>
-    <w:bookmarkStart w:id="51" w:name="X7447a9e5caf90b4ee554482f474f1df31125c00"/>
+    <w:bookmarkStart w:id="47" w:name="stage-3-end-to-end-top-k-success"/>
     <w:p>
       <w:pPr>
         <w:pStyle w:val="2"/>
@@ -4195,10 +4195,10 @@
         <w:ind w:firstLine="0"/>
       </w:pPr>
       <w:r>
-        <w:t xml:space="preserve">Stage 3: End-to-end ligand instance completion</w:t>
+        <w:t xml:space="preserve">Stage 3: End-to-end top-k success</w:t>
       </w:r>
     </w:p>
-    <w:bookmarkStart w:id="38" w:name="evaluation-protocol-completion"/>
+    <w:bookmarkStart w:id="38" w:name="evaluation-protocol-top-k-success"/>
     <w:p>
       <w:pPr>
         <w:pStyle w:val="3"/>
@@ -4206,7 +4206,7 @@
         <w:ind w:firstLine="0"/>
       </w:pPr>
       <w:r>
-        <w:t xml:space="preserve">Evaluation protocol (completion)</w:t>
+        <w:t xml:space="preserve">Evaluation protocol (top-k success)</w:t>
       </w:r>
     </w:p>
     <w:p>
@@ -4216,23 +4216,7 @@
         <w:ind w:firstLine="420"/>
       </w:pPr>
       <w:r>
-        <w:t xml:space="preserve">Top-k success measures whether an end-to-end pipeline successfully processes at least one ligand instance in a complex within a specified attempt budget. We extended this assessment with the ligand completion ratio, which measures the</w:t>
-      </w:r>
-      <w:r>
-        <w:t xml:space="preserve"> </w:t>
-      </w:r>
-      <w:r>
-        <w:rPr>
-          <w:b/>
-          <w:bCs/>
-        </w:rPr>
-        <w:t xml:space="preserve">proportion</w:t>
-      </w:r>
-      <w:r>
-        <w:t xml:space="preserve"> </w:t>
-      </w:r>
-      <w:r>
-        <w:t xml:space="preserve">of ligand instances processed successfully at a specified relative attempt budget.</w:t>
+        <w:t xml:space="preserve">Top-k success measures whether an end-to-end pipeline successfully processes at least one ligand instance in a complex within a specified attempt budget.</w:t>
       </w:r>
     </w:p>
     <w:p>
@@ -4242,244 +4226,21 @@
         <w:ind w:firstLine="420"/>
       </w:pPr>
       <w:r>
-        <w:t xml:space="preserve">For a PDB entry containing</w:t>
+        <w:t xml:space="preserve">Find ranks candidate ligand regions by descending mean probability, yielding Rank 1, Rank 2 and subsequent candidates. For each PDB entry, the pipeline examines these candidates in order for up to</w:t>
       </w:r>
       <w:r>
         <w:t xml:space="preserve"> </w:t>
       </w:r>
       <m:oMath>
         <m:r>
-          <m:t>N</m:t>
+          <m:t>K</m:t>
         </m:r>
       </m:oMath>
       <w:r>
         <w:t xml:space="preserve"> </w:t>
       </w:r>
       <w:r>
-        <w:t xml:space="preserve">ground-truth ligands, let</w:t>
-      </w:r>
-      <w:r>
-        <w:t xml:space="preserve"> </w:t>
-      </w:r>
-      <m:oMath>
-        <m:r>
-          <m:t>f</m:t>
-        </m:r>
-        <m:r>
-          <m:rPr>
-            <m:sty m:val="p"/>
-          </m:rPr>
-          <m:t>(</m:t>
-        </m:r>
-        <m:r>
-          <m:t>t</m:t>
-        </m:r>
-        <m:r>
-          <m:rPr>
-            <m:sty m:val="p"/>
-          </m:rPr>
-          <m:t>)</m:t>
-        </m:r>
-      </m:oMath>
-      <w:r>
-        <w:t xml:space="preserve"> </w:t>
-      </w:r>
-      <w:r>
-        <w:t xml:space="preserve">denote the number of ligand instances successfully processed within</w:t>
-      </w:r>
-      <w:r>
-        <w:t xml:space="preserve"> </w:t>
-      </w:r>
-      <m:oMath>
-        <m:r>
-          <m:t>t</m:t>
-        </m:r>
-      </m:oMath>
-      <w:r>
-        <w:t xml:space="preserve"> </w:t>
-      </w:r>
-      <w:r>
-        <w:t xml:space="preserve">charged attempts. Whereas top-k success uses the absolute number of charged attempts</w:t>
-      </w:r>
-      <w:r>
-        <w:t xml:space="preserve"> </w:t>
-      </w:r>
-      <m:oMath>
-        <m:r>
-          <m:t>t</m:t>
-        </m:r>
-      </m:oMath>
-      <w:r>
-        <w:t xml:space="preserve">, ligand completion ratio uses the relative attempt budget</w:t>
-      </w:r>
-      <w:r>
-        <w:t xml:space="preserve"> </w:t>
-      </w:r>
-      <m:oMath>
-        <m:r>
-          <m:t>ρ</m:t>
-        </m:r>
-        <m:r>
-          <m:rPr>
-            <m:sty m:val="p"/>
-          </m:rPr>
-          <m:t>=</m:t>
-        </m:r>
-        <m:f>
-          <m:fPr>
-            <m:type m:val="bar"/>
-          </m:fPr>
-          <m:num>
-            <m:r>
-              <m:t>t</m:t>
-            </m:r>
-          </m:num>
-          <m:den>
-            <m:r>
-              <m:t>N</m:t>
-            </m:r>
-          </m:den>
-        </m:f>
-      </m:oMath>
-      <w:r>
-        <w:t xml:space="preserve">. Correspondingly, the binary outcome indicating whether any ligand instance was successfully processed becomes the fraction of successfully processed ligands,</w:t>
-      </w:r>
-      <w:r>
-        <w:t xml:space="preserve"> </w:t>
-      </w:r>
-      <m:oMath>
-        <m:f>
-          <m:fPr>
-            <m:type m:val="bar"/>
-          </m:fPr>
-          <m:num>
-            <m:r>
-              <m:t>f</m:t>
-            </m:r>
-            <m:r>
-              <m:rPr>
-                <m:sty m:val="p"/>
-              </m:rPr>
-              <m:t>(</m:t>
-            </m:r>
-            <m:r>
-              <m:t>t</m:t>
-            </m:r>
-            <m:r>
-              <m:rPr>
-                <m:sty m:val="p"/>
-              </m:rPr>
-              <m:t>)</m:t>
-            </m:r>
-          </m:num>
-          <m:den>
-            <m:r>
-              <m:t>N</m:t>
-            </m:r>
-          </m:den>
-        </m:f>
-      </m:oMath>
-      <w:r>
-        <w:t xml:space="preserve">, at relative budget</w:t>
-      </w:r>
-      <w:r>
-        <w:t xml:space="preserve"> </w:t>
-      </w:r>
-      <m:oMath>
-        <m:r>
-          <m:t>ρ</m:t>
-        </m:r>
-      </m:oMath>
-      <w:r>
-        <w:t xml:space="preserve">. We report results for</w:t>
-      </w:r>
-      <w:r>
-        <w:t xml:space="preserve"> </w:t>
-      </w:r>
-      <m:oMath>
-        <m:r>
-          <m:t>ρ</m:t>
-        </m:r>
-        <m:r>
-          <m:rPr>
-            <m:sty m:val="p"/>
-          </m:rPr>
-          <m:t>∈</m:t>
-        </m:r>
-        <m:r>
-          <m:rPr>
-            <m:sty m:val="p"/>
-          </m:rPr>
-          <m:t>[</m:t>
-        </m:r>
-        <m:r>
-          <m:t>0</m:t>
-        </m:r>
-        <m:r>
-          <m:rPr>
-            <m:sty m:val="p"/>
-          </m:rPr>
-          <m:t>,</m:t>
-        </m:r>
-        <m:r>
-          <m:t>300</m:t>
-        </m:r>
-        <m:r>
-          <m:rPr>
-            <m:sty m:val="p"/>
-          </m:rPr>
-          <m:t>%</m:t>
-        </m:r>
-        <m:r>
-          <m:rPr>
-            <m:sty m:val="p"/>
-          </m:rPr>
-          <m:t>]</m:t>
-        </m:r>
-      </m:oMath>
-      <w:r>
-        <w:t xml:space="preserve"> </w:t>
-      </w:r>
-      <w:r>
-        <w:t xml:space="preserve">with rounding the actual attempt budget down to</w:t>
-      </w:r>
-      <w:r>
-        <w:t xml:space="preserve"> </w:t>
-      </w:r>
-      <m:oMath>
-        <m:r>
-          <m:rPr>
-            <m:sty m:val="p"/>
-          </m:rPr>
-          <m:t>⌊</m:t>
-        </m:r>
-        <m:r>
-          <m:t>ρ</m:t>
-        </m:r>
-        <m:sSub>
-          <m:e>
-            <m:r>
-              <m:t>N</m:t>
-            </m:r>
-          </m:e>
-          <m:sub>
-            <m:r>
-              <m:t>p</m:t>
-            </m:r>
-          </m:sub>
-        </m:sSub>
-        <m:r>
-          <m:rPr>
-            <m:sty m:val="p"/>
-          </m:rPr>
-          <m:t>⌋</m:t>
-        </m:r>
-      </m:oMath>
-      <w:r>
-        <w:t xml:space="preserve"> </w:t>
-      </w:r>
-      <w:r>
-        <w:t xml:space="preserve">charged attempts.</w:t>
+        <w:t xml:space="preserve">attempts. A PDB entry is classified as successful if any attempt within this budget succeeds.</w:t>
       </w:r>
     </w:p>
     <w:p>
@@ -4489,11 +4250,11 @@
         <w:ind w:firstLine="420"/>
       </w:pPr>
       <w:r>
-        <w:t xml:space="preserve">Like top-k success, ligand completion ratio evaluates two basic end-to-end capabilities of our pipeline. These comprise detection and identity matching across all ligand categories, and detection, identity matching and modelling of single-residue organic small molecules with no missing atoms. Both metrics use the same accounting rules and test sets for each task. The all-ligand test set contains 179 PDBs and 2,502 ligand instances; the small-molecule subset contains 77 PDBs and 446 instances. Each task was also evaluated with deposited receptors (GT) and CryoAtom2-reconstructed receptors (CA2).</w:t>
+        <w:t xml:space="preserve">Top-k success evaluates two basic end-to-end capabilities of our pipeline. These comprise detection and identity matching across all ligand categories, and detection, identity matching and modelling of single-residue organic small molecules with no missing atoms. Attempt-accounting rules are the same as those in the main text. The all-ligand test set contains 179 PDBs and 2,502 ligand instances; the small-molecule subset contains 77 PDBs and 446 instances. Each task was also evaluated with deposited receptors (GT) and CryoAtom2-reconstructed receptors (CA2).</w:t>
       </w:r>
     </w:p>
     <w:bookmarkEnd w:id="38"/>
-    <w:bookmarkStart w:id="42" w:name="Xbdcaae8a136983a9d1999feee734ec1bc4e6108"/>
+    <w:bookmarkStart w:id="42" w:name="X5f64bd45b404ca02f1e597fd6c2fd1f17bc94df"/>
     <w:p>
       <w:pPr>
         <w:pStyle w:val="3"/>
@@ -4501,58 +4262,7 @@
         <w:ind w:firstLine="0"/>
       </w:pPr>
       <w:r>
-        <w:t xml:space="preserve">Fair Find–correct Match–Build comparison with Emap2lig</w:t>
-      </w:r>
-    </w:p>
-    <w:p>
-      <w:pPr>
-        <w:pStyle w:val="FirstParagraph"/>
-        <w:spacing w:line="360" w:lineRule="auto" w:after="120"/>
-        <w:ind w:firstLine="420"/>
-      </w:pPr>
-      <w:r>
-        <w:t xml:space="preserve">To compare the combined detection and modelling capabilities directly, we supplied both LigandSeek and Emap2lig with the correct ligand SMILES</w:t>
-      </w:r>
-      <w:r>
-        <w:t xml:space="preserve"> </w:t>
-      </w:r>
-      <w:r>
-        <w:t xml:space="preserve">(</w:t>
-      </w:r>
-      <w:r>
-        <w:rPr>
-          <w:rStyle w:val="MDFIGREF_eJyrrk7LTC9KTbMqLi0o0E3LzEvRTc4vKkpNLtHNTSxJztBNKs3MSamtBQBErw_K"/>
-        </w:rPr>
-        <w:t xml:space="preserve">Fig. 2</w:t>
-      </w:r>
-      <w:r>
-        <w:t xml:space="preserve">).</w:t>
-      </w:r>
-      <w:r>
-        <w:t xml:space="preserve"> </w:t>
-      </w:r>
-      <w:r>
-        <w:t xml:space="preserve">We evaluated Find–correct Match–Build completion on the same 77 PDBs containing 446 single-residue organic small molecules with no missing atoms. LigandSeek used PocketXMol-tuned centre docking guided by predicted blob centroids, whereas Emap2lig used its native blob-guided Build model. Background candidates consumed one attempt, and out-of-scope foreground candidates were skipped without charge. Undetected instances remained in the full denominator throughout the completion analysis.</w:t>
-      </w:r>
-    </w:p>
-    <w:p>
-      <w:pPr>
-        <w:pStyle w:val="BodyText"/>
-        <w:spacing w:line="360" w:lineRule="auto" w:after="120"/>
-        <w:ind w:firstLine="420"/>
-      </w:pPr>
-      <w:r>
-        <w:t xml:space="preserve">For top-1 poses with RMSD &lt;3 Å, mean completion at a 100% budget was 63.2% for GT, 49.6% for CA2 and 38.2% for Emap2lig. Increasing the budget to 300% raised these values to 64.2%, 55.0% and 43.3%, respectively. Using best-of-50 poses at the same threshold, completion at a 100% budget reached 70.5%, 58.0% and 42.5%, respectively. At a 300% budget, the corresponding completion values were 71.5%, 66.3% and 50.0%, respectively. With correct identities supplied to both pipelines, LigandSeek completed more instances, demonstrating its combined advantage in localisation and pose reconstruction.</w:t>
-      </w:r>
-    </w:p>
-    <w:p>
-      <w:pPr>
-        <w:pStyle w:val="BodyText"/>
-        <w:spacing w:line="360" w:lineRule="auto" w:after="120"/>
-        <w:ind w:firstLine="420"/>
-      </w:pPr>
-      <w:r>
-        <w:t xml:space="preserve">The gap between best-of-50 and top-1 completion showed that some correct poses had been generated but were not ranked first. With either receptor input, the combination of LigandSeek-Find and PocketXMol-tuned recovered more small-molecule instances within the same attempt budget.</w:t>
+        <w:t xml:space="preserve">End-to-end region detection and identity matching across ligand categories</w:t>
       </w:r>
     </w:p>
     <w:p>
@@ -4566,14 +4276,14 @@
       <w:r>
         <w:drawing>
           <wp:inline>
-            <wp:extent cx="5029200" cy="6429509"/>
+            <wp:extent cx="5731510" cy="3018917"/>
             <wp:effectExtent b="0" l="0" r="0" t="0"/>
-            <wp:docPr descr="Fig. 2 | Find–Build completion of single-residue organic small molecules with no missing atoms, assuming correct ligand identities. Every panel contains the same 77 PDBs and 446 instances. a–d, Emap2lig. e–h, LigandSeek with CryoAtom2 receptors. i–l, LigandSeek with deposited receptors. Within each group, top and bottom rows show top-1 and best-of-50 poses; left and right columns require heavy-atom RMSD strictly &lt;2\,\mathrm{Å} and &lt;3\,\mathrm{Å}. Every blob corresponding to an eligible small molecule receives the correct SMILES. LigandSeek uses single-pass PocketXMol-tuned centre docking, whereas Emap2lig uses its native guiding blob. Background blobs are charged, and out-of-scope foreground blobs are skipped. Undetected and failed instances remain in the denominator. For N target instances per PDB, relative budget \rho allows \lfloor\rho N\rfloor charged attempts. Completion is the number of distinct successful instances divided by N. Green lines and circles show the PDB-equal mean, and blue lines and diamonds show the median. Grey points and violins show PDB distributions at 50\%, 100\%, 200\% and 300\% budgets." title="MDPPTFIG_eJztWl9vUzcU_ypWpO0pyU1DA2uASqWlaFKLKiq0SctUOb5OrhVf29i-ScOYxB7QxBh7GdrLvsAeJnjYE0MaD_sA-w5oBT7GzrFv0pR2wEAaC0ul9No-f3yOz8_3nDj-omKozyptUnl279HBj78lm0KltW3qWVa7UAiZHtz6-eDhLwcPHj59cK9ujN-vVEnFcqflkKcot97udK46bl2ns9RaWVrpdDa4G3htOp3n9399-sPXz-_efvbT404nTtDpvNYMiuYctbvCmFoPJZi2ljNfy4NkFyWRMRXOSDreG4k0-tGqt4RCCqPGC632cmoHhQHSZ5Vzo7Yh-7lUrj0636lk3pt2kjiW8Zy6ujZcAbGnLcwBXdtPRtqmxmrGnROqn8uk2WicTnIqVKeyitp2bHjs-rHkZNQeUgl6P85pn6_H6ZEvmXAg74Bzc5nv-yl3o2SZECZMW0JxN6WUvVHbGcrAFhCXMATyzWXQUHavFBKHaOF1qbVkR0lYRWDrCev8VhSdTA2UaGV0J_4r25taeQdy1DEhQObg7ncQ1D8fPT64fyfMy6nza07Qk2jZmnLHhcJcUTFO0Q39bmiuR4_DE4y_Pl2lpY8mDl2P4tE8j-EMTqI_BoDJ7ZAD66bo10mT3CAItyc3vw9QI0znRnKMC9E9gjGVvAZCIi04gYBTJRhxOZWS5FpyBssJvgufEaVJLgIKCPU6d1VCnSty7JfIJFKAfEpEypUXXnBXR0N9NPcdrOtbrB6ZW8svDrkdE0MVlxAY5WGrOuIzThy8UciZM2Rn44IjGKfl5dMEiJ4q2N51QgEkaZVczKlpSgQPh4GsSrZCVHc5H0QgrNuxXgMENAkEnRuvLQgL4JXHeVNutBOep7O8nwBFKMIpy0jf6sJUCbwtg0ld7UEzsXrkiMv0CAm1pUjiztd0r9ZqENDJ3Vkiec8HkhX9zIOzssjBV8uvFcJyknE6HNcQq-TK9u4Gcd4K5uV4biN7FJN5W0MOycq3ef5ab3Pd6wnGNzQrctiik3e5z9COPCoNRuRt58ckL-00wcwwFp4li1_9UPqzOODj8FSHX22ePPzk5u2TCP9kzt9vHdGQlMswz5GcJ8thu82t7XO0f04t9s_LIlknMct1pe7G6sMZrVKsRbyGlEA4JDDRhYr0aCkTspAY8pgQJ2XL7vbHWxd367PJq4AEM6mODNQ5ZEezAfefbmtZ84WCfMYAAJBkUhgHtioZZdzCkkzTZ1QhYA0V9TAl6RciGIg218kFygaY-zCxwQAkZFDGMmr7HHIwJjVdhHTnGOCQAAj5MXY3EMbwtE6uqpR78ATMQskeFRKa09QOXmPBDgPBbajONJRtkBhtnWxqu9jPL9vPfvXye7Bh5jfheNwSfgbMhlssYauAahl3VrdIgWVuPfyXYPzHVwscv8vCSUr4UjO35v_naqcn335zco30As7_5jX-RjPeWeygd2h5WR0R6j3PDaCKrB8eZolY0qki70J-0D2SCueFgurOFQxPL3uFnEkiqRiKFHR1F6cB_4Pqp04uWc4VwQPiePTFhGV4shnPmAA4UFHU-LWCwncFTlWswLuy4DMyqaA5fMmYEco5jKmgfUyMFrgEyDkUWuKpW2AEzQGMVnQLhCqwLGqVV4Cu1Xjbl_UH7wFsqwuYvBwmS40FThY4eTVOmguczHfptzh1fiXGTy0wPt8Yj6dYL_xkDv_NauXzKqlML3FUWo3mCmBg__Ryc6XVWLlxzgjWhk-JKfpamEotHR270FFqAF1vogPEfGH5VI19Y3DHkz0olTNhHK4ieqiGO4LhGmKHXR7uWJJyx3CW9XYSLuAk4f5NUl6_SWZv3yT4nRHcVAWICOP3eqIPxro9s9Tat40z_SQO7DXwr1k3qg-OiBS0Ly9BC6_jQHtn4iOEZmrHoUnRQIoruKXZwBGl1zOq-nzNWj3KOE0dIgP1TQjOcObjIOg8FJ2ZIGpNji1CVwqzKaTEGbEd5GODwu623LMMmz3guQKzBPqRzpQpOaoPe87ACndH2zqdvVBD2_s9m-MTAkf2z4crNGR8fnKVJowjGS_4MKSXcAUuhmwlakvmcNsnOVRqrPOXuM4JNoAbf5-J09Lhlou8h60JN9KVjqYnh03alorgNaeVVrMVtZzIhXG5GC4AzbRp21MhJ8OzbanK9XJmGhf4rFa-_AvK3Xzp" id="40" name="Picture"/>
+            <wp:docPr descr="Fig. 2 | End-to-end ligand-region detection and identity matching. The curves show the percentage of the 179 test PDB entries with successful predictions within an attempt budget of K=1–10. Find+Match curves require end-to-end correct region detection and ligand identity matching, whereas Find and Emap2lig-Find curves require only correct region detection. Find and Match denote LigandSeek-Find and LigandSeek-Match, respectively. GT denotes deposited receptor structures, and CA2 denotes CryoAtom2-reconstructed receptor structures." title="MDPPTFIG_eJzVVs1uGzcQfhVir7W0khLV8cIR4Mp2UNQuhCQ9dQuD5o60hHeXLMnVT5oCvQVBkV5S9NKi557yADXQvEtRx3mMzpArWaodIEgOhQ3YOxx-880PyfF8F2nu8ihh0eXP5xe__hUf9A4uz1---f23ttZuHm2xyIBVxRQyAg2TNP3KgrFp2u3vdHfSdB_smVM6Td---vPNL8_evnh--cfrNA1saXqdruIlEBX0oMWLojWWVdYquRM57QqunVTVScnNWa0R93W0O0s0m5dFZZPZ_TTKndNJHFuRQ8ltW2mocHOsDHLg0kzimTKZNkqAtbKalEXc63Q-jUsuqzQaENvI-M8jtyiAzZIpL5D385JPYBjcEy5eIgh7BqCPZAXW69dWs8RqLtAN8hSoQqLe3U4aNcuHdUEqXjvVcDZwssTEETaWxrqjYNppQLgTAgiRhj-NfKgqZ9GOWyEl2ly8-Anr_s_564tXP3q_wK3bs5LftJfvVfa6kfcViMnFqV-fenEYMvZfDP7Jqlzde8uEngTzEJ6jk_JJUj4a7w6YKSD0UE7arMeesgM8bqdagMkXcsJxZWCCNWcZOBBUfYZKJjOonHQL5q8GVqxNXlzw9T8U5SNSZ7c28sc5MFGjbJnN1Yw5XGswAo8GHwtTY6_pbu8wB9ax0f5nDLeMRPxMupzZWtArHNcFQ9ZM-uMNe5KOmXHnoNSOndbZBBwS3tpSbR5ymahj7KtN2yrfq22p8VgK2FeiLrGIy6blcoqjDKRu8MVuXHo3jSb8GfmPpdfShK999F4XwKOG4P5NBG7Q_Vjev394-Q7mzoY-bkpzu063zQ6xJ39yTL1o-SIMfFtLA3jjVw1NKGOwh7EbO1rodtcb2xab5WAwO-_DQw9KrnuIb3nNf_ypqli801P7iiQEi96UA3bknT8COGutAGs6j91CNquJZwrFos0ePG6sLX61stJBhhAB2inDrDO1cDWabHm24V5vBR-ahdpzquxhbxf44j30ZuPNtk7_8wbRNzgIrAaAqL99p9vvduZ3Ot17O93tp7taigR_m8fF3-txZYbPrg0DDQNyfQgHmlEGKxrzwa_cQMF9Z8yltnQxKcNqOpKCriUtxJfTkcHyWkFehknsh7DYz2BxM4LF6xNYTH0V06xqNJHanYzlhMp9YqFfmencxEFx0qGfXltXE0xEZsh-t4sSTWkoj5Y54tGs4rgKKQTIqYJHSpxZVqlhzqsJ7Bmj8FbzzNJjI77lhr9gQYmcV6ZrDgJrfK0Ip4XUh7IoyCPJ3j4IHBuSAbzDJI4R8xC9-P2NxQoUb_LRyuKwxU5nxypbn9h4Mh-bkr54cGweZjS2WM1qXk_bMHdM0H5zXRElCNbc2gaMKP9dkmqc_R6AKhkJiKY3Hdzy6ZEN2Ctpiab9SoXQ4yuRJ0XFaETe6ff6geVGFJ3LgZ8w12SeOC6LpXpdLqqmXlavzgV_B9H3_wIPtn1E" id="40" name="Picture"/>
             <a:graphic>
               <a:graphicData uri="http://schemas.openxmlformats.org/drawingml/2006/picture">
                 <pic:pic>
                   <pic:nvPicPr>
-                    <pic:cNvPr descr="C:/Users/15919/Desktop/论文草稿/temp/manuscript_figures_p15xr07g/figure_000002.png" id="41" name="Picture"/>
+                    <pic:cNvPr descr="C:/Users/15919/Desktop/论文草稿/temp/manuscript_figures_se5nrvxr/figure_000002.png" id="41" name="Picture"/>
                     <pic:cNvPicPr>
                       <a:picLocks noChangeArrowheads="1" noChangeAspect="1"/>
                     </pic:cNvPicPr>
@@ -4587,7 +4297,7 @@
                   <pic:spPr bwMode="auto">
                     <a:xfrm>
                       <a:off x="0" y="0"/>
-                      <a:ext cx="5029200" cy="6429509"/>
+                      <a:ext cx="5731510" cy="3018917"/>
                     </a:xfrm>
                     <a:prstGeom prst="rect">
                       <a:avLst/>
@@ -4609,7 +4319,6 @@
     <w:p>
       <w:pPr>
         <w:pStyle w:val="ImageCaption"/>
-        <w:keepNext w:val="0"/>
         <w:keepLines/>
         <w:spacing w:line="240" w:lineRule="auto"/>
         <w:ind w:firstLine="0"/>
@@ -4621,7 +4330,7 @@
           <w:bCs/>
           <w:sz w:val="18"/>
         </w:rPr>
-        <w:t xml:space="preserve">Fig. 2 | Find–Build completion of single-residue organic small molecules with no missing atoms, assuming correct ligand identities.</w:t>
+        <w:t xml:space="preserve">Fig. 2 | End-to-end ligand-region detection and identity matching.</w:t>
       </w:r>
       <w:r>
         <w:rPr>
@@ -4635,7 +4344,7 @@
           <w:rFonts w:ascii="华文仿宋" w:hAnsi="华文仿宋" w:eastAsia="华文仿宋"/>
           <w:sz w:val="18"/>
         </w:rPr>
-        <w:t xml:space="preserve">Every panel contains the same 77 PDBs and 446 instances. a–d, Emap2lig. e–h, LigandSeek with CryoAtom2 receptors. i–l, LigandSeek with deposited receptors. Within each group, top and bottom rows show top-1 and best-of-50 poses; left and right columns require heavy-atom RMSD strictly</w:t>
+        <w:t xml:space="preserve">The curves show the percentage of the 179 test PDB entries with successful predictions within an attempt budget of</w:t>
       </w:r>
       <w:r>
         <w:rPr>
@@ -4646,63 +4355,25 @@
       </w:r>
       <m:oMath>
         <m:r>
-          <m:rPr>
-            <m:sty m:val="p"/>
-          </m:rPr>
-          <m:t>&lt;</m:t>
-        </m:r>
-        <m:r>
-          <m:t>2</m:t>
-        </m:r>
-        <m:r>
-          <m:t> </m:t>
+          <m:t>K</m:t>
         </m:r>
         <m:r>
           <m:rPr>
             <m:sty m:val="p"/>
           </m:rPr>
-          <m:t>Å</m:t>
-        </m:r>
-      </m:oMath>
-      <w:r>
-        <w:rPr>
-          <w:rFonts w:ascii="华文仿宋" w:hAnsi="华文仿宋" w:eastAsia="华文仿宋"/>
-          <w:sz w:val="18"/>
-        </w:rPr>
-        <w:t xml:space="preserve"> </w:t>
-      </w:r>
-      <w:r>
-        <w:rPr>
-          <w:rFonts w:ascii="华文仿宋" w:hAnsi="华文仿宋" w:eastAsia="华文仿宋"/>
-          <w:sz w:val="18"/>
-        </w:rPr>
-        <w:t xml:space="preserve">and</w:t>
-      </w:r>
-      <w:r>
-        <w:rPr>
-          <w:rFonts w:ascii="华文仿宋" w:hAnsi="华文仿宋" w:eastAsia="华文仿宋"/>
-          <w:sz w:val="18"/>
-        </w:rPr>
-        <w:t xml:space="preserve"> </w:t>
-      </w:r>
-      <m:oMath>
-        <m:r>
-          <m:rPr>
-            <m:sty m:val="p"/>
-          </m:rPr>
-          <m:t>&lt;</m:t>
+          <m:t>=</m:t>
         </m:r>
         <m:r>
-          <m:t>3</m:t>
-        </m:r>
-        <m:r>
-          <m:t> </m:t>
+          <m:t>1</m:t>
         </m:r>
         <m:r>
           <m:rPr>
             <m:sty m:val="p"/>
           </m:rPr>
-          <m:t>Å</m:t>
+          <m:t>–</m:t>
+        </m:r>
+        <m:r>
+          <m:t>10</m:t>
         </m:r>
       </m:oMath>
       <w:r>
@@ -4710,237 +4381,102 @@
           <w:rFonts w:ascii="华文仿宋" w:hAnsi="华文仿宋" w:eastAsia="华文仿宋"/>
           <w:sz w:val="18"/>
         </w:rPr>
-        <w:t xml:space="preserve">. Every blob corresponding to an eligible small molecule receives the correct SMILES. LigandSeek uses single-pass PocketXMol-tuned centre docking, whereas Emap2lig uses its native guiding blob. Background blobs are charged, and out-of-scope foreground blobs are skipped. Undetected and failed instances remain in the denominator. For</w:t>
+        <w:t xml:space="preserve">. Find+Match curves require end-to-end correct region detection and ligand identity matching, whereas Find and Emap2lig-Find curves require only correct region detection. Find and Match denote LigandSeek-Find and LigandSeek-Match, respectively. GT denotes deposited receptor structures, and CA2 denotes CryoAtom2-reconstructed receptor structures.</w:t>
+      </w:r>
+    </w:p>
+    <w:p>
+      <w:pPr>
+        <w:pStyle w:val="BodyText"/>
+        <w:spacing w:line="360" w:lineRule="auto" w:after="120"/>
+        <w:ind w:firstLine="420"/>
+      </w:pPr>
+      <w:r>
+        <w:t xml:space="preserve">We first evaluated end-to-end ligand-region detection and identity matching in 179 independent test PDB entries</w:t>
+      </w:r>
+      <w:r>
+        <w:t xml:space="preserve"> </w:t>
+      </w:r>
+      <w:r>
+        <w:t xml:space="preserve">(</w:t>
       </w:r>
       <w:r>
         <w:rPr>
-          <w:rFonts w:ascii="华文仿宋" w:hAnsi="华文仿宋" w:eastAsia="华文仿宋"/>
-          <w:sz w:val="18"/>
+          <w:rStyle w:val="MDFIGREF_eJyrrk7LTC9KTbNKNUrVTczJ0U3LzEvRzU0sSc6orQUApM0LCA"/>
         </w:rPr>
+        <w:t xml:space="preserve">Fig. 2</w:t>
+      </w:r>
+      <w:r>
+        <w:t xml:space="preserve">).</w:t>
+      </w:r>
+      <w:r>
         <w:t xml:space="preserve"> </w:t>
+      </w:r>
+      <w:r>
+        <w:t xml:space="preserve">These entries contained coexisting ligand categories, including small molecules, ions and sugars. Under the strictest single-attempt condition (</w:t>
       </w:r>
       <m:oMath>
         <m:r>
-          <m:t>N</m:t>
-        </m:r>
-      </m:oMath>
-      <w:r>
-        <w:rPr>
-          <w:rFonts w:ascii="华文仿宋" w:hAnsi="华文仿宋" w:eastAsia="华文仿宋"/>
-          <w:sz w:val="18"/>
-        </w:rPr>
-        <w:t xml:space="preserve"> </w:t>
-      </w:r>
-      <w:r>
-        <w:rPr>
-          <w:rFonts w:ascii="华文仿宋" w:hAnsi="华文仿宋" w:eastAsia="华文仿宋"/>
-          <w:sz w:val="18"/>
-        </w:rPr>
-        <w:t xml:space="preserve">target instances per PDB, relative budget</w:t>
-      </w:r>
-      <w:r>
-        <w:rPr>
-          <w:rFonts w:ascii="华文仿宋" w:hAnsi="华文仿宋" w:eastAsia="华文仿宋"/>
-          <w:sz w:val="18"/>
-        </w:rPr>
-        <w:t xml:space="preserve"> </w:t>
-      </w:r>
-      <m:oMath>
-        <m:r>
-          <m:t>ρ</m:t>
-        </m:r>
-      </m:oMath>
-      <w:r>
-        <w:rPr>
-          <w:rFonts w:ascii="华文仿宋" w:hAnsi="华文仿宋" w:eastAsia="华文仿宋"/>
-          <w:sz w:val="18"/>
-        </w:rPr>
-        <w:t xml:space="preserve"> </w:t>
-      </w:r>
-      <w:r>
-        <w:rPr>
-          <w:rFonts w:ascii="华文仿宋" w:hAnsi="华文仿宋" w:eastAsia="华文仿宋"/>
-          <w:sz w:val="18"/>
-        </w:rPr>
-        <w:t xml:space="preserve">allows</w:t>
-      </w:r>
-      <w:r>
-        <w:rPr>
-          <w:rFonts w:ascii="华文仿宋" w:hAnsi="华文仿宋" w:eastAsia="华文仿宋"/>
-          <w:sz w:val="18"/>
-        </w:rPr>
-        <w:t xml:space="preserve"> </w:t>
-      </w:r>
-      <m:oMath>
-        <m:r>
-          <m:rPr>
-            <m:sty m:val="p"/>
-          </m:rPr>
-          <m:t>⌊</m:t>
-        </m:r>
-        <m:r>
-          <m:t>ρ</m:t>
-        </m:r>
-        <m:r>
-          <m:t>N</m:t>
+          <m:t>K</m:t>
         </m:r>
         <m:r>
           <m:rPr>
             <m:sty m:val="p"/>
           </m:rPr>
-          <m:t>⌋</m:t>
+          <m:t>=</m:t>
+        </m:r>
+        <m:r>
+          <m:t>1</m:t>
         </m:r>
       </m:oMath>
       <w:r>
-        <w:rPr>
-          <w:rFonts w:ascii="华文仿宋" w:hAnsi="华文仿宋" w:eastAsia="华文仿宋"/>
-          <w:sz w:val="18"/>
-        </w:rPr>
-        <w:t xml:space="preserve"> </w:t>
-      </w:r>
-      <w:r>
-        <w:rPr>
-          <w:rFonts w:ascii="华文仿宋" w:hAnsi="华文仿宋" w:eastAsia="华文仿宋"/>
-          <w:sz w:val="18"/>
-        </w:rPr>
-        <w:t xml:space="preserve">charged attempts. Completion is the number of distinct successful instances divided by</w:t>
-      </w:r>
-      <w:r>
-        <w:rPr>
-          <w:rFonts w:ascii="华文仿宋" w:hAnsi="华文仿宋" w:eastAsia="华文仿宋"/>
-          <w:sz w:val="18"/>
-        </w:rPr>
+        <w:t xml:space="preserve">), end-to-end region detection and identity matching succeeded in 120 entries (67.0%) with CryoAtom2-reconstructed receptors (CA2), while region detection alone succeeded in 134 entries (74.9%). With deposited receptors (GT), the corresponding counts were 142 (79.3%) for joint success and 148 (82.7%) for region detection alone. As the attempt budget increased to 10, end-to-end success rates rapidly plateaued at 87.7% with CA2 receptors and 92.2% with GT receptors. By comparison, Emap2lig-Find detected ligand regions but could not identify their chemical identities. It detected regions in only 71 entries (39.7%) at</w:t>
+      </w:r>
+      <w:r>
         <w:t xml:space="preserve"> </w:t>
       </w:r>
       <m:oMath>
         <m:r>
-          <m:t>N</m:t>
-        </m:r>
-      </m:oMath>
-      <w:r>
-        <w:rPr>
-          <w:rFonts w:ascii="华文仿宋" w:hAnsi="华文仿宋" w:eastAsia="华文仿宋"/>
-          <w:sz w:val="18"/>
-        </w:rPr>
-        <w:t xml:space="preserve">. Green lines and circles show the PDB-equal mean, and blue lines and diamonds show the median. Grey points and violins show PDB distributions at</w:t>
-      </w:r>
-      <w:r>
-        <w:rPr>
-          <w:rFonts w:ascii="华文仿宋" w:hAnsi="华文仿宋" w:eastAsia="华文仿宋"/>
-          <w:sz w:val="18"/>
-        </w:rPr>
-        <w:t xml:space="preserve"> </w:t>
-      </w:r>
-      <m:oMath>
-        <m:r>
-          <m:t>50</m:t>
+          <m:t>K</m:t>
         </m:r>
         <m:r>
           <m:rPr>
             <m:sty m:val="p"/>
           </m:rPr>
-          <m:t>%</m:t>
+          <m:t>=</m:t>
+        </m:r>
+        <m:r>
+          <m:t>1</m:t>
         </m:r>
       </m:oMath>
       <w:r>
-        <w:rPr>
-          <w:rFonts w:ascii="华文仿宋" w:hAnsi="华文仿宋" w:eastAsia="华文仿宋"/>
-          <w:sz w:val="18"/>
-        </w:rPr>
-        <w:t xml:space="preserve">,</w:t>
-      </w:r>
-      <w:r>
-        <w:rPr>
-          <w:rFonts w:ascii="华文仿宋" w:hAnsi="华文仿宋" w:eastAsia="华文仿宋"/>
-          <w:sz w:val="18"/>
-        </w:rPr>
+        <w:t xml:space="preserve"> </w:t>
+      </w:r>
+      <w:r>
+        <w:t xml:space="preserve">and 93 entries (52.0%) within</w:t>
+      </w:r>
+      <w:r>
         <w:t xml:space="preserve"> </w:t>
       </w:r>
       <m:oMath>
         <m:r>
-          <m:t>100</m:t>
+          <m:t>K</m:t>
         </m:r>
         <m:r>
           <m:rPr>
             <m:sty m:val="p"/>
           </m:rPr>
-          <m:t>%</m:t>
+          <m:t>≤</m:t>
+        </m:r>
+        <m:r>
+          <m:t>10</m:t>
         </m:r>
       </m:oMath>
       <w:r>
-        <w:rPr>
-          <w:rFonts w:ascii="华文仿宋" w:hAnsi="华文仿宋" w:eastAsia="华文仿宋"/>
-          <w:sz w:val="18"/>
-        </w:rPr>
-        <w:t xml:space="preserve">,</w:t>
-      </w:r>
-      <w:r>
-        <w:rPr>
-          <w:rFonts w:ascii="华文仿宋" w:hAnsi="华文仿宋" w:eastAsia="华文仿宋"/>
-          <w:sz w:val="18"/>
-        </w:rPr>
-        <w:t xml:space="preserve"> </w:t>
-      </w:r>
-      <m:oMath>
-        <m:r>
-          <m:t>200</m:t>
-        </m:r>
-        <m:r>
-          <m:rPr>
-            <m:sty m:val="p"/>
-          </m:rPr>
-          <m:t>%</m:t>
-        </m:r>
-      </m:oMath>
-      <w:r>
-        <w:rPr>
-          <w:rFonts w:ascii="华文仿宋" w:hAnsi="华文仿宋" w:eastAsia="华文仿宋"/>
-          <w:sz w:val="18"/>
-        </w:rPr>
-        <w:t xml:space="preserve"> </w:t>
-      </w:r>
-      <w:r>
-        <w:rPr>
-          <w:rFonts w:ascii="华文仿宋" w:hAnsi="华文仿宋" w:eastAsia="华文仿宋"/>
-          <w:sz w:val="18"/>
-        </w:rPr>
-        <w:t xml:space="preserve">and</w:t>
-      </w:r>
-      <w:r>
-        <w:rPr>
-          <w:rFonts w:ascii="华文仿宋" w:hAnsi="华文仿宋" w:eastAsia="华文仿宋"/>
-          <w:sz w:val="18"/>
-        </w:rPr>
-        <w:t xml:space="preserve"> </w:t>
-      </w:r>
-      <m:oMath>
-        <m:r>
-          <m:t>300</m:t>
-        </m:r>
-        <m:r>
-          <m:rPr>
-            <m:sty m:val="p"/>
-          </m:rPr>
-          <m:t>%</m:t>
-        </m:r>
-      </m:oMath>
-      <w:r>
-        <w:rPr>
-          <w:rFonts w:ascii="华文仿宋" w:hAnsi="华文仿宋" w:eastAsia="华文仿宋"/>
-          <w:sz w:val="18"/>
-        </w:rPr>
-        <w:t xml:space="preserve"> </w:t>
-      </w:r>
-      <w:r>
-        <w:rPr>
-          <w:rFonts w:ascii="华文仿宋" w:hAnsi="华文仿宋" w:eastAsia="华文仿宋"/>
-          <w:sz w:val="18"/>
-        </w:rPr>
-        <w:t xml:space="preserve">budgets.</w:t>
+        <w:t xml:space="preserve">.</w:t>
       </w:r>
     </w:p>
     <w:bookmarkEnd w:id="42"/>
-    <w:bookmarkStart w:id="46" w:name="X8b9bf2ea799954d7a0607b96c625e6fec49216c"/>
+    <w:bookmarkStart w:id="46" w:name="X6e1b63a4e35e6bf9431f623eff6c1e348a6971c"/>
     <w:p>
       <w:pPr>
         <w:pStyle w:val="3"/>
@@ -4948,53 +4484,7 @@
         <w:ind w:firstLine="0"/>
       </w:pPr>
       <w:r>
-        <w:t xml:space="preserve">Detection and identity matching across all ligand classes</w:t>
-      </w:r>
-    </w:p>
-    <w:p>
-      <w:pPr>
-        <w:pStyle w:val="FirstParagraph"/>
-        <w:spacing w:line="360" w:lineRule="auto" w:after="120"/>
-        <w:ind w:firstLine="420"/>
-      </w:pPr>
-      <w:r>
-        <w:t xml:space="preserve">For detection and identity matching across all ligand classes, increasing the relative attempt budget from 100% to 300% raised mean instance completion. Completion increased from 51.1% to 58.8% for CA2 and from 62.1% to 67.5% for</w:t>
-      </w:r>
-      <w:r>
-        <w:t xml:space="preserve"> </w:t>
-      </w:r>
-      <w:r>
-        <w:t xml:space="preserve">GT(</w:t>
-      </w:r>
-      <w:r>
-        <w:rPr>
-          <w:rStyle w:val="MDFIGREF_eJyrrk7LTC9KTbMqLi0o0E01StVNzs8tyEktyczP003MyamtBQDpjA1c"/>
-        </w:rPr>
-        <w:t xml:space="preserve">Fig. 3</w:t>
-      </w:r>
-      <w:r>
-        <w:t xml:space="preserve">).</w:t>
-      </w:r>
-      <w:r>
-        <w:t xml:space="preserve"> </w:t>
-      </w:r>
-      <w:r>
-        <w:t xml:space="preserve">The corresponding medians increased from 50.0% and 66.7% to 60.2% and 71.4%, respectively. A relative attempt budget of 100% has particular practical significance. This corresponds to a scenario in which ligand identities and numbers are known to the user and can constrain the end-to-end pipeline. Under these conditions, our pipeline recovered most of the ligand</w:t>
-      </w:r>
-      <w:r>
-        <w:t xml:space="preserve"> </w:t>
-      </w:r>
-      <w:r>
-        <w:t xml:space="preserve">instances(</w:t>
-      </w:r>
-      <w:r>
-        <w:rPr>
-          <w:rStyle w:val="MDFIGREF_eJyrrk7LTC9KTbMqLi0o0E01StVNzs8tyEktyczP003MyamtBQDpjA1c"/>
-        </w:rPr>
-        <w:t xml:space="preserve">Fig. 3</w:t>
-      </w:r>
-      <w:r>
-        <w:t xml:space="preserve">).</w:t>
+        <w:t xml:space="preserve">End-to-end reconstruction of all-atom small-molecule poses</w:t>
       </w:r>
     </w:p>
     <w:p>
@@ -5008,14 +4498,14 @@
       <w:r>
         <w:drawing>
           <wp:inline>
-            <wp:extent cx="5731510" cy="4375453"/>
+            <wp:extent cx="5731510" cy="3462407"/>
             <wp:effectExtent b="0" l="0" r="0" t="0"/>
-            <wp:docPr descr="Fig. 3 | End-to-end completion of ligand detection and identity matching across all ligand classes. a, Deposited receptors (GT). b, CryoAtom2-reconstructed receptors (CA2). Both conditions include 179 PDB entries and 2,502 ligand instances. At budget \rho, each PDB is allowed \lfloor \rho N \rfloor charged attempts, where N is the number of eligible ligand instances in that PDB. The ligand-instance completion ratio is the fraction of these N instances that are successfully detected and correctly matched. Green lines/circles and blue lines/diamonds show the PDB-equal mean and median, respectively. Grey points and violins show PDB distributions at 50%, 100%, 200% and 300% budgets." title="MDPPTFIG_eJztWM1uGzcQfhVCQIEWkLSSbNX1IjXgyE5QwAmMND11C4PijrSEd0mW5OonTQ899SdJ0UPRS4Eei578AAmQPELfoYiTPEZnuCtZTtIgTdC6LixgtcPhx5khZ8gdzhcNw33WiFnj6Y8Pjn9-GO32do-Pfnn88M7x0d0n3_xwfP_XtjF-1miyhgWn8wmkhB7ESfKJA-uSpNvf7G4myQ64Q69Nkjw7uv_kp6-f3fv26W-PkqQSmySvkKt4ASTTlca0oActoQuTg5datXieE0RwQ82DgtvD0iD408alaWzYrMiVi6cfJo3MexNHkRMZFNy1tQGFnSNtC-6xacfRVNvUWC3AOanGRR71Op33o4JLlTS2SNq-Da-P_TwHNo0nPEe5HxV8DINKPeGiBYKwhwBmTypwgb_SmsbOcIFqUE6OLBTUW-8kjbp5o8yJxUuva5k1nEZKlSJsJK3ze9XQTg3CnsqAytLqr6avaOUdjuNOSIljju99j154_ODR8dGdoBe489tO8pf1ZdvKvTgo6KoEk4phaA8DOahmHN5o_K3lcnU_WEzoVjW8Ms-Tp8IkaT4GIwnsBBB6RY7bbI3dZrsqbXndApz8ifuZHrFcjjkyU_AgAo9aMgXlpZ8z9K7IaJ25sNo5hvGyGCFy7hy4NpnhK2POYNXeYm3Y2Vr-j_ibn1tvNNkOGO2kh5RZEGC8to69e_Xme202bLKBnettr4teCzu1ct6W4jnoYLuH2MvaZxjiKpUUzY5JJfIyBdbd2GT7O5cZBraV4EKY95r9Tm8RzxKFcoXHV5ttezYs0zH4c7uap2O7iPU1_AzVx3nxWse5Ho2kgB0tygKXbHGY-4zsKCqhfuv3ry5FRdATWFGt6HytVZMBF1kIDhlOOD2F9MLzr_J8MKKIHX0hajtNMDPwqnDYr2Pkj7vfnQqSvwqeJf_6y9h_T-Od_0FYnvHn6S0sFxm3YzybufdQGO-abJqBhXM7n3_pML1-EbRnaDke_T4DpspiCJYSY8C8QA7xqvJ8foAUQrmnL0ab3cwWiNYCsZphW44vVgsfWS4WeTe23cWWuNgS_2HLTyI-hDu3wFwp6II_KvN8Xt8Z6aAPt0qLubjP6zsjpG121QIoRhdyFwlpRV6n3cO8hJqdSl5gru6Yy_Q07BHcVC34vOQ5K4BXt9ECEKaamOs7Q5fUCeTzIH3OjJa0gISaSI0ya0mUzKUSbwlyWFb3AJxAv_NOk3U79I_h9k4YtUZElew_d5WlQsBW47MmayyrIo3-xlq33-3M1tc2-uv9tduXjBQxPnXk89eK_NTy6QsVkloCynoTGTjMlxaWYuwbb0ELOQ8LlknjKFxohmqyLwUFCzXE9cm-Rd87QVoGcRTqVFEoU0V1lSpaLVJFlAXgNFWJQ6TxByM5RmPdgen2Z7azMY4qxkGHfmtto8Y4EZmi9PU-UlS_Qnp_MUd0zdKOE5MqAzmt4J4Wh44pPci4GsO2tRrzD5462gIkb9ERoqliosyToSsKKqnRC4swzKW5IvOcNBIdxlcEx4TUAm4BIkeIuYFaQv-pxhIUnZZHLWdwhYfTazpdLWPxeDayBb3RcWxWFa7YfFnACnzqhplngvrrcEWUIFgdtTUYUeG9EGqs81dBF4wIRNNurtTyyZ6rsCfUAk39SlemRyckj3PFqG642e_1KykvRZFfdkPZbYXmsecyX7BX6VzV6-XM0i_4bDW-_BMCzhRa" id="44" name="Picture"/>
+            <wp:docPr descr="Fig. 3 | End-to-end modelling of single-residue organic small molecules with no missing atoms. Curves show the percentage of the 77 test PDB entries with successful predictions within an attempt budget of K = 1–10. Find and Match denote LigandSeek-Find and LigandSeek-Match, respectively. GT and CA2 denote deposited and CryoAtom2-reconstructed receptor structures, respectively. a, Find+Match curves require end-to-end correct region detection and ligand identity matching, whereas Find and Emap2lig-Find curves require only correct region detection. b, c, Success rates for end-to-end pose reconstruction with PocketXMol-tuned using deposited (GT, b) and CryoAtom2-reconstructed (CA2, c) receptor structures across charged attempts K. Success requires RMSD below 2 Å or 3 Å. Solid lines denote top-1 poses selected by model score; dashed lines denote best-of-50 poses." title="MDPPTFIG_eJztWM1uGzcQfhVCpwSVtJJsxY2aGHBlOwhqF0KcAgW6hUFxR1rCXJIlufpJU6CXoCiK9JKilxY995QHaIDmkDcpmp_H6JBcyXLsFEFySBXU8Ip_Mx-HM8PhkF_XNHV5rUdqz3969PSXP5O9zt7zRw-e_fZrU2s3q9VJzYBVYgKZJ-r30vQzC8amabt7tX01TXfBnjil0_TFwz-e_fzdi_vfP__9cZpGtDQ9DydpAR4KOtCwBRWiobkGwSX4UUa140oeF9SclBrpvqhdm_Y0mRVC2t70elrLndO9JLEsh4LaptIgcXCkTEEdNs04mSqTaaMYWMvluBBJp9W6khSUy7S27dEGJhRHbi6ATHsTKhD3ZkHH0I_Te7pkQeFpTwD0AYpoQ_9Ka9qzmjKcBnH8GhCos9lKa1XzVil8Fy2dqjArcs_JZYZkI26sO4isrYoIR6IAUdL4U9X3lXQW-ahlnCPP0_s_ot7_fvT46cMfwrxArduxnF40lu9Ie54pzBWB_RTD0B6Gaj-uOJQo_J2lutofLhZ0J7JH8Zy3VFikX49G3wEzASTd5-Mm2SB3yZ7MGk41ABdfqAyE8MpTI-JtJaCBHDwrgaAhqeSMBBdBSgEMdYkL5y4nUpGCB-sS6lRhm14CF-V4Bwp7C7WQtZW8X2Jpic3VlLgciAbDQDrcRN6avmdriziwjgx2PyY4YvjCfLZkfnOOSkEQMOPM77k4xiWh-O8cFNqRYZmNwSHe2mrprH2LnjrEcFtFs-K1opkajTiDXcXKApW4iGUu93IUEdRtf3ItKcI0VU_8GYTCujkpKvF1kD70ReJBBXD9IgC33X5b3L--ffAK5NaZ_qRSzXpZt0n2fRCn-KHwLCcZSOWAHHAMXtkRwEljSbDSF2jrBHE0oO9PQMyb5MbtQNbf6SxQMtDKcgeRv2_mageDXQdDJMPt4kzJ_Bi2QDtlSOwpEfUl6Pdk87wf5yBdW2vUg7N_EB2dxehv4KuSG8DwvjzUmTLokg6HxhjV0YkdhPgenFiETUA4erjjPn54MDzG62Sag8HVnW6ovYLqDtLHHfTSfEqK-Stn-t_h_0sOP1xba9TXVvL30Y_Y2lqjTo5iwksMxYSYYHa3GjDxkAeycqb7WBbS5IFiJ-A-P1Si4UqJR30ZbjynacGlG7frZHj5X9ODS5hQ1Am7fFGeQCgzCsViOTVjn2bEtNuurabfSba9rqnr0injmWrJrcOjXTIEgRe6DnlyD6_geGF_cg8pleD-7JZIVOWmTulGO7guXgEBL-fe14bzeKUnFo9m-Ihk1ObwEuMQb4QNNWp0W5H77GHt3zy2a1_WSW35AFTrbm20u-3WbGPzSmeztXX3muash19lV_pads0MnZ57DKoQEOtNMJDN76IljHljBzMgaLgC51xbb0a_QjkZcOaN6Bvs08nAoAot87P0e0l4hEvCG1xSPcElqy9wid_JuExZIgvX7njEx37LH1voSjOZmSR2HLf830ZTyzEuhGeIvtnFmn-lw_pgsUY0zVKOU5GigNRr8ACDlSVS9XMqx7BjjMKMjmbWu6bHWwyEe0nsRMxT1pUJImpyTglDwfU-F8LP6OuBP1Yo3jwNYC7pqyOkuYWzhPEzjSVRchbPt6xGDQ-nh-jAKy92tDcbmcKXaDgyi290ZL58qwv9fhhmjjA_XrkrUjFPVnltRYxUoVyAamPdDVAF8RWk9vlsnJZODmykPa0tqP24VFH05LRKewJPDkS52u10I8qFVN4ue-GFcaVOe45yseherQtZ6cvqpV3w26598w_H_WZB" id="44" name="Picture"/>
             <a:graphic>
               <a:graphicData uri="http://schemas.openxmlformats.org/drawingml/2006/picture">
                 <pic:pic>
                   <pic:nvPicPr>
-                    <pic:cNvPr descr="C:/Users/15919/Desktop/论文草稿/temp/manuscript_figures_p15xr07g/figure_000003.png" id="45" name="Picture"/>
+                    <pic:cNvPr descr="C:/Users/15919/Desktop/论文草稿/temp/manuscript_figures_se5nrvxr/figure_000003.png" id="45" name="Picture"/>
                     <pic:cNvPicPr>
                       <a:picLocks noChangeArrowheads="1" noChangeAspect="1"/>
                     </pic:cNvPicPr>
@@ -5029,7 +4519,7 @@
                   <pic:spPr bwMode="auto">
                     <a:xfrm>
                       <a:off x="0" y="0"/>
-                      <a:ext cx="5731510" cy="4375453"/>
+                      <a:ext cx="5731510" cy="3462407"/>
                     </a:xfrm>
                     <a:prstGeom prst="rect">
                       <a:avLst/>
@@ -5062,7 +4552,58 @@
           <w:bCs/>
           <w:sz w:val="18"/>
         </w:rPr>
-        <w:t xml:space="preserve">Fig. 3 | End-to-end completion of ligand detection and identity matching across all ligand classes.</w:t>
+        <w:t xml:space="preserve">Fig. 3 | End-to-end modelling of single-residue organic small molecules with no missing atoms.</w:t>
+      </w:r>
+      <w:r>
+        <w:rPr>
+          <w:rFonts w:ascii="华文仿宋" w:hAnsi="华文仿宋" w:eastAsia="华文仿宋"/>
+          <w:sz w:val="18"/>
+        </w:rPr>
+        <w:t xml:space="preserve"> </w:t>
+      </w:r>
+      <w:r>
+        <w:rPr>
+          <w:rFonts w:ascii="华文仿宋" w:hAnsi="华文仿宋" w:eastAsia="华文仿宋"/>
+          <w:sz w:val="18"/>
+        </w:rPr>
+        <w:t xml:space="preserve">Curves show the percentage of the 77 test PDB entries with successful predictions within an attempt budget of</w:t>
+      </w:r>
+      <w:r>
+        <w:rPr>
+          <w:rFonts w:ascii="华文仿宋" w:hAnsi="华文仿宋" w:eastAsia="华文仿宋"/>
+          <w:sz w:val="18"/>
+        </w:rPr>
+        <w:t xml:space="preserve"> </w:t>
+      </w:r>
+      <m:oMath>
+        <m:r>
+          <m:t>K</m:t>
+        </m:r>
+        <m:r>
+          <m:rPr>
+            <m:sty m:val="p"/>
+          </m:rPr>
+          <m:t>=</m:t>
+        </m:r>
+        <m:r>
+          <m:t>1</m:t>
+        </m:r>
+        <m:r>
+          <m:rPr>
+            <m:sty m:val="p"/>
+          </m:rPr>
+          <m:t>–</m:t>
+        </m:r>
+        <m:r>
+          <m:t>10</m:t>
+        </m:r>
+      </m:oMath>
+      <w:r>
+        <w:rPr>
+          <w:rFonts w:ascii="华文仿宋" w:hAnsi="华文仿宋" w:eastAsia="华文仿宋"/>
+          <w:sz w:val="18"/>
+        </w:rPr>
+        <w:t xml:space="preserve">. Find and Match denote LigandSeek-Find and LigandSeek-Match, respectively. GT and CA2 denote deposited and CryoAtom2-reconstructed receptor structures, respectively.</w:t>
       </w:r>
       <w:r>
         <w:rPr>
@@ -5085,7 +4626,7 @@
           <w:rFonts w:ascii="华文仿宋" w:hAnsi="华文仿宋" w:eastAsia="华文仿宋"/>
           <w:sz w:val="18"/>
         </w:rPr>
-        <w:t xml:space="preserve">, Deposited receptors (GT). b, CryoAtom2-reconstructed receptors (CA2). Both conditions include 179 PDB entries and 2,502 ligand instances. At budget</w:t>
+        <w:t xml:space="preserve">, Find+Match curves require end-to-end correct region detection and ligand identity matching, whereas Find and Emap2lig-Find curves require only correct region detection.</w:t>
       </w:r>
       <w:r>
         <w:rPr>
@@ -5094,898 +4635,6 @@
         </w:rPr>
         <w:t xml:space="preserve"> </w:t>
       </w:r>
-      <m:oMath>
-        <m:r>
-          <m:t>ρ</m:t>
-        </m:r>
-      </m:oMath>
-      <w:r>
-        <w:rPr>
-          <w:rFonts w:ascii="华文仿宋" w:hAnsi="华文仿宋" w:eastAsia="华文仿宋"/>
-          <w:sz w:val="18"/>
-        </w:rPr>
-        <w:t xml:space="preserve">, each PDB is allowed</w:t>
-      </w:r>
-      <w:r>
-        <w:rPr>
-          <w:rFonts w:ascii="华文仿宋" w:hAnsi="华文仿宋" w:eastAsia="华文仿宋"/>
-          <w:sz w:val="18"/>
-        </w:rPr>
-        <w:t xml:space="preserve"> </w:t>
-      </w:r>
-      <m:oMath>
-        <m:r>
-          <m:rPr>
-            <m:sty m:val="p"/>
-          </m:rPr>
-          <m:t>⌊</m:t>
-        </m:r>
-        <m:r>
-          <m:t>ρ</m:t>
-        </m:r>
-        <m:r>
-          <m:t>N</m:t>
-        </m:r>
-        <m:r>
-          <m:rPr>
-            <m:sty m:val="p"/>
-          </m:rPr>
-          <m:t>⌋</m:t>
-        </m:r>
-      </m:oMath>
-      <w:r>
-        <w:rPr>
-          <w:rFonts w:ascii="华文仿宋" w:hAnsi="华文仿宋" w:eastAsia="华文仿宋"/>
-          <w:sz w:val="18"/>
-        </w:rPr>
-        <w:t xml:space="preserve"> </w:t>
-      </w:r>
-      <w:r>
-        <w:rPr>
-          <w:rFonts w:ascii="华文仿宋" w:hAnsi="华文仿宋" w:eastAsia="华文仿宋"/>
-          <w:sz w:val="18"/>
-        </w:rPr>
-        <w:t xml:space="preserve">charged attempts, where</w:t>
-      </w:r>
-      <w:r>
-        <w:rPr>
-          <w:rFonts w:ascii="华文仿宋" w:hAnsi="华文仿宋" w:eastAsia="华文仿宋"/>
-          <w:sz w:val="18"/>
-        </w:rPr>
-        <w:t xml:space="preserve"> </w:t>
-      </w:r>
-      <m:oMath>
-        <m:r>
-          <m:t>N</m:t>
-        </m:r>
-      </m:oMath>
-      <w:r>
-        <w:rPr>
-          <w:rFonts w:ascii="华文仿宋" w:hAnsi="华文仿宋" w:eastAsia="华文仿宋"/>
-          <w:sz w:val="18"/>
-        </w:rPr>
-        <w:t xml:space="preserve"> </w:t>
-      </w:r>
-      <w:r>
-        <w:rPr>
-          <w:rFonts w:ascii="华文仿宋" w:hAnsi="华文仿宋" w:eastAsia="华文仿宋"/>
-          <w:sz w:val="18"/>
-        </w:rPr>
-        <w:t xml:space="preserve">is the number of eligible ligand instances in that PDB. The ligand-instance completion ratio is the fraction of these</w:t>
-      </w:r>
-      <w:r>
-        <w:rPr>
-          <w:rFonts w:ascii="华文仿宋" w:hAnsi="华文仿宋" w:eastAsia="华文仿宋"/>
-          <w:sz w:val="18"/>
-        </w:rPr>
-        <w:t xml:space="preserve"> </w:t>
-      </w:r>
-      <m:oMath>
-        <m:r>
-          <m:t>N</m:t>
-        </m:r>
-      </m:oMath>
-      <w:r>
-        <w:rPr>
-          <w:rFonts w:ascii="华文仿宋" w:hAnsi="华文仿宋" w:eastAsia="华文仿宋"/>
-          <w:sz w:val="18"/>
-        </w:rPr>
-        <w:t xml:space="preserve"> </w:t>
-      </w:r>
-      <w:r>
-        <w:rPr>
-          <w:rFonts w:ascii="华文仿宋" w:hAnsi="华文仿宋" w:eastAsia="华文仿宋"/>
-          <w:sz w:val="18"/>
-        </w:rPr>
-        <w:t xml:space="preserve">instances that are successfully detected and correctly matched. Green lines/circles and blue lines/diamonds show the PDB-equal mean and median, respectively. Grey points and violins show PDB distributions at 50%, 100%, 200% and 300% budgets.</w:t>
-      </w:r>
-    </w:p>
-    <w:p>
-      <w:pPr>
-        <w:pStyle w:val="TableCaption"/>
-        <w:keepNext/>
-        <w:keepLines/>
-        <w:spacing w:line="240" w:lineRule="auto" w:after="120"/>
-        <w:ind w:firstLine="0"/>
-      </w:pPr>
-      <w:r>
-        <w:rPr>
-          <w:rFonts w:ascii="华文仿宋" w:hAnsi="华文仿宋" w:eastAsia="华文仿宋"/>
-          <w:sz w:val="18"/>
-        </w:rPr>
-        <w:t xml:space="preserve">Table 1 | All-ligand instance completion (%).</w:t>
-      </w:r>
-    </w:p>
-    <w:tbl>
-      <w:tblPr>
-        <w:tblW w:type="pct" w:w="5000"/>
-        <w:tblLayout w:type="fixed"/>
-        <w:tblCaption w:val="Table 1 | All-ligand instance completion (%)."/>
-        <w:tblDescription w:val="MDBOOKTABS_{&quot;headers&quot;:2,&quot;groups&quot;:[],&quot;widths&quot;:[0.16,0.21,0.21,0.21,0.21],&quot;outline&quot;:&quot;box&quot;,&quot;col-rules&quot;:&quot;1,3&quot;,&quot;pagination&quot;:&quot;rows&quot;}"/>
-        <w:tblBorders>
-          <w:top w:val="single" w:sz="6" w:color="000000"/>
-          <w:bottom w:val="single" w:sz="6" w:color="000000"/>
-          <w:left w:val="single" w:sz="6" w:color="000000"/>
-          <w:right w:val="single" w:sz="6" w:color="000000"/>
-          <w:insideH w:val="nil" w:sz="6" w:color="000000"/>
-          <w:insideV w:val="nil" w:sz="6" w:color="000000"/>
-        </w:tblBorders>
-      </w:tblPr>
-      <w:tblGrid>
-        <w:gridCol w:w="1444"/>
-        <w:gridCol w:w="1895"/>
-        <w:gridCol w:w="1895"/>
-        <w:gridCol w:w="1895"/>
-        <w:gridCol w:w="1895"/>
-      </w:tblGrid>
-      <w:tr>
-        <w:trPr>
-          <w:tblHeader w:val="on"/>
-          <w:cantSplit/>
-        </w:trPr>
-        <w:tc>
-          <w:tcPr>
-            <w:tcW w:type="dxa" w:w="1444"/>
-            <w:vMerge w:val="restart"/>
-            <w:vAlign w:val="center"/>
-            <w:noWrap/>
-            <w:tcMar>
-              <w:top w:w="30" w:type="dxa"/>
-              <w:bottom w:w="30" w:type="dxa"/>
-              <w:left w:w="45" w:type="dxa"/>
-              <w:right w:w="45" w:type="dxa"/>
-            </w:tcMar>
-            <w:tcBorders>
-              <w:right w:val="single" w:sz="4" w:color="000000"/>
-            </w:tcBorders>
-          </w:tcPr>
-          <w:p>
-            <w:pPr>
-              <w:pStyle w:val="Compact"/>
-              <w:keepNext w:val="0"/>
-              <w:keepLines w:val="0"/>
-              <w:pageBreakBefore w:val="0"/>
-              <w:spacing w:line="240" w:lineRule="auto" w:after="0" w:before="0"/>
-              <w:ind w:firstLine="0"/>
-              <w:jc w:val="left"/>
-            </w:pPr>
-            <w:r>
-              <w:rPr>
-                <w:rFonts w:ascii="Times New Roman" w:hAnsi="Times New Roman"/>
-                <w:b w:val="0"/>
-                <w:sz w:val="20"/>
-              </w:rPr>
-              <w:t xml:space="preserve">Receptor</w:t>
-            </w:r>
-          </w:p>
-        </w:tc>
-        <w:tc>
-          <w:tcPr>
-            <w:tcW w:type="dxa" w:w="3791"/>
-            <w:gridSpan w:val="2"/>
-            <w:vAlign w:val="center"/>
-            <w:noWrap/>
-            <w:tcMar>
-              <w:top w:w="30" w:type="dxa"/>
-              <w:bottom w:w="30" w:type="dxa"/>
-              <w:left w:w="45" w:type="dxa"/>
-              <w:right w:w="45" w:type="dxa"/>
-            </w:tcMar>
-            <w:tcBorders>
-              <w:right w:val="single" w:sz="4" w:color="000000"/>
-            </w:tcBorders>
-          </w:tcPr>
-          <w:p>
-            <w:pPr>
-              <w:pStyle w:val="Compact"/>
-              <w:keepNext w:val="0"/>
-              <w:keepLines w:val="0"/>
-              <w:pageBreakBefore w:val="0"/>
-              <w:spacing w:line="240" w:lineRule="auto" w:after="0" w:before="0"/>
-              <w:ind w:firstLine="0"/>
-              <w:jc w:val="center"/>
-            </w:pPr>
-            <w:r>
-              <w:rPr>
-                <w:rFonts w:ascii="Times New Roman" w:hAnsi="Times New Roman"/>
-                <w:b w:val="0"/>
-                <w:sz w:val="20"/>
-              </w:rPr>
-              <w:t xml:space="preserve">100%</w:t>
-            </w:r>
-          </w:p>
-        </w:tc>
-        <w:tc>
-          <w:tcPr>
-            <w:tcW w:type="dxa" w:w="3791"/>
-            <w:gridSpan w:val="2"/>
-            <w:vAlign w:val="center"/>
-            <w:noWrap/>
-            <w:tcMar>
-              <w:top w:w="30" w:type="dxa"/>
-              <w:bottom w:w="30" w:type="dxa"/>
-              <w:left w:w="45" w:type="dxa"/>
-              <w:right w:w="45" w:type="dxa"/>
-            </w:tcMar>
-          </w:tcPr>
-          <w:p>
-            <w:pPr>
-              <w:pStyle w:val="Compact"/>
-              <w:keepNext w:val="0"/>
-              <w:keepLines w:val="0"/>
-              <w:pageBreakBefore w:val="0"/>
-              <w:spacing w:line="240" w:lineRule="auto" w:after="0" w:before="0"/>
-              <w:ind w:firstLine="0"/>
-              <w:jc w:val="center"/>
-            </w:pPr>
-            <w:r>
-              <w:rPr>
-                <w:rFonts w:ascii="Times New Roman" w:hAnsi="Times New Roman"/>
-                <w:b w:val="0"/>
-                <w:sz w:val="20"/>
-              </w:rPr>
-              <w:t xml:space="preserve">300%</w:t>
-            </w:r>
-          </w:p>
-        </w:tc>
-      </w:tr>
-      <w:tr>
-        <w:trPr>
-          <w:tblHeader w:val="on"/>
-          <w:cantSplit/>
-        </w:trPr>
-        <w:tc>
-          <w:tcPr>
-            <w:tcW w:type="dxa" w:w="1444"/>
-            <w:gridSpan w:val="1"/>
-            <w:vMerge w:val="continue"/>
-            <w:vAlign w:val="center"/>
-            <w:noWrap/>
-            <w:tcMar>
-              <w:top w:w="30" w:type="dxa"/>
-              <w:bottom w:w="30" w:type="dxa"/>
-              <w:left w:w="45" w:type="dxa"/>
-              <w:right w:w="45" w:type="dxa"/>
-            </w:tcMar>
-            <w:tcBorders>
-              <w:bottom w:val="single" w:sz="4" w:color="000000"/>
-              <w:right w:val="single" w:sz="4" w:color="000000"/>
-            </w:tcBorders>
-          </w:tcPr>
-          <w:p>
-            <w:pPr>
-              <w:keepNext w:val="0"/>
-              <w:keepLines w:val="0"/>
-              <w:pageBreakBefore w:val="0"/>
-              <w:spacing w:line="240" w:lineRule="auto" w:before="0" w:after="0"/>
-              <w:ind w:firstLine="0"/>
-              <w:jc w:val="left"/>
-            </w:pPr>
-          </w:p>
-        </w:tc>
-        <w:tc>
-          <w:tcPr>
-            <w:tcW w:type="dxa" w:w="1895"/>
-            <w:vAlign w:val="center"/>
-            <w:noWrap/>
-            <w:tcMar>
-              <w:top w:w="30" w:type="dxa"/>
-              <w:bottom w:w="30" w:type="dxa"/>
-              <w:left w:w="45" w:type="dxa"/>
-              <w:right w:w="45" w:type="dxa"/>
-            </w:tcMar>
-            <w:tcBorders>
-              <w:bottom w:val="single" w:sz="4" w:color="000000"/>
-            </w:tcBorders>
-          </w:tcPr>
-          <w:p>
-            <w:pPr>
-              <w:pStyle w:val="Compact"/>
-              <w:keepNext w:val="0"/>
-              <w:keepLines w:val="0"/>
-              <w:pageBreakBefore w:val="0"/>
-              <w:spacing w:line="240" w:lineRule="auto" w:after="0" w:before="0"/>
-              <w:ind w:firstLine="0"/>
-              <w:jc w:val="center"/>
-            </w:pPr>
-            <w:r>
-              <w:rPr>
-                <w:rFonts w:ascii="Times New Roman" w:hAnsi="Times New Roman"/>
-                <w:b w:val="0"/>
-                <w:sz w:val="20"/>
-              </w:rPr>
-              <w:t xml:space="preserve">Mean</w:t>
-            </w:r>
-          </w:p>
-        </w:tc>
-        <w:tc>
-          <w:tcPr>
-            <w:tcW w:type="dxa" w:w="1895"/>
-            <w:vAlign w:val="center"/>
-            <w:noWrap/>
-            <w:tcMar>
-              <w:top w:w="30" w:type="dxa"/>
-              <w:bottom w:w="30" w:type="dxa"/>
-              <w:left w:w="45" w:type="dxa"/>
-              <w:right w:w="45" w:type="dxa"/>
-            </w:tcMar>
-            <w:tcBorders>
-              <w:bottom w:val="single" w:sz="4" w:color="000000"/>
-              <w:right w:val="single" w:sz="4" w:color="000000"/>
-            </w:tcBorders>
-          </w:tcPr>
-          <w:p>
-            <w:pPr>
-              <w:pStyle w:val="Compact"/>
-              <w:keepNext w:val="0"/>
-              <w:keepLines w:val="0"/>
-              <w:pageBreakBefore w:val="0"/>
-              <w:spacing w:line="240" w:lineRule="auto" w:after="0" w:before="0"/>
-              <w:ind w:firstLine="0"/>
-              <w:jc w:val="center"/>
-            </w:pPr>
-            <w:r>
-              <w:rPr>
-                <w:rFonts w:ascii="Times New Roman" w:hAnsi="Times New Roman"/>
-                <w:b w:val="0"/>
-                <w:sz w:val="20"/>
-              </w:rPr>
-              <w:t xml:space="preserve">Median</w:t>
-            </w:r>
-          </w:p>
-        </w:tc>
-        <w:tc>
-          <w:tcPr>
-            <w:tcW w:type="dxa" w:w="1895"/>
-            <w:vAlign w:val="center"/>
-            <w:noWrap/>
-            <w:tcMar>
-              <w:top w:w="30" w:type="dxa"/>
-              <w:bottom w:w="30" w:type="dxa"/>
-              <w:left w:w="45" w:type="dxa"/>
-              <w:right w:w="45" w:type="dxa"/>
-            </w:tcMar>
-            <w:tcBorders>
-              <w:bottom w:val="single" w:sz="4" w:color="000000"/>
-            </w:tcBorders>
-          </w:tcPr>
-          <w:p>
-            <w:pPr>
-              <w:pStyle w:val="Compact"/>
-              <w:keepNext w:val="0"/>
-              <w:keepLines w:val="0"/>
-              <w:pageBreakBefore w:val="0"/>
-              <w:spacing w:line="240" w:lineRule="auto" w:after="0" w:before="0"/>
-              <w:ind w:firstLine="0"/>
-              <w:jc w:val="center"/>
-            </w:pPr>
-            <w:r>
-              <w:rPr>
-                <w:rFonts w:ascii="Times New Roman" w:hAnsi="Times New Roman"/>
-                <w:b w:val="0"/>
-                <w:sz w:val="20"/>
-              </w:rPr>
-              <w:t xml:space="preserve">Mean</w:t>
-            </w:r>
-          </w:p>
-        </w:tc>
-        <w:tc>
-          <w:tcPr>
-            <w:tcW w:type="dxa" w:w="1895"/>
-            <w:vAlign w:val="center"/>
-            <w:noWrap/>
-            <w:tcMar>
-              <w:top w:w="30" w:type="dxa"/>
-              <w:bottom w:w="30" w:type="dxa"/>
-              <w:left w:w="45" w:type="dxa"/>
-              <w:right w:w="45" w:type="dxa"/>
-            </w:tcMar>
-            <w:tcBorders>
-              <w:bottom w:val="single" w:sz="4" w:color="000000"/>
-            </w:tcBorders>
-          </w:tcPr>
-          <w:p>
-            <w:pPr>
-              <w:pStyle w:val="Compact"/>
-              <w:keepNext w:val="0"/>
-              <w:keepLines w:val="0"/>
-              <w:pageBreakBefore w:val="0"/>
-              <w:spacing w:line="240" w:lineRule="auto" w:after="0" w:before="0"/>
-              <w:ind w:firstLine="0"/>
-              <w:jc w:val="center"/>
-            </w:pPr>
-            <w:r>
-              <w:rPr>
-                <w:rFonts w:ascii="Times New Roman" w:hAnsi="Times New Roman"/>
-                <w:b w:val="0"/>
-                <w:sz w:val="20"/>
-              </w:rPr>
-              <w:t xml:space="preserve">Median</w:t>
-            </w:r>
-          </w:p>
-        </w:tc>
-      </w:tr>
-      <w:tr>
-        <w:trPr>
-          <w:cantSplit/>
-        </w:trPr>
-        <w:tc>
-          <w:tcPr>
-            <w:tcW w:type="dxa" w:w="1444"/>
-            <w:vAlign w:val="center"/>
-            <w:noWrap/>
-            <w:tcMar>
-              <w:top w:w="30" w:type="dxa"/>
-              <w:bottom w:w="30" w:type="dxa"/>
-              <w:left w:w="45" w:type="dxa"/>
-              <w:right w:w="45" w:type="dxa"/>
-            </w:tcMar>
-            <w:tcBorders>
-              <w:right w:val="single" w:sz="4" w:color="000000"/>
-            </w:tcBorders>
-          </w:tcPr>
-          <w:p>
-            <w:pPr>
-              <w:pStyle w:val="Compact"/>
-              <w:keepNext w:val="0"/>
-              <w:keepLines w:val="0"/>
-              <w:pageBreakBefore w:val="0"/>
-              <w:spacing w:line="240" w:lineRule="auto" w:after="0" w:before="0"/>
-              <w:ind w:firstLine="0"/>
-              <w:jc w:val="left"/>
-            </w:pPr>
-            <w:r>
-              <w:rPr>
-                <w:rFonts w:ascii="Times New Roman" w:hAnsi="Times New Roman"/>
-                <w:sz w:val="20"/>
-              </w:rPr>
-              <w:t xml:space="preserve">GT</w:t>
-            </w:r>
-          </w:p>
-        </w:tc>
-        <w:tc>
-          <w:tcPr>
-            <w:tcW w:type="dxa" w:w="1895"/>
-            <w:vAlign w:val="center"/>
-            <w:noWrap/>
-            <w:tcMar>
-              <w:top w:w="30" w:type="dxa"/>
-              <w:bottom w:w="30" w:type="dxa"/>
-              <w:left w:w="45" w:type="dxa"/>
-              <w:right w:w="45" w:type="dxa"/>
-            </w:tcMar>
-          </w:tcPr>
-          <w:p>
-            <w:pPr>
-              <w:pStyle w:val="Compact"/>
-              <w:keepNext w:val="0"/>
-              <w:keepLines w:val="0"/>
-              <w:pageBreakBefore w:val="0"/>
-              <w:spacing w:line="240" w:lineRule="auto" w:after="0" w:before="0"/>
-              <w:ind w:firstLine="0"/>
-              <w:jc w:val="center"/>
-            </w:pPr>
-            <w:r>
-              <w:rPr>
-                <w:rFonts w:ascii="Times New Roman" w:hAnsi="Times New Roman"/>
-                <w:sz w:val="20"/>
-              </w:rPr>
-              <w:t xml:space="preserve">62.1</w:t>
-            </w:r>
-          </w:p>
-        </w:tc>
-        <w:tc>
-          <w:tcPr>
-            <w:tcW w:type="dxa" w:w="1895"/>
-            <w:vAlign w:val="center"/>
-            <w:noWrap/>
-            <w:tcMar>
-              <w:top w:w="30" w:type="dxa"/>
-              <w:bottom w:w="30" w:type="dxa"/>
-              <w:left w:w="45" w:type="dxa"/>
-              <w:right w:w="45" w:type="dxa"/>
-            </w:tcMar>
-            <w:tcBorders>
-              <w:right w:val="single" w:sz="4" w:color="000000"/>
-            </w:tcBorders>
-          </w:tcPr>
-          <w:p>
-            <w:pPr>
-              <w:pStyle w:val="Compact"/>
-              <w:keepNext w:val="0"/>
-              <w:keepLines w:val="0"/>
-              <w:pageBreakBefore w:val="0"/>
-              <w:spacing w:line="240" w:lineRule="auto" w:after="0" w:before="0"/>
-              <w:ind w:firstLine="0"/>
-              <w:jc w:val="center"/>
-            </w:pPr>
-            <w:r>
-              <w:rPr>
-                <w:rFonts w:ascii="Times New Roman" w:hAnsi="Times New Roman"/>
-                <w:sz w:val="20"/>
-              </w:rPr>
-              <w:t xml:space="preserve">66.7</w:t>
-            </w:r>
-          </w:p>
-        </w:tc>
-        <w:tc>
-          <w:tcPr>
-            <w:tcW w:type="dxa" w:w="1895"/>
-            <w:vAlign w:val="center"/>
-            <w:noWrap/>
-            <w:tcMar>
-              <w:top w:w="30" w:type="dxa"/>
-              <w:bottom w:w="30" w:type="dxa"/>
-              <w:left w:w="45" w:type="dxa"/>
-              <w:right w:w="45" w:type="dxa"/>
-            </w:tcMar>
-          </w:tcPr>
-          <w:p>
-            <w:pPr>
-              <w:pStyle w:val="Compact"/>
-              <w:keepNext w:val="0"/>
-              <w:keepLines w:val="0"/>
-              <w:pageBreakBefore w:val="0"/>
-              <w:spacing w:line="240" w:lineRule="auto" w:after="0" w:before="0"/>
-              <w:ind w:firstLine="0"/>
-              <w:jc w:val="center"/>
-            </w:pPr>
-            <w:r>
-              <w:rPr>
-                <w:rFonts w:ascii="Times New Roman" w:hAnsi="Times New Roman"/>
-                <w:sz w:val="20"/>
-              </w:rPr>
-              <w:t xml:space="preserve">67.5</w:t>
-            </w:r>
-          </w:p>
-        </w:tc>
-        <w:tc>
-          <w:tcPr>
-            <w:tcW w:type="dxa" w:w="1895"/>
-            <w:vAlign w:val="center"/>
-            <w:noWrap/>
-            <w:tcMar>
-              <w:top w:w="30" w:type="dxa"/>
-              <w:bottom w:w="30" w:type="dxa"/>
-              <w:left w:w="45" w:type="dxa"/>
-              <w:right w:w="45" w:type="dxa"/>
-            </w:tcMar>
-          </w:tcPr>
-          <w:p>
-            <w:pPr>
-              <w:pStyle w:val="Compact"/>
-              <w:keepNext w:val="0"/>
-              <w:keepLines w:val="0"/>
-              <w:pageBreakBefore w:val="0"/>
-              <w:spacing w:line="240" w:lineRule="auto" w:after="0" w:before="0"/>
-              <w:ind w:firstLine="0"/>
-              <w:jc w:val="center"/>
-            </w:pPr>
-            <w:r>
-              <w:rPr>
-                <w:rFonts w:ascii="Times New Roman" w:hAnsi="Times New Roman"/>
-                <w:sz w:val="20"/>
-              </w:rPr>
-              <w:t xml:space="preserve">71.4</w:t>
-            </w:r>
-          </w:p>
-        </w:tc>
-      </w:tr>
-      <w:tr>
-        <w:trPr>
-          <w:cantSplit/>
-        </w:trPr>
-        <w:tc>
-          <w:tcPr>
-            <w:tcW w:type="dxa" w:w="1444"/>
-            <w:vAlign w:val="center"/>
-            <w:noWrap/>
-            <w:tcMar>
-              <w:top w:w="30" w:type="dxa"/>
-              <w:bottom w:w="30" w:type="dxa"/>
-              <w:left w:w="45" w:type="dxa"/>
-              <w:right w:w="45" w:type="dxa"/>
-            </w:tcMar>
-            <w:tcBorders>
-              <w:right w:val="single" w:sz="4" w:color="000000"/>
-            </w:tcBorders>
-          </w:tcPr>
-          <w:p>
-            <w:pPr>
-              <w:pStyle w:val="Compact"/>
-              <w:keepNext w:val="0"/>
-              <w:keepLines w:val="0"/>
-              <w:pageBreakBefore w:val="0"/>
-              <w:spacing w:line="240" w:lineRule="auto" w:after="0" w:before="0"/>
-              <w:ind w:firstLine="0"/>
-              <w:jc w:val="left"/>
-            </w:pPr>
-            <w:r>
-              <w:rPr>
-                <w:rFonts w:ascii="Times New Roman" w:hAnsi="Times New Roman"/>
-                <w:sz w:val="20"/>
-              </w:rPr>
-              <w:t xml:space="preserve">CA2</w:t>
-            </w:r>
-          </w:p>
-        </w:tc>
-        <w:tc>
-          <w:tcPr>
-            <w:tcW w:type="dxa" w:w="1895"/>
-            <w:vAlign w:val="center"/>
-            <w:noWrap/>
-            <w:tcMar>
-              <w:top w:w="30" w:type="dxa"/>
-              <w:bottom w:w="30" w:type="dxa"/>
-              <w:left w:w="45" w:type="dxa"/>
-              <w:right w:w="45" w:type="dxa"/>
-            </w:tcMar>
-          </w:tcPr>
-          <w:p>
-            <w:pPr>
-              <w:pStyle w:val="Compact"/>
-              <w:keepNext w:val="0"/>
-              <w:keepLines w:val="0"/>
-              <w:pageBreakBefore w:val="0"/>
-              <w:spacing w:line="240" w:lineRule="auto" w:after="0" w:before="0"/>
-              <w:ind w:firstLine="0"/>
-              <w:jc w:val="center"/>
-            </w:pPr>
-            <w:r>
-              <w:rPr>
-                <w:rFonts w:ascii="Times New Roman" w:hAnsi="Times New Roman"/>
-                <w:sz w:val="20"/>
-              </w:rPr>
-              <w:t xml:space="preserve">51.1</w:t>
-            </w:r>
-          </w:p>
-        </w:tc>
-        <w:tc>
-          <w:tcPr>
-            <w:tcW w:type="dxa" w:w="1895"/>
-            <w:vAlign w:val="center"/>
-            <w:noWrap/>
-            <w:tcMar>
-              <w:top w:w="30" w:type="dxa"/>
-              <w:bottom w:w="30" w:type="dxa"/>
-              <w:left w:w="45" w:type="dxa"/>
-              <w:right w:w="45" w:type="dxa"/>
-            </w:tcMar>
-            <w:tcBorders>
-              <w:right w:val="single" w:sz="4" w:color="000000"/>
-            </w:tcBorders>
-          </w:tcPr>
-          <w:p>
-            <w:pPr>
-              <w:pStyle w:val="Compact"/>
-              <w:keepNext w:val="0"/>
-              <w:keepLines w:val="0"/>
-              <w:pageBreakBefore w:val="0"/>
-              <w:spacing w:line="240" w:lineRule="auto" w:after="0" w:before="0"/>
-              <w:ind w:firstLine="0"/>
-              <w:jc w:val="center"/>
-            </w:pPr>
-            <w:r>
-              <w:rPr>
-                <w:rFonts w:ascii="Times New Roman" w:hAnsi="Times New Roman"/>
-                <w:sz w:val="20"/>
-              </w:rPr>
-              <w:t xml:space="preserve">50.0</w:t>
-            </w:r>
-          </w:p>
-        </w:tc>
-        <w:tc>
-          <w:tcPr>
-            <w:tcW w:type="dxa" w:w="1895"/>
-            <w:vAlign w:val="center"/>
-            <w:noWrap/>
-            <w:tcMar>
-              <w:top w:w="30" w:type="dxa"/>
-              <w:bottom w:w="30" w:type="dxa"/>
-              <w:left w:w="45" w:type="dxa"/>
-              <w:right w:w="45" w:type="dxa"/>
-            </w:tcMar>
-          </w:tcPr>
-          <w:p>
-            <w:pPr>
-              <w:pStyle w:val="Compact"/>
-              <w:keepNext w:val="0"/>
-              <w:keepLines w:val="0"/>
-              <w:pageBreakBefore w:val="0"/>
-              <w:spacing w:line="240" w:lineRule="auto" w:after="0" w:before="0"/>
-              <w:ind w:firstLine="0"/>
-              <w:jc w:val="center"/>
-            </w:pPr>
-            <w:r>
-              <w:rPr>
-                <w:rFonts w:ascii="Times New Roman" w:hAnsi="Times New Roman"/>
-                <w:sz w:val="20"/>
-              </w:rPr>
-              <w:t xml:space="preserve">58.8</w:t>
-            </w:r>
-          </w:p>
-        </w:tc>
-        <w:tc>
-          <w:tcPr>
-            <w:tcW w:type="dxa" w:w="1895"/>
-            <w:vAlign w:val="center"/>
-            <w:noWrap/>
-            <w:tcMar>
-              <w:top w:w="30" w:type="dxa"/>
-              <w:bottom w:w="30" w:type="dxa"/>
-              <w:left w:w="45" w:type="dxa"/>
-              <w:right w:w="45" w:type="dxa"/>
-            </w:tcMar>
-          </w:tcPr>
-          <w:p>
-            <w:pPr>
-              <w:pStyle w:val="Compact"/>
-              <w:keepNext w:val="0"/>
-              <w:keepLines w:val="0"/>
-              <w:pageBreakBefore w:val="0"/>
-              <w:spacing w:line="240" w:lineRule="auto" w:after="0" w:before="0"/>
-              <w:ind w:firstLine="0"/>
-              <w:jc w:val="center"/>
-            </w:pPr>
-            <w:r>
-              <w:rPr>
-                <w:rFonts w:ascii="Times New Roman" w:hAnsi="Times New Roman"/>
-                <w:sz w:val="20"/>
-              </w:rPr>
-              <w:t xml:space="preserve">60.2</w:t>
-            </w:r>
-          </w:p>
-        </w:tc>
-      </w:tr>
-    </w:tbl>
-    <w:p>
-      <w:pPr>
-        <w:pStyle w:val="MDTableNote"/>
-        <w:keepNext w:val="0"/>
-        <w:keepLines/>
-        <w:pageBreakBefore w:val="0"/>
-        <w:spacing w:line="240" w:lineRule="auto" w:before="80" w:after="120"/>
-        <w:ind w:firstLine="0"/>
-      </w:pPr>
-      <w:r>
-        <w:rPr>
-          <w:rFonts w:ascii="Times New Roman" w:hAnsi="Times New Roman"/>
-          <w:sz w:val="18"/>
-        </w:rPr>
-        <w:t xml:space="preserve">Means are PDB-equal macro means; medians were calculated across the same 179 PDBs.</w:t>
-      </w:r>
-    </w:p>
-    <w:bookmarkEnd w:id="46"/>
-    <w:bookmarkStart w:id="50" w:name="Xbc527d2baf04e5fbd153d8c9fd2910acde48dc6"/>
-    <w:p>
-      <w:pPr>
-        <w:pStyle w:val="3"/>
-        <w:keepNext/>
-        <w:ind w:firstLine="0"/>
-      </w:pPr>
-      <w:r>
-        <w:t xml:space="preserve">Modelling organic small molecules with one residue and no missing atoms</w:t>
-      </w:r>
-    </w:p>
-    <w:p>
-      <w:pPr>
-        <w:pStyle w:val="FirstParagraph"/>
-        <w:spacing w:line="360" w:lineRule="auto" w:after="120"/>
-        <w:ind w:firstLine="420"/>
-      </w:pPr>
-      <w:r>
-        <w:t xml:space="preserve">Successful processing of a small-molecule instance requires successful detection by Find, correct identity assignment by Match and a PocketXMol-tuned pose with a heavy-atom RMSD below the specified threshold. We report results under eight combinations of the following test conditions. These combine GT or CA2 receptors, top-1 or best-of-50 poses, and heavy-atom RMSD thresholds of &lt;2 Å or &lt;3 Å.</w:t>
-      </w:r>
-    </w:p>
-    <w:p>
-      <w:pPr>
-        <w:pStyle w:val="BodyText"/>
-        <w:spacing w:line="360" w:lineRule="auto" w:after="120"/>
-        <w:ind w:firstLine="420"/>
-      </w:pPr>
-      <w:r>
-        <w:t xml:space="preserve">For top-1 poses with RMSD &lt;3 Å, mean completion for CA2 was 47.7% and 53.0% at 100% and 300% budgets, respectively. The corresponding GT values were 60.1% and 61.1%</w:t>
-      </w:r>
-      <w:r>
-        <w:t xml:space="preserve"> </w:t>
-      </w:r>
-      <w:r>
-        <w:t xml:space="preserve">(</w:t>
-      </w:r>
-      <w:r>
-        <w:rPr>
-          <w:rStyle w:val="MDFIGREF_eJyrrk7LTC9KTbMqLi0o0E01StVNzs8tyEktyczP0y3OTczJqa0FAAWgDjw"/>
-        </w:rPr>
-        <w:t xml:space="preserve">Fig. 4</w:t>
-      </w:r>
-      <w:r>
-        <w:t xml:space="preserve">).</w:t>
-      </w:r>
-      <w:r>
-        <w:t xml:space="preserve"> </w:t>
-      </w:r>
-      <w:r>
-        <w:t xml:space="preserve">For best-of-50 poses, mean completion was 54.7% and 62.8% for CA2, and 66.0% and 66.9% for GT, respectively. The gap between best pose and top-1 pose shows that many correct poses had already been generated but were not ranked first.</w:t>
-      </w:r>
-    </w:p>
-    <w:p>
-      <w:pPr>
-        <w:pStyle w:val="CaptionedFigure"/>
-        <w:keepNext/>
-        <w:spacing w:line="240" w:lineRule="auto" w:before="0" w:after="0"/>
-        <w:ind w:firstLine="0"/>
-        <w:jc w:val="center"/>
-      </w:pPr>
-      <w:r>
-        <w:drawing>
-          <wp:inline>
-            <wp:extent cx="5731510" cy="4906519"/>
-            <wp:effectExtent b="0" l="0" r="0" t="0"/>
-            <wp:docPr descr="Fig. 4 | End-to-end completion of single-residue organic small molecules with no missing atoms. GT, deposited receptors (left); CA2, CryoAtom2-reconstructed receptors (right). a,b, top-1 RMSD &lt; 2 Å; c,d, top-1 RMSD &lt; 3 Å; e,f, best-of-50 RMSD &lt; 2 Å; g,h, best-of-50 RMSD &lt; 3 Å. LigandSeek Find–Match–Build pipeline was evaluated on 77 PDB entries comprising 446 ligand instances, using PocketXMol-tuned for pose reconstruction. For N eligible instances in each PDB entry, budget \rho allows \lfloor \rho N \rfloor charged attempts. The completion ratio is the number of successful instances divided by N. Green lines/circles and blue lines/diamonds show the PDB-equal mean and median, respectively; grey points and violins show the distributions at 50%, 100%, 200% and 300% budgets." title="MDPPTFIG_eJztWN2KGzcUfpWDIaUB22M7drY7SRc2-xMKu8EkKRQ6ZZFnjj1iZyRV0vgnTaG9KP1JUgotvSn0svRqHyCB5KIP0HcI2SSP0SPN2OvNJiWk0GCIwdaRdP50zif5SF_UFLNpLYTas18eHP_2MNjp7Bwf_f7k4Z3jo7tPv_vp-P4fTaXstFaHmkYjszEmjnsrjKKPDWoTRe3eens9irbRHFqpouj50f2nv377_N73z_58FEWl2ij6F72C5eh0mkKpBnawEctcZWi5FA2TsyxzTDFTbuAgZ_qwUMT-ae3yJFQwzTNhwsmHUS21VoVBYOIUc2aaUqGgyaHUObPU1aNgInWitIzRGC5GeRZ0Wq2LQc64iGobTltf--aGnWUIk3DMMtL7Uc5GuFWad3zBnMPxHiKqPS7Q-PGl3iQ0isVkhvRkNESKOt1WVKu614vMDbHCykpnxe4kuUiIbci1sXulaKtiopnSgdLT8qeid6WwhuSYiTknmeN7P1Ienjx4dHx0x9tFZuym4exlc-mmMGeFvK1SsTMx8P2BJ7fKFfuWnL-1CFf7g_mCbpXipXvWZcov0q1HEZZQj5FYd_moCV24DTsiaVjZQFr8CQBADsElK8MGifCkQKBMMsFj8NCAXGYYUzBp5dymICTk3KcXmJW5aToXbOnIW4jYf4gLrKznV2_WIUElDbeYgMYYlZXawPsZDu35S7C12anDlp7JTcpQh_IaS2GsLuIX2DUfpfZ8E1h9UAc6WhptuL5_Yxvey-wl6MBf31yCuJ6cnbrgp7A-rMMAjW3IYaPXOiM6qqevmHfyTdjjBLPkBuIh7NK2e_zVz_vMxim1VwqeJaC4QreTYcIMIEWqYM5_guzaGvS3rwAKqznh0oFZcw_JbvciZF4vcFoyE3QU1aHwc30ZH6L9ZF9mDVsI0kQnF1AQEZYCRDuiCbtSryw2TqM6DyUFNa0O8fy1DnE5HPIYt2Vc5BTh-RFuU-dHXiq1G9cuB7k340eCys4qh2qVPKd9MeID-gtdgJwoQBani40xo71XJCO0K7vI_wnJf3_9Dspv0XMqMeTErKz7_wtIvRN5aOwM8spP5d30YyVy-xWcH9_94RSeX4XzV5zkb2Txzrsd9BY9j1OmR1TOMGsxV4QquJnicoWvGTXADVgaF0U-QO2r_iJ2F7VhkS39jSR8zBNSNpitbDzeVUCvHaomXNWIAlyZbYKY69jd81z1PMjoIlgOJ5zlUiQGTConHkNUYzTw84LR5RCZ8Pw5EpuoUyltFFIZPcZsRlcAjTMqsbkLgeMac0k6lzQlnMpuPigcTonFQq91rg7tlvulsJ_zUhccURYzL1w33UV9o_ZZHWqLV4tab-1Cu9duTbvrrYu99vrty4rHIX0rBLDXQkCi2eTMC0algXS9iQ4Ss4XGhRr9xlDUmDEfsJQr4xLuVijGfR67dLtOfG3c13RFNLGzshUG_iUp8A9JQfWOFCw_IwXu6KBlioJEuLIHQz4iZ82BavemurU2CsqBg5b7dJtKjGghPCHt3XWi3AsT0f35Gik1Cz9OXCodZC6Ce3QZMyDkVsrECDe1lpMUWWIciJ2--YRHUzlIOk9ElwyUWoMzQRhkXO3yLHMWHe3lS4LRv5hGumw6ckg818mKnz_VWTAFp_W5nlEU4cFkXybLz0wsnA517lpKHEzLhyWYLR6Y_LibxqmF2M1XcCWueOaj6VFbMROXb-dKlTb2KsocHEHcdHG1pVk23jMl7wk153bzQpauByckCzMB7l1vvdfplVpeyuXysuOfxZZoFlrGs_nwMp2JKl5GLfJC343al_8AHQXo_A" id="48" name="Picture"/>
-            <a:graphic>
-              <a:graphicData uri="http://schemas.openxmlformats.org/drawingml/2006/picture">
-                <pic:pic>
-                  <pic:nvPicPr>
-                    <pic:cNvPr descr="C:/Users/15919/Desktop/论文草稿/temp/manuscript_figures_p15xr07g/figure_000004.png" id="49" name="Picture"/>
-                    <pic:cNvPicPr>
-                      <a:picLocks noChangeArrowheads="1" noChangeAspect="1"/>
-                    </pic:cNvPicPr>
-                  </pic:nvPicPr>
-                  <pic:blipFill>
-                    <a:blip r:embed="rId47"/>
-                    <a:stretch>
-                      <a:fillRect/>
-                    </a:stretch>
-                  </pic:blipFill>
-                  <pic:spPr bwMode="auto">
-                    <a:xfrm>
-                      <a:off x="0" y="0"/>
-                      <a:ext cx="5731510" cy="4906519"/>
-                    </a:xfrm>
-                    <a:prstGeom prst="rect">
-                      <a:avLst/>
-                    </a:prstGeom>
-                    <a:noFill/>
-                    <a:ln w="9525">
-                      <a:noFill/>
-                      <a:headEnd/>
-                      <a:tailEnd/>
-                    </a:ln>
-                  </pic:spPr>
-                </pic:pic>
-              </a:graphicData>
-            </a:graphic>
-          </wp:inline>
-        </w:drawing>
-      </w:r>
-    </w:p>
-    <w:p>
-      <w:pPr>
-        <w:pStyle w:val="ImageCaption"/>
-        <w:keepLines/>
-        <w:spacing w:line="240" w:lineRule="auto"/>
-        <w:ind w:firstLine="0"/>
-      </w:pPr>
       <w:r>
         <w:rPr>
           <w:rFonts w:ascii="华文仿宋" w:hAnsi="华文仿宋" w:eastAsia="华文仿宋"/>
@@ -5993,7 +4642,14 @@
           <w:bCs/>
           <w:sz w:val="18"/>
         </w:rPr>
-        <w:t xml:space="preserve">Fig. 4 | End-to-end completion of single-residue organic small molecules with no missing atoms.</w:t>
+        <w:t xml:space="preserve">b</w:t>
+      </w:r>
+      <w:r>
+        <w:rPr>
+          <w:rFonts w:ascii="华文仿宋" w:hAnsi="华文仿宋" w:eastAsia="华文仿宋"/>
+          <w:sz w:val="18"/>
+        </w:rPr>
+        <w:t xml:space="preserve">,</w:t>
       </w:r>
       <w:r>
         <w:rPr>
@@ -6005,9 +4661,18 @@
       <w:r>
         <w:rPr>
           <w:rFonts w:ascii="华文仿宋" w:hAnsi="华文仿宋" w:eastAsia="华文仿宋"/>
+          <w:b/>
+          <w:bCs/>
           <w:sz w:val="18"/>
         </w:rPr>
-        <w:t xml:space="preserve">GT, deposited receptors (left); CA2, CryoAtom2-reconstructed receptors (right). a,b, top-1 RMSD &lt; 2 Å; c,d, top-1 RMSD &lt; 3 Å; e,f, best-of-50 RMSD &lt; 2 Å; g,h, best-of-50 RMSD &lt; 3 Å. LigandSeek Find–Match–Build pipeline was evaluated on 77 PDB entries comprising 446 ligand instances, using PocketXMol-tuned for pose reconstruction. For</w:t>
+        <w:t xml:space="preserve">c</w:t>
+      </w:r>
+      <w:r>
+        <w:rPr>
+          <w:rFonts w:ascii="华文仿宋" w:hAnsi="华文仿宋" w:eastAsia="华文仿宋"/>
+          <w:sz w:val="18"/>
+        </w:rPr>
+        <w:t xml:space="preserve">, Success rates for end-to-end pose reconstruction with PocketXMol-tuned using deposited (GT, b) and CryoAtom2-reconstructed (CA2, c) receptor structures across charged attempts</w:t>
       </w:r>
       <w:r>
         <w:rPr>
@@ -6018,7 +4683,7 @@
       </w:r>
       <m:oMath>
         <m:r>
-          <m:t>N</m:t>
+          <m:t>K</m:t>
         </m:r>
       </m:oMath>
       <w:r>
@@ -6026,2149 +4691,195 @@
           <w:rFonts w:ascii="华文仿宋" w:hAnsi="华文仿宋" w:eastAsia="华文仿宋"/>
           <w:sz w:val="18"/>
         </w:rPr>
+        <w:t xml:space="preserve">. Success requires RMSD below 2 Å or 3 Å. Solid lines denote top-1 poses selected by model score; dashed lines denote best-of-50 poses.</w:t>
+      </w:r>
+    </w:p>
+    <w:p>
+      <w:pPr>
+        <w:pStyle w:val="BodyText"/>
+        <w:spacing w:line="360" w:lineRule="auto" w:after="120"/>
+        <w:ind w:firstLine="420"/>
+      </w:pPr>
+      <w:r>
+        <w:t xml:space="preserve">We evaluated the full end-to-end reconstruction pipeline (detection, matching, and pose reconstruction) for single-residue organic small molecules with no missing atoms across 77 PDB entries which contain at least one of them</w:t>
+      </w:r>
+      <w:r>
         <w:t xml:space="preserve"> </w:t>
       </w:r>
       <w:r>
+        <w:t xml:space="preserve">(</w:t>
+      </w:r>
+      <w:r>
         <w:rPr>
-          <w:rFonts w:ascii="华文仿宋" w:hAnsi="华文仿宋" w:eastAsia="华文仿宋"/>
-          <w:sz w:val="18"/>
+          <w:rStyle w:val="MDFIGREF_eJyrrk7LTC9KTbNKNUrVLc5NzMnRLcgsSM3JzEutSdJJrq0FANjnDNA"/>
         </w:rPr>
-        <w:t xml:space="preserve">eligible instances in each PDB entry, budget</w:t>
+        <w:t xml:space="preserve">Fig. 3b, c</w:t>
+      </w:r>
+      <w:r>
+        <w:t xml:space="preserve">).</w:t>
+      </w:r>
+      <w:r>
+        <w:t xml:space="preserve"> </w:t>
+      </w:r>
+      <w:r>
+        <w:t xml:space="preserve">In all evaluations, PocketXMol-tuned used the centroid of the ligand region predicted by Find to define the binding site and pocket, without relying on ground-truth ligand coordinates. We tested the pipeline using both deposited receptors</w:t>
+      </w:r>
+      <w:r>
+        <w:t xml:space="preserve"> </w:t>
+      </w:r>
+      <w:r>
+        <w:t xml:space="preserve">(</w:t>
       </w:r>
       <w:r>
         <w:rPr>
-          <w:rFonts w:ascii="华文仿宋" w:hAnsi="华文仿宋" w:eastAsia="华文仿宋"/>
-          <w:sz w:val="18"/>
+          <w:rStyle w:val="MDFIGREF_eJyrrk7LTC9KTbNKNUrVLc5NzMnRLcgsSM3JzEutSaqtBQDAgAxB"/>
         </w:rPr>
+        <w:t xml:space="preserve">Fig. 3b</w:t>
+      </w:r>
+      <w:r>
+        <w:t xml:space="preserve">)</w:t>
+      </w:r>
+      <w:r>
         <w:t xml:space="preserve"> </w:t>
+      </w:r>
+      <w:r>
+        <w:t xml:space="preserve">and CryoAtom2-reconstructed receptors</w:t>
+      </w:r>
+      <w:r>
+        <w:t xml:space="preserve"> </w:t>
+      </w:r>
+      <w:r>
+        <w:t xml:space="preserve">(</w:t>
+      </w:r>
+      <w:r>
+        <w:rPr>
+          <w:rStyle w:val="MDFIGREF_eJyrrk7LTC9KTbNKNUrVLc5NzMnRLcgsSM3JzEutSa6tBQDAgwxC"/>
+        </w:rPr>
+        <w:t xml:space="preserve">Fig. 3c</w:t>
+      </w:r>
+      <w:r>
+        <w:t xml:space="preserve">),</w:t>
+      </w:r>
+      <w:r>
+        <w:t xml:space="preserve"> </w:t>
+      </w:r>
+      <w:r>
+        <w:t xml:space="preserve">where in the latter, no deposited structural information was used at any stage of the pipeline.</w:t>
+      </w:r>
+    </w:p>
+    <w:p>
+      <w:pPr>
+        <w:pStyle w:val="BodyText"/>
+        <w:spacing w:line="360" w:lineRule="auto" w:after="120"/>
+        <w:ind w:firstLine="420"/>
+      </w:pPr>
+      <w:r>
+        <w:t xml:space="preserve">The strictest evaluation allowed one attempt (</w:t>
       </w:r>
       <m:oMath>
         <m:r>
-          <m:t>ρ</m:t>
-        </m:r>
-      </m:oMath>
-      <w:r>
-        <w:rPr>
-          <w:rFonts w:ascii="华文仿宋" w:hAnsi="华文仿宋" w:eastAsia="华文仿宋"/>
-          <w:sz w:val="18"/>
-        </w:rPr>
-        <w:t xml:space="preserve"> </w:t>
-      </w:r>
-      <w:r>
-        <w:rPr>
-          <w:rFonts w:ascii="华文仿宋" w:hAnsi="华文仿宋" w:eastAsia="华文仿宋"/>
-          <w:sz w:val="18"/>
-        </w:rPr>
-        <w:t xml:space="preserve">allows</w:t>
-      </w:r>
-      <w:r>
-        <w:rPr>
-          <w:rFonts w:ascii="华文仿宋" w:hAnsi="华文仿宋" w:eastAsia="华文仿宋"/>
-          <w:sz w:val="18"/>
-        </w:rPr>
-        <w:t xml:space="preserve"> </w:t>
-      </w:r>
-      <m:oMath>
-        <m:r>
-          <m:rPr>
-            <m:sty m:val="p"/>
-          </m:rPr>
-          <m:t>⌊</m:t>
-        </m:r>
-        <m:r>
-          <m:t>ρ</m:t>
-        </m:r>
-        <m:r>
-          <m:t>N</m:t>
+          <m:t>K</m:t>
         </m:r>
         <m:r>
           <m:rPr>
             <m:sty m:val="p"/>
           </m:rPr>
-          <m:t>⌋</m:t>
+          <m:t>=</m:t>
+        </m:r>
+        <m:r>
+          <m:t>1</m:t>
         </m:r>
       </m:oMath>
       <w:r>
-        <w:rPr>
-          <w:rFonts w:ascii="华文仿宋" w:hAnsi="华文仿宋" w:eastAsia="华文仿宋"/>
-          <w:sz w:val="18"/>
-        </w:rPr>
-        <w:t xml:space="preserve"> </w:t>
-      </w:r>
-      <w:r>
-        <w:rPr>
-          <w:rFonts w:ascii="华文仿宋" w:hAnsi="华文仿宋" w:eastAsia="华文仿宋"/>
-          <w:sz w:val="18"/>
-        </w:rPr>
-        <w:t xml:space="preserve">charged attempts. The completion ratio is the number of successful instances divided by</w:t>
-      </w:r>
-      <w:r>
-        <w:rPr>
-          <w:rFonts w:ascii="华文仿宋" w:hAnsi="华文仿宋" w:eastAsia="华文仿宋"/>
-          <w:sz w:val="18"/>
-        </w:rPr>
-        <w:t xml:space="preserve"> </w:t>
+        <w:t xml:space="preserve">), selected only the top-1 pose and required RMSD &lt; 2 Å. Under this criterion, 34/77 entries (44.2%) succeeded with CryoAtom2-reconstructed receptors, compared with 44/77 (57.1%) with deposited receptors. At RMSD &lt; 3 Å, the corresponding counts were 41/77 (53.2%) and 50/77 (64.9%). Allowing up to 10 charged attempts (</w:t>
       </w:r>
       <m:oMath>
         <m:r>
-          <m:t>N</m:t>
+          <m:t>K</m:t>
+        </m:r>
+        <m:r>
+          <m:rPr>
+            <m:sty m:val="p"/>
+          </m:rPr>
+          <m:t>≤</m:t>
+        </m:r>
+        <m:r>
+          <m:t>10</m:t>
         </m:r>
       </m:oMath>
       <w:r>
-        <w:rPr>
-          <w:rFonts w:ascii="华文仿宋" w:hAnsi="华文仿宋" w:eastAsia="华文仿宋"/>
-          <w:sz w:val="18"/>
-        </w:rPr>
-        <w:t xml:space="preserve">. Green lines/circles and blue lines/diamonds show the PDB-equal mean and median, respectively; grey points and violins show the distributions at 50%, 100%, 200% and 300% budgets.</w:t>
+        <w:t xml:space="preserve">) increased top-1 success with CryoAtom2-reconstructed receptors to 46/77 entries (59.7%) at RMSD &lt; 2 Å and 52/77 (67.5%) at RMSD &lt; 3 Å. With deposited receptors, 51/77 entries (66.2%) and 55/77 (71.4%) achieved success at RMSD &lt; 2 Å and &lt; 3 Å, respectively.</w:t>
       </w:r>
     </w:p>
     <w:p>
       <w:pPr>
-        <w:pStyle w:val="TableCaption"/>
-        <w:keepNext/>
-        <w:keepLines/>
-        <w:pageBreakBefore/>
-        <w:spacing w:line="240" w:lineRule="auto" w:after="120"/>
-        <w:ind w:firstLine="0"/>
+        <w:pStyle w:val="BodyText"/>
+        <w:spacing w:line="360" w:lineRule="auto" w:after="120"/>
+        <w:ind w:firstLine="420"/>
+      </w:pPr>
+      <w:r>
+        <w:t xml:space="preserve">For best-of-50 poses within</w:t>
+      </w:r>
+      <w:r>
+        <w:t xml:space="preserve"> </w:t>
+      </w:r>
+      <m:oMath>
+        <m:r>
+          <m:t>K</m:t>
+        </m:r>
+        <m:r>
+          <m:rPr>
+            <m:sty m:val="p"/>
+          </m:rPr>
+          <m:t>≤</m:t>
+        </m:r>
+        <m:r>
+          <m:t>10</m:t>
+        </m:r>
+      </m:oMath>
+      <w:r>
+        <w:t xml:space="preserve">, success at RMSD &lt; 2 Å reached 67.5% and 75.3% with CryoAtom2-reconstructed and deposited receptors, respectively. At RMSD &lt; 3 Å, the corresponding success rates were 75.3% and 76.6%.</w:t>
+      </w:r>
+    </w:p>
+    <w:p>
+      <w:pPr>
+        <w:pStyle w:val="BodyText"/>
+        <w:spacing w:line="360" w:lineRule="auto" w:after="120"/>
+        <w:ind w:firstLine="420"/>
       </w:pPr>
       <w:r>
         <w:rPr>
-          <w:rFonts w:ascii="华文仿宋" w:hAnsi="华文仿宋" w:eastAsia="华文仿宋"/>
-          <w:sz w:val="18"/>
+          <w:rStyle w:val="MDFIGREF_eJyrrk7LTC9KTbNKNUrVLc5NzMnRLcgsSM3JzEutSaytBQDAfQxA"/>
         </w:rPr>
-        <w:t xml:space="preserve">Table 2 | Small-molecule instance completion (%).</w:t>
+        <w:t xml:space="preserve">Fig. 3a</w:t>
+      </w:r>
+      <w:r>
+        <w:t xml:space="preserve"> </w:t>
+      </w:r>
+      <w:r>
+        <w:t xml:space="preserve">further separates the success rates of individual pipeline stages. Within the first 10 charged attempts (</w:t>
+      </w:r>
+      <m:oMath>
+        <m:r>
+          <m:t>K</m:t>
+        </m:r>
+        <m:r>
+          <m:rPr>
+            <m:sty m:val="p"/>
+          </m:rPr>
+          <m:t>≤</m:t>
+        </m:r>
+        <m:r>
+          <m:t>10</m:t>
+        </m:r>
+      </m:oMath>
+      <w:r>
+        <w:t xml:space="preserve">), Find alone succeeded in 88.3% and 89.6% of entries with CryoAtom2-reconstructed and deposited receptors, respectively. Both exceeded Emap2lig-Find’s success rate of 70.1% in this subset. Requiring both Find and Match to succeed yielded rates of 81.8% and 83.1%, respectively.</w:t>
       </w:r>
     </w:p>
-    <w:tbl>
-      <w:tblPr>
-        <w:tblW w:type="pct" w:w="5000"/>
-        <w:tblLayout w:type="fixed"/>
-        <w:tblCaption w:val="Table 2 | Small-molecule instance completion (%)."/>
-        <w:tblDescription w:val="MDBOOKTABS_{&quot;headers&quot;:3,&quot;groups&quot;:[],&quot;widths&quot;:[0.14,0.1,0.095,0.095,0.095,0.095,0.095,0.095,0.095,0.095],&quot;outline&quot;:&quot;box&quot;,&quot;col-rules&quot;:&quot;2,6&quot;,&quot;pagination&quot;:&quot;rows&quot;,&quot;page-break&quot;:&quot;before&quot;,&quot;dividers&quot;:[5]}"/>
-        <w:tblBorders>
-          <w:top w:val="single" w:sz="6" w:color="000000"/>
-          <w:bottom w:val="single" w:sz="6" w:color="000000"/>
-          <w:left w:val="single" w:sz="6" w:color="000000"/>
-          <w:right w:val="single" w:sz="6" w:color="000000"/>
-          <w:insideH w:val="nil" w:sz="6" w:color="000000"/>
-          <w:insideV w:val="nil" w:sz="6" w:color="000000"/>
-        </w:tblBorders>
-      </w:tblPr>
-      <w:tblGrid>
-        <w:gridCol w:w="1264"/>
-        <w:gridCol w:w="903"/>
-        <w:gridCol w:w="857"/>
-        <w:gridCol w:w="857"/>
-        <w:gridCol w:w="857"/>
-        <w:gridCol w:w="857"/>
-        <w:gridCol w:w="857"/>
-        <w:gridCol w:w="857"/>
-        <w:gridCol w:w="857"/>
-        <w:gridCol w:w="857"/>
-      </w:tblGrid>
-      <w:tr>
-        <w:trPr>
-          <w:tblHeader w:val="on"/>
-          <w:cantSplit/>
-        </w:trPr>
-        <w:tc>
-          <w:tcPr>
-            <w:tcW w:type="dxa" w:w="1264"/>
-            <w:vMerge w:val="restart"/>
-            <w:vAlign w:val="center"/>
-            <w:noWrap/>
-            <w:tcMar>
-              <w:top w:w="30" w:type="dxa"/>
-              <w:bottom w:w="30" w:type="dxa"/>
-              <w:left w:w="45" w:type="dxa"/>
-              <w:right w:w="45" w:type="dxa"/>
-            </w:tcMar>
-          </w:tcPr>
-          <w:p>
-            <w:pPr>
-              <w:pStyle w:val="Compact"/>
-              <w:keepNext w:val="0"/>
-              <w:keepLines w:val="0"/>
-              <w:pageBreakBefore w:val="0"/>
-              <w:spacing w:line="240" w:lineRule="auto" w:after="0" w:before="0"/>
-              <w:ind w:firstLine="0"/>
-              <w:jc w:val="left"/>
-            </w:pPr>
-            <w:r>
-              <w:rPr>
-                <w:rFonts w:ascii="Times New Roman" w:hAnsi="Times New Roman"/>
-                <w:b w:val="0"/>
-                <w:sz w:val="20"/>
-              </w:rPr>
-              <w:t xml:space="preserve">Pose</w:t>
-            </w:r>
-          </w:p>
-        </w:tc>
-        <w:tc>
-          <w:tcPr>
-            <w:tcW w:type="dxa" w:w="903"/>
-            <w:vMerge w:val="restart"/>
-            <w:vAlign w:val="center"/>
-            <w:noWrap/>
-            <w:tcMar>
-              <w:top w:w="30" w:type="dxa"/>
-              <w:bottom w:w="30" w:type="dxa"/>
-              <w:left w:w="45" w:type="dxa"/>
-              <w:right w:w="45" w:type="dxa"/>
-            </w:tcMar>
-            <w:tcBorders>
-              <w:right w:val="single" w:sz="4" w:color="000000"/>
-            </w:tcBorders>
-          </w:tcPr>
-          <w:p>
-            <w:pPr>
-              <w:pStyle w:val="Compact"/>
-              <w:keepNext w:val="0"/>
-              <w:keepLines w:val="0"/>
-              <w:pageBreakBefore w:val="0"/>
-              <w:spacing w:line="240" w:lineRule="auto" w:after="0" w:before="0"/>
-              <w:ind w:firstLine="0"/>
-              <w:jc w:val="center"/>
-            </w:pPr>
-            <w:r>
-              <w:rPr>
-                <w:rFonts w:ascii="Times New Roman" w:hAnsi="Times New Roman"/>
-                <w:b w:val="0"/>
-                <w:sz w:val="20"/>
-              </w:rPr>
-              <w:t xml:space="preserve">RMSD</w:t>
-            </w:r>
-          </w:p>
-        </w:tc>
-        <w:tc>
-          <w:tcPr>
-            <w:tcW w:type="dxa" w:w="3430"/>
-            <w:gridSpan w:val="4"/>
-            <w:vAlign w:val="center"/>
-            <w:noWrap/>
-            <w:tcMar>
-              <w:top w:w="30" w:type="dxa"/>
-              <w:bottom w:w="30" w:type="dxa"/>
-              <w:left w:w="45" w:type="dxa"/>
-              <w:right w:w="45" w:type="dxa"/>
-            </w:tcMar>
-            <w:tcBorders>
-              <w:right w:val="single" w:sz="4" w:color="000000"/>
-            </w:tcBorders>
-          </w:tcPr>
-          <w:p>
-            <w:pPr>
-              <w:pStyle w:val="Compact"/>
-              <w:keepNext w:val="0"/>
-              <w:keepLines w:val="0"/>
-              <w:pageBreakBefore w:val="0"/>
-              <w:spacing w:line="240" w:lineRule="auto" w:after="0" w:before="0"/>
-              <w:ind w:firstLine="0"/>
-              <w:jc w:val="center"/>
-            </w:pPr>
-            <w:r>
-              <w:rPr>
-                <w:rFonts w:ascii="Times New Roman" w:hAnsi="Times New Roman"/>
-                <w:b w:val="0"/>
-                <w:sz w:val="20"/>
-              </w:rPr>
-              <w:t xml:space="preserve">CA2</w:t>
-            </w:r>
-          </w:p>
-        </w:tc>
-        <w:tc>
-          <w:tcPr>
-            <w:tcW w:type="dxa" w:w="3430"/>
-            <w:gridSpan w:val="4"/>
-            <w:vAlign w:val="center"/>
-            <w:noWrap/>
-            <w:tcMar>
-              <w:top w:w="30" w:type="dxa"/>
-              <w:bottom w:w="30" w:type="dxa"/>
-              <w:left w:w="45" w:type="dxa"/>
-              <w:right w:w="45" w:type="dxa"/>
-            </w:tcMar>
-          </w:tcPr>
-          <w:p>
-            <w:pPr>
-              <w:pStyle w:val="Compact"/>
-              <w:keepNext w:val="0"/>
-              <w:keepLines w:val="0"/>
-              <w:pageBreakBefore w:val="0"/>
-              <w:spacing w:line="240" w:lineRule="auto" w:after="0" w:before="0"/>
-              <w:ind w:firstLine="0"/>
-              <w:jc w:val="center"/>
-            </w:pPr>
-            <w:r>
-              <w:rPr>
-                <w:rFonts w:ascii="Times New Roman" w:hAnsi="Times New Roman"/>
-                <w:b w:val="0"/>
-                <w:sz w:val="20"/>
-              </w:rPr>
-              <w:t xml:space="preserve">GT</w:t>
-            </w:r>
-          </w:p>
-        </w:tc>
-      </w:tr>
-      <w:tr>
-        <w:trPr>
-          <w:tblHeader w:val="on"/>
-          <w:cantSplit/>
-        </w:trPr>
-        <w:tc>
-          <w:tcPr>
-            <w:tcW w:type="dxa" w:w="1264"/>
-            <w:gridSpan w:val="1"/>
-            <w:vMerge w:val="continue"/>
-            <w:vAlign w:val="center"/>
-            <w:noWrap/>
-            <w:tcMar>
-              <w:top w:w="30" w:type="dxa"/>
-              <w:bottom w:w="30" w:type="dxa"/>
-              <w:left w:w="45" w:type="dxa"/>
-              <w:right w:w="45" w:type="dxa"/>
-            </w:tcMar>
-          </w:tcPr>
-          <w:p>
-            <w:pPr>
-              <w:keepNext w:val="0"/>
-              <w:keepLines w:val="0"/>
-              <w:pageBreakBefore w:val="0"/>
-              <w:spacing w:line="240" w:lineRule="auto" w:before="0" w:after="0"/>
-              <w:ind w:firstLine="0"/>
-              <w:jc w:val="left"/>
-            </w:pPr>
-          </w:p>
-        </w:tc>
-        <w:tc>
-          <w:tcPr>
-            <w:tcW w:type="dxa" w:w="903"/>
-            <w:gridSpan w:val="1"/>
-            <w:vMerge w:val="continue"/>
-            <w:vAlign w:val="center"/>
-            <w:noWrap/>
-            <w:tcMar>
-              <w:top w:w="30" w:type="dxa"/>
-              <w:bottom w:w="30" w:type="dxa"/>
-              <w:left w:w="45" w:type="dxa"/>
-              <w:right w:w="45" w:type="dxa"/>
-            </w:tcMar>
-            <w:tcBorders>
-              <w:right w:val="single" w:sz="4" w:color="000000"/>
-            </w:tcBorders>
-          </w:tcPr>
-          <w:p>
-            <w:pPr>
-              <w:keepNext w:val="0"/>
-              <w:keepLines w:val="0"/>
-              <w:pageBreakBefore w:val="0"/>
-              <w:spacing w:line="240" w:lineRule="auto" w:before="0" w:after="0"/>
-              <w:ind w:firstLine="0"/>
-              <w:jc w:val="center"/>
-            </w:pPr>
-          </w:p>
-        </w:tc>
-        <w:tc>
-          <w:tcPr>
-            <w:tcW w:type="dxa" w:w="1715"/>
-            <w:gridSpan w:val="2"/>
-            <w:vAlign w:val="center"/>
-            <w:noWrap/>
-            <w:tcMar>
-              <w:top w:w="30" w:type="dxa"/>
-              <w:bottom w:w="30" w:type="dxa"/>
-              <w:left w:w="45" w:type="dxa"/>
-              <w:right w:w="45" w:type="dxa"/>
-            </w:tcMar>
-          </w:tcPr>
-          <w:p>
-            <w:pPr>
-              <w:pStyle w:val="Compact"/>
-              <w:keepNext w:val="0"/>
-              <w:keepLines w:val="0"/>
-              <w:pageBreakBefore w:val="0"/>
-              <w:spacing w:line="240" w:lineRule="auto" w:after="0" w:before="0"/>
-              <w:ind w:firstLine="0"/>
-              <w:jc w:val="center"/>
-            </w:pPr>
-            <w:r>
-              <w:rPr>
-                <w:rFonts w:ascii="Times New Roman" w:hAnsi="Times New Roman"/>
-                <w:b w:val="0"/>
-                <w:sz w:val="20"/>
-              </w:rPr>
-              <w:t xml:space="preserve">100%</w:t>
-            </w:r>
-          </w:p>
-        </w:tc>
-        <w:tc>
-          <w:tcPr>
-            <w:tcW w:type="dxa" w:w="1715"/>
-            <w:gridSpan w:val="2"/>
-            <w:vAlign w:val="center"/>
-            <w:noWrap/>
-            <w:tcMar>
-              <w:top w:w="30" w:type="dxa"/>
-              <w:bottom w:w="30" w:type="dxa"/>
-              <w:left w:w="45" w:type="dxa"/>
-              <w:right w:w="45" w:type="dxa"/>
-            </w:tcMar>
-            <w:tcBorders>
-              <w:right w:val="single" w:sz="4" w:color="000000"/>
-            </w:tcBorders>
-          </w:tcPr>
-          <w:p>
-            <w:pPr>
-              <w:pStyle w:val="Compact"/>
-              <w:keepNext w:val="0"/>
-              <w:keepLines w:val="0"/>
-              <w:pageBreakBefore w:val="0"/>
-              <w:spacing w:line="240" w:lineRule="auto" w:after="0" w:before="0"/>
-              <w:ind w:firstLine="0"/>
-              <w:jc w:val="center"/>
-            </w:pPr>
-            <w:r>
-              <w:rPr>
-                <w:rFonts w:ascii="Times New Roman" w:hAnsi="Times New Roman"/>
-                <w:b w:val="0"/>
-                <w:sz w:val="20"/>
-              </w:rPr>
-              <w:t xml:space="preserve">300%</w:t>
-            </w:r>
-          </w:p>
-        </w:tc>
-        <w:tc>
-          <w:tcPr>
-            <w:tcW w:type="dxa" w:w="1715"/>
-            <w:gridSpan w:val="2"/>
-            <w:vAlign w:val="center"/>
-            <w:noWrap/>
-            <w:tcMar>
-              <w:top w:w="30" w:type="dxa"/>
-              <w:bottom w:w="30" w:type="dxa"/>
-              <w:left w:w="45" w:type="dxa"/>
-              <w:right w:w="45" w:type="dxa"/>
-            </w:tcMar>
-          </w:tcPr>
-          <w:p>
-            <w:pPr>
-              <w:pStyle w:val="Compact"/>
-              <w:keepNext w:val="0"/>
-              <w:keepLines w:val="0"/>
-              <w:pageBreakBefore w:val="0"/>
-              <w:spacing w:line="240" w:lineRule="auto" w:after="0" w:before="0"/>
-              <w:ind w:firstLine="0"/>
-              <w:jc w:val="center"/>
-            </w:pPr>
-            <w:r>
-              <w:rPr>
-                <w:rFonts w:ascii="Times New Roman" w:hAnsi="Times New Roman"/>
-                <w:b w:val="0"/>
-                <w:sz w:val="20"/>
-              </w:rPr>
-              <w:t xml:space="preserve">100%</w:t>
-            </w:r>
-          </w:p>
-        </w:tc>
-        <w:tc>
-          <w:tcPr>
-            <w:tcW w:type="dxa" w:w="1715"/>
-            <w:gridSpan w:val="2"/>
-            <w:vAlign w:val="center"/>
-            <w:noWrap/>
-            <w:tcMar>
-              <w:top w:w="30" w:type="dxa"/>
-              <w:bottom w:w="30" w:type="dxa"/>
-              <w:left w:w="45" w:type="dxa"/>
-              <w:right w:w="45" w:type="dxa"/>
-            </w:tcMar>
-          </w:tcPr>
-          <w:p>
-            <w:pPr>
-              <w:pStyle w:val="Compact"/>
-              <w:keepNext w:val="0"/>
-              <w:keepLines w:val="0"/>
-              <w:pageBreakBefore w:val="0"/>
-              <w:spacing w:line="240" w:lineRule="auto" w:after="0" w:before="0"/>
-              <w:ind w:firstLine="0"/>
-              <w:jc w:val="center"/>
-            </w:pPr>
-            <w:r>
-              <w:rPr>
-                <w:rFonts w:ascii="Times New Roman" w:hAnsi="Times New Roman"/>
-                <w:b w:val="0"/>
-                <w:sz w:val="20"/>
-              </w:rPr>
-              <w:t xml:space="preserve">300%</w:t>
-            </w:r>
-          </w:p>
-        </w:tc>
-      </w:tr>
-      <w:tr>
-        <w:trPr>
-          <w:tblHeader w:val="on"/>
-          <w:cantSplit/>
-        </w:trPr>
-        <w:tc>
-          <w:tcPr>
-            <w:tcW w:type="dxa" w:w="1264"/>
-            <w:gridSpan w:val="1"/>
-            <w:vMerge w:val="continue"/>
-            <w:vAlign w:val="center"/>
-            <w:noWrap/>
-            <w:tcMar>
-              <w:top w:w="30" w:type="dxa"/>
-              <w:bottom w:w="30" w:type="dxa"/>
-              <w:left w:w="45" w:type="dxa"/>
-              <w:right w:w="45" w:type="dxa"/>
-            </w:tcMar>
-            <w:tcBorders>
-              <w:bottom w:val="single" w:sz="4" w:color="000000"/>
-            </w:tcBorders>
-          </w:tcPr>
-          <w:p>
-            <w:pPr>
-              <w:keepNext w:val="0"/>
-              <w:keepLines w:val="0"/>
-              <w:pageBreakBefore w:val="0"/>
-              <w:spacing w:line="240" w:lineRule="auto" w:before="0" w:after="0"/>
-              <w:ind w:firstLine="0"/>
-              <w:jc w:val="left"/>
-            </w:pPr>
-          </w:p>
-        </w:tc>
-        <w:tc>
-          <w:tcPr>
-            <w:tcW w:type="dxa" w:w="903"/>
-            <w:gridSpan w:val="1"/>
-            <w:vMerge w:val="continue"/>
-            <w:vAlign w:val="center"/>
-            <w:noWrap/>
-            <w:tcMar>
-              <w:top w:w="30" w:type="dxa"/>
-              <w:bottom w:w="30" w:type="dxa"/>
-              <w:left w:w="45" w:type="dxa"/>
-              <w:right w:w="45" w:type="dxa"/>
-            </w:tcMar>
-            <w:tcBorders>
-              <w:bottom w:val="single" w:sz="4" w:color="000000"/>
-              <w:right w:val="single" w:sz="4" w:color="000000"/>
-            </w:tcBorders>
-          </w:tcPr>
-          <w:p>
-            <w:pPr>
-              <w:keepNext w:val="0"/>
-              <w:keepLines w:val="0"/>
-              <w:pageBreakBefore w:val="0"/>
-              <w:spacing w:line="240" w:lineRule="auto" w:before="0" w:after="0"/>
-              <w:ind w:firstLine="0"/>
-              <w:jc w:val="center"/>
-            </w:pPr>
-          </w:p>
-        </w:tc>
-        <w:tc>
-          <w:tcPr>
-            <w:tcW w:type="dxa" w:w="857"/>
-            <w:vAlign w:val="center"/>
-            <w:noWrap/>
-            <w:tcMar>
-              <w:top w:w="30" w:type="dxa"/>
-              <w:bottom w:w="30" w:type="dxa"/>
-              <w:left w:w="45" w:type="dxa"/>
-              <w:right w:w="45" w:type="dxa"/>
-            </w:tcMar>
-            <w:tcBorders>
-              <w:bottom w:val="single" w:sz="4" w:color="000000"/>
-            </w:tcBorders>
-          </w:tcPr>
-          <w:p>
-            <w:pPr>
-              <w:pStyle w:val="Compact"/>
-              <w:keepNext w:val="0"/>
-              <w:keepLines w:val="0"/>
-              <w:pageBreakBefore w:val="0"/>
-              <w:spacing w:line="240" w:lineRule="auto" w:after="0" w:before="0"/>
-              <w:ind w:firstLine="0"/>
-              <w:jc w:val="center"/>
-            </w:pPr>
-            <w:r>
-              <w:rPr>
-                <w:rFonts w:ascii="Times New Roman" w:hAnsi="Times New Roman"/>
-                <w:b w:val="0"/>
-                <w:sz w:val="20"/>
-              </w:rPr>
-              <w:t xml:space="preserve">Mean</w:t>
-            </w:r>
-          </w:p>
-        </w:tc>
-        <w:tc>
-          <w:tcPr>
-            <w:tcW w:type="dxa" w:w="857"/>
-            <w:vAlign w:val="center"/>
-            <w:noWrap/>
-            <w:tcMar>
-              <w:top w:w="30" w:type="dxa"/>
-              <w:bottom w:w="30" w:type="dxa"/>
-              <w:left w:w="45" w:type="dxa"/>
-              <w:right w:w="45" w:type="dxa"/>
-            </w:tcMar>
-            <w:tcBorders>
-              <w:bottom w:val="single" w:sz="4" w:color="000000"/>
-            </w:tcBorders>
-          </w:tcPr>
-          <w:p>
-            <w:pPr>
-              <w:pStyle w:val="Compact"/>
-              <w:keepNext w:val="0"/>
-              <w:keepLines w:val="0"/>
-              <w:pageBreakBefore w:val="0"/>
-              <w:spacing w:line="240" w:lineRule="auto" w:after="0" w:before="0"/>
-              <w:ind w:firstLine="0"/>
-              <w:jc w:val="center"/>
-            </w:pPr>
-            <w:r>
-              <w:rPr>
-                <w:rFonts w:ascii="Times New Roman" w:hAnsi="Times New Roman"/>
-                <w:b w:val="0"/>
-                <w:sz w:val="20"/>
-              </w:rPr>
-              <w:t xml:space="preserve">Median</w:t>
-            </w:r>
-          </w:p>
-        </w:tc>
-        <w:tc>
-          <w:tcPr>
-            <w:tcW w:type="dxa" w:w="857"/>
-            <w:vAlign w:val="center"/>
-            <w:noWrap/>
-            <w:tcMar>
-              <w:top w:w="30" w:type="dxa"/>
-              <w:bottom w:w="30" w:type="dxa"/>
-              <w:left w:w="45" w:type="dxa"/>
-              <w:right w:w="45" w:type="dxa"/>
-            </w:tcMar>
-            <w:tcBorders>
-              <w:bottom w:val="single" w:sz="4" w:color="000000"/>
-            </w:tcBorders>
-          </w:tcPr>
-          <w:p>
-            <w:pPr>
-              <w:pStyle w:val="Compact"/>
-              <w:keepNext w:val="0"/>
-              <w:keepLines w:val="0"/>
-              <w:pageBreakBefore w:val="0"/>
-              <w:spacing w:line="240" w:lineRule="auto" w:after="0" w:before="0"/>
-              <w:ind w:firstLine="0"/>
-              <w:jc w:val="center"/>
-            </w:pPr>
-            <w:r>
-              <w:rPr>
-                <w:rFonts w:ascii="Times New Roman" w:hAnsi="Times New Roman"/>
-                <w:b w:val="0"/>
-                <w:sz w:val="20"/>
-              </w:rPr>
-              <w:t xml:space="preserve">Mean</w:t>
-            </w:r>
-          </w:p>
-        </w:tc>
-        <w:tc>
-          <w:tcPr>
-            <w:tcW w:type="dxa" w:w="857"/>
-            <w:vAlign w:val="center"/>
-            <w:noWrap/>
-            <w:tcMar>
-              <w:top w:w="30" w:type="dxa"/>
-              <w:bottom w:w="30" w:type="dxa"/>
-              <w:left w:w="45" w:type="dxa"/>
-              <w:right w:w="45" w:type="dxa"/>
-            </w:tcMar>
-            <w:tcBorders>
-              <w:bottom w:val="single" w:sz="4" w:color="000000"/>
-              <w:right w:val="single" w:sz="4" w:color="000000"/>
-            </w:tcBorders>
-          </w:tcPr>
-          <w:p>
-            <w:pPr>
-              <w:pStyle w:val="Compact"/>
-              <w:keepNext w:val="0"/>
-              <w:keepLines w:val="0"/>
-              <w:pageBreakBefore w:val="0"/>
-              <w:spacing w:line="240" w:lineRule="auto" w:after="0" w:before="0"/>
-              <w:ind w:firstLine="0"/>
-              <w:jc w:val="center"/>
-            </w:pPr>
-            <w:r>
-              <w:rPr>
-                <w:rFonts w:ascii="Times New Roman" w:hAnsi="Times New Roman"/>
-                <w:b w:val="0"/>
-                <w:sz w:val="20"/>
-              </w:rPr>
-              <w:t xml:space="preserve">Median</w:t>
-            </w:r>
-          </w:p>
-        </w:tc>
-        <w:tc>
-          <w:tcPr>
-            <w:tcW w:type="dxa" w:w="857"/>
-            <w:vAlign w:val="center"/>
-            <w:noWrap/>
-            <w:tcMar>
-              <w:top w:w="30" w:type="dxa"/>
-              <w:bottom w:w="30" w:type="dxa"/>
-              <w:left w:w="45" w:type="dxa"/>
-              <w:right w:w="45" w:type="dxa"/>
-            </w:tcMar>
-            <w:tcBorders>
-              <w:bottom w:val="single" w:sz="4" w:color="000000"/>
-            </w:tcBorders>
-          </w:tcPr>
-          <w:p>
-            <w:pPr>
-              <w:pStyle w:val="Compact"/>
-              <w:keepNext w:val="0"/>
-              <w:keepLines w:val="0"/>
-              <w:pageBreakBefore w:val="0"/>
-              <w:spacing w:line="240" w:lineRule="auto" w:after="0" w:before="0"/>
-              <w:ind w:firstLine="0"/>
-              <w:jc w:val="center"/>
-            </w:pPr>
-            <w:r>
-              <w:rPr>
-                <w:rFonts w:ascii="Times New Roman" w:hAnsi="Times New Roman"/>
-                <w:b w:val="0"/>
-                <w:sz w:val="20"/>
-              </w:rPr>
-              <w:t xml:space="preserve">Mean</w:t>
-            </w:r>
-          </w:p>
-        </w:tc>
-        <w:tc>
-          <w:tcPr>
-            <w:tcW w:type="dxa" w:w="857"/>
-            <w:vAlign w:val="center"/>
-            <w:noWrap/>
-            <w:tcMar>
-              <w:top w:w="30" w:type="dxa"/>
-              <w:bottom w:w="30" w:type="dxa"/>
-              <w:left w:w="45" w:type="dxa"/>
-              <w:right w:w="45" w:type="dxa"/>
-            </w:tcMar>
-            <w:tcBorders>
-              <w:bottom w:val="single" w:sz="4" w:color="000000"/>
-            </w:tcBorders>
-          </w:tcPr>
-          <w:p>
-            <w:pPr>
-              <w:pStyle w:val="Compact"/>
-              <w:keepNext w:val="0"/>
-              <w:keepLines w:val="0"/>
-              <w:pageBreakBefore w:val="0"/>
-              <w:spacing w:line="240" w:lineRule="auto" w:after="0" w:before="0"/>
-              <w:ind w:firstLine="0"/>
-              <w:jc w:val="center"/>
-            </w:pPr>
-            <w:r>
-              <w:rPr>
-                <w:rFonts w:ascii="Times New Roman" w:hAnsi="Times New Roman"/>
-                <w:b w:val="0"/>
-                <w:sz w:val="20"/>
-              </w:rPr>
-              <w:t xml:space="preserve">Median</w:t>
-            </w:r>
-          </w:p>
-        </w:tc>
-        <w:tc>
-          <w:tcPr>
-            <w:tcW w:type="dxa" w:w="857"/>
-            <w:vAlign w:val="center"/>
-            <w:noWrap/>
-            <w:tcMar>
-              <w:top w:w="30" w:type="dxa"/>
-              <w:bottom w:w="30" w:type="dxa"/>
-              <w:left w:w="45" w:type="dxa"/>
-              <w:right w:w="45" w:type="dxa"/>
-            </w:tcMar>
-            <w:tcBorders>
-              <w:bottom w:val="single" w:sz="4" w:color="000000"/>
-            </w:tcBorders>
-          </w:tcPr>
-          <w:p>
-            <w:pPr>
-              <w:pStyle w:val="Compact"/>
-              <w:keepNext w:val="0"/>
-              <w:keepLines w:val="0"/>
-              <w:pageBreakBefore w:val="0"/>
-              <w:spacing w:line="240" w:lineRule="auto" w:after="0" w:before="0"/>
-              <w:ind w:firstLine="0"/>
-              <w:jc w:val="center"/>
-            </w:pPr>
-            <w:r>
-              <w:rPr>
-                <w:rFonts w:ascii="Times New Roman" w:hAnsi="Times New Roman"/>
-                <w:b w:val="0"/>
-                <w:sz w:val="20"/>
-              </w:rPr>
-              <w:t xml:space="preserve">Mean</w:t>
-            </w:r>
-          </w:p>
-        </w:tc>
-        <w:tc>
-          <w:tcPr>
-            <w:tcW w:type="dxa" w:w="857"/>
-            <w:vAlign w:val="center"/>
-            <w:noWrap/>
-            <w:tcMar>
-              <w:top w:w="30" w:type="dxa"/>
-              <w:bottom w:w="30" w:type="dxa"/>
-              <w:left w:w="45" w:type="dxa"/>
-              <w:right w:w="45" w:type="dxa"/>
-            </w:tcMar>
-            <w:tcBorders>
-              <w:bottom w:val="single" w:sz="4" w:color="000000"/>
-            </w:tcBorders>
-          </w:tcPr>
-          <w:p>
-            <w:pPr>
-              <w:pStyle w:val="Compact"/>
-              <w:keepNext w:val="0"/>
-              <w:keepLines w:val="0"/>
-              <w:pageBreakBefore w:val="0"/>
-              <w:spacing w:line="240" w:lineRule="auto" w:after="0" w:before="0"/>
-              <w:ind w:firstLine="0"/>
-              <w:jc w:val="center"/>
-            </w:pPr>
-            <w:r>
-              <w:rPr>
-                <w:rFonts w:ascii="Times New Roman" w:hAnsi="Times New Roman"/>
-                <w:b w:val="0"/>
-                <w:sz w:val="20"/>
-              </w:rPr>
-              <w:t xml:space="preserve">Median</w:t>
-            </w:r>
-          </w:p>
-        </w:tc>
-      </w:tr>
-      <w:tr>
-        <w:trPr>
-          <w:cantSplit/>
-        </w:trPr>
-        <w:tc>
-          <w:tcPr>
-            <w:tcW w:type="dxa" w:w="1264"/>
-            <w:vMerge w:val="restart"/>
-            <w:vAlign w:val="center"/>
-            <w:noWrap/>
-            <w:tcMar>
-              <w:top w:w="30" w:type="dxa"/>
-              <w:bottom w:w="30" w:type="dxa"/>
-              <w:left w:w="45" w:type="dxa"/>
-              <w:right w:w="45" w:type="dxa"/>
-            </w:tcMar>
-          </w:tcPr>
-          <w:p>
-            <w:pPr>
-              <w:pStyle w:val="Compact"/>
-              <w:keepNext w:val="0"/>
-              <w:keepLines w:val="0"/>
-              <w:pageBreakBefore w:val="0"/>
-              <w:spacing w:line="240" w:lineRule="auto" w:after="0" w:before="0"/>
-              <w:ind w:firstLine="0"/>
-              <w:jc w:val="left"/>
-            </w:pPr>
-            <w:r>
-              <w:rPr>
-                <w:rFonts w:ascii="Times New Roman" w:hAnsi="Times New Roman"/>
-                <w:sz w:val="20"/>
-              </w:rPr>
-              <w:t xml:space="preserve">Top-1</w:t>
-            </w:r>
-          </w:p>
-        </w:tc>
-        <w:tc>
-          <w:tcPr>
-            <w:tcW w:type="dxa" w:w="903"/>
-            <w:vAlign w:val="center"/>
-            <w:noWrap/>
-            <w:tcMar>
-              <w:top w:w="30" w:type="dxa"/>
-              <w:bottom w:w="30" w:type="dxa"/>
-              <w:left w:w="45" w:type="dxa"/>
-              <w:right w:w="45" w:type="dxa"/>
-            </w:tcMar>
-            <w:tcBorders>
-              <w:right w:val="single" w:sz="4" w:color="000000"/>
-            </w:tcBorders>
-          </w:tcPr>
-          <w:p>
-            <w:pPr>
-              <w:pStyle w:val="Compact"/>
-              <w:keepNext w:val="0"/>
-              <w:keepLines w:val="0"/>
-              <w:pageBreakBefore w:val="0"/>
-              <w:spacing w:line="240" w:lineRule="auto" w:after="0" w:before="0"/>
-              <w:ind w:firstLine="0"/>
-              <w:jc w:val="center"/>
-            </w:pPr>
-            <w:r>
-              <w:rPr>
-                <w:rFonts w:ascii="Times New Roman" w:hAnsi="Times New Roman"/>
-                <w:sz w:val="20"/>
-              </w:rPr>
-              <w:t xml:space="preserve">&lt;2 Å</w:t>
-            </w:r>
-          </w:p>
-        </w:tc>
-        <w:tc>
-          <w:tcPr>
-            <w:tcW w:type="dxa" w:w="857"/>
-            <w:vAlign w:val="center"/>
-            <w:noWrap/>
-            <w:tcMar>
-              <w:top w:w="30" w:type="dxa"/>
-              <w:bottom w:w="30" w:type="dxa"/>
-              <w:left w:w="45" w:type="dxa"/>
-              <w:right w:w="45" w:type="dxa"/>
-            </w:tcMar>
-          </w:tcPr>
-          <w:p>
-            <w:pPr>
-              <w:pStyle w:val="Compact"/>
-              <w:keepNext w:val="0"/>
-              <w:keepLines w:val="0"/>
-              <w:pageBreakBefore w:val="0"/>
-              <w:spacing w:line="240" w:lineRule="auto" w:after="0" w:before="0"/>
-              <w:ind w:firstLine="0"/>
-              <w:jc w:val="center"/>
-            </w:pPr>
-            <w:r>
-              <w:rPr>
-                <w:rFonts w:ascii="Times New Roman" w:hAnsi="Times New Roman"/>
-                <w:sz w:val="20"/>
-              </w:rPr>
-              <w:t xml:space="preserve">41.1</w:t>
-            </w:r>
-          </w:p>
-        </w:tc>
-        <w:tc>
-          <w:tcPr>
-            <w:tcW w:type="dxa" w:w="857"/>
-            <w:vAlign w:val="center"/>
-            <w:noWrap/>
-            <w:tcMar>
-              <w:top w:w="30" w:type="dxa"/>
-              <w:bottom w:w="30" w:type="dxa"/>
-              <w:left w:w="45" w:type="dxa"/>
-              <w:right w:w="45" w:type="dxa"/>
-            </w:tcMar>
-          </w:tcPr>
-          <w:p>
-            <w:pPr>
-              <w:pStyle w:val="Compact"/>
-              <w:keepNext w:val="0"/>
-              <w:keepLines w:val="0"/>
-              <w:pageBreakBefore w:val="0"/>
-              <w:spacing w:line="240" w:lineRule="auto" w:after="0" w:before="0"/>
-              <w:ind w:firstLine="0"/>
-              <w:jc w:val="center"/>
-            </w:pPr>
-            <w:r>
-              <w:rPr>
-                <w:rFonts w:ascii="Times New Roman" w:hAnsi="Times New Roman"/>
-                <w:sz w:val="20"/>
-              </w:rPr>
-              <w:t xml:space="preserve">16.7</w:t>
-            </w:r>
-          </w:p>
-        </w:tc>
-        <w:tc>
-          <w:tcPr>
-            <w:tcW w:type="dxa" w:w="857"/>
-            <w:vAlign w:val="center"/>
-            <w:noWrap/>
-            <w:tcMar>
-              <w:top w:w="30" w:type="dxa"/>
-              <w:bottom w:w="30" w:type="dxa"/>
-              <w:left w:w="45" w:type="dxa"/>
-              <w:right w:w="45" w:type="dxa"/>
-            </w:tcMar>
-          </w:tcPr>
-          <w:p>
-            <w:pPr>
-              <w:pStyle w:val="Compact"/>
-              <w:keepNext w:val="0"/>
-              <w:keepLines w:val="0"/>
-              <w:pageBreakBefore w:val="0"/>
-              <w:spacing w:line="240" w:lineRule="auto" w:after="0" w:before="0"/>
-              <w:ind w:firstLine="0"/>
-              <w:jc w:val="center"/>
-            </w:pPr>
-            <w:r>
-              <w:rPr>
-                <w:rFonts w:ascii="Times New Roman" w:hAnsi="Times New Roman"/>
-                <w:sz w:val="20"/>
-              </w:rPr>
-              <w:t xml:space="preserve">44.9</w:t>
-            </w:r>
-          </w:p>
-        </w:tc>
-        <w:tc>
-          <w:tcPr>
-            <w:tcW w:type="dxa" w:w="857"/>
-            <w:vAlign w:val="center"/>
-            <w:noWrap/>
-            <w:tcMar>
-              <w:top w:w="30" w:type="dxa"/>
-              <w:bottom w:w="30" w:type="dxa"/>
-              <w:left w:w="45" w:type="dxa"/>
-              <w:right w:w="45" w:type="dxa"/>
-            </w:tcMar>
-            <w:tcBorders>
-              <w:right w:val="single" w:sz="4" w:color="000000"/>
-            </w:tcBorders>
-          </w:tcPr>
-          <w:p>
-            <w:pPr>
-              <w:pStyle w:val="Compact"/>
-              <w:keepNext w:val="0"/>
-              <w:keepLines w:val="0"/>
-              <w:pageBreakBefore w:val="0"/>
-              <w:spacing w:line="240" w:lineRule="auto" w:after="0" w:before="0"/>
-              <w:ind w:firstLine="0"/>
-              <w:jc w:val="center"/>
-            </w:pPr>
-            <w:r>
-              <w:rPr>
-                <w:rFonts w:ascii="Times New Roman" w:hAnsi="Times New Roman"/>
-                <w:sz w:val="20"/>
-              </w:rPr>
-              <w:t xml:space="preserve">25.0</w:t>
-            </w:r>
-          </w:p>
-        </w:tc>
-        <w:tc>
-          <w:tcPr>
-            <w:tcW w:type="dxa" w:w="857"/>
-            <w:vAlign w:val="center"/>
-            <w:noWrap/>
-            <w:tcMar>
-              <w:top w:w="30" w:type="dxa"/>
-              <w:bottom w:w="30" w:type="dxa"/>
-              <w:left w:w="45" w:type="dxa"/>
-              <w:right w:w="45" w:type="dxa"/>
-            </w:tcMar>
-          </w:tcPr>
-          <w:p>
-            <w:pPr>
-              <w:pStyle w:val="Compact"/>
-              <w:keepNext w:val="0"/>
-              <w:keepLines w:val="0"/>
-              <w:pageBreakBefore w:val="0"/>
-              <w:spacing w:line="240" w:lineRule="auto" w:after="0" w:before="0"/>
-              <w:ind w:firstLine="0"/>
-              <w:jc w:val="center"/>
-            </w:pPr>
-            <w:r>
-              <w:rPr>
-                <w:rFonts w:ascii="Times New Roman" w:hAnsi="Times New Roman"/>
-                <w:sz w:val="20"/>
-              </w:rPr>
-              <w:t xml:space="preserve">55.1</w:t>
-            </w:r>
-          </w:p>
-        </w:tc>
-        <w:tc>
-          <w:tcPr>
-            <w:tcW w:type="dxa" w:w="857"/>
-            <w:vAlign w:val="center"/>
-            <w:noWrap/>
-            <w:tcMar>
-              <w:top w:w="30" w:type="dxa"/>
-              <w:bottom w:w="30" w:type="dxa"/>
-              <w:left w:w="45" w:type="dxa"/>
-              <w:right w:w="45" w:type="dxa"/>
-            </w:tcMar>
-          </w:tcPr>
-          <w:p>
-            <w:pPr>
-              <w:pStyle w:val="Compact"/>
-              <w:keepNext w:val="0"/>
-              <w:keepLines w:val="0"/>
-              <w:pageBreakBefore w:val="0"/>
-              <w:spacing w:line="240" w:lineRule="auto" w:after="0" w:before="0"/>
-              <w:ind w:firstLine="0"/>
-              <w:jc w:val="center"/>
-            </w:pPr>
-            <w:r>
-              <w:rPr>
-                <w:rFonts w:ascii="Times New Roman" w:hAnsi="Times New Roman"/>
-                <w:sz w:val="20"/>
-              </w:rPr>
-              <w:t xml:space="preserve">75.0</w:t>
-            </w:r>
-          </w:p>
-        </w:tc>
-        <w:tc>
-          <w:tcPr>
-            <w:tcW w:type="dxa" w:w="857"/>
-            <w:vAlign w:val="center"/>
-            <w:noWrap/>
-            <w:tcMar>
-              <w:top w:w="30" w:type="dxa"/>
-              <w:bottom w:w="30" w:type="dxa"/>
-              <w:left w:w="45" w:type="dxa"/>
-              <w:right w:w="45" w:type="dxa"/>
-            </w:tcMar>
-          </w:tcPr>
-          <w:p>
-            <w:pPr>
-              <w:pStyle w:val="Compact"/>
-              <w:keepNext w:val="0"/>
-              <w:keepLines w:val="0"/>
-              <w:pageBreakBefore w:val="0"/>
-              <w:spacing w:line="240" w:lineRule="auto" w:after="0" w:before="0"/>
-              <w:ind w:firstLine="0"/>
-              <w:jc w:val="center"/>
-            </w:pPr>
-            <w:r>
-              <w:rPr>
-                <w:rFonts w:ascii="Times New Roman" w:hAnsi="Times New Roman"/>
-                <w:sz w:val="20"/>
-              </w:rPr>
-              <w:t xml:space="preserve">55.1</w:t>
-            </w:r>
-          </w:p>
-        </w:tc>
-        <w:tc>
-          <w:tcPr>
-            <w:tcW w:type="dxa" w:w="857"/>
-            <w:vAlign w:val="center"/>
-            <w:noWrap/>
-            <w:tcMar>
-              <w:top w:w="30" w:type="dxa"/>
-              <w:bottom w:w="30" w:type="dxa"/>
-              <w:left w:w="45" w:type="dxa"/>
-              <w:right w:w="45" w:type="dxa"/>
-            </w:tcMar>
-          </w:tcPr>
-          <w:p>
-            <w:pPr>
-              <w:pStyle w:val="Compact"/>
-              <w:keepNext w:val="0"/>
-              <w:keepLines w:val="0"/>
-              <w:pageBreakBefore w:val="0"/>
-              <w:spacing w:line="240" w:lineRule="auto" w:after="0" w:before="0"/>
-              <w:ind w:firstLine="0"/>
-              <w:jc w:val="center"/>
-            </w:pPr>
-            <w:r>
-              <w:rPr>
-                <w:rFonts w:ascii="Times New Roman" w:hAnsi="Times New Roman"/>
-                <w:sz w:val="20"/>
-              </w:rPr>
-              <w:t xml:space="preserve">75.0</w:t>
-            </w:r>
-          </w:p>
-        </w:tc>
-      </w:tr>
-      <w:tr>
-        <w:trPr>
-          <w:cantSplit/>
-        </w:trPr>
-        <w:tc>
-          <w:tcPr>
-            <w:tcW w:type="dxa" w:w="1264"/>
-            <w:gridSpan w:val="1"/>
-            <w:vMerge w:val="continue"/>
-            <w:vAlign w:val="center"/>
-            <w:noWrap/>
-            <w:tcMar>
-              <w:top w:w="30" w:type="dxa"/>
-              <w:bottom w:w="30" w:type="dxa"/>
-              <w:left w:w="45" w:type="dxa"/>
-              <w:right w:w="45" w:type="dxa"/>
-            </w:tcMar>
-          </w:tcPr>
-          <w:p>
-            <w:pPr>
-              <w:keepNext w:val="0"/>
-              <w:keepLines w:val="0"/>
-              <w:pageBreakBefore w:val="0"/>
-              <w:spacing w:line="240" w:lineRule="auto" w:before="0" w:after="0"/>
-              <w:ind w:firstLine="0"/>
-              <w:jc w:val="left"/>
-            </w:pPr>
-          </w:p>
-        </w:tc>
-        <w:tc>
-          <w:tcPr>
-            <w:tcW w:type="dxa" w:w="903"/>
-            <w:vAlign w:val="center"/>
-            <w:noWrap/>
-            <w:tcMar>
-              <w:top w:w="30" w:type="dxa"/>
-              <w:bottom w:w="30" w:type="dxa"/>
-              <w:left w:w="45" w:type="dxa"/>
-              <w:right w:w="45" w:type="dxa"/>
-            </w:tcMar>
-            <w:tcBorders>
-              <w:right w:val="single" w:sz="4" w:color="000000"/>
-            </w:tcBorders>
-          </w:tcPr>
-          <w:p>
-            <w:pPr>
-              <w:pStyle w:val="Compact"/>
-              <w:keepNext w:val="0"/>
-              <w:keepLines w:val="0"/>
-              <w:pageBreakBefore w:val="0"/>
-              <w:spacing w:line="240" w:lineRule="auto" w:after="0" w:before="0"/>
-              <w:ind w:firstLine="0"/>
-              <w:jc w:val="center"/>
-            </w:pPr>
-            <w:r>
-              <w:rPr>
-                <w:rFonts w:ascii="Times New Roman" w:hAnsi="Times New Roman"/>
-                <w:sz w:val="20"/>
-              </w:rPr>
-              <w:t xml:space="preserve">&lt;3 Å</w:t>
-            </w:r>
-          </w:p>
-        </w:tc>
-        <w:tc>
-          <w:tcPr>
-            <w:tcW w:type="dxa" w:w="857"/>
-            <w:vAlign w:val="center"/>
-            <w:noWrap/>
-            <w:tcMar>
-              <w:top w:w="30" w:type="dxa"/>
-              <w:bottom w:w="30" w:type="dxa"/>
-              <w:left w:w="45" w:type="dxa"/>
-              <w:right w:w="45" w:type="dxa"/>
-            </w:tcMar>
-          </w:tcPr>
-          <w:p>
-            <w:pPr>
-              <w:pStyle w:val="Compact"/>
-              <w:keepNext w:val="0"/>
-              <w:keepLines w:val="0"/>
-              <w:pageBreakBefore w:val="0"/>
-              <w:spacing w:line="240" w:lineRule="auto" w:after="0" w:before="0"/>
-              <w:ind w:firstLine="0"/>
-              <w:jc w:val="center"/>
-            </w:pPr>
-            <w:r>
-              <w:rPr>
-                <w:rFonts w:ascii="Times New Roman" w:hAnsi="Times New Roman"/>
-                <w:sz w:val="20"/>
-              </w:rPr>
-              <w:t xml:space="preserve">47.7</w:t>
-            </w:r>
-          </w:p>
-        </w:tc>
-        <w:tc>
-          <w:tcPr>
-            <w:tcW w:type="dxa" w:w="857"/>
-            <w:vAlign w:val="center"/>
-            <w:noWrap/>
-            <w:tcMar>
-              <w:top w:w="30" w:type="dxa"/>
-              <w:bottom w:w="30" w:type="dxa"/>
-              <w:left w:w="45" w:type="dxa"/>
-              <w:right w:w="45" w:type="dxa"/>
-            </w:tcMar>
-          </w:tcPr>
-          <w:p>
-            <w:pPr>
-              <w:pStyle w:val="Compact"/>
-              <w:keepNext w:val="0"/>
-              <w:keepLines w:val="0"/>
-              <w:pageBreakBefore w:val="0"/>
-              <w:spacing w:line="240" w:lineRule="auto" w:after="0" w:before="0"/>
-              <w:ind w:firstLine="0"/>
-              <w:jc w:val="center"/>
-            </w:pPr>
-            <w:r>
-              <w:rPr>
-                <w:rFonts w:ascii="Times New Roman" w:hAnsi="Times New Roman"/>
-                <w:sz w:val="20"/>
-              </w:rPr>
-              <w:t xml:space="preserve">33.3</w:t>
-            </w:r>
-          </w:p>
-        </w:tc>
-        <w:tc>
-          <w:tcPr>
-            <w:tcW w:type="dxa" w:w="857"/>
-            <w:vAlign w:val="center"/>
-            <w:noWrap/>
-            <w:tcMar>
-              <w:top w:w="30" w:type="dxa"/>
-              <w:bottom w:w="30" w:type="dxa"/>
-              <w:left w:w="45" w:type="dxa"/>
-              <w:right w:w="45" w:type="dxa"/>
-            </w:tcMar>
-          </w:tcPr>
-          <w:p>
-            <w:pPr>
-              <w:pStyle w:val="Compact"/>
-              <w:keepNext w:val="0"/>
-              <w:keepLines w:val="0"/>
-              <w:pageBreakBefore w:val="0"/>
-              <w:spacing w:line="240" w:lineRule="auto" w:after="0" w:before="0"/>
-              <w:ind w:firstLine="0"/>
-              <w:jc w:val="center"/>
-            </w:pPr>
-            <w:r>
-              <w:rPr>
-                <w:rFonts w:ascii="Times New Roman" w:hAnsi="Times New Roman"/>
-                <w:sz w:val="20"/>
-              </w:rPr>
-              <w:t xml:space="preserve">53.0</w:t>
-            </w:r>
-          </w:p>
-        </w:tc>
-        <w:tc>
-          <w:tcPr>
-            <w:tcW w:type="dxa" w:w="857"/>
-            <w:vAlign w:val="center"/>
-            <w:noWrap/>
-            <w:tcMar>
-              <w:top w:w="30" w:type="dxa"/>
-              <w:bottom w:w="30" w:type="dxa"/>
-              <w:left w:w="45" w:type="dxa"/>
-              <w:right w:w="45" w:type="dxa"/>
-            </w:tcMar>
-            <w:tcBorders>
-              <w:right w:val="single" w:sz="4" w:color="000000"/>
-            </w:tcBorders>
-          </w:tcPr>
-          <w:p>
-            <w:pPr>
-              <w:pStyle w:val="Compact"/>
-              <w:keepNext w:val="0"/>
-              <w:keepLines w:val="0"/>
-              <w:pageBreakBefore w:val="0"/>
-              <w:spacing w:line="240" w:lineRule="auto" w:after="0" w:before="0"/>
-              <w:ind w:firstLine="0"/>
-              <w:jc w:val="center"/>
-            </w:pPr>
-            <w:r>
-              <w:rPr>
-                <w:rFonts w:ascii="Times New Roman" w:hAnsi="Times New Roman"/>
-                <w:sz w:val="20"/>
-              </w:rPr>
-              <w:t xml:space="preserve">50.0</w:t>
-            </w:r>
-          </w:p>
-        </w:tc>
-        <w:tc>
-          <w:tcPr>
-            <w:tcW w:type="dxa" w:w="857"/>
-            <w:vAlign w:val="center"/>
-            <w:noWrap/>
-            <w:tcMar>
-              <w:top w:w="30" w:type="dxa"/>
-              <w:bottom w:w="30" w:type="dxa"/>
-              <w:left w:w="45" w:type="dxa"/>
-              <w:right w:w="45" w:type="dxa"/>
-            </w:tcMar>
-          </w:tcPr>
-          <w:p>
-            <w:pPr>
-              <w:pStyle w:val="Compact"/>
-              <w:keepNext w:val="0"/>
-              <w:keepLines w:val="0"/>
-              <w:pageBreakBefore w:val="0"/>
-              <w:spacing w:line="240" w:lineRule="auto" w:after="0" w:before="0"/>
-              <w:ind w:firstLine="0"/>
-              <w:jc w:val="center"/>
-            </w:pPr>
-            <w:r>
-              <w:rPr>
-                <w:rFonts w:ascii="Times New Roman" w:hAnsi="Times New Roman"/>
-                <w:sz w:val="20"/>
-              </w:rPr>
-              <w:t xml:space="preserve">60.1</w:t>
-            </w:r>
-          </w:p>
-        </w:tc>
-        <w:tc>
-          <w:tcPr>
-            <w:tcW w:type="dxa" w:w="857"/>
-            <w:vAlign w:val="center"/>
-            <w:noWrap/>
-            <w:tcMar>
-              <w:top w:w="30" w:type="dxa"/>
-              <w:bottom w:w="30" w:type="dxa"/>
-              <w:left w:w="45" w:type="dxa"/>
-              <w:right w:w="45" w:type="dxa"/>
-            </w:tcMar>
-          </w:tcPr>
-          <w:p>
-            <w:pPr>
-              <w:pStyle w:val="Compact"/>
-              <w:keepNext w:val="0"/>
-              <w:keepLines w:val="0"/>
-              <w:pageBreakBefore w:val="0"/>
-              <w:spacing w:line="240" w:lineRule="auto" w:after="0" w:before="0"/>
-              <w:ind w:firstLine="0"/>
-              <w:jc w:val="center"/>
-            </w:pPr>
-            <w:r>
-              <w:rPr>
-                <w:rFonts w:ascii="Times New Roman" w:hAnsi="Times New Roman"/>
-                <w:sz w:val="20"/>
-              </w:rPr>
-              <w:t xml:space="preserve">100.0</w:t>
-            </w:r>
-          </w:p>
-        </w:tc>
-        <w:tc>
-          <w:tcPr>
-            <w:tcW w:type="dxa" w:w="857"/>
-            <w:vAlign w:val="center"/>
-            <w:noWrap/>
-            <w:tcMar>
-              <w:top w:w="30" w:type="dxa"/>
-              <w:bottom w:w="30" w:type="dxa"/>
-              <w:left w:w="45" w:type="dxa"/>
-              <w:right w:w="45" w:type="dxa"/>
-            </w:tcMar>
-          </w:tcPr>
-          <w:p>
-            <w:pPr>
-              <w:pStyle w:val="Compact"/>
-              <w:keepNext w:val="0"/>
-              <w:keepLines w:val="0"/>
-              <w:pageBreakBefore w:val="0"/>
-              <w:spacing w:line="240" w:lineRule="auto" w:after="0" w:before="0"/>
-              <w:ind w:firstLine="0"/>
-              <w:jc w:val="center"/>
-            </w:pPr>
-            <w:r>
-              <w:rPr>
-                <w:rFonts w:ascii="Times New Roman" w:hAnsi="Times New Roman"/>
-                <w:sz w:val="20"/>
-              </w:rPr>
-              <w:t xml:space="preserve">61.1</w:t>
-            </w:r>
-          </w:p>
-        </w:tc>
-        <w:tc>
-          <w:tcPr>
-            <w:tcW w:type="dxa" w:w="857"/>
-            <w:vAlign w:val="center"/>
-            <w:noWrap/>
-            <w:tcMar>
-              <w:top w:w="30" w:type="dxa"/>
-              <w:bottom w:w="30" w:type="dxa"/>
-              <w:left w:w="45" w:type="dxa"/>
-              <w:right w:w="45" w:type="dxa"/>
-            </w:tcMar>
-          </w:tcPr>
-          <w:p>
-            <w:pPr>
-              <w:pStyle w:val="Compact"/>
-              <w:keepNext w:val="0"/>
-              <w:keepLines w:val="0"/>
-              <w:pageBreakBefore w:val="0"/>
-              <w:spacing w:line="240" w:lineRule="auto" w:after="0" w:before="0"/>
-              <w:ind w:firstLine="0"/>
-              <w:jc w:val="center"/>
-            </w:pPr>
-            <w:r>
-              <w:rPr>
-                <w:rFonts w:ascii="Times New Roman" w:hAnsi="Times New Roman"/>
-                <w:sz w:val="20"/>
-              </w:rPr>
-              <w:t xml:space="preserve">100.0</w:t>
-            </w:r>
-          </w:p>
-        </w:tc>
-      </w:tr>
-      <w:tr>
-        <w:trPr>
-          <w:cantSplit/>
-        </w:trPr>
-        <w:tc>
-          <w:tcPr>
-            <w:tcW w:type="dxa" w:w="1264"/>
-            <w:vMerge w:val="restart"/>
-            <w:vAlign w:val="center"/>
-            <w:noWrap/>
-            <w:tcMar>
-              <w:top w:w="30" w:type="dxa"/>
-              <w:bottom w:w="30" w:type="dxa"/>
-              <w:left w:w="45" w:type="dxa"/>
-              <w:right w:w="45" w:type="dxa"/>
-            </w:tcMar>
-            <w:tcBorders>
-              <w:top w:val="single" w:sz="4" w:color="000000"/>
-            </w:tcBorders>
-          </w:tcPr>
-          <w:p>
-            <w:pPr>
-              <w:pStyle w:val="Compact"/>
-              <w:keepNext w:val="0"/>
-              <w:keepLines w:val="0"/>
-              <w:pageBreakBefore w:val="0"/>
-              <w:spacing w:line="240" w:lineRule="auto" w:after="0" w:before="0"/>
-              <w:ind w:firstLine="0"/>
-              <w:jc w:val="left"/>
-            </w:pPr>
-            <w:r>
-              <w:rPr>
-                <w:rFonts w:ascii="Times New Roman" w:hAnsi="Times New Roman"/>
-                <w:sz w:val="20"/>
-              </w:rPr>
-              <w:t xml:space="preserve">Best</w:t>
-            </w:r>
-          </w:p>
-        </w:tc>
-        <w:tc>
-          <w:tcPr>
-            <w:tcW w:type="dxa" w:w="903"/>
-            <w:vAlign w:val="center"/>
-            <w:noWrap/>
-            <w:tcMar>
-              <w:top w:w="30" w:type="dxa"/>
-              <w:bottom w:w="30" w:type="dxa"/>
-              <w:left w:w="45" w:type="dxa"/>
-              <w:right w:w="45" w:type="dxa"/>
-            </w:tcMar>
-            <w:tcBorders>
-              <w:top w:val="single" w:sz="4" w:color="000000"/>
-              <w:right w:val="single" w:sz="4" w:color="000000"/>
-            </w:tcBorders>
-          </w:tcPr>
-          <w:p>
-            <w:pPr>
-              <w:pStyle w:val="Compact"/>
-              <w:keepNext w:val="0"/>
-              <w:keepLines w:val="0"/>
-              <w:pageBreakBefore w:val="0"/>
-              <w:spacing w:line="240" w:lineRule="auto" w:after="0" w:before="0"/>
-              <w:ind w:firstLine="0"/>
-              <w:jc w:val="center"/>
-            </w:pPr>
-            <w:r>
-              <w:rPr>
-                <w:rFonts w:ascii="Times New Roman" w:hAnsi="Times New Roman"/>
-                <w:sz w:val="20"/>
-              </w:rPr>
-              <w:t xml:space="preserve">&lt;2 Å</w:t>
-            </w:r>
-          </w:p>
-        </w:tc>
-        <w:tc>
-          <w:tcPr>
-            <w:tcW w:type="dxa" w:w="857"/>
-            <w:vAlign w:val="center"/>
-            <w:noWrap/>
-            <w:tcMar>
-              <w:top w:w="30" w:type="dxa"/>
-              <w:bottom w:w="30" w:type="dxa"/>
-              <w:left w:w="45" w:type="dxa"/>
-              <w:right w:w="45" w:type="dxa"/>
-            </w:tcMar>
-            <w:tcBorders>
-              <w:top w:val="single" w:sz="4" w:color="000000"/>
-            </w:tcBorders>
-          </w:tcPr>
-          <w:p>
-            <w:pPr>
-              <w:pStyle w:val="Compact"/>
-              <w:keepNext w:val="0"/>
-              <w:keepLines w:val="0"/>
-              <w:pageBreakBefore w:val="0"/>
-              <w:spacing w:line="240" w:lineRule="auto" w:after="0" w:before="0"/>
-              <w:ind w:firstLine="0"/>
-              <w:jc w:val="center"/>
-            </w:pPr>
-            <w:r>
-              <w:rPr>
-                <w:rFonts w:ascii="Times New Roman" w:hAnsi="Times New Roman"/>
-                <w:sz w:val="20"/>
-              </w:rPr>
-              <w:t xml:space="preserve">49.1</w:t>
-            </w:r>
-          </w:p>
-        </w:tc>
-        <w:tc>
-          <w:tcPr>
-            <w:tcW w:type="dxa" w:w="857"/>
-            <w:vAlign w:val="center"/>
-            <w:noWrap/>
-            <w:tcMar>
-              <w:top w:w="30" w:type="dxa"/>
-              <w:bottom w:w="30" w:type="dxa"/>
-              <w:left w:w="45" w:type="dxa"/>
-              <w:right w:w="45" w:type="dxa"/>
-            </w:tcMar>
-            <w:tcBorders>
-              <w:top w:val="single" w:sz="4" w:color="000000"/>
-            </w:tcBorders>
-          </w:tcPr>
-          <w:p>
-            <w:pPr>
-              <w:pStyle w:val="Compact"/>
-              <w:keepNext w:val="0"/>
-              <w:keepLines w:val="0"/>
-              <w:pageBreakBefore w:val="0"/>
-              <w:spacing w:line="240" w:lineRule="auto" w:after="0" w:before="0"/>
-              <w:ind w:firstLine="0"/>
-              <w:jc w:val="center"/>
-            </w:pPr>
-            <w:r>
-              <w:rPr>
-                <w:rFonts w:ascii="Times New Roman" w:hAnsi="Times New Roman"/>
-                <w:sz w:val="20"/>
-              </w:rPr>
-              <w:t xml:space="preserve">50.0</w:t>
-            </w:r>
-          </w:p>
-        </w:tc>
-        <w:tc>
-          <w:tcPr>
-            <w:tcW w:type="dxa" w:w="857"/>
-            <w:vAlign w:val="center"/>
-            <w:noWrap/>
-            <w:tcMar>
-              <w:top w:w="30" w:type="dxa"/>
-              <w:bottom w:w="30" w:type="dxa"/>
-              <w:left w:w="45" w:type="dxa"/>
-              <w:right w:w="45" w:type="dxa"/>
-            </w:tcMar>
-            <w:tcBorders>
-              <w:top w:val="single" w:sz="4" w:color="000000"/>
-            </w:tcBorders>
-          </w:tcPr>
-          <w:p>
-            <w:pPr>
-              <w:pStyle w:val="Compact"/>
-              <w:keepNext w:val="0"/>
-              <w:keepLines w:val="0"/>
-              <w:pageBreakBefore w:val="0"/>
-              <w:spacing w:line="240" w:lineRule="auto" w:after="0" w:before="0"/>
-              <w:ind w:firstLine="0"/>
-              <w:jc w:val="center"/>
-            </w:pPr>
-            <w:r>
-              <w:rPr>
-                <w:rFonts w:ascii="Times New Roman" w:hAnsi="Times New Roman"/>
-                <w:sz w:val="20"/>
-              </w:rPr>
-              <w:t xml:space="preserve">55.9</w:t>
-            </w:r>
-          </w:p>
-        </w:tc>
-        <w:tc>
-          <w:tcPr>
-            <w:tcW w:type="dxa" w:w="857"/>
-            <w:vAlign w:val="center"/>
-            <w:noWrap/>
-            <w:tcMar>
-              <w:top w:w="30" w:type="dxa"/>
-              <w:bottom w:w="30" w:type="dxa"/>
-              <w:left w:w="45" w:type="dxa"/>
-              <w:right w:w="45" w:type="dxa"/>
-            </w:tcMar>
-            <w:tcBorders>
-              <w:top w:val="single" w:sz="4" w:color="000000"/>
-              <w:right w:val="single" w:sz="4" w:color="000000"/>
-            </w:tcBorders>
-          </w:tcPr>
-          <w:p>
-            <w:pPr>
-              <w:pStyle w:val="Compact"/>
-              <w:keepNext w:val="0"/>
-              <w:keepLines w:val="0"/>
-              <w:pageBreakBefore w:val="0"/>
-              <w:spacing w:line="240" w:lineRule="auto" w:after="0" w:before="0"/>
-              <w:ind w:firstLine="0"/>
-              <w:jc w:val="center"/>
-            </w:pPr>
-            <w:r>
-              <w:rPr>
-                <w:rFonts w:ascii="Times New Roman" w:hAnsi="Times New Roman"/>
-                <w:sz w:val="20"/>
-              </w:rPr>
-              <w:t xml:space="preserve">83.3</w:t>
-            </w:r>
-          </w:p>
-        </w:tc>
-        <w:tc>
-          <w:tcPr>
-            <w:tcW w:type="dxa" w:w="857"/>
-            <w:vAlign w:val="center"/>
-            <w:noWrap/>
-            <w:tcMar>
-              <w:top w:w="30" w:type="dxa"/>
-              <w:bottom w:w="30" w:type="dxa"/>
-              <w:left w:w="45" w:type="dxa"/>
-              <w:right w:w="45" w:type="dxa"/>
-            </w:tcMar>
-            <w:tcBorders>
-              <w:top w:val="single" w:sz="4" w:color="000000"/>
-            </w:tcBorders>
-          </w:tcPr>
-          <w:p>
-            <w:pPr>
-              <w:pStyle w:val="Compact"/>
-              <w:keepNext w:val="0"/>
-              <w:keepLines w:val="0"/>
-              <w:pageBreakBefore w:val="0"/>
-              <w:spacing w:line="240" w:lineRule="auto" w:after="0" w:before="0"/>
-              <w:ind w:firstLine="0"/>
-              <w:jc w:val="center"/>
-            </w:pPr>
-            <w:r>
-              <w:rPr>
-                <w:rFonts w:ascii="Times New Roman" w:hAnsi="Times New Roman"/>
-                <w:sz w:val="20"/>
-              </w:rPr>
-              <w:t xml:space="preserve">63.5</w:t>
-            </w:r>
-          </w:p>
-        </w:tc>
-        <w:tc>
-          <w:tcPr>
-            <w:tcW w:type="dxa" w:w="857"/>
-            <w:vAlign w:val="center"/>
-            <w:noWrap/>
-            <w:tcMar>
-              <w:top w:w="30" w:type="dxa"/>
-              <w:bottom w:w="30" w:type="dxa"/>
-              <w:left w:w="45" w:type="dxa"/>
-              <w:right w:w="45" w:type="dxa"/>
-            </w:tcMar>
-            <w:tcBorders>
-              <w:top w:val="single" w:sz="4" w:color="000000"/>
-            </w:tcBorders>
-          </w:tcPr>
-          <w:p>
-            <w:pPr>
-              <w:pStyle w:val="Compact"/>
-              <w:keepNext w:val="0"/>
-              <w:keepLines w:val="0"/>
-              <w:pageBreakBefore w:val="0"/>
-              <w:spacing w:line="240" w:lineRule="auto" w:after="0" w:before="0"/>
-              <w:ind w:firstLine="0"/>
-              <w:jc w:val="center"/>
-            </w:pPr>
-            <w:r>
-              <w:rPr>
-                <w:rFonts w:ascii="Times New Roman" w:hAnsi="Times New Roman"/>
-                <w:sz w:val="20"/>
-              </w:rPr>
-              <w:t xml:space="preserve">100.0</w:t>
-            </w:r>
-          </w:p>
-        </w:tc>
-        <w:tc>
-          <w:tcPr>
-            <w:tcW w:type="dxa" w:w="857"/>
-            <w:vAlign w:val="center"/>
-            <w:noWrap/>
-            <w:tcMar>
-              <w:top w:w="30" w:type="dxa"/>
-              <w:bottom w:w="30" w:type="dxa"/>
-              <w:left w:w="45" w:type="dxa"/>
-              <w:right w:w="45" w:type="dxa"/>
-            </w:tcMar>
-            <w:tcBorders>
-              <w:top w:val="single" w:sz="4" w:color="000000"/>
-            </w:tcBorders>
-          </w:tcPr>
-          <w:p>
-            <w:pPr>
-              <w:pStyle w:val="Compact"/>
-              <w:keepNext w:val="0"/>
-              <w:keepLines w:val="0"/>
-              <w:pageBreakBefore w:val="0"/>
-              <w:spacing w:line="240" w:lineRule="auto" w:after="0" w:before="0"/>
-              <w:ind w:firstLine="0"/>
-              <w:jc w:val="center"/>
-            </w:pPr>
-            <w:r>
-              <w:rPr>
-                <w:rFonts w:ascii="Times New Roman" w:hAnsi="Times New Roman"/>
-                <w:sz w:val="20"/>
-              </w:rPr>
-              <w:t xml:space="preserve">64.4</w:t>
-            </w:r>
-          </w:p>
-        </w:tc>
-        <w:tc>
-          <w:tcPr>
-            <w:tcW w:type="dxa" w:w="857"/>
-            <w:vAlign w:val="center"/>
-            <w:noWrap/>
-            <w:tcMar>
-              <w:top w:w="30" w:type="dxa"/>
-              <w:bottom w:w="30" w:type="dxa"/>
-              <w:left w:w="45" w:type="dxa"/>
-              <w:right w:w="45" w:type="dxa"/>
-            </w:tcMar>
-            <w:tcBorders>
-              <w:top w:val="single" w:sz="4" w:color="000000"/>
-            </w:tcBorders>
-          </w:tcPr>
-          <w:p>
-            <w:pPr>
-              <w:pStyle w:val="Compact"/>
-              <w:keepNext w:val="0"/>
-              <w:keepLines w:val="0"/>
-              <w:pageBreakBefore w:val="0"/>
-              <w:spacing w:line="240" w:lineRule="auto" w:after="0" w:before="0"/>
-              <w:ind w:firstLine="0"/>
-              <w:jc w:val="center"/>
-            </w:pPr>
-            <w:r>
-              <w:rPr>
-                <w:rFonts w:ascii="Times New Roman" w:hAnsi="Times New Roman"/>
-                <w:sz w:val="20"/>
-              </w:rPr>
-              <w:t xml:space="preserve">100.0</w:t>
-            </w:r>
-          </w:p>
-        </w:tc>
-      </w:tr>
-      <w:tr>
-        <w:trPr>
-          <w:cantSplit/>
-        </w:trPr>
-        <w:tc>
-          <w:tcPr>
-            <w:tcW w:type="dxa" w:w="1264"/>
-            <w:gridSpan w:val="1"/>
-            <w:vMerge w:val="continue"/>
-            <w:vAlign w:val="center"/>
-            <w:noWrap/>
-            <w:tcMar>
-              <w:top w:w="30" w:type="dxa"/>
-              <w:bottom w:w="30" w:type="dxa"/>
-              <w:left w:w="45" w:type="dxa"/>
-              <w:right w:w="45" w:type="dxa"/>
-            </w:tcMar>
-          </w:tcPr>
-          <w:p>
-            <w:pPr>
-              <w:keepNext w:val="0"/>
-              <w:keepLines w:val="0"/>
-              <w:pageBreakBefore w:val="0"/>
-              <w:spacing w:line="240" w:lineRule="auto" w:before="0" w:after="0"/>
-              <w:ind w:firstLine="0"/>
-              <w:jc w:val="left"/>
-            </w:pPr>
-          </w:p>
-        </w:tc>
-        <w:tc>
-          <w:tcPr>
-            <w:tcW w:type="dxa" w:w="903"/>
-            <w:vAlign w:val="center"/>
-            <w:noWrap/>
-            <w:tcMar>
-              <w:top w:w="30" w:type="dxa"/>
-              <w:bottom w:w="30" w:type="dxa"/>
-              <w:left w:w="45" w:type="dxa"/>
-              <w:right w:w="45" w:type="dxa"/>
-            </w:tcMar>
-            <w:tcBorders>
-              <w:right w:val="single" w:sz="4" w:color="000000"/>
-            </w:tcBorders>
-          </w:tcPr>
-          <w:p>
-            <w:pPr>
-              <w:pStyle w:val="Compact"/>
-              <w:keepNext w:val="0"/>
-              <w:keepLines w:val="0"/>
-              <w:pageBreakBefore w:val="0"/>
-              <w:spacing w:line="240" w:lineRule="auto" w:after="0" w:before="0"/>
-              <w:ind w:firstLine="0"/>
-              <w:jc w:val="center"/>
-            </w:pPr>
-            <w:r>
-              <w:rPr>
-                <w:rFonts w:ascii="Times New Roman" w:hAnsi="Times New Roman"/>
-                <w:sz w:val="20"/>
-              </w:rPr>
-              <w:t xml:space="preserve">&lt;3 Å</w:t>
-            </w:r>
-          </w:p>
-        </w:tc>
-        <w:tc>
-          <w:tcPr>
-            <w:tcW w:type="dxa" w:w="857"/>
-            <w:vAlign w:val="center"/>
-            <w:noWrap/>
-            <w:tcMar>
-              <w:top w:w="30" w:type="dxa"/>
-              <w:bottom w:w="30" w:type="dxa"/>
-              <w:left w:w="45" w:type="dxa"/>
-              <w:right w:w="45" w:type="dxa"/>
-            </w:tcMar>
-          </w:tcPr>
-          <w:p>
-            <w:pPr>
-              <w:pStyle w:val="Compact"/>
-              <w:keepNext w:val="0"/>
-              <w:keepLines w:val="0"/>
-              <w:pageBreakBefore w:val="0"/>
-              <w:spacing w:line="240" w:lineRule="auto" w:after="0" w:before="0"/>
-              <w:ind w:firstLine="0"/>
-              <w:jc w:val="center"/>
-            </w:pPr>
-            <w:r>
-              <w:rPr>
-                <w:rFonts w:ascii="Times New Roman" w:hAnsi="Times New Roman"/>
-                <w:sz w:val="20"/>
-              </w:rPr>
-              <w:t xml:space="preserve">54.7</w:t>
-            </w:r>
-          </w:p>
-        </w:tc>
-        <w:tc>
-          <w:tcPr>
-            <w:tcW w:type="dxa" w:w="857"/>
-            <w:vAlign w:val="center"/>
-            <w:noWrap/>
-            <w:tcMar>
-              <w:top w:w="30" w:type="dxa"/>
-              <w:bottom w:w="30" w:type="dxa"/>
-              <w:left w:w="45" w:type="dxa"/>
-              <w:right w:w="45" w:type="dxa"/>
-            </w:tcMar>
-          </w:tcPr>
-          <w:p>
-            <w:pPr>
-              <w:pStyle w:val="Compact"/>
-              <w:keepNext w:val="0"/>
-              <w:keepLines w:val="0"/>
-              <w:pageBreakBefore w:val="0"/>
-              <w:spacing w:line="240" w:lineRule="auto" w:after="0" w:before="0"/>
-              <w:ind w:firstLine="0"/>
-              <w:jc w:val="center"/>
-            </w:pPr>
-            <w:r>
-              <w:rPr>
-                <w:rFonts w:ascii="Times New Roman" w:hAnsi="Times New Roman"/>
-                <w:sz w:val="20"/>
-              </w:rPr>
-              <w:t xml:space="preserve">66.7</w:t>
-            </w:r>
-          </w:p>
-        </w:tc>
-        <w:tc>
-          <w:tcPr>
-            <w:tcW w:type="dxa" w:w="857"/>
-            <w:vAlign w:val="center"/>
-            <w:noWrap/>
-            <w:tcMar>
-              <w:top w:w="30" w:type="dxa"/>
-              <w:bottom w:w="30" w:type="dxa"/>
-              <w:left w:w="45" w:type="dxa"/>
-              <w:right w:w="45" w:type="dxa"/>
-            </w:tcMar>
-          </w:tcPr>
-          <w:p>
-            <w:pPr>
-              <w:pStyle w:val="Compact"/>
-              <w:keepNext w:val="0"/>
-              <w:keepLines w:val="0"/>
-              <w:pageBreakBefore w:val="0"/>
-              <w:spacing w:line="240" w:lineRule="auto" w:after="0" w:before="0"/>
-              <w:ind w:firstLine="0"/>
-              <w:jc w:val="center"/>
-            </w:pPr>
-            <w:r>
-              <w:rPr>
-                <w:rFonts w:ascii="Times New Roman" w:hAnsi="Times New Roman"/>
-                <w:sz w:val="20"/>
-              </w:rPr>
-              <w:t xml:space="preserve">62.8</w:t>
-            </w:r>
-          </w:p>
-        </w:tc>
-        <w:tc>
-          <w:tcPr>
-            <w:tcW w:type="dxa" w:w="857"/>
-            <w:vAlign w:val="center"/>
-            <w:noWrap/>
-            <w:tcMar>
-              <w:top w:w="30" w:type="dxa"/>
-              <w:bottom w:w="30" w:type="dxa"/>
-              <w:left w:w="45" w:type="dxa"/>
-              <w:right w:w="45" w:type="dxa"/>
-            </w:tcMar>
-            <w:tcBorders>
-              <w:right w:val="single" w:sz="4" w:color="000000"/>
-            </w:tcBorders>
-          </w:tcPr>
-          <w:p>
-            <w:pPr>
-              <w:pStyle w:val="Compact"/>
-              <w:keepNext w:val="0"/>
-              <w:keepLines w:val="0"/>
-              <w:pageBreakBefore w:val="0"/>
-              <w:spacing w:line="240" w:lineRule="auto" w:after="0" w:before="0"/>
-              <w:ind w:firstLine="0"/>
-              <w:jc w:val="center"/>
-            </w:pPr>
-            <w:r>
-              <w:rPr>
-                <w:rFonts w:ascii="Times New Roman" w:hAnsi="Times New Roman"/>
-                <w:sz w:val="20"/>
-              </w:rPr>
-              <w:t xml:space="preserve">100.0</w:t>
-            </w:r>
-          </w:p>
-        </w:tc>
-        <w:tc>
-          <w:tcPr>
-            <w:tcW w:type="dxa" w:w="857"/>
-            <w:vAlign w:val="center"/>
-            <w:noWrap/>
-            <w:tcMar>
-              <w:top w:w="30" w:type="dxa"/>
-              <w:bottom w:w="30" w:type="dxa"/>
-              <w:left w:w="45" w:type="dxa"/>
-              <w:right w:w="45" w:type="dxa"/>
-            </w:tcMar>
-          </w:tcPr>
-          <w:p>
-            <w:pPr>
-              <w:pStyle w:val="Compact"/>
-              <w:keepNext w:val="0"/>
-              <w:keepLines w:val="0"/>
-              <w:pageBreakBefore w:val="0"/>
-              <w:spacing w:line="240" w:lineRule="auto" w:after="0" w:before="0"/>
-              <w:ind w:firstLine="0"/>
-              <w:jc w:val="center"/>
-            </w:pPr>
-            <w:r>
-              <w:rPr>
-                <w:rFonts w:ascii="Times New Roman" w:hAnsi="Times New Roman"/>
-                <w:sz w:val="20"/>
-              </w:rPr>
-              <w:t xml:space="preserve">66.0</w:t>
-            </w:r>
-          </w:p>
-        </w:tc>
-        <w:tc>
-          <w:tcPr>
-            <w:tcW w:type="dxa" w:w="857"/>
-            <w:vAlign w:val="center"/>
-            <w:noWrap/>
-            <w:tcMar>
-              <w:top w:w="30" w:type="dxa"/>
-              <w:bottom w:w="30" w:type="dxa"/>
-              <w:left w:w="45" w:type="dxa"/>
-              <w:right w:w="45" w:type="dxa"/>
-            </w:tcMar>
-          </w:tcPr>
-          <w:p>
-            <w:pPr>
-              <w:pStyle w:val="Compact"/>
-              <w:keepNext w:val="0"/>
-              <w:keepLines w:val="0"/>
-              <w:pageBreakBefore w:val="0"/>
-              <w:spacing w:line="240" w:lineRule="auto" w:after="0" w:before="0"/>
-              <w:ind w:firstLine="0"/>
-              <w:jc w:val="center"/>
-            </w:pPr>
-            <w:r>
-              <w:rPr>
-                <w:rFonts w:ascii="Times New Roman" w:hAnsi="Times New Roman"/>
-                <w:sz w:val="20"/>
-              </w:rPr>
-              <w:t xml:space="preserve">100.0</w:t>
-            </w:r>
-          </w:p>
-        </w:tc>
-        <w:tc>
-          <w:tcPr>
-            <w:tcW w:type="dxa" w:w="857"/>
-            <w:vAlign w:val="center"/>
-            <w:noWrap/>
-            <w:tcMar>
-              <w:top w:w="30" w:type="dxa"/>
-              <w:bottom w:w="30" w:type="dxa"/>
-              <w:left w:w="45" w:type="dxa"/>
-              <w:right w:w="45" w:type="dxa"/>
-            </w:tcMar>
-          </w:tcPr>
-          <w:p>
-            <w:pPr>
-              <w:pStyle w:val="Compact"/>
-              <w:keepNext w:val="0"/>
-              <w:keepLines w:val="0"/>
-              <w:pageBreakBefore w:val="0"/>
-              <w:spacing w:line="240" w:lineRule="auto" w:after="0" w:before="0"/>
-              <w:ind w:firstLine="0"/>
-              <w:jc w:val="center"/>
-            </w:pPr>
-            <w:r>
-              <w:rPr>
-                <w:rFonts w:ascii="Times New Roman" w:hAnsi="Times New Roman"/>
-                <w:sz w:val="20"/>
-              </w:rPr>
-              <w:t xml:space="preserve">66.9</w:t>
-            </w:r>
-          </w:p>
-        </w:tc>
-        <w:tc>
-          <w:tcPr>
-            <w:tcW w:type="dxa" w:w="857"/>
-            <w:vAlign w:val="center"/>
-            <w:noWrap/>
-            <w:tcMar>
-              <w:top w:w="30" w:type="dxa"/>
-              <w:bottom w:w="30" w:type="dxa"/>
-              <w:left w:w="45" w:type="dxa"/>
-              <w:right w:w="45" w:type="dxa"/>
-            </w:tcMar>
-          </w:tcPr>
-          <w:p>
-            <w:pPr>
-              <w:pStyle w:val="Compact"/>
-              <w:keepNext w:val="0"/>
-              <w:keepLines w:val="0"/>
-              <w:pageBreakBefore w:val="0"/>
-              <w:spacing w:line="240" w:lineRule="auto" w:after="0" w:before="0"/>
-              <w:ind w:firstLine="0"/>
-              <w:jc w:val="center"/>
-            </w:pPr>
-            <w:r>
-              <w:rPr>
-                <w:rFonts w:ascii="Times New Roman" w:hAnsi="Times New Roman"/>
-                <w:sz w:val="20"/>
-              </w:rPr>
-              <w:t xml:space="preserve">100.0</w:t>
-            </w:r>
-          </w:p>
-        </w:tc>
-      </w:tr>
-    </w:tbl>
-    <w:p>
-      <w:pPr>
-        <w:pStyle w:val="MDTableNote"/>
-        <w:keepNext w:val="0"/>
-        <w:keepLines/>
-        <w:pageBreakBefore w:val="0"/>
-        <w:spacing w:line="240" w:lineRule="auto" w:before="80" w:after="120"/>
-        <w:ind w:firstLine="0"/>
-      </w:pPr>
-      <w:r>
-        <w:rPr>
-          <w:rFonts w:ascii="Times New Roman" w:hAnsi="Times New Roman"/>
-          <w:sz w:val="18"/>
-        </w:rPr>
-        <w:t xml:space="preserve">Means and medians were calculated across the same 77 PDBs.</w:t>
-      </w:r>
-    </w:p>
-    <w:bookmarkEnd w:id="50"/>
-    <w:bookmarkEnd w:id="51"/>
-    <w:bookmarkEnd w:id="52"/>
+    <w:bookmarkEnd w:id="46"/>
+    <w:bookmarkEnd w:id="47"/>
+    <w:bookmarkEnd w:id="48"/>
     <w:sectPr>
       <w:footerReference r:id="rId8" w:type="default"/>
       <w:pgSz w:h="16838" w:w="11906"/>
@@ -10742,16 +7453,24 @@
     <w:basedOn w:val="BodyText"/>
     <w:qFormat/>
   </w:style>
-  <w:style w:type="character" w:customStyle="1" w:styleId="MDFIGREF_eJyrrk7LTC9KTbMqLi0o0E01StVNzs8tyEktyczP003MyamtBQDpjA1c">
-    <w:name w:val="MDFIGREF_eJyrrk7LTC9KTbMqLi0o0E01StVNzs8tyEktyczP003MyamtBQDpjA1c"/>
+  <w:style w:type="character" w:customStyle="1" w:styleId="MDFIGREF_eJyrrk7LTC9KTbNKNUrVLc5NzMnRLcgsSM3JzEutSa6tBQDAgwxC">
+    <w:name w:val="MDFIGREF_eJyrrk7LTC9KTbNKNUrVLc5NzMnRLcgsSM3JzEutSa6tBQDAgwxC"/>
     <w:basedOn w:val="BodyTextChar"/>
   </w:style>
-  <w:style w:type="character" w:customStyle="1" w:styleId="MDFIGREF_eJyrrk7LTC9KTbMqLi0o0E01StVNzs8tyEktyczP0y3OTczJqa0FAAWgDjw">
-    <w:name w:val="MDFIGREF_eJyrrk7LTC9KTbMqLi0o0E01StVNzs8tyEktyczP0y3OTczJqa0FAAWgDjw"/>
+  <w:style w:type="character" w:customStyle="1" w:styleId="MDFIGREF_eJyrrk7LTC9KTbNKNUrVLc5NzMnRLcgsSM3JzEutSaqtBQDAgAxB">
+    <w:name w:val="MDFIGREF_eJyrrk7LTC9KTbNKNUrVLc5NzMnRLcgsSM3JzEutSaqtBQDAgAxB"/>
     <w:basedOn w:val="BodyTextChar"/>
   </w:style>
-  <w:style w:type="character" w:customStyle="1" w:styleId="MDFIGREF_eJyrrk7LTC9KTbMqLi0o0E3LzEvRTc4vKkpNLtHNTSxJztBNKs3MSamtBQBErw_K">
-    <w:name w:val="MDFIGREF_eJyrrk7LTC9KTbMqLi0o0E3LzEvRTc4vKkpNLtHNTSxJztBNKs3MSamtBQBErw_K"/>
+  <w:style w:type="character" w:customStyle="1" w:styleId="MDFIGREF_eJyrrk7LTC9KTbNKNUrVLc5NzMnRLcgsSM3JzEutSaytBQDAfQxA">
+    <w:name w:val="MDFIGREF_eJyrrk7LTC9KTbNKNUrVLc5NzMnRLcgsSM3JzEutSaytBQDAfQxA"/>
+    <w:basedOn w:val="BodyTextChar"/>
+  </w:style>
+  <w:style w:type="character" w:customStyle="1" w:styleId="MDFIGREF_eJyrrk7LTC9KTbNKNUrVLc5NzMnRLcgsSM3JzEutSdJJrq0FANjnDNA">
+    <w:name w:val="MDFIGREF_eJyrrk7LTC9KTbNKNUrVLc5NzMnRLcgsSM3JzEutSdJJrq0FANjnDNA"/>
+    <w:basedOn w:val="BodyTextChar"/>
+  </w:style>
+  <w:style w:type="character" w:customStyle="1" w:styleId="MDFIGREF_eJyrrk7LTC9KTbNKNUrVTczJ0U3LzEvRzU0sSc6orQUApM0LCA">
+    <w:name w:val="MDFIGREF_eJyrrk7LTC9KTbNKNUrVTczJ0U3LzEvRzU0sSc6orQUApM0LCA"/>
     <w:basedOn w:val="BodyTextChar"/>
   </w:style>
   <w:style w:type="character" w:customStyle="1" w:styleId="MDFIGREF_eJyrrk7LTC9KTbPKyUxPzEspTk3NNtItK9ZFcA1rEmtrATN3D08">

--- a/supplementary.operation.docx
+++ b/supplementary.operation.docx
@@ -2,7 +2,7 @@
 <file path=word/document.xml><?xml version="1.0" encoding="utf-8"?>
 <w:document xmlns:w="http://schemas.openxmlformats.org/wordprocessingml/2006/main" xmlns:m="http://schemas.openxmlformats.org/officeDocument/2006/math" xmlns:r="http://schemas.openxmlformats.org/officeDocument/2006/relationships" xmlns:o="urn:schemas-microsoft-com:office:office" xmlns:v="urn:schemas-microsoft-com:vml" xmlns:w10="urn:schemas-microsoft-com:office:word" xmlns:a="http://schemas.openxmlformats.org/drawingml/2006/main" xmlns:pic="http://schemas.openxmlformats.org/drawingml/2006/picture" xmlns:wp="http://schemas.openxmlformats.org/drawingml/2006/wordprocessingDrawing">
   <w:body>
-    <w:bookmarkStart w:id="48" w:name="supplementary-information"/>
+    <w:bookmarkStart w:id="52" w:name="supplementary-information"/>
     <w:p>
       <w:pPr>
         <w:pStyle w:val="1"/>
@@ -317,12 +317,12 @@
           <wp:inline>
             <wp:extent cx="5120640" cy="5927466"/>
             <wp:effectExtent b="0" l="0" r="0" t="0"/>
-            <wp:docPr descr="Fig. 1 | Ligand-region detection by LigandSeek2-Find and LigandSeek. LigandSeek2-Find and the first-generation LigandSeek are compared using deposited (GT) or CryoAtom2-reconstructed (CA2) receptor structures. The left column shows all ligands (179 PDB entries, 2,502 instances); the right shows only small molecules (94 PDB entries, 821 instances)." title="MDPPTFIG_eJztWN2OGzUUfhUrElIrJZlJusk2aam0ZLsV0lKi_lwxKHI8TsZaj21s56-Ua4RQuULc8AJc9QGoRF-G0j4G59iTn2UXseJHVUpXyo7tc_ydYx_787G_rBnqi1qf1F5__-LVj78kp2JKVf6Q87P2aO5G22qraYxf1uqkZrnTcs5z7DXoZ9ljx63Lslan1-pl2TF3Z16bLHvz_Offfvj6zbNvXv_0MssifJZdAV_RkiO2DDKHqo25a2yrLdTKhTOSrkYLkccBdJpdoVDCqPFCq1FJ7dnMgOiz2u1F35BlKZXrLz7MaoX3pp8kjhW8pK6pDVcgnGhbUg9VO00W2ubGasadE2payqSdpt2kpEJltTuINrTh89CvJCeL_pxKwP24pFM-iOZRL1lroO4Z5-Y-X_rQvK3E8qlQ3G0kVW3Rd4YysA8GJDSBhfZBmtWq6oOZxCY687oyVqljT6FyUJsI6_xp7JpWSiCJnsUhxH9V-UQr76AfdUwI6PPq2XcQw19fvHz1_Ntgl1Pnj5ygl8mKI-Uudgq2IjCaGIf6OBQHccThC84_2cxj6-Z6QE9i9-iexxCGQeJ4DKxDbuccVE_EtEla5CmJy6lh-RQiQHLuOcNYkPGK7Cy8xgnODtR2GptoJ8bmbUzLPxg82VvPLw2JLzgJy7Yx5YpbGuK31STUcsJ0aeCbkxnuToiz0U54qF-79-g60ZYM7EofeV22YSkwrZy3Mxbkg6P2dQJt3HhQi-0z8KhJHoFdyScewOWsVMQVeuEIlZJUxEOutQ57ZHj8EeHKW8FdnbTrnbRNBOBTBVRx_Vbw3opp4av-WskVcSXClFpyBlsWgHoH53Futls7KOeXIu7UO0hr7znsneYwurfbuL63nr9l6vxP1tF4b6NRJ0NuG0iMx4Jx4pgGWTgTtOINrxvwIcMHR48HhHpgWpAWWgIx6wlJmzeCZtrsNMlda4Hcx9S6wMKk1_kA6NWDGSodAYoMNF1yqsjE6pK00nqapmSstYcTgRo4IBwtDVI1QO8w9Xtm_j8yM9vfHbW3nr-LzJzvbTTqwMiQNPsq8RYOUmqkxgsJ_EL4YjdZj_n5n2Xj6zwcsu8LSIZbZExHxtwDc9cr03QM-TQQODCo43AukMNe0u0lN1q7NB0ofjdzx5OhfZgcdBNItFH4h4y8joxv8K4453K1Byy_0V7T7nvG_zd3Kt_fnbq3nr-LjD_Z22jUyafbnBvamXD4DoNEChUkT0jB6TYJX-fgVyb8u5QVxGhIy6E1GMbZCBl-ReSrWwRJlSwK4TlhwjJZXQd8IdhZzO-BfASjII8ZfS5odDKk-1_MqPUCuNVSNeV_TfKfA8tvHo1rnVY77R6ky06vfXjQ7T69bQTrw686A-iVzoDc0sUF8q8QAOvvYEA3fLLawNgrgejJBC5Vx5rNSpjciGS5DM9rrhDG4frAEar5UDBcHVhh9-dDS3LuGFoZ9JPw1p-Ep_6keulPdh_6E89LA8NUM-gijB9NxBTf10aOd5SdL20SG0Yp_rWaRk1hICIH9BsdKOHbP5SH6zFCaDZ-bF2KDlKcwVPNzhxRelBgjI_g5rcoOM0drnnEWwtC5GMjYG677hiIqMmFSRhLYU6ElGgRy6F_LNA-rG3uWYHFCeg8ACtBfq6yUUrO42HNwblJxotPdL57-NL-cmJL_ELgyDIet2S1OXZDO4oxGWAor5YraDFUq1ZtpRwvhltQA8f4PQ5XXyyANiZ30Sydn7qouy2ttVGudHQ92RZpX8IuBZRep92JKJdqYVzuhmRhp0z7ngq5bt4tS1XNlzObuMDvTu2r3wHr1Pxa" id="34" name="Picture"/>
+            <wp:docPr descr="Fig. 1 | Ligand-region detection by LigandSeek2-Find and LigandSeek. LigandSeek2-Find and the first-generation LigandSeek are compared using deposited (GT) or CryoAtom2-reconstructed (CA2) receptor structures. The left column shows all ligands (179 PDB entries, 2,502 instances); the right shows only small molecules (94 PDB entries, 821 instances)." title="MDPPTFIG_eJztWN2OGzUUfhUrElIrJZlJusk201JpyXYrpKVE2_aKQZHjcTJWZmxjO3-lXCOEyhXihhfgqg9AJfoyLO1jcI49-Vl2ESt-VKV0pezYPsffOfaxPx_7y5qmLq8lpPb6-5fnP_4SnYoJldkjzqft4dwOt9VWU2u3rNVJzXCrijnPsFc_SdMnlhubpq1Or9VL02Nup07pNH3z4ufffvj6zfNvXv_0Kk0DfJpeA1_SkiN24WUWVRtz29hWW6iVCasLuhouRBYG0Gl2hUQJo9oJJYclNdOZBtFntbuLRJNlWUibLD5Ma7lzOokiy3JeUttUmksQjpUpqYOqmUQLZTJtFOPWCjkpi6gdx92opEKmtXuINjD-88itCk4WyZwWgPtxSSe8H8yjXrTWQN0p5_ohXzrfvK2E8qmQ3G4kVW2RWE0Z2AcDBTSBhfZBnNaq6tmswCY6c6oyVqljTyEzUBsLY91p6BpXSiAJnoUhhH9V-URJZ6EftUwI6HP-_DuI4a8vX52_-Nbb5dS6IyvoVbL8SNrLnbytAIwmRr4-8sV-GLH_gvNPN_PYur0e0NPQPbjnMIR-kDgeDeuQmzkH1RMxaZIWeUbCcmoYPoEIkIw7zjAWZLQiOwuvcYKzA7WdxibaCbF5G9PyDwZP9tbzK0Pick78sm1MuOSG-vhtNQk1nDBVavhmZIa7E-KslRUO6jcePL5JlCF9s1JHTpVtWApMSevMjHl5_6h9k0Ab1w7UQvsMPGqSx2C34GMH4MWslMTmamEJLQpSEQ-50TrskcHxR4RLZwS3ddKud-I2EYBPJVDFzTveeyMmuav6K1msiC0RplQFZ7BlAah3cBHndru1g3JxKeJOvYe09p7D3mkOo3u7jet76_lbps7_ZB2N9jYadTLgpoHEeCwYJ5YpkPkzQUnecKoBHzI4O3rSJ9QB04I0VwUQsxqTuHnLa8bNTpPcNwbIfUSN9SxMep0PgF4dmKGFJUCRnqZLTiUZG1WSVlyP45iMlHJwIlANB4SlpUaqBugdpn7PzP9HZmb7u6P21vN3kZmzvY1GHRgZkmZXJd7CQkqN1HgpgV8Il-8m6yE__7NsfJ2HQ_Z9CUlzg4xpyYg7YO56ZZqOIJ8GAgcGtRzOBXLYi7q96FZrl6Y9xe9m7ngytA-jg24EiTYK_5CR15HxNd4V57xY7QHLb7TXtPue8f_Nncr3d6furefvIuOP9zYadfLpNueGdiYsvsMgkUIFyRNScLpNwtc5-LUJ_z5lOdEK0nJo9YZxNnyGXxH56g5BUiWLXDhOmDCsqK4DLhdsGvJ7IB_BKMhDRp8JGpz06f4XM2qcAG41VE74X5P858Dym0fjWqfVjrsH8bLTax8edLvP7mrBEvhVZwC91hmQGbq4RP4VAmD9HQzohk9WGxhzLRA1HsOl6lixWQmTG5AML_zzms2Ftrg-cIRyPhAMVwdW2MP5wJCMW4ZW-knk3_oj_9QfVS_90e5Df-R4qWGYcgZdhHbDsZjg-9pQ6ulybvNuFBqGMf61mlpOYCAiA_RbHSjh2z-UB-sxQmg2fmxdCg5SnMFTxaaWSNXPMcZHcPNb5JxmFtc84q0FPvKhETC3XXcMBNTo0iSMCqFPRFGgRSz7_qFAE1jb3LEci2PQOQMrXn6hslGKLuJhzcK5SUaLT1S2e_jSZDk2JX4hcGQZjluy2hy7vh3FmAwwlFfLFbQYqlWrtlIOF8MtqIZj_AGHqy8WQBuTu2CWzk9t0N2W1toolyq4Hm2LNClglwJKr9PuBJQrtTAu932ysFOmiaOiWDfvlgtZzZfVm7jA717tq98B4cb8VQ" id="34" name="Picture"/>
             <a:graphic>
               <a:graphicData uri="http://schemas.openxmlformats.org/drawingml/2006/picture">
                 <pic:pic>
                   <pic:nvPicPr>
-                    <pic:cNvPr descr="C:/Users/15919/Desktop/论文草稿/temp/manuscript_figures_se5nrvxr/figure_000001.png" id="35" name="Picture"/>
+                    <pic:cNvPr descr="C:/Users/15919/Desktop/论文草稿/temp/manuscript_figures_npkxvsh6/figure_000001.png" id="35" name="Picture"/>
                     <pic:cNvPicPr>
                       <a:picLocks noChangeArrowheads="1" noChangeAspect="1"/>
                     </pic:cNvPicPr>
@@ -4276,14 +4276,14 @@
       <w:r>
         <w:drawing>
           <wp:inline>
-            <wp:extent cx="5731510" cy="3018917"/>
+            <wp:extent cx="5731510" cy="3060245"/>
             <wp:effectExtent b="0" l="0" r="0" t="0"/>
-            <wp:docPr descr="Fig. 2 | End-to-end ligand-region detection and identity matching. The curves show the percentage of the 179 test PDB entries with successful predictions within an attempt budget of K=1–10. Find+Match curves require end-to-end correct region detection and ligand identity matching, whereas Find and Emap2lig-Find curves require only correct region detection. Find and Match denote LigandSeek-Find and LigandSeek-Match, respectively. GT denotes deposited receptor structures, and CA2 denotes CryoAtom2-reconstructed receptor structures." title="MDPPTFIG_eJzVVs1uGzcQfhVir7W0khLV8cIR4Mp2UNQuhCQ9dQuD5o60hHeXLMnVT5oCvQVBkV5S9NKi557yADXQvEtRx3mMzpArWaodIEgOhQ3YOxx-880PyfF8F2nu8ihh0eXP5xe__hUf9A4uz1---f23ttZuHm2xyIBVxRQyAg2TNP3KgrFp2u3vdHfSdB_smVM6Td---vPNL8_evnh--cfrNA1saXqdruIlEBX0oMWLojWWVdYquRM57QqunVTVScnNWa0R93W0O0s0m5dFZZPZ_TTKndNJHFuRQ8ltW2mocHOsDHLg0kzimTKZNkqAtbKalEXc63Q-jUsuqzQaENvI-M8jtyiAzZIpL5D385JPYBjcEy5eIgh7BqCPZAXW69dWs8RqLtAN8hSoQqLe3U4aNcuHdUEqXjvVcDZwssTEETaWxrqjYNppQLgTAgiRhj-NfKgqZ9GOWyEl2ly8-Anr_s_564tXP3q_wK3bs5LftJfvVfa6kfcViMnFqV-fenEYMvZfDP7Jqlzde8uEngTzEJ6jk_JJUj4a7w6YKSD0UE7arMeesgM8bqdagMkXcsJxZWCCNWcZOBBUfYZKJjOonHQL5q8GVqxNXlzw9T8U5SNSZ7c28sc5MFGjbJnN1Yw5XGswAo8GHwtTY6_pbu8wB9ax0f5nDLeMRPxMupzZWtArHNcFQ9ZM-uMNe5KOmXHnoNSOndbZBBwS3tpSbR5ymahj7KtN2yrfq22p8VgK2FeiLrGIy6blcoqjDKRu8MVuXHo3jSb8GfmPpdfShK999F4XwKOG4P5NBG7Q_Vjev394-Q7mzoY-bkpzu063zQ6xJ39yTL1o-SIMfFtLA3jjVw1NKGOwh7EbO1rodtcb2xab5WAwO-_DQw9KrnuIb3nNf_ypqli801P7iiQEi96UA3bknT8COGutAGs6j91CNquJZwrFos0ePG6sLX61stJBhhAB2inDrDO1cDWabHm24V5vBR-ahdpzquxhbxf44j30ZuPNtk7_8wbRNzgIrAaAqL99p9vvduZ3Ot17O93tp7taigR_m8fF3-txZYbPrg0DDQNyfQgHmlEGKxrzwa_cQMF9Z8yltnQxKcNqOpKCriUtxJfTkcHyWkFehknsh7DYz2BxM4LF6xNYTH0V06xqNJHanYzlhMp9YqFfmencxEFx0qGfXltXE0xEZsh-t4sSTWkoj5Y54tGs4rgKKQTIqYJHSpxZVqlhzqsJ7Bmj8FbzzNJjI77lhr9gQYmcV6ZrDgJrfK0Ip4XUh7IoyCPJ3j4IHBuSAbzDJI4R8xC9-P2NxQoUb_LRyuKwxU5nxypbn9h4Mh-bkr54cGweZjS2WM1qXk_bMHdM0H5zXRElCNbc2gaMKP9dkmqc_R6AKhkJiKY3Hdzy6ZEN2Ctpiab9SoXQ4yuRJ0XFaETe6ff6geVGFJ3LgZ8w12SeOC6LpXpdLqqmXlavzgV_B9H3_wIPtn1E" id="40" name="Picture"/>
+            <wp:docPr descr="Fig. 2 | End-to-end ligand-region detection and identity matching. The curves show the percentage of the 179 test PDB entries with successful predictions within an attempt budget of K=1–10. Find+Match curves require end-to-end correct region detection and ligand identity matching, whereas Find and Emap2lig-Find curves require only correct region detection. Find and Match denote LigandSeek-Find and LigandSeek-Match, respectively. GT denotes deposited receptor structures, and CA2 denotes CryoAtom2-reconstructed receptor structures." title="MDPPTFIG_eJzVVs1uGzcQfhVir7W0kmI59cIR4Mp2UNQuhCQ9dQuD5o60hHaXLMnVT5oCvRVFkV5S9NKi557yADXQvEtRx3mMzpArWa4dIEgOhQ3YOxx-880PyfF8E2nu8ihh0eXP5xe__hUf9g4vz1-8_v23ttZuEW2xyIBVxQwyAg2TNP3CgrFp2u3vdnfT9ADs1Cmdpm9e_vn6l-_fPP_h8o9XaRrY0vQmXcVLICroQYsXRWssq6xVcidy2hVcO6mq05Kbaa0R92W0N080W5RFZZP5gzTKndNJHFuRQ8ltW2mocHOsDHLg0kziuTKZNkqAtbKalEXc63R24pLLKo0GxDYy_vPYLQtg82TGC-T9tOQTGAb3hItXCMJOAfSxrMB6_cZqnljNBbpBngJVSNTb7qRRs3xUF6TitVMNZwMnS0wcYWNprDsOpp0GhDshgBBp-NPIR6pyFu24FVKizcXzn7Du_5y_unj5o_cL3Lp9K_lte_l-ZW8aeV-BmFyc-fWZF4chY__F4J-uy9X9eJXQ02AewnN0Uj5Jykfj3QEzA4QeyUmb9dgzdojH7VQLMPlCTjiuDEyw5iwDB4Kqz1DJZAaVk27J_NXAirXJiwu-_oeifEDq7M5G_iQHJmqULbO5mjOHaw1G4NHgY2Fq7DXd-7vMgXVsdPAJwy0jET-XLme2FvQKx3XBkDWT_njDnqRjZtw5KLVjZ3U2AYeEd7ZU1w-5TNQJ9tWmbZXv1LbUeCwFHChRl1jEVdNyOcVRBlI3-GwvLr2bRhP-jPzH0mtpwtc-eq8L4FFD8OA2Ajfofijv39-9eAtz55o-bkpzt063zY6wJ390Qr1o9SIMfF1LA3jj1w1NKGOwh7FbO1rodjcb2xab52AwO-_DQw9LrnuIb3nNf_ypqli-1VP7iiQEi96UA3bsnT8GmLbWgA2dx24hm9XEM4Ni2WYPnzTWFr9aWekgQ4gA7ZRh1plauBpNtjzbcL-3hg_NUu07Vfawtwt88R56u_H1tk7_8wbRVzgIrAeAqH__Xrff7SzudXY6ve3-sz0tRYK_zePi7_S4MsPnN4aBhgG53ocDzSiDNY1571duoOC-M-ZSW7qYlGE1G0lB15IW4vPZyGB5rSAvwyT2Q1jsZ7C4GcHizQkspr6KaVY1mkjtTsdyQuU-rfR0MbP5ThwUpx366bV1NcFEZIbs212UaEpDebTKEY9mHcdVSCFAThU8VmJqWaWGOa8msG-MwlvNM0uPjfhWG_6CBSVyXpluOAis8Y0inBVSH8miII8ke_sgcGxIBvAOkzhGzCP04vevLdag-DofrSwOW-xsfqKyzYmNJ4uxKemLB8cWYUZjy_Ws5vW0DQvHBO031xVRgmDNrW3AiPLfFanG2e8hqJKRgGh608Etnx3bgL2SVmjar1QIPb4SeVJUjEbk3X6vH1huRdG5HPoJc0PmieOyWKk35aJq6mX1-lzwdxB9-y_eCX0t" id="40" name="Picture"/>
             <a:graphic>
               <a:graphicData uri="http://schemas.openxmlformats.org/drawingml/2006/picture">
                 <pic:pic>
                   <pic:nvPicPr>
-                    <pic:cNvPr descr="C:/Users/15919/Desktop/论文草稿/temp/manuscript_figures_se5nrvxr/figure_000002.png" id="41" name="Picture"/>
+                    <pic:cNvPr descr="C:/Users/15919/Desktop/论文草稿/temp/manuscript_figures_npkxvsh6/figure_000002.png" id="41" name="Picture"/>
                     <pic:cNvPicPr>
                       <a:picLocks noChangeArrowheads="1" noChangeAspect="1"/>
                     </pic:cNvPicPr>
@@ -4297,7 +4297,7 @@
                   <pic:spPr bwMode="auto">
                     <a:xfrm>
                       <a:off x="0" y="0"/>
-                      <a:ext cx="5731510" cy="3018917"/>
+                      <a:ext cx="5731510" cy="3060245"/>
                     </a:xfrm>
                     <a:prstGeom prst="rect">
                       <a:avLst/>
@@ -4498,14 +4498,14 @@
       <w:r>
         <w:drawing>
           <wp:inline>
-            <wp:extent cx="5731510" cy="3462407"/>
+            <wp:extent cx="5731510" cy="3497158"/>
             <wp:effectExtent b="0" l="0" r="0" t="0"/>
-            <wp:docPr descr="Fig. 3 | End-to-end modelling of single-residue organic small molecules with no missing atoms. Curves show the percentage of the 77 test PDB entries with successful predictions within an attempt budget of K = 1–10. Find and Match denote LigandSeek-Find and LigandSeek-Match, respectively. GT and CA2 denote deposited and CryoAtom2-reconstructed receptor structures, respectively. a, Find+Match curves require end-to-end correct region detection and ligand identity matching, whereas Find and Emap2lig-Find curves require only correct region detection. b, c, Success rates for end-to-end pose reconstruction with PocketXMol-tuned using deposited (GT, b) and CryoAtom2-reconstructed (CA2, c) receptor structures across charged attempts K. Success requires RMSD below 2 Å or 3 Å. Solid lines denote top-1 poses selected by model score; dashed lines denote best-of-50 poses." title="MDPPTFIG_eJztWM1uGzcQfhVCpwSVtJJsxY2aGHBlOwhqF0KcAgW6hUFxR1rCXJIlufpJU6CXoCiK9JKilxY995QHaIDmkDcpmp_H6JBcyXLsFEFySBXU8Ip_Mx-HM8PhkF_XNHV5rUdqz3969PSXP5O9zt7zRw-e_fZrU2s3q9VJzYBVYgKZJ-r30vQzC8amabt7tX01TXfBnjil0_TFwz-e_fzdi_vfP__9cZpGtDQ9DydpAR4KOtCwBRWiobkGwSX4UUa140oeF9SclBrpvqhdm_Y0mRVC2t70elrLndO9JLEsh4LaptIgcXCkTEEdNs04mSqTaaMYWMvluBBJp9W6khSUy7S27dEGJhRHbi6ATHsTKhD3ZkHH0I_Te7pkQeFpTwD0AYpoQ_9Ka9qzmjKcBnH8GhCos9lKa1XzVil8Fy2dqjArcs_JZYZkI26sO4isrYoIR6IAUdL4U9X3lXQW-ahlnCPP0_s_ot7_fvT46cMfwrxArduxnF40lu9Ie54pzBWB_RTD0B6Gaj-uOJQo_J2lutofLhZ0J7JH8Zy3VFikX49G3wEzASTd5-Mm2SB3yZ7MGk41ABdfqAyE8MpTI-JtJaCBHDwrgaAhqeSMBBdBSgEMdYkL5y4nUpGCB-sS6lRhm14CF-V4Bwp7C7WQtZW8X2Jpic3VlLgciAbDQDrcRN6avmdriziwjgx2PyY4YvjCfLZkfnOOSkEQMOPM77k4xiWh-O8cFNqRYZmNwSHe2mrprH2LnjrEcFtFs-K1opkajTiDXcXKApW4iGUu93IUEdRtf3ItKcI0VU_8GYTCujkpKvF1kD70ReJBBXD9IgC33X5b3L--ffAK5NaZ_qRSzXpZt0n2fRCn-KHwLCcZSOWAHHAMXtkRwEljSbDSF2jrBHE0oO9PQMyb5MbtQNbf6SxQMtDKcgeRv2_mageDXQdDJMPt4kzJ_Bi2QDtlSOwpEfUl6Pdk87wf5yBdW2vUg7N_EB2dxehv4KuSG8DwvjzUmTLokg6HxhjV0YkdhPgenFiETUA4erjjPn54MDzG62Sag8HVnW6ovYLqDtLHHfTSfEqK-Stn-t_h_0sOP1xba9TXVvL30Y_Y2lqjTo5iwksMxYSYYHa3GjDxkAeycqb7WBbS5IFiJ-A-P1Si4UqJR30ZbjynacGlG7frZHj5X9ODS5hQ1Am7fFGeQCgzCsViOTVjn2bEtNuurabfSba9rqnr0injmWrJrcOjXTIEgRe6DnlyD6_geGF_cg8pleD-7JZIVOWmTulGO7guXgEBL-fe14bzeKUnFo9m-Ihk1ObwEuMQb4QNNWp0W5H77GHt3zy2a1_WSW35AFTrbm20u-3WbGPzSmeztXX3muash19lV_pads0MnZ57DKoQEOtNMJDN76IljHljBzMgaLgC51xbb0a_QjkZcOaN6Bvs08nAoAot87P0e0l4hEvCG1xSPcElqy9wid_JuExZIgvX7njEx37LH1voSjOZmSR2HLf830ZTyzEuhGeIvtnFmn-lw_pgsUY0zVKOU5GigNRr8ACDlSVS9XMqx7BjjMKMjmbWu6bHWwyEe0nsRMxT1pUJImpyTglDwfU-F8LP6OuBP1Yo3jwNYC7pqyOkuYWzhPEzjSVRchbPt6xGDQ-nh-jAKy92tDcbmcKXaDgyi290ZL58qwv9fhhmjjA_XrkrUjFPVnltRYxUoVyAamPdDVAF8RWk9vlsnJZODmykPa0tqP24VFH05LRKewJPDkS52u10I8qFVN4ue-GFcaVOe45yseherQtZ6cvqpV3w26598w_H_WZB" id="44" name="Picture"/>
+            <wp:docPr descr="Fig. 3 | End-to-end modelling of single-residue organic small molecules with no missing atoms. Curves show the percentage of the 77 test PDB entries with successful predictions within an attempt budget of K = 1–10. Find and Match denote LigandSeek-Find and LigandSeek-Match, respectively. GT and CA2 denote deposited and CryoAtom2-reconstructed receptor structures, respectively. a, Find+Match curves require end-to-end correct region detection and ligand identity matching, whereas Find and Emap2lig-Find curves require only correct region detection. b, c, Success rates for end-to-end pose reconstruction with PocketXMol-tuned using deposited (GT, b) and CryoAtom2-reconstructed (CA2, c) receptor structures across charged attempts K. Success requires RMSD below 2 Å or 3 Å. Solid lines denote top-1 poses selected by model score; dashed lines denote best-of-50 poses." title="MDPPTFIG_eJztWM1uGzcQfhVCpwSVtJIcxbGaGHBlOyhqF0KcAgW6hUFxR1rCXJIlufpJU6CXoCiK9JKilxY995QHaIDmkDcpmp_H6JBcyXLsFEFySBXU8Ip_Mx-HM8PhkF_XNHV5rUdqz3969PSXP5O9zt7zRw-e_fZrU2s3q9VJzYBVYgKZJ-r30vQzC8amabu71d5K012wJ07pNH3x8I9nP3_34v73z39_nKYRLU3Pw0lagIeCDjRsQYVoaK5BcAl-lFHtuJLHBTUnpUa6L2rXpz1NZoWQtje9kdZy53QvSSzLoaC2qTRIHBwpU1CHTTNOpspk2igG1nI5LkTSabWuJgXlMq1te7SBCcWRmwsg096ECsT9uKBj6MfpPV2yoPC0JwD6AEW0oX-lNe1ZTRlOgzh-DQjUudJKa1XzVil8Fy2dqjArcs_JZYZkI26sO4isrYoIR6IAUdL4U9X3lXQW-ahlnCPP0_s_ot7_fvT46cMfwrxArduxnF40lu9Ie54pzBWB_RTD0B6Gaj-uOJQo_J2lutrXFgu6E9mjeM5bKizSr0ej74CZAJLu83GTbJC7ZE9mDacagIsvVAZCeOWpEfG2EtBADp6VQNCQVHJGgosgpQCGusSFc5cTqUjBg3UJdaqwTS-Bi3K8A4W9hVrI2kreL7G0xOZqSlwORINhIB1uIm9N37O5SRxYRwa7HxEcMXxhPlsyvzlHpSAImHHm91wc45JQ_HcOCu3IsMzG4BBvbbV01r5FTx1iuK2iWfFa0UyNRpzBrmJlgUpcxDKXezmKCOq2P7meFGGaqif-DEJh3ZwUlfg6SB_6IvGgArhxEYDbbr8t7l_fPngFcutMf1KpZr2s2yT7PohT_FB4lpMMpHJADjgGr-wI4KSxJFjpC7R1gjga0PcnIOZNcvN2IOvvdBYoGWhluYPI3zdztYPBroMhkuF2caZkfgxboJ0yJPaUiPoS9Huyed6Pc5CurTXqwdk_iI7OYvQ38FXJDWB4Xx7qTBl0SYdDY4zq6MQOQnwPTizCJiAcPdxxHz88GB7jdTLNweDqTjfUXkF1B-njDnppPiXF_JUz_e_w_yWHH66tNeprK_n76Edsba1RJ0cx4SWGYkJMMLtbDZh4yANZOdN9LAtp8kCxE3CfHyrRcKXEo74MN57TtODSzdt1Mrz8r-nBJUwo6oRdvihPIJQZhWKxnJqxTzNi2m3XVtPvJNte19R16ZTxTLXk1uHRLhmCwAtdhzy5h1dwvLA_uYeUSnB_dkskqnJTp3SjHVwXr4CAl3Pva8N5vNITi0czfEgyanN4iXGIN8KGGjW6rch99rD2bx7btS_rpLZ8AKp1Nzfa3XZrtnFla7PdvXb3uuash19lV_pads0MnZ57DKoQEOtNMJDN76IljHljBzMgaLgC51xbb0a_QjkZcOaN6Bvs08nAoAot87P0e0l4hEvCG1xSPcElqy9wid_JuExZIgvX7njEx37LH0t9MpvY_GoSO45b_m-jqeUYF8IzRL_SxZp_pcP6YLFGNM1SjlORooDUa_AAg5UlUvVzKsewY4zCjI5m1rumx1sMhHtJ7ETMU9aVCSJqck4JQ8H1PhfCz-jrgT9WKN48DWAu6asjpLmFs4TxM40lUXIWz7esRg0Pp4fowCsvdrQ3G5nCl2g4MotvdGS-fKsL_X4YZo4wP165K1IxT1Z5bUWMVKFcgGpj3U1QBfEVpPb5bJyWTg5spD2tLaj9uFRR9OS0SnsCTw5E2ep2uhHlQipvl73wwrhSpz1HuVh0r9aFrPRl9dIu-G3XvvkH7llmUg" id="44" name="Picture"/>
             <a:graphic>
               <a:graphicData uri="http://schemas.openxmlformats.org/drawingml/2006/picture">
                 <pic:pic>
                   <pic:nvPicPr>
-                    <pic:cNvPr descr="C:/Users/15919/Desktop/论文草稿/temp/manuscript_figures_se5nrvxr/figure_000003.png" id="45" name="Picture"/>
+                    <pic:cNvPr descr="C:/Users/15919/Desktop/论文草稿/temp/manuscript_figures_npkxvsh6/figure_000003.png" id="45" name="Picture"/>
                     <pic:cNvPicPr>
                       <a:picLocks noChangeArrowheads="1" noChangeAspect="1"/>
                     </pic:cNvPicPr>
@@ -4519,7 +4519,7 @@
                   <pic:spPr bwMode="auto">
                     <a:xfrm>
                       <a:off x="0" y="0"/>
-                      <a:ext cx="5731510" cy="3462407"/>
+                      <a:ext cx="5731510" cy="3497158"/>
                     </a:xfrm>
                     <a:prstGeom prst="rect">
                       <a:avLst/>
@@ -4879,7 +4879,425 @@
     </w:p>
     <w:bookmarkEnd w:id="46"/>
     <w:bookmarkEnd w:id="47"/>
-    <w:bookmarkEnd w:id="48"/>
+    <w:bookmarkStart w:id="51" w:name="X9c1e71af165d87e9c7616a17e64efc2f5522419"/>
+    <w:p>
+      <w:pPr>
+        <w:pStyle w:val="2"/>
+        <w:keepNext/>
+        <w:ind w:firstLine="0"/>
+      </w:pPr>
+      <w:r>
+        <w:t xml:space="preserve">Find–Build comparison with correct ligand identities</w:t>
+      </w:r>
+    </w:p>
+    <w:p>
+      <w:pPr>
+        <w:pStyle w:val="FirstParagraph"/>
+        <w:spacing w:line="360" w:lineRule="auto" w:after="120"/>
+        <w:ind w:firstLine="420"/>
+      </w:pPr>
+      <w:r>
+        <w:t xml:space="preserve">Full completion curves and per-PDB distributions for the Find–Build comparison with correct ligand identities are shown in</w:t>
+      </w:r>
+      <w:r>
+        <w:t xml:space="preserve"> </w:t>
+      </w:r>
+      <w:r>
+        <w:rPr>
+          <w:rStyle w:val="MDFIGREF_eJyrrk7LTC9KTbMqLi0o0E3LzEvRTc4vKkpNLtHNTSxJztBNKs3MSamtBQBErw_K"/>
+        </w:rPr>
+        <w:t xml:space="preserve">Fig. 4</w:t>
+      </w:r>
+      <w:r>
+        <w:t xml:space="preserve">.</w:t>
+      </w:r>
+    </w:p>
+    <w:p>
+      <w:pPr>
+        <w:pStyle w:val="CaptionedFigure"/>
+        <w:keepNext/>
+        <w:spacing w:line="240" w:lineRule="auto" w:before="0" w:after="0"/>
+        <w:ind w:firstLine="0"/>
+        <w:jc w:val="center"/>
+      </w:pPr>
+      <w:r>
+        <w:drawing>
+          <wp:inline>
+            <wp:extent cx="5029200" cy="6218691"/>
+            <wp:effectExtent b="0" l="0" r="0" t="0"/>
+            <wp:docPr descr="Fig. 4 | Find–Build completion of single-residue organic small molecules with no missing atoms, assuming correct ligand identities. Every panel contains the same 77 PDBs and 446 instances. a–d, Emap2lig. e–h, LigandSeek with CryoAtom2 receptors. i–l, LigandSeek with deposited receptors. Within each group, top and bottom rows show top-1 and best-of-50 poses; left and right columns require heavy-atom RMSD strictly &lt;2\,\mathrm{Å} and &lt;3\,\mathrm{Å}. Every blob corresponding to an eligible small molecule receives the correct SMILES. LigandSeek uses single-pass PocketXMol-tuned centre docking, whereas Emap2lig uses its native guiding blob. Background blobs are charged, and out-of-scope foreground blobs are skipped. Undetected and failed instances remain in the denominator. For N target instances per PDB, relative budget \rho allows \lfloor\rho N\rfloor charged attempts. Completion is the number of distinct successful instances divided by N. Green lines and circles show the PDB-equal mean, and blue lines and diamonds show the median. Grey points and violins show PDB distributions at 50\%, 100\%, 200\% and 300\% budgets." title="MDPPTFIG_eJztWl9vUzcU_ypWpO0pyU1DU2iASqW0aFKLKiq0SctUOb5OrhVf29i--cOYxB6miTH2wrSXTXveEx9gSONhH2DfAY0_H2Pn2DdpSjtgII2FpVJ6bZ8_Psfn53tOHH9eMdRnlTapPPv-4ZMff0u2m9vPHt5_-vNPdWP8uFIlFcudlkOeItNWu9O57rh1nc5Ka31lvdO5zN3Aa9PpPH_w69Mfvn5-786zXx51OlFbp3NSnaI5R1WuMKbWEyqtMW0tZ76WU8-yWrcQMkXGVDgj6eRwJNJoYaveEgopjBovtDrMqR0UBkifVi6M2oaMc6lce3SxU8m8N-0kcSzjOXV1bbgCYk9bmAO6tp-MtE2N1Yw7J1Q_l0mz0VhLcipUp7KB2vZteBz4ieRk1B5SCXo_ymmfb8XpkS-ZciDvgHNzlY_9jLtRskwJU6ZdobibUcreqO0MZWALiEsYAvnmKmgou9cKiUO08LrUWrKjJKwisPWEdX43ik6nBkq0MroT_5XtHa28AznqmBAg8-TedxDBPx8-evLgbpiXU-c3naCn0bJN5U4KhbmiYpyiG_rd0NyKHocnGH9ztkor56YO3Yzi0TyP4QxOoj8GUMjtkAPrjujXySq5RXbAuce3719CwBCmcyM5xoXoHsGYSl4DIZEWnEDAqRKMuJxKSXItOYPlBN-Fz4jSJBcBBYR6nbsqoc4VOfZLZBIpQD4lIuXKCy-4q6OhPpr7Dtb1LVaPLKzl20NuJ8RQxSUERnnYqo74jBMHbxRy9izZv3zJEYzT6uoaAaKnCrZ3nVAASVol2zk1TYng4TCQVcluiOoB54MIhC070ZuAgCaBoHPjtQVhAbzyJG_KjXbC83Se92OgCEU4ZRnpW12YKoFXYzCpqz1oJlaPHHGZHiGhthJJ3Pma7tVaDQI6uTtPJO_5QLKin3lwVhY5-Gr5jUJYTjJOh5MaYpVc2zu4TJy3gnk5WdjIHsdk3tZ7kJPKt3n-Wm9z3esJxi9rVuSwRafvcp-hHXlUGozI285PSF7aaYKZYSw8Sxa_8aH053HAx-GZDr_RPH348e07pxH-yZy_f3VMQ1IuwyJHcpEsh-22sLYv0P45s9w_L4tkncQs15W6G6sPZ7RKsRbxGlIC4ZDARBcq0uOlTMhCYshjQpyWLQd7H-1uH9Tnk1cBCWZaHRmoc8i-ZgPuP9nTsuYLBfmMAQAgyaQwDmxVMsq4hSWZpc-oQsAaKuphStIvRDAQba6TS5QNMPdhYoMBSMigjGXU9jnkYExqugjpzjHAIQEQ8hPsbiCM4WmdXFcp9-AJmIWSPSokNGepHbzGgh0GgttQnWko2yAx2jrZ0Xa5n1-2n_3G1fdgwyxuwvG4JfwcmA23WMJWAdUy7qxukQLLwnr4L8H4jy-XOH6XhZOU8KVmYc3_z9VOj7_95vQa6QWc_81r_I1mvLvcQe_Q8rI6ItR7nhtAFdk6OswSsaRTRd6F_KB7JBXOCwXVnSsYnl72CjmXRFIxFCno6i5PA_4H1U-dXLGcK4IHxPHoiwnL8GQznjEBcKCiqPEbBYXvCpyqWIF3ZcHnZFJBc_iSMSeUcxhTQfuEGC1wCZBzKLTEU7fACJoDGK3oFghVYFnWKq8AXavxti_rD94D2FaXMHk5TFYaS5wscfJqnDSXOFns0m956vxKjJ9ZYnyxMR5PsV74yRz-m43KZ1VSmV3iqLQazXXAwHituXJubX3l1gUjWBs-Jaboa2EqtXR04kJHqQF0vYkOEPOF5TM19o3BHU_2oFTOhHG4iuihGu4LhmuIHXZ1uG9Jyh3DWbbaSbhtk4TLNkl51yaZv2qT4HdGcFMVICKMP-yJPhjrDpUZjIcuW0viwGED_1brRvXBEZGC9hbeLsHrONDen_oIoZnZcWRSNJDiCu5qNnBE6a2Mqj7ftFaPMk5Th8hAfVOCM5z5OAg6j0TnJohakxOL0JXC7AgpcUZsB_nYoLC7Lfcsw2YPeK7BLIF-rDNjSo7rw54zsMLd0Z5O5y_U0Pa4Z3N8QuDI-GK4QkMmF6dXacI4kvGCDxuH5QtwBS6GbCVqS-Zw2yc5Umqs81e4zgk2gBt_n4nT0uGui7xHrSk30pWOpidHTdqWiuA1p_VWsxW1nMqFcdkOF4Dm2rTtqZDT4fm2VOV6OTOLC3w2Kl_8BcF6aps" id="49" name="Picture"/>
+            <a:graphic>
+              <a:graphicData uri="http://schemas.openxmlformats.org/drawingml/2006/picture">
+                <pic:pic>
+                  <pic:nvPicPr>
+                    <pic:cNvPr descr="C:/Users/15919/Desktop/论文草稿/temp/manuscript_figures_npkxvsh6/figure_000004.png" id="50" name="Picture"/>
+                    <pic:cNvPicPr>
+                      <a:picLocks noChangeArrowheads="1" noChangeAspect="1"/>
+                    </pic:cNvPicPr>
+                  </pic:nvPicPr>
+                  <pic:blipFill>
+                    <a:blip r:embed="rId48"/>
+                    <a:stretch>
+                      <a:fillRect/>
+                    </a:stretch>
+                  </pic:blipFill>
+                  <pic:spPr bwMode="auto">
+                    <a:xfrm>
+                      <a:off x="0" y="0"/>
+                      <a:ext cx="5029200" cy="6218691"/>
+                    </a:xfrm>
+                    <a:prstGeom prst="rect">
+                      <a:avLst/>
+                    </a:prstGeom>
+                    <a:noFill/>
+                    <a:ln w="9525">
+                      <a:noFill/>
+                      <a:headEnd/>
+                      <a:tailEnd/>
+                    </a:ln>
+                  </pic:spPr>
+                </pic:pic>
+              </a:graphicData>
+            </a:graphic>
+          </wp:inline>
+        </w:drawing>
+      </w:r>
+    </w:p>
+    <w:p>
+      <w:pPr>
+        <w:pStyle w:val="ImageCaption"/>
+        <w:keepNext w:val="0"/>
+        <w:keepLines/>
+        <w:spacing w:line="240" w:lineRule="auto"/>
+        <w:ind w:firstLine="0"/>
+      </w:pPr>
+      <w:r>
+        <w:rPr>
+          <w:rFonts w:ascii="华文仿宋" w:hAnsi="华文仿宋" w:eastAsia="华文仿宋"/>
+          <w:b/>
+          <w:bCs/>
+          <w:sz w:val="18"/>
+        </w:rPr>
+        <w:t xml:space="preserve">Fig. 4 | Find–Build completion of single-residue organic small molecules with no missing atoms, assuming correct ligand identities.</w:t>
+      </w:r>
+      <w:r>
+        <w:rPr>
+          <w:rFonts w:ascii="华文仿宋" w:hAnsi="华文仿宋" w:eastAsia="华文仿宋"/>
+          <w:sz w:val="18"/>
+        </w:rPr>
+        <w:t xml:space="preserve"> </w:t>
+      </w:r>
+      <w:r>
+        <w:rPr>
+          <w:rFonts w:ascii="华文仿宋" w:hAnsi="华文仿宋" w:eastAsia="华文仿宋"/>
+          <w:sz w:val="18"/>
+        </w:rPr>
+        <w:t xml:space="preserve">Every panel contains the same 77 PDBs and 446 instances. a–d, Emap2lig. e–h, LigandSeek with CryoAtom2 receptors. i–l, LigandSeek with deposited receptors. Within each group, top and bottom rows show top-1 and best-of-50 poses; left and right columns require heavy-atom RMSD strictly</w:t>
+      </w:r>
+      <w:r>
+        <w:rPr>
+          <w:rFonts w:ascii="华文仿宋" w:hAnsi="华文仿宋" w:eastAsia="华文仿宋"/>
+          <w:sz w:val="18"/>
+        </w:rPr>
+        <w:t xml:space="preserve"> </w:t>
+      </w:r>
+      <m:oMath>
+        <m:r>
+          <m:rPr>
+            <m:sty m:val="p"/>
+          </m:rPr>
+          <m:t>&lt;</m:t>
+        </m:r>
+        <m:r>
+          <m:t>2</m:t>
+        </m:r>
+        <m:r>
+          <m:t> </m:t>
+        </m:r>
+        <m:r>
+          <m:rPr>
+            <m:sty m:val="p"/>
+          </m:rPr>
+          <m:t>Å</m:t>
+        </m:r>
+      </m:oMath>
+      <w:r>
+        <w:rPr>
+          <w:rFonts w:ascii="华文仿宋" w:hAnsi="华文仿宋" w:eastAsia="华文仿宋"/>
+          <w:sz w:val="18"/>
+        </w:rPr>
+        <w:t xml:space="preserve"> </w:t>
+      </w:r>
+      <w:r>
+        <w:rPr>
+          <w:rFonts w:ascii="华文仿宋" w:hAnsi="华文仿宋" w:eastAsia="华文仿宋"/>
+          <w:sz w:val="18"/>
+        </w:rPr>
+        <w:t xml:space="preserve">and</w:t>
+      </w:r>
+      <w:r>
+        <w:rPr>
+          <w:rFonts w:ascii="华文仿宋" w:hAnsi="华文仿宋" w:eastAsia="华文仿宋"/>
+          <w:sz w:val="18"/>
+        </w:rPr>
+        <w:t xml:space="preserve"> </w:t>
+      </w:r>
+      <m:oMath>
+        <m:r>
+          <m:rPr>
+            <m:sty m:val="p"/>
+          </m:rPr>
+          <m:t>&lt;</m:t>
+        </m:r>
+        <m:r>
+          <m:t>3</m:t>
+        </m:r>
+        <m:r>
+          <m:t> </m:t>
+        </m:r>
+        <m:r>
+          <m:rPr>
+            <m:sty m:val="p"/>
+          </m:rPr>
+          <m:t>Å</m:t>
+        </m:r>
+      </m:oMath>
+      <w:r>
+        <w:rPr>
+          <w:rFonts w:ascii="华文仿宋" w:hAnsi="华文仿宋" w:eastAsia="华文仿宋"/>
+          <w:sz w:val="18"/>
+        </w:rPr>
+        <w:t xml:space="preserve">. Every blob corresponding to an eligible small molecule receives the correct SMILES. LigandSeek uses single-pass PocketXMol-tuned centre docking, whereas Emap2lig uses its native guiding blob. Background blobs are charged, and out-of-scope foreground blobs are skipped. Undetected and failed instances remain in the denominator. For</w:t>
+      </w:r>
+      <w:r>
+        <w:rPr>
+          <w:rFonts w:ascii="华文仿宋" w:hAnsi="华文仿宋" w:eastAsia="华文仿宋"/>
+          <w:sz w:val="18"/>
+        </w:rPr>
+        <w:t xml:space="preserve"> </w:t>
+      </w:r>
+      <m:oMath>
+        <m:r>
+          <m:t>N</m:t>
+        </m:r>
+      </m:oMath>
+      <w:r>
+        <w:rPr>
+          <w:rFonts w:ascii="华文仿宋" w:hAnsi="华文仿宋" w:eastAsia="华文仿宋"/>
+          <w:sz w:val="18"/>
+        </w:rPr>
+        <w:t xml:space="preserve"> </w:t>
+      </w:r>
+      <w:r>
+        <w:rPr>
+          <w:rFonts w:ascii="华文仿宋" w:hAnsi="华文仿宋" w:eastAsia="华文仿宋"/>
+          <w:sz w:val="18"/>
+        </w:rPr>
+        <w:t xml:space="preserve">target instances per PDB, relative budget</w:t>
+      </w:r>
+      <w:r>
+        <w:rPr>
+          <w:rFonts w:ascii="华文仿宋" w:hAnsi="华文仿宋" w:eastAsia="华文仿宋"/>
+          <w:sz w:val="18"/>
+        </w:rPr>
+        <w:t xml:space="preserve"> </w:t>
+      </w:r>
+      <m:oMath>
+        <m:r>
+          <m:t>ρ</m:t>
+        </m:r>
+      </m:oMath>
+      <w:r>
+        <w:rPr>
+          <w:rFonts w:ascii="华文仿宋" w:hAnsi="华文仿宋" w:eastAsia="华文仿宋"/>
+          <w:sz w:val="18"/>
+        </w:rPr>
+        <w:t xml:space="preserve"> </w:t>
+      </w:r>
+      <w:r>
+        <w:rPr>
+          <w:rFonts w:ascii="华文仿宋" w:hAnsi="华文仿宋" w:eastAsia="华文仿宋"/>
+          <w:sz w:val="18"/>
+        </w:rPr>
+        <w:t xml:space="preserve">allows</w:t>
+      </w:r>
+      <w:r>
+        <w:rPr>
+          <w:rFonts w:ascii="华文仿宋" w:hAnsi="华文仿宋" w:eastAsia="华文仿宋"/>
+          <w:sz w:val="18"/>
+        </w:rPr>
+        <w:t xml:space="preserve"> </w:t>
+      </w:r>
+      <m:oMath>
+        <m:r>
+          <m:rPr>
+            <m:sty m:val="p"/>
+          </m:rPr>
+          <m:t>⌊</m:t>
+        </m:r>
+        <m:r>
+          <m:t>ρ</m:t>
+        </m:r>
+        <m:r>
+          <m:t>N</m:t>
+        </m:r>
+        <m:r>
+          <m:rPr>
+            <m:sty m:val="p"/>
+          </m:rPr>
+          <m:t>⌋</m:t>
+        </m:r>
+      </m:oMath>
+      <w:r>
+        <w:rPr>
+          <w:rFonts w:ascii="华文仿宋" w:hAnsi="华文仿宋" w:eastAsia="华文仿宋"/>
+          <w:sz w:val="18"/>
+        </w:rPr>
+        <w:t xml:space="preserve"> </w:t>
+      </w:r>
+      <w:r>
+        <w:rPr>
+          <w:rFonts w:ascii="华文仿宋" w:hAnsi="华文仿宋" w:eastAsia="华文仿宋"/>
+          <w:sz w:val="18"/>
+        </w:rPr>
+        <w:t xml:space="preserve">charged attempts. Completion is the number of distinct successful instances divided by</w:t>
+      </w:r>
+      <w:r>
+        <w:rPr>
+          <w:rFonts w:ascii="华文仿宋" w:hAnsi="华文仿宋" w:eastAsia="华文仿宋"/>
+          <w:sz w:val="18"/>
+        </w:rPr>
+        <w:t xml:space="preserve"> </w:t>
+      </w:r>
+      <m:oMath>
+        <m:r>
+          <m:t>N</m:t>
+        </m:r>
+      </m:oMath>
+      <w:r>
+        <w:rPr>
+          <w:rFonts w:ascii="华文仿宋" w:hAnsi="华文仿宋" w:eastAsia="华文仿宋"/>
+          <w:sz w:val="18"/>
+        </w:rPr>
+        <w:t xml:space="preserve">. Green lines and circles show the PDB-equal mean, and blue lines and diamonds show the median. Grey points and violins show PDB distributions at</w:t>
+      </w:r>
+      <w:r>
+        <w:rPr>
+          <w:rFonts w:ascii="华文仿宋" w:hAnsi="华文仿宋" w:eastAsia="华文仿宋"/>
+          <w:sz w:val="18"/>
+        </w:rPr>
+        <w:t xml:space="preserve"> </w:t>
+      </w:r>
+      <m:oMath>
+        <m:r>
+          <m:t>50</m:t>
+        </m:r>
+        <m:r>
+          <m:rPr>
+            <m:sty m:val="p"/>
+          </m:rPr>
+          <m:t>%</m:t>
+        </m:r>
+      </m:oMath>
+      <w:r>
+        <w:rPr>
+          <w:rFonts w:ascii="华文仿宋" w:hAnsi="华文仿宋" w:eastAsia="华文仿宋"/>
+          <w:sz w:val="18"/>
+        </w:rPr>
+        <w:t xml:space="preserve">,</w:t>
+      </w:r>
+      <w:r>
+        <w:rPr>
+          <w:rFonts w:ascii="华文仿宋" w:hAnsi="华文仿宋" w:eastAsia="华文仿宋"/>
+          <w:sz w:val="18"/>
+        </w:rPr>
+        <w:t xml:space="preserve"> </w:t>
+      </w:r>
+      <m:oMath>
+        <m:r>
+          <m:t>100</m:t>
+        </m:r>
+        <m:r>
+          <m:rPr>
+            <m:sty m:val="p"/>
+          </m:rPr>
+          <m:t>%</m:t>
+        </m:r>
+      </m:oMath>
+      <w:r>
+        <w:rPr>
+          <w:rFonts w:ascii="华文仿宋" w:hAnsi="华文仿宋" w:eastAsia="华文仿宋"/>
+          <w:sz w:val="18"/>
+        </w:rPr>
+        <w:t xml:space="preserve">,</w:t>
+      </w:r>
+      <w:r>
+        <w:rPr>
+          <w:rFonts w:ascii="华文仿宋" w:hAnsi="华文仿宋" w:eastAsia="华文仿宋"/>
+          <w:sz w:val="18"/>
+        </w:rPr>
+        <w:t xml:space="preserve"> </w:t>
+      </w:r>
+      <m:oMath>
+        <m:r>
+          <m:t>200</m:t>
+        </m:r>
+        <m:r>
+          <m:rPr>
+            <m:sty m:val="p"/>
+          </m:rPr>
+          <m:t>%</m:t>
+        </m:r>
+      </m:oMath>
+      <w:r>
+        <w:rPr>
+          <w:rFonts w:ascii="华文仿宋" w:hAnsi="华文仿宋" w:eastAsia="华文仿宋"/>
+          <w:sz w:val="18"/>
+        </w:rPr>
+        <w:t xml:space="preserve"> </w:t>
+      </w:r>
+      <w:r>
+        <w:rPr>
+          <w:rFonts w:ascii="华文仿宋" w:hAnsi="华文仿宋" w:eastAsia="华文仿宋"/>
+          <w:sz w:val="18"/>
+        </w:rPr>
+        <w:t xml:space="preserve">and</w:t>
+      </w:r>
+      <w:r>
+        <w:rPr>
+          <w:rFonts w:ascii="华文仿宋" w:hAnsi="华文仿宋" w:eastAsia="华文仿宋"/>
+          <w:sz w:val="18"/>
+        </w:rPr>
+        <w:t xml:space="preserve"> </w:t>
+      </w:r>
+      <m:oMath>
+        <m:r>
+          <m:t>300</m:t>
+        </m:r>
+        <m:r>
+          <m:rPr>
+            <m:sty m:val="p"/>
+          </m:rPr>
+          <m:t>%</m:t>
+        </m:r>
+      </m:oMath>
+      <w:r>
+        <w:rPr>
+          <w:rFonts w:ascii="华文仿宋" w:hAnsi="华文仿宋" w:eastAsia="华文仿宋"/>
+          <w:sz w:val="18"/>
+        </w:rPr>
+        <w:t xml:space="preserve"> </w:t>
+      </w:r>
+      <w:r>
+        <w:rPr>
+          <w:rFonts w:ascii="华文仿宋" w:hAnsi="华文仿宋" w:eastAsia="华文仿宋"/>
+          <w:sz w:val="18"/>
+        </w:rPr>
+        <w:t xml:space="preserve">budgets.</w:t>
+      </w:r>
+    </w:p>
+    <w:bookmarkEnd w:id="51"/>
+    <w:bookmarkEnd w:id="52"/>
     <w:sectPr>
       <w:footerReference r:id="rId8" w:type="default"/>
       <w:pgSz w:h="16838" w:w="11906"/>
@@ -7453,6 +7871,10 @@
     <w:basedOn w:val="BodyText"/>
     <w:qFormat/>
   </w:style>
+  <w:style w:type="character" w:customStyle="1" w:styleId="MDFIGREF_eJyrrk7LTC9KTbMqLi0o0E3LzEvRTc4vKkpNLtHNTSxJztBNKs3MSamtBQBErw_K">
+    <w:name w:val="MDFIGREF_eJyrrk7LTC9KTbMqLi0o0E3LzEvRTc4vKkpNLtHNTSxJztBNKs3MSamtBQBErw_K"/>
+    <w:basedOn w:val="BodyTextChar"/>
+  </w:style>
   <w:style w:type="character" w:customStyle="1" w:styleId="MDFIGREF_eJyrrk7LTC9KTbNKNUrVLc5NzMnRLcgsSM3JzEutSa6tBQDAgwxC">
     <w:name w:val="MDFIGREF_eJyrrk7LTC9KTbNKNUrVLc5NzMnRLcgsSM3JzEutSa6tBQDAgwxC"/>
     <w:basedOn w:val="BodyTextChar"/>

--- a/supplementary.operation.docx
+++ b/supplementary.operation.docx
@@ -317,12 +317,12 @@
           <wp:inline>
             <wp:extent cx="5120640" cy="5927466"/>
             <wp:effectExtent b="0" l="0" r="0" t="0"/>
-            <wp:docPr descr="Fig. 1 | Ligand-region detection by LigandSeek2-Find and LigandSeek. LigandSeek2-Find and the first-generation LigandSeek are compared using deposited (GT) or CryoAtom2-reconstructed (CA2) receptor structures. The left column shows all ligands (179 PDB entries, 2,502 instances); the right shows only small molecules (94 PDB entries, 821 instances)." title="MDPPTFIG_eJztWN2OGzUUfhUrElIrJZlJusk201JpyXYrpKVE2_aKQZHjcTJWZmxjO3-lXCOEyhXihhfgqg9AJfoyLO1jcI49-Vl2ESt-VKV0pezYPsffOfaxPx_7y5qmLq8lpPb6-5fnP_4SnYoJldkjzqft4dwOt9VWU2u3rNVJzXCrijnPsFc_SdMnlhubpq1Or9VL02Nup07pNH3z4ufffvj6zfNvXv_0Kk0DfJpeA1_SkiN24WUWVRtz29hWW6iVCasLuhouRBYG0Gl2hUQJo9oJJYclNdOZBtFntbuLRJNlWUibLD5Ma7lzOokiy3JeUttUmksQjpUpqYOqmUQLZTJtFOPWCjkpi6gdx92opEKmtXuINjD-88itCk4WyZwWgPtxSSe8H8yjXrTWQN0p5_ohXzrfvK2E8qmQ3G4kVW2RWE0Z2AcDBTSBhfZBnNaq6tmswCY6c6oyVqljTyEzUBsLY91p6BpXSiAJnoUhhH9V-URJZ6EftUwI6HP-_DuI4a8vX52_-Nbb5dS6IyvoVbL8SNrLnbytAIwmRr4-8sV-GLH_gvNPN_PYur0e0NPQPbjnMIR-kDgeDeuQmzkH1RMxaZIWeUbCcmoYPoEIkIw7zjAWZLQiOwuvcYKzA7WdxibaCbF5G9PyDwZP9tbzK0Pick78sm1MuOSG-vhtNQk1nDBVavhmZIa7E-KslRUO6jcePL5JlCF9s1JHTpVtWApMSevMjHl5_6h9k0Ab1w7UQvsMPGqSx2C34GMH4MWslMTmamEJLQpSEQ-50TrskcHxR4RLZwS3ddKud-I2EYBPJVDFzTveeyMmuav6K1msiC0RplQFZ7BlAah3cBHndru1g3JxKeJOvYe09p7D3mkOo3u7jet76_lbps7_ZB2N9jYadTLgpoHEeCwYJ5YpkPkzQUnecKoBHzI4O3rSJ9QB04I0VwUQsxqTuHnLa8bNTpPcNwbIfUSN9SxMep0PgF4dmKGFJUCRnqZLTiUZG1WSVlyP45iMlHJwIlANB4SlpUaqBugdpn7PzP9HZmb7u6P21vN3kZmzvY1GHRgZkmZXJd7CQkqN1HgpgV8Il-8m6yE__7NsfJ2HQ_Z9CUlzg4xpyYg7YO56ZZqOIJ8GAgcGtRzOBXLYi7q96FZrl6Y9xe9m7ngytA-jg24EiTYK_5CR15HxNd4V57xY7QHLb7TXtPue8f_Nncr3d6furefvIuOP9zYadfLpNueGdiYsvsMgkUIFyRNScLpNwtc5-LUJ_z5lOdEK0nJo9YZxNnyGXxH56g5BUiWLXDhOmDCsqK4DLhdsGvJ7IB_BKMhDRp8JGpz06f4XM2qcAG41VE74X5P858Dym0fjWqfVjrsH8bLTax8edLvP7mrBEvhVZwC91hmQGbq4RP4VAmD9HQzohk9WGxhzLRA1HsOl6lixWQmTG5AML_zzms2Ftrg-cIRyPhAMVwdW2MP5wJCMW4ZW-knk3_oj_9QfVS_90e5Df-R4qWGYcgZdhHbDsZjg-9pQ6ulybvNuFBqGMf61mlpOYCAiA_RbHSjh2z-UB-sxQmg2fmxdCg5SnMFTxaaWSNXPMcZHcPNb5JxmFtc84q0FPvKhETC3XXcMBNTo0iSMCqFPRFGgRSz7_qFAE1jb3LEci2PQOQMrXn6hslGKLuJhzcK5SUaLT1S2e_jSZDk2JX4hcGQZjluy2hy7vh3FmAwwlFfLFbQYqlWrtlIOF8MtqIZj_AGHqy8WQBuTu2CWzk9t0N2W1toolyq4Hm2LNClglwJKr9PuBJQrtTAu932ysFOmiaOiWDfvlgtZzZfVm7jA717tq98B4cb8VQ" id="34" name="Picture"/>
+            <wp:docPr descr="Fig. 1 | Ligand-region detection by LigandSeek2-Find and LigandSeek. LigandSeek2-Find and the first-generation LigandSeek are compared using deposited (GT) or CryoAtom2-reconstructed (CA2) receptor structures. The left column shows all ligands (179 PDB entries, 2,502 instances); the right shows only small molecules (94 PDB entries, 821 instances)." title="MDPPTFIG_eJztWN2OGzUUfhUrElIrJZlJdpNt0lJpyXYR0lKi_lwxKHI8TsZaj-3azl8p1wihcoW44QW46gNQib4MpX0MzrEnP8sWseJHVUpXyo7tc_ydYx_787G_rBnqi1qf1F59__zlj78kZ2JKVX6f8_P2aO5G22qraYxf1uqkZrnTcs5z7DXoZ9lDx63Lslan1-pl2Ql3516bLHv97Offfvj69dNvXv30IssifJZdAV_RkiO2DDKHqo25a2yrLdTKhTOSrkYLkccBdJpdoVDCqPFCq1FJ7fnMgOjz2q1F35BlKZXrLz7MaoX3pp8kjhW8pK6pDVcgnGhbUg9VO00W2ubGasadE2payqSdpt2kpEJltduINrThc9-vJCeL_pxKwP2kpFM-iOZRL1lroO455-YuX_rQvK3E8plQ3G0kVW3Rd4YysA8GJDSBhfZhmtWq6r2ZxCY687oyVqljT6FyUJsI6_xZ7JpWSiCJnsUhxH9V-VQr76AfdUwI6PPy6XcQw1-fv3j57Ntgl1Pnj52gb5IVx8pd7hRsRWA0MQ71cSgO4ojDF5x_vJnH1o31gB7H7tE9jyEMg8TxGFiH3M45qJ6KaZO0yBMSl1PD8ilEgOTcc4axIOMV2Vl4jVOcHajtNDbRTozN25iWfzB4sreevzEkvuAkLNvGlCtuaYjfVpNQywnTpYFvTma4OyHORjvhoX7t4wfXibZkYFf62OuyDUuBaeW8nbEgHxy3rxNo48aDWmyfgUdN8gDsSj7xAC5npSKu0AtHqJSkIh5yrXXUI8OTjwhX3gru6qRd76RtIgCfKqCK6zeD91ZMC1_110quiCsRptSSM9iyANQ7vIhzo93aQbm4FHGn3kZae89h7zSH0b3dxvW99fwtU-d_so7GexuNOhly20BiPBGME8c0yMKZoBVveN2ADxneO344INQD04K00BKIWU9I2jwImmmz0yR3rAVyH1PrAguTXucDoFcPZqh0BCgy0HTJqSITq0vSSutpmpKx1h5OBGrggHC0NEjVAL3D1O-Z-f_IzGx_d9Teev4uMnO-t9GoAyND0uyrxFs4SKmRGi8l8Avhi91kPebnf5aNr_NwyL4vIRlukTEdGXMPzF2vTNMx5NNA4MCgjsO5QI56SbeXHLR2aTpQ_G7mjidD-yg57CaQaKPwDxl5HRnf4F1xzuVqD1h-o72m3feM_2_uVL6_O3VvPX8XGX-yt9Gok8-2OTe0M-HwHQaJFCpInpCC020Svs7Br0z4dygriNGQlkNrMIyzETL8ishXNwmSKlkUwnPChGWyug74QrDzmN8D-QhGQR4z-lzQ6GRI9x_NqPUCuNVSNeV_TfJfAMtvHo1rnVY77R6my06vfXTY7T65ZQTrw686A-iVzoDc0sUl8q8QAOvvYEA3fLLawNgrgejJBC5VJ5rNSpjciGS5DM9rrhDG4frAEar5UDBcHVhhd-dDS3LuGFoZ9JPw1p-Ep_6keulPdh_6E89LA8NUM-gijB9NxBTf10bL3vTRjdnsIIkNoxT_Wk2jpjAQkQP6QQdK-PYP5eF6jBCajR9bl6KDFGfwTLNzR5QeFBjjY7j5LQpOc4drHvHWghD52AiY2647BiJqcmkSxlKYUyElWsRy6B8LtA9rm3tWYHECOvfASpBfqGyUkot4WHNwbpLx4lOd7x6-tL-c2BK_EDiyjMctWW2O3dCOYkwGGMqr5QpaDNWqVVspx4vhFtTAMf4xh6svFkAbk7tols7PXNTdltbaKFc6up5si7QvYZcCSq_T7kSUN2phXO6EZGGnTPueCrlu3i1LVc2XM5u4wO927avfAe9I--s" id="34" name="Picture"/>
             <a:graphic>
               <a:graphicData uri="http://schemas.openxmlformats.org/drawingml/2006/picture">
                 <pic:pic>
                   <pic:nvPicPr>
-                    <pic:cNvPr descr="C:/Users/15919/Desktop/论文草稿/temp/manuscript_figures_npkxvsh6/figure_000001.png" id="35" name="Picture"/>
+                    <pic:cNvPr descr="C:/Users/15919/Desktop/论文草稿/temp/manuscript_figures_x9gq8uu3/figure_000001.png" id="35" name="Picture"/>
                     <pic:cNvPicPr>
                       <a:picLocks noChangeArrowheads="1" noChangeAspect="1"/>
                     </pic:cNvPicPr>
@@ -4278,12 +4278,12 @@
           <wp:inline>
             <wp:extent cx="5731510" cy="3060245"/>
             <wp:effectExtent b="0" l="0" r="0" t="0"/>
-            <wp:docPr descr="Fig. 2 | End-to-end ligand-region detection and identity matching. The curves show the percentage of the 179 test PDB entries with successful predictions within an attempt budget of K=1–10. Find+Match curves require end-to-end correct region detection and ligand identity matching, whereas Find and Emap2lig-Find curves require only correct region detection. Find and Match denote LigandSeek-Find and LigandSeek-Match, respectively. GT denotes deposited receptor structures, and CA2 denotes CryoAtom2-reconstructed receptor structures." title="MDPPTFIG_eJzVVs1uGzcQfhVir7W0kmI59cIR4Mp2UNQuhCQ9dQuD5o60hHaXLMnVT5oCvRVFkV5S9NKi557yADXQvEtRx3mMzpArWa4dIEgOhQ3YOxx-880PyfF8E2nu8ihh0eXP5xe__hUf9g4vz1-8_v23ttZuEW2xyIBVxQwyAg2TNP3CgrFp2u3vdnfT9ADs1Cmdpm9e_vn6l-_fPP_h8o9XaRrY0vQmXcVLICroQYsXRWssq6xVcidy2hVcO6mq05Kbaa0R92W0N080W5RFZZP5gzTKndNJHFuRQ8ltW2mocHOsDHLg0kziuTKZNkqAtbKalEXc63R24pLLKo0GxDYy_vPYLQtg82TGC-T9tOQTGAb3hItXCMJOAfSxrMB6_cZqnljNBbpBngJVSNTb7qRRs3xUF6TitVMNZwMnS0wcYWNprDsOpp0GhDshgBBp-NPIR6pyFu24FVKizcXzn7Du_5y_unj5o_cL3Lp9K_lte_l-ZW8aeV-BmFyc-fWZF4chY__F4J-uy9X9eJXQ02AewnN0Uj5Jykfj3QEzA4QeyUmb9dgzdojH7VQLMPlCTjiuDEyw5iwDB4Kqz1DJZAaVk27J_NXAirXJiwu-_oeifEDq7M5G_iQHJmqULbO5mjOHaw1G4NHgY2Fq7DXd-7vMgXVsdPAJwy0jET-XLme2FvQKx3XBkDWT_njDnqRjZtw5KLVjZ3U2AYeEd7ZU1w-5TNQJ9tWmbZXv1LbUeCwFHChRl1jEVdNyOcVRBlI3-GwvLr2bRhP-jPzH0mtpwtc-eq8L4FFD8OA2Ajfofijv39-9eAtz55o-bkpzt063zY6wJ390Qr1o9SIMfF1LA3jj1w1NKGOwh7FbO1rodjcb2xab52AwO-_DQw9LrnuIb3nNf_ypqli-1VP7iiQEi96UA3bsnT8GmLbWgA2dx24hm9XEM4Ni2WYPnzTWFr9aWekgQ4gA7ZRh1plauBpNtjzbcL-3hg_NUu07Vfawtwt88R56u_H1tk7_8wbRVzgIrAeAqH__Xrff7SzudXY6ve3-sz0tRYK_zePi7_S4MsPnN4aBhgG53ocDzSiDNY1571duoOC-M-ZSW7qYlGE1G0lB15IW4vPZyGB5rSAvwyT2Q1jsZ7C4GcHizQkspr6KaVY1mkjtTsdyQuU-rfR0MbP5ThwUpx366bV1NcFEZIbs212UaEpDebTKEY9mHcdVSCFAThU8VmJqWaWGOa8msG-MwlvNM0uPjfhWG_6CBSVyXpluOAis8Y0inBVSH8miII8ke_sgcGxIBvAOkzhGzCP04vevLdag-DofrSwOW-xsfqKyzYmNJ4uxKemLB8cWYUZjy_Ws5vW0DQvHBO031xVRgmDNrW3AiPLfFanG2e8hqJKRgGh608Etnx3bgL2SVmjar1QIPb4SeVJUjEbk3X6vH1huRdG5HPoJc0PmieOyWKk35aJq6mX1-lzwdxB9-y_eCX0t" id="40" name="Picture"/>
+            <wp:docPr descr="Fig. 2 | End-to-end ligand-region detection and identity matching. The curves show the percentage of the 179 test PDB entries with successful predictions within an attempt budget of K=1–10. Find+Match curves require end-to-end correct region detection and ligand identity matching, whereas Find and Emap2lig-Find curves require only correct region detection. Find and Match denote LigandSeek-Find and LigandSeek-Match, respectively. GT denotes deposited receptor structures, and CA2 denotes CryoAtom2-reconstructed receptor structures." title="MDPPTFIG_eJzVVs1uGzcQfhVir7W00tpK4oVjwJXtoKhdCEl66hYGzR1pCe8uGZKrnzQFeiuKIr2k6KVFzz3lAWqgeZeijvMYnSFXslw7QJAcihiwdzj85psfkuP5JtLcFVHKosufzy9-_Ss-SA4uz1-8_v23rtZuHm2wyIBV5RRyAg3TLPvSgrFZ1h9s97ezbB_smVM6y968_PP1L9-_ef7D5R-vsiywZdlNuppXQFSQQIeXZWcs67xTcScK2hVcO6nqk4qbs0Yj7qtoZ5ZqNq_K2qaz-1lUOKfTOLaigIrbrtJQ4-ZYGeTApZnEM2VybZQAa2U9qco46fXuxBWXdRbtEtvI-M8jtyiBzdIpL5H3s4pPYBjcEy5eIgh7BqCPZA3W69dWs9RqLtAN8pSoQqJkq5dF7fJhU5KKN061nC2cLDFxhI2lse4omPZaEO6EAEKk4U8rH6raWbTjVkiJNhfPf8K6_3P-6uLlj94vcOv2rOS37RV7tb1p5H0FYnJx6tenXhyGjP0Xg3-6Klf_3jKhp8E8hOfopHySlI_GuwNmCgg9lJMuS9gzdoDH7VQHMPlSTjiuDEyw5iwHB4Kqz1DJZA61k27B_NXAinXJiwu-_oeifEDq7KON_HEBTDQoW2YLNWMO1xqMwKPBx8LU2Gv6d7eZA-vYaP9ThltGIn4mXcFsI-gVjpuSIWsu_fGGPUnHzLhzUGnHTpt8Ag4JP9pSXT_kKlXH2FfbtlW9U9tS47EUsK9EU2ERl03LFRRHFUjd7uc7ceXdtJrwZ-Q_ll5LG7720XtdAI9agvu3Ebjd_ofy_v3di7cw967p47Y0H9fpdtkh9uRPjqkXLV-EgSeNNIA3ftXQhDIGexi7taOFbnezsW2wWQEGs_M-PPSg4jpBfMdr_uNP1eXirZ66VyQhWPSmHLAj7_wRwFlnBVjTeewGsllNPFMoF1324HFrbfGrlZUOcoQI0E4ZZp1phGvQZMOzDfeSFXxoFmrPqSrB3i7wxXvo7cbX2zr9z9uNvsZBYDUARIO7m_1Bvzff7N3pJVuDZztaihR_28fF3-lx5YbPbgwDLQNyvQ8HmlEGKxrz3q_cQMl9ZyyktnQxKcN6OpKCriUtxBfTkcHyWkFehmnsh7DYz2BxO4LF6xNYTH0V06wbNJHanYzlhMp9Mt-ePLnXNJtxUJz06Cfp6nqCicgc2bf6KNGUhvJomSMezSqOq5BCgJwqeKTEmWW1Gha8nsCeMQpvNc8tPTbiW274CxaUyHlluuYgsMY3inBaSn0oy5I8kuztg8CxIRnAO0ziGDEP0Yvfv7ZYgeLrfLSyOGyx09mxytcnNp7Ox6aiLx4cm4cZjS1Ws5rX0zbMHRO0315XRAmCtbe2BSPKf5ekGme_B6AqRgKi6U0Ht3x6ZAP2Slqiab9WIfT4SuRpWTMakbcHySCw3IqicznwE-aazFPHZblUr8tl3dbL6tW54O9u9O2_64t8ww" id="40" name="Picture"/>
             <a:graphic>
               <a:graphicData uri="http://schemas.openxmlformats.org/drawingml/2006/picture">
                 <pic:pic>
                   <pic:nvPicPr>
-                    <pic:cNvPr descr="C:/Users/15919/Desktop/论文草稿/temp/manuscript_figures_npkxvsh6/figure_000002.png" id="41" name="Picture"/>
+                    <pic:cNvPr descr="C:/Users/15919/Desktop/论文草稿/temp/manuscript_figures_x9gq8uu3/figure_000002.png" id="41" name="Picture"/>
                     <pic:cNvPicPr>
                       <a:picLocks noChangeArrowheads="1" noChangeAspect="1"/>
                     </pic:cNvPicPr>
@@ -4500,12 +4500,12 @@
           <wp:inline>
             <wp:extent cx="5731510" cy="3497158"/>
             <wp:effectExtent b="0" l="0" r="0" t="0"/>
-            <wp:docPr descr="Fig. 3 | End-to-end modelling of single-residue organic small molecules with no missing atoms. Curves show the percentage of the 77 test PDB entries with successful predictions within an attempt budget of K = 1–10. Find and Match denote LigandSeek-Find and LigandSeek-Match, respectively. GT and CA2 denote deposited and CryoAtom2-reconstructed receptor structures, respectively. a, Find+Match curves require end-to-end correct region detection and ligand identity matching, whereas Find and Emap2lig-Find curves require only correct region detection. b, c, Success rates for end-to-end pose reconstruction with PocketXMol-tuned using deposited (GT, b) and CryoAtom2-reconstructed (CA2, c) receptor structures across charged attempts K. Success requires RMSD below 2 Å or 3 Å. Solid lines denote top-1 poses selected by model score; dashed lines denote best-of-50 poses." title="MDPPTFIG_eJztWM1uGzcQfhVCpwSVtJIcxbGaGHBlOyhqF0KcAgW6hUFxR1rCXJIlufpJU6CXoCiK9JKilxY995QHaIDmkDcpmp_H6JBcyXLsFEFySBXU8Ip_Mx-HM8PhkF_XNHV5rUdqz3969PSXP5O9zt7zRw-e_fZrU2s3q9VJzYBVYgKZJ-r30vQzC8amabu71d5K012wJ07pNH3x8I9nP3_34v73z39_nKYRLU3Pw0lagIeCDjRsQYVoaK5BcAl-lFHtuJLHBTUnpUa6L2rXpz1NZoWQtje9kdZy53QvSSzLoaC2qTRIHBwpU1CHTTNOpspk2igG1nI5LkTSabWuJgXlMq1te7SBCcWRmwsg096ECsT9uKBj6MfpPV2yoPC0JwD6AEW0oX-lNe1ZTRlOgzh-DQjUudJKa1XzVil8Fy2dqjArcs_JZYZkI26sO4isrYoIR6IAUdL4U9X3lXQW-ahlnCPP0_s_ot7_fvT46cMfwrxArduxnF40lu9Ie54pzBWB_RTD0B6Gaj-uOJQo_J2lutrXFgu6E9mjeM5bKizSr0ej74CZAJLu83GTbJC7ZE9mDacagIsvVAZCeOWpEfG2EtBADp6VQNCQVHJGgosgpQCGusSFc5cTqUjBg3UJdaqwTS-Bi3K8A4W9hVrI2kreL7G0xOZqSlwORINhIB1uIm9N37O5SRxYRwa7HxEcMXxhPlsyvzlHpSAImHHm91wc45JQ_HcOCu3IsMzG4BBvbbV01r5FTx1iuK2iWfFa0UyNRpzBrmJlgUpcxDKXezmKCOq2P7meFGGaqif-DEJh3ZwUlfg6SB_6IvGgArhxEYDbbr8t7l_fPngFcutMf1KpZr2s2yT7PohT_FB4lpMMpHJADjgGr-wI4KSxJFjpC7R1gjga0PcnIOZNcvN2IOvvdBYoGWhluYPI3zdztYPBroMhkuF2caZkfgxboJ0yJPaUiPoS9Huyed6Pc5CurTXqwdk_iI7OYvQ38FXJDWB4Xx7qTBl0SYdDY4zq6MQOQnwPTizCJiAcPdxxHz88GB7jdTLNweDqTjfUXkF1B-njDnppPiXF_JUz_e_w_yWHH66tNeprK_n76Edsba1RJ0cx4SWGYkJMMLtbDZh4yANZOdN9LAtp8kCxE3CfHyrRcKXEo74MN57TtODSzdt1Mrz8r-nBJUwo6oRdvihPIJQZhWKxnJqxTzNi2m3XVtPvJNte19R16ZTxTLXk1uHRLhmCwAtdhzy5h1dwvLA_uYeUSnB_dkskqnJTp3SjHVwXr4CAl3Pva8N5vNITi0czfEgyanN4iXGIN8KGGjW6rch99rD2bx7btS_rpLZ8AKp1Nzfa3XZrtnFla7PdvXb3uuash19lV_pads0MnZ57DKoQEOtNMJDN76IljHljBzMgaLgC51xbb0a_QjkZcOaN6Bvs08nAoAot87P0e0l4hEvCG1xSPcElqy9wid_JuExZIgvX7njEx37LH0t9MpvY_GoSO45b_m-jqeUYF8IzRL_SxZp_pcP6YLFGNM1SjlORooDUa_AAg5UlUvVzKsewY4zCjI5m1rumx1sMhHtJ7ETMU9aVCSJqck4JQ8H1PhfCz-jrgT9WKN48DWAu6asjpLmFs4TxM40lUXIWz7esRg0Pp4fowCsvdrQ3G5nCl2g4MotvdGS-fKsL_X4YZo4wP165K1IxT1Z5bUWMVKFcgGpj3U1QBfEVpPb5bJyWTg5spD2tLaj9uFRR9OS0SnsCTw5E2ep2uhHlQipvl73wwrhSpz1HuVh0r9aFrPRl9dIu-G3XvvkH7llmUg" id="44" name="Picture"/>
+            <wp:docPr descr="Fig. 3 | End-to-end modelling of single-residue organic small molecules with no missing atoms. Curves show the percentage of the 77 test PDB entries with successful predictions within an attempt budget of K = 1–10. Find and Match denote LigandSeek-Find and LigandSeek-Match, respectively. GT and CA2 denote deposited and CryoAtom2-reconstructed receptor structures, respectively. a, Find+Match curves require end-to-end correct region detection and ligand identity matching, whereas Find and Emap2lig-Find curves require only correct region detection. b, c, Success rates for end-to-end pose reconstruction with PocketXMol-tuned using deposited (GT, b) and CryoAtom2-reconstructed (CA2, c) receptor structures across charged attempts K. Success requires RMSD below 2 Å or 3 Å. Solid lines denote top-1 poses selected by model score; dashed lines denote best-of-50 poses." title="MDPPTFIG_eJztWM1uGzcQfhVCpwSVtJIc1bGaGHBlOyhqF0KcAgW6hUFxR1rCu0uG5OonTYFegqIo0kuKXlr03FMeoAGaQ96kaH4eozPkSpZjpwiSQ6qghlf8m_k4nBkOh_y6prlLaz1We_7To6e__BntdfaeP3rw7Ldfm1q7Wa3OagasyiaQEFG_F8efWzA2jtvdrfZWHO-CPXFKx_GLh388-_m7F_e_f_774zgOaHF8Hq7gORAUdKBhc55lDS01ZLIAGhVcO6mK45ybk1Ij3Ze1a9OeZrM8K2xvej2upc7pXhRZkULObVNpKHBwpEzOHTbNOJoqk2ijBFgri3GeRZ1W68Mo57KIa9uENjC-OHLzDNi0N-EZ4n6S8zH0w_REFy0oiPYEQB-giNb3r7SmPau5wGkQh9aAQJ0rrbhWNW-WGXXx0qkKsyInTlkkSDaSxrqDwNqqiHAkCBAkDT9VfV8VziIft0JK5Hl6_0fU-9-PHj99-IOfF7h1O1byi8bSncKeZ_JzBWCaYujbQ1_thxX7EoW_s1RX--piQXcCexDPkaX8Imk9Gn0HzASQdF-Om2yD3WV7RdJwqgG4-FwlkGWkPDViZKsMGsghkxIYGpIXUjDvIkiZgUBd4sKlS1mhWC69dRl3KrdNksAFOd6Bwt5CLWxtJe-XWFpmUzVlLgWmwQgoHG4isib1bG4yB9axwe7HDEeMXJjPloI256jMGAImUtCeC2OyYBz_nYNcOzYskzE4xFtbLZ21b95Thxhuq2iWv1Y0U6ORFLCrRJmjEhexzKUkRx5A3fan16LcT1P1hJ-BL6ybs7wSX3vpfV8gHlQA1y8CcNvtt8X969sHr0BunemPKtWsl3WbbJ-COMcPhRcpS6BQDtiBxOCVHAGcNJYEK32ets4QRwP6_gSyeZPduOXJ-judBUoCWlnpIPD3zVztYLDrYIgUuF2cKQWNYQu0U4aFnhJRX4J-TzbP-3EO8rW1Rt07-wfB0UWI_gZul9IAhvfloS6UQZd0ODTGqI5O7MDHd-_Emd8ETKKHO0nxg8DwGK-zaQoGV3e6ofZyrjtIH3bQS_OpIpu_cqb_Hf6_5PDDtbVGfW0lfx_9SKytNersKCS8zHBMiBlmd6sBEw95YCtnOsUynyYPlDgB98WhyhquLPCoL_2N5zQtuHTjVp0NL_9renAJE4o6E5cvyhMYF0ahWCLlZkxpRki77dpq-p1k2-uaui6dMpyplt08PNplQ8jwQtdhT-7hFRwv7E_uIaXKJJ3dBRJVualTutH2rotXQMDLOfnacB6u9Mzi0QwfsYTbFF5iHOKNsKFGjW4rcJ89rOnNY7v2VZ3Vlg9Ate7mRrvbbs02rmxttrtX717TUvTwq-zKX8uuieHTc49BFQJivQkGstEuWsKYN3YwAxn3V-BUaktmpBUWk4EUZERqiM8mA4MqtIJm6fci_wgX-Te4qHqCi1Zf4CLaybjMokQWqd3xSI5pyx_Ptsa3r5blRhQ6jlv0t9HUxRgXIhNEv9LFGr3SYX2wWCOaZinHqUhBQE4aPMBgZVmh-ikvxrBjjMKMjieWXJPwFgP-XhI6EfOUdWWCgBqdU8Iwk3pfZhnNSHXPHyocb54GMJek6ghpbuIsfvxMY0kUncWjltWo4eH0EB145cWO92Yjk1OJhmOz8EbH5su3Ot9PwzBzTNB45a5IJYis8tqKGKl8uQDVxroboHJGFaSmfDZMyycHNtCe1hbUNF6oIHp0WuW9DE8ORNnqdroB5UIqssuef2FcqfOe4zJbdK_Ws6LSl9VLu-C3XfvmH_vbZeg" id="44" name="Picture"/>
             <a:graphic>
               <a:graphicData uri="http://schemas.openxmlformats.org/drawingml/2006/picture">
                 <pic:pic>
                   <pic:nvPicPr>
-                    <pic:cNvPr descr="C:/Users/15919/Desktop/论文草稿/temp/manuscript_figures_npkxvsh6/figure_000003.png" id="45" name="Picture"/>
+                    <pic:cNvPr descr="C:/Users/15919/Desktop/论文草稿/temp/manuscript_figures_x9gq8uu3/figure_000003.png" id="45" name="Picture"/>
                     <pic:cNvPicPr>
                       <a:picLocks noChangeArrowheads="1" noChangeAspect="1"/>
                     </pic:cNvPicPr>
@@ -4925,12 +4925,12 @@
           <wp:inline>
             <wp:extent cx="5029200" cy="6218691"/>
             <wp:effectExtent b="0" l="0" r="0" t="0"/>
-            <wp:docPr descr="Fig. 4 | Find–Build completion of single-residue organic small molecules with no missing atoms, assuming correct ligand identities. Every panel contains the same 77 PDBs and 446 instances. a–d, Emap2lig. e–h, LigandSeek with CryoAtom2 receptors. i–l, LigandSeek with deposited receptors. Within each group, top and bottom rows show top-1 and best-of-50 poses; left and right columns require heavy-atom RMSD strictly &lt;2\,\mathrm{Å} and &lt;3\,\mathrm{Å}. Every blob corresponding to an eligible small molecule receives the correct SMILES. LigandSeek uses single-pass PocketXMol-tuned centre docking, whereas Emap2lig uses its native guiding blob. Background blobs are charged, and out-of-scope foreground blobs are skipped. Undetected and failed instances remain in the denominator. For N target instances per PDB, relative budget \rho allows \lfloor\rho N\rfloor charged attempts. Completion is the number of distinct successful instances divided by N. Green lines and circles show the PDB-equal mean, and blue lines and diamonds show the median. Grey points and violins show PDB distributions at 50\%, 100\%, 200\% and 300\% budgets." title="MDPPTFIG_eJztWl9vUzcU_ypWpO0pyU1DU2iASqW0aFKLKiq0SctUOb5OrhVf29i--cOYxB6miTH2wrSXTXveEx9gSONhH2DfAY0_H2Pn2DdpSjtgII2FpVJ6bZ8_Psfn53tOHH9eMdRnlTapPPv-4ZMff0u2m9vPHt5_-vNPdWP8uFIlFcudlkOeItNWu9O57rh1nc5Ka31lvdO5zN3Aa9PpPH_w69Mfvn5-786zXx51OlFbp3NSnaI5R1WuMKbWEyqtMW0tZ76WU8-yWrcQMkXGVDgj6eRwJNJoYaveEgopjBovtDrMqR0UBkifVi6M2oaMc6lce3SxU8m8N-0kcSzjOXV1bbgCYk9bmAO6tp-MtE2N1Yw7J1Q_l0mz0VhLcipUp7KB2vZteBz4ieRk1B5SCXo_ymmfb8XpkS-ZciDvgHNzlY_9jLtRskwJU6ZdobibUcreqO0MZWALiEsYAvnmKmgou9cKiUO08LrUWrKjJKwisPWEdX43ik6nBkq0MroT_5XtHa28AznqmBAg8-TedxDBPx8-evLgbpiXU-c3naCn0bJN5U4KhbmiYpyiG_rd0NyKHocnGH9ztkor56YO3Yzi0TyP4QxOoj8GUMjtkAPrjujXySq5RXbAuce3719CwBCmcyM5xoXoHsGYSl4DIZEWnEDAqRKMuJxKSXItOYPlBN-Fz4jSJBcBBYR6nbsqoc4VOfZLZBIpQD4lIuXKCy-4q6OhPpr7Dtb1LVaPLKzl20NuJ8RQxSUERnnYqo74jBMHbxRy9izZv3zJEYzT6uoaAaKnCrZ3nVAASVol2zk1TYng4TCQVcluiOoB54MIhC070ZuAgCaBoHPjtQVhAbzyJG_KjXbC83Se92OgCEU4ZRnpW12YKoFXYzCpqz1oJlaPHHGZHiGhthJJ3Pma7tVaDQI6uTtPJO_5QLKin3lwVhY5-Gr5jUJYTjJOh5MaYpVc2zu4TJy3gnk5WdjIHsdk3tZ7kJPKt3n-Wm9z3esJxi9rVuSwRafvcp-hHXlUGozI285PSF7aaYKZYSw8Sxa_8aH053HAx-GZDr_RPH348e07pxH-yZy_f3VMQ1IuwyJHcpEsh-22sLYv0P45s9w_L4tkncQs15W6G6sPZ7RKsRbxGlIC4ZDARBcq0uOlTMhCYshjQpyWLQd7H-1uH9Tnk1cBCWZaHRmoc8i-ZgPuP9nTsuYLBfmMAQAgyaQwDmxVMsq4hSWZpc-oQsAaKuphStIvRDAQba6TS5QNMPdhYoMBSMigjGXU9jnkYExqugjpzjHAIQEQ8hPsbiCM4WmdXFcp9-AJmIWSPSokNGepHbzGgh0GgttQnWko2yAx2jrZ0Xa5n1-2n_3G1fdgwyxuwvG4JfwcmA23WMJWAdUy7qxukQLLwnr4L8H4jy-XOH6XhZOU8KVmYc3_z9VOj7_95vQa6QWc_81r_I1mvLvcQe_Q8rI6ItR7nhtAFdk6OswSsaRTRd6F_KB7JBXOCwXVnSsYnl72CjmXRFIxFCno6i5PA_4H1U-dXLGcK4IHxPHoiwnL8GQznjEBcKCiqPEbBYXvCpyqWIF3ZcHnZFJBc_iSMSeUcxhTQfuEGC1wCZBzKLTEU7fACJoDGK3oFghVYFnWKq8AXavxti_rD94D2FaXMHk5TFYaS5wscfJqnDSXOFns0m956vxKjJ9ZYnyxMR5PsV74yRz-m43KZ1VSmV3iqLQazXXAwHituXJubX3l1gUjWBs-Jaboa2EqtXR04kJHqQF0vYkOEPOF5TM19o3BHU_2oFTOhHG4iuihGu4LhmuIHXZ1uG9Jyh3DWbbaSbhtk4TLNkl51yaZv2qT4HdGcFMVICKMP-yJPhjrDpUZjIcuW0viwGED_1brRvXBEZGC9hbeLsHrONDen_oIoZnZcWRSNJDiCu5qNnBE6a2Mqj7ftFaPMk5Th8hAfVOCM5z5OAg6j0TnJohakxOL0JXC7AgpcUZsB_nYoLC7Lfcsw2YPeK7BLIF-rDNjSo7rw54zsMLd0Z5O5y_U0Pa4Z3N8QuDI-GK4QkMmF6dXacI4kvGCDxuH5QtwBS6GbCVqS-Zw2yc5Umqs81e4zgk2gBt_n4nT0uGui7xHrSk30pWOpidHTdqWiuA1p_VWsxW1nMqFcdkOF4Dm2rTtqZDT4fm2VOV6OTOLC3w2Kl_8BcF6aps" id="49" name="Picture"/>
+            <wp:docPr descr="Fig. 4 | Find–Build completion of single-residue organic small molecules with no missing atoms, assuming correct ligand identities. Every panel contains the same 77 PDBs and 446 instances. a–d, Emap2lig. e–h, LigandSeek with CryoAtom2 receptors. i–l, LigandSeek with deposited receptors. Within each group, top and bottom rows show top-1 and best-of-50 poses; left and right columns require heavy-atom RMSD strictly &lt;2\,\mathrm{Å} and &lt;3\,\mathrm{Å}. Every blob corresponding to an eligible small molecule receives the correct SMILES. LigandSeek uses single-pass PocketXMol-tuned centre docking, whereas Emap2lig uses its native guiding blob. Background blobs are charged, and out-of-scope foreground blobs are skipped. Undetected and failed instances remain in the denominator. For N target instances per PDB, relative budget \rho allows \lfloor\rho N\rfloor charged attempts. Completion is the number of distinct successful instances divided by N. Green lines and circles show the PDB-equal mean, and blue lines and diamonds show the median. Grey points and violins show PDB distributions at 50\%, 100\%, 200\% and 300\% budgets." title="MDPPTFIG_eJztWt2OEzcUfpWjSO1VksmGDbABVlr2B1XaRStWqJWaauV4nIwVj21sT34olehFVVFKb6h606rXveIBilQu-gB9B1R-HqPH9iSbZbdAQSoNzUrZsX1-fI7P5zknjj-vaOKyShsqz75_-OTH35Lt5vazh_ef_vxTXWs3rlShYphVYshSz7TZ7nSuW2Zsp7PSWltZ63S2mB04pTud5w9-ffrD18_v3Xn2y6NOJ2rrdE6qkyRnXpUttK71uExrVBnDqKvlxNGs1i24SD1jyq0WZHI44mm0sFVvcekplGjHlTzMiRkUGkmfVi6O2hrGuZC2PbrUqWTO6XaSWJqxnNi60kwisacMzoFd009GyqTaKMqs5bKfi6TZaJxNcsJlp7Lute2b8DhwE8Fg1B4SgXo_ykmfbcbpPV8y5fC8A8b0VTZ2M-5GyTIlTJl2uWR2Ril7o7bVhKItKC5wCOWbq6ih7F4rhB8ihVOl1pLdS-IqIluPG-t2o-h0aqREK6M78V_Z3lHSWZQjlnKOMk_ufYcR_PPhoycP7oZ5GbFuw3JyGi3bkPakUJgrKvZTdEO_G5qb0ePwRONvzlZp5fzUoZtRPJrnfDiDk94fjShkZsiQdYf367AKt2AHnXt8-_5lDxigKteC-biA6oGPqWA1FOJpwQADTiSnYHMiBORKMIrLib5zl4FUkPOAAiBO5bYKxNoi9_0SmSA4yqfAUyYdd5zZujfURXPfwbq-xerBwlq-PWRmAppIJjAw0uFWteAyBhbfKHDuHOxvXbbg47S6ehaQ6IjE7V0HgiBJq7CdE90UHjwMB7Iq7IaoHjA2iEDYNBO1gQhoAgadaacMCnPkFSd5U6aV5Y6l87wfI4VLYIRm0Deq0FXAV2MwqascagajRhZspkaeUFuJJGZdTfVqrQagTmYvgGA9F0iG9zOHzooiR18Nu1FwwyBjZDipeazCtb2DLbDOcOrEZGEjexyTeVvtYU4q3-b5a73NVa_HKdtStMhxi07f5S7zduRRaTAib1s3gby0Uwczw1h4lixu_UPhLvgBF4dnOtx68_Thx7fvnEb4J3P-_tUxDUm5DIscyUWyHLfbwtq-QPvnzHL_vCySdYhZritUN1YfViuZ-lrEKUwJwDCB8S5WpMdLmZCF-JDFhDgtWw72PtrdPqjPJ68CE8y0OtJY58C-ogPmPtlTouYKifmMIgAwyaQ4jmxVGGXM4JLM0mdUwXENJXE4JfQLHgz0NtfhMqEDn_t8YsMBTMiojGbE9BnmYJ_UVBHSnaWIQ0AQshPsdsC1ZmkdrsuUOfQEzfKSPcIFNmepHb32BTsOBLexOlNYtmFiNHXYUWa5n1-2n9361fdgwyxuwnF-S7g5MGtmfAlbRVSLuLO6RYosC-vhvwTjP75c4vhdFk5C4JeahTX_P1c7Pf72m9NrpBdw_jev8Tea8e5yB71Dy8vqCIhzLNeIKtg8OszisaSTRd7F_KB6kHLruMTqzhbUn172CjGXRFI-5Cnq6i5PA_4H1U8drhjGJPgD4nj0Rbmh_mQznjEhcLCiqLEbBcHvCozIWIF3RcHmZFJOcvySMSeUMxyTQfsEtOJ-CTznkCvhT90CI2oOYDS8W3ioIsuyVnkF6FqNt31Zf_AewLa6hMnLYbLSWOJkiZNX46S5xMlil37LU-dXYvzMEuOLjfF4ivXCT-b4X69XPqtCZXaJo9JqNNcQA-OzzZXzZ9dWbl3UnLbxU2KKvBamUkNGJy50lBpQ15voQDFXGDZTY94Y3PFkD0vljGvrV9F7KIf7nPo19B16dbhvIGWW-lk220m4bZOEyzZJedcmmb9qk_jvjOimLFCEa3fY43001h6O1_o3zhfFmSQOHDb832pdyz46wlPU3vK3S_x1HGzvT33E0MzsODIpGkj8Cu4qOrAg1WZGZJ9tGKNGGSOp9cjw-qYEqxl1cRB1HonOTRC1JicWoSu43uFC-Bl9O8jHBsHdbZijmW_2kOcazhLoxzozpuS4Pt-zGle4O9pT6fyFGtIe90zunxg4GF8KV2hgcml6lSaMe7K_4EPHYfkCXJGLerYStSVzuO2THCnVxrorTOXgG8jtf5-J05Lhro28R60pt6dLFU1PjpqkLST4a05rrWYrajmVy8dlO1wAmmuTtiNcTIfn20KW62X1LC74Wa988RfO_Gox" id="49" name="Picture"/>
             <a:graphic>
               <a:graphicData uri="http://schemas.openxmlformats.org/drawingml/2006/picture">
                 <pic:pic>
                   <pic:nvPicPr>
-                    <pic:cNvPr descr="C:/Users/15919/Desktop/论文草稿/temp/manuscript_figures_npkxvsh6/figure_000004.png" id="50" name="Picture"/>
+                    <pic:cNvPr descr="C:/Users/15919/Desktop/论文草稿/temp/manuscript_figures_x9gq8uu3/figure_000004.png" id="50" name="Picture"/>
                     <pic:cNvPicPr>
                       <a:picLocks noChangeArrowheads="1" noChangeAspect="1"/>
                     </pic:cNvPicPr>

--- a/supplementary.operation.docx
+++ b/supplementary.operation.docx
@@ -317,12 +317,12 @@
           <wp:inline>
             <wp:extent cx="5120640" cy="5927466"/>
             <wp:effectExtent b="0" l="0" r="0" t="0"/>
-            <wp:docPr descr="Fig. 1 | Ligand-region detection by LigandSeek2-Find and LigandSeek. LigandSeek2-Find and the first-generation LigandSeek are compared using deposited (GT) or CryoAtom2-reconstructed (CA2) receptor structures. The left column shows all ligands (179 PDB entries, 2,502 instances); the right shows only small molecules (94 PDB entries, 821 instances)." title="MDPPTFIG_eJztWN2OGzUUfhUrElIrJZlJdpNt0lJpyXYR0lKi_lwxKHI8TsZaj-3azl8p1wihcoW44QW46gNQib4MpX0MzrEnP8sWseJHVUpXyo7tc_ydYx_787G_rBnqi1qf1F59__zlj78kZ2JKVX6f8_P2aO5G22qraYxf1uqkZrnTcs5z7DXoZ9lDx63Lslan1-pl2Ql3516bLHv97Offfvj69dNvXv30IssifJZdAV_RkiO2DDKHqo25a2yrLdTKhTOSrkYLkccBdJpdoVDCqPFCq1FJ7fnMgOjz2q1F35BlKZXrLz7MaoX3pp8kjhW8pK6pDVcgnGhbUg9VO00W2ubGasadE2payqSdpt2kpEJltduINrThc9-vJCeL_pxKwP2kpFM-iOZRL1lroO455-YuX_rQvK3E8plQ3G0kVW3Rd4YysA8GJDSBhfZhmtWq6r2ZxCY687oyVqljT6FyUJsI6_xZ7JpWSiCJnsUhxH9V-VQr76AfdUwI6PPy6XcQw1-fv3j57Ntgl1Pnj52gb5IVx8pd7hRsRWA0MQ71cSgO4ojDF5x_vJnH1o31gB7H7tE9jyEMg8TxGFiH3M45qJ6KaZO0yBMSl1PD8ilEgOTcc4axIOMV2Vl4jVOcHajtNDbRTozN25iWfzB4sreevzEkvuAkLNvGlCtuaYjfVpNQywnTpYFvTma4OyHORjvhoX7t4wfXibZkYFf62OuyDUuBaeW8nbEgHxy3rxNo48aDWmyfgUdN8gDsSj7xAC5npSKu0AtHqJSkIh5yrXXUI8OTjwhX3gru6qRd76RtIgCfKqCK6zeD91ZMC1_110quiCsRptSSM9iyANQ7vIhzo93aQbm4FHGn3kZae89h7zSH0b3dxvW99fwtU-d_so7GexuNOhly20BiPBGME8c0yMKZoBVveN2ADxneO344INQD04K00BKIWU9I2jwImmmz0yR3rAVyH1PrAguTXucDoFcPZqh0BCgy0HTJqSITq0vSSutpmpKx1h5OBGrggHC0NEjVAL3D1O-Z-f_IzGx_d9Teev4uMnO-t9GoAyND0uyrxFs4SKmRGi8l8Avhi91kPebnf5aNr_NwyL4vIRlukTEdGXMPzF2vTNMx5NNA4MCgjsO5QI56SbeXHLR2aTpQ_G7mjidD-yg57CaQaKPwDxl5HRnf4F1xzuVqD1h-o72m3feM_2_uVL6_O3VvPX8XGX-yt9Gok8-2OTe0M-HwHQaJFCpInpCC020Svs7Br0z4dygriNGQlkNrMIyzETL8ishXNwmSKlkUwnPChGWyug74QrDzmN8D-QhGQR4z-lzQ6GRI9x_NqPUCuNVSNeV_TfJfAMtvHo1rnVY77R6my06vfXTY7T65ZQTrw686A-iVzoDc0sUl8q8QAOvvYEA3fLLawNgrgejJBC5VJ5rNSpjciGS5DM9rrhDG4frAEar5UDBcHVhhd-dDS3LuGFoZ9JPw1p-Ep_6keulPdh_6E89LA8NUM-gijB9NxBTf10bL3vTRjdnsIIkNoxT_Wk2jpjAQkQP6QQdK-PYP5eF6jBCajR9bl6KDFGfwTLNzR5QeFBjjY7j5LQpOc4drHvHWghD52AiY2647BiJqcmkSxlKYUyElWsRy6B8LtA9rm3tWYHECOvfASpBfqGyUkot4WHNwbpLx4lOd7x6-tL-c2BK_EDiyjMctWW2O3dCOYkwGGMqr5QpaDNWqVVspx4vhFtTAMf4xh6svFkAbk7tols7PXNTdltbaKFc6up5si7QvYZcCSq_T7kSUN2phXO6EZGGnTPueCrlu3i1LVc2XM5u4wO927avfAe9I--s" id="34" name="Picture"/>
+            <wp:docPr descr="Fig. 1 | Ligand-region detection by LigandSeek2-Find and LigandSeek. LigandSeek2-Find and the first-generation LigandSeek are compared using deposited (GT) or CryoAtom2-reconstructed (CA2) receptor structures. The left column shows all ligands (179 PDB entries, 2,502 instances); the right shows only small molecules (94 PDB entries, 821 instances)." title="MDPPTFIG_eJztWNtuGzcQ_RVCQIEYkLQrxZIjJQ3gynFQwE2FXJ66hUBxKS1hLsmSlGS56XNRFOlT0Zf-QJ_yAQ3Q_Ezd5DM6Q64urlPU6AWB0hiQl-QMzww55OGQX9YM9UWtT2qvvn9x8eMvyYmYUpU_4vy0PZq70abaahrjz2p1UrPcaTnnOfYa9LPsiePWZVmr02v1suyIu1OvTZa9fv7zbz98_frZN69-epllET7LroGvaMkRWwaZQ9XG3DU21RZq5cIZSZejhcjjADrNrlAoYdR4odWopPZ0ZkD0We3Oom_IWSmV6y8-zGqF96afJI4VvKSuqQ1XIJxoW1IPVTtNFtrmxmrGnRNqWsqknabdpKRCZbW7iDa04fPILyUni_6cSsD9uKRTPojmUS9ZaaDuKefmAT_zoXlTieUTobhbS6raou8MZWAfDEhoAgvt_TSrVdWHM4lNdOZ1ZaxSx55C5aA2Edb5k9g1rZRAEj2LQ4j_qvKxVt5BP-qYENDn4tl3EMNfX7y8eP5tsMup84dO0DfJikPlrnYKtiIwmhiH-jgUB3HE4QvOn6_nsXVrNaDz2D265zGEYZA4HgPrkNs5B9VjMW2SFnlK4nJqWD6FCJCce84wFmS8JFsLr3GMswO1rcYm2omxeRvT8g8GT3bW8zeGxBechGXbmHLFLQ3x22gSajlhujTwzckMdyfE2WgnPNRv3H-8R7QlA7vUh16XbVgKTCvn7YwF-eCwvUegjRsParF9Bh41yWOwK_nEA7iclYq4Qi8coVKSinjIjdZBjwyPPiJceSu4q5N2vZO2iQB8qoAq9m4H762YFr7qr5VcElciTKklZ7BlAai3fxnnVru1hXJ5KeJOvYu09p7D3mkOozu7jes76_lbps7_ZB2NdzYadTLktoHEeCQYJ45pkIUzQSve8LoBHzJ8ePhkQKgHpgVpoSUQs56QtHkzaKbNTpPcsxbIfUytCyxMep0PgF49mKHSEaDIQNMlp4pMrC5JK62naUrGWns4EaiBA8LR0iBVA_QWU79n5v8jM7Pd3VE76_m7yMz5zkajDowMSbOvEm_hIKVGarySwC-EL7aT9Zif_1k2vsrDIfu-gmS4RcZ0ZMw9MHe9Mk3HkE8DgQODOg7nAjnoJd1ecrO1TdOB4rczdzwZ2gfJfjeBRBuFf8jI68j4Bu-Kcy6XO8Dya-0V7b5n_H9zp_Ld3ak76_m7yPiTnY1GnXy6ybmhnQmH7zBIpFBB8oQUnG6S8FUOfm3Cv0dZQYyGtBxag2GcjZDhV0S-vE2QVMmiEJ4TJiyT1XXAF4KdxvweyEcwCvKY0eeCRidDuv_FjFovgFstVVP-1yT_ObD8-tG41mm10-5-etbptQ_2u92nd4xgffhVZwC91hmQW7q4Qv4VAmD9HQzohk9Waxh7LRA9mcCl6kizWQmTG5Esl-F5zRXCOFwfOEI1HwqGqwMr7MF8aEnOHUMrg34S3vqT8NSfVC_9yfZDf-J5aWCYagZdhPGjiZji-9rIGjHlaXGexIZRin-tplFTGIjIAf1mB0r49g_l4WqMEJq1HxuXooMUZ_BEs1NHlB4UGONDuPktCk5zh2se8VaCEPnYCJibrlsGImpyZRLGUphjISVaxHLoHwu0D2ube1ZgcQI6D8FKkF-qrJWSy3hYc3BukvHiE51vH760fzaxJX4hcOQsHrdkuT52QzuKMRlgKK-WK2gxVKtWbaUcL4YbUAPH-H0OV18sgDYmd9EsnZ-4qLsprbRRrnR0PdkUaV_CLgWUXqfdiShv1MK43AvJwlaZ9j0VctW8XZaqmi9n1nGB393aV78DmoD8Ng" id="34" name="Picture"/>
             <a:graphic>
               <a:graphicData uri="http://schemas.openxmlformats.org/drawingml/2006/picture">
                 <pic:pic>
                   <pic:nvPicPr>
-                    <pic:cNvPr descr="C:/Users/15919/Desktop/论文草稿/temp/manuscript_figures_x9gq8uu3/figure_000001.png" id="35" name="Picture"/>
+                    <pic:cNvPr descr="C:/Users/15919/Desktop/论文草稿/temp/manuscript_figures_rpige0hz/figure_000001.png" id="35" name="Picture"/>
                     <pic:cNvPicPr>
                       <a:picLocks noChangeArrowheads="1" noChangeAspect="1"/>
                     </pic:cNvPicPr>
@@ -4278,12 +4278,12 @@
           <wp:inline>
             <wp:extent cx="5731510" cy="3060245"/>
             <wp:effectExtent b="0" l="0" r="0" t="0"/>
-            <wp:docPr descr="Fig. 2 | End-to-end ligand-region detection and identity matching. The curves show the percentage of the 179 test PDB entries with successful predictions within an attempt budget of K=1–10. Find+Match curves require end-to-end correct region detection and ligand identity matching, whereas Find and Emap2lig-Find curves require only correct region detection. Find and Match denote LigandSeek-Find and LigandSeek-Match, respectively. GT denotes deposited receptor structures, and CA2 denotes CryoAtom2-reconstructed receptor structures." title="MDPPTFIG_eJzVVs1uGzcQfhVir7W00tpK4oVjwJXtoKhdCEl66hYGzR1pCe8uGZKrnzQFeiuKIr2k6KVFzz3lAWqgeZeijvMYnSFXslw7QJAcihiwdzj85psfkuP5JtLcFVHKosufzy9-_Ss-SA4uz1-8_v23rtZuHm2wyIBV5RRyAg3TLPvSgrFZ1h9s97ezbB_smVM6y968_PP1L9-_ef7D5R-vsiywZdlNuppXQFSQQIeXZWcs67xTcScK2hVcO6nqk4qbs0Yj7qtoZ5ZqNq_K2qaz-1lUOKfTOLaigIrbrtJQ4-ZYGeTApZnEM2VybZQAa2U9qco46fXuxBWXdRbtEtvI-M8jtyiBzdIpL5H3s4pPYBjcEy5eIgh7BqCPZA3W69dWs9RqLtAN8pSoQqJkq5dF7fJhU5KKN061nC2cLDFxhI2lse4omPZaEO6EAEKk4U8rH6raWbTjVkiJNhfPf8K6_3P-6uLlj94vcOv2rOS37RV7tb1p5H0FYnJx6tenXhyGjP0Xg3-6Klf_3jKhp8E8hOfopHySlI_GuwNmCgg9lJMuS9gzdoDH7VQHMPlSTjiuDEyw5iwHB4Kqz1DJZA61k27B_NXAinXJiwu-_oeifEDq7KON_HEBTDQoW2YLNWMO1xqMwKPBx8LU2Gv6d7eZA-vYaP9ThltGIn4mXcFsI-gVjpuSIWsu_fGGPUnHzLhzUGnHTpt8Ag4JP9pSXT_kKlXH2FfbtlW9U9tS47EUsK9EU2ERl03LFRRHFUjd7uc7ceXdtJrwZ-Q_ll5LG7720XtdAI9agvu3Ebjd_ofy_v3di7cw967p47Y0H9fpdtkh9uRPjqkXLV-EgSeNNIA3ftXQhDIGexi7taOFbnezsW2wWQEGs_M-PPSg4jpBfMdr_uNP1eXirZ66VyQhWPSmHLAj7_wRwFlnBVjTeewGsllNPFMoF1324HFrbfGrlZUOcoQI0E4ZZp1phGvQZMOzDfeSFXxoFmrPqSrB3i7wxXvo7cbX2zr9z9uNvsZBYDUARIO7m_1Bvzff7N3pJVuDZztaihR_28fF3-lx5YbPbgwDLQNyvQ8HmlEGKxrz3q_cQMl9ZyyktnQxKcN6OpKCriUtxBfTkcHyWkFehmnsh7DYz2BxO4LF6xNYTH0V06wbNJHanYzlhMp9Mt-ePLnXNJtxUJz06Cfp6nqCicgc2bf6KNGUhvJomSMezSqOq5BCgJwqeKTEmWW1Gha8nsCeMQpvNc8tPTbiW274CxaUyHlluuYgsMY3inBaSn0oy5I8kuztg8CxIRnAO0ziGDEP0Yvfv7ZYgeLrfLSyOGyx09mxytcnNp7Ox6aiLx4cm4cZjS1Ws5rX0zbMHRO0315XRAmCtbe2BSPKf5ekGme_B6AqRgKi6U0Ht3x6ZAP2Slqiab9WIfT4SuRpWTMakbcHySCw3IqicznwE-aazFPHZblUr8tl3dbL6tW54O9u9O2_64t8ww" id="40" name="Picture"/>
+            <wp:docPr descr="Fig. 2 | End-to-end ligand-region detection and identity matching. The curves show the percentage of the 179 test PDB entries with successful predictions within an attempt budget of K=1–10. Find+Match curves require end-to-end correct region detection and ligand identity matching, whereas Find and Emap2lig-Find curves require only correct region detection. Find and Match denote LigandSeek-Find and LigandSeek-Match, respectively. GT denotes deposited receptor structures, and CA2 denotes CryoAtom2-reconstructed receptor structures." title="MDPPTFIG_eJzVVs1uHEUQfpXWXPHu7G68CR45lszajhA2WiXhxCCr3VM70_LMdNPdsz8mSNwQQuESxAXEmVMeAEvkXRCO8xhUdc-u19iRouSAbMme6uqvvvrp7nJ9E2nuiihh0eXP5xe__hXvD_Yvz1-8_v23rtZuHm2wyIBV5RQyAo2SNP3CgrFp2h9u9bfSdA_sqVM6Td-8_PP1L9-_ef7D5R-v0jSwpelNuppXQFQwgA4vy85E1lmn4k4UtCu4dlLVxxU3p41G3JfR9izRbF6VtU1mD9OocE4ncWxFARW3XaWhxs2JMsiBS5PHM2UybZQAa2WdV2U86PXuxxWXdRrtENvY-M8TtyiBzZIpL5H304rnMAruCRcvEYQ9BdCHsgbr9WurWWI1F-gGeUpUIdFgs5dG7fJxU5KKN061nC2cLDFxhE2kse4wmPZaEO6EAEKk4U8rH6jaWbTjVkiJNhfPf8K6_3P-6uLlj94vcOt2reS37RW7tb1p5H0FYnJx4tcnXhyFjP0Xgz9blav_8TKhs2AewnN0Uj5Jykfj3QEzBYQeyLzLBuwZ28fjdqoDmHwpc44rAznWnGXgQFD1GSqZzKB20i2YvxpYsS55ccHX_1CUD0id3dnInxbARIOyZbZQM-ZwrcEIPBp8LExNvKb_YIs5sI6N9z5huGUk4mfSFcw2gl7hpCkZsmbSH2_Yk3TMjDsHlXbspMlycEh4Z0t1_ZCrRB1hX23bVvVObUtNJlLAnhJNhUVcNi1XUBxVIHU7n23HlXfTasKfsf9Yei1t-NpH73UBPG4JHt5G4Hb6H8r793cv3sLcu6aP29LcrdPtsgPsyR8dUS9avggDXzfSAN74VUMTyhjsYezWjha63c3GtsFmBRjMzvvw0P2K6wHiO17zH3-qLhdv9dS9IgnBojflgB16508ATjsrwJrOYzeQzWrimUK56LJHT1tri1-trHSQIUSAdsow60wjXIMmG55ttDtYwUdmoXadqgbY2wW-eA-93fh6W6f_eTvRVzgIrAaAaPjgXn_Y783v9e73BpvDZ9taigR_28fF3-lxZYbPbgwDLQNyvQ8HmlEGKxrz3q_cQMl9ZyyktnQxKcN6OpaCriUtxOfTscHyWkFeRknsh7DYz2BxO4LF6xNYTH0V06wbNJHaHU9kTuU-Nlrm0CvO4qA47tHPoKvrHBORGbJv9lGiKQ3l8TJHPJpVHFchhQA5VfBQiVPLajUqeJ3DrjEKbzXPLD024ltu-AsWlMh5ZbrmILDGN4pwUkp9IMuSPJLs7YPAsSEZwDtM4gQxj9GL37-2WIHi63y0sjhssZPZkcrWJzaezCemoi8eHJuHGY0tVrOa19M2zB0TtN9eV0QJgrW3tgUjyn-XpBpnv0egKkYCoulNB7d8emgD9kpaomm_ViH0-ErkSVkzGpG3hoNhYLkVReey7yfMNZknjstyqV6Xy7qtl9Wrc8HfnejbfwGWw30O" id="40" name="Picture"/>
             <a:graphic>
               <a:graphicData uri="http://schemas.openxmlformats.org/drawingml/2006/picture">
                 <pic:pic>
                   <pic:nvPicPr>
-                    <pic:cNvPr descr="C:/Users/15919/Desktop/论文草稿/temp/manuscript_figures_x9gq8uu3/figure_000002.png" id="41" name="Picture"/>
+                    <pic:cNvPr descr="C:/Users/15919/Desktop/论文草稿/temp/manuscript_figures_rpige0hz/figure_000002.png" id="41" name="Picture"/>
                     <pic:cNvPicPr>
                       <a:picLocks noChangeArrowheads="1" noChangeAspect="1"/>
                     </pic:cNvPicPr>
@@ -4500,12 +4500,12 @@
           <wp:inline>
             <wp:extent cx="5731510" cy="3497158"/>
             <wp:effectExtent b="0" l="0" r="0" t="0"/>
-            <wp:docPr descr="Fig. 3 | End-to-end modelling of single-residue organic small molecules with no missing atoms. Curves show the percentage of the 77 test PDB entries with successful predictions within an attempt budget of K = 1–10. Find and Match denote LigandSeek-Find and LigandSeek-Match, respectively. GT and CA2 denote deposited and CryoAtom2-reconstructed receptor structures, respectively. a, Find+Match curves require end-to-end correct region detection and ligand identity matching, whereas Find and Emap2lig-Find curves require only correct region detection. b, c, Success rates for end-to-end pose reconstruction with PocketXMol-tuned using deposited (GT, b) and CryoAtom2-reconstructed (CA2, c) receptor structures across charged attempts K. Success requires RMSD below 2 Å or 3 Å. Solid lines denote top-1 poses selected by model score; dashed lines denote best-of-50 poses." title="MDPPTFIG_eJztWM1uGzcQfhVCpwSVtJIc1bGaGHBlOyhqF0KcAgW6hUFxR1rCu0uG5OonTYFegqIo0kuKXlr03FMeoAGaQ96kaH4eozPkSpZjpwiSQ6qghlf8m_k4nBkOh_y6prlLaz1We_7To6e__BntdfaeP3rw7Ldfm1q7Wa3OagasyiaQEFG_F8efWzA2jtvdrfZWHO-CPXFKx_GLh388-_m7F_e_f_774zgOaHF8Hq7gORAUdKBhc55lDS01ZLIAGhVcO6mK45ybk1Ij3Ze1a9OeZrM8K2xvej2upc7pXhRZkULObVNpKHBwpEzOHTbNOJoqk2ijBFgri3GeRZ1W68Mo57KIa9uENjC-OHLzDNi0N-EZ4n6S8zH0w_REFy0oiPYEQB-giNb3r7SmPau5wGkQh9aAQJ0rrbhWNW-WGXXx0qkKsyInTlkkSDaSxrqDwNqqiHAkCBAkDT9VfV8VziIft0JK5Hl6_0fU-9-PHj99-IOfF7h1O1byi8bSncKeZ_JzBWCaYujbQ1_thxX7EoW_s1RX--piQXcCexDPkaX8Imk9Gn0HzASQdF-Om2yD3WV7RdJwqgG4-FwlkGWkPDViZKsMGsghkxIYGpIXUjDvIkiZgUBd4sKlS1mhWC69dRl3KrdNksAFOd6Bwt5CLWxtJe-XWFpmUzVlLgWmwQgoHG4isib1bG4yB9axwe7HDEeMXJjPloI256jMGAImUtCeC2OyYBz_nYNcOzYskzE4xFtbLZ21b95Thxhuq2iWv1Y0U6ORFLCrRJmjEhexzKUkRx5A3fan16LcT1P1hJ-BL6ybs7wSX3vpfV8gHlQA1y8CcNvtt8X969sHr0BunemPKtWsl3WbbJ-COMcPhRcpS6BQDtiBxOCVHAGcNJYEK32ets4QRwP6_gSyeZPduOXJ-judBUoCWlnpIPD3zVztYLDrYIgUuF2cKQWNYQu0U4aFnhJRX4J-TzbP-3EO8rW1Rt07-wfB0UWI_gZul9IAhvfloS6UQZd0ODTGqI5O7MDHd-_Emd8ETKKHO0nxg8DwGK-zaQoGV3e6ofZyrjtIH3bQS_OpIpu_cqb_Hf6_5PDDtbVGfW0lfx_9SKytNersKCS8zHBMiBlmd6sBEw95YCtnOsUynyYPlDgB98WhyhquLPCoL_2N5zQtuHTjVp0NL_9renAJE4o6E5cvyhMYF0ahWCLlZkxpRki77dpq-p1k2-uaui6dMpyplt08PNplQ8jwQtdhT-7hFRwv7E_uIaXKJJ3dBRJVualTutH2rotXQMDLOfnacB6u9Mzi0QwfsYTbFF5iHOKNsKFGjW4rcJ89rOnNY7v2VZ3Vlg9Ate7mRrvbbs02rmxttrtX717TUvTwq-zKX8uuieHTc49BFQJivQkGstEuWsKYN3YwAxn3V-BUaktmpBUWk4EUZERqiM8mA4MqtIJm6fci_wgX-Te4qHqCi1Zf4CLaybjMokQWqd3xSI5pyx_Ptsa3r5blRhQ6jlv0t9HUxRgXIhNEv9LFGr3SYX2wWCOaZinHqUhBQE4aPMBgZVmh-ikvxrBjjMKMjieWXJPwFgP-XhI6EfOUdWWCgBqdU8Iwk3pfZhnNSHXPHyocb54GMJek6ghpbuIsfvxMY0kUncWjltWo4eH0EB145cWO92Yjk1OJhmOz8EbH5su3Ot9PwzBzTNB45a5IJYis8tqKGKl8uQDVxroboHJGFaSmfDZMyycHNtCe1hbUNF6oIHp0WuW9DE8ORNnqdroB5UIqssuef2FcqfOe4zJbdK_Ws6LSl9VLu-C3XfvmH_vbZeg" id="44" name="Picture"/>
+            <wp:docPr descr="Fig. 3 | End-to-end modelling of single-residue organic small molecules with no missing atoms. Curves show the percentage of the 77 test PDB entries with successful predictions within an attempt budget of K = 1–10. Find and Match denote LigandSeek-Find and LigandSeek-Match, respectively. GT and CA2 denote deposited and CryoAtom2-reconstructed receptor structures, respectively. a, Find+Match curves require end-to-end correct region detection and ligand identity matching, whereas Find and Emap2lig-Find curves require only correct region detection. b, c, Success rates for end-to-end pose reconstruction with PocketXMol-tuned using deposited (GT, b) and CryoAtom2-reconstructed (CA2, c) receptor structures across charged attempts K. Success requires RMSD below 2 Å or 3 Å. Solid lines denote top-1 poses selected by model score; dashed lines denote best-of-50 poses." title="MDPPTFIG_eJztWM1uGzcQfhVCpwSVtJIc1bHqGHBlOwhqF0KcAgW6hUFxR1rCu0uW5EpWmgK9BEVRpJcUvbTouac8QA00h7xJ0fw8RmfIlSzHThEkh1RBDa_4N_NxODMcDvl1TXOX1nqs9vyn06e__Bntdnafnz589tuvTa3dSa3OagasyiaQEFG_F8efWTA2jtvdjfZGHO-APXZKx_GLR388-_m7Fw--f_774zgOaHF8Ea7gORAUdKBhc55lDS01ZLIAGhVcO6mKo5yb41Ij3Re1zWlPs5M8K2xveiOupc7pXhRZkULObVNpKHBwpEzOHTbNOJoqk2ijBFgri3GeRZ1W68Mo57KIa1uENjC-OHSzDNi0N-EZ4t7K-Rj6YXqii-YURHsMoPdRROv7l1rTntVc4DSIQ2tAoM61VlyrmrfLjLp46VSFWZETpywSJBtJY91-YG1VRDgSBAiShp-qvqcKZ5GPWyEl8jx98CPq_e_Tx08f_eDnBW7dtpX8srF0u7AXmfxcAZimGPr20Ff7YcW-ROHvLtTVvj5f0N3AHsRzZCm_SFqPRt8BMwEk3ZPjJltj99hukTScagAuPlcJZBkpT40Y2SqDBnLIpASGhuSFFMy7CFJmIFCXuHDpUlYolktvXcadym2TJHBBjnegsLdQC1tZyfsllpbZVE2ZS4FpMAIKh5uIrEk96-vMgXVssPMxwxEj5-azpaDNOSozhoCJFLTnwpgsGMd_5yDXjg3LZAwO8VZWS-ftm_fUAYbbKprlrxXN1GgkBewoUeaoxHkscynJkQdQt_XJZpT7aaqe8DPwhXUzllfiay-97wvEgwrgxmUAbqv9trh_ffvwFcitc_1RpZrVsm6T7VEQ5_ih8CJlCRTKAduXGLySQ4DjxoJgqc_T1hniaEDfn0A2a7KbdzxZf7szR0lAKysdBP6-maltDHYdDJECt4szpaAxbIF2yrDQUyLqS9DvyeZ5P85BvrLWqHtn_yA4ugjR38BXpTSA4X1xqAtl0CUdDo0xqqMTO_Dx3Ttx5jcBk-jhTlL8IDA8xutsmoLB1Z1tqN2c6w7Shx300nyqyGavnOl_h_8vOfxwZa1RX1nJ30c_EitrjTo7DAkvMxwTYobZ3XLAxEMe2NKZTrHMp8kDJY7BfX6gsoYrCzzqS3_jOUsLrty8U2fDq_-aHlzBhKLOxNXL8gTGhVEolki5GVOaEdJuu7KafifZ9qqmrgunDGeqZbcPDnfYEDK80HXYk_t4BccL-5P7SKkySWd3gURVbuqUbrS96-IVEPByTr42nIUrPbN4NMNHLOE2hZcYh3gjbKhRo9sK3OcPa3rz2Kp9WWe1xQNQrbu-1u62Wydr1zbW293r9za1FD38Krvy17JrYvj0wmNQhYBYb4KBbLSLFjDmjR3MQMb9FTiV2pIZaYXFZCAFGZEa4tPJwKAKraBZ-r3IP8JF_g0uqp7gouUXuIh2Mi6zKJFFanc0kmPa8kdGyzG00rtR6Dhq0d9aUxdjXIhMEP1aF2v0Sof1wXyNaJqFHGciBQE5aXAfg5VlheqnvBjDtjEKMzqeWHJNwpsP-HtJ6ETMM9alCQJqdEEJw0zqPZllNCPVPX-ocLx5GsBckqojpLmNs_jxc40FUXQej1pWo4aH0wN04KUXO947GZmcSjQcOwlvdGy2eKvz_TQMJ44JGq_cFakEkVVeWxEjlS_noNpYdxNUzqiC1JTPhmn5ZN8G2rPanJrGCxVEj86qvJfhyYEoG91ON6BcSkV22fUvjEt13nNcZvPu5XpWVPqyemEX_LZq3_wDpxNmMw" id="44" name="Picture"/>
             <a:graphic>
               <a:graphicData uri="http://schemas.openxmlformats.org/drawingml/2006/picture">
                 <pic:pic>
                   <pic:nvPicPr>
-                    <pic:cNvPr descr="C:/Users/15919/Desktop/论文草稿/temp/manuscript_figures_x9gq8uu3/figure_000003.png" id="45" name="Picture"/>
+                    <pic:cNvPr descr="C:/Users/15919/Desktop/论文草稿/temp/manuscript_figures_rpige0hz/figure_000003.png" id="45" name="Picture"/>
                     <pic:cNvPicPr>
                       <a:picLocks noChangeArrowheads="1" noChangeAspect="1"/>
                     </pic:cNvPicPr>
@@ -4925,12 +4925,12 @@
           <wp:inline>
             <wp:extent cx="5029200" cy="6218691"/>
             <wp:effectExtent b="0" l="0" r="0" t="0"/>
-            <wp:docPr descr="Fig. 4 | Find–Build completion of single-residue organic small molecules with no missing atoms, assuming correct ligand identities. Every panel contains the same 77 PDBs and 446 instances. a–d, Emap2lig. e–h, LigandSeek with CryoAtom2 receptors. i–l, LigandSeek with deposited receptors. Within each group, top and bottom rows show top-1 and best-of-50 poses; left and right columns require heavy-atom RMSD strictly &lt;2\,\mathrm{Å} and &lt;3\,\mathrm{Å}. Every blob corresponding to an eligible small molecule receives the correct SMILES. LigandSeek uses single-pass PocketXMol-tuned centre docking, whereas Emap2lig uses its native guiding blob. Background blobs are charged, and out-of-scope foreground blobs are skipped. Undetected and failed instances remain in the denominator. For N target instances per PDB, relative budget \rho allows \lfloor\rho N\rfloor charged attempts. Completion is the number of distinct successful instances divided by N. Green lines and circles show the PDB-equal mean, and blue lines and diamonds show the median. Grey points and violins show PDB distributions at 50\%, 100\%, 200\% and 300\% budgets." title="MDPPTFIG_eJztWt2OEzcUfpWjSO1VksmGDbABVlr2B1XaRStWqJWaauV4nIwVj21sT34olehFVVFKb6h606rXveIBilQu-gB9B1R-HqPH9iSbZbdAQSoNzUrZsX1-fI7P5zknjj-vaOKyShsqz75_-OTH35Lt5vazh_ef_vxTXWs3rlShYphVYshSz7TZ7nSuW2Zsp7PSWltZ63S2mB04pTud5w9-ffrD18_v3Xn2y6NOJ2rrdE6qkyRnXpUttK71uExrVBnDqKvlxNGs1i24SD1jyq0WZHI44mm0sFVvcekplGjHlTzMiRkUGkmfVi6O2hrGuZC2PbrUqWTO6XaSWJqxnNi60kwisacMzoFd009GyqTaKMqs5bKfi6TZaJxNcsJlp7Lute2b8DhwE8Fg1B4SgXo_ykmfbcbpPV8y5fC8A8b0VTZ2M-5GyTIlTJl2uWR2Ril7o7bVhKItKC5wCOWbq6ih7F4rhB8ihVOl1pLdS-IqIluPG-t2o-h0aqREK6M78V_Z3lHSWZQjlnKOMk_ufYcR_PPhoycP7oZ5GbFuw3JyGi3bkPakUJgrKvZTdEO_G5qb0ePwRONvzlZp5fzUoZtRPJrnfDiDk94fjShkZsiQdYf367AKt2AHnXt8-_5lDxigKteC-biA6oGPqWA1FOJpwQADTiSnYHMiBORKMIrLib5zl4FUkPOAAiBO5bYKxNoi9_0SmSA4yqfAUyYdd5zZujfURXPfwbq-xerBwlq-PWRmAppIJjAw0uFWteAyBhbfKHDuHOxvXbbg47S6ehaQ6IjE7V0HgiBJq7CdE90UHjwMB7Iq7IaoHjA2iEDYNBO1gQhoAgadaacMCnPkFSd5U6aV5Y6l87wfI4VLYIRm0Deq0FXAV2MwqascagajRhZspkaeUFuJJGZdTfVqrQagTmYvgGA9F0iG9zOHzooiR18Nu1FwwyBjZDipeazCtb2DLbDOcOrEZGEjexyTeVvtYU4q3-b5a73NVa_HKdtStMhxi07f5S7zduRRaTAib1s3gby0Uwczw1h4lixu_UPhLvgBF4dnOtx68_Thx7fvnEb4J3P-_tUxDUm5DIscyUWyHLfbwtq-QPvnzHL_vCySdYhZritUN1YfViuZ-lrEKUwJwDCB8S5WpMdLmZCF-JDFhDgtWw72PtrdPqjPJ68CE8y0OtJY58C-ogPmPtlTouYKifmMIgAwyaQ4jmxVGGXM4JLM0mdUwXENJXE4JfQLHgz0NtfhMqEDn_t8YsMBTMiojGbE9BnmYJ_UVBHSnaWIQ0AQshPsdsC1ZmkdrsuUOfQEzfKSPcIFNmepHb32BTsOBLexOlNYtmFiNHXYUWa5n1-2n9361fdgwyxuwnF-S7g5MGtmfAlbRVSLuLO6RYosC-vhvwTjP75c4vhdFk5C4JeahTX_P1c7Pf72m9NrpBdw_jev8Tea8e5yB71Dy8vqCIhzLNeIKtg8OszisaSTRd7F_KB6kHLruMTqzhbUn172CjGXRFI-5Cnq6i5PA_4H1U8drhjGJPgD4nj0Rbmh_mQznjEhcLCiqLEbBcHvCozIWIF3RcHmZFJOcvySMSeUMxyTQfsEtOJ-CTznkCvhT90CI2oOYDS8W3ioIsuyVnkF6FqNt31Zf_AewLa6hMnLYbLSWOJkiZNX46S5xMlil37LU-dXYvzMEuOLjfF4ivXCT-b4X69XPqtCZXaJo9JqNNcQA-OzzZXzZ9dWbl3UnLbxU2KKvBamUkNGJy50lBpQ15voQDFXGDZTY94Y3PFkD0vljGvrV9F7KIf7nPo19B16dbhvIGWW-lk220m4bZOEyzZJedcmmb9qk_jvjOimLFCEa3fY43001h6O1_o3zhfFmSQOHDb832pdyz46wlPU3vK3S_x1HGzvT33E0MzsODIpGkj8Cu4qOrAg1WZGZJ9tGKNGGSOp9cjw-qYEqxl1cRB1HonOTRC1JicWoSu43uFC-Bl9O8jHBsHdbZijmW_2kOcazhLoxzozpuS4Pt-zGle4O9pT6fyFGtIe90zunxg4GF8KV2hgcml6lSaMe7K_4EPHYfkCXJGLerYStSVzuO2THCnVxrorTOXgG8jtf5-J05Lhro28R60pt6dLFU1PjpqkLST4a05rrWYrajmVy8dlO1wAmmuTtiNcTIfn20KW62X1LC74Wa988RfO_Gox" id="49" name="Picture"/>
+            <wp:docPr descr="Fig. 4 | Find–Build completion of single-residue organic small molecules with no missing atoms, assuming correct ligand identities. Every panel contains the same 77 PDBs and 446 instances. a–d, Emap2lig. e–h, LigandSeek with CryoAtom2 receptors. i–l, LigandSeek with deposited receptors. Within each group, top and bottom rows show top-1 and best-of-50 poses; left and right columns require heavy-atom RMSD strictly &lt;2\,\mathrm{Å} and &lt;3\,\mathrm{Å}. Every blob corresponding to an eligible small molecule receives the correct SMILES. LigandSeek uses single-pass PocketXMol-tuned centre docking, whereas Emap2lig uses its native guiding blob. Background blobs are charged, and out-of-scope foreground blobs are skipped. Undetected and failed instances remain in the denominator. For N target instances per PDB, relative budget \rho allows \lfloor\rho N\rfloor charged attempts. Completion is the number of distinct successful instances divided by N. Green lines and circles show the PDB-equal mean, and blue lines and diamonds show the median. Grey points and violins show PDB distributions at 50\%, 100\%, 200\% and 300\% budgets." title="MDPPTFIG_eJztWl9vWzUU_ypWJHhKctPQbDTbKnX9MyG1U7VqAomgyvE9ybXqa3u2b9IMkMYDQmOMlyFeQDzzxAdgEjzwAfgOE2N8DM65vklTWraxSYyMVEqv7fPH5_j8fM-J4w9rloes1mW1J189fPzNT8l2e_vJwwe_f_dt09pwXKuzmgNv1AhSYtrs9no3PTjf66101lbWer0t8EfB2F7vjx9-_P3rz_64f_fJ9z_3elFbr3dWneY5kCpfWNsYSJ02hHEORGjkPIis0S-kSokxld4qPjkcyzRa2Gl2pCaK4DZIow9z7o4Ki6T3a5fHXcuOc6V9d3ylV8tCsN0k8SKDnPumsaCRODAO58CuGyZj41LrjADvpR7mKmm3WheSnEvdq62Ttn1XPg7CRAEbd0dcod53cj6EzTg98SVTDuI9ArDX4TjMuFsVy5QwZdqVGvyMUvXGXW-5QFtQXOEQyrdXUUPVvVEoGuJFMJXWip0kcRWRbSCdD7tRdDo1UqKV0Z34r2rvGB08ynEvpESZx_e_xAj-9vDnxz_cK-cF7sOGl_w8Wrah_Vmhcq6omKbol_1-2dyMHpdPNP72bJVW3p46dDuKR_MChbN0kvyxiEJwI0DWHTlsslX2EdtB5x7deXCVAMOEya0CigszA0YxVdBAIZkWwDDgXEvBfM6VYrlRIHA50XcZMqYNy2WJAsaDyX2dce-LnPoVMpmSKJ8ymYIOMkjwTTI0RHNfwbq-xOqxhbV8ewRuwizXoDAwOuBW9SxkwDy-UdjFi2x_66pnFKfV1QsMiYFr3N5NxhEkaZ1t59y2FYEHcCCrs90yqgcARxEIm25iNhABbYZBBxuMQ2GJvOosbwrWeBkgned9FylSM-AiY0NnCltn-GosTeqbgJqZM2PPfGbGRGisRBL40DCDRqfFUCf4S0zBIJQkJ4dZQGdVkaOvDm4V0gHLgI8mDcIqu7F3sMV8cFIENVnYyJ7GZN41e5iTqrd5_lxvczMYSAFbRhQ5btHpuzxkZEcelZZG5F0fJiyv7LSlmeVY-axYwvqbKlyigRCHZzrCevv84Ud37p5H-Cdz_vLpKQ1JtQyLHMlFshy328LavkD7563l_nlaJJssZrm-Mv1YfXhrdEq1SDCYEhhgApN9rEhPlzJlFpIjiAlxWrYc7L2zu33QnE9eBSaYaXVksc5h-0YcQXhvz6hGKDTmM4EAwCST4jiy1dk4A4dLMkufUYXENdQ84JRsWMjSQLK5ya5ycUS5jxIbDmBCRmUi424ImIMpqZmiTHdeIA4ZghDOsPsjaS2kTXZTpxDQEzSLJAdcKmzOUjt6TQU7DpRuY3VmsGzDxOiabMe45X5-2n4O69dfgw2zuAkn0JYIc2C24KiErSOqVdxZ_SJFloX18F-C8a-fLHH8KgsnpfBLzcKa_5-rnR598fn5NdJfcP43r_EXmvHecge9Qsur6ojxECC3iCq2eXKYJWNJp4u8j_nBDFgqfZAaqztfCDq9HBRqLomkciRT1NVfngb8D6qfJrvmADSjA-J49CWkE3SyGc-YEDhYUTTgVsHxuwJwHSvwvipgTiaVPMcvGXNCOeCYLrVPmDWSloA4R9IoOnUrGVFzCUYn-wVBFVmWtcozQNdpvezL-o3XALb1JUyeDpOV1hInS5w8GyftJU4Wu_Rbnjo_E-NvLTG-2BiPp1h_-ckc_9v12gd1Vptd4qh1Wu01xMDxhfbK2xfWVj66bKXo4qfCFH8uTKWOj89c6Kg0oK4X0YFioXAwU-NeGNzxZA9L5UxaT6tIHurRvhS0htQR10f7jqXgBc2y2U3K2zZJedkmqe7aJPNXbRL6zohu6gJFpA2HAzlEY_2hs3IIrex2EgcOW_S32rR6iI7IFLV36HYJXcfB9v7URwzNzI4Tk6KBnFZw14gjz7TZzLgewoZzZpwBTz0hg_RNCd6CCHEQdZ6Izk0QtSZnFqGvpN2RStGM1C7lY4Pj7nYQREbNAfLcwFlK-qnOjCk5rY963uIK98d7Jp2_UMO7xwOX0xMDx46vlFdo2OTK9CpNOU5kuuAjjsvlK-GKXILYKtRWzOVtn-REqXU-XAOTM2ogN_0-E6flo10feU9aU26iaxNNT06avKs0o2tOa512J2o5l4visl1eAJpr827gUk2H59tKV-vl7Swu-FmvffwnejRqfA" id="49" name="Picture"/>
             <a:graphic>
               <a:graphicData uri="http://schemas.openxmlformats.org/drawingml/2006/picture">
                 <pic:pic>
                   <pic:nvPicPr>
-                    <pic:cNvPr descr="C:/Users/15919/Desktop/论文草稿/temp/manuscript_figures_x9gq8uu3/figure_000004.png" id="50" name="Picture"/>
+                    <pic:cNvPr descr="C:/Users/15919/Desktop/论文草稿/temp/manuscript_figures_rpige0hz/figure_000004.png" id="50" name="Picture"/>
                     <pic:cNvPicPr>
                       <a:picLocks noChangeArrowheads="1" noChangeAspect="1"/>
                     </pic:cNvPicPr>

--- a/supplementary.operation.docx
+++ b/supplementary.operation.docx
@@ -2,7 +2,7 @@
 <file path=word/document.xml><?xml version="1.0" encoding="utf-8"?>
 <w:document xmlns:w="http://schemas.openxmlformats.org/wordprocessingml/2006/main" xmlns:m="http://schemas.openxmlformats.org/officeDocument/2006/math" xmlns:r="http://schemas.openxmlformats.org/officeDocument/2006/relationships" xmlns:o="urn:schemas-microsoft-com:office:office" xmlns:v="urn:schemas-microsoft-com:vml" xmlns:w10="urn:schemas-microsoft-com:office:word" xmlns:a="http://schemas.openxmlformats.org/drawingml/2006/main" xmlns:pic="http://schemas.openxmlformats.org/drawingml/2006/picture" xmlns:wp="http://schemas.openxmlformats.org/drawingml/2006/wordprocessingDrawing">
   <w:body>
-    <w:bookmarkStart w:id="52" w:name="supplementary-information"/>
+    <w:bookmarkStart w:id="48" w:name="supplementary-information"/>
     <w:p>
       <w:pPr>
         <w:pStyle w:val="1"/>
@@ -13,7 +13,7 @@
         <w:t xml:space="preserve">Supplementary Information</w:t>
       </w:r>
     </w:p>
-    <w:bookmarkStart w:id="36" w:name="Xc2290110b7f4c0597479abdf7dc370b81e4e2da"/>
+    <w:bookmarkStart w:id="33" w:name="stage-1-ablation-of-ligandseek-find"/>
     <w:p>
       <w:pPr>
         <w:pStyle w:val="2"/>
@@ -21,7 +21,7 @@
         <w:ind w:firstLine="0"/>
       </w:pPr>
       <w:r>
-        <w:t xml:space="preserve">Stage 1: Comparison of LigandSeek2-Find with LigandSeek</w:t>
+        <w:t xml:space="preserve">Stage 1: Ablation of LigandSeek-Find</w:t>
       </w:r>
     </w:p>
     <w:p>
@@ -31,7 +31,7 @@
         <w:ind w:firstLine="420"/>
       </w:pPr>
       <w:r>
-        <w:t xml:space="preserve">Our first-generation model, LigandSeek, localised ligands in cryo-electron microscopy (cryo-EM) density maps without the Match and Build stages for identity matching and pose reconstruction. We compared its strongest version (LigandSeek-PV) with LigandSeek2-Find on the same full test set and small-molecule test subset. The evaluation definitions and presentation followed those used for the comparison with Emap2lig-Find.</w:t>
+        <w:t xml:space="preserve">As shown in Table 4, we compared six model variants on the same full test set to assess the contributions of individual designs to ligand detection. Starting with a 3D U-Net receiving experimental density alone(Density only), we added difference density(+ Difference density), a multi-view density bank(+ Density bank) and receptor-atom features(+ Receptor features). We then introduced centroid-aware positional encoding in the receptor embedding head(+ Centroid encoding), followed by the final LigandSeek-Find model. The final model used receptor-atom binding probabilities predicted by the point-cloud branch for Gaussian candidate scoring, while other models used conventional inference without Gaussian candidate scoring.</w:t>
       </w:r>
     </w:p>
     <w:p>
@@ -41,93 +41,7 @@
         <w:ind w:firstLine="420"/>
       </w:pPr>
       <w:r>
-        <w:t xml:space="preserve">On the full test set, LigandSeek2-Find outperformed LigandSeek across all three detection metrics</w:t>
-      </w:r>
-      <w:r>
-        <w:t xml:space="preserve"> </w:t>
-      </w:r>
-      <w:r>
-        <w:t xml:space="preserve">(</w:t>
-      </w:r>
-      <w:r>
-        <w:rPr>
-          <w:rStyle w:val="MDFIGREF_eJyrrk7LTC9KTbPKyUxPzEspTk3NNtItK9ZFcA1rEmtrATN3D08"/>
-        </w:rPr>
-        <w:t xml:space="preserve">Fig. 1a</w:t>
-      </w:r>
-      <w:r>
-        <w:t xml:space="preserve">).</w:t>
-      </w:r>
-      <w:r>
-        <w:t xml:space="preserve"> </w:t>
-      </w:r>
-      <w:r>
-        <w:t xml:space="preserve">These comprised semantic Dice and one-to-one PRAUC at coverage thresholds of 0.3 and 0.5. When using the deposited receptors, one-to-one</w:t>
-      </w:r>
-      <w:r>
-        <w:t xml:space="preserve"> </w:t>
-      </w:r>
-      <m:oMath>
-        <m:sSub>
-          <m:e>
-            <m:r>
-              <m:rPr>
-                <m:sty m:val="p"/>
-              </m:rPr>
-              <m:t>P</m:t>
-            </m:r>
-            <m:r>
-              <m:rPr>
-                <m:sty m:val="p"/>
-              </m:rPr>
-              <m:t>R</m:t>
-            </m:r>
-            <m:r>
-              <m:rPr>
-                <m:sty m:val="p"/>
-              </m:rPr>
-              <m:t>A</m:t>
-            </m:r>
-            <m:r>
-              <m:rPr>
-                <m:sty m:val="p"/>
-              </m:rPr>
-              <m:t>U</m:t>
-            </m:r>
-            <m:r>
-              <m:rPr>
-                <m:sty m:val="p"/>
-              </m:rPr>
-              <m:t>C</m:t>
-            </m:r>
-          </m:e>
-          <m:sub>
-            <m:r>
-              <m:t>0.3</m:t>
-            </m:r>
-          </m:sub>
-        </m:sSub>
-      </m:oMath>
-      <w:r>
-        <w:t xml:space="preserve"> </w:t>
-      </w:r>
-      <w:r>
-        <w:t xml:space="preserve">was 0.517 for LigandSeek and 0.663 for LigandSeek2-Find. When using CryoAtom2-reconstructed (CA2) receptors, it increased from 0.440 to 0.541. Paired comparisons using CA2 receptors showed higher values for LigandSeek2-Find in 79 PDBs, equal values in 69, and higher values for LigandSeek in 31</w:t>
-      </w:r>
-      <w:r>
-        <w:t xml:space="preserve"> </w:t>
-      </w:r>
-      <w:r>
-        <w:t xml:space="preserve">(</w:t>
-      </w:r>
-      <w:r>
-        <w:rPr>
-          <w:rStyle w:val="MDFIGREF_eJyrrk7LTC9KTbPKyUxPzEspTk3NNtItK9ZFcA1rkmtrATN9D1E"/>
-        </w:rPr>
-        <w:t xml:space="preserve">Fig. 1c</w:t>
-      </w:r>
-      <w:r>
-        <w:t xml:space="preserve">).</w:t>
+        <w:t xml:space="preserve">According to Table 4, adding difference density improved all metrics under both GT and CA2 conditions. Moreover, the multi-view density bank further improved overall detection ability. It is noteworthy that when constructing multi-view density bank, the deterministic transformations of the same experimental and simulated receptor density do not add any additional information, but highlight ligand signals across contrasts and spatial scales while suppressing dominant receptor density.</w:t>
       </w:r>
     </w:p>
     <w:p>
@@ -137,398 +51,7 @@
         <w:ind w:firstLine="420"/>
       </w:pPr>
       <w:r>
-        <w:t xml:space="preserve">LigandSeek2-Find also showed an overall advantage in the small-molecule test subset. For deposited receptors, one-to-one</w:t>
-      </w:r>
-      <w:r>
-        <w:t xml:space="preserve"> </w:t>
-      </w:r>
-      <m:oMath>
-        <m:sSub>
-          <m:e>
-            <m:r>
-              <m:rPr>
-                <m:sty m:val="p"/>
-              </m:rPr>
-              <m:t>P</m:t>
-            </m:r>
-            <m:r>
-              <m:rPr>
-                <m:sty m:val="p"/>
-              </m:rPr>
-              <m:t>R</m:t>
-            </m:r>
-            <m:r>
-              <m:rPr>
-                <m:sty m:val="p"/>
-              </m:rPr>
-              <m:t>A</m:t>
-            </m:r>
-            <m:r>
-              <m:rPr>
-                <m:sty m:val="p"/>
-              </m:rPr>
-              <m:t>U</m:t>
-            </m:r>
-            <m:r>
-              <m:rPr>
-                <m:sty m:val="p"/>
-              </m:rPr>
-              <m:t>C</m:t>
-            </m:r>
-          </m:e>
-          <m:sub>
-            <m:r>
-              <m:t>0.3</m:t>
-            </m:r>
-          </m:sub>
-        </m:sSub>
-      </m:oMath>
-      <w:r>
-        <w:t xml:space="preserve"> </w:t>
-      </w:r>
-      <w:r>
-        <w:t xml:space="preserve">increased from 0.621 to 0.701. For CA2 receptors, one-to-one</w:t>
-      </w:r>
-      <w:r>
-        <w:t xml:space="preserve"> </w:t>
-      </w:r>
-      <m:oMath>
-        <m:sSub>
-          <m:e>
-            <m:r>
-              <m:rPr>
-                <m:sty m:val="p"/>
-              </m:rPr>
-              <m:t>P</m:t>
-            </m:r>
-            <m:r>
-              <m:rPr>
-                <m:sty m:val="p"/>
-              </m:rPr>
-              <m:t>R</m:t>
-            </m:r>
-            <m:r>
-              <m:rPr>
-                <m:sty m:val="p"/>
-              </m:rPr>
-              <m:t>A</m:t>
-            </m:r>
-            <m:r>
-              <m:rPr>
-                <m:sty m:val="p"/>
-              </m:rPr>
-              <m:t>U</m:t>
-            </m:r>
-            <m:r>
-              <m:rPr>
-                <m:sty m:val="p"/>
-              </m:rPr>
-              <m:t>C</m:t>
-            </m:r>
-          </m:e>
-          <m:sub>
-            <m:r>
-              <m:t>0.3</m:t>
-            </m:r>
-          </m:sub>
-        </m:sSub>
-      </m:oMath>
-      <w:r>
-        <w:t xml:space="preserve"> </w:t>
-      </w:r>
-      <w:r>
-        <w:t xml:space="preserve">increased from 0.568 to 0.573</w:t>
-      </w:r>
-      <w:r>
-        <w:t xml:space="preserve"> </w:t>
-      </w:r>
-      <w:r>
-        <w:t xml:space="preserve">(</w:t>
-      </w:r>
-      <w:r>
-        <w:rPr>
-          <w:rStyle w:val="MDFIGREF_eJyrrk7LTC9KTbPKyUxPzEspTk3NNtItK9ZFcA1rkmprATN6D1A"/>
-        </w:rPr>
-        <w:t xml:space="preserve">Fig. 1b</w:t>
-      </w:r>
-      <w:r>
-        <w:t xml:space="preserve">).</w:t>
-      </w:r>
-      <w:r>
-        <w:t xml:space="preserve"> </w:t>
-      </w:r>
-      <w:r>
-        <w:t xml:space="preserve">In paired CA2 comparisons, LigandSeek2-Find performed better than, as well as, or worse than LigandSeek in 27, 46 and 21 PDBs, respectively</w:t>
-      </w:r>
-      <w:r>
-        <w:t xml:space="preserve"> </w:t>
-      </w:r>
-      <w:r>
-        <w:t xml:space="preserve">(</w:t>
-      </w:r>
-      <w:r>
-        <w:rPr>
-          <w:rStyle w:val="MDFIGREF_eJyrrk7LTC9KTbPKyUxPzEspTk3NNtItK9ZFcA1rUmprATOAD1I"/>
-        </w:rPr>
-        <w:t xml:space="preserve">Fig. 1d</w:t>
-      </w:r>
-      <w:r>
-        <w:t xml:space="preserve">).</w:t>
-      </w:r>
-      <w:r>
-        <w:t xml:space="preserve"> </w:t>
-      </w:r>
-      <w:r>
-        <w:t xml:space="preserve">Per-PDB precision and recall distributions are shown in</w:t>
-      </w:r>
-      <w:r>
-        <w:t xml:space="preserve"> </w:t>
-      </w:r>
-      <w:r>
-        <w:rPr>
-          <w:rStyle w:val="MDFIGREF_eJyrrk7LTC9KTbPKyUxPzEspTk3NNtItK9ZFcA1rUnXSamsBUhcP5Q"/>
-        </w:rPr>
-        <w:t xml:space="preserve">Fig. 1e, f</w:t>
-      </w:r>
-      <w:r>
-        <w:t xml:space="preserve">.</w:t>
-      </w:r>
-    </w:p>
-    <w:p>
-      <w:pPr>
-        <w:pStyle w:val="BodyText"/>
-        <w:spacing w:line="360" w:lineRule="auto" w:after="120"/>
-        <w:ind w:firstLine="420"/>
-      </w:pPr>
-      <w:r>
-        <w:t xml:space="preserve">LigandSeek2-Find showed a much larger average advantage over LigandSeek across all ligands than within the small-molecule category alone. We attribute this difference mainly to the change in foreground block sampling during training. LigandSeek sampled ligands in a way resembling weighting by heavy-atom count. LigandSeek2-Find sampled all ligand instances within each PDB equally, regardless of heavy-atom count. Across all preprocessed data, small molecules contained 38.49 heavy atoms on average, compared with 17.02 across all ligand instances. The first-generation model therefore placed greater emphasis on small molecules during training.</w:t>
-      </w:r>
-    </w:p>
-    <w:p>
-      <w:pPr>
-        <w:pStyle w:val="CaptionedFigure"/>
-        <w:keepNext/>
-        <w:spacing w:line="240" w:lineRule="auto" w:before="0" w:after="0"/>
-        <w:ind w:firstLine="0"/>
-        <w:jc w:val="center"/>
-      </w:pPr>
-      <w:r>
-        <w:drawing>
-          <wp:inline>
-            <wp:extent cx="5120640" cy="5927466"/>
-            <wp:effectExtent b="0" l="0" r="0" t="0"/>
-            <wp:docPr descr="Fig. 1 | Ligand-region detection by LigandSeek2-Find and LigandSeek. LigandSeek2-Find and the first-generation LigandSeek are compared using deposited (GT) or CryoAtom2-reconstructed (CA2) receptor structures. The left column shows all ligands (179 PDB entries, 2,502 instances); the right shows only small molecules (94 PDB entries, 821 instances)." title="MDPPTFIG_eJztWNtuGzcQ_RVCQIEYkLQrxZIjJQ3gynFQwE2FXJ66hUBxKS1hLsmSlGS56XNRFOlT0Zf-QJ_yAQ3Q_Ezd5DM6Q64urlPU6AWB0hiQl-QMzww55OGQX9YM9UWtT2qvvn9x8eMvyYmYUpU_4vy0PZq70abaahrjz2p1UrPcaTnnOfYa9LPsiePWZVmr02v1suyIu1OvTZa9fv7zbz98_frZN69-epllET7LroGvaMkRWwaZQ9XG3DU21RZq5cIZSZejhcjjADrNrlAoYdR4odWopPZ0ZkD0We3Oom_IWSmV6y8-zGqF96afJI4VvKSuqQ1XIJxoW1IPVTtNFtrmxmrGnRNqWsqknabdpKRCZbW7iDa04fPILyUni_6cSsD9uKRTPojmUS9ZaaDuKefmAT_zoXlTieUTobhbS6raou8MZWAfDEhoAgvt_TSrVdWHM4lNdOZ1ZaxSx55C5aA2Edb5k9g1rZRAEj2LQ4j_qvKxVt5BP-qYENDn4tl3EMNfX7y8eP5tsMup84dO0DfJikPlrnYKtiIwmhiH-jgUB3HE4QvOn6_nsXVrNaDz2D265zGEYZA4HgPrkNs5B9VjMW2SFnlK4nJqWD6FCJCce84wFmS8JFsLr3GMswO1rcYm2omxeRvT8g8GT3bW8zeGxBechGXbmHLFLQ3x22gSajlhujTwzckMdyfE2WgnPNRv3H-8R7QlA7vUh16XbVgKTCvn7YwF-eCwvUegjRsParF9Bh41yWOwK_nEA7iclYq4Qi8coVKSinjIjdZBjwyPPiJceSu4q5N2vZO2iQB8qoAq9m4H762YFr7qr5VcElciTKklZ7BlAai3fxnnVru1hXJ5KeJOvYu09p7D3mkOozu7jes76_lbps7_ZB2NdzYadTLktoHEeCQYJ45pkIUzQSve8LoBHzJ8ePhkQKgHpgVpoSUQs56QtHkzaKbNTpPcsxbIfUytCyxMep0PgF49mKHSEaDIQNMlp4pMrC5JK62naUrGWns4EaiBA8LR0iBVA_QWU79n5v8jM7Pd3VE76_m7yMz5zkajDowMSbOvEm_hIKVGarySwC-EL7aT9Zif_1k2vsrDIfu-gmS4RcZ0ZMw9MHe9Mk3HkE8DgQODOg7nAjnoJd1ecrO1TdOB4rczdzwZ2gfJfjeBRBuFf8jI68j4Bu-Kcy6XO8Dya-0V7b5n_H9zp_Ld3ak76_m7yPiTnY1GnXy6ybmhnQmH7zBIpFBB8oQUnG6S8FUOfm3Cv0dZQYyGtBxag2GcjZDhV0S-vE2QVMmiEJ4TJiyT1XXAF4KdxvweyEcwCvKY0eeCRidDuv_FjFovgFstVVP-1yT_ObD8-tG41mm10-5-etbptQ_2u92nd4xgffhVZwC91hmQW7q4Qv4VAmD9HQzohk9Waxh7LRA9mcCl6kizWQmTG5Esl-F5zRXCOFwfOEI1HwqGqwMr7MF8aEnOHUMrg34S3vqT8NSfVC_9yfZDf-J5aWCYagZdhPGjiZji-9rIGjHlaXGexIZRin-tplFTGIjIAf1mB0r49g_l4WqMEJq1HxuXooMUZ_BEs1NHlB4UGONDuPktCk5zh2se8VaCEPnYCJibrlsGImpyZRLGUphjISVaxHLoHwu0D2ube1ZgcQI6D8FKkF-qrJWSy3hYc3BukvHiE51vH760fzaxJX4hcOQsHrdkuT52QzuKMRlgKK-WK2gxVKtWbaUcL4YbUAPH-H0OV18sgDYmd9EsnZ-4qLsprbRRrnR0PdkUaV_CLgWUXqfdiShv1MK43AvJwlaZ9j0VctW8XZaqmi9n1nGB393aV78DmoD8Ng" id="34" name="Picture"/>
-            <a:graphic>
-              <a:graphicData uri="http://schemas.openxmlformats.org/drawingml/2006/picture">
-                <pic:pic>
-                  <pic:nvPicPr>
-                    <pic:cNvPr descr="C:/Users/15919/Desktop/论文草稿/temp/manuscript_figures_rpige0hz/figure_000001.png" id="35" name="Picture"/>
-                    <pic:cNvPicPr>
-                      <a:picLocks noChangeArrowheads="1" noChangeAspect="1"/>
-                    </pic:cNvPicPr>
-                  </pic:nvPicPr>
-                  <pic:blipFill>
-                    <a:blip r:embed="rId33"/>
-                    <a:stretch>
-                      <a:fillRect/>
-                    </a:stretch>
-                  </pic:blipFill>
-                  <pic:spPr bwMode="auto">
-                    <a:xfrm>
-                      <a:off x="0" y="0"/>
-                      <a:ext cx="5120640" cy="5927466"/>
-                    </a:xfrm>
-                    <a:prstGeom prst="rect">
-                      <a:avLst/>
-                    </a:prstGeom>
-                    <a:noFill/>
-                    <a:ln w="9525">
-                      <a:noFill/>
-                      <a:headEnd/>
-                      <a:tailEnd/>
-                    </a:ln>
-                  </pic:spPr>
-                </pic:pic>
-              </a:graphicData>
-            </a:graphic>
-          </wp:inline>
-        </w:drawing>
-      </w:r>
-    </w:p>
-    <w:p>
-      <w:pPr>
-        <w:pStyle w:val="ImageCaption"/>
-        <w:keepNext/>
-        <w:keepLines/>
-        <w:spacing w:line="240" w:lineRule="auto"/>
-        <w:ind w:firstLine="0"/>
-      </w:pPr>
-      <w:r>
-        <w:rPr>
-          <w:rFonts w:ascii="华文仿宋" w:hAnsi="华文仿宋" w:eastAsia="华文仿宋"/>
-          <w:b/>
-          <w:bCs/>
-          <w:sz w:val="18"/>
-        </w:rPr>
-        <w:t xml:space="preserve">Fig. 1 | Ligand-region detection by LigandSeek2-Find and LigandSeek.</w:t>
-      </w:r>
-      <w:r>
-        <w:rPr>
-          <w:rFonts w:ascii="华文仿宋" w:hAnsi="华文仿宋" w:eastAsia="华文仿宋"/>
-          <w:sz w:val="18"/>
-        </w:rPr>
-        <w:t xml:space="preserve"> </w:t>
-      </w:r>
-      <w:r>
-        <w:rPr>
-          <w:rFonts w:ascii="华文仿宋" w:hAnsi="华文仿宋" w:eastAsia="华文仿宋"/>
-          <w:sz w:val="18"/>
-        </w:rPr>
-        <w:t xml:space="preserve">LigandSeek2-Find and the first-generation LigandSeek are compared using deposited (GT) or CryoAtom2-reconstructed (CA2) receptor structures. The left column shows all ligands (179 PDB entries, 2,502 instances); the right shows only small molecules (94 PDB entries, 821 instances).</w:t>
-      </w:r>
-    </w:p>
-    <w:p>
-      <w:pPr>
-        <w:pStyle w:val="ImageCaption"/>
-        <w:keepNext/>
-        <w:keepLines/>
-        <w:spacing w:line="240" w:lineRule="auto"/>
-        <w:ind w:firstLine="0"/>
-      </w:pPr>
-      <w:r>
-        <w:rPr>
-          <w:rFonts w:ascii="华文仿宋" w:hAnsi="华文仿宋" w:eastAsia="华文仿宋"/>
-          <w:b/>
-          <w:bCs/>
-          <w:sz w:val="18"/>
-        </w:rPr>
-        <w:t xml:space="preserve">a</w:t>
-      </w:r>
-      <w:r>
-        <w:rPr>
-          <w:rFonts w:ascii="华文仿宋" w:hAnsi="华文仿宋" w:eastAsia="华文仿宋"/>
-          <w:sz w:val="18"/>
-        </w:rPr>
-        <w:t xml:space="preserve">,</w:t>
-      </w:r>
-      <w:r>
-        <w:rPr>
-          <w:rFonts w:ascii="华文仿宋" w:hAnsi="华文仿宋" w:eastAsia="华文仿宋"/>
-          <w:sz w:val="18"/>
-        </w:rPr>
-        <w:t xml:space="preserve"> </w:t>
-      </w:r>
-      <w:r>
-        <w:rPr>
-          <w:rFonts w:ascii="华文仿宋" w:hAnsi="华文仿宋" w:eastAsia="华文仿宋"/>
-          <w:b/>
-          <w:bCs/>
-          <w:sz w:val="18"/>
-        </w:rPr>
-        <w:t xml:space="preserve">b</w:t>
-      </w:r>
-      <w:r>
-        <w:rPr>
-          <w:rFonts w:ascii="华文仿宋" w:hAnsi="华文仿宋" w:eastAsia="华文仿宋"/>
-          <w:sz w:val="18"/>
-        </w:rPr>
-        <w:t xml:space="preserve">, Per-PDB Dice scores and one-to-one PRAUC at thresholds of 0.3 and 0.5. Error bars show 95% intervals for the mean from 10,000 bootstrap resamples of PDB entries.</w:t>
-      </w:r>
-    </w:p>
-    <w:p>
-      <w:pPr>
-        <w:pStyle w:val="ImageCaption"/>
-        <w:keepNext/>
-        <w:keepLines/>
-        <w:spacing w:line="240" w:lineRule="auto"/>
-        <w:ind w:firstLine="0"/>
-      </w:pPr>
-      <w:r>
-        <w:rPr>
-          <w:rFonts w:ascii="华文仿宋" w:hAnsi="华文仿宋" w:eastAsia="华文仿宋"/>
-          <w:b/>
-          <w:bCs/>
-          <w:sz w:val="18"/>
-        </w:rPr>
-        <w:t xml:space="preserve">c</w:t>
-      </w:r>
-      <w:r>
-        <w:rPr>
-          <w:rFonts w:ascii="华文仿宋" w:hAnsi="华文仿宋" w:eastAsia="华文仿宋"/>
-          <w:sz w:val="18"/>
-        </w:rPr>
-        <w:t xml:space="preserve">,</w:t>
-      </w:r>
-      <w:r>
-        <w:rPr>
-          <w:rFonts w:ascii="华文仿宋" w:hAnsi="华文仿宋" w:eastAsia="华文仿宋"/>
-          <w:sz w:val="18"/>
-        </w:rPr>
-        <w:t xml:space="preserve"> </w:t>
-      </w:r>
-      <w:r>
-        <w:rPr>
-          <w:rFonts w:ascii="华文仿宋" w:hAnsi="华文仿宋" w:eastAsia="华文仿宋"/>
-          <w:b/>
-          <w:bCs/>
-          <w:sz w:val="18"/>
-        </w:rPr>
-        <w:t xml:space="preserve">d</w:t>
-      </w:r>
-      <w:r>
-        <w:rPr>
-          <w:rFonts w:ascii="华文仿宋" w:hAnsi="华文仿宋" w:eastAsia="华文仿宋"/>
-          <w:sz w:val="18"/>
-        </w:rPr>
-        <w:t xml:space="preserve">, Direct comparisons of LigandSeek2-Find with LigandSeek using CryoAtom2-reconstructed receptors. LigandSeek2-Find performs better, comparably or worse on 79/69/31 PDB entries for all ligands and 27/46/21 for small molecules, respectively.</w:t>
-      </w:r>
-    </w:p>
-    <w:p>
-      <w:pPr>
-        <w:pStyle w:val="ImageCaption"/>
-        <w:keepNext w:val="0"/>
-        <w:keepLines/>
-        <w:spacing w:line="240" w:lineRule="auto"/>
-        <w:ind w:firstLine="0"/>
-      </w:pPr>
-      <w:r>
-        <w:rPr>
-          <w:rFonts w:ascii="华文仿宋" w:hAnsi="华文仿宋" w:eastAsia="华文仿宋"/>
-          <w:b/>
-          <w:bCs/>
-          <w:sz w:val="18"/>
-        </w:rPr>
-        <w:t xml:space="preserve">e</w:t>
-      </w:r>
-      <w:r>
-        <w:rPr>
-          <w:rFonts w:ascii="华文仿宋" w:hAnsi="华文仿宋" w:eastAsia="华文仿宋"/>
-          <w:sz w:val="18"/>
-        </w:rPr>
-        <w:t xml:space="preserve">,</w:t>
-      </w:r>
-      <w:r>
-        <w:rPr>
-          <w:rFonts w:ascii="华文仿宋" w:hAnsi="华文仿宋" w:eastAsia="华文仿宋"/>
-          <w:sz w:val="18"/>
-        </w:rPr>
-        <w:t xml:space="preserve"> </w:t>
-      </w:r>
-      <w:r>
-        <w:rPr>
-          <w:rFonts w:ascii="华文仿宋" w:hAnsi="华文仿宋" w:eastAsia="华文仿宋"/>
-          <w:b/>
-          <w:bCs/>
-          <w:sz w:val="18"/>
-        </w:rPr>
-        <w:t xml:space="preserve">f</w:t>
-      </w:r>
-      <w:r>
-        <w:rPr>
-          <w:rFonts w:ascii="华文仿宋" w:hAnsi="华文仿宋" w:eastAsia="华文仿宋"/>
-          <w:sz w:val="18"/>
-        </w:rPr>
-        <w:t xml:space="preserve">, One-to-one precision and recall at a threshold of 0.3 using CryoAtom2-reconstructed receptors. Each point represents one PDB entry; open white circles and thick bars indicate the median and interquartile range, respectively.</w:t>
+        <w:t xml:space="preserve">Futhermore, we can observe that injecting the receptor information explicitly, adding centroid-aware positional encoding in the receptor embedding head, and introducing Gaussian scoring during inference also generally raise model performance to varying degrees. We refer to the model with all components as LigandSeek-Find, which has the best overall performance.</w:t>
       </w:r>
     </w:p>
     <w:p>
@@ -544,1684 +67,14 @@
           <w:rFonts w:ascii="华文仿宋" w:hAnsi="华文仿宋" w:eastAsia="华文仿宋"/>
           <w:sz w:val="18"/>
         </w:rPr>
-        <w:t xml:space="preserve">Table 3 | Stage 1 detection performance of two LigandSeek generations on the full test set and small-molecule test subset.</w:t>
+        <w:t xml:space="preserve">Table 4 | Internal ablation of LigandSeek-Find on the full test set.</w:t>
       </w:r>
     </w:p>
     <w:tbl>
       <w:tblPr>
         <w:tblW w:type="pct" w:w="5000"/>
         <w:tblLayout w:type="fixed"/>
-        <w:tblCaption w:val="Table 3 | Stage 1 detection performance of two LigandSeek generations on the full test set and small-molecule test subset."/>
-        <w:tblDescription w:val="MDBOOKTABS_{&quot;headers&quot;:2,&quot;groups&quot;:[2,5],&quot;widths&quot;:[0.28,0.12,0.12,0.12,0.12,0.12,0.12],&quot;pagination&quot;:&quot;rows&quot;}"/>
-        <w:tblBorders>
-          <w:top w:val="single" w:sz="6" w:color="000000"/>
-          <w:bottom w:val="single" w:sz="6" w:color="000000"/>
-          <w:left w:val="nil" w:sz="6" w:color="000000"/>
-          <w:right w:val="nil" w:sz="6" w:color="000000"/>
-          <w:insideH w:val="nil" w:sz="6" w:color="000000"/>
-          <w:insideV w:val="nil" w:sz="6" w:color="000000"/>
-        </w:tblBorders>
-      </w:tblPr>
-      <w:tblGrid>
-        <w:gridCol w:w="2527"/>
-        <w:gridCol w:w="1083"/>
-        <w:gridCol w:w="1083"/>
-        <w:gridCol w:w="1083"/>
-        <w:gridCol w:w="1083"/>
-        <w:gridCol w:w="1083"/>
-        <w:gridCol w:w="1083"/>
-      </w:tblGrid>
-      <w:tr>
-        <w:trPr>
-          <w:tblHeader w:val="on"/>
-          <w:cantSplit/>
-        </w:trPr>
-        <w:tc>
-          <w:tcPr>
-            <w:tcW w:type="dxa" w:w="2527"/>
-            <w:vMerge w:val="restart"/>
-            <w:vAlign w:val="center"/>
-            <w:noWrap/>
-            <w:tcMar>
-              <w:top w:w="30" w:type="dxa"/>
-              <w:bottom w:w="30" w:type="dxa"/>
-              <w:left w:w="45" w:type="dxa"/>
-              <w:right w:w="45" w:type="dxa"/>
-            </w:tcMar>
-          </w:tcPr>
-          <w:p>
-            <w:pPr>
-              <w:pStyle w:val="Compact"/>
-              <w:keepNext w:val="0"/>
-              <w:keepLines w:val="0"/>
-              <w:pageBreakBefore w:val="0"/>
-              <w:spacing w:line="240" w:lineRule="auto" w:after="0" w:before="0"/>
-              <w:ind w:firstLine="0"/>
-              <w:jc w:val="left"/>
-            </w:pPr>
-            <w:r>
-              <w:rPr>
-                <w:rFonts w:ascii="Times New Roman" w:hAnsi="Times New Roman"/>
-                <w:b w:val="0"/>
-                <w:sz w:val="20"/>
-              </w:rPr>
-              <w:t xml:space="preserve">Model</w:t>
-            </w:r>
-          </w:p>
-        </w:tc>
-        <w:tc>
-          <w:tcPr>
-            <w:tcW w:type="dxa" w:w="3249"/>
-            <w:gridSpan w:val="3"/>
-            <w:vAlign w:val="center"/>
-            <w:noWrap/>
-            <w:tcMar>
-              <w:top w:w="30" w:type="dxa"/>
-              <w:bottom w:w="30" w:type="dxa"/>
-              <w:left w:w="45" w:type="dxa"/>
-              <w:right w:w="45" w:type="dxa"/>
-            </w:tcMar>
-          </w:tcPr>
-          <w:p>
-            <w:pPr>
-              <w:pStyle w:val="Compact"/>
-              <w:keepNext w:val="0"/>
-              <w:keepLines w:val="0"/>
-              <w:pageBreakBefore w:val="0"/>
-              <w:spacing w:line="240" w:lineRule="auto" w:after="0" w:before="0"/>
-              <w:ind w:firstLine="0"/>
-              <w:jc w:val="center"/>
-            </w:pPr>
-            <w:r>
-              <w:rPr>
-                <w:rFonts w:ascii="Times New Roman" w:hAnsi="Times New Roman"/>
-                <w:b w:val="0"/>
-                <w:sz w:val="20"/>
-              </w:rPr>
-              <w:t xml:space="preserve">CA2 receptors</w:t>
-            </w:r>
-          </w:p>
-        </w:tc>
-        <w:tc>
-          <w:tcPr>
-            <w:tcW w:type="dxa" w:w="3249"/>
-            <w:gridSpan w:val="3"/>
-            <w:vAlign w:val="center"/>
-            <w:noWrap/>
-            <w:tcMar>
-              <w:top w:w="30" w:type="dxa"/>
-              <w:bottom w:w="30" w:type="dxa"/>
-              <w:left w:w="45" w:type="dxa"/>
-              <w:right w:w="45" w:type="dxa"/>
-            </w:tcMar>
-          </w:tcPr>
-          <w:p>
-            <w:pPr>
-              <w:pStyle w:val="Compact"/>
-              <w:keepNext w:val="0"/>
-              <w:keepLines w:val="0"/>
-              <w:pageBreakBefore w:val="0"/>
-              <w:spacing w:line="240" w:lineRule="auto" w:after="0" w:before="0"/>
-              <w:ind w:firstLine="0"/>
-              <w:jc w:val="center"/>
-            </w:pPr>
-            <w:r>
-              <w:rPr>
-                <w:rFonts w:ascii="Times New Roman" w:hAnsi="Times New Roman"/>
-                <w:b w:val="0"/>
-                <w:sz w:val="20"/>
-              </w:rPr>
-              <w:t xml:space="preserve">Deposited receptors</w:t>
-            </w:r>
-          </w:p>
-        </w:tc>
-      </w:tr>
-      <w:tr>
-        <w:trPr>
-          <w:tblHeader w:val="on"/>
-          <w:cantSplit/>
-        </w:trPr>
-        <w:tc>
-          <w:tcPr>
-            <w:tcW w:type="dxa" w:w="2527"/>
-            <w:gridSpan w:val="1"/>
-            <w:vMerge w:val="continue"/>
-            <w:vAlign w:val="center"/>
-            <w:noWrap/>
-            <w:tcMar>
-              <w:top w:w="30" w:type="dxa"/>
-              <w:bottom w:w="30" w:type="dxa"/>
-              <w:left w:w="45" w:type="dxa"/>
-              <w:right w:w="45" w:type="dxa"/>
-            </w:tcMar>
-            <w:tcBorders>
-              <w:bottom w:val="single" w:sz="4" w:color="000000"/>
-            </w:tcBorders>
-          </w:tcPr>
-          <w:p>
-            <w:pPr>
-              <w:keepNext w:val="0"/>
-              <w:keepLines w:val="0"/>
-              <w:pageBreakBefore w:val="0"/>
-              <w:spacing w:line="240" w:lineRule="auto" w:before="0" w:after="0"/>
-              <w:ind w:firstLine="0"/>
-              <w:jc w:val="left"/>
-            </w:pPr>
-          </w:p>
-        </w:tc>
-        <w:tc>
-          <w:tcPr>
-            <w:tcW w:type="dxa" w:w="1083"/>
-            <w:vAlign w:val="center"/>
-            <w:noWrap/>
-            <w:tcMar>
-              <w:top w:w="30" w:type="dxa"/>
-              <w:bottom w:w="30" w:type="dxa"/>
-              <w:left w:w="45" w:type="dxa"/>
-              <w:right w:w="45" w:type="dxa"/>
-            </w:tcMar>
-            <w:tcBorders>
-              <w:bottom w:val="single" w:sz="4" w:color="000000"/>
-            </w:tcBorders>
-          </w:tcPr>
-          <w:p>
-            <w:pPr>
-              <w:pStyle w:val="Compact"/>
-              <w:keepNext w:val="0"/>
-              <w:keepLines w:val="0"/>
-              <w:pageBreakBefore w:val="0"/>
-              <w:spacing w:line="240" w:lineRule="auto" w:after="0" w:before="0"/>
-              <w:ind w:firstLine="0"/>
-              <w:jc w:val="center"/>
-            </w:pPr>
-            <w:r>
-              <w:rPr>
-                <w:rFonts w:ascii="Times New Roman" w:hAnsi="Times New Roman"/>
-                <w:b w:val="0"/>
-                <w:sz w:val="20"/>
-              </w:rPr>
-              <w:t xml:space="preserve">Dice</w:t>
-            </w:r>
-          </w:p>
-        </w:tc>
-        <w:tc>
-          <w:tcPr>
-            <w:tcW w:type="dxa" w:w="1083"/>
-            <w:vAlign w:val="center"/>
-            <w:noWrap/>
-            <w:tcMar>
-              <w:top w:w="30" w:type="dxa"/>
-              <w:bottom w:w="30" w:type="dxa"/>
-              <w:left w:w="45" w:type="dxa"/>
-              <w:right w:w="45" w:type="dxa"/>
-            </w:tcMar>
-            <w:tcBorders>
-              <w:bottom w:val="single" w:sz="4" w:color="000000"/>
-            </w:tcBorders>
-          </w:tcPr>
-          <w:p>
-            <w:pPr>
-              <w:pStyle w:val="Compact"/>
-              <w:keepNext w:val="0"/>
-              <w:keepLines w:val="0"/>
-              <w:pageBreakBefore w:val="0"/>
-              <w:spacing w:line="240" w:lineRule="auto" w:after="0" w:before="0"/>
-              <w:ind w:firstLine="0"/>
-              <w:jc w:val="center"/>
-            </w:pPr>
-            <m:oMath>
-              <m:sSub>
-                <m:e>
-                  <m:r>
-                    <m:rPr>
-                      <m:sty m:val="p"/>
-                    </m:rPr>
-                    <w:rPr>
-                      <w:sz w:val="20"/>
-                      <w:szCs w:val="20"/>
-                    </w:rPr>
-                    <m:t>P</m:t>
-                  </m:r>
-                  <m:r>
-                    <m:rPr>
-                      <m:sty m:val="p"/>
-                    </m:rPr>
-                    <w:rPr>
-                      <w:sz w:val="20"/>
-                      <w:szCs w:val="20"/>
-                    </w:rPr>
-                    <m:t>R</m:t>
-                  </m:r>
-                  <m:r>
-                    <m:rPr>
-                      <m:sty m:val="p"/>
-                    </m:rPr>
-                    <w:rPr>
-                      <w:sz w:val="20"/>
-                      <w:szCs w:val="20"/>
-                    </w:rPr>
-                    <m:t>A</m:t>
-                  </m:r>
-                  <m:r>
-                    <m:rPr>
-                      <m:sty m:val="p"/>
-                    </m:rPr>
-                    <w:rPr>
-                      <w:sz w:val="20"/>
-                      <w:szCs w:val="20"/>
-                    </w:rPr>
-                    <m:t>U</m:t>
-                  </m:r>
-                  <m:r>
-                    <m:rPr>
-                      <m:sty m:val="p"/>
-                    </m:rPr>
-                    <w:rPr>
-                      <w:sz w:val="20"/>
-                      <w:szCs w:val="20"/>
-                    </w:rPr>
-                    <m:t>C</m:t>
-                  </m:r>
-                </m:e>
-                <m:sub>
-                  <m:r>
-                    <w:rPr>
-                      <w:sz w:val="20"/>
-                      <w:szCs w:val="20"/>
-                    </w:rPr>
-                    <m:t>0.3</m:t>
-                  </m:r>
-                </m:sub>
-              </m:sSub>
-            </m:oMath>
-          </w:p>
-        </w:tc>
-        <w:tc>
-          <w:tcPr>
-            <w:tcW w:type="dxa" w:w="1083"/>
-            <w:vAlign w:val="center"/>
-            <w:noWrap/>
-            <w:tcMar>
-              <w:top w:w="30" w:type="dxa"/>
-              <w:bottom w:w="30" w:type="dxa"/>
-              <w:left w:w="45" w:type="dxa"/>
-              <w:right w:w="45" w:type="dxa"/>
-            </w:tcMar>
-            <w:tcBorders>
-              <w:bottom w:val="single" w:sz="4" w:color="000000"/>
-            </w:tcBorders>
-          </w:tcPr>
-          <w:p>
-            <w:pPr>
-              <w:pStyle w:val="Compact"/>
-              <w:keepNext w:val="0"/>
-              <w:keepLines w:val="0"/>
-              <w:pageBreakBefore w:val="0"/>
-              <w:spacing w:line="240" w:lineRule="auto" w:after="0" w:before="0"/>
-              <w:ind w:firstLine="0"/>
-              <w:jc w:val="center"/>
-            </w:pPr>
-            <m:oMath>
-              <m:sSub>
-                <m:e>
-                  <m:r>
-                    <m:rPr>
-                      <m:sty m:val="p"/>
-                    </m:rPr>
-                    <w:rPr>
-                      <w:sz w:val="20"/>
-                      <w:szCs w:val="20"/>
-                    </w:rPr>
-                    <m:t>P</m:t>
-                  </m:r>
-                  <m:r>
-                    <m:rPr>
-                      <m:sty m:val="p"/>
-                    </m:rPr>
-                    <w:rPr>
-                      <w:sz w:val="20"/>
-                      <w:szCs w:val="20"/>
-                    </w:rPr>
-                    <m:t>R</m:t>
-                  </m:r>
-                  <m:r>
-                    <m:rPr>
-                      <m:sty m:val="p"/>
-                    </m:rPr>
-                    <w:rPr>
-                      <w:sz w:val="20"/>
-                      <w:szCs w:val="20"/>
-                    </w:rPr>
-                    <m:t>A</m:t>
-                  </m:r>
-                  <m:r>
-                    <m:rPr>
-                      <m:sty m:val="p"/>
-                    </m:rPr>
-                    <w:rPr>
-                      <w:sz w:val="20"/>
-                      <w:szCs w:val="20"/>
-                    </w:rPr>
-                    <m:t>U</m:t>
-                  </m:r>
-                  <m:r>
-                    <m:rPr>
-                      <m:sty m:val="p"/>
-                    </m:rPr>
-                    <w:rPr>
-                      <w:sz w:val="20"/>
-                      <w:szCs w:val="20"/>
-                    </w:rPr>
-                    <m:t>C</m:t>
-                  </m:r>
-                </m:e>
-                <m:sub>
-                  <m:r>
-                    <w:rPr>
-                      <w:sz w:val="20"/>
-                      <w:szCs w:val="20"/>
-                    </w:rPr>
-                    <m:t>0.5</m:t>
-                  </m:r>
-                </m:sub>
-              </m:sSub>
-            </m:oMath>
-          </w:p>
-        </w:tc>
-        <w:tc>
-          <w:tcPr>
-            <w:tcW w:type="dxa" w:w="1083"/>
-            <w:vAlign w:val="center"/>
-            <w:noWrap/>
-            <w:tcMar>
-              <w:top w:w="30" w:type="dxa"/>
-              <w:bottom w:w="30" w:type="dxa"/>
-              <w:left w:w="45" w:type="dxa"/>
-              <w:right w:w="45" w:type="dxa"/>
-            </w:tcMar>
-            <w:tcBorders>
-              <w:bottom w:val="single" w:sz="4" w:color="000000"/>
-            </w:tcBorders>
-          </w:tcPr>
-          <w:p>
-            <w:pPr>
-              <w:pStyle w:val="Compact"/>
-              <w:keepNext w:val="0"/>
-              <w:keepLines w:val="0"/>
-              <w:pageBreakBefore w:val="0"/>
-              <w:spacing w:line="240" w:lineRule="auto" w:after="0" w:before="0"/>
-              <w:ind w:firstLine="0"/>
-              <w:jc w:val="center"/>
-            </w:pPr>
-            <w:r>
-              <w:rPr>
-                <w:rFonts w:ascii="Times New Roman" w:hAnsi="Times New Roman"/>
-                <w:b w:val="0"/>
-                <w:sz w:val="20"/>
-              </w:rPr>
-              <w:t xml:space="preserve">Dice</w:t>
-            </w:r>
-          </w:p>
-        </w:tc>
-        <w:tc>
-          <w:tcPr>
-            <w:tcW w:type="dxa" w:w="1083"/>
-            <w:vAlign w:val="center"/>
-            <w:noWrap/>
-            <w:tcMar>
-              <w:top w:w="30" w:type="dxa"/>
-              <w:bottom w:w="30" w:type="dxa"/>
-              <w:left w:w="45" w:type="dxa"/>
-              <w:right w:w="45" w:type="dxa"/>
-            </w:tcMar>
-            <w:tcBorders>
-              <w:bottom w:val="single" w:sz="4" w:color="000000"/>
-            </w:tcBorders>
-          </w:tcPr>
-          <w:p>
-            <w:pPr>
-              <w:pStyle w:val="Compact"/>
-              <w:keepNext w:val="0"/>
-              <w:keepLines w:val="0"/>
-              <w:pageBreakBefore w:val="0"/>
-              <w:spacing w:line="240" w:lineRule="auto" w:after="0" w:before="0"/>
-              <w:ind w:firstLine="0"/>
-              <w:jc w:val="center"/>
-            </w:pPr>
-            <m:oMath>
-              <m:sSub>
-                <m:e>
-                  <m:r>
-                    <m:rPr>
-                      <m:sty m:val="p"/>
-                    </m:rPr>
-                    <w:rPr>
-                      <w:sz w:val="20"/>
-                      <w:szCs w:val="20"/>
-                    </w:rPr>
-                    <m:t>P</m:t>
-                  </m:r>
-                  <m:r>
-                    <m:rPr>
-                      <m:sty m:val="p"/>
-                    </m:rPr>
-                    <w:rPr>
-                      <w:sz w:val="20"/>
-                      <w:szCs w:val="20"/>
-                    </w:rPr>
-                    <m:t>R</m:t>
-                  </m:r>
-                  <m:r>
-                    <m:rPr>
-                      <m:sty m:val="p"/>
-                    </m:rPr>
-                    <w:rPr>
-                      <w:sz w:val="20"/>
-                      <w:szCs w:val="20"/>
-                    </w:rPr>
-                    <m:t>A</m:t>
-                  </m:r>
-                  <m:r>
-                    <m:rPr>
-                      <m:sty m:val="p"/>
-                    </m:rPr>
-                    <w:rPr>
-                      <w:sz w:val="20"/>
-                      <w:szCs w:val="20"/>
-                    </w:rPr>
-                    <m:t>U</m:t>
-                  </m:r>
-                  <m:r>
-                    <m:rPr>
-                      <m:sty m:val="p"/>
-                    </m:rPr>
-                    <w:rPr>
-                      <w:sz w:val="20"/>
-                      <w:szCs w:val="20"/>
-                    </w:rPr>
-                    <m:t>C</m:t>
-                  </m:r>
-                </m:e>
-                <m:sub>
-                  <m:r>
-                    <w:rPr>
-                      <w:sz w:val="20"/>
-                      <w:szCs w:val="20"/>
-                    </w:rPr>
-                    <m:t>0.3</m:t>
-                  </m:r>
-                </m:sub>
-              </m:sSub>
-            </m:oMath>
-          </w:p>
-        </w:tc>
-        <w:tc>
-          <w:tcPr>
-            <w:tcW w:type="dxa" w:w="1083"/>
-            <w:vAlign w:val="center"/>
-            <w:noWrap/>
-            <w:tcMar>
-              <w:top w:w="30" w:type="dxa"/>
-              <w:bottom w:w="30" w:type="dxa"/>
-              <w:left w:w="45" w:type="dxa"/>
-              <w:right w:w="45" w:type="dxa"/>
-            </w:tcMar>
-            <w:tcBorders>
-              <w:bottom w:val="single" w:sz="4" w:color="000000"/>
-            </w:tcBorders>
-          </w:tcPr>
-          <w:p>
-            <w:pPr>
-              <w:pStyle w:val="Compact"/>
-              <w:keepNext w:val="0"/>
-              <w:keepLines w:val="0"/>
-              <w:pageBreakBefore w:val="0"/>
-              <w:spacing w:line="240" w:lineRule="auto" w:after="0" w:before="0"/>
-              <w:ind w:firstLine="0"/>
-              <w:jc w:val="center"/>
-            </w:pPr>
-            <m:oMath>
-              <m:sSub>
-                <m:e>
-                  <m:r>
-                    <m:rPr>
-                      <m:sty m:val="p"/>
-                    </m:rPr>
-                    <w:rPr>
-                      <w:sz w:val="20"/>
-                      <w:szCs w:val="20"/>
-                    </w:rPr>
-                    <m:t>P</m:t>
-                  </m:r>
-                  <m:r>
-                    <m:rPr>
-                      <m:sty m:val="p"/>
-                    </m:rPr>
-                    <w:rPr>
-                      <w:sz w:val="20"/>
-                      <w:szCs w:val="20"/>
-                    </w:rPr>
-                    <m:t>R</m:t>
-                  </m:r>
-                  <m:r>
-                    <m:rPr>
-                      <m:sty m:val="p"/>
-                    </m:rPr>
-                    <w:rPr>
-                      <w:sz w:val="20"/>
-                      <w:szCs w:val="20"/>
-                    </w:rPr>
-                    <m:t>A</m:t>
-                  </m:r>
-                  <m:r>
-                    <m:rPr>
-                      <m:sty m:val="p"/>
-                    </m:rPr>
-                    <w:rPr>
-                      <w:sz w:val="20"/>
-                      <w:szCs w:val="20"/>
-                    </w:rPr>
-                    <m:t>U</m:t>
-                  </m:r>
-                  <m:r>
-                    <m:rPr>
-                      <m:sty m:val="p"/>
-                    </m:rPr>
-                    <w:rPr>
-                      <w:sz w:val="20"/>
-                      <w:szCs w:val="20"/>
-                    </w:rPr>
-                    <m:t>C</m:t>
-                  </m:r>
-                </m:e>
-                <m:sub>
-                  <m:r>
-                    <w:rPr>
-                      <w:sz w:val="20"/>
-                      <w:szCs w:val="20"/>
-                    </w:rPr>
-                    <m:t>0.5</m:t>
-                  </m:r>
-                </m:sub>
-              </m:sSub>
-            </m:oMath>
-          </w:p>
-        </w:tc>
-      </w:tr>
-      <w:tr>
-        <w:trPr>
-          <w:cantSplit/>
-        </w:trPr>
-        <w:tc>
-          <w:tcPr>
-            <w:tcW w:type="dxa" w:w="9026"/>
-            <w:gridSpan w:val="7"/>
-            <w:vAlign w:val="center"/>
-            <w:noWrap/>
-            <w:tcMar>
-              <w:top w:w="30" w:type="dxa"/>
-              <w:bottom w:w="30" w:type="dxa"/>
-              <w:left w:w="45" w:type="dxa"/>
-              <w:right w:w="45" w:type="dxa"/>
-            </w:tcMar>
-          </w:tcPr>
-          <w:p>
-            <w:pPr>
-              <w:pStyle w:val="Compact"/>
-              <w:keepNext w:val="0"/>
-              <w:keepLines w:val="0"/>
-              <w:pageBreakBefore w:val="0"/>
-              <w:spacing w:line="240" w:lineRule="auto" w:after="0" w:before="0"/>
-              <w:ind w:firstLine="0"/>
-              <w:jc w:val="left"/>
-            </w:pPr>
-            <w:r>
-              <w:rPr>
-                <w:rFonts w:ascii="Times New Roman" w:hAnsi="Times New Roman"/>
-                <w:i/>
-                <w:iCs/>
-                <w:sz w:val="20"/>
-              </w:rPr>
-              <w:t xml:space="preserve">All ligands</w:t>
-            </w:r>
-          </w:p>
-        </w:tc>
-      </w:tr>
-      <w:tr>
-        <w:trPr>
-          <w:cantSplit/>
-        </w:trPr>
-        <w:tc>
-          <w:tcPr>
-            <w:tcW w:type="dxa" w:w="2527"/>
-            <w:vAlign w:val="center"/>
-            <w:noWrap/>
-            <w:tcMar>
-              <w:top w:w="30" w:type="dxa"/>
-              <w:bottom w:w="30" w:type="dxa"/>
-              <w:left w:w="45" w:type="dxa"/>
-              <w:right w:w="45" w:type="dxa"/>
-            </w:tcMar>
-          </w:tcPr>
-          <w:p>
-            <w:pPr>
-              <w:pStyle w:val="Compact"/>
-              <w:keepNext w:val="0"/>
-              <w:keepLines w:val="0"/>
-              <w:pageBreakBefore w:val="0"/>
-              <w:spacing w:line="240" w:lineRule="auto" w:after="0" w:before="0"/>
-              <w:ind w:firstLine="0"/>
-              <w:jc w:val="left"/>
-            </w:pPr>
-            <w:r>
-              <w:rPr>
-                <w:rFonts w:ascii="Times New Roman" w:hAnsi="Times New Roman"/>
-                <w:sz w:val="20"/>
-              </w:rPr>
-              <w:t xml:space="preserve">LigandSeek</w:t>
-            </w:r>
-          </w:p>
-        </w:tc>
-        <w:tc>
-          <w:tcPr>
-            <w:tcW w:type="dxa" w:w="1083"/>
-            <w:vAlign w:val="center"/>
-            <w:noWrap/>
-            <w:tcMar>
-              <w:top w:w="30" w:type="dxa"/>
-              <w:bottom w:w="30" w:type="dxa"/>
-              <w:left w:w="45" w:type="dxa"/>
-              <w:right w:w="45" w:type="dxa"/>
-            </w:tcMar>
-          </w:tcPr>
-          <w:p>
-            <w:pPr>
-              <w:pStyle w:val="Compact"/>
-              <w:keepNext w:val="0"/>
-              <w:keepLines w:val="0"/>
-              <w:pageBreakBefore w:val="0"/>
-              <w:spacing w:line="240" w:lineRule="auto" w:after="0" w:before="0"/>
-              <w:ind w:firstLine="0"/>
-              <w:jc w:val="center"/>
-            </w:pPr>
-            <w:r>
-              <w:rPr>
-                <w:rFonts w:ascii="Times New Roman" w:hAnsi="Times New Roman"/>
-                <w:sz w:val="20"/>
-              </w:rPr>
-              <w:t xml:space="preserve">0.355</w:t>
-            </w:r>
-          </w:p>
-        </w:tc>
-        <w:tc>
-          <w:tcPr>
-            <w:tcW w:type="dxa" w:w="1083"/>
-            <w:vAlign w:val="center"/>
-            <w:noWrap/>
-            <w:tcMar>
-              <w:top w:w="30" w:type="dxa"/>
-              <w:bottom w:w="30" w:type="dxa"/>
-              <w:left w:w="45" w:type="dxa"/>
-              <w:right w:w="45" w:type="dxa"/>
-            </w:tcMar>
-          </w:tcPr>
-          <w:p>
-            <w:pPr>
-              <w:pStyle w:val="Compact"/>
-              <w:keepNext w:val="0"/>
-              <w:keepLines w:val="0"/>
-              <w:pageBreakBefore w:val="0"/>
-              <w:spacing w:line="240" w:lineRule="auto" w:after="0" w:before="0"/>
-              <w:ind w:firstLine="0"/>
-              <w:jc w:val="center"/>
-            </w:pPr>
-            <w:r>
-              <w:rPr>
-                <w:rFonts w:ascii="Times New Roman" w:hAnsi="Times New Roman"/>
-                <w:sz w:val="20"/>
-              </w:rPr>
-              <w:t xml:space="preserve">0.440</w:t>
-            </w:r>
-          </w:p>
-        </w:tc>
-        <w:tc>
-          <w:tcPr>
-            <w:tcW w:type="dxa" w:w="1083"/>
-            <w:vAlign w:val="center"/>
-            <w:noWrap/>
-            <w:tcMar>
-              <w:top w:w="30" w:type="dxa"/>
-              <w:bottom w:w="30" w:type="dxa"/>
-              <w:left w:w="45" w:type="dxa"/>
-              <w:right w:w="45" w:type="dxa"/>
-            </w:tcMar>
-          </w:tcPr>
-          <w:p>
-            <w:pPr>
-              <w:pStyle w:val="Compact"/>
-              <w:keepNext w:val="0"/>
-              <w:keepLines w:val="0"/>
-              <w:pageBreakBefore w:val="0"/>
-              <w:spacing w:line="240" w:lineRule="auto" w:after="0" w:before="0"/>
-              <w:ind w:firstLine="0"/>
-              <w:jc w:val="center"/>
-            </w:pPr>
-            <w:r>
-              <w:rPr>
-                <w:rFonts w:ascii="Times New Roman" w:hAnsi="Times New Roman"/>
-                <w:sz w:val="20"/>
-              </w:rPr>
-              <w:t xml:space="preserve">0.261</w:t>
-            </w:r>
-          </w:p>
-        </w:tc>
-        <w:tc>
-          <w:tcPr>
-            <w:tcW w:type="dxa" w:w="1083"/>
-            <w:vAlign w:val="center"/>
-            <w:noWrap/>
-            <w:tcMar>
-              <w:top w:w="30" w:type="dxa"/>
-              <w:bottom w:w="30" w:type="dxa"/>
-              <w:left w:w="45" w:type="dxa"/>
-              <w:right w:w="45" w:type="dxa"/>
-            </w:tcMar>
-          </w:tcPr>
-          <w:p>
-            <w:pPr>
-              <w:pStyle w:val="Compact"/>
-              <w:keepNext w:val="0"/>
-              <w:keepLines w:val="0"/>
-              <w:pageBreakBefore w:val="0"/>
-              <w:spacing w:line="240" w:lineRule="auto" w:after="0" w:before="0"/>
-              <w:ind w:firstLine="0"/>
-              <w:jc w:val="center"/>
-            </w:pPr>
-            <w:r>
-              <w:rPr>
-                <w:rFonts w:ascii="Times New Roman" w:hAnsi="Times New Roman"/>
-                <w:sz w:val="20"/>
-              </w:rPr>
-              <w:t xml:space="preserve">0.419</w:t>
-            </w:r>
-          </w:p>
-        </w:tc>
-        <w:tc>
-          <w:tcPr>
-            <w:tcW w:type="dxa" w:w="1083"/>
-            <w:vAlign w:val="center"/>
-            <w:noWrap/>
-            <w:tcMar>
-              <w:top w:w="30" w:type="dxa"/>
-              <w:bottom w:w="30" w:type="dxa"/>
-              <w:left w:w="45" w:type="dxa"/>
-              <w:right w:w="45" w:type="dxa"/>
-            </w:tcMar>
-          </w:tcPr>
-          <w:p>
-            <w:pPr>
-              <w:pStyle w:val="Compact"/>
-              <w:keepNext w:val="0"/>
-              <w:keepLines w:val="0"/>
-              <w:pageBreakBefore w:val="0"/>
-              <w:spacing w:line="240" w:lineRule="auto" w:after="0" w:before="0"/>
-              <w:ind w:firstLine="0"/>
-              <w:jc w:val="center"/>
-            </w:pPr>
-            <w:r>
-              <w:rPr>
-                <w:rFonts w:ascii="Times New Roman" w:hAnsi="Times New Roman"/>
-                <w:sz w:val="20"/>
-              </w:rPr>
-              <w:t xml:space="preserve">0.517</w:t>
-            </w:r>
-          </w:p>
-        </w:tc>
-        <w:tc>
-          <w:tcPr>
-            <w:tcW w:type="dxa" w:w="1083"/>
-            <w:vAlign w:val="center"/>
-            <w:noWrap/>
-            <w:tcMar>
-              <w:top w:w="30" w:type="dxa"/>
-              <w:bottom w:w="30" w:type="dxa"/>
-              <w:left w:w="45" w:type="dxa"/>
-              <w:right w:w="45" w:type="dxa"/>
-            </w:tcMar>
-          </w:tcPr>
-          <w:p>
-            <w:pPr>
-              <w:pStyle w:val="Compact"/>
-              <w:keepNext w:val="0"/>
-              <w:keepLines w:val="0"/>
-              <w:pageBreakBefore w:val="0"/>
-              <w:spacing w:line="240" w:lineRule="auto" w:after="0" w:before="0"/>
-              <w:ind w:firstLine="0"/>
-              <w:jc w:val="center"/>
-            </w:pPr>
-            <w:r>
-              <w:rPr>
-                <w:rFonts w:ascii="Times New Roman" w:hAnsi="Times New Roman"/>
-                <w:sz w:val="20"/>
-              </w:rPr>
-              <w:t xml:space="preserve">0.315</w:t>
-            </w:r>
-          </w:p>
-        </w:tc>
-      </w:tr>
-      <w:tr>
-        <w:trPr>
-          <w:cantSplit/>
-        </w:trPr>
-        <w:tc>
-          <w:tcPr>
-            <w:tcW w:type="dxa" w:w="2527"/>
-            <w:vAlign w:val="center"/>
-            <w:noWrap/>
-            <w:tcMar>
-              <w:top w:w="30" w:type="dxa"/>
-              <w:bottom w:w="30" w:type="dxa"/>
-              <w:left w:w="45" w:type="dxa"/>
-              <w:right w:w="45" w:type="dxa"/>
-            </w:tcMar>
-          </w:tcPr>
-          <w:p>
-            <w:pPr>
-              <w:pStyle w:val="Compact"/>
-              <w:keepNext w:val="0"/>
-              <w:keepLines w:val="0"/>
-              <w:pageBreakBefore w:val="0"/>
-              <w:spacing w:line="240" w:lineRule="auto" w:after="0" w:before="0"/>
-              <w:ind w:firstLine="0"/>
-              <w:jc w:val="left"/>
-            </w:pPr>
-            <w:r>
-              <w:rPr>
-                <w:rFonts w:ascii="Times New Roman" w:hAnsi="Times New Roman"/>
-                <w:sz w:val="20"/>
-              </w:rPr>
-              <w:t xml:space="preserve">LigandSeek2-Find</w:t>
-            </w:r>
-          </w:p>
-        </w:tc>
-        <w:tc>
-          <w:tcPr>
-            <w:tcW w:type="dxa" w:w="1083"/>
-            <w:vAlign w:val="center"/>
-            <w:noWrap/>
-            <w:tcMar>
-              <w:top w:w="30" w:type="dxa"/>
-              <w:bottom w:w="30" w:type="dxa"/>
-              <w:left w:w="45" w:type="dxa"/>
-              <w:right w:w="45" w:type="dxa"/>
-            </w:tcMar>
-          </w:tcPr>
-          <w:p>
-            <w:pPr>
-              <w:pStyle w:val="Compact"/>
-              <w:keepNext w:val="0"/>
-              <w:keepLines w:val="0"/>
-              <w:pageBreakBefore w:val="0"/>
-              <w:spacing w:line="240" w:lineRule="auto" w:after="0" w:before="0"/>
-              <w:ind w:firstLine="0"/>
-              <w:jc w:val="center"/>
-            </w:pPr>
-            <w:r>
-              <w:rPr>
-                <w:rFonts w:ascii="Times New Roman" w:hAnsi="Times New Roman"/>
-                <w:b/>
-                <w:bCs/>
-                <w:sz w:val="20"/>
-              </w:rPr>
-              <w:t xml:space="preserve">0.477</w:t>
-            </w:r>
-          </w:p>
-        </w:tc>
-        <w:tc>
-          <w:tcPr>
-            <w:tcW w:type="dxa" w:w="1083"/>
-            <w:vAlign w:val="center"/>
-            <w:noWrap/>
-            <w:tcMar>
-              <w:top w:w="30" w:type="dxa"/>
-              <w:bottom w:w="30" w:type="dxa"/>
-              <w:left w:w="45" w:type="dxa"/>
-              <w:right w:w="45" w:type="dxa"/>
-            </w:tcMar>
-          </w:tcPr>
-          <w:p>
-            <w:pPr>
-              <w:pStyle w:val="Compact"/>
-              <w:keepNext w:val="0"/>
-              <w:keepLines w:val="0"/>
-              <w:pageBreakBefore w:val="0"/>
-              <w:spacing w:line="240" w:lineRule="auto" w:after="0" w:before="0"/>
-              <w:ind w:firstLine="0"/>
-              <w:jc w:val="center"/>
-            </w:pPr>
-            <w:r>
-              <w:rPr>
-                <w:rFonts w:ascii="Times New Roman" w:hAnsi="Times New Roman"/>
-                <w:b/>
-                <w:bCs/>
-                <w:sz w:val="20"/>
-              </w:rPr>
-              <w:t xml:space="preserve">0.541</w:t>
-            </w:r>
-          </w:p>
-        </w:tc>
-        <w:tc>
-          <w:tcPr>
-            <w:tcW w:type="dxa" w:w="1083"/>
-            <w:vAlign w:val="center"/>
-            <w:noWrap/>
-            <w:tcMar>
-              <w:top w:w="30" w:type="dxa"/>
-              <w:bottom w:w="30" w:type="dxa"/>
-              <w:left w:w="45" w:type="dxa"/>
-              <w:right w:w="45" w:type="dxa"/>
-            </w:tcMar>
-          </w:tcPr>
-          <w:p>
-            <w:pPr>
-              <w:pStyle w:val="Compact"/>
-              <w:keepNext w:val="0"/>
-              <w:keepLines w:val="0"/>
-              <w:pageBreakBefore w:val="0"/>
-              <w:spacing w:line="240" w:lineRule="auto" w:after="0" w:before="0"/>
-              <w:ind w:firstLine="0"/>
-              <w:jc w:val="center"/>
-            </w:pPr>
-            <w:r>
-              <w:rPr>
-                <w:rFonts w:ascii="Times New Roman" w:hAnsi="Times New Roman"/>
-                <w:b/>
-                <w:bCs/>
-                <w:sz w:val="20"/>
-              </w:rPr>
-              <w:t xml:space="preserve">0.447</w:t>
-            </w:r>
-          </w:p>
-        </w:tc>
-        <w:tc>
-          <w:tcPr>
-            <w:tcW w:type="dxa" w:w="1083"/>
-            <w:vAlign w:val="center"/>
-            <w:noWrap/>
-            <w:tcMar>
-              <w:top w:w="30" w:type="dxa"/>
-              <w:bottom w:w="30" w:type="dxa"/>
-              <w:left w:w="45" w:type="dxa"/>
-              <w:right w:w="45" w:type="dxa"/>
-            </w:tcMar>
-          </w:tcPr>
-          <w:p>
-            <w:pPr>
-              <w:pStyle w:val="Compact"/>
-              <w:keepNext w:val="0"/>
-              <w:keepLines w:val="0"/>
-              <w:pageBreakBefore w:val="0"/>
-              <w:spacing w:line="240" w:lineRule="auto" w:after="0" w:before="0"/>
-              <w:ind w:firstLine="0"/>
-              <w:jc w:val="center"/>
-            </w:pPr>
-            <w:r>
-              <w:rPr>
-                <w:rFonts w:ascii="Times New Roman" w:hAnsi="Times New Roman"/>
-                <w:b/>
-                <w:bCs/>
-                <w:sz w:val="20"/>
-              </w:rPr>
-              <w:t xml:space="preserve">0.584</w:t>
-            </w:r>
-          </w:p>
-        </w:tc>
-        <w:tc>
-          <w:tcPr>
-            <w:tcW w:type="dxa" w:w="1083"/>
-            <w:vAlign w:val="center"/>
-            <w:noWrap/>
-            <w:tcMar>
-              <w:top w:w="30" w:type="dxa"/>
-              <w:bottom w:w="30" w:type="dxa"/>
-              <w:left w:w="45" w:type="dxa"/>
-              <w:right w:w="45" w:type="dxa"/>
-            </w:tcMar>
-          </w:tcPr>
-          <w:p>
-            <w:pPr>
-              <w:pStyle w:val="Compact"/>
-              <w:keepNext w:val="0"/>
-              <w:keepLines w:val="0"/>
-              <w:pageBreakBefore w:val="0"/>
-              <w:spacing w:line="240" w:lineRule="auto" w:after="0" w:before="0"/>
-              <w:ind w:firstLine="0"/>
-              <w:jc w:val="center"/>
-            </w:pPr>
-            <w:r>
-              <w:rPr>
-                <w:rFonts w:ascii="Times New Roman" w:hAnsi="Times New Roman"/>
-                <w:b/>
-                <w:bCs/>
-                <w:sz w:val="20"/>
-              </w:rPr>
-              <w:t xml:space="preserve">0.663</w:t>
-            </w:r>
-          </w:p>
-        </w:tc>
-        <w:tc>
-          <w:tcPr>
-            <w:tcW w:type="dxa" w:w="1083"/>
-            <w:vAlign w:val="center"/>
-            <w:noWrap/>
-            <w:tcMar>
-              <w:top w:w="30" w:type="dxa"/>
-              <w:bottom w:w="30" w:type="dxa"/>
-              <w:left w:w="45" w:type="dxa"/>
-              <w:right w:w="45" w:type="dxa"/>
-            </w:tcMar>
-          </w:tcPr>
-          <w:p>
-            <w:pPr>
-              <w:pStyle w:val="Compact"/>
-              <w:keepNext w:val="0"/>
-              <w:keepLines w:val="0"/>
-              <w:pageBreakBefore w:val="0"/>
-              <w:spacing w:line="240" w:lineRule="auto" w:after="0" w:before="0"/>
-              <w:ind w:firstLine="0"/>
-              <w:jc w:val="center"/>
-            </w:pPr>
-            <w:r>
-              <w:rPr>
-                <w:rFonts w:ascii="Times New Roman" w:hAnsi="Times New Roman"/>
-                <w:b/>
-                <w:bCs/>
-                <w:sz w:val="20"/>
-              </w:rPr>
-              <w:t xml:space="preserve">0.558</w:t>
-            </w:r>
-          </w:p>
-        </w:tc>
-      </w:tr>
-      <w:tr>
-        <w:trPr>
-          <w:cantSplit/>
-        </w:trPr>
-        <w:tc>
-          <w:tcPr>
-            <w:tcW w:type="dxa" w:w="9026"/>
-            <w:gridSpan w:val="7"/>
-            <w:vAlign w:val="center"/>
-            <w:noWrap/>
-            <w:tcMar>
-              <w:top w:w="30" w:type="dxa"/>
-              <w:bottom w:w="30" w:type="dxa"/>
-              <w:left w:w="45" w:type="dxa"/>
-              <w:right w:w="45" w:type="dxa"/>
-            </w:tcMar>
-            <w:tcBorders>
-              <w:top w:val="single" w:sz="4" w:color="000000"/>
-            </w:tcBorders>
-          </w:tcPr>
-          <w:p>
-            <w:pPr>
-              <w:pStyle w:val="Compact"/>
-              <w:keepNext w:val="0"/>
-              <w:keepLines w:val="0"/>
-              <w:pageBreakBefore w:val="0"/>
-              <w:spacing w:line="240" w:lineRule="auto" w:after="0" w:before="0"/>
-              <w:ind w:firstLine="0"/>
-              <w:jc w:val="left"/>
-            </w:pPr>
-            <w:r>
-              <w:rPr>
-                <w:rFonts w:ascii="Times New Roman" w:hAnsi="Times New Roman"/>
-                <w:i/>
-                <w:iCs/>
-                <w:sz w:val="20"/>
-              </w:rPr>
-              <w:t xml:space="preserve">Small molecules</w:t>
-            </w:r>
-          </w:p>
-        </w:tc>
-      </w:tr>
-      <w:tr>
-        <w:trPr>
-          <w:cantSplit/>
-        </w:trPr>
-        <w:tc>
-          <w:tcPr>
-            <w:tcW w:type="dxa" w:w="2527"/>
-            <w:vAlign w:val="center"/>
-            <w:noWrap/>
-            <w:tcMar>
-              <w:top w:w="30" w:type="dxa"/>
-              <w:bottom w:w="30" w:type="dxa"/>
-              <w:left w:w="45" w:type="dxa"/>
-              <w:right w:w="45" w:type="dxa"/>
-            </w:tcMar>
-          </w:tcPr>
-          <w:p>
-            <w:pPr>
-              <w:pStyle w:val="Compact"/>
-              <w:keepNext w:val="0"/>
-              <w:keepLines w:val="0"/>
-              <w:pageBreakBefore w:val="0"/>
-              <w:spacing w:line="240" w:lineRule="auto" w:after="0" w:before="0"/>
-              <w:ind w:firstLine="0"/>
-              <w:jc w:val="left"/>
-            </w:pPr>
-            <w:r>
-              <w:rPr>
-                <w:rFonts w:ascii="Times New Roman" w:hAnsi="Times New Roman"/>
-                <w:sz w:val="20"/>
-              </w:rPr>
-              <w:t xml:space="preserve">LigandSeek</w:t>
-            </w:r>
-          </w:p>
-        </w:tc>
-        <w:tc>
-          <w:tcPr>
-            <w:tcW w:type="dxa" w:w="1083"/>
-            <w:vAlign w:val="center"/>
-            <w:noWrap/>
-            <w:tcMar>
-              <w:top w:w="30" w:type="dxa"/>
-              <w:bottom w:w="30" w:type="dxa"/>
-              <w:left w:w="45" w:type="dxa"/>
-              <w:right w:w="45" w:type="dxa"/>
-            </w:tcMar>
-          </w:tcPr>
-          <w:p>
-            <w:pPr>
-              <w:pStyle w:val="Compact"/>
-              <w:keepNext w:val="0"/>
-              <w:keepLines w:val="0"/>
-              <w:pageBreakBefore w:val="0"/>
-              <w:spacing w:line="240" w:lineRule="auto" w:after="0" w:before="0"/>
-              <w:ind w:firstLine="0"/>
-              <w:jc w:val="center"/>
-            </w:pPr>
-            <w:r>
-              <w:rPr>
-                <w:rFonts w:ascii="Times New Roman" w:hAnsi="Times New Roman"/>
-                <w:sz w:val="20"/>
-              </w:rPr>
-              <w:t xml:space="preserve">0.460</w:t>
-            </w:r>
-          </w:p>
-        </w:tc>
-        <w:tc>
-          <w:tcPr>
-            <w:tcW w:type="dxa" w:w="1083"/>
-            <w:vAlign w:val="center"/>
-            <w:noWrap/>
-            <w:tcMar>
-              <w:top w:w="30" w:type="dxa"/>
-              <w:bottom w:w="30" w:type="dxa"/>
-              <w:left w:w="45" w:type="dxa"/>
-              <w:right w:w="45" w:type="dxa"/>
-            </w:tcMar>
-          </w:tcPr>
-          <w:p>
-            <w:pPr>
-              <w:pStyle w:val="Compact"/>
-              <w:keepNext w:val="0"/>
-              <w:keepLines w:val="0"/>
-              <w:pageBreakBefore w:val="0"/>
-              <w:spacing w:line="240" w:lineRule="auto" w:after="0" w:before="0"/>
-              <w:ind w:firstLine="0"/>
-              <w:jc w:val="center"/>
-            </w:pPr>
-            <w:r>
-              <w:rPr>
-                <w:rFonts w:ascii="Times New Roman" w:hAnsi="Times New Roman"/>
-                <w:sz w:val="20"/>
-              </w:rPr>
-              <w:t xml:space="preserve">0.568</w:t>
-            </w:r>
-          </w:p>
-        </w:tc>
-        <w:tc>
-          <w:tcPr>
-            <w:tcW w:type="dxa" w:w="1083"/>
-            <w:vAlign w:val="center"/>
-            <w:noWrap/>
-            <w:tcMar>
-              <w:top w:w="30" w:type="dxa"/>
-              <w:bottom w:w="30" w:type="dxa"/>
-              <w:left w:w="45" w:type="dxa"/>
-              <w:right w:w="45" w:type="dxa"/>
-            </w:tcMar>
-          </w:tcPr>
-          <w:p>
-            <w:pPr>
-              <w:pStyle w:val="Compact"/>
-              <w:keepNext w:val="0"/>
-              <w:keepLines w:val="0"/>
-              <w:pageBreakBefore w:val="0"/>
-              <w:spacing w:line="240" w:lineRule="auto" w:after="0" w:before="0"/>
-              <w:ind w:firstLine="0"/>
-              <w:jc w:val="center"/>
-            </w:pPr>
-            <w:r>
-              <w:rPr>
-                <w:rFonts w:ascii="Times New Roman" w:hAnsi="Times New Roman"/>
-                <w:sz w:val="20"/>
-              </w:rPr>
-              <w:t xml:space="preserve">0.483</w:t>
-            </w:r>
-          </w:p>
-        </w:tc>
-        <w:tc>
-          <w:tcPr>
-            <w:tcW w:type="dxa" w:w="1083"/>
-            <w:vAlign w:val="center"/>
-            <w:noWrap/>
-            <w:tcMar>
-              <w:top w:w="30" w:type="dxa"/>
-              <w:bottom w:w="30" w:type="dxa"/>
-              <w:left w:w="45" w:type="dxa"/>
-              <w:right w:w="45" w:type="dxa"/>
-            </w:tcMar>
-          </w:tcPr>
-          <w:p>
-            <w:pPr>
-              <w:pStyle w:val="Compact"/>
-              <w:keepNext w:val="0"/>
-              <w:keepLines w:val="0"/>
-              <w:pageBreakBefore w:val="0"/>
-              <w:spacing w:line="240" w:lineRule="auto" w:after="0" w:before="0"/>
-              <w:ind w:firstLine="0"/>
-              <w:jc w:val="center"/>
-            </w:pPr>
-            <w:r>
-              <w:rPr>
-                <w:rFonts w:ascii="Times New Roman" w:hAnsi="Times New Roman"/>
-                <w:sz w:val="20"/>
-              </w:rPr>
-              <w:t xml:space="preserve">0.511</w:t>
-            </w:r>
-          </w:p>
-        </w:tc>
-        <w:tc>
-          <w:tcPr>
-            <w:tcW w:type="dxa" w:w="1083"/>
-            <w:vAlign w:val="center"/>
-            <w:noWrap/>
-            <w:tcMar>
-              <w:top w:w="30" w:type="dxa"/>
-              <w:bottom w:w="30" w:type="dxa"/>
-              <w:left w:w="45" w:type="dxa"/>
-              <w:right w:w="45" w:type="dxa"/>
-            </w:tcMar>
-          </w:tcPr>
-          <w:p>
-            <w:pPr>
-              <w:pStyle w:val="Compact"/>
-              <w:keepNext w:val="0"/>
-              <w:keepLines w:val="0"/>
-              <w:pageBreakBefore w:val="0"/>
-              <w:spacing w:line="240" w:lineRule="auto" w:after="0" w:before="0"/>
-              <w:ind w:firstLine="0"/>
-              <w:jc w:val="center"/>
-            </w:pPr>
-            <w:r>
-              <w:rPr>
-                <w:rFonts w:ascii="Times New Roman" w:hAnsi="Times New Roman"/>
-                <w:sz w:val="20"/>
-              </w:rPr>
-              <w:t xml:space="preserve">0.621</w:t>
-            </w:r>
-          </w:p>
-        </w:tc>
-        <w:tc>
-          <w:tcPr>
-            <w:tcW w:type="dxa" w:w="1083"/>
-            <w:vAlign w:val="center"/>
-            <w:noWrap/>
-            <w:tcMar>
-              <w:top w:w="30" w:type="dxa"/>
-              <w:bottom w:w="30" w:type="dxa"/>
-              <w:left w:w="45" w:type="dxa"/>
-              <w:right w:w="45" w:type="dxa"/>
-            </w:tcMar>
-          </w:tcPr>
-          <w:p>
-            <w:pPr>
-              <w:pStyle w:val="Compact"/>
-              <w:keepNext w:val="0"/>
-              <w:keepLines w:val="0"/>
-              <w:pageBreakBefore w:val="0"/>
-              <w:spacing w:line="240" w:lineRule="auto" w:after="0" w:before="0"/>
-              <w:ind w:firstLine="0"/>
-              <w:jc w:val="center"/>
-            </w:pPr>
-            <w:r>
-              <w:rPr>
-                <w:rFonts w:ascii="Times New Roman" w:hAnsi="Times New Roman"/>
-                <w:sz w:val="20"/>
-              </w:rPr>
-              <w:t xml:space="preserve">0.539</w:t>
-            </w:r>
-          </w:p>
-        </w:tc>
-      </w:tr>
-      <w:tr>
-        <w:trPr>
-          <w:cantSplit/>
-        </w:trPr>
-        <w:tc>
-          <w:tcPr>
-            <w:tcW w:type="dxa" w:w="2527"/>
-            <w:vAlign w:val="center"/>
-            <w:noWrap/>
-            <w:tcMar>
-              <w:top w:w="30" w:type="dxa"/>
-              <w:bottom w:w="30" w:type="dxa"/>
-              <w:left w:w="45" w:type="dxa"/>
-              <w:right w:w="45" w:type="dxa"/>
-            </w:tcMar>
-          </w:tcPr>
-          <w:p>
-            <w:pPr>
-              <w:pStyle w:val="Compact"/>
-              <w:keepNext w:val="0"/>
-              <w:keepLines w:val="0"/>
-              <w:pageBreakBefore w:val="0"/>
-              <w:spacing w:line="240" w:lineRule="auto" w:after="0" w:before="0"/>
-              <w:ind w:firstLine="0"/>
-              <w:jc w:val="left"/>
-            </w:pPr>
-            <w:r>
-              <w:rPr>
-                <w:rFonts w:ascii="Times New Roman" w:hAnsi="Times New Roman"/>
-                <w:sz w:val="20"/>
-              </w:rPr>
-              <w:t xml:space="preserve">LigandSeek2-Find</w:t>
-            </w:r>
-          </w:p>
-        </w:tc>
-        <w:tc>
-          <w:tcPr>
-            <w:tcW w:type="dxa" w:w="1083"/>
-            <w:vAlign w:val="center"/>
-            <w:noWrap/>
-            <w:tcMar>
-              <w:top w:w="30" w:type="dxa"/>
-              <w:bottom w:w="30" w:type="dxa"/>
-              <w:left w:w="45" w:type="dxa"/>
-              <w:right w:w="45" w:type="dxa"/>
-            </w:tcMar>
-          </w:tcPr>
-          <w:p>
-            <w:pPr>
-              <w:pStyle w:val="Compact"/>
-              <w:keepNext w:val="0"/>
-              <w:keepLines w:val="0"/>
-              <w:pageBreakBefore w:val="0"/>
-              <w:spacing w:line="240" w:lineRule="auto" w:after="0" w:before="0"/>
-              <w:ind w:firstLine="0"/>
-              <w:jc w:val="center"/>
-            </w:pPr>
-            <w:r>
-              <w:rPr>
-                <w:rFonts w:ascii="Times New Roman" w:hAnsi="Times New Roman"/>
-                <w:b/>
-                <w:bCs/>
-                <w:sz w:val="20"/>
-              </w:rPr>
-              <w:t xml:space="preserve">0.482</w:t>
-            </w:r>
-          </w:p>
-        </w:tc>
-        <w:tc>
-          <w:tcPr>
-            <w:tcW w:type="dxa" w:w="1083"/>
-            <w:vAlign w:val="center"/>
-            <w:noWrap/>
-            <w:tcMar>
-              <w:top w:w="30" w:type="dxa"/>
-              <w:bottom w:w="30" w:type="dxa"/>
-              <w:left w:w="45" w:type="dxa"/>
-              <w:right w:w="45" w:type="dxa"/>
-            </w:tcMar>
-          </w:tcPr>
-          <w:p>
-            <w:pPr>
-              <w:pStyle w:val="Compact"/>
-              <w:keepNext w:val="0"/>
-              <w:keepLines w:val="0"/>
-              <w:pageBreakBefore w:val="0"/>
-              <w:spacing w:line="240" w:lineRule="auto" w:after="0" w:before="0"/>
-              <w:ind w:firstLine="0"/>
-              <w:jc w:val="center"/>
-            </w:pPr>
-            <w:r>
-              <w:rPr>
-                <w:rFonts w:ascii="Times New Roman" w:hAnsi="Times New Roman"/>
-                <w:b/>
-                <w:bCs/>
-                <w:sz w:val="20"/>
-              </w:rPr>
-              <w:t xml:space="preserve">0.573</w:t>
-            </w:r>
-          </w:p>
-        </w:tc>
-        <w:tc>
-          <w:tcPr>
-            <w:tcW w:type="dxa" w:w="1083"/>
-            <w:vAlign w:val="center"/>
-            <w:noWrap/>
-            <w:tcMar>
-              <w:top w:w="30" w:type="dxa"/>
-              <w:bottom w:w="30" w:type="dxa"/>
-              <w:left w:w="45" w:type="dxa"/>
-              <w:right w:w="45" w:type="dxa"/>
-            </w:tcMar>
-          </w:tcPr>
-          <w:p>
-            <w:pPr>
-              <w:pStyle w:val="Compact"/>
-              <w:keepNext w:val="0"/>
-              <w:keepLines w:val="0"/>
-              <w:pageBreakBefore w:val="0"/>
-              <w:spacing w:line="240" w:lineRule="auto" w:after="0" w:before="0"/>
-              <w:ind w:firstLine="0"/>
-              <w:jc w:val="center"/>
-            </w:pPr>
-            <w:r>
-              <w:rPr>
-                <w:rFonts w:ascii="Times New Roman" w:hAnsi="Times New Roman"/>
-                <w:b/>
-                <w:bCs/>
-                <w:sz w:val="20"/>
-              </w:rPr>
-              <w:t xml:space="preserve">0.499</w:t>
-            </w:r>
-          </w:p>
-        </w:tc>
-        <w:tc>
-          <w:tcPr>
-            <w:tcW w:type="dxa" w:w="1083"/>
-            <w:vAlign w:val="center"/>
-            <w:noWrap/>
-            <w:tcMar>
-              <w:top w:w="30" w:type="dxa"/>
-              <w:bottom w:w="30" w:type="dxa"/>
-              <w:left w:w="45" w:type="dxa"/>
-              <w:right w:w="45" w:type="dxa"/>
-            </w:tcMar>
-          </w:tcPr>
-          <w:p>
-            <w:pPr>
-              <w:pStyle w:val="Compact"/>
-              <w:keepNext w:val="0"/>
-              <w:keepLines w:val="0"/>
-              <w:pageBreakBefore w:val="0"/>
-              <w:spacing w:line="240" w:lineRule="auto" w:after="0" w:before="0"/>
-              <w:ind w:firstLine="0"/>
-              <w:jc w:val="center"/>
-            </w:pPr>
-            <w:r>
-              <w:rPr>
-                <w:rFonts w:ascii="Times New Roman" w:hAnsi="Times New Roman"/>
-                <w:b/>
-                <w:bCs/>
-                <w:sz w:val="20"/>
-              </w:rPr>
-              <w:t xml:space="preserve">0.576</w:t>
-            </w:r>
-          </w:p>
-        </w:tc>
-        <w:tc>
-          <w:tcPr>
-            <w:tcW w:type="dxa" w:w="1083"/>
-            <w:vAlign w:val="center"/>
-            <w:noWrap/>
-            <w:tcMar>
-              <w:top w:w="30" w:type="dxa"/>
-              <w:bottom w:w="30" w:type="dxa"/>
-              <w:left w:w="45" w:type="dxa"/>
-              <w:right w:w="45" w:type="dxa"/>
-            </w:tcMar>
-          </w:tcPr>
-          <w:p>
-            <w:pPr>
-              <w:pStyle w:val="Compact"/>
-              <w:keepNext w:val="0"/>
-              <w:keepLines w:val="0"/>
-              <w:pageBreakBefore w:val="0"/>
-              <w:spacing w:line="240" w:lineRule="auto" w:after="0" w:before="0"/>
-              <w:ind w:firstLine="0"/>
-              <w:jc w:val="center"/>
-            </w:pPr>
-            <w:r>
-              <w:rPr>
-                <w:rFonts w:ascii="Times New Roman" w:hAnsi="Times New Roman"/>
-                <w:b/>
-                <w:bCs/>
-                <w:sz w:val="20"/>
-              </w:rPr>
-              <w:t xml:space="preserve">0.701</w:t>
-            </w:r>
-          </w:p>
-        </w:tc>
-        <w:tc>
-          <w:tcPr>
-            <w:tcW w:type="dxa" w:w="1083"/>
-            <w:vAlign w:val="center"/>
-            <w:noWrap/>
-            <w:tcMar>
-              <w:top w:w="30" w:type="dxa"/>
-              <w:bottom w:w="30" w:type="dxa"/>
-              <w:left w:w="45" w:type="dxa"/>
-              <w:right w:w="45" w:type="dxa"/>
-            </w:tcMar>
-          </w:tcPr>
-          <w:p>
-            <w:pPr>
-              <w:pStyle w:val="Compact"/>
-              <w:keepNext w:val="0"/>
-              <w:keepLines w:val="0"/>
-              <w:pageBreakBefore w:val="0"/>
-              <w:spacing w:line="240" w:lineRule="auto" w:after="0" w:before="0"/>
-              <w:ind w:firstLine="0"/>
-              <w:jc w:val="center"/>
-            </w:pPr>
-            <w:r>
-              <w:rPr>
-                <w:rFonts w:ascii="Times New Roman" w:hAnsi="Times New Roman"/>
-                <w:b/>
-                <w:bCs/>
-                <w:sz w:val="20"/>
-              </w:rPr>
-              <w:t xml:space="preserve">0.605</w:t>
-            </w:r>
-          </w:p>
-        </w:tc>
-      </w:tr>
-    </w:tbl>
-    <w:p>
-      <w:pPr>
-        <w:pStyle w:val="MDTableNote"/>
-        <w:keepNext w:val="0"/>
-        <w:keepLines/>
-        <w:pageBreakBefore w:val="0"/>
-        <w:spacing w:line="240" w:lineRule="auto" w:before="80" w:after="120"/>
-        <w:ind w:firstLine="0"/>
-      </w:pPr>
-      <w:r>
-        <w:rPr>
-          <w:rFonts w:ascii="Times New Roman" w:hAnsi="Times New Roman"/>
-          <w:sz w:val="18"/>
-        </w:rPr>
-        <w:t xml:space="preserve">Dice denotes semantic Dice; PRAUC denotes one-to-one PRAUC, with subscripts indicating bidirectional coverage thresholds between predicted and ground-truth regions. CA2 denotes CryoAtom2-reconstructed receptors; deposited receptors correspond to GT. Bold values indicate the higher score in each column within each ligand group.</w:t>
-      </w:r>
-    </w:p>
-    <w:bookmarkEnd w:id="36"/>
-    <w:bookmarkStart w:id="37" w:name="stage-1-ablation-of-ligandseek2-find"/>
-    <w:p>
-      <w:pPr>
-        <w:pStyle w:val="2"/>
-        <w:keepNext/>
-        <w:ind w:firstLine="0"/>
-      </w:pPr>
-      <w:r>
-        <w:t xml:space="preserve">Stage 1: Ablation of LigandSeek2-Find</w:t>
-      </w:r>
-    </w:p>
-    <w:p>
-      <w:pPr>
-        <w:pStyle w:val="FirstParagraph"/>
-        <w:spacing w:line="360" w:lineRule="auto" w:after="120"/>
-        <w:ind w:firstLine="420"/>
-      </w:pPr>
-      <w:r>
-        <w:t xml:space="preserve">As shown in Table 4, we compared six model variants on the same full test set to assess the contributions of individual designs to ligand detection. Starting with a 3D U-Net receiving experimental density alone(Density only), we added difference density(+ Difference density), a multi-view density bank(+ Density bank) and receptor-atom features(+ Receptor features). We then introduced centroid-aware positional encoding in the receptor embedding head(+ Centroid encoding), followed by the final LigandSeek2-Find model. The final model used receptor-atom binding probabilities predicted by the point-cloud branch for Gaussian candidate scoring, while other models used conventional inference without Gaussian candidate scoring.</w:t>
-      </w:r>
-    </w:p>
-    <w:p>
-      <w:pPr>
-        <w:pStyle w:val="BodyText"/>
-        <w:spacing w:line="360" w:lineRule="auto" w:after="120"/>
-        <w:ind w:firstLine="420"/>
-      </w:pPr>
-      <w:r>
-        <w:t xml:space="preserve">According to Table 4, adding difference density improved all metrics under both GT and CA2 conditions. Moreover, the multi-view density bank further improved overall detection ability. It is noteworthy that when constructing multi-view density bank, the deterministic transformations of the same experimental and simulated receptor density do not add any additional information, but highlight ligand signals across contrasts and spatial scales while suppressing dominant receptor density.</w:t>
-      </w:r>
-    </w:p>
-    <w:p>
-      <w:pPr>
-        <w:pStyle w:val="BodyText"/>
-        <w:spacing w:line="360" w:lineRule="auto" w:after="120"/>
-        <w:ind w:firstLine="420"/>
-      </w:pPr>
-      <w:r>
-        <w:t xml:space="preserve">Futhermore, we can observe that injecting the receptor information explicitly, adding centroid-aware positional encoding in the receptor embedding head, and introducing Gaussian scoring during inference also generally raise model performance to varying degrees. We refer to the model with all components as LigandSeek2-Find, which has the best overall performance.</w:t>
-      </w:r>
-    </w:p>
-    <w:p>
-      <w:pPr>
-        <w:pStyle w:val="TableCaption"/>
-        <w:keepNext/>
-        <w:keepLines/>
-        <w:spacing w:line="240" w:lineRule="auto" w:after="120"/>
-        <w:ind w:firstLine="0"/>
-      </w:pPr>
-      <w:r>
-        <w:rPr>
-          <w:rFonts w:ascii="华文仿宋" w:hAnsi="华文仿宋" w:eastAsia="华文仿宋"/>
-          <w:sz w:val="18"/>
-        </w:rPr>
-        <w:t xml:space="preserve">Table 4 | Internal ablation of LigandSeek2-Find on the full test set.</w:t>
-      </w:r>
-    </w:p>
-    <w:tbl>
-      <w:tblPr>
-        <w:tblW w:type="pct" w:w="5000"/>
-        <w:tblLayout w:type="fixed"/>
-        <w:tblCaption w:val="Table 4 | Internal ablation of LigandSeek2-Find on the full test set."/>
+        <w:tblCaption w:val="Table 4 | Internal ablation of LigandSeek-Find on the full test set."/>
         <w:tblDescription w:val="MDBOOKTABS_{&quot;headers&quot;:2,&quot;groups&quot;:[],&quot;widths&quot;:[0.28,0.12,0.12,0.12,0.12,0.12,0.12],&quot;pagination&quot;:&quot;rows&quot;}"/>
         <w:tblBorders>
           <w:top w:val="single" w:sz="6" w:color="000000"/>
@@ -3968,7 +1821,7 @@
                 <w:rFonts w:ascii="Times New Roman" w:hAnsi="Times New Roman"/>
                 <w:sz w:val="20"/>
               </w:rPr>
-              <w:t xml:space="preserve">LigandSeek2-Find</w:t>
+              <w:t xml:space="preserve">LigandSeek-Find</w:t>
             </w:r>
           </w:p>
         </w:tc>
@@ -4186,8 +2039,8 @@
         <w:t xml:space="preserve">Dice denotes semantic Dice; PRAUC denotes one-to-one PRAUC, with subscripts indicating bidirectional coverage thresholds between predicted and ground-truth regions. CA2 denotes CryoAtom2-reconstructed receptors; deposited receptors correspond to GT. Bold and underlined values indicate the highest and second-highest scores in each column, respectively.</w:t>
       </w:r>
     </w:p>
-    <w:bookmarkEnd w:id="37"/>
-    <w:bookmarkStart w:id="47" w:name="stage-3-end-to-end-top-k-success"/>
+    <w:bookmarkEnd w:id="33"/>
+    <w:bookmarkStart w:id="43" w:name="stage-3-end-to-end-top-k-success"/>
     <w:p>
       <w:pPr>
         <w:pStyle w:val="2"/>
@@ -4198,7 +2051,7 @@
         <w:t xml:space="preserve">Stage 3: End-to-end top-k success</w:t>
       </w:r>
     </w:p>
-    <w:bookmarkStart w:id="38" w:name="evaluation-protocol-top-k-success"/>
+    <w:bookmarkStart w:id="34" w:name="evaluation-protocol-top-k-success"/>
     <w:p>
       <w:pPr>
         <w:pStyle w:val="3"/>
@@ -4253,8 +2106,8 @@
         <w:t xml:space="preserve">Top-k success evaluates two basic end-to-end capabilities of our pipeline. These comprise detection and identity matching across all ligand categories, and detection, identity matching and modelling of single-residue organic small molecules with no missing atoms. Attempt-accounting rules are the same as those in the main text. The all-ligand test set contains 179 PDBs and 2,502 ligand instances; the small-molecule subset contains 77 PDBs and 446 instances. Each task was also evaluated with deposited receptors (GT) and CryoAtom2-reconstructed receptors (CA2).</w:t>
       </w:r>
     </w:p>
-    <w:bookmarkEnd w:id="38"/>
-    <w:bookmarkStart w:id="42" w:name="X5f64bd45b404ca02f1e597fd6c2fd1f17bc94df"/>
+    <w:bookmarkEnd w:id="34"/>
+    <w:bookmarkStart w:id="38" w:name="X5f64bd45b404ca02f1e597fd6c2fd1f17bc94df"/>
     <w:p>
       <w:pPr>
         <w:pStyle w:val="3"/>
@@ -4278,18 +2131,18 @@
           <wp:inline>
             <wp:extent cx="5731510" cy="3060245"/>
             <wp:effectExtent b="0" l="0" r="0" t="0"/>
-            <wp:docPr descr="Fig. 2 | End-to-end ligand-region detection and identity matching. The curves show the percentage of the 179 test PDB entries with successful predictions within an attempt budget of K=1–10. Find+Match curves require end-to-end correct region detection and ligand identity matching, whereas Find and Emap2lig-Find curves require only correct region detection. Find and Match denote LigandSeek-Find and LigandSeek-Match, respectively. GT denotes deposited receptor structures, and CA2 denotes CryoAtom2-reconstructed receptor structures." title="MDPPTFIG_eJzVVs1uHEUQfpXWXPHu7G68CR45lszajhA2WiXhxCCr3VM70_LMdNPdsz8mSNwQQuESxAXEmVMeAEvkXRCO8xhUdc-u19iRouSAbMme6uqvvvrp7nJ9E2nuiihh0eXP5xe__hXvD_Yvz1-8_v23rtZuHm2wyIBV5RQyAo2SNP3CgrFp2h9u9bfSdA_sqVM6Td-8_PP1L9-_ef7D5R-v0jSwpelNuppXQFQwgA4vy85E1lmn4k4UtCu4dlLVxxU3p41G3JfR9izRbF6VtU1mD9OocE4ncWxFARW3XaWhxs2JMsiBS5PHM2UybZQAa2WdV2U86PXuxxWXdRrtENvY-M8TtyiBzZIpL5H304rnMAruCRcvEYQ9BdCHsgbr9WurWWI1F-gGeUpUIdFgs5dG7fJxU5KKN061nC2cLDFxhE2kse4wmPZaEO6EAEKk4U8rH6jaWbTjVkiJNhfPf8K6_3P-6uLlj94vcOt2reS37RW7tb1p5H0FYnJx4tcnXhyFjP0Xgz9blav_8TKhs2AewnN0Uj5Jykfj3QEzBYQeyLzLBuwZ28fjdqoDmHwpc44rAznWnGXgQFD1GSqZzKB20i2YvxpYsS55ccHX_1CUD0id3dnInxbARIOyZbZQM-ZwrcEIPBp8LExNvKb_YIs5sI6N9z5huGUk4mfSFcw2gl7hpCkZsmbSH2_Yk3TMjDsHlXbspMlycEh4Z0t1_ZCrRB1hX23bVvVObUtNJlLAnhJNhUVcNi1XUBxVIHU7n23HlXfTasKfsf9Yei1t-NpH73UBPG4JHt5G4Hb6H8r793cv3sLcu6aP29LcrdPtsgPsyR8dUS9avggDXzfSAN74VUMTyhjsYezWjha63c3GtsFmBRjMzvvw0P2K6wHiO17zH3-qLhdv9dS9IgnBojflgB16508ATjsrwJrOYzeQzWrimUK56LJHT1tri1-trHSQIUSAdsow60wjXIMmG55ttDtYwUdmoXadqgbY2wW-eA-93fh6W6f_eTvRVzgIrAaAaPjgXn_Y783v9e73BpvDZ9taigR_28fF3-lxZYbPbgwDLQNyvQ8HmlEGKxrz3q_cQMl9ZyyktnQxKcN6OpaCriUtxOfTscHyWkFeRknsh7DYz2BxO4LF6xNYTH0V06wbNJHaHU9kTuU-Nlrm0CvO4qA47tHPoKvrHBORGbJv9lGiKQ3l8TJHPJpVHFchhQA5VfBQiVPLajUqeJ3DrjEKbzXPLD024ltu-AsWlMh5ZbrmILDGN4pwUkp9IMuSPJLs7YPAsSEZwDtM4gQxj9GL37-2WIHi63y0sjhssZPZkcrWJzaezCemoi8eHJuHGY0tVrOa19M2zB0TtN9eV0QJgrW3tgUjyn-XpBpnv0egKkYCoulNB7d8emgD9kpaomm_ViH0-ErkSVkzGpG3hoNhYLkVReey7yfMNZknjstyqV6Xy7qtl9Wrc8HfnejbfwGWw30O" id="40" name="Picture"/>
+            <wp:docPr descr="Fig. 1 | End-to-end ligand-region detection and identity matching. The curves show the percentage of the 179 test PDB entries with successful predictions within an attempt budget of K=1–10. Find+Match curves require end-to-end correct region detection and ligand identity matching, whereas Find and Emap2lig-Find curves require only correct region detection. Find and Match denote LigandSeek-Find and LigandSeek-Match, respectively. GT denotes deposited receptor structures, and CA2 denotes CryoAtom2-reconstructed receptor structures." title="MDPPTFIG_eJzVVs1uGzcQfhVir7W0khzF8cIx4Mp2UNQuhCQ9dQuD4o60hHeXDMnVT5oCvQVBkV5S9NKi557yADXQvEtRx3mMzpArWa4dIEgOhQ3YOxx-880PyfF8F2nu8ihh0cXPZ-e__hUf9A4uzl69_f23ttZuHm2wyIBVxRQyAg2SNP3agrFp2u1vd7fTdB_sqVM6Td-9_vPtL8_fvXxx8cebNA1saXqdruIlEBX0oMWLojWWVdYquRM57QqunVTVScnNaa0R9020M0s0m5dFZZPZ_TTKndNJHFuRQ8ltW2mocHOsDHLg0kzimTKZNkqAtbKalEXc63TuxiWXVRrtEtvQ-M8jtyiAzZIpL5D3i5JPYBDcEy5eIgh7CqCPZAXW69dWs8RqLtAN8hSoQqLenU4aNcuHdUEqXjvVcDZwssTEETaWxrqjYNppQLgTAgiRhj-NfKgqZ9GOWyEl2py__Anr_s_Zm_PXP3q_wK3bs5LftJfvVfa6kfcViMnFyK9HXhyEjP0Xg3-6Klf33jKhp8E8hOfopHySlI_GuwNmCgg9lJM267Jn7ACP26kWYPKFnHBcGZhgzVkGDgRVn6GSyQwqJ92C-auBFWuTFxd8_Q9F-YTU2a2N_HEOTNQoW2ZzNWMO1xqMwKPBx8LU2Gu6W9vMgXVsuP85wy0jET-TLme2FvQKx3XBkDWT_njDnqRjZtw5KLVjozqbgEPCW1uqq4dcJuoY-2rTtsoPaltqPJYC9pWoSyzismm5nOIoA6nb_XInLr2bRhP-DP3H0mtpwtc-eq8L4GFDcP8mArfb_VTev3949R7mzhV93JTmdp1umx1iT_7smHrR8kUYeFJLA3jjVw1NKGOwh7EbO1rodtcb2wab5WAwO-_DQw9KrnuIb3nNf_ypqli811P7kiQEi96UA3bknT8COG2tAGs6j91ANquJZwrFos0ePG6sLX61stJBhhAB2inDrDO1cDWabHi2wV5vBR-Yhdpzquxhbxf44j30ZuOrbZ3-5-1G3-IgsBoAov7WZrff7cw3O3c7vTv9ZztaigR_m8fFP-hxZYbPrg0DDQNyfQwHmlEGKxrz0a_cQMF9Z8yltnQxKcNqOpSCriUtxFfTocHyWkFeBknsh7DYz2BxM4LF6xNYTH0V06xqNJHanYzlhMp9MrUn9-DJSMdBcdKhn25bVxNMRGbIvrmFEk1pKA-XOeLRrOK4DCkEyKmCR0qcWlapQc6rCewZo_BW88zSYyO-5Ya_YEGJnJemaw4Ca3ytCKNC6kNZFOSRZG8fBI4NyQDeYRLHiHmIXvz-lcUKFF_lo5XFYYuNZscqW5_YeDIfm5K-eHBsHmY0tljNal5P2zB3TNB-c10RJQjW3NoGjCj_XZJqnP0egCoZCYimNx3c8umRDdhLaYmm_UqF0ONLkSdFxWhE3u73-oHlRhSdy4GfMNdknjgui6V6XS6qpl5Wr84Ff3ej7_8FkwB9EA" id="36" name="Picture"/>
             <a:graphic>
               <a:graphicData uri="http://schemas.openxmlformats.org/drawingml/2006/picture">
                 <pic:pic>
                   <pic:nvPicPr>
-                    <pic:cNvPr descr="C:/Users/15919/Desktop/论文草稿/temp/manuscript_figures_rpige0hz/figure_000002.png" id="41" name="Picture"/>
+                    <pic:cNvPr descr="C:/Users/15919/Desktop/论文草稿/temp/manuscript_figures_vs_8eqbp/figure_000001.png" id="37" name="Picture"/>
                     <pic:cNvPicPr>
                       <a:picLocks noChangeArrowheads="1" noChangeAspect="1"/>
                     </pic:cNvPicPr>
                   </pic:nvPicPr>
                   <pic:blipFill>
-                    <a:blip r:embed="rId39"/>
+                    <a:blip r:embed="rId35"/>
                     <a:stretch>
                       <a:fillRect/>
                     </a:stretch>
@@ -4330,7 +2183,7 @@
           <w:bCs/>
           <w:sz w:val="18"/>
         </w:rPr>
-        <w:t xml:space="preserve">Fig. 2 | End-to-end ligand-region detection and identity matching.</w:t>
+        <w:t xml:space="preserve">Fig. 1 | End-to-end ligand-region detection and identity matching.</w:t>
       </w:r>
       <w:r>
         <w:rPr>
@@ -4403,7 +2256,7 @@
         <w:rPr>
           <w:rStyle w:val="MDFIGREF_eJyrrk7LTC9KTbNKNUrVTczJ0U3LzEvRzU0sSc6orQUApM0LCA"/>
         </w:rPr>
-        <w:t xml:space="preserve">Fig. 2</w:t>
+        <w:t xml:space="preserve">Fig. 1</w:t>
       </w:r>
       <w:r>
         <w:t xml:space="preserve">).</w:t>
@@ -4475,8 +2328,8 @@
         <w:t xml:space="preserve">.</w:t>
       </w:r>
     </w:p>
-    <w:bookmarkEnd w:id="42"/>
-    <w:bookmarkStart w:id="46" w:name="X6e1b63a4e35e6bf9431f623eff6c1e348a6971c"/>
+    <w:bookmarkEnd w:id="38"/>
+    <w:bookmarkStart w:id="42" w:name="X6e1b63a4e35e6bf9431f623eff6c1e348a6971c"/>
     <w:p>
       <w:pPr>
         <w:pStyle w:val="3"/>
@@ -4500,18 +2353,18 @@
           <wp:inline>
             <wp:extent cx="5731510" cy="3497158"/>
             <wp:effectExtent b="0" l="0" r="0" t="0"/>
-            <wp:docPr descr="Fig. 3 | End-to-end modelling of single-residue organic small molecules with no missing atoms. Curves show the percentage of the 77 test PDB entries with successful predictions within an attempt budget of K = 1–10. Find and Match denote LigandSeek-Find and LigandSeek-Match, respectively. GT and CA2 denote deposited and CryoAtom2-reconstructed receptor structures, respectively. a, Find+Match curves require end-to-end correct region detection and ligand identity matching, whereas Find and Emap2lig-Find curves require only correct region detection. b, c, Success rates for end-to-end pose reconstruction with PocketXMol-tuned using deposited (GT, b) and CryoAtom2-reconstructed (CA2, c) receptor structures across charged attempts K. Success requires RMSD below 2 Å or 3 Å. Solid lines denote top-1 poses selected by model score; dashed lines denote best-of-50 poses." title="MDPPTFIG_eJztWM1uGzcQfhVCpwSVtJIc1bHqGHBlOwhqF0KcAgW6hUFxR1rCu0uW5EpWmgK9BEVRpJcUvbTouac8QA00h7xJ0fw8RmfIlSzHThEkh1RBDa_4N_NxODMcDvl1TXOX1nqs9vyn06e__Bntdnafnz589tuvTa3dSa3OagasyiaQEFG_F8efWTA2jtvdjfZGHO-APXZKx_GLR388-_m7Fw--f_774zgOaHF8Ea7gORAUdKBhc55lDS01ZLIAGhVcO6mKo5yb41Ij3Re1zWlPs5M8K2xveiOupc7pXhRZkULObVNpKHBwpEzOHTbNOJoqk2ijBFgri3GeRZ1W68Mo57KIa1uENjC-OHSzDNi0N-EZ4t7K-Rj6YXqii-YURHsMoPdRROv7l1rTntVc4DSIQ2tAoM61VlyrmrfLjLp46VSFWZETpywSJBtJY91-YG1VRDgSBAiShp-qvqcKZ5GPWyEl8jx98CPq_e_Tx08f_eDnBW7dtpX8srF0u7AXmfxcAZimGPr20Ff7YcW-ROHvLtTVvj5f0N3AHsRzZCm_SFqPRt8BMwEk3ZPjJltj99hukTScagAuPlcJZBkpT40Y2SqDBnLIpASGhuSFFMy7CFJmIFCXuHDpUlYolktvXcadym2TJHBBjnegsLdQC1tZyfsllpbZVE2ZS4FpMAIKh5uIrEk96-vMgXVssPMxwxEj5-azpaDNOSozhoCJFLTnwpgsGMd_5yDXjg3LZAwO8VZWS-ftm_fUAYbbKprlrxXN1GgkBewoUeaoxHkscynJkQdQt_XJZpT7aaqe8DPwhXUzllfiay-97wvEgwrgxmUAbqv9trh_ffvwFcitc_1RpZrVsm6T7VEQ5_ih8CJlCRTKAduXGLySQ4DjxoJgqc_T1hniaEDfn0A2a7KbdzxZf7szR0lAKysdBP6-maltDHYdDJECt4szpaAxbIF2yrDQUyLqS9DvyeZ5P85BvrLWqHtn_yA4ugjR38BXpTSA4X1xqAtl0CUdDo0xqqMTO_Dx3Ttx5jcBk-jhTlL8IDA8xutsmoLB1Z1tqN2c6w7Shx300nyqyGavnOl_h_8vOfxwZa1RX1nJ30c_EitrjTo7DAkvMxwTYobZ3XLAxEMe2NKZTrHMp8kDJY7BfX6gsoYrCzzqS3_jOUsLrty8U2fDq_-aHlzBhKLOxNXL8gTGhVEolki5GVOaEdJuu7KafifZ9qqmrgunDGeqZbcPDnfYEDK80HXYk_t4BccL-5P7SKkySWd3gURVbuqUbrS96-IVEPByTr42nIUrPbN4NMNHLOE2hZcYh3gjbKhRo9sK3OcPa3rz2Kp9WWe1xQNQrbu-1u62Wydr1zbW293r9za1FD38Krvy17JrYvj0wmNQhYBYb4KBbLSLFjDmjR3MQMb9FTiV2pIZaYXFZCAFGZEa4tPJwKAKraBZ-r3IP8JF_g0uqp7gouUXuIh2Mi6zKJFFanc0kmPa8kdGyzG00rtR6Dhq0d9aUxdjXIhMEP1aF2v0Sof1wXyNaJqFHGciBQE5aXAfg5VlheqnvBjDtjEKMzqeWHJNwpsP-HtJ6ETMM9alCQJqdEEJw0zqPZllNCPVPX-ocLx5GsBckqojpLmNs_jxc40FUXQej1pWo4aH0wN04KUXO947GZmcSjQcOwlvdGy2eKvz_TQMJ44JGq_cFakEkVVeWxEjlS_noNpYdxNUzqiC1JTPhmn5ZN8G2rPanJrGCxVEj86qvJfhyYEoG91ON6BcSkV22fUvjEt13nNcZvPu5XpWVPqyemEX_LZq3_wDpxNmMw" id="44" name="Picture"/>
+            <wp:docPr descr="Fig. 2 | End-to-end modelling of single-residue organic small molecules with no missing atoms. Curves show the percentage of the 77 test PDB entries with successful predictions within an attempt budget of K = 1–10. Find and Match denote LigandSeek-Find and LigandSeek-Match, respectively. GT and CA2 denote deposited and CryoAtom2-reconstructed receptor structures, respectively. a, Find+Match curves require end-to-end correct region detection and ligand identity matching, whereas Find and Emap2lig-Find curves require only correct region detection. b, c, Success rates for end-to-end pose reconstruction with PocketXMol-tuned using deposited (GT, b) and CryoAtom2-reconstructed (CA2, c) receptor structures across charged attempts K. Success requires RMSD below 2 Å or 3 Å. Solid lines denote top-1 poses selected by model score; dashed lines denote best-of-50 poses." title="MDPPTFIG_eJztWF9vG0UQ_yqre2qF7bPdmjSmjRScpEIkyGqKhMShaL039q1yd7vd3bPjUiReEEKovBTxAuKZp34AKtEHvgmifz4GM7tnx2lSVLUPxRVRzvtv5rezM7Ozs_tlpLnLoj6Lnv346MnPf8S73d1njx48_fWXltbuJGqwyIBV-RRSIhr0k-RTC8YmSae32dlMkh2wx07pJHn-8PenP337_P53z357nCQBLUnOw5W8AIKCLjRtwfO8qaWGXJZAo4JrJ1V5VHBzXGmk-zy6PutrdlLkpe3PbiRR5pzux7EVGRTctpSGEgfHyhTcYdNM4pkyqTZKgLWynBR53G23348LLssk2iK0ofHFoZvnwGb9Kc8R96OCT2AQpie6eEFBtMcAeh9FtL5_pTXrW80FToM4tAYE6l5tJ1HdvFXl1MUrp2rMmpw4ZZki2Vga6_YDa7smwpEgQJA0_NT1PVU6i3zcCimR58n9H1Dvfz96_OTh935e4NZtW8kvGsu2S3ueyc8VgGmKkW-PfHUQVuxLFP7uUl2da4sF3Q3sQTxHlvKLpPVo9B0wU0DSPTlpsS67x3bLtOlUE3DxhUohz0l5aszIVjk0kUOmFTA0JC-lYN5FkDIHgbrEhUuXsVKxQnrrMu5UYVskgQtyvAWFvYFa2NpKPqiwtMxmasZcBkyDEVA63ERkTerZ2GAOrGPDnQ8Zjhi5MJ-tBG3OcZUzBEyloD0XxmTJOP47B4V2bFSlE3CIt7ZaOmvfoq8OMNzW0ax4pWimxmMpYEeJqkAlLmKZy0iOIoC6rY-vx4Wfpu4JP0NfWDdnRS2-9tL7vkA8rAFuXATgtjpvivvX1w9egtw-0x_Xqlkv67bYHgVxjh8KLzKWQqkcsH2JwSs9BDhuLglW-jxtgyGOBvT9KeTzFrt525MNtrsLlBS0stJB4B-YudrGYNfFEClwuzhTCRrDFminDAs9FaK-AP2ObJ534xzka2uNhnf294KjixD9DdyppAEM78tDXSiDLulwaIJRHZ3YgY_v3olzvwmYRA93kuIHgeEx3mCzDAyu7nRD7RZcd5E-7KAX5lNlPn_pTP87_H_J4Udra43G2kr-LvqRWFtrNNhhSHiZ4ZgQM8zuVgMmHvLAVs50imU-TR4qcQzuswOVN11V4lFf-RvPaVpw6ebtBhtd_tf04BImFA0mLl-UJzAujEKxRMbNhNKMkHbbtdX0W8m21zV1XTplOFMtu3VwuMNGkOOFrsv-_Aav4OwKlkipcklnd4lEdW7qlG52vOviFRDwck6-NpqHKz2zeDTDByzlNoMXGEd4I2yqcbPXDtxnD2t689iKvmiwaPkAFPU2rnR6nfbJlaubG53etXvXtRR9_Gq78leya2r47NxjUI2AWK-DgWy0i5Yw5rUdzEDO_RU4k9qSGWmF5XQoBRmRGuKT6dCgCq2gWQb92D_Cxf4NLq6f4OLVF7iYdjIus6yQRWp3NJYT2vJHU3t0De6MdBw6jtr0123pcoILkSmiX-1gjV7psD5crBFNs5TjVKQgICcN7mOwsqxUg4yXE9g2RmFGx1NLrkl4iwF_LwmdiHnKujJBQI3PKWGUS70n85xmpLrnDxWON08DmEtSdYw0t3AWP36msSSKz-JRy2rU8Gh2gA688mLH-ydjU1CJhmMn4Y2OzZdvdb6fhuHEMUHjtbsilSCy2mtrYqTy5QJUG-tugioYVZCa8tkwLZ_u20B7WltQ03ipgujxaZX3czw5EGWz1-0FlAupyC67_oVxpc77jst80b1az8taX1Yv7YLfVvTVP4XgZiw" id="40" name="Picture"/>
             <a:graphic>
               <a:graphicData uri="http://schemas.openxmlformats.org/drawingml/2006/picture">
                 <pic:pic>
                   <pic:nvPicPr>
-                    <pic:cNvPr descr="C:/Users/15919/Desktop/论文草稿/temp/manuscript_figures_rpige0hz/figure_000003.png" id="45" name="Picture"/>
+                    <pic:cNvPr descr="C:/Users/15919/Desktop/论文草稿/temp/manuscript_figures_vs_8eqbp/figure_000002.png" id="41" name="Picture"/>
                     <pic:cNvPicPr>
                       <a:picLocks noChangeArrowheads="1" noChangeAspect="1"/>
                     </pic:cNvPicPr>
                   </pic:nvPicPr>
                   <pic:blipFill>
-                    <a:blip r:embed="rId43"/>
+                    <a:blip r:embed="rId39"/>
                     <a:stretch>
                       <a:fillRect/>
                     </a:stretch>
@@ -4552,7 +2405,7 @@
           <w:bCs/>
           <w:sz w:val="18"/>
         </w:rPr>
-        <w:t xml:space="preserve">Fig. 3 | End-to-end modelling of single-residue organic small molecules with no missing atoms.</w:t>
+        <w:t xml:space="preserve">Fig. 2 | End-to-end modelling of single-residue organic small molecules with no missing atoms.</w:t>
       </w:r>
       <w:r>
         <w:rPr>
@@ -4713,7 +2566,7 @@
         <w:rPr>
           <w:rStyle w:val="MDFIGREF_eJyrrk7LTC9KTbNKNUrVLc5NzMnRLcgsSM3JzEutSdJJrq0FANjnDNA"/>
         </w:rPr>
-        <w:t xml:space="preserve">Fig. 3b, c</w:t>
+        <w:t xml:space="preserve">Fig. 2b, c</w:t>
       </w:r>
       <w:r>
         <w:t xml:space="preserve">).</w:t>
@@ -4734,7 +2587,7 @@
         <w:rPr>
           <w:rStyle w:val="MDFIGREF_eJyrrk7LTC9KTbNKNUrVLc5NzMnRLcgsSM3JzEutSaqtBQDAgAxB"/>
         </w:rPr>
-        <w:t xml:space="preserve">Fig. 3b</w:t>
+        <w:t xml:space="preserve">Fig. 2b</w:t>
       </w:r>
       <w:r>
         <w:t xml:space="preserve">)</w:t>
@@ -4755,7 +2608,7 @@
         <w:rPr>
           <w:rStyle w:val="MDFIGREF_eJyrrk7LTC9KTbNKNUrVLc5NzMnRLcgsSM3JzEutSa6tBQDAgwxC"/>
         </w:rPr>
-        <w:t xml:space="preserve">Fig. 3c</w:t>
+        <w:t xml:space="preserve">Fig. 2c</w:t>
       </w:r>
       <w:r>
         <w:t xml:space="preserve">),</w:t>
@@ -4851,7 +2704,7 @@
         <w:rPr>
           <w:rStyle w:val="MDFIGREF_eJyrrk7LTC9KTbNKNUrVLc5NzMnRLcgsSM3JzEutSaytBQDAfQxA"/>
         </w:rPr>
-        <w:t xml:space="preserve">Fig. 3a</w:t>
+        <w:t xml:space="preserve">Fig. 2a</w:t>
       </w:r>
       <w:r>
         <w:t xml:space="preserve"> </w:t>
@@ -4877,9 +2730,9 @@
         <w:t xml:space="preserve">), Find alone succeeded in 88.3% and 89.6% of entries with CryoAtom2-reconstructed and deposited receptors, respectively. Both exceeded Emap2lig-Find’s success rate of 70.1% in this subset. Requiring both Find and Match to succeed yielded rates of 81.8% and 83.1%, respectively.</w:t>
       </w:r>
     </w:p>
-    <w:bookmarkEnd w:id="46"/>
-    <w:bookmarkEnd w:id="47"/>
-    <w:bookmarkStart w:id="51" w:name="X9c1e71af165d87e9c7616a17e64efc2f5522419"/>
+    <w:bookmarkEnd w:id="42"/>
+    <w:bookmarkEnd w:id="43"/>
+    <w:bookmarkStart w:id="47" w:name="X9c1e71af165d87e9c7616a17e64efc2f5522419"/>
     <w:p>
       <w:pPr>
         <w:pStyle w:val="2"/>
@@ -4906,7 +2759,7 @@
         <w:rPr>
           <w:rStyle w:val="MDFIGREF_eJyrrk7LTC9KTbMqLi0o0E3LzEvRTc4vKkpNLtHNTSxJztBNKs3MSamtBQBErw_K"/>
         </w:rPr>
-        <w:t xml:space="preserve">Fig. 4</w:t>
+        <w:t xml:space="preserve">Fig. 3</w:t>
       </w:r>
       <w:r>
         <w:t xml:space="preserve">.</w:t>
@@ -4925,18 +2778,18 @@
           <wp:inline>
             <wp:extent cx="5029200" cy="6218691"/>
             <wp:effectExtent b="0" l="0" r="0" t="0"/>
-            <wp:docPr descr="Fig. 4 | Find–Build completion of single-residue organic small molecules with no missing atoms, assuming correct ligand identities. Every panel contains the same 77 PDBs and 446 instances. a–d, Emap2lig. e–h, LigandSeek with CryoAtom2 receptors. i–l, LigandSeek with deposited receptors. Within each group, top and bottom rows show top-1 and best-of-50 poses; left and right columns require heavy-atom RMSD strictly &lt;2\,\mathrm{Å} and &lt;3\,\mathrm{Å}. Every blob corresponding to an eligible small molecule receives the correct SMILES. LigandSeek uses single-pass PocketXMol-tuned centre docking, whereas Emap2lig uses its native guiding blob. Background blobs are charged, and out-of-scope foreground blobs are skipped. Undetected and failed instances remain in the denominator. For N target instances per PDB, relative budget \rho allows \lfloor\rho N\rfloor charged attempts. Completion is the number of distinct successful instances divided by N. Green lines and circles show the PDB-equal mean, and blue lines and diamonds show the median. Grey points and violins show PDB distributions at 50\%, 100\%, 200\% and 300\% budgets." title="MDPPTFIG_eJztWl9vWzUU_ypWJHhKctPQbDTbKnX9MyG1U7VqAomgyvE9ybXqa3u2b9IMkMYDQmOMlyFeQDzzxAdgEjzwAfgOE2N8DM65vklTWraxSYyMVEqv7fPH5_j8fM-J4w9rloes1mW1J189fPzNT8l2e_vJwwe_f_dt09pwXKuzmgNv1AhSYtrs9no3PTjf66101lbWer0t8EfB2F7vjx9-_P3rz_64f_fJ9z_3elFbr3dWneY5kCpfWNsYSJ02hHEORGjkPIis0S-kSokxld4qPjkcyzRa2Gl2pCaK4DZIow9z7o4Ki6T3a5fHXcuOc6V9d3ylV8tCsN0k8SKDnPumsaCRODAO58CuGyZj41LrjADvpR7mKmm3WheSnEvdq62Ttn1XPg7CRAEbd0dcod53cj6EzTg98SVTDuI9ArDX4TjMuFsVy5QwZdqVGvyMUvXGXW-5QFtQXOEQyrdXUUPVvVEoGuJFMJXWip0kcRWRbSCdD7tRdDo1UqKV0Z34r2rvGB08ynEvpESZx_e_xAj-9vDnxz_cK-cF7sOGl_w8Wrah_Vmhcq6omKbol_1-2dyMHpdPNP72bJVW3p46dDuKR_MChbN0kvyxiEJwI0DWHTlsslX2EdtB5x7deXCVAMOEya0CigszA0YxVdBAIZkWwDDgXEvBfM6VYrlRIHA50XcZMqYNy2WJAsaDyX2dce-LnPoVMpmSKJ8ymYIOMkjwTTI0RHNfwbq-xOqxhbV8ewRuwizXoDAwOuBW9SxkwDy-UdjFi2x_66pnFKfV1QsMiYFr3N5NxhEkaZ1t59y2FYEHcCCrs90yqgcARxEIm25iNhABbYZBBxuMQ2GJvOosbwrWeBkgned9FylSM-AiY0NnCltn-GosTeqbgJqZM2PPfGbGRGisRBL40DCDRqfFUCf4S0zBIJQkJ4dZQGdVkaOvDm4V0gHLgI8mDcIqu7F3sMV8cFIENVnYyJ7GZN41e5iTqrd5_lxvczMYSAFbRhQ5btHpuzxkZEcelZZG5F0fJiyv7LSlmeVY-axYwvqbKlyigRCHZzrCevv84Ud37p5H-Cdz_vLpKQ1JtQyLHMlFshy328LavkD7563l_nlaJJssZrm-Mv1YfXhrdEq1SDCYEhhgApN9rEhPlzJlFpIjiAlxWrYc7L2zu33QnE9eBSaYaXVksc5h-0YcQXhvz6hGKDTmM4EAwCST4jiy1dk4A4dLMkufUYXENdQ84JRsWMjSQLK5ya5ycUS5jxIbDmBCRmUi424ImIMpqZmiTHdeIA4ZghDOsPsjaS2kTXZTpxDQEzSLJAdcKmzOUjt6TQU7DpRuY3VmsGzDxOiabMe45X5-2n4O69dfgw2zuAkn0JYIc2C24KiErSOqVdxZ_SJFloX18F-C8a-fLHH8KgsnpfBLzcKa_5-rnR598fn5NdJfcP43r_EXmvHecge9Qsur6ojxECC3iCq2eXKYJWNJp4u8j_nBDFgqfZAaqztfCDq9HBRqLomkciRT1NVfngb8D6qfJrvmADSjA-J49CWkE3SyGc-YEDhYUTTgVsHxuwJwHSvwvipgTiaVPMcvGXNCOeCYLrVPmDWSloA4R9IoOnUrGVFzCUYn-wVBFVmWtcozQNdpvezL-o3XALb1JUyeDpOV1hInS5w8GyftJU4Wu_Rbnjo_E-NvLTG-2BiPp1h_-ckc_9v12gd1Vptd4qh1Wu01xMDxhfbK2xfWVj66bKXo4qfCFH8uTKWOj89c6Kg0oK4X0YFioXAwU-NeGNzxZA9L5UxaT6tIHurRvhS0htQR10f7jqXgBc2y2U3K2zZJedkmqe7aJPNXbRL6zohu6gJFpA2HAzlEY_2hs3IIrex2EgcOW_S32rR6iI7IFLV36HYJXcfB9v7URwzNzI4Tk6KBnFZw14gjz7TZzLgewoZzZpwBTz0hg_RNCd6CCHEQdZ6Izk0QtSZnFqGvpN2RStGM1C7lY4Pj7nYQREbNAfLcwFlK-qnOjCk5rY963uIK98d7Jp2_UMO7xwOX0xMDx46vlFdo2OTK9CpNOU5kuuAjjsvlK-GKXILYKtRWzOVtn-REqXU-XAOTM2ogN_0-E6flo10feU9aU26iaxNNT06avKs0o2tOa512J2o5l4visl1eAJpr827gUk2H59tKV-vl7Swu-FmvffwnejRqfA" id="49" name="Picture"/>
+            <wp:docPr descr="Fig. 3 | Find–Build completion of single-residue organic small molecules with no missing atoms, assuming correct ligand identities. Every panel contains the same 77 PDBs and 446 instances. a–d, Emap2lig. e–h, LigandSeek with CryoAtom2 receptors. i–l, LigandSeek with deposited receptors. Within each group, top and bottom rows show top-1 and best-of-50 poses; left and right columns require heavy-atom RMSD strictly &lt;2\,\mathrm{Å} and &lt;3\,\mathrm{Å}. Every blob corresponding to an eligible small molecule receives the correct SMILES. LigandSeek uses single-pass PocketXMol-tuned centre docking, whereas Emap2lig uses its native guiding blob. Background blobs are charged, and out-of-scope foreground blobs are skipped. Undetected and failed instances remain in the denominator. For N target instances per PDB, relative budget \rho allows \lfloor\rho N\rfloor charged attempts. Completion is the number of distinct successful instances divided by N. Green lines and circles show the PDB-equal mean, and blue lines and diamonds show the median. Grey points and violins show PDB distributions at 50\%, 100\%, 200\% and 300\% budgets." title="MDPPTFIG_eJztWs1uGzcQfhVCQHuStLJsObGSGHD8ExSwAyNG0AJVYVC7Iy0hLsmQXMlKUyA9FEWappcUvbTouac8QAM0hz5A3yFofh6jM8uVLMdukiZAU6UyIC_J-eEM5-POiOLnFcN9WmmzyrPvHz758bdou7n97OH9pz__VDfGH1WqrGLBaTmEhJg2253OdQfWdTpLrbWltU5nC9zAa9PpPH_w69Mfvn5-786zXx51OkFbp3NaneIZkCqXG1PrCZXUYm0txL6WcR-ntW4uZEKMiXBG8vHhSCTBwla9JRRRYm680Oow43aQGyR9Wrk4aht2lEnl2qNLnUrqvWlHkYtTyLirawMKiT1tcQ7s2n400jYxVsfgnFD9TEbNRmM1yrhQnco6adu3xePAjyWwUXvIJer9KON92AzTE1804SDeAYC5Ckd-yt0oWSaECdOuUOCmlLI3ajvDY7QFxSUOoXxzBTWU3Wu5pCGee11qLdlJElcR2XrCOr8bRCdTIyVYGdwJ_8r2jlbeoRx3sRAo8-TedxjBPx8-evLgbjEvcOc3nOBn0dIN5U4LFXMFxTRFt-h3i-Zm8Lh4ovE3p6u0dH7i0M0gHszzFM7CSfLHIArBDgFZd0S_zpbZLbaDzj2-ff8yAYbFOjMSKC5M9xjFVEINhUSSA8OAcyVi5jIuJcu0hBiXE30XPmVKs0wUKGDc68xVGXcuz6hfIpNJgfIJEwkoL7wAVydDfTD3HazrW6wem1vLt4dgx8xwBRIDozxuVcd8CszhG4WdO8f2ty47RnFaWVllSPRc4fauM44gSapsO-OmKQk8gANple0WUT0AGAQgbNqx3kAENBkGHYzXFoUF8srTvAkY7YSHZJb3Y6QIxYDHKetbnZsqw1djYVJXe9TMrB455lI9IkJtKZDA-Zru1VoNhjrBXWASer4gWdFPPTor8wx9tXAjFxZYCnw4rhFW2bW9gy3mvBWxl-O5jexJTGZtvYc5qXybZ6_1Nte9nohhS8d5hlt08i73KdmRBaWFEVnb-THLSjtNYWYxVjxLFr_-ofQXaMCH4akOv948e_jx7TtnEf7JnL9_dUJDVC7DPEdynizH7Ta3ts_R_lle7J-XRbLOQpbrSt0N1YczWiVUi3iNKYEBJjDRxYr0ZClTZCExhJAQJ2XLwd5Hu9sH9dnklWOCmVRHBusctq_jAfhP9rSs-VxhPosRAJhkEhxHtiobpWBxSabpM6gQuIaKe5yS9XNRGEg219llHg8o91FiwwFMyKgsTrntA-ZgSmo6L9KdixGHDEEIp9jdQBgDSZ1dVwl49ATNIskeFxKb09SOXlPBjgOF21idaSzbMDHaOtvRdrGfX7af_frV92DDzG_C8bQl_AyYDVgqYauIahl2VjdPkGVuPfyXYPzHlwscv8vCSUr8UjO35v_naqfH335zdo30As7_5jX-RjPeXeygd2h5WR0x7j1kBlHFNo8Ps0Qo6VSedTE_6B5LhPNCYXXn8phOL3u5nEkiiRiKBHV1F6cB_4Pqp86uWADF6IA4HH3FwsZ0shnOmBA4WFHU4EbO8bsCcBUq8K7MYUYmETzDLxkzQhngmCq0j5nRgpaAOIdCSzp1KxhRcwFGK7o5QRVZFrXKK0DXarzty_qD9wC21QVMXg6TpcYCJwucvBonzQVO5rv0W5w6vxLjywuMzzfGwynWCz-Z43-zXvmsyirTSxyVVqO5hhg4Wm0unV9dW7p10Yi4jZ8SU_y1MJVYPjp1oaPUgLreRAeK-dzCVI19Y3CHkz0slVNhHK0ieaiG-yKmNaROfHW4b1kCLqZZNttRcdsmKi7bROVdm2j2qk1E3xnRTZWjiDD-sCf6aKw7HLrD83Cja6IwcNigv-W6UX10RCSofWUVW3QdB9v7Ex8xNFM7jk0KBnJawV0dDxxTejPlqg8b1upRCjxxhAzSNyE4A7EPg6jzWHRmgqA1OrUIXSnMjpCSZqR2IR8aHHe3BR-n1OwhzzWcpaCf6EyZopP6qOcMrnB3tKeT2Qs1vH3Usxk9MXDs6FJxhYaNL02u0hTjRKYLPjHRS7giV0xsJWpL5uK2T3Ss1Fjnr4DOGDWQm36fCdPy4a4LvMetCTfRlQ6mR8dN3paK0TWntVazFbScyUVx2S4uAM20edtzISfDs22pyvVyZhoX_KxXvvgLXNJqfg" id="45" name="Picture"/>
             <a:graphic>
               <a:graphicData uri="http://schemas.openxmlformats.org/drawingml/2006/picture">
                 <pic:pic>
                   <pic:nvPicPr>
-                    <pic:cNvPr descr="C:/Users/15919/Desktop/论文草稿/temp/manuscript_figures_rpige0hz/figure_000004.png" id="50" name="Picture"/>
+                    <pic:cNvPr descr="C:/Users/15919/Desktop/论文草稿/temp/manuscript_figures_vs_8eqbp/figure_000003.png" id="46" name="Picture"/>
                     <pic:cNvPicPr>
                       <a:picLocks noChangeArrowheads="1" noChangeAspect="1"/>
                     </pic:cNvPicPr>
                   </pic:nvPicPr>
                   <pic:blipFill>
-                    <a:blip r:embed="rId48"/>
+                    <a:blip r:embed="rId44"/>
                     <a:stretch>
                       <a:fillRect/>
                     </a:stretch>
@@ -4978,7 +2831,7 @@
           <w:bCs/>
           <w:sz w:val="18"/>
         </w:rPr>
-        <w:t xml:space="preserve">Fig. 4 | Find–Build completion of single-residue organic small molecules with no missing atoms, assuming correct ligand identities.</w:t>
+        <w:t xml:space="preserve">Fig. 3 | Find–Build completion of single-residue organic small molecules with no missing atoms, assuming correct ligand identities.</w:t>
       </w:r>
       <w:r>
         <w:rPr>
@@ -5296,8 +3149,8 @@
         <w:t xml:space="preserve">budgets.</w:t>
       </w:r>
     </w:p>
-    <w:bookmarkEnd w:id="51"/>
-    <w:bookmarkEnd w:id="52"/>
+    <w:bookmarkEnd w:id="47"/>
+    <w:bookmarkEnd w:id="48"/>
     <w:sectPr>
       <w:footerReference r:id="rId8" w:type="default"/>
       <w:pgSz w:h="16838" w:w="11906"/>
@@ -7895,26 +5748,6 @@
     <w:name w:val="MDFIGREF_eJyrrk7LTC9KTbNKNUrVTczJ0U3LzEvRzU0sSc6orQUApM0LCA"/>
     <w:basedOn w:val="BodyTextChar"/>
   </w:style>
-  <w:style w:type="character" w:customStyle="1" w:styleId="MDFIGREF_eJyrrk7LTC9KTbPKyUxPzEspTk3NNtItK9ZFcA1rEmtrATN3D08">
-    <w:name w:val="MDFIGREF_eJyrrk7LTC9KTbPKyUxPzEspTk3NNtItK9ZFcA1rEmtrATN3D08"/>
-    <w:basedOn w:val="BodyTextChar"/>
-  </w:style>
-  <w:style w:type="character" w:customStyle="1" w:styleId="MDFIGREF_eJyrrk7LTC9KTbPKyUxPzEspTk3NNtItK9ZFcA1rkmprATN6D1A">
-    <w:name w:val="MDFIGREF_eJyrrk7LTC9KTbPKyUxPzEspTk3NNtItK9ZFcA1rkmprATN6D1A"/>
-    <w:basedOn w:val="BodyTextChar"/>
-  </w:style>
-  <w:style w:type="character" w:customStyle="1" w:styleId="MDFIGREF_eJyrrk7LTC9KTbPKyUxPzEspTk3NNtItK9ZFcA1rkmtrATN9D1E">
-    <w:name w:val="MDFIGREF_eJyrrk7LTC9KTbPKyUxPzEspTk3NNtItK9ZFcA1rkmtrATN9D1E"/>
-    <w:basedOn w:val="BodyTextChar"/>
-  </w:style>
-  <w:style w:type="character" w:customStyle="1" w:styleId="MDFIGREF_eJyrrk7LTC9KTbPKyUxPzEspTk3NNtItK9ZFcA1rUmprATOAD1I">
-    <w:name w:val="MDFIGREF_eJyrrk7LTC9KTbPKyUxPzEspTk3NNtItK9ZFcA1rUmprATOAD1I"/>
-    <w:basedOn w:val="BodyTextChar"/>
-  </w:style>
-  <w:style w:type="character" w:customStyle="1" w:styleId="MDFIGREF_eJyrrk7LTC9KTbPKyUxPzEspTk3NNtItK9ZFcA1rUnXSamsBUhcP5Q">
-    <w:name w:val="MDFIGREF_eJyrrk7LTC9KTbPKyUxPzEspTk3NNtItK9ZFcA1rUnXSamsBUhcP5Q"/>
-    <w:basedOn w:val="BodyTextChar"/>
-  </w:style>
   <w:style w:type="paragraph" w:customStyle="1" w:styleId="SourceCode">
     <w:name w:val="Source Code"/>
     <w:basedOn w:val="Normal"/>

--- a/supplementary.operation.docx
+++ b/supplementary.operation.docx
@@ -2103,7 +2103,7 @@
         <w:ind w:firstLine="420"/>
       </w:pPr>
       <w:r>
-        <w:t xml:space="preserve">Top-k success evaluates two basic end-to-end capabilities of our pipeline. These comprise detection and identity matching across all ligand categories, and detection, identity matching and modelling of single-residue organic small molecules with no missing atoms. Attempt-accounting rules are the same as those in the main text. The all-ligand test set contains 179 PDBs and 2,502 ligand instances; the small-molecule subset contains 77 PDBs and 446 instances. Each task was also evaluated with deposited receptors (GT) and CryoAtom2-reconstructed receptors (CA2).</w:t>
+        <w:t xml:space="preserve">Top-k success evaluates two basic end-to-end capabilities of our pipeline. These comprise detection and identity matching across all ligand categories, and detection, identity matching and modelling of eligible small molecules. These are single-residue organic small molecules with no atoms missing relative to their templates. Attempt-accounting rules are the same as those in the main text. The all-ligand test set contains 179 PDBs and 2,502 ligand instances; the small-molecule subset contains 77 PDBs and 446 instances. Each task was also evaluated with deposited receptors (GT) and CryoAtom2-reconstructed receptors (CA2).</w:t>
       </w:r>
     </w:p>
     <w:bookmarkEnd w:id="34"/>
@@ -2131,12 +2131,12 @@
           <wp:inline>
             <wp:extent cx="5731510" cy="3060245"/>
             <wp:effectExtent b="0" l="0" r="0" t="0"/>
-            <wp:docPr descr="Fig. 1 | End-to-end ligand-region detection and identity matching. The curves show the percentage of the 179 test PDB entries with successful predictions within an attempt budget of K=1–10. Find+Match curves require end-to-end correct region detection and ligand identity matching, whereas Find and Emap2lig-Find curves require only correct region detection. Find and Match denote LigandSeek-Find and LigandSeek-Match, respectively. GT denotes deposited receptor structures, and CA2 denotes CryoAtom2-reconstructed receptor structures." title="MDPPTFIG_eJzVVs1uGzcQfhVir7W0khzF8cIx4Mp2UNQuhCQ9dQuD4o60hHeXDMnVT5oCvQVBkV5S9NKi557yADXQvEtRx3mMzpArWa4dIEgOhQ3YOxx-880PyfF8F2nu8ihh0cXPZ-e__hUf9A4uzl69_f23ttZuHm2wyIBVxRQyAg2SNP3agrFp2u1vd7fTdB_sqVM6Td-9_vPtL8_fvXxx8cebNA1saXqdruIlEBX0oMWLojWWVdYquRM57QqunVTVScnNaa0R9020M0s0m5dFZZPZ_TTKndNJHFuRQ8ltW2mocHOsDHLg0kzimTKZNkqAtbKalEXc63TuxiWXVRrtEtvQ-M8jtyiAzZIpL5D3i5JPYBDcEy5eIgh7CqCPZAXW69dWs8RqLtAN8hSoQqLenU4aNcuHdUEqXjvVcDZwssTEETaWxrqjYNppQLgTAgiRhj-NfKgqZ9GOWyEl2py__Anr_s_Zm_PXP3q_wK3bs5LftJfvVfa6kfcViMnFyK9HXhyEjP0Xg3-6Klf33jKhp8E8hOfopHySlI_GuwNmCgg9lJM267Jn7ACP26kWYPKFnHBcGZhgzVkGDgRVn6GSyQwqJ92C-auBFWuTFxd8_Q9F-YTU2a2N_HEOTNQoW2ZzNWMO1xqMwKPBx8LU2Gu6W9vMgXVsuP85wy0jET-TLme2FvQKx3XBkDWT_njDnqRjZtw5KLVjozqbgEPCW1uqq4dcJuoY-2rTtsoPaltqPJYC9pWoSyzismm5nOIoA6nb_XInLr2bRhP-DP3H0mtpwtc-eq8L4GFDcP8mArfb_VTev3949R7mzhV93JTmdp1umx1iT_7smHrR8kUYeFJLA3jjVw1NKGOwh7EbO1rodtcb2wab5WAwO-_DQw9KrnuIb3nNf_ypqli811P7kiQEi96UA3bknT8COG2tAGs6j91ANquJZwrFos0ePG6sLX61stJBhhAB2inDrDO1cDWabHi2wV5vBR-Yhdpzquxhbxf44j30ZuOrbZ3-5-1G3-IgsBoAov7WZrff7cw3O3c7vTv9ZztaigR_m8fFP-hxZYbPrg0DDQNyfQwHmlEGKxrz0a_cQMF9Z8yltnQxKcNqOpSCriUtxFfTocHyWkFeBknsh7DYz2BxM4LF6xNYTH0V06xqNJHanYzlhMp9MrUn9-DJSMdBcdKhn25bVxNMRGbIvrmFEk1pKA-XOeLRrOK4DCkEyKmCR0qcWlapQc6rCewZo_BW88zSYyO-5Ya_YEGJnJemaw4Ca3ytCKNC6kNZFOSRZG8fBI4NyQDeYRLHiHmIXvz-lcUKFF_lo5XFYYuNZscqW5_YeDIfm5K-eHBsHmY0tljNal5P2zB3TNB-c10RJQjW3NoGjCj_XZJqnP0egCoZCYimNx3c8umRDdhLaYmm_UqF0ONLkSdFxWhE3u73-oHlRhSdy4GfMNdknjgui6V6XS6qpl5Wr84Ff3ej7_8FkwB9EA" id="36" name="Picture"/>
+            <wp:docPr descr="Fig. 1 | End-to-end ligand-region detection and identity matching. The curves show the percentage of the 179 test PDB entries with successful predictions within an attempt budget of K=1–10. Find+Match curves require end-to-end correct region detection and ligand identity matching, whereas Find and Emap2lig-Find curves require only correct region detection. Find and Match denote LigandSeek-Find and LigandSeek-Match, respectively. GT denotes deposited receptor structures, and CA2 denotes CryoAtom2-reconstructed receptor structures." title="MDPPTFIG_eJzVVs1uGzcQfhVir7W0khzF9cIR4Mp2UNQuhCQ9dQuD4o60hHeXLMnVT5oCvRVFkV5S9NKi557yADXQvEtRx3mMzpArWa4dIEgOhQ3YOxx-880PyfF8E2nu8ihh0eXP5xe__hUf9g4vz1-8_v23ttZuEW2xyIBVxQwyAg2TNP3CgrFp2u3vdnfT9ADsmVM6Td-8_PP1L9-_ef7D5R-v0jSwpelNuoqXQFTQgxYvitZEVlmr5E7ktCu4dlJVpyU3Z7VG3JfR3jzRbFEWlU3mD9Iod04ncWxFDiW3baWhws2JMsiBSzON58pk2igB1spqWhZxr9O5H5dcVmk0ILaR8Z_HblkAmyczXiDvpyWfwjC4J1y8QhD2DEAfywqs12-s5onVXKAb5ClQhUS9e500apaP6oJUvHaq4WzgZImJI2wijXXHwbTTgHAnBBAiDX8a-UhVzqIdt0JKtLl4_hPW_Z_zVxcvf_R-gVu3byW_bS_fr-xNI-8rEJOLsV-PvTgMGfsvBv90Xa7ux6uEngbzEJ6jk_JJUj4a7w6YGSD0SE7brMuesUM8bqdagMkXcspxZWCKNWcZOBBUfYZKJjOonHRL5q8GVqxNXlzw9T8U5QNSZ3c28ic5MFGjbJnN1Zw5XGswAo8GHwtTE6_p7uwyB9ax0cEnDLeMRPxcupzZWtArnNQFQ9ZM-uMNe5KOmXHnoNSOjetsCg4J72yprh9ymagT7KtN2yrfqW2pyUQKOFCiLrGIq6blcoqjDKRu8NleXHo3jSb8GfmPpdfShK999F4XwKOG4MFtBG7Q_VDev7978RbmzjV93JTmbp1umx1hT_7ohHrR6kUY-LqWBvDGrxuaUMZgD2O3drTQ7W42ti02z8Fgdt6Hhx6WXPcQ3_Ka__hTVbF8q6f2FUkIFr0pB-zYO38McNZaAzZ0HruFbFYTzwyKZZs9fNJYW_xqZaWDDCECtFOGWWdq4Wo02fJsw_3eGj40S7XvVNnD3i7wxXvo7cbX2zr9zxtEX-EgsB4Aov7Odrff7Sy2O_c7vXv9Z3taigR_m8fF3-lxZYbPbwwDDQNyvQ8HmlEGaxrz3q_cQMF9Z8yltnQxKcNqNpKCriUtxOezkcHyWkFehknsh7DYz2BxM4LFmxNYTH0V06xqNJHanU7klMp9WkKnO-lPx3FQnHbop9vW1RQTkRmyb--gRFMayqNVjng06ziuQgoBcqrgsRJnllVqmPNqCvvGKLzVPLP02IhvteEvWFAi55XphoPAGt8owriQ-kgWBXkk2dsHgWNDMoB3mMQJYh6hF79_bbEGxdf5aGVx2GLj-YnKNic2niwmpqQvHhxbhBmNLdezmtfTNiwcE7TfXFdECYI1t7YBI8p_V6QaZ7-HoEpGAqLpTQe3fHZsA_ZKWqFpv1Ih9PhK5ElRMRqRd_u9fmC5FUXncugnzA2ZJ47LYqXelIuqqZfV63PB30H07b9H0nx_" id="36" name="Picture"/>
             <a:graphic>
               <a:graphicData uri="http://schemas.openxmlformats.org/drawingml/2006/picture">
                 <pic:pic>
                   <pic:nvPicPr>
-                    <pic:cNvPr descr="C:/Users/15919/Desktop/论文草稿/temp/manuscript_figures_vs_8eqbp/figure_000001.png" id="37" name="Picture"/>
+                    <pic:cNvPr descr="C:/Users/15919/Desktop/论文草稿/temp/manuscript_figures_me01f5gb/figure_000001.png" id="37" name="Picture"/>
                     <pic:cNvPicPr>
                       <a:picLocks noChangeArrowheads="1" noChangeAspect="1"/>
                     </pic:cNvPicPr>
@@ -2353,12 +2353,12 @@
           <wp:inline>
             <wp:extent cx="5731510" cy="3497158"/>
             <wp:effectExtent b="0" l="0" r="0" t="0"/>
-            <wp:docPr descr="Fig. 2 | End-to-end modelling of single-residue organic small molecules with no missing atoms. Curves show the percentage of the 77 test PDB entries with successful predictions within an attempt budget of K = 1–10. Find and Match denote LigandSeek-Find and LigandSeek-Match, respectively. GT and CA2 denote deposited and CryoAtom2-reconstructed receptor structures, respectively. a, Find+Match curves require end-to-end correct region detection and ligand identity matching, whereas Find and Emap2lig-Find curves require only correct region detection. b, c, Success rates for end-to-end pose reconstruction with PocketXMol-tuned using deposited (GT, b) and CryoAtom2-reconstructed (CA2, c) receptor structures across charged attempts K. Success requires RMSD below 2 Å or 3 Å. Solid lines denote top-1 poses selected by model score; dashed lines denote best-of-50 poses." title="MDPPTFIG_eJztWF9vG0UQ_yqre2qF7bPdmjSmjRScpEIkyGqKhMShaL039q1yd7vd3bPjUiReEEKovBTxAuKZp34AKtEHvgmifz4GM7tnx2lSVLUPxRVRzvtv5rezM7Ozs_tlpLnLoj6Lnv346MnPf8S73d1njx48_fWXltbuJGqwyIBV-RRSIhr0k-RTC8YmSae32dlMkh2wx07pJHn-8PenP337_P53z357nCQBLUnOw5W8AIKCLjRtwfO8qaWGXJZAo4JrJ1V5VHBzXGmk-zy6PutrdlLkpe3PbiRR5pzux7EVGRTctpSGEgfHyhTcYdNM4pkyqTZKgLWynBR53G23348LLssk2iK0ofHFoZvnwGb9Kc8R96OCT2AQpie6eEFBtMcAeh9FtL5_pTXrW80FToM4tAYE6l5tJ1HdvFXl1MUrp2rMmpw4ZZki2Vga6_YDa7smwpEgQJA0_NT1PVU6i3zcCimR58n9H1Dvfz96_OTh935e4NZtW8kvGsu2S3ueyc8VgGmKkW-PfHUQVuxLFP7uUl2da4sF3Q3sQTxHlvKLpPVo9B0wU0DSPTlpsS67x3bLtOlUE3DxhUohz0l5aszIVjk0kUOmFTA0JC-lYN5FkDIHgbrEhUuXsVKxQnrrMu5UYVskgQtyvAWFvYFa2NpKPqiwtMxmasZcBkyDEVA63ERkTerZ2GAOrGPDnQ8Zjhi5MJ-tBG3OcZUzBEyloD0XxmTJOP47B4V2bFSlE3CIt7ZaOmvfoq8OMNzW0ax4pWimxmMpYEeJqkAlLmKZy0iOIoC6rY-vx4Wfpu4JP0NfWDdnRS2-9tL7vkA8rAFuXATgtjpvivvX1w9egtw-0x_Xqlkv67bYHgVxjh8KLzKWQqkcsH2JwSs9BDhuLglW-jxtgyGOBvT9KeTzFrt525MNtrsLlBS0stJB4B-YudrGYNfFEClwuzhTCRrDFminDAs9FaK-AP2ObJ534xzka2uNhnf294KjixD9DdyppAEM78tDXSiDLulwaIJRHZ3YgY_v3olzvwmYRA93kuIHgeEx3mCzDAyu7nRD7RZcd5E-7KAX5lNlPn_pTP87_H_J4Udra43G2kr-LvqRWFtrNNhhSHiZ4ZgQM8zuVgMmHvLAVs50imU-TR4qcQzuswOVN11V4lFf-RvPaVpw6ebtBhtd_tf04BImFA0mLl-UJzAujEKxRMbNhNKMkHbbtdX0W8m21zV1XTplOFMtu3VwuMNGkOOFrsv-_Aav4OwKlkipcklnd4lEdW7qlG52vOviFRDwck6-NpqHKz2zeDTDByzlNoMXGEd4I2yqcbPXDtxnD2t689iKvmiwaPkAFPU2rnR6nfbJlaubG53etXvXtRR9_Gq78leya2r47NxjUI2AWK-DgWy0i5Yw5rUdzEDO_RU4k9qSGWmF5XQoBRmRGuKT6dCgCq2gWQb92D_Cxf4NLq6f4OLVF7iYdjIus6yQRWp3NJYT2vJHU3t0De6MdBw6jtr0123pcoILkSmiX-1gjV7psD5crBFNs5TjVKQgICcN7mOwsqxUg4yXE9g2RmFGx1NLrkl4iwF_LwmdiHnKujJBQI3PKWGUS70n85xmpLrnDxWON08DmEtSdYw0t3AWP36msSSKz-JRy2rU8Gh2gA688mLH-ydjU1CJhmMn4Y2OzZdvdb6fhuHEMUHjtbsilSCy2mtrYqTy5QJUG-tugioYVZCa8tkwLZ_u20B7WltQ03ipgujxaZX3czw5EGWz1-0FlAupyC67_oVxpc77jst80b1az8taX1Yv7YLfVvTVP4XgZiw" id="40" name="Picture"/>
+            <wp:docPr descr="Fig. 2 | End-to-end modelling of small molecules. Eligible small molecules are single-residue organic small molecules with no atoms missing relative to their templates. Curves show the percentage of the 77 test PDB entries with successful predictions within an attempt budget of K = 1–10. Find and Match denote LigandSeek-Find and LigandSeek-Match, respectively. GT and CA2 denote deposited and CryoAtom2-reconstructed receptor structures, respectively. a, Find+Match curves require end-to-end correct region detection and ligand identity matching, whereas Find and Emap2lig-Find curves require only correct region detection. b, c, Success rates for end-to-end pose reconstruction with PocketXMol-tuned using deposited (GT, b) and CryoAtom2-reconstructed (CA2, c) receptor structures across charged attempts K. Success requires RMSD below 2 Å or 3 Å. Solid lines denote top-1 poses selected by model score; dashed lines denote best-of-50 poses." title="MDPPTFIG_eJztWF-PGzUQ_ypWnqhIsknacL3QnnTk7irEHYp6RUJi0cnxThLrvGtje5NLKRIvCCFUXop4AfHMUz8AlegD3wTRPx-DGXuTy_0pqtqHkoqqubVnxr8Ze2bssb-sGe4ntR6rPfvx0ZOf_0h2O7vPHj14-usvTWP8Sa3OahacVlPISKjfS9NPHFiXpu3uZnszTXfAHXtt0vT5w9-f_vTt8_vfPfvtcZpGtDS9CFfwHAgKOtBwOVeqYaQBJQsgruDGS10c5dwelwblPqvdmPUMO8lV4Xqzm2lt4r3pJYkTE8i5a2oDBTJH2ubcY9eOk5m2mbFagHOyGOcq6bRa7yU5l0Va2yK0gQ2fQz9XwGa9KVeI-2HOx9CP6kkuWUiQ7DGA2UcTXaCv9GY9Z7hANYhDc0CgzrVWWqu6t0tFJF56XWFW4jRSFhmKjaR1fj8ObVVCyIkGREvjn6q9pwvvcBx3Qkoc8-T-D7jufz96_OTh90EvcOe3neSX8Sbbhbs4KOiKwKRiGPrD0OzHGYcvGn93uVzt64sJ3Y3Do3mePBUmSfMxGDtgp4Cie3LcZB12j-0WWcPrBuDkc52BUrR4esRCLCBJgcBFc00C9RH6DazBa8yUra3lu0qO5RBz4pwvGLdIQz8paKC0zEpgmGi8kOKC6Ez6CSs0417njuUy5CCzoLiXU2BeMz8BaZmH3CANHc36Jap3zE30jJjMgBVQeExHiguibGygvPNssPMBQ46VC0WuFJTmo1IxnEcmBWVv5MmCcfzvSZFnwzIbg0e8tXXO2bDKe_oAN-5qX8xfal_Uo5EUsKNFmeMiLnZFPyE78gjqtz66keRBTUWJfwbh4_yc5ZX5JlgfaFF4UAHcvAzAb7VfF_evrx-8ALl1hp5US7Ne3m2yPToOOP7QeDFhGRTaA9uXmGbZIcBxYymwQguydUwvZ0BQgql5k926E8T6250FSgZGO-khju_bud7G9OxgMgtMF29LQTzsgfHaskgpEfUc9FuSPG_HicrX1hv1EOzvxkAXcfe38EUp8ZiB0_JAaIsh6ZE1xl0dg9hD2N9DEKuQBExihHtJ-weB4VFTZ7MJWJzdaULt5tx0UD5m0Dl9ulDzF2r6P-D_SwE_XFtv1NfW8rcxjsTaeqPODmPByyyVzgyru9UNEw95YCtnOu1loUweaHEM_tMDrRq-LPCoL0NVfloWvHPrTp0Nr_xrefAOFhR1Jq5cVicwLqxGs8SE2zGVGbHsdmu70m-k2l7X0nUZlPFMdez2weEOG4LCC12H_fkNXhbZVfyipFaSzu4Chara1GvTaIfQxSsg4DWSYm04j48DzOHRDO-zjLsJnBs4xBthQ48a3VYcffawpteTrdrndVZbPiXVuhtX29126-Tqtc2Ndvf6vRtGih7-Kr_yl_JrZvnswrNShYBYr4KBwyiLljD2lQMs3rMxaSfSOHIjzbCYDqQgJ1JHfDwdWFxCJ0hLv5eE57wkvOYl1WNesvqWl1Am4zSLEodI449Gckwpf5RDqz3qjodJJBy16F-naYoxTkRmiH6tjS1678P2YDFHdM3SjlOTooGcVnAfNyvHCt2f8GIM29ZqrOh45ig0CW_BCPeSSETM06ErCiJqcmERhkqaPakUaaR2GB8bHG-eFrCWpOYIZW6jlsA_01kKJWfxqOcMrvBwdoABvPL2x3snI5vTFx3HTuJrH5svX_0Cndhw4pkgfhWuKCVIrIraShilwncBaqzzt0DnjBooTfVsVMun-y7KnrYW0sQvdDQ9OW3ynsKTA1E2u51uRLlUivyyG94qV9q857lUC_JqWxXVejmz9Av-tmpf_QOkxYFM" id="40" name="Picture"/>
             <a:graphic>
               <a:graphicData uri="http://schemas.openxmlformats.org/drawingml/2006/picture">
                 <pic:pic>
                   <pic:nvPicPr>
-                    <pic:cNvPr descr="C:/Users/15919/Desktop/论文草稿/temp/manuscript_figures_vs_8eqbp/figure_000002.png" id="41" name="Picture"/>
+                    <pic:cNvPr descr="C:/Users/15919/Desktop/论文草稿/temp/manuscript_figures_me01f5gb/figure_000002.png" id="41" name="Picture"/>
                     <pic:cNvPicPr>
                       <a:picLocks noChangeArrowheads="1" noChangeAspect="1"/>
                     </pic:cNvPicPr>
@@ -2405,7 +2405,7 @@
           <w:bCs/>
           <w:sz w:val="18"/>
         </w:rPr>
-        <w:t xml:space="preserve">Fig. 2 | End-to-end modelling of single-residue organic small molecules with no missing atoms.</w:t>
+        <w:t xml:space="preserve">Fig. 2 | End-to-end modelling of small molecules.</w:t>
       </w:r>
       <w:r>
         <w:rPr>
@@ -2419,7 +2419,7 @@
           <w:rFonts w:ascii="华文仿宋" w:hAnsi="华文仿宋" w:eastAsia="华文仿宋"/>
           <w:sz w:val="18"/>
         </w:rPr>
-        <w:t xml:space="preserve">Curves show the percentage of the 77 test PDB entries with successful predictions within an attempt budget of</w:t>
+        <w:t xml:space="preserve">Eligible small molecules are single-residue organic small molecules with no atoms missing relative to their templates. Curves show the percentage of the 77 test PDB entries with successful predictions within an attempt budget of</w:t>
       </w:r>
       <w:r>
         <w:rPr>
@@ -2554,7 +2554,7 @@
         <w:ind w:firstLine="420"/>
       </w:pPr>
       <w:r>
-        <w:t xml:space="preserve">We evaluated the full end-to-end reconstruction pipeline (detection, matching, and pose reconstruction) for single-residue organic small molecules with no missing atoms across 77 PDB entries which contain at least one of them</w:t>
+        <w:t xml:space="preserve">We evaluated the full end-to-end reconstruction pipeline (detection, matching, and pose reconstruction) for eligible small molecules across 77 PDB entries which contain at least one of them</w:t>
       </w:r>
       <w:r>
         <w:t xml:space="preserve"> </w:t>
@@ -2778,12 +2778,12 @@
           <wp:inline>
             <wp:extent cx="5029200" cy="6218691"/>
             <wp:effectExtent b="0" l="0" r="0" t="0"/>
-            <wp:docPr descr="Fig. 3 | Find–Build completion of single-residue organic small molecules with no missing atoms, assuming correct ligand identities. Every panel contains the same 77 PDBs and 446 instances. a–d, Emap2lig. e–h, LigandSeek with CryoAtom2 receptors. i–l, LigandSeek with deposited receptors. Within each group, top and bottom rows show top-1 and best-of-50 poses; left and right columns require heavy-atom RMSD strictly &lt;2\,\mathrm{Å} and &lt;3\,\mathrm{Å}. Every blob corresponding to an eligible small molecule receives the correct SMILES. LigandSeek uses single-pass PocketXMol-tuned centre docking, whereas Emap2lig uses its native guiding blob. Background blobs are charged, and out-of-scope foreground blobs are skipped. Undetected and failed instances remain in the denominator. For N target instances per PDB, relative budget \rho allows \lfloor\rho N\rfloor charged attempts. Completion is the number of distinct successful instances divided by N. Green lines and circles show the PDB-equal mean, and blue lines and diamonds show the median. Grey points and violins show PDB distributions at 50\%, 100\%, 200\% and 300\% budgets." title="MDPPTFIG_eJztWs1uGzcQfhVCQHuStLJsObGSGHD8ExSwAyNG0AJVYVC7Iy0hLsmQXMlKUyA9FEWappcUvbTouac8QAM0hz5A3yFofh6jM8uVLMdukiZAU6UyIC_J-eEM5-POiOLnFcN9WmmzyrPvHz758bdou7n97OH9pz__VDfGH1WqrGLBaTmEhJg2253OdQfWdTpLrbWltU5nC9zAa9PpPH_w69Mfvn5-786zXx51OkFbp3NaneIZkCqXG1PrCZXUYm0txL6WcR-ntW4uZEKMiXBG8vHhSCTBwla9JRRRYm680Oow43aQGyR9Wrk4aht2lEnl2qNLnUrqvWlHkYtTyLirawMKiT1tcQ7s2n400jYxVsfgnFD9TEbNRmM1yrhQnco6adu3xePAjyWwUXvIJer9KON92AzTE1804SDeAYC5Ckd-yt0oWSaECdOuUOCmlLI3ajvDY7QFxSUOoXxzBTWU3Wu5pCGee11qLdlJElcR2XrCOr8bRCdTIyVYGdwJ_8r2jlbeoRx3sRAo8-TedxjBPx8-evLgbjEvcOc3nOBn0dIN5U4LFXMFxTRFt-h3i-Zm8Lh4ovE3p6u0dH7i0M0gHszzFM7CSfLHIArBDgFZd0S_zpbZLbaDzj2-ff8yAYbFOjMSKC5M9xjFVEINhUSSA8OAcyVi5jIuJcu0hBiXE30XPmVKs0wUKGDc68xVGXcuz6hfIpNJgfIJEwkoL7wAVydDfTD3HazrW6wem1vLt4dgx8xwBRIDozxuVcd8CszhG4WdO8f2ty47RnFaWVllSPRc4fauM44gSapsO-OmKQk8gANple0WUT0AGAQgbNqx3kAENBkGHYzXFoUF8srTvAkY7YSHZJb3Y6QIxYDHKetbnZsqw1djYVJXe9TMrB455lI9IkJtKZDA-Zru1VoNhjrBXWASer4gWdFPPTor8wx9tXAjFxZYCnw4rhFW2bW9gy3mvBWxl-O5jexJTGZtvYc5qXybZ6_1Nte9nohhS8d5hlt08i73KdmRBaWFEVnb-THLSjtNYWYxVjxLFr_-ofQXaMCH4akOv948e_jx7TtnEf7JnL9_dUJDVC7DPEdynizH7Ta3ts_R_lle7J-XRbLOQpbrSt0N1YczWiVUi3iNKYEBJjDRxYr0ZClTZCExhJAQJ2XLwd5Hu9sH9dnklWOCmVRHBusctq_jAfhP9rSs-VxhPosRAJhkEhxHtiobpWBxSabpM6gQuIaKe5yS9XNRGEg219llHg8o91FiwwFMyKgsTrntA-ZgSmo6L9KdixGHDEEIp9jdQBgDSZ1dVwl49ATNIskeFxKb09SOXlPBjgOF21idaSzbMDHaOtvRdrGfX7af_frV92DDzG_C8bQl_AyYDVgqYauIahl2VjdPkGVuPfyXYPzHlwscv8vCSUr8UjO35v_naqfH335zdo30As7_5jX-RjPeXeygd2h5WR0x7j1kBlHFNo8Ps0Qo6VSedTE_6B5LhPNCYXXn8phOL3u5nEkiiRiKBHV1F6cB_4Pqp86uWADF6IA4HH3FwsZ0shnOmBA4WFHU4EbO8bsCcBUq8K7MYUYmETzDLxkzQhngmCq0j5nRgpaAOIdCSzp1KxhRcwFGK7o5QRVZFrXKK0DXarzty_qD9wC21QVMXg6TpcYCJwucvBonzQVO5rv0W5w6vxLjywuMzzfGwynWCz-Z43-zXvmsyirTSxyVVqO5hhg4Wm0unV9dW7p10Yi4jZ8SU_y1MJVYPjp1oaPUgLreRAeK-dzCVI19Y3CHkz0slVNhHK0ieaiG-yKmNaROfHW4b1kCLqZZNttRcdsmKi7bROVdm2j2qk1E3xnRTZWjiDD-sCf6aKw7HLrD83Cja6IwcNigv-W6UX10RCSofWUVW3QdB9v7Ex8xNFM7jk0KBnJawV0dDxxTejPlqg8b1upRCjxxhAzSNyE4A7EPg6jzWHRmgqA1OrUIXSnMjpCSZqR2IR8aHHe3BR-n1OwhzzWcpaCf6EyZopP6qOcMrnB3tKeT2Qs1vH3Usxk9MXDs6FJxhYaNL02u0hTjRKYLPjHRS7giV0xsJWpL5uK2T3Ss1Fjnr4DOGDWQm36fCdPy4a4LvMetCTfRlQ6mR8dN3paK0TWntVazFbScyUVx2S4uAM20edtzISfDs22pyvVyZhoX_KxXvvgLXNJqfg" id="45" name="Picture"/>
+            <wp:docPr descr="Fig. 3 | Find–Build completion of small molecules, assuming correct ligand identities. Eligible small molecules are single-residue organic small molecules with no atoms missing relative to their templates. Every panel contains the same 77 PDBs and 446 instances. a–d, Emap2lig. e–h, LigandSeek with CryoAtom2 receptors. i–l, LigandSeek with deposited receptors. Within each group, top and bottom rows show top-1 and best-of-50 poses; left and right columns require heavy-atom RMSD strictly &lt;2\,\mathrm{Å} and &lt;3\,\mathrm{Å}. Every blob corresponding to an eligible small molecule receives the correct SMILES. LigandSeek uses single-pass PocketXMol-tuned centre docking, whereas Emap2lig uses its native guiding blob. Background blobs are charged, and out-of-scope foreground blobs are skipped. Undetected and failed instances remain in the denominator. For N target instances per PDB, relative budget \rho allows \lfloor\rho N\rfloor charged attempts. Completion is the number of distinct successful instances divided by N. Green lines and circles show the PDB-equal mean, and blue lines and diamonds show the median. Grey points and violins show PDB distributions at 50\%, 100\%, 200\% and 300\% budgets." title="MDPPTFIG_eJztWl9vWzUU_ypWJHhKctOs6dawVeq6dkJqp2rVBBJBleN7kmvV1za2b9KMIY0HhMaAlyFeQDzzxAdgEjzwAfgOE2N8DM65vknTtWywSYyMVErje_75nOOfc04cf1izPGS1Lqs9-erh429-Srbb208ePvj9u2-b1objWp3VHHijRpCS0Fa317vlwfleb6WzvrLe610DfxSM7fX--OHH37_-9I8v7j35_udeL1rr9c6a0zwHMuULaxsDqdOGMM6BCI2cB5E1-oVUKQmm0lvFJ4djmUYPO82O1MQR3AZp9GHO3VFhkfVe7fK4a9lxrrTvjq_0alkItpskXmSQc980FjQyB8bhHPjohsnYuNQ6I8B7qYe5Stqt1lqSc6l7tQ2ytu_Kt4MwUcDG3RFXaPftnA9hK05PcslUgmSPAOwNOA4z6VYlMmVMhXalBj_jVE_jrrdcoC-orpCE-u1VtFA93iwUkXgRTGW1EidNzCKKDaTzYTeqTqdGTvQyhhP_VeMdo4NHPe6FlKjz-IsvcQV_e_jz4x_ul_MC92HTS34eL9vU_qxSOVc0TFP0y-d-OdyKEZfv6PztWZZWLk0Duh3Vo3uBlrMMkuKxiEJwI0DRHTlssgvsDtvB4B7dfXCVAMOEya0CWhdmBsznXCmWGwUC8-brjHtf5JTcCmxMySHHrMkUdJBBgm_S3CF68ApS9RIJYQvr-Tauguzj_npqvRh3SMPlUtBAaZkWwHDTci3FGdGxDBnThvFgcs9yWe5n5kDxIEfAgmEhA-lYAAQID7jQbHsEbsIs16AQDzrgpvckxTx-NrGLF9n-tavoA8JjdXWNITNwLUiRI9zSOtvOuW0rgiEgIauz3RJMBwBH0Z0tNzGb6E8b_RBgg3GoLFFWnZVNwRovA6Tzsu8gR2oGXGRs6Exh6xiILV3qm4CWmTNjz3xmxsRorEQW-NAwg0anxdAm-LeYgkEoWU4Os4DBqiLHWB18UEhMcQZ8NGlQ5tjNvYNrzAcnRVCThQXU6a2Qd80eVreqLuR_qy6YwUAKuGZEkeMnw7QqhIz8yKPR0om868OE5ZWftnSzpJXvlUjYeFOFt4gQInlmI2y0zyc_unvvPMY_mfOXT05ZSKo0LPJKLpLnuN0W1vcF2j8XlvvnWSs5rXJ9Zfqx6fHW6JRqI5ZEjrXl_NpbViEsnLEgTrulg723d7cPmvPFq8ACM63RFtsrtm_EEYR394xqhEJjPRMIACwyKdJRrM7GGThMyax8RhMSc6hjrR4WsnSQfG6yq1wcUe2jwoaE2BSIjLshYA2momaKstx5gThkCEI4I-6PpLWQNtktnULASNAt0hxwqXA4K-0YNbX-SCjDxqbQYLeIhdE12Y5xy_38rP0cNm68BhtmcQtOoC0R5sBswVELWz_pgvtFiiILG-G_BONfP17i-FU2Tkrhl5qFdf8_1zs9-vyz83ukp3D-Fx_jLzTj_eUOeoWeV90R44FOOxBVbOvkWEzGlk4XeR_rgxmwVPogNXZ3vhB0Djoo1FwRSeVIpmirvzwN-B90P0123QFoRkfN8ehLSCfofC2eMSFwsKNowAcFx-8KwHXswPuqgDmdVPIcv2TMKeWANF1anzBrJKWAJEfSKDp1KwXRcglGJ_sFQRVFlr3Kc0DXab3sh_UbrwFs60uYPBsmK60lTpY4eT5O2kucLHbrtzx1fi7GLywxvtgYj6dYT_1Sj__tRu39OqvNroPUOq32OmLgeK29cmltfeXOZStFF18VpvjfwlTq-PjM1ZDKAtp6ERuoFgoHMzPuhcEdT_awVc6k9ZRFilCP9qWgHNKDuDHadywFL2iWrW5S3ttJyms7SXVrJ5m_tJPQd0YMUxeoIm04HMghOusPc2itDDrDfhIJhy36u9C0eoiByBStr67hiC724Hh_GiMuzcyPE5eig5wyuGvEkWfabGVcD2HTOTPOgKeekEH2pgxvQYRIRJsnqnMTRKvJmST0lbQ7Uimakcalfhxw3N0OgshoOECZmzhLyT_1MBNKTtujJ28xw_3xnknnr-bw7vHA5fSOC8eOr5SXcdjkyvRSTkknNl0VEsSv4IpSgsQq1FbC5b2h5MSodT5cB5MzGqA0_T4Tp-WjXR9lT0ZTaeJrE11PToa8qzSjC1PrnXYnWjlXitZlu7xKNDfm3cClmpLnx0pX-fJ2ti742qh99CfNpYWe" id="45" name="Picture"/>
             <a:graphic>
               <a:graphicData uri="http://schemas.openxmlformats.org/drawingml/2006/picture">
                 <pic:pic>
                   <pic:nvPicPr>
-                    <pic:cNvPr descr="C:/Users/15919/Desktop/论文草稿/temp/manuscript_figures_vs_8eqbp/figure_000003.png" id="46" name="Picture"/>
+                    <pic:cNvPr descr="C:/Users/15919/Desktop/论文草稿/temp/manuscript_figures_me01f5gb/figure_000003.png" id="46" name="Picture"/>
                     <pic:cNvPicPr>
                       <a:picLocks noChangeArrowheads="1" noChangeAspect="1"/>
                     </pic:cNvPicPr>
@@ -2831,7 +2831,7 @@
           <w:bCs/>
           <w:sz w:val="18"/>
         </w:rPr>
-        <w:t xml:space="preserve">Fig. 3 | Find–Build completion of single-residue organic small molecules with no missing atoms, assuming correct ligand identities.</w:t>
+        <w:t xml:space="preserve">Fig. 3 | Find–Build completion of small molecules, assuming correct ligand identities.</w:t>
       </w:r>
       <w:r>
         <w:rPr>
@@ -2845,7 +2845,7 @@
           <w:rFonts w:ascii="华文仿宋" w:hAnsi="华文仿宋" w:eastAsia="华文仿宋"/>
           <w:sz w:val="18"/>
         </w:rPr>
-        <w:t xml:space="preserve">Every panel contains the same 77 PDBs and 446 instances. a–d, Emap2lig. e–h, LigandSeek with CryoAtom2 receptors. i–l, LigandSeek with deposited receptors. Within each group, top and bottom rows show top-1 and best-of-50 poses; left and right columns require heavy-atom RMSD strictly</w:t>
+        <w:t xml:space="preserve">Eligible small molecules are single-residue organic small molecules with no atoms missing relative to their templates. Every panel contains the same 77 PDBs and 446 instances. a–d, Emap2lig. e–h, LigandSeek with CryoAtom2 receptors. i–l, LigandSeek with deposited receptors. Within each group, top and bottom rows show top-1 and best-of-50 poses; left and right columns require heavy-atom RMSD strictly</w:t>
       </w:r>
       <w:r>
         <w:rPr>

--- a/supplementary.operation.docx
+++ b/supplementary.operation.docx
@@ -2,7 +2,7 @@
 <file path=word/document.xml><?xml version="1.0" encoding="utf-8"?>
 <w:document xmlns:w="http://schemas.openxmlformats.org/wordprocessingml/2006/main" xmlns:m="http://schemas.openxmlformats.org/officeDocument/2006/math" xmlns:r="http://schemas.openxmlformats.org/officeDocument/2006/relationships" xmlns:o="urn:schemas-microsoft-com:office:office" xmlns:v="urn:schemas-microsoft-com:vml" xmlns:w10="urn:schemas-microsoft-com:office:word" xmlns:a="http://schemas.openxmlformats.org/drawingml/2006/main" xmlns:pic="http://schemas.openxmlformats.org/drawingml/2006/picture" xmlns:wp="http://schemas.openxmlformats.org/drawingml/2006/wordprocessingDrawing">
   <w:body>
-    <w:bookmarkStart w:id="48" w:name="supplementary-information"/>
+    <w:bookmarkStart w:id="56" w:name="supplementary-information"/>
     <w:p>
       <w:pPr>
         <w:pStyle w:val="1"/>
@@ -13,7 +13,351 @@
         <w:t xml:space="preserve">Supplementary Information</w:t>
       </w:r>
     </w:p>
-    <w:bookmarkStart w:id="33" w:name="stage-1-ablation-of-ligandseek-find"/>
+    <w:bookmarkStart w:id="36" w:name="X5afd4217e687964ac9a9d604ef8882ccb8f91d9"/>
+    <w:p>
+      <w:pPr>
+        <w:pStyle w:val="2"/>
+        <w:keepNext/>
+        <w:ind w:firstLine="0"/>
+      </w:pPr>
+      <w:r>
+        <w:t xml:space="preserve">Ligand-region detection at a stricter coverage threshold</w:t>
+      </w:r>
+    </w:p>
+    <w:p>
+      <w:pPr>
+        <w:pStyle w:val="FirstParagraph"/>
+        <w:spacing w:line="360" w:lineRule="auto" w:after="120"/>
+        <w:ind w:firstLine="420"/>
+      </w:pPr>
+      <w:r>
+        <w:t xml:space="preserve">We evaluated instance-level PRAUC at a stricter bidirectional coverage threshold of 0.5 using the same all-ligand and small-molecule cohorts. These comprised 179 PDB entries with 2,502 instances and 94 PDB entries with 821 small-molecule instances, respectively. For all ligands, PDB-equal means were 0.558 with GT receptors and 0.447 with CA2 receptors, compared with 0.126 for Emap2lig-Find</w:t>
+      </w:r>
+      <w:r>
+        <w:t xml:space="preserve"> </w:t>
+      </w:r>
+      <w:r>
+        <w:t xml:space="preserve">(</w:t>
+      </w:r>
+      <w:r>
+        <w:rPr>
+          <w:rStyle w:val="MDFIGREF_eJyrrk7LTC9KTbMqLklMTzXULS4pykwu0S3JKEotzsjPSalJrK0FAAjQDoA"/>
+        </w:rPr>
+        <w:t xml:space="preserve">Fig. 1a</w:t>
+      </w:r>
+      <w:r>
+        <w:t xml:space="preserve">).</w:t>
+      </w:r>
+      <w:r>
+        <w:t xml:space="preserve"> </w:t>
+      </w:r>
+      <w:r>
+        <w:t xml:space="preserve">The corresponding small-molecule scores were 0.605, 0.499 and 0.293, preserving the same advantage</w:t>
+      </w:r>
+      <w:r>
+        <w:t xml:space="preserve"> </w:t>
+      </w:r>
+      <w:r>
+        <w:t xml:space="preserve">(</w:t>
+      </w:r>
+      <w:r>
+        <w:rPr>
+          <w:rStyle w:val="MDFIGREF_eJyrrk7LTC9KTbMqLklMTzXULS4pykwu0S3JKEotzsjPSalJqq0FAAjTDoE"/>
+        </w:rPr>
+        <w:t xml:space="preserve">Fig. 1b</w:t>
+      </w:r>
+      <w:r>
+        <w:t xml:space="preserve">).</w:t>
+      </w:r>
+    </w:p>
+    <w:p>
+      <w:pPr>
+        <w:pStyle w:val="CaptionedFigure"/>
+        <w:keepNext/>
+        <w:spacing w:line="240" w:lineRule="auto" w:before="0" w:after="0"/>
+        <w:ind w:firstLine="0"/>
+        <w:jc w:val="center"/>
+      </w:pPr>
+      <w:r>
+        <w:drawing>
+          <wp:inline>
+            <wp:extent cx="5731510" cy="2176922"/>
+            <wp:effectExtent b="0" l="0" r="0" t="0"/>
+            <wp:docPr descr="Fig. 1 | Ligand-region detection at a stricter coverage threshold. LigandSeek-Find uses deposited receptors (GT) or CryoAtom2-reconstructed receptors (CA2) and is compared with the density-only method Emap2lig-Find. All ligands comprise 179 PDB entries and 2,502 instances; small molecules comprise 94 PDB entries and 821 instances. a, b, Instance-level PRAUC for all ligands and small molecules, respectively, at a bidirectional coverage threshold of 0.5. Bars and horizontal marks show PDB-equal means; faint points show individual PDB entries. Error bars show 95% intervals from 10,000 PDB bootstrap resamples." title="MDPPTFIG_eJztV19vHDUQ_yrWSkhUurv9017TW0qk6yWpKqXolNInFkW-Xd-uFa9tbN-_UJ4RQuUFxAuIZ576AYhEvwxp-jGYWe9drkkeKniAICJddmz_5jdjz-x49stAU1cFKQkufjg7_-n30Dpasvji7Ps3v_zc09otgw4JDLNKzFmBuFGaZc8tMzbL4v4gHmTZHrMnTukse_vqtzc_fv325TcXv77OMk-YZTcySlozZPOLXesMz13XVWCpUqJASE6140oe19SczDSAPwseLlJNlrWQNl18nAWVczoNQ5tXrKa2pzSTsDhVpqYOhqYMF8oU2qicWctlWYswiaL7YU25zIJdZBub5vHMrQQji3ROBfA-qcGpkTePuHCNQOwJY_qQS2ab-a3RIrWa5mAGeARMAVFyL8qCdng0EzhFZ061nC0cNbksADblxrpDrxq1IFjxDnhP_b9WPlDSWdCjNuccdM5ffgfn_8fZ6_NX3zZ2GbVuaDm9aa0aSntdqbHlidHEpBlPGnHkd9w8wfnTzXHFD9YbOvXq3j2HkWo2ifvREFlm5gygB7zskZi8IIe8pLLoGlbCQZOCOZbjkRPqCCU-JZghuZozAwEhm-zooRXnbf0Dh_I3tk5urec-Vs8YO-keYLbOLLMQMq0sd6wghuVMO2Us-fDxp3eIMmRkVmroVJ1AfHMlIZyz_ApyNEzuEGAl3EKUa00NrC-4qyDUDMhhR27VVVKsSM1cpQqyX1OdCF42PvTIUAgiGsc8geGWkXhnQMZ7jwiTkEHgJBpIOv0oIRy8oBKKwUfE1hR0ayVYDu_llvbg3jXlB0l8qfp_7v2bSgm9tdHo3FrP_4t5NLm10eiQJ21p6go2Z4KMj4bPRwSaIEK3qiPWsSs1rwOl2Gq8ckFt1fG37oQX3PhrmIobrl6ipiTq9XvkETWetVKGn8JGAI6dmiWAW2AN7bIvZjjJqISCO4WeyxGtOJ5lA4EKzue8QMxWxe2RfWPA-QnyN7hB_wPAQicAB2TJ1KiaxFEniqJGbaKUg7uFatwNrbW4WqKxd9oNPoeGctNIBv2du3E_jpZJvHN_kCQvHmqep_Bre0v6Xr1lYejiWlPZMgDXX-EANTczbENj3otETac8Z3sqn9VwiJ7JMEExiLbi2mJG4Q7lfMxzzCcc5J_MxwYuWZujlVEaNk192PT0YdvSh9sdfehYrWGbcgYqXLvjKS_BWXtc8365kpKGfuI4wr-4p2UJG-EFsN_tg4QtP8jj9R4hNBs_Ll3yDlI8wUOVQzpJNaqoLNkQ0mJRMVpYfEuQb73QJLGfBM5L1S0DnjW8dggTwfUBFwItotzoe4GmkFbM5RWKU8AcgZVm_Z3BBhS-y4cjC007mSyeqmK786fpcmpqfELgyNL3-mS16fmbeVxmS0dyXG_TFVA5wtqsbcGAap5rUg3fEI8ZvCQoABrfZm-Wzg-tx15KazSuS-VdDy9FmgpJ8FNr0E_6nuVGFMZlv_lS2ZJp6igX6-ltWcj2vKzexAV-u8FXfwLeH3M6" id="34" name="Picture"/>
+            <a:graphic>
+              <a:graphicData uri="http://schemas.openxmlformats.org/drawingml/2006/picture">
+                <pic:pic>
+                  <pic:nvPicPr>
+                    <pic:cNvPr descr="C:/Users/15919/Desktop/论文草稿/temp/manuscript_figures_mi5gynna/figure_000001.png" id="35" name="Picture"/>
+                    <pic:cNvPicPr>
+                      <a:picLocks noChangeArrowheads="1" noChangeAspect="1"/>
+                    </pic:cNvPicPr>
+                  </pic:nvPicPr>
+                  <pic:blipFill>
+                    <a:blip r:embed="rId33"/>
+                    <a:stretch>
+                      <a:fillRect/>
+                    </a:stretch>
+                  </pic:blipFill>
+                  <pic:spPr bwMode="auto">
+                    <a:xfrm>
+                      <a:off x="0" y="0"/>
+                      <a:ext cx="5731510" cy="2176922"/>
+                    </a:xfrm>
+                    <a:prstGeom prst="rect">
+                      <a:avLst/>
+                    </a:prstGeom>
+                    <a:noFill/>
+                    <a:ln w="9525">
+                      <a:noFill/>
+                      <a:headEnd/>
+                      <a:tailEnd/>
+                    </a:ln>
+                  </pic:spPr>
+                </pic:pic>
+              </a:graphicData>
+            </a:graphic>
+          </wp:inline>
+        </w:drawing>
+      </w:r>
+    </w:p>
+    <w:p>
+      <w:pPr>
+        <w:pStyle w:val="ImageCaption"/>
+        <w:keepLines/>
+        <w:spacing w:line="240" w:lineRule="auto"/>
+        <w:ind w:firstLine="0"/>
+      </w:pPr>
+      <w:r>
+        <w:rPr>
+          <w:rFonts w:ascii="华文仿宋" w:hAnsi="华文仿宋" w:eastAsia="华文仿宋"/>
+          <w:b/>
+          <w:bCs/>
+          <w:sz w:val="18"/>
+        </w:rPr>
+        <w:t xml:space="preserve">Fig. 1 | Ligand-region detection at a stricter coverage threshold.</w:t>
+      </w:r>
+      <w:r>
+        <w:rPr>
+          <w:rFonts w:ascii="华文仿宋" w:hAnsi="华文仿宋" w:eastAsia="华文仿宋"/>
+          <w:sz w:val="18"/>
+        </w:rPr>
+        <w:t xml:space="preserve"> </w:t>
+      </w:r>
+      <w:r>
+        <w:rPr>
+          <w:rFonts w:ascii="华文仿宋" w:hAnsi="华文仿宋" w:eastAsia="华文仿宋"/>
+          <w:sz w:val="18"/>
+        </w:rPr>
+        <w:t xml:space="preserve">LigandSeek-Find uses deposited receptors (GT) or CryoAtom2-reconstructed receptors (CA2) and is compared with the density-only method Emap2lig-Find. All ligands comprise 179 PDB entries and 2,502 instances; small molecules comprise 94 PDB entries and 821 instances.</w:t>
+      </w:r>
+      <w:r>
+        <w:rPr>
+          <w:rFonts w:ascii="华文仿宋" w:hAnsi="华文仿宋" w:eastAsia="华文仿宋"/>
+          <w:sz w:val="18"/>
+        </w:rPr>
+        <w:t xml:space="preserve"> </w:t>
+      </w:r>
+      <w:r>
+        <w:rPr>
+          <w:rFonts w:ascii="华文仿宋" w:hAnsi="华文仿宋" w:eastAsia="华文仿宋"/>
+          <w:b/>
+          <w:bCs/>
+          <w:sz w:val="18"/>
+        </w:rPr>
+        <w:t xml:space="preserve">a</w:t>
+      </w:r>
+      <w:r>
+        <w:rPr>
+          <w:rFonts w:ascii="华文仿宋" w:hAnsi="华文仿宋" w:eastAsia="华文仿宋"/>
+          <w:sz w:val="18"/>
+        </w:rPr>
+        <w:t xml:space="preserve">,</w:t>
+      </w:r>
+      <w:r>
+        <w:rPr>
+          <w:rFonts w:ascii="华文仿宋" w:hAnsi="华文仿宋" w:eastAsia="华文仿宋"/>
+          <w:sz w:val="18"/>
+        </w:rPr>
+        <w:t xml:space="preserve"> </w:t>
+      </w:r>
+      <w:r>
+        <w:rPr>
+          <w:rFonts w:ascii="华文仿宋" w:hAnsi="华文仿宋" w:eastAsia="华文仿宋"/>
+          <w:b/>
+          <w:bCs/>
+          <w:sz w:val="18"/>
+        </w:rPr>
+        <w:t xml:space="preserve">b</w:t>
+      </w:r>
+      <w:r>
+        <w:rPr>
+          <w:rFonts w:ascii="华文仿宋" w:hAnsi="华文仿宋" w:eastAsia="华文仿宋"/>
+          <w:sz w:val="18"/>
+        </w:rPr>
+        <w:t xml:space="preserve">, Instance-level PRAUC for all ligands and small molecules, respectively, at a bidirectional coverage threshold of 0.5. Bars and horizontal marks show PDB-equal means; faint points show individual PDB entries. Error bars show 95% intervals from 10,000 PDB bootstrap resamples.</w:t>
+      </w:r>
+    </w:p>
+    <w:bookmarkEnd w:id="36"/>
+    <w:bookmarkStart w:id="40" w:name="Xdb45709594eb832e271f9393d5a792b61123874"/>
+    <w:p>
+      <w:pPr>
+        <w:pStyle w:val="2"/>
+        <w:keepNext/>
+        <w:ind w:firstLine="0"/>
+      </w:pPr>
+      <w:r>
+        <w:t xml:space="preserve">Complete detection curves across ranked candidates</w:t>
+      </w:r>
+    </w:p>
+    <w:p>
+      <w:pPr>
+        <w:pStyle w:val="FirstParagraph"/>
+        <w:spacing w:line="360" w:lineRule="auto" w:after="120"/>
+        <w:ind w:firstLine="420"/>
+      </w:pPr>
+      <w:r>
+        <w:t xml:space="preserve">We compared detection completion across the full candidate-count range and retained the distribution of results across individual PDB entries</w:t>
+      </w:r>
+      <w:r>
+        <w:t xml:space="preserve"> </w:t>
+      </w:r>
+      <w:r>
+        <w:t xml:space="preserve">(</w:t>
+      </w:r>
+      <w:r>
+        <w:rPr>
+          <w:rStyle w:val="MDFIGREF_eJyrrk7LTC9KTbMqLklMTzXUTc7PLchJLcnMz9NNLi0qSy2urQUA-gsODw"/>
+        </w:rPr>
+        <w:t xml:space="preserve">Fig. 2</w:t>
+      </w:r>
+      <w:r>
+        <w:t xml:space="preserve">).</w:t>
+      </w:r>
+      <w:r>
+        <w:t xml:space="preserve"> </w:t>
+      </w:r>
+      <w:r>
+        <w:t xml:space="preserve">All-ligand evaluation included 179 PDB entries and 2,502 instances; small-molecule evaluation included 94 PDB entries and 821 instances. Both evaluated Find alone, without requiring identity matching or pose reconstruction. Candidate–instance pairs required bidirectional coverage of at least 0.3, and each instance contributed only its first detection. Relative candidate counts of 100% and 300% allowed examining up to one and three times the ground-truth instance count, respectively.</w:t>
+      </w:r>
+    </w:p>
+    <w:p>
+      <w:pPr>
+        <w:pStyle w:val="BodyText"/>
+        <w:spacing w:line="360" w:lineRule="auto" w:after="120"/>
+        <w:ind w:firstLine="420"/>
+      </w:pPr>
+      <w:r>
+        <w:t xml:space="preserve">From 100% to 300%, mean completion across all ligands increased from 66.4% to 71.7% with GT receptors and from 55.6% to 63.3% with CA2 receptors. Emap2lig-Find increased from 25.9% to 30.1% over the same candidate-count range. Corresponding small-molecule changes were 70.5% to 73.3% for GT, 59.8% to 68.5% for CA2 and 44.2% to 51.6% for Emap2lig-Find. LigandSeek-Find therefore recovered more true instances under the same candidate-count limits. Means weight PDB entries equally, while background candidates and repeated hits retain their candidate positions. The small-molecule evaluation omits only candidates assigned to non-small-molecule instances.</w:t>
+      </w:r>
+    </w:p>
+    <w:p>
+      <w:pPr>
+        <w:pStyle w:val="CaptionedFigure"/>
+        <w:keepNext/>
+        <w:spacing w:line="240" w:lineRule="auto" w:before="0" w:after="0"/>
+        <w:ind w:firstLine="0"/>
+        <w:jc w:val="center"/>
+      </w:pPr>
+      <w:r>
+        <w:drawing>
+          <wp:inline>
+            <wp:extent cx="5731510" cy="4275861"/>
+            <wp:effectExtent b="0" l="0" r="0" t="0"/>
+            <wp:docPr descr="Fig. 2 | Complete ligand-detection curves across ranked candidates. LigandSeek-Find uses deposited receptors (GT) or CryoAtom2-reconstructed receptors (CA2) and is compared with the density-only method Emap2lig-Find. All ligands comprise 179 PDB entries and 2,502 instances; small molecules comprise 94 PDB entries and 821 instances. a–c, All ligands. d–f, Small molecules. Columns show GT, CA2 and Emap2lig, respectively. Candidates are assigned by maximal geometric-mean coverage among pairs satisfying bidirectional coverage of at least 0.3. Each instance contributes only its first detection. The x-axis shows candidate counts relative to each PDB’s ground-truth instance count; the y-axis shows the percentage of distinct instances detected. The small-molecule evaluation omits candidates assigned to other classes but retains background candidates and repeated hits. Green circles and lines show PDB-equal means; blue diamonds and lines show medians. Grey points and violins show PDB distributions at relative candidate counts of 50%, 100%, 200% and 300%." title="MDPPTFIG_eJztV0uLG0cQ_iuFIBDDSiNpLdsrO4aN7F0Cm7DYzikTllZPS9Oop7vT3aOH44BvIQTn4hAICTnn5B8QQ_xfTPz4GanqHj0264NJDokhC1rVdFd99a4pfdmyLJStIbReff_0xU-_Zz6wqei9evr45S8_d6wNy9YetJzwRs1FQXyjYZ5_6oXzed4bHPQO8vyW8LNgbJ6_fvLbyx--fv3om1e_PsvzBJjnb0TUrBKEli7b3FRWiSCNbvPazYUnHs4snZxVzM1qi9yftW4shhaWldJ-uPggb5Uh2GGWeV6KivmOsULj5cS4igV8dNNsYVxhneHCe6mnlcr63e6VrGJS562bhHbq4tfdsFICFsM5U4j7UYVWjZJ64svWHMQ7E8KeSC18PN95Wgy9ZRzVII7CIwTqX-7mrebxTq3oiNXBNJgNO0lKXSDbRDofTpJot2HCm2RAsjT9a-gjo4NHOea5lCjz4tF3mIA_nj578eTbqFcwHw69ZG-6Kw-1vygUdSVgUjGOz-NIjpLH8RuNv78JV-_a2qH7STyZFyhT0Unyx2IRCUwtsh7JaQf68ABGKe0ClJwyXbQLpDkFHVIVAOPOeA-O6ZkogCOPLFgQvkNqQlL2L0TlH_gO76zlJzFHd4WYtY-oXGuPCSqENV4GTI4TXNhgnIf3j-9dAuNg5FbmMJiq38Y7o31wNf8L5-iwfwkQFaQHmgHM4f1ChhJCKRAcPQqrttFqBZUIpSngdsVsH8sl2tCBQ6Wa4kkATnoBvasHcHrrQxA6OElVhAr6e4NuHyRawTROg-vgK4aylVGCY2PuSB9cviB8rd_biv5fe_-lWcKeP3zM39mM7O0WcAcKdGayB3fPl2YH56SqK-3Bl2YBx_f2APsmFua6G_awqbyl2TkXaoUCm0kJ2FLA8O031dhaY-wjtpSID1NhsKWc5O1KMBy4Zi4cvvWAVQbfYJbhqwg8C9JPVvRKG8tCujScUXjDbSbAAiiKIXQ7-x24zXi56RXkoy4a12RI7GKJuYhvOdjM-g7cw15fttGu5KHfDnoEqCl9TihGvkEwIEgDdujzhz96mDpkKNo4WsI5tSh1Pc6Q1S4uHVjhOPZ2Y3whfZCah217N4aJItkVx0R7nQsQmOeaxVeUqcgZvhPpdZTRSIOqHHCFZ3iDAUAXAm4dSDM-S1afk9U0F61gNCBLBO7AsRMC8yIdVw0DbRFNEaD_bfFFjamg7OE4G6saB6ak7BUXuCuBNzphrsAaSTElnrk0SuotZoxHTBh66Cm1m8hfyAlGb9B9bw96XfqPe9V7EXIfifMjkpaXm63PcaPbbHKtwdX93qDXXV7uXx1cu9J7cMNKPsRPs9yxt1ruCscWF7a6BgGx_g4GioXaiQ2MeysQM5lILm4ZXldYWgkpBQ6jWErraSqQh3p-KjnNBHrgn8xPHZab56RlNMziWp3FrTprlupsd6fOgqgsuqlrFJE2nE3kFI31Z5UcTFdasywdnHXpr9-xeoqOyALR9w-QoqUb6dO1j5iajR1bk5KBjCJ4YvjMgzajkumpOHTOLErBCk-TjvDWF3H0pEPE3IruKEio2YUgjJW0R1Ip0kh0lE8EG2ItisBLIifIcwe1xPtzDxum7DwePXncmmG8-NgUu6s3Gy4nrqJvTBws07INq83SHc_pWiwDcLpvyhW5OLE1VdswI1f8XoNaHG_HOF2BCOSmsZnUsvmJT7xbas1N99ok07MtyYZKA_3WORj0BwnljVyUl9vxp8IOzYY4c9T6eJdWuomXt5u84Odm66s_AdznNFk" id="38" name="Picture"/>
+            <a:graphic>
+              <a:graphicData uri="http://schemas.openxmlformats.org/drawingml/2006/picture">
+                <pic:pic>
+                  <pic:nvPicPr>
+                    <pic:cNvPr descr="C:/Users/15919/Desktop/论文草稿/temp/manuscript_figures_mi5gynna/figure_000002.png" id="39" name="Picture"/>
+                    <pic:cNvPicPr>
+                      <a:picLocks noChangeArrowheads="1" noChangeAspect="1"/>
+                    </pic:cNvPicPr>
+                  </pic:nvPicPr>
+                  <pic:blipFill>
+                    <a:blip r:embed="rId37"/>
+                    <a:stretch>
+                      <a:fillRect/>
+                    </a:stretch>
+                  </pic:blipFill>
+                  <pic:spPr bwMode="auto">
+                    <a:xfrm>
+                      <a:off x="0" y="0"/>
+                      <a:ext cx="5731510" cy="4275861"/>
+                    </a:xfrm>
+                    <a:prstGeom prst="rect">
+                      <a:avLst/>
+                    </a:prstGeom>
+                    <a:noFill/>
+                    <a:ln w="9525">
+                      <a:noFill/>
+                      <a:headEnd/>
+                      <a:tailEnd/>
+                    </a:ln>
+                  </pic:spPr>
+                </pic:pic>
+              </a:graphicData>
+            </a:graphic>
+          </wp:inline>
+        </w:drawing>
+      </w:r>
+    </w:p>
+    <w:p>
+      <w:pPr>
+        <w:pStyle w:val="ImageCaption"/>
+        <w:keepLines/>
+        <w:spacing w:line="240" w:lineRule="auto"/>
+        <w:ind w:firstLine="0"/>
+      </w:pPr>
+      <w:r>
+        <w:rPr>
+          <w:rFonts w:ascii="华文仿宋" w:hAnsi="华文仿宋" w:eastAsia="华文仿宋"/>
+          <w:b/>
+          <w:bCs/>
+          <w:sz w:val="18"/>
+        </w:rPr>
+        <w:t xml:space="preserve">Fig. 2 | Complete ligand-detection curves across ranked candidates.</w:t>
+      </w:r>
+      <w:r>
+        <w:rPr>
+          <w:rFonts w:ascii="华文仿宋" w:hAnsi="华文仿宋" w:eastAsia="华文仿宋"/>
+          <w:sz w:val="18"/>
+        </w:rPr>
+        <w:t xml:space="preserve"> </w:t>
+      </w:r>
+      <w:r>
+        <w:rPr>
+          <w:rFonts w:ascii="华文仿宋" w:hAnsi="华文仿宋" w:eastAsia="华文仿宋"/>
+          <w:sz w:val="18"/>
+        </w:rPr>
+        <w:t xml:space="preserve">LigandSeek-Find uses deposited receptors (GT) or CryoAtom2-reconstructed receptors (CA2) and is compared with the density-only method Emap2lig-Find. All ligands comprise 179 PDB entries and 2,502 instances; small molecules comprise 94 PDB entries and 821 instances.</w:t>
+      </w:r>
+      <w:r>
+        <w:rPr>
+          <w:rFonts w:ascii="华文仿宋" w:hAnsi="华文仿宋" w:eastAsia="华文仿宋"/>
+          <w:sz w:val="18"/>
+        </w:rPr>
+        <w:t xml:space="preserve"> </w:t>
+      </w:r>
+      <w:r>
+        <w:rPr>
+          <w:rFonts w:ascii="华文仿宋" w:hAnsi="华文仿宋" w:eastAsia="华文仿宋"/>
+          <w:b/>
+          <w:bCs/>
+          <w:sz w:val="18"/>
+        </w:rPr>
+        <w:t xml:space="preserve">a–c</w:t>
+      </w:r>
+      <w:r>
+        <w:rPr>
+          <w:rFonts w:ascii="华文仿宋" w:hAnsi="华文仿宋" w:eastAsia="华文仿宋"/>
+          <w:sz w:val="18"/>
+        </w:rPr>
+        <w:t xml:space="preserve">, All ligands. d–f, Small molecules. Columns show GT, CA2 and Emap2lig, respectively. Candidates are assigned by maximal geometric-mean coverage among pairs satisfying bidirectional coverage of at least 0.3. Each instance contributes only its first detection. The x-axis shows candidate counts relative to each PDB’s ground-truth instance count; the y-axis shows the percentage of distinct instances detected. The small-molecule evaluation omits candidates assigned to other classes but retains background candidates and repeated hits. Green circles and lines show PDB-equal means; blue diamonds and lines show medians. Grey points and violins show PDB distributions at relative candidate counts of 50%, 100%, 200% and 300%.</w:t>
+      </w:r>
+    </w:p>
+    <w:bookmarkEnd w:id="40"/>
+    <w:bookmarkStart w:id="41" w:name="stage-1-ablation-of-ligandseek-find"/>
     <w:p>
       <w:pPr>
         <w:pStyle w:val="2"/>
@@ -2036,11 +2380,11 @@
           <w:rFonts w:ascii="Times New Roman" w:hAnsi="Times New Roman"/>
           <w:sz w:val="18"/>
         </w:rPr>
-        <w:t xml:space="preserve">Dice denotes semantic Dice; PRAUC denotes one-to-one PRAUC, with subscripts indicating bidirectional coverage thresholds between predicted and ground-truth regions. CA2 denotes CryoAtom2-reconstructed receptors; deposited receptors correspond to GT. Bold and underlined values indicate the highest and second-highest scores in each column, respectively.</w:t>
+        <w:t xml:space="preserve">Dice denotes semantic Dice; PRAUC denotes instance-level PRAUC, with subscripts indicating bidirectional coverage thresholds between predicted and ground-truth regions. CA2 denotes CryoAtom2-reconstructed receptors; deposited receptors correspond to GT. Bold and underlined values indicate the highest and second-highest scores in each column, respectively.</w:t>
       </w:r>
     </w:p>
-    <w:bookmarkEnd w:id="33"/>
-    <w:bookmarkStart w:id="43" w:name="stage-3-end-to-end-top-k-success"/>
+    <w:bookmarkEnd w:id="41"/>
+    <w:bookmarkStart w:id="51" w:name="stage-3-end-to-end-top-k-success"/>
     <w:p>
       <w:pPr>
         <w:pStyle w:val="2"/>
@@ -2051,7 +2395,7 @@
         <w:t xml:space="preserve">Stage 3: End-to-end top-k success</w:t>
       </w:r>
     </w:p>
-    <w:bookmarkStart w:id="34" w:name="evaluation-protocol-top-k-success"/>
+    <w:bookmarkStart w:id="42" w:name="evaluation-protocol-top-k-success"/>
     <w:p>
       <w:pPr>
         <w:pStyle w:val="3"/>
@@ -2106,8 +2450,8 @@
         <w:t xml:space="preserve">Top-k success evaluates two basic end-to-end capabilities of our pipeline. These comprise detection and identity matching across all ligand categories, and detection, identity matching and modelling of eligible small molecules. These are single-residue organic small molecules with no atoms missing relative to their templates. Attempt-accounting rules are the same as those in the main text. The all-ligand test set contains 179 PDBs and 2,502 ligand instances; the small-molecule subset contains 77 PDBs and 446 instances. Each task was also evaluated with deposited receptors (GT) and CryoAtom2-reconstructed receptors (CA2).</w:t>
       </w:r>
     </w:p>
-    <w:bookmarkEnd w:id="34"/>
-    <w:bookmarkStart w:id="38" w:name="X5f64bd45b404ca02f1e597fd6c2fd1f17bc94df"/>
+    <w:bookmarkEnd w:id="42"/>
+    <w:bookmarkStart w:id="46" w:name="X5f64bd45b404ca02f1e597fd6c2fd1f17bc94df"/>
     <w:p>
       <w:pPr>
         <w:pStyle w:val="3"/>
@@ -2131,18 +2475,18 @@
           <wp:inline>
             <wp:extent cx="5731510" cy="3060245"/>
             <wp:effectExtent b="0" l="0" r="0" t="0"/>
-            <wp:docPr descr="Fig. 1 | End-to-end ligand-region detection and identity matching. The curves show the percentage of the 179 test PDB entries with successful predictions within an attempt budget of K=1–10. Find+Match curves require end-to-end correct region detection and ligand identity matching, whereas Find and Emap2lig-Find curves require only correct region detection. Find and Match denote LigandSeek-Find and LigandSeek-Match, respectively. GT denotes deposited receptor structures, and CA2 denotes CryoAtom2-reconstructed receptor structures." title="MDPPTFIG_eJzVVs1uGzcQfhVir7W0khzF9cIR4Mp2UNQuhCQ9dQuD4o60hHeXLMnVT5oCvRVFkV5S9NKi557yADXQvEtRx3mMzpArWa4dIEgOhQ3YOxx-880PyfF8E2nu8ihh0eXP5xe__hUf9g4vz1-8_v23ttZuEW2xyIBVxQwyAg2TNP3CgrFp2u3vdnfT9ADsmVM6Td-8_PP1L9-_ef7D5R-v0jSwpelNuoqXQFTQgxYvitZEVlmr5E7ktCu4dlJVpyU3Z7VG3JfR3jzRbFEWlU3mD9Iod04ncWxFDiW3baWhws2JMsiBSzON58pk2igB1spqWhZxr9O5H5dcVmk0ILaR8Z_HblkAmyczXiDvpyWfwjC4J1y8QhD2DEAfywqs12-s5onVXKAb5ClQhUS9e500apaP6oJUvHaq4WzgZImJI2wijXXHwbTTgHAnBBAiDX8a-UhVzqIdt0JKtLl4_hPW_Z_zVxcvf_R-gVu3byW_bS_fr-xNI-8rEJOLsV-PvTgMGfsvBv90Xa7ux6uEngbzEJ6jk_JJUj4a7w6YGSD0SE7brMuesUM8bqdagMkXcspxZWCKNWcZOBBUfYZKJjOonHRL5q8GVqxNXlzw9T8U5QNSZ3c28ic5MFGjbJnN1Zw5XGswAo8GHwtTE6_p7uwyB9ax0cEnDLeMRPxcupzZWtArnNQFQ9ZM-uMNe5KOmXHnoNSOjetsCg4J72yprh9ymagT7KtN2yrfqW2pyUQKOFCiLrGIq6blcoqjDKRu8NleXHo3jSb8GfmPpdfShK999F4XwKOG4MFtBG7Q_VDev7978RbmzjV93JTmbp1umx1hT_7ohHrR6kUY-LqWBvDGrxuaUMZgD2O3drTQ7W42ti02z8Fgdt6Hhx6WXPcQ3_Ka__hTVbF8q6f2FUkIFr0pB-zYO38McNZaAzZ0HruFbFYTzwyKZZs9fNJYW_xqZaWDDCECtFOGWWdq4Wo02fJsw_3eGj40S7XvVNnD3i7wxXvo7cbX2zr9zxtEX-EgsB4Aov7Odrff7Sy2O_c7vXv9Z3taigR_m8fF3-lxZYbPbwwDDQNyvQ8HmlEGaxrz3q_cQMF9Z8yltnQxKcNqNpKCriUtxOezkcHyWkFehknsh7DYz2BxM4LFmxNYTH0V06xqNJHanU7klMp9WkKnO-lPx3FQnHbop9vW1RQTkRmyb--gRFMayqNVjng06ziuQgoBcqrgsRJnllVqmPNqCvvGKLzVPLP02IhvteEvWFAi55XphoPAGt8owriQ-kgWBXkk2dsHgWNDMoB3mMQJYh6hF79_bbEGxdf5aGVx2GLj-YnKNic2niwmpqQvHhxbhBmNLdezmtfTNiwcE7TfXFdECYI1t7YBI8p_V6QaZ7-HoEpGAqLpTQe3fHZsA_ZKWqFpv1Ih9PhK5ElRMRqRd_u9fmC5FUXncugnzA2ZJ47LYqXelIuqqZfV63PB30H07b9H0nx_" id="36" name="Picture"/>
+            <wp:docPr descr="Fig. 3 | End-to-end ligand-region detection and identity matching. The curves show the percentage of the 179 test PDB entries with successful predictions within an attempt budget of K=1–10. Find+Match curves require end-to-end correct region detection and ligand identity matching, whereas Find and Emap2lig-Find curves require only correct region detection. Find and Match denote LigandSeek-Find and LigandSeek-Match, respectively. GT denotes deposited receptor structures, and CA2 denotes CryoAtom2-reconstructed receptor structures." title="MDPPTFIG_eJzVVs1uHEUQfpXWXPHu7K69CR45lszajhA2WiXhxCCr3VM70_LMdNPdsz8hSNwQQuESxAXEmVMeAEvkXRCO8xhUdc-u19iRouSAbMme6uqvvvrp7nJ9E2nuiihh0eXP5xe__hUfDA4uz1-8_v23rtZuHm2wyIBV5RQyAo2SNP3CgrFp2h9u97fTdB_smVM6Td-8_PP1L9-_ef7D5R-v0jSwpelNuppXQFQwgA4vy85E1lmn4k4UtCu4dlLVJxU3Z41G3JfRzizRbF6VtU1mD9KocE4ncWxFARW3XaWhxs2JMsiBS5PHM2UybZQAa2WdV2U86PXuxRWXdRrtEtvY-M9jtyiBzZIpL5H304rnMAruCRcvEYQ9A9BHsgbr9WurWWI1F-gGeUpUIdFgq5dG7fJRU5KKN061nC2cLDFxhE2kse4omPZaEO6EAEKk4U8rH6raWbTjVkiJNhfPf8K6_3P-6uLlj94vcOv2rOS37RV7tb1p5H0FYnJx6tenXhyFjP0Xg3-6Klf_42VCT4N5CM_RSfkkKR-NdwfMFBB6KPMu22TP2AEet1MdwORLmXNcGcix5iwDB4Kqz1DJZAa1k27B_NXAinXJiwu-_oeifEDq7M5G_qQAJhqULbOFmjGHaw1G4NHgY2Fq4jX9-9vMgXVsvP8Jwy0jET-TrmC2EfQKJ03JkDWT_njDnqRjZtw5qLRjp02Wg0PCO1uq64dcJeoY-2rbtqp3altqMpEC9pVoKizismm5guKoAqnb_WwnrrybVhP-jP3H0mtpw9c-eq8L4HFL8OA2Arfb_1Dev7978Rbm3jV93Jbmbp1ulx1iT_7omHrR8kUY-LqRBvDGrxqaUMZgD2O3drTQ7W42tg02K8Bgdt6Hhx5UXA8Q3_Ga__hTdbl4q6fuFUkIFr0pB-zIO38McNZZAdZ0HruBbFYTzxTKRZc9fNJaW_xqZaWDDCECtFOGWWca4Ro02fBso73BCj4yC7XnVDXA3i7wxXvo7cbX2zr9z9uNvsJBYDUARMP7m_1hvzff7N3rDbaGz3a0FAn-to-Lv9Pjygyf3RgGWgbkeh8ONKMMVjTmvV-5gZL7zlhIbeliUob1dCwFXUtaiM-nY4PltYK8jJLYD2Gxn8HidgSL1yewmPoqplk3aCK1O5nInMp9UslhvqhrHgfFSY9-Nru6zjERmSH71hAlmtJQHi9zxKNZxXEVUgiQUwWPlDizrFajgtc57Bmj8FbzzNJjI77lhr9gQYmcV6ZrDgJrfKMIp6XUh7IsySPJ3j4IHBuSAbzDJE4Q8wi9-P1rixUovs5HK4vDFjudHatsfWLjyXxiKvriwbF5mNHYYjWreT1tw9wxQfvtdUWUIFh7a1swovx3Sapx9nsIqmIkIJredHDLp0c2YK-kJZr2axVCj69EnpQ1oxF5ezgYBpZbUXQuB37CXJN54rgsl-p1uazbelm9Ohf83Y2-_ReolX0T" id="44" name="Picture"/>
             <a:graphic>
               <a:graphicData uri="http://schemas.openxmlformats.org/drawingml/2006/picture">
                 <pic:pic>
                   <pic:nvPicPr>
-                    <pic:cNvPr descr="C:/Users/15919/Desktop/论文草稿/temp/manuscript_figures_me01f5gb/figure_000001.png" id="37" name="Picture"/>
+                    <pic:cNvPr descr="C:/Users/15919/Desktop/论文草稿/temp/manuscript_figures_mi5gynna/figure_000003.png" id="45" name="Picture"/>
                     <pic:cNvPicPr>
                       <a:picLocks noChangeArrowheads="1" noChangeAspect="1"/>
                     </pic:cNvPicPr>
                   </pic:nvPicPr>
                   <pic:blipFill>
-                    <a:blip r:embed="rId35"/>
+                    <a:blip r:embed="rId43"/>
                     <a:stretch>
                       <a:fillRect/>
                     </a:stretch>
@@ -2183,7 +2527,7 @@
           <w:bCs/>
           <w:sz w:val="18"/>
         </w:rPr>
-        <w:t xml:space="preserve">Fig. 1 | End-to-end ligand-region detection and identity matching.</w:t>
+        <w:t xml:space="preserve">Fig. 3 | End-to-end ligand-region detection and identity matching.</w:t>
       </w:r>
       <w:r>
         <w:rPr>
@@ -2256,7 +2600,7 @@
         <w:rPr>
           <w:rStyle w:val="MDFIGREF_eJyrrk7LTC9KTbNKNUrVTczJ0U3LzEvRzU0sSc6orQUApM0LCA"/>
         </w:rPr>
-        <w:t xml:space="preserve">Fig. 1</w:t>
+        <w:t xml:space="preserve">Fig. 3</w:t>
       </w:r>
       <w:r>
         <w:t xml:space="preserve">).</w:t>
@@ -2328,8 +2672,8 @@
         <w:t xml:space="preserve">.</w:t>
       </w:r>
     </w:p>
-    <w:bookmarkEnd w:id="38"/>
-    <w:bookmarkStart w:id="42" w:name="X6e1b63a4e35e6bf9431f623eff6c1e348a6971c"/>
+    <w:bookmarkEnd w:id="46"/>
+    <w:bookmarkStart w:id="50" w:name="X6e1b63a4e35e6bf9431f623eff6c1e348a6971c"/>
     <w:p>
       <w:pPr>
         <w:pStyle w:val="3"/>
@@ -2353,18 +2697,18 @@
           <wp:inline>
             <wp:extent cx="5731510" cy="3497158"/>
             <wp:effectExtent b="0" l="0" r="0" t="0"/>
-            <wp:docPr descr="Fig. 2 | End-to-end modelling of small molecules. Eligible small molecules are single-residue organic small molecules with no atoms missing relative to their templates. Curves show the percentage of the 77 test PDB entries with successful predictions within an attempt budget of K = 1–10. Find and Match denote LigandSeek-Find and LigandSeek-Match, respectively. GT and CA2 denote deposited and CryoAtom2-reconstructed receptor structures, respectively. a, Find+Match curves require end-to-end correct region detection and ligand identity matching, whereas Find and Emap2lig-Find curves require only correct region detection. b, c, Success rates for end-to-end pose reconstruction with PocketXMol-tuned using deposited (GT, b) and CryoAtom2-reconstructed (CA2, c) receptor structures across charged attempts K. Success requires RMSD below 2 Å or 3 Å. Solid lines denote top-1 poses selected by model score; dashed lines denote best-of-50 poses." title="MDPPTFIG_eJztWF-PGzUQ_ypWnqhIsknacL3QnnTk7irEHYp6RUJi0cnxThLrvGtje5NLKRIvCCFUXop4AfHMUz8AlegD3wTRPx-DGXuTy_0pqtqHkoqqubVnxr8Ze2bssb-sGe4ntR6rPfvx0ZOf_0h2O7vPHj14-usvTWP8Sa3OahacVlPISKjfS9NPHFiXpu3uZnszTXfAHXtt0vT5w9-f_vTt8_vfPfvtcZpGtDS9CFfwHAgKOtBwOVeqYaQBJQsgruDGS10c5dwelwblPqvdmPUMO8lV4Xqzm2lt4r3pJYkTE8i5a2oDBTJH2ubcY9eOk5m2mbFagHOyGOcq6bRa7yU5l0Va2yK0gQ2fQz9XwGa9KVeI-2HOx9CP6kkuWUiQ7DGA2UcTXaCv9GY9Z7hANYhDc0CgzrVWWqu6t0tFJF56XWFW4jRSFhmKjaR1fj8ObVVCyIkGREvjn6q9pwvvcBx3Qkoc8-T-D7jufz96_OTh90EvcOe3neSX8Sbbhbs4KOiKwKRiGPrD0OzHGYcvGn93uVzt64sJ3Y3Do3mePBUmSfMxGDtgp4Cie3LcZB12j-0WWcPrBuDkc52BUrR4esRCLCBJgcBFc00C9RH6DazBa8yUra3lu0qO5RBz4pwvGLdIQz8paKC0zEpgmGi8kOKC6Ez6CSs0417njuUy5CCzoLiXU2BeMz8BaZmH3CANHc36Jap3zE30jJjMgBVQeExHiguibGygvPNssPMBQ46VC0WuFJTmo1IxnEcmBWVv5MmCcfzvSZFnwzIbg0e8tXXO2bDKe_oAN-5qX8xfal_Uo5EUsKNFmeMiLnZFPyE78gjqtz66keRBTUWJfwbh4_yc5ZX5JlgfaFF4UAHcvAzAb7VfF_evrx-8ALl1hp5US7Ne3m2yPToOOP7QeDFhGRTaA9uXmGbZIcBxYymwQguydUwvZ0BQgql5k926E8T6250FSgZGO-khju_bud7G9OxgMgtMF29LQTzsgfHaskgpEfUc9FuSPG_HicrX1hv1EOzvxkAXcfe38EUp8ZiB0_JAaIsh6ZE1xl0dg9hD2N9DEKuQBExihHtJ-weB4VFTZ7MJWJzdaULt5tx0UD5m0Dl9ulDzF2r6P-D_SwE_XFtv1NfW8rcxjsTaeqPODmPByyyVzgyru9UNEw95YCtnOu1loUweaHEM_tMDrRq-LPCoL0NVfloWvHPrTp0Nr_xrefAOFhR1Jq5cVicwLqxGs8SE2zGVGbHsdmu70m-k2l7X0nUZlPFMdez2weEOG4LCC12H_fkNXhbZVfyipFaSzu4Chara1GvTaIfQxSsg4DWSYm04j48DzOHRDO-zjLsJnBs4xBthQ48a3VYcffawpteTrdrndVZbPiXVuhtX29126-Tqtc2Ndvf6vRtGih7-Kr_yl_JrZvnswrNShYBYr4KBwyiLljD2lQMs3rMxaSfSOHIjzbCYDqQgJ1JHfDwdWFxCJ0hLv5eE57wkvOYl1WNesvqWl1Am4zSLEodI449Gckwpf5RDqz3qjodJJBy16F-naYoxTkRmiH6tjS1678P2YDFHdM3SjlOTooGcVnAfNyvHCt2f8GIM29ZqrOh45ig0CW_BCPeSSETM06ErCiJqcmERhkqaPakUaaR2GB8bHG-eFrCWpOYIZW6jlsA_01kKJWfxqOcMrvBwdoABvPL2x3snI5vTFx3HTuJrH5svX_0Cndhw4pkgfhWuKCVIrIraShilwncBaqzzt0DnjBooTfVsVMun-y7KnrYW0sQvdDQ9OW3ynsKTA1E2u51uRLlUivyyG94qV9q857lUC_JqWxXVejmz9Av-tmpf_QOkxYFM" id="40" name="Picture"/>
+            <wp:docPr descr="Fig. 4 | End-to-end modelling of small molecules. Eligible small molecules are single-residue organic small molecules with no atoms missing relative to their templates. Curves show the percentage of the 77 test PDB entries with successful predictions within an attempt budget of K = 1–10. Find and Match denote LigandSeek-Find and LigandSeek-Match, respectively. GT and CA2 denote deposited and CryoAtom2-reconstructed receptor structures, respectively. a, Find+Match curves require end-to-end correct region detection and ligand identity matching, whereas Find and Emap2lig-Find curves require only correct region detection. b, c, Success rates for end-to-end pose reconstruction with PocketXMol-tuned using deposited (GT, b) and CryoAtom2-reconstructed (CA2, c) receptor structures across charged attempts K. Success requires RMSD below 2 Å or 3 Å. Solid lines denote top-1 poses selected by model score; dashed lines denote best-of-50 poses." title="MDPPTFIG_eJztWN2OWzUQfhUrV61IcpJ0w3ZDu9KS3a0qdlHULRISB60cHyfHWh_b2D7JphSJG4QQKjdF3IC45qoPQCV6wZsg-vMYzNgnP_tTVLUXJRVVs8eeGX8z9szYY39ZM9TntR6pPf_x8dOf_0j2OnvPHz989usvTWP8aa1OapY7LSc8Q6F-L00_cdy6NG13t9pbabrL3YnXJk1fPPr92U_fvnjw3fPfnqRpREvTi3CKFhyheIc3XEGlbBhhuBSKI5dR44VWxwW1J6UBuc9qN6Y9Q04LqVxvejOt5d6bXpI4lvOCuqY2XAFzpG1BPXTtOJlqmxmrGXdOqHEhk06r9X5SUKHS2jaiDWz4HPmZ5GTam1AJuLcLOub9qB7lkrkEyp5wbg7ARBfoK71pzxnKQA3g4BwAqLPRSmtV904pkURLryvMShxHCpWB2EhY5w_i0FYlBJxoQLQ0_qna-1p5B-OoY0LAmKcPfoB1__vxk6ePvg96OXV-xwl6GS_fUe7ioKArAqOKYegPQ7MfZxy-YPy9xXK1r88ndC8Oj-Z59FSYJM7HQOxwO-Egui_GTbJB7pM9lTW8bnCYfKEzLiUunh6REAtAkpzBorkmgvoI_RbW4A1mStbW8j0pxmIIOXHOF4RaoIGfJG-AtMhKTiDRqBLsguhU-JwoTajXhSOFCDlILJfUiwknXhOfc2GJ54UBGjia9EtQ74jL9RSZxHDLuPKQjhgXSNncBHnnyWD3QwIcK-aKXMkwzUelJDCPTDDM3sgTilD471GRJ8MyG3MPeGvrnLNhVfT0IWzc1b5YvNK-qEcjwfiuZmUBizjfFX2OdhQR1G9_dCMpgpqKEv8Mwsf5GSkq802wPtCi8KACuHkZgN9uvynuX18_fAly6ww9qZZmvbzbJPt4HFD4gfEsJxlX2nNyICDNsiPOTxoLgRVakK1DejnDGSaYnDXJrbtBrL_TmaNk3GgnPI_j-3amdyA9O5DMDNLF25IhD3rceG1JpJSAeg76HUmed-NEpWvrjXoI9vdioLO4-1v-RSngmOHL8oBpCyHpgTWGXR2C2POwv4cgliEJiIAI9wL3DwSDo6ZOpjm3MLtlQu0V1HRAPmbQOX1aydlLNf0f8P-lgB-urTfqa2v5uxhHbG29USdHseAlFktnAtXd6oYJhzwnK2c67mWhTB5odsL9p4daNnyp4KgvQ1W-LAuu3LpbJ8Or_1oeXIGCok7Y1cvqBEKZ1WAWy6kdY5kRy263tiv9VqrtdS1dF0EZz1RH7hwe7ZIhl3Ch65A_v4HLIrkGX5DUUuDZrUCoqk29No12CF24AnK4RmKsDWfxcYA4OJr5BySjLufnBg7hRtjQo0a3FUefPazx9WS79nmd1BZPSbXu5rV2t906vbaxtdnuXr9_wwjWg1_lV_pKfs0snV54VqoQAOt1MGAYZtECxr52gMV7NiRtLoxDN-IM1WQgGDoRO-zjycDCEjqGWvq9JDznJeE1L6ke85LVt7wEMxmmqUoYIow_HokxpvxxIbrjmVI0iYTjFv7baBo1homIDNA3tqCF733QHsznCK5Z2LE0KRpIcQUPYLNyROl-TtWY71iroaKjmcPQRLw5I9xLIhEwl0NXFETU5MIiDKUw-0JK1IjtMD42KNw8LYdaEpsjkLkDWgL_TGchlJzFw54zsMLD6SEE8MrbH-2djmyBX3AcOY2vfWS2ePULdGTzU08Y8qtwBSmGYlXUVsIgFb5zUGOdv8V1QbAB0ljPRrV0cuCi7LI1l0a-0tH0ZNmkPQknB6BsdTvdiHKpFPplL7xVrrRpz1Mh5-TVtlTVejmz8Av8tmtf_QMtm4Hp" id="48" name="Picture"/>
             <a:graphic>
               <a:graphicData uri="http://schemas.openxmlformats.org/drawingml/2006/picture">
                 <pic:pic>
                   <pic:nvPicPr>
-                    <pic:cNvPr descr="C:/Users/15919/Desktop/论文草稿/temp/manuscript_figures_me01f5gb/figure_000002.png" id="41" name="Picture"/>
+                    <pic:cNvPr descr="C:/Users/15919/Desktop/论文草稿/temp/manuscript_figures_mi5gynna/figure_000004.png" id="49" name="Picture"/>
                     <pic:cNvPicPr>
                       <a:picLocks noChangeArrowheads="1" noChangeAspect="1"/>
                     </pic:cNvPicPr>
                   </pic:nvPicPr>
                   <pic:blipFill>
-                    <a:blip r:embed="rId39"/>
+                    <a:blip r:embed="rId47"/>
                     <a:stretch>
                       <a:fillRect/>
                     </a:stretch>
@@ -2405,7 +2749,7 @@
           <w:bCs/>
           <w:sz w:val="18"/>
         </w:rPr>
-        <w:t xml:space="preserve">Fig. 2 | End-to-end modelling of small molecules.</w:t>
+        <w:t xml:space="preserve">Fig. 4 | End-to-end modelling of small molecules.</w:t>
       </w:r>
       <w:r>
         <w:rPr>
@@ -2566,7 +2910,7 @@
         <w:rPr>
           <w:rStyle w:val="MDFIGREF_eJyrrk7LTC9KTbNKNUrVLc5NzMnRLcgsSM3JzEutSdJJrq0FANjnDNA"/>
         </w:rPr>
-        <w:t xml:space="preserve">Fig. 2b, c</w:t>
+        <w:t xml:space="preserve">Fig. 4b, c</w:t>
       </w:r>
       <w:r>
         <w:t xml:space="preserve">).</w:t>
@@ -2587,7 +2931,7 @@
         <w:rPr>
           <w:rStyle w:val="MDFIGREF_eJyrrk7LTC9KTbNKNUrVLc5NzMnRLcgsSM3JzEutSaqtBQDAgAxB"/>
         </w:rPr>
-        <w:t xml:space="preserve">Fig. 2b</w:t>
+        <w:t xml:space="preserve">Fig. 4b</w:t>
       </w:r>
       <w:r>
         <w:t xml:space="preserve">)</w:t>
@@ -2608,7 +2952,7 @@
         <w:rPr>
           <w:rStyle w:val="MDFIGREF_eJyrrk7LTC9KTbNKNUrVLc5NzMnRLcgsSM3JzEutSa6tBQDAgwxC"/>
         </w:rPr>
-        <w:t xml:space="preserve">Fig. 2c</w:t>
+        <w:t xml:space="preserve">Fig. 4c</w:t>
       </w:r>
       <w:r>
         <w:t xml:space="preserve">),</w:t>
@@ -2704,7 +3048,7 @@
         <w:rPr>
           <w:rStyle w:val="MDFIGREF_eJyrrk7LTC9KTbNKNUrVLc5NzMnRLcgsSM3JzEutSaytBQDAfQxA"/>
         </w:rPr>
-        <w:t xml:space="preserve">Fig. 2a</w:t>
+        <w:t xml:space="preserve">Fig. 4a</w:t>
       </w:r>
       <w:r>
         <w:t xml:space="preserve"> </w:t>
@@ -2730,9 +3074,9 @@
         <w:t xml:space="preserve">), Find alone succeeded in 88.3% and 89.6% of entries with CryoAtom2-reconstructed and deposited receptors, respectively. Both exceeded Emap2lig-Find’s success rate of 70.1% in this subset. Requiring both Find and Match to succeed yielded rates of 81.8% and 83.1%, respectively.</w:t>
       </w:r>
     </w:p>
-    <w:bookmarkEnd w:id="42"/>
-    <w:bookmarkEnd w:id="43"/>
-    <w:bookmarkStart w:id="47" w:name="X9c1e71af165d87e9c7616a17e64efc2f5522419"/>
+    <w:bookmarkEnd w:id="50"/>
+    <w:bookmarkEnd w:id="51"/>
+    <w:bookmarkStart w:id="55" w:name="X9c1e71af165d87e9c7616a17e64efc2f5522419"/>
     <w:p>
       <w:pPr>
         <w:pStyle w:val="2"/>
@@ -2759,7 +3103,7 @@
         <w:rPr>
           <w:rStyle w:val="MDFIGREF_eJyrrk7LTC9KTbMqLi0o0E3LzEvRTc4vKkpNLtHNTSxJztBNKs3MSamtBQBErw_K"/>
         </w:rPr>
-        <w:t xml:space="preserve">Fig. 3</w:t>
+        <w:t xml:space="preserve">Fig. 5</w:t>
       </w:r>
       <w:r>
         <w:t xml:space="preserve">.</w:t>
@@ -2778,18 +3122,18 @@
           <wp:inline>
             <wp:extent cx="5029200" cy="6218691"/>
             <wp:effectExtent b="0" l="0" r="0" t="0"/>
-            <wp:docPr descr="Fig. 3 | Find–Build completion of small molecules, assuming correct ligand identities. Eligible small molecules are single-residue organic small molecules with no atoms missing relative to their templates. Every panel contains the same 77 PDBs and 446 instances. a–d, Emap2lig. e–h, LigandSeek with CryoAtom2 receptors. i–l, LigandSeek with deposited receptors. Within each group, top and bottom rows show top-1 and best-of-50 poses; left and right columns require heavy-atom RMSD strictly &lt;2\,\mathrm{Å} and &lt;3\,\mathrm{Å}. Every blob corresponding to an eligible small molecule receives the correct SMILES. LigandSeek uses single-pass PocketXMol-tuned centre docking, whereas Emap2lig uses its native guiding blob. Background blobs are charged, and out-of-scope foreground blobs are skipped. Undetected and failed instances remain in the denominator. For N target instances per PDB, relative budget \rho allows \lfloor\rho N\rfloor charged attempts. Completion is the number of distinct successful instances divided by N. Green lines and circles show the PDB-equal mean, and blue lines and diamonds show the median. Grey points and violins show PDB distributions at 50\%, 100\%, 200\% and 300\% budgets." title="MDPPTFIG_eJztWl9vWzUU_ypWJHhKctOs6dawVeq6dkJqp2rVBBJBleN7kmvV1za2b9KMIY0HhMaAlyFeQDzzxAdgEjzwAfgOE2N8DM65vknTtWywSYyMVErje_75nOOfc04cf1izPGS1Lqs9-erh429-Srbb208ePvj9u2-b1objWp3VHHijRpCS0Fa317vlwfleb6WzvrLe610DfxSM7fX--OHH37_-9I8v7j35_udeL1rr9c6a0zwHMuULaxsDqdOGMM6BCI2cB5E1-oVUKQmm0lvFJ4djmUYPO82O1MQR3AZp9GHO3VFhkfVe7fK4a9lxrrTvjq_0alkItpskXmSQc980FjQyB8bhHPjohsnYuNQ6I8B7qYe5Stqt1lqSc6l7tQ2ytu_Kt4MwUcDG3RFXaPftnA9hK05PcslUgmSPAOwNOA4z6VYlMmVMhXalBj_jVE_jrrdcoC-orpCE-u1VtFA93iwUkXgRTGW1EidNzCKKDaTzYTeqTqdGTvQyhhP_VeMdo4NHPe6FlKjz-IsvcQV_e_jz4x_ul_MC92HTS34eL9vU_qxSOVc0TFP0y-d-OdyKEZfv6PztWZZWLk0Duh3Vo3uBlrMMkuKxiEJwI0DRHTlssgvsDtvB4B7dfXCVAMOEya0CWhdmBsznXCmWGwUC8-brjHtf5JTcCmxMySHHrMkUdJBBgm_S3CF68ApS9RIJYQvr-Tauguzj_npqvRh3SMPlUtBAaZkWwHDTci3FGdGxDBnThvFgcs9yWe5n5kDxIEfAgmEhA-lYAAQID7jQbHsEbsIs16AQDzrgpvckxTx-NrGLF9n-tavoA8JjdXWNITNwLUiRI9zSOtvOuW0rgiEgIauz3RJMBwBH0Z0tNzGb6E8b_RBgg3GoLFFWnZVNwRovA6Tzsu8gR2oGXGRs6Exh6xiILV3qm4CWmTNjz3xmxsRorEQW-NAwg0anxdAm-LeYgkEoWU4Os4DBqiLHWB18UEhMcQZ8NGlQ5tjNvYNrzAcnRVCThQXU6a2Qd80eVreqLuR_qy6YwUAKuGZEkeMnw7QqhIz8yKPR0om868OE5ZWftnSzpJXvlUjYeFOFt4gQInlmI2y0zyc_unvvPMY_mfOXT05ZSKo0LPJKLpLnuN0W1vcF2j8XlvvnWSs5rXJ9Zfqx6fHW6JRqI5ZEjrXl_NpbViEsnLEgTrulg723d7cPmvPFq8ACM63RFtsrtm_EEYR394xqhEJjPRMIACwyKdJRrM7GGThMyax8RhMSc6hjrR4WsnSQfG6yq1wcUe2jwoaE2BSIjLshYA2momaKstx5gThkCEI4I-6PpLWQNtktnULASNAt0hxwqXA4K-0YNbX-SCjDxqbQYLeIhdE12Y5xy_38rP0cNm68BhtmcQtOoC0R5sBswVELWz_pgvtFiiILG-G_BONfP17i-FU2Tkrhl5qFdf8_1zs9-vyz83ukp3D-Fx_jLzTj_eUOeoWeV90R44FOOxBVbOvkWEzGlk4XeR_rgxmwVPogNXZ3vhB0Djoo1FwRSeVIpmirvzwN-B90P0123QFoRkfN8ehLSCfofC2eMSFwsKNowAcFx-8KwHXswPuqgDmdVPIcv2TMKeWANF1anzBrJKWAJEfSKDp1KwXRcglGJ_sFQRVFlr3Kc0DXab3sh_UbrwFs60uYPBsmK60lTpY4eT5O2kucLHbrtzx1fi7GLywxvtgYj6dYT_1Sj__tRu39OqvNroPUOq32OmLgeK29cmltfeXOZStFF18VpvjfwlTq-PjM1ZDKAtp6ERuoFgoHMzPuhcEdT_awVc6k9ZRFilCP9qWgHNKDuDHadywFL2iWrW5S3ttJyms7SXVrJ5m_tJPQd0YMUxeoIm04HMghOusPc2itDDrDfhIJhy36u9C0eoiByBStr67hiC724Hh_GiMuzcyPE5eig5wyuGvEkWfabGVcD2HTOTPOgKeekEH2pgxvQYRIRJsnqnMTRKvJmST0lbQ7Uimakcalfhxw3N0OgshoOECZmzhLyT_1MBNKTtujJ28xw_3xnknnr-bw7vHA5fSOC8eOr5SXcdjkyvRSTkknNl0VEsSv4IpSgsQq1FbC5b2h5MSodT5cB5MzGqA0_T4Tp-WjXR9lT0ZTaeJrE11PToa8qzSjC1PrnXYnWjlXitZlu7xKNDfm3cClmpLnx0pX-fJ2ti742qh99CfNpYWe" id="45" name="Picture"/>
+            <wp:docPr descr="Fig. 5 | Find–Build completion of small molecules, assuming correct ligand identities. Eligible small molecules are single-residue organic small molecules with no atoms missing relative to their templates. Every panel contains the same 77 PDBs and 446 instances. a–d, Emap2lig. e–h, LigandSeek with CryoAtom2 receptors. i–l, LigandSeek with deposited receptors. Within each group, top and bottom rows show top-1 and best-of-50 poses; left and right columns require heavy-atom RMSD strictly &lt;2\,\mathrm{Å} and &lt;3\,\mathrm{Å}. Every blob corresponding to an eligible small molecule receives the correct SMILES. LigandSeek uses single-pass PocketXMol-tuned centre docking, whereas Emap2lig uses its native guiding blob. Background blobs are charged, and out-of-scope foreground blobs are skipped. Undetected and failed instances remain in the denominator. For N target instances per PDB, relative budget \rho allows \lfloor\rho N\rfloor charged attempts. Completion is the number of distinct successful instances divided by N. Green lines and circles show the PDB-equal mean, and blue lines and diamonds show the median. Grey points and violins show PDB distributions at 50\%, 100\%, 200\% and 300\% budgets." title="MDPPTFIG_eJztWl9vUzcU_ypWpO0pyW1DAzRAJSgtmtSiigpt0jJVju9JrlVf29i-ScOYxB6miTH2wrSXTXveEx9gSONhH2DfAY0_H2PnXN-kKe2AgTQWlkppfM8_n3P8c86J489rloes1mG1Z98_fPLjb8lGa-PZw_tPf_6paW04qNVZzYE3aggpCa13ut3rHpzvdpfbq8ur3e5l8PvB2G73-YNfn_7w9fN7d5798qjbjda63ePmNM-BTPnC2kZf6rQhjHMgQiPnQWSNXiFVSoKp9Fbx8d5IptHDdrMtNXEEt0EavZdzt19YZH1aOz_qWHaQK-07owvdWhaC7SSJFxnk3DeNBY3MvnE4Bz66QTIyLrXOCPBe6kGuktbS0ukk51J3a2tkbceVb7thrICNOkOu0O5HOR_Aepye5JKJBMnuA9ircBCm0kuVyIQxEdqSGvyUUz2NOt5ygb6gukIS6rdW0EL1eK1QROJFMJXVSpw0MYso1pfOh62oOpkaOdHLGE78V403jQ4e9bgXUqLOk3vf4Qr--fDRkwd3y3mB-3DRS34SL7uo_XGlcq5omKbolc-9crgeIy7f0fmb0ywtn50EdDOqR_cCLWcZJMVjEYXghoCim3LQZG12i21icI9v379EgGHC5FYBrQszfeZzrhTLjQKBefN1xr0vckpuBTam5IBj1mQKOsggwTdp7hA9eAepeouEsLn1fANXQfZwf72wXow7pOFyKWigtEwLYLhpuZbimOhIhoxpw3gwuWe5LPczc6B4kENgwbCQgXQsAAKEB1xotjEEN2aWa1CIBx1w03uSYh4_m9iZM2zn8iX0AeGxsnKaITNwLUiRI9zSOtvIuW0pgiEgIauzrRJMuwD70Z11NzYX0Z8W-iHABuNQWaKsOi6bgjVeBkhnZT9GjtQMuMjYwJnC1jEQW7rUMwEtM2dGnvnMjIjRWI4s8KFh-o32EkOb4M8xBf1QspwcZAGDVUWOsTq4UUhMcQZ8OG5Q5ti17d3LzAcnRVDjuQXU0a2Qd8w2VreqLuSvVRdMvy8FXDaiyPGTYVIVQkZ-5NFo6UTe8WHM8spPW7pZ0sr3SiSsfajCOSKESJ7aCGutk8mPb985ifFP5vz9qyMWkioN87yS8-Q5bre59X2O9s-pxf552UpOqlxPmV5serw1OqXaiCWRY205ufaWVQgLZyyIk25pd_ujrY3d5mzxKrDATGq0xfaK7RixD-GTbaMaodBYzwQCAItMinQUq7NRBg5TMi2f0YTEHOpYqweFLB0kn5vsEhf7VPuosCEhNgUi424AWIOpqJmiLHdeIA4ZghCOift9aS2kTXZdpxAwEnSLNPtcKhxOSztGTa0_EsqwsSk02C1iYXRNtmncYj-_bD-HtavvwYaZ34ITaEuEGTBbcNTC1g-74F6RosjcRvgvwfiPLxc4fpeNk1L4pWZu3f_P9U6Pv_3m5B7pBZz_zcf4G814d7GD3qHnVXfEeKDTDkQVWz88FpOxpdNF3sP6YPoslT5Ijd2dLwSdg_YLNVNEUjmUKdrqLU4D_gfdT5NdcQCa0VFzPPoS0gk6X4tnTAgc7CgacKPg-F0BuI4deE8VMKOTSp7jl4wZpRyQpkvrY2aNpBSQ5FAaRadupSBaLsHoZK8gqKLIold5BejaS2_7Yf3BewDb-gImL4fJ8tICJwucvBonrQVO5rv1W5w6vxLjpxYYn2-Mx1OsF36px_92rfZZndWm10Fq7aXWKmLg4HRr-ezp1eVb560UHXxVmOKvhanU8dGxqyGVBbT1JjZQLRQOpmbcG4M7nuxhq5xJ6ymLFKEe7khBOaQHcXW441gKXtAs652kvLeTlNd2kurWTjJ7aSeh74wYpi5QRdqw15cDdNbv5bI9GGvNk0jYW6K_dtPqAQYiU7TeXsERXezB8c4kRlyaqR-HLkUHOWVwy4h9z7RZz7gewEXnzCgDnnpCBtmbMLwFESIRbR6qzkwQrSbHktBT0m5KpWhGGpf6ccBxdzsIIqNhH2Wu4Swl_8jDVCg5ao-evMUM90bbJp29msM7B32X0zsuHDu4UF7GYeMLk0s5JZ3YdFVIEL-CK0oJEqtQWwmX94aSQ6PW-XAFTM5ogNL0-0yclg-3fJQ9HE2kia9NdD05HPKO0owuTK22W-1o5UQpWpeN8irRzJh3ApdqQp4dK13ly9vpuuBrrfbFX2JJhjI" id="53" name="Picture"/>
             <a:graphic>
               <a:graphicData uri="http://schemas.openxmlformats.org/drawingml/2006/picture">
                 <pic:pic>
                   <pic:nvPicPr>
-                    <pic:cNvPr descr="C:/Users/15919/Desktop/论文草稿/temp/manuscript_figures_me01f5gb/figure_000003.png" id="46" name="Picture"/>
+                    <pic:cNvPr descr="C:/Users/15919/Desktop/论文草稿/temp/manuscript_figures_mi5gynna/figure_000005.png" id="54" name="Picture"/>
                     <pic:cNvPicPr>
                       <a:picLocks noChangeArrowheads="1" noChangeAspect="1"/>
                     </pic:cNvPicPr>
                   </pic:nvPicPr>
                   <pic:blipFill>
-                    <a:blip r:embed="rId44"/>
+                    <a:blip r:embed="rId52"/>
                     <a:stretch>
                       <a:fillRect/>
                     </a:stretch>
@@ -2831,7 +3175,7 @@
           <w:bCs/>
           <w:sz w:val="18"/>
         </w:rPr>
-        <w:t xml:space="preserve">Fig. 3 | Find–Build completion of small molecules, assuming correct ligand identities.</w:t>
+        <w:t xml:space="preserve">Fig. 5 | Find–Build completion of small molecules, assuming correct ligand identities.</w:t>
       </w:r>
       <w:r>
         <w:rPr>
@@ -3149,8 +3493,8 @@
         <w:t xml:space="preserve">budgets.</w:t>
       </w:r>
     </w:p>
-    <w:bookmarkEnd w:id="47"/>
-    <w:bookmarkEnd w:id="48"/>
+    <w:bookmarkEnd w:id="55"/>
+    <w:bookmarkEnd w:id="56"/>
     <w:sectPr>
       <w:footerReference r:id="rId8" w:type="default"/>
       <w:pgSz w:h="16838" w:w="11906"/>
@@ -5728,6 +6072,18 @@
     <w:name w:val="MDFIGREF_eJyrrk7LTC9KTbMqLi0o0E3LzEvRTc4vKkpNLtHNTSxJztBNKs3MSamtBQBErw_K"/>
     <w:basedOn w:val="BodyTextChar"/>
   </w:style>
+  <w:style w:type="character" w:customStyle="1" w:styleId="MDFIGREF_eJyrrk7LTC9KTbMqLklMTzXULS4pykwu0S3JKEotzsjPSalJqq0FAAjTDoE">
+    <w:name w:val="MDFIGREF_eJyrrk7LTC9KTbMqLklMTzXULS4pykwu0S3JKEotzsjPSalJqq0FAAjTDoE"/>
+    <w:basedOn w:val="BodyTextChar"/>
+  </w:style>
+  <w:style w:type="character" w:customStyle="1" w:styleId="MDFIGREF_eJyrrk7LTC9KTbMqLklMTzXULS4pykwu0S3JKEotzsjPSalJrK0FAAjQDoA">
+    <w:name w:val="MDFIGREF_eJyrrk7LTC9KTbMqLklMTzXULS4pykwu0S3JKEotzsjPSalJrK0FAAjQDoA"/>
+    <w:basedOn w:val="BodyTextChar"/>
+  </w:style>
+  <w:style w:type="character" w:customStyle="1" w:styleId="MDFIGREF_eJyrrk7LTC9KTbMqLklMTzXUTc7PLchJLcnMz9NNLi0qSy2urQUA-gsODw">
+    <w:name w:val="MDFIGREF_eJyrrk7LTC9KTbMqLklMTzXUTc7PLchJLcnMz9NNLi0qSy2urQUA-gsODw"/>
+    <w:basedOn w:val="BodyTextChar"/>
+  </w:style>
   <w:style w:type="character" w:customStyle="1" w:styleId="MDFIGREF_eJyrrk7LTC9KTbNKNUrVLc5NzMnRLcgsSM3JzEutSa6tBQDAgwxC">
     <w:name w:val="MDFIGREF_eJyrrk7LTC9KTbNKNUrVLc5NzMnRLcgsSM3JzEutSa6tBQDAgwxC"/>
     <w:basedOn w:val="BodyTextChar"/>

--- a/supplementary.operation.docx
+++ b/supplementary.operation.docx
@@ -1,79 +1,212 @@
 
 <file path=word/document.xml><?xml version="1.0" encoding="utf-8"?>
-<w:document xmlns:wpc="http://schemas.microsoft.com/office/word/2010/wordprocessingCanvas" xmlns:cx="http://schemas.microsoft.com/office/drawing/2014/chartex" xmlns:cx1="http://schemas.microsoft.com/office/drawing/2015/9/8/chartex" xmlns:cx2="http://schemas.microsoft.com/office/drawing/2015/10/21/chartex" xmlns:cx3="http://schemas.microsoft.com/office/drawing/2016/5/9/chartex" xmlns:cx4="http://schemas.microsoft.com/office/drawing/2016/5/10/chartex" xmlns:cx5="http://schemas.microsoft.com/office/drawing/2016/5/11/chartex" xmlns:cx6="http://schemas.microsoft.com/office/drawing/2016/5/12/chartex" xmlns:cx7="http://schemas.microsoft.com/office/drawing/2016/5/13/chartex" xmlns:cx8="http://schemas.microsoft.com/office/drawing/2016/5/14/chartex" xmlns:mc="http://schemas.openxmlformats.org/markup-compatibility/2006" xmlns:aink="http://schemas.microsoft.com/office/drawing/2016/ink" xmlns:am3d="http://schemas.microsoft.com/office/drawing/2017/model3d" xmlns:o="urn:schemas-microsoft-com:office:office" xmlns:oel="http://schemas.microsoft.com/office/2019/extlst" xmlns:r="http://schemas.openxmlformats.org/officeDocument/2006/relationships" xmlns:m="http://schemas.openxmlformats.org/officeDocument/2006/math" xmlns:v="urn:schemas-microsoft-com:vml" xmlns:wp14="http://schemas.microsoft.com/office/word/2010/wordprocessingDrawing" xmlns:wp="http://schemas.openxmlformats.org/drawingml/2006/wordprocessingDrawing" xmlns:w10="urn:schemas-microsoft-com:office:word" xmlns:w="http://schemas.openxmlformats.org/wordprocessingml/2006/main" xmlns:w14="http://schemas.microsoft.com/office/word/2010/wordml" xmlns:w15="http://schemas.microsoft.com/office/word/2012/wordml" xmlns:w16cex="http://schemas.microsoft.com/office/word/2018/wordml/cex" xmlns:w16cid="http://schemas.microsoft.com/office/word/2016/wordml/cid" xmlns:w16="http://schemas.microsoft.com/office/word/2018/wordml" xmlns:w16du="http://schemas.microsoft.com/office/word/2023/wordml/word16du" xmlns:w16sdtdh="http://schemas.microsoft.com/office/word/2020/wordml/sdtdatahash" xmlns:w16sdtfl="http://schemas.microsoft.com/office/word/2024/wordml/sdtformatlock" xmlns:w16se="http://schemas.microsoft.com/office/word/2015/wordml/symex" xmlns:wpg="http://schemas.microsoft.com/office/word/2010/wordprocessingGroup" xmlns:wpi="http://schemas.microsoft.com/office/word/2010/wordprocessingInk" xmlns:wne="http://schemas.microsoft.com/office/word/2006/wordml" xmlns:wps="http://schemas.microsoft.com/office/word/2010/wordprocessingShape" mc:Ignorable="w14 w15 w16se w16cid w16 w16cex w16sdtdh w16sdtfl w16du wp14">
+<w:document xmlns:w="http://schemas.openxmlformats.org/wordprocessingml/2006/main" xmlns:m="http://schemas.openxmlformats.org/officeDocument/2006/math" xmlns:r="http://schemas.openxmlformats.org/officeDocument/2006/relationships" xmlns:o="urn:schemas-microsoft-com:office:office" xmlns:v="urn:schemas-microsoft-com:vml" xmlns:w10="urn:schemas-microsoft-com:office:word" xmlns:a="http://schemas.openxmlformats.org/drawingml/2006/main" xmlns:pic="http://schemas.openxmlformats.org/drawingml/2006/picture" xmlns:wp="http://schemas.openxmlformats.org/drawingml/2006/wordprocessingDrawing">
   <w:body>
+    <w:bookmarkStart w:id="56" w:name="supplementary-information"/>
     <w:p>
       <w:pPr>
         <w:pStyle w:val="1"/>
-      </w:pPr>
-      <w:bookmarkStart w:id="0" w:name="supplementary-information"/>
-      <w:r>
-        <w:t>Supplementary Information</w:t>
+        <w:keepNext/>
+        <w:ind w:firstLine="0"/>
+      </w:pPr>
+      <w:r>
+        <w:t xml:space="preserve">Supplementary Information</w:t>
+      </w:r>
+    </w:p>
+    <w:bookmarkStart w:id="36" w:name="X79fe1fd3a7459b466bc6556a933066c252dbaf3"/>
+    <w:p>
+      <w:pPr>
+        <w:pStyle w:val="2"/>
+        <w:keepNext/>
+        <w:ind w:firstLine="0"/>
+      </w:pPr>
+      <w:r>
+        <w:t xml:space="preserve">Additional analyses of ligand-region detection</w:t>
       </w:r>
     </w:p>
     <w:p>
       <w:pPr>
-        <w:pStyle w:val="2"/>
-      </w:pPr>
-      <w:bookmarkStart w:id="1" w:name="X5afd4217e687964ac9a9d604ef8882ccb8f91d9"/>
-      <w:r>
-        <w:t>Ligand-region detection at a stricter coverage threshold</w:t>
+        <w:pStyle w:val="FirstParagraph"/>
+        <w:spacing w:line="360" w:lineRule="auto" w:after="120"/>
+        <w:ind w:firstLine="420"/>
+      </w:pPr>
+      <w:r>
+        <w:t xml:space="preserve">We evaluated instance-level</w:t>
+      </w:r>
+      <w:r>
+        <w:t xml:space="preserve"> </w:t>
+      </w:r>
+      <m:oMath>
+        <m:sSub>
+          <m:e>
+            <m:r>
+              <m:rPr>
+                <m:sty m:val="p"/>
+              </m:rPr>
+              <m:t>P</m:t>
+            </m:r>
+            <m:r>
+              <m:rPr>
+                <m:sty m:val="p"/>
+              </m:rPr>
+              <m:t>R</m:t>
+            </m:r>
+            <m:r>
+              <m:rPr>
+                <m:sty m:val="p"/>
+              </m:rPr>
+              <m:t>A</m:t>
+            </m:r>
+            <m:r>
+              <m:rPr>
+                <m:sty m:val="p"/>
+              </m:rPr>
+              <m:t>U</m:t>
+            </m:r>
+            <m:r>
+              <m:rPr>
+                <m:sty m:val="p"/>
+              </m:rPr>
+              <m:t>C</m:t>
+            </m:r>
+          </m:e>
+          <m:sub>
+            <m:r>
+              <m:t>0.5</m:t>
+            </m:r>
+          </m:sub>
+        </m:sSub>
+      </m:oMath>
+      <w:r>
+        <w:t xml:space="preserve"> </w:t>
+      </w:r>
+      <w:r>
+        <w:t xml:space="preserve">at a stricter bidirectional coverage threshold of 0.5 using the same all-ligand and small-molecule cohorts. These comprised 179 PDB entries with 2,502 instances and 94 PDB entries with 821 small-molecule instances, respectively. For all ligands, PDB-equal means were 0.558 with GT receptors and 0.447 with CA2 receptors, compared with 0.152 for Emap2lig-Find</w:t>
+      </w:r>
+      <w:r>
+        <w:t xml:space="preserve"> </w:t>
+      </w:r>
+      <w:r>
+        <w:t xml:space="preserve">(</w:t>
+      </w:r>
+      <w:r>
+        <w:rPr>
+          <w:rStyle w:val="MDFIGREF_eJyrrk7LTC9KTbMqLklMTzXUTUxJySzJzM9LzNFNBBKVxZnFNYm1tQAy8Q-X"/>
+        </w:rPr>
+        <w:t xml:space="preserve">Fig. 1a</w:t>
+      </w:r>
+      <w:r>
+        <w:t xml:space="preserve">).</w:t>
+      </w:r>
+      <w:r>
+        <w:t xml:space="preserve"> </w:t>
+      </w:r>
+      <w:r>
+        <w:t xml:space="preserve">The corresponding small-molecule scores were 0.605, 0.499 and 0.337, preserving the same advantage</w:t>
+      </w:r>
+      <w:r>
+        <w:t xml:space="preserve"> </w:t>
+      </w:r>
+      <w:r>
+        <w:t xml:space="preserve">(</w:t>
+      </w:r>
+      <w:r>
+        <w:rPr>
+          <w:rStyle w:val="MDFIGREF_eJyrrk7LTC9KTbMqLklMTzXUTUxJySzJzM9LzNFNBBKVxZnFNSm1tQAy-g-a"/>
+        </w:rPr>
+        <w:t xml:space="preserve">Fig. 1d</w:t>
+      </w:r>
+      <w:r>
+        <w:t xml:space="preserve">).</w:t>
+      </w:r>
+      <w:r>
+        <w:t xml:space="preserve"> </w:t>
+      </w:r>
+      <w:r>
+        <w:t xml:space="preserve">Mean precision and recall also remained higher with both LigandSeek-Find receptor inputs under this stricter criterion</w:t>
+      </w:r>
+      <w:r>
+        <w:t xml:space="preserve"> </w:t>
+      </w:r>
+      <w:r>
+        <w:t xml:space="preserve">(</w:t>
+      </w:r>
+      <w:r>
+        <w:rPr>
+          <w:rStyle w:val="MDFIGREF_eJyrrk7LTC9KTbMqLklMTzXUTUxJySzJzM9LzNFNBBKVxZnFNUk6qbW1AFIPECk"/>
+        </w:rPr>
+        <w:t xml:space="preserve">Fig. 1b, e</w:t>
+      </w:r>
+      <w:r>
+        <w:t xml:space="preserve">).</w:t>
       </w:r>
     </w:p>
     <w:p>
       <w:pPr>
-        <w:pStyle w:val="FirstParagraph"/>
-      </w:pPr>
-      <w:r>
-        <w:t>We evaluated instance-level PRAUC at a stricter bidirectional coverage threshold of 0.5 using the same all-ligand and small-molecule cohorts. These comprised 179 PDB entries with 2,502 instances and 94 PDB entries with 821 small-molecule instances, respectively. For all ligands, PDB-equal means were 0.558 with GT receptors and 0.447 with CA2 receptors, compared with 0.152 for Emap2lig-Find (</w:t>
-      </w:r>
-      <w:r>
-        <w:rPr>
-          <w:rStyle w:val="MDFIGREFeJyrrk7LTC9KTbMqLklMTzXULS4pykwu0S3JKEotzsjPSalJrK0FAAjQDoA"/>
-        </w:rPr>
-        <w:t>Fig. 1a</w:t>
-      </w:r>
-      <w:r>
-        <w:t>). The corresponding small-molecule scores were 0.605, 0.499 and 0.337, preserving the same advantage (</w:t>
-      </w:r>
-      <w:r>
-        <w:rPr>
-          <w:rStyle w:val="MDFIGREFeJyrrk7LTC9KTbMqLklMTzXULS4pykwu0S3JKEotzsjPSalJqq0FAAjTDoE"/>
-        </w:rPr>
-        <w:t>Fig. 1b</w:t>
-      </w:r>
-      <w:r>
-        <w:t>).</w:t>
+        <w:pStyle w:val="BodyText"/>
+        <w:spacing w:line="360" w:lineRule="auto" w:after="120"/>
+        <w:ind w:firstLine="420"/>
+      </w:pPr>
+      <w:r>
+        <w:t xml:space="preserve">To assess detection under limited candidate counts, we measured the fraction of distinct ligand instances recovered from ranked candidates</w:t>
+      </w:r>
+      <w:r>
+        <w:t xml:space="preserve"> </w:t>
+      </w:r>
+      <w:r>
+        <w:t xml:space="preserve">(</w:t>
+      </w:r>
+      <w:r>
+        <w:rPr>
+          <w:rStyle w:val="MDFIGREF_eJyrrk7LTC9KTbMqLklMTzXUTUxJySzJzM9LzNFNBBKVxZnFNck6abW1AFIXECs"/>
+        </w:rPr>
+        <w:t xml:space="preserve">Fig. 1c, f</w:t>
+      </w:r>
+      <w:r>
+        <w:t xml:space="preserve">).</w:t>
+      </w:r>
+      <w:r>
+        <w:t xml:space="preserve"> </w:t>
+      </w:r>
+      <w:r>
+        <w:t xml:space="preserve">Relative candidate counts of 100% and 300% allowed examining up to one and three times the ground-truth instance count per PDB, respectively. We evaluated Find alone, without requiring identity matching or pose reconstruction. Candidate–instance pairs retained a bidirectional coverage threshold of 0.3, and each instance contributed only its first detection.</w:t>
       </w:r>
     </w:p>
     <w:p>
       <w:pPr>
+        <w:pStyle w:val="BodyText"/>
+        <w:spacing w:line="360" w:lineRule="auto" w:after="120"/>
+        <w:ind w:firstLine="420"/>
+      </w:pPr>
+      <w:r>
+        <w:t xml:space="preserve">From 100% to 300%, mean completion across all ligands increased from 66.4% to 71.7% with GT receptors and from 55.6% to 63.3% with CA2 receptors. Emap2lig-Find increased from 28.5% to 31.4% over the same candidate-count range. Corresponding small-molecule changes were 70.5% to 73.3% for GT, 59.8% to 68.5% for CA2 and 46.6% to 54.9% for Emap2lig-Find. LigandSeek-Find therefore recovered more true instances under the same candidate-count limits. Means weight PDB entries equally, while background candidates and repeated hits retain their candidate positions. The small-molecule evaluation omits only candidates assigned to non-small-molecule instances.</w:t>
+      </w:r>
+    </w:p>
+    <w:p>
+      <w:pPr>
+        <w:pStyle w:val="CaptionedFigure"/>
         <w:keepNext/>
-        <w:spacing w:after="0" w:line="240" w:lineRule="auto"/>
+        <w:spacing w:line="240" w:lineRule="auto" w:before="0" w:after="0"/>
         <w:ind w:firstLine="0"/>
         <w:jc w:val="center"/>
       </w:pPr>
       <w:r>
-        <w:rPr>
-          <w:noProof/>
-        </w:rPr>
         <w:drawing>
-          <wp:inline distT="0" distB="0" distL="0" distR="0" wp14:anchorId="57C6D0EE" wp14:editId="014A2E9B">
-            <wp:extent cx="5731510" cy="2176922"/>
-            <wp:effectExtent l="0" t="0" r="0" b="0"/>
-            <wp:docPr id="34" name="Picture" descr="Fig. 1 | Ligand-region detection at a stricter coverage threshold. LigandSeek-Find uses deposited receptors (GT) or CryoAtom2-reconstructed receptors (CA2) and is compared with the density-only method Emap2lig-Find. All ligands comprise 179 PDB entries and 2,502 instances; small molecules comprise 94 PDB entries and 821 instances. a, b, Instance-level PRAUC for all ligands and small molecules, respectively, at a bidirectional coverage threshold of 0.5. Bars and horizontal marks show PDB-equal means; faint points show individual PDB entries. Error bars show 95% intervals from 10,000 PDB bootstrap resamples." title="MDPPTFIG_eJztV81uGzcQfhVigQINIGl_YtnRNjWgyHYQQCkEpzl1C4PapbSEuSRLUn9uei6KIr206KVFzz3lAWqgeZk6zmN0ZrmSFduHoD20LmpA3iH5zTdDzuxw9stAU1cGKQkufzi_-On30Do6ZfHl-fdvfvm5o7VbBi0SGGaVmLMCcYM0y55bZmyWxd1e3MuyA2ZPndJZ9vbVb29-_Prty28uf32dZZ4wy25llLRiyOYX29YZnru2K8FSqUSBkJxqx5U8qag5nWkAfxY8XKSaLCshbbr4OAtK53QahjYvWUVtR2kmYXGiTEUdDM00XChTaKNyZi2X00qESRTthhXlMgv2kW1k6scztxKMLNI5FcD7pAKnBt484sI1ArGnjOkhl8zW81ujRWo1zcEM8AiYAqJkJ8qCZng8EzhFZ041nA0cNbksADbhxrqhV40aEKx4B7yn_l8jHynpLOhRm3MOOhcvv4Pz_-P89cWrb2u7jFrXt5zetlb2pb2pVNvyxGhiXI_HtTjwO66f4PzZ5rjiB-sNnXl1757DSNWbxP1oiCwzcwbQIz7tkJi8IEM-pbJoGzaFgyYFcyzHIyfUEUp8SjBDcjVnBgJCNtnRQSvO2_oHDuVvbJ3cWc99rJ4xdto-wmydWWYhZFpZ7lhBDMuZdspY8uHjT-8RZcjArFTfqSqB-OZKQjhn-TXkoJ_cI8BKuIUoV5oaWF9wV0KoGZDDjtyqraRYkYq5UhXksKI6EXxa-9AhfSGIqB3zBIZbRuK9HhkdPCJMQgaBk2ggaXWjhHDwgkooBh8RW1HQrZRgObyXW9q9nRvKD5L4SvX_3Ps3lRJ6Z6PRurOe_xfzaHxno9EiT5rS1BZszgQZHfefDwg0QYRuVUesY9dqXgtKsdV45YLaquVv3TEvuPHXMBW3XL1ETUjU6XbII2o8a6kMP4ONABw7NUsAt8Aa2mZfzHCSUQkFdwI9lyNacTzLGgIVnM95gZititshh8aA82Pkr3G97geAhU4ADsiSiVEViaNWFEW12lgpB3cL1bgbWmlxvURj77QffA4N5aaRDLp79-NuHC2TeG-3lyQvHmqep_Brekv6Xr1lYejiRlPZMADXX-EANTczbENj3otETSY8Zwcqn1VwiJ7JMEExiLbk2mJG4Q7lfMRzzCcc5J_MRwYuWZujlUEa1k19WPf0YdPSh9sdfehYpWGbcgYqXLuTCZ-Cs_akXLnZDt-loZ84ifAv7mg5hY3wAtjvd0HClh_k0XqPEJqNH1cueQcpnuBQ5ZBOUg1KKqesD2mxKBktLL4lyLdeqJPYTwLnleqWAc8a3jiEseD6iAuBFlGu9b1AU0gr5vISxQlgjsFKvf7OYAMK3-XDkYWmnYwXT1Wx3fnTdDkxFT4hcGTpe32y2vT89Twus6UjOa436QqoHGFN1jZgQNXPNamGb4jHDF4SFACNb7M3S-dD67FX0hqN61J518MrkaZCEvzU6nWTrme5FYVxOay_VLZkmjrKxXp6WxayOS-rN3GB337w1Z9_bHMQ"/>
-            <wp:cNvGraphicFramePr/>
-            <a:graphic xmlns:a="http://schemas.openxmlformats.org/drawingml/2006/main">
+          <wp:inline>
+            <wp:extent cx="5731510" cy="4338952"/>
+            <wp:effectExtent b="0" l="0" r="0" t="0"/>
+            <wp:docPr descr="Fig. 1 | Additional analyses of ligand-region detection. All ligands comprise 179 PDB entries and 2,502 instances; small molecules comprise 94 PDB entries and 821 instances. LigandSeek-Find uses deposited receptors (GT) or CryoAtom2-reconstructed receptors (CA2).Emap2lig-Find receives the EMDB-recommended contour level. a, d, Instance-level \mathrm{PRAUC}_{0.5} for all ligands and small molecules at a bidirectional coverage threshold of 0.5. Bars show PDB-equal means, faint points show individual PDB entries, and error bars show 95% intervals from 10,000 PDB bootstrap resamples. b, e, Instance-level precision and recall at the same 0.5 threshold. Violins show PDB distributions; white circles and thick lines indicate medians and interquartile ranges. c, f, Mean detection completion at relative candidate counts of 100% and 300%, allowing one and three times the ground-truth instance count per PDB. Detection retains a bidirectional coverage threshold of 0.3, with each instance counted only on its first detection. Background candidates and repeated hits retain their positions; the small-molecule view omits candidates assigned to other classes. Bars show PDB-equal means; error bars are defined as above." title="MDPPTFIG_eJztWc1uGzcQfhVCQIAGkLSSHDXxJjGgyHEQwC6MpOmlWxgUd6QlvLtkSa4kp-m5KIr00qKXFj33lAdogOZlmp_H6Ay5-rGdAkF8qFVYgHb5883HIYecHZLfNDR3WSNmjbc_v3z961-RdXwC3bcvf3rz-29trd280WQNA1blU0gJN4yT5IkFY5Ok29_ubifJLthjp3SSvHvx55tfvnv3_Pu3f7xKkkCYJO9lLHkBxBYqWzxNpZOq5HmL4-PESksowTWVHhXcHFca8V827sxizeZFXtp4djdpZM7pOIqsyKDgtq00lFg5VqbgDrNmEs2USbVRAqyV5aTIo16n82lUcFkmjR1iOzT-9did5MBm8ZTnyPuwQL2GoXnCRQsEYY8B9L4swfrytdwstpoLbAZ5cixCot6NTtKos4-qnIp45VTNWcNJUpYpwsbSWLcfRDs1CGuCAkHT8KjTe6p0FuW4FVKizOvnP6IJ_n756vWLH3y7wK0bWMnfV5cNSnteyLcViKmJkc-PfHIYeuzfqPzT5XB1by069DSIB_UcWcp3kvqjcRqBmQJC9-SkzbrsGRssDc-C4cEyNWa5nPAybRmYYB1LwYEgVJu4XWjhPxiKC3SYbazmgzyvzWGZUIU20gLr3txmh7v3GJTOSDQZ1rJes9_pMVniki5xtd1mtuAoW6gcBE78NentG-eEb_W6K9E22_cNPgY4bu3RwqhoXqSglZUOUmZAgHbKWPbJg8-vM2XY0JyogVNFD-eMUEhkKnEGORz0rrfZ_YLrHvYn8FK1nCK3y4DdP9i958WLAsoUhZHIqcqwHKaQX829y-RA-MZao7mxmv8f51G6sdZosoe1v2x5_7SxHTk9rYpYHWBEWod4xQeFeGo8lgJ2lajQcbtFgOcy0qOI7eNqRG-gh2_Ba4QV7oQVtdLa6-zL_LuGuJ1DyrlQ9lEEjy5KMLgowZOLEgxPEUT1UNowrDWm0-6fRXlAtDBAVFt2kyfnJmmOC4TxtdiNoqyzERl3jLORTKUJ8TVG4UJNweDeByMi5MpUnlI8jtZts3scwygsmlH01oKvK4QXwEvbZGPcTjmmlaQB8RCMruRUpoRZi_WaXg0wBpUbLem2-9cQ71Bxnls2Nqpg3U6z0-l40ZFSDuM5rjFas7zQqPhVLHaZvqGjjbXGVSx2meYRbKw1zsZiDOuEtHR2wcMuk_wuelvaZqIPA3KoKw_bZl9IleP2d-ldWSrR5clRRV4Zt9KzDPe9TEgj8nrD7DIpjhmdKlnvawVHQAGpRH_sAd6hoo82TubADC8nV37zcs13sbHWuPKbl2kejTfWGk12gPHj6nzXHxHm4JPoLQ3k3MkpOj50aDIlDydURf3BkLTb6Vzzjm4LE00KddWMTt5VCbWDNIBRrCzq072JQdG05UyFu8vFUWPgYxoMed02211qYsBx8sgfGh9vNdlMIjNwcZYeEFLmJ_hgEnX3R_xrZ9oYV4vjoN2qo7b-cGjgJJ-RYFCJOiMN80eh4ePgPyoU2bcWkT2bSpgxVZDUOqW1clIinVNMoZRhIscyOnD919j-9nq0zg2g4mNJHByzIxyM098UfOqdxldN1lje2TT6N7e6_W5nfmNr69Z2v_fsjpYixn-9x-cftMdPDZ-du7-pGZDrYzhQzFUGljTmow8bwkRFY2RSW1oC1MNyeigFLQDKiM-mhwbHzgpqZRhH_got8jdoUX2BFq3fn0UOCo3dLCsUkdodjeUElbVH2dQc9eaViULBUYd-3bYuJ9gRmSL7Vh9TdMGG6cNFH9E0Sz1WKgUFOY3gvhLHlpVqmFGoMECjzzLgqaVlTXyLCqtx3oZC5FyJrjUQWKNzgzDKpd6TeU4tUtrLhwSPMd4BJzJKjhHzCFvx9acyS1B0mo9yVuMIj2YHKl2_ZOPxfGwKeqPh2Pyuv1ZjJ3cX12u-nKph7pig-nq6IkoQrJ61NRhR_r0g1biWHwBuWCmBaHIUoVk-3bcBu0ot0FRfqqB6tEryOC8Z3Wpie_3A8l4U2eW-vxRcS_MYvUO-KF5P52U9XlYv7YL_nca3_wCne2AE" id="34" name="Picture"/>
+            <a:graphic>
               <a:graphicData uri="http://schemas.openxmlformats.org/drawingml/2006/picture">
-                <pic:pic xmlns:pic="http://schemas.openxmlformats.org/drawingml/2006/picture">
+                <pic:pic>
                   <pic:nvPicPr>
-                    <pic:cNvPr id="35" name="Picture" descr="C:/Users/15919/Desktop/论文草稿/temp/manuscript_figures_hytu4i6a/figure_000001.png"/>
+                    <pic:cNvPr descr="C:/Users/15919/Desktop/论文草稿/temp/manuscript_figures_hvr_2xur/figure_000001.png" id="35" name="Picture"/>
                     <pic:cNvPicPr>
-                      <a:picLocks noChangeAspect="1" noChangeArrowheads="1"/>
+                      <a:picLocks noChangeArrowheads="1" noChangeAspect="1"/>
                     </pic:cNvPicPr>
                   </pic:nvPicPr>
                   <pic:blipFill>
-                    <a:blip r:embed="rId7"/>
+                    <a:blip r:embed="rId33"/>
                     <a:stretch>
                       <a:fillRect/>
                     </a:stretch>
@@ -81,7 +214,7 @@
                   <pic:spPr bwMode="auto">
                     <a:xfrm>
                       <a:off x="0" y="0"/>
-                      <a:ext cx="5731510" cy="2176922"/>
+                      <a:ext cx="5731510" cy="4338952"/>
                     </a:xfrm>
                     <a:prstGeom prst="rect">
                       <a:avLst/>
@@ -109,117 +242,411 @@
       </w:pPr>
       <w:r>
         <w:rPr>
-          <w:rFonts w:ascii="华文仿宋" w:eastAsia="华文仿宋" w:hAnsi="华文仿宋"/>
+          <w:rFonts w:ascii="华文仿宋" w:hAnsi="华文仿宋" w:eastAsia="华文仿宋"/>
           <w:b/>
           <w:bCs/>
           <w:sz w:val="18"/>
         </w:rPr>
-        <w:t>Fig. 1 | Ligand-region detection at a stricter coverage threshold.</w:t>
-      </w:r>
-      <w:r>
-        <w:rPr>
-          <w:rFonts w:ascii="华文仿宋" w:eastAsia="华文仿宋" w:hAnsi="华文仿宋"/>
-          <w:sz w:val="18"/>
-        </w:rPr>
-        <w:t xml:space="preserve"> LigandSeek-Find uses deposited receptors (GT) or CryoAtom2-reconstructed receptors (CA2) and is compared with the density-only method Emap2lig-Find. All ligands comprise 179 PDB entries and 2,502 instances; small molecules comprise 94 PDB entries and 821 instances. </w:t>
-      </w:r>
-      <w:r>
-        <w:rPr>
-          <w:rFonts w:ascii="华文仿宋" w:eastAsia="华文仿宋" w:hAnsi="华文仿宋"/>
+        <w:t xml:space="preserve">Fig. 1 | Additional analyses of ligand-region detection.</w:t>
+      </w:r>
+      <w:r>
+        <w:rPr>
+          <w:rFonts w:ascii="华文仿宋" w:hAnsi="华文仿宋" w:eastAsia="华文仿宋"/>
+          <w:sz w:val="18"/>
+        </w:rPr>
+        <w:t xml:space="preserve"> </w:t>
+      </w:r>
+      <w:r>
+        <w:rPr>
+          <w:rFonts w:ascii="华文仿宋" w:hAnsi="华文仿宋" w:eastAsia="华文仿宋"/>
+          <w:sz w:val="18"/>
+        </w:rPr>
+        <w:t xml:space="preserve">All ligands comprise 179 PDB entries and 2,502 instances; small molecules comprise 94 PDB entries and 821 instances. LigandSeek-Find uses deposited receptors (GT) or CryoAtom2-reconstructed receptors (CA2). Emap2lig-Find receives the EMDB-recommended contour level.</w:t>
+      </w:r>
+      <w:r>
+        <w:rPr>
+          <w:rFonts w:ascii="华文仿宋" w:hAnsi="华文仿宋" w:eastAsia="华文仿宋"/>
+          <w:sz w:val="18"/>
+        </w:rPr>
+        <w:t xml:space="preserve"> </w:t>
+      </w:r>
+      <w:r>
+        <w:rPr>
+          <w:rFonts w:ascii="华文仿宋" w:hAnsi="华文仿宋" w:eastAsia="华文仿宋"/>
           <w:b/>
           <w:bCs/>
           <w:sz w:val="18"/>
         </w:rPr>
-        <w:t>a</w:t>
-      </w:r>
-      <w:r>
-        <w:rPr>
-          <w:rFonts w:ascii="华文仿宋" w:eastAsia="华文仿宋" w:hAnsi="华文仿宋"/>
-          <w:sz w:val="18"/>
-        </w:rPr>
-        <w:t xml:space="preserve">, </w:t>
-      </w:r>
-      <w:r>
-        <w:rPr>
-          <w:rFonts w:ascii="华文仿宋" w:eastAsia="华文仿宋" w:hAnsi="华文仿宋"/>
+        <w:t xml:space="preserve">a</w:t>
+      </w:r>
+      <w:r>
+        <w:rPr>
+          <w:rFonts w:ascii="华文仿宋" w:hAnsi="华文仿宋" w:eastAsia="华文仿宋"/>
+          <w:sz w:val="18"/>
+        </w:rPr>
+        <w:t xml:space="preserve">,</w:t>
+      </w:r>
+      <w:r>
+        <w:rPr>
+          <w:rFonts w:ascii="华文仿宋" w:hAnsi="华文仿宋" w:eastAsia="华文仿宋"/>
+          <w:sz w:val="18"/>
+        </w:rPr>
+        <w:t xml:space="preserve"> </w:t>
+      </w:r>
+      <w:r>
+        <w:rPr>
+          <w:rFonts w:ascii="华文仿宋" w:hAnsi="华文仿宋" w:eastAsia="华文仿宋"/>
           <w:b/>
           <w:bCs/>
           <w:sz w:val="18"/>
         </w:rPr>
-        <w:t>b</w:t>
-      </w:r>
-      <w:r>
-        <w:rPr>
-          <w:rFonts w:ascii="华文仿宋" w:eastAsia="华文仿宋" w:hAnsi="华文仿宋"/>
-          <w:sz w:val="18"/>
-        </w:rPr>
-        <w:t>, Instance-level PRAUC for all ligands and small molecules, respectively, at a bidirectional coverage threshold of 0.5. Bars and horizontal marks show PDB-equal means; faint points show individual PDB entries. Error bars show 95% intervals from 10,000 PDB bootstrap resamples.</w:t>
+        <w:t xml:space="preserve">d</w:t>
+      </w:r>
+      <w:r>
+        <w:rPr>
+          <w:rFonts w:ascii="华文仿宋" w:hAnsi="华文仿宋" w:eastAsia="华文仿宋"/>
+          <w:sz w:val="18"/>
+        </w:rPr>
+        <w:t xml:space="preserve">, Instance-level</w:t>
+      </w:r>
+      <w:r>
+        <w:rPr>
+          <w:rFonts w:ascii="华文仿宋" w:hAnsi="华文仿宋" w:eastAsia="华文仿宋"/>
+          <w:sz w:val="18"/>
+        </w:rPr>
+        <w:t xml:space="preserve"> </w:t>
+      </w:r>
+      <m:oMath>
+        <m:sSub>
+          <m:e>
+            <m:r>
+              <m:rPr>
+                <m:sty m:val="p"/>
+              </m:rPr>
+              <m:t>P</m:t>
+            </m:r>
+            <m:r>
+              <m:rPr>
+                <m:sty m:val="p"/>
+              </m:rPr>
+              <m:t>R</m:t>
+            </m:r>
+            <m:r>
+              <m:rPr>
+                <m:sty m:val="p"/>
+              </m:rPr>
+              <m:t>A</m:t>
+            </m:r>
+            <m:r>
+              <m:rPr>
+                <m:sty m:val="p"/>
+              </m:rPr>
+              <m:t>U</m:t>
+            </m:r>
+            <m:r>
+              <m:rPr>
+                <m:sty m:val="p"/>
+              </m:rPr>
+              <m:t>C</m:t>
+            </m:r>
+          </m:e>
+          <m:sub>
+            <m:r>
+              <m:t>0.5</m:t>
+            </m:r>
+          </m:sub>
+        </m:sSub>
+      </m:oMath>
+      <w:r>
+        <w:rPr>
+          <w:rFonts w:ascii="华文仿宋" w:hAnsi="华文仿宋" w:eastAsia="华文仿宋"/>
+          <w:sz w:val="18"/>
+        </w:rPr>
+        <w:t xml:space="preserve"> </w:t>
+      </w:r>
+      <w:r>
+        <w:rPr>
+          <w:rFonts w:ascii="华文仿宋" w:hAnsi="华文仿宋" w:eastAsia="华文仿宋"/>
+          <w:sz w:val="18"/>
+        </w:rPr>
+        <w:t xml:space="preserve">for all ligands and small molecules at a bidirectional coverage threshold of 0.5. Bars show PDB-equal means, faint points show individual PDB entries, and error bars show 95% intervals from 10,000 PDB bootstrap resamples.</w:t>
+      </w:r>
+      <w:r>
+        <w:rPr>
+          <w:rFonts w:ascii="华文仿宋" w:hAnsi="华文仿宋" w:eastAsia="华文仿宋"/>
+          <w:sz w:val="18"/>
+        </w:rPr>
+        <w:t xml:space="preserve"> </w:t>
+      </w:r>
+      <w:r>
+        <w:rPr>
+          <w:rFonts w:ascii="华文仿宋" w:hAnsi="华文仿宋" w:eastAsia="华文仿宋"/>
+          <w:b/>
+          <w:bCs/>
+          <w:sz w:val="18"/>
+        </w:rPr>
+        <w:t xml:space="preserve">b</w:t>
+      </w:r>
+      <w:r>
+        <w:rPr>
+          <w:rFonts w:ascii="华文仿宋" w:hAnsi="华文仿宋" w:eastAsia="华文仿宋"/>
+          <w:sz w:val="18"/>
+        </w:rPr>
+        <w:t xml:space="preserve">,</w:t>
+      </w:r>
+      <w:r>
+        <w:rPr>
+          <w:rFonts w:ascii="华文仿宋" w:hAnsi="华文仿宋" w:eastAsia="华文仿宋"/>
+          <w:sz w:val="18"/>
+        </w:rPr>
+        <w:t xml:space="preserve"> </w:t>
+      </w:r>
+      <w:r>
+        <w:rPr>
+          <w:rFonts w:ascii="华文仿宋" w:hAnsi="华文仿宋" w:eastAsia="华文仿宋"/>
+          <w:b/>
+          <w:bCs/>
+          <w:sz w:val="18"/>
+        </w:rPr>
+        <w:t xml:space="preserve">e</w:t>
+      </w:r>
+      <w:r>
+        <w:rPr>
+          <w:rFonts w:ascii="华文仿宋" w:hAnsi="华文仿宋" w:eastAsia="华文仿宋"/>
+          <w:sz w:val="18"/>
+        </w:rPr>
+        <w:t xml:space="preserve">, Instance-level precision and recall at the same 0.5 threshold. Violins show PDB distributions; white circles and thick lines indicate medians and interquartile ranges.</w:t>
+      </w:r>
+      <w:r>
+        <w:rPr>
+          <w:rFonts w:ascii="华文仿宋" w:hAnsi="华文仿宋" w:eastAsia="华文仿宋"/>
+          <w:sz w:val="18"/>
+        </w:rPr>
+        <w:t xml:space="preserve"> </w:t>
+      </w:r>
+      <w:r>
+        <w:rPr>
+          <w:rFonts w:ascii="华文仿宋" w:hAnsi="华文仿宋" w:eastAsia="华文仿宋"/>
+          <w:b/>
+          <w:bCs/>
+          <w:sz w:val="18"/>
+        </w:rPr>
+        <w:t xml:space="preserve">c</w:t>
+      </w:r>
+      <w:r>
+        <w:rPr>
+          <w:rFonts w:ascii="华文仿宋" w:hAnsi="华文仿宋" w:eastAsia="华文仿宋"/>
+          <w:sz w:val="18"/>
+        </w:rPr>
+        <w:t xml:space="preserve">,</w:t>
+      </w:r>
+      <w:r>
+        <w:rPr>
+          <w:rFonts w:ascii="华文仿宋" w:hAnsi="华文仿宋" w:eastAsia="华文仿宋"/>
+          <w:sz w:val="18"/>
+        </w:rPr>
+        <w:t xml:space="preserve"> </w:t>
+      </w:r>
+      <w:r>
+        <w:rPr>
+          <w:rFonts w:ascii="华文仿宋" w:hAnsi="华文仿宋" w:eastAsia="华文仿宋"/>
+          <w:b/>
+          <w:bCs/>
+          <w:sz w:val="18"/>
+        </w:rPr>
+        <w:t xml:space="preserve">f</w:t>
+      </w:r>
+      <w:r>
+        <w:rPr>
+          <w:rFonts w:ascii="华文仿宋" w:hAnsi="华文仿宋" w:eastAsia="华文仿宋"/>
+          <w:sz w:val="18"/>
+        </w:rPr>
+        <w:t xml:space="preserve">, Mean detection completion at relative candidate counts of 100% and 300%, allowing one and three times the ground-truth instance count per PDB. Detection retains a bidirectional coverage threshold of 0.3, with each instance counted only on its first detection. Background candidates and repeated hits retain their positions; the small-molecule view omits candidates assigned to other classes. Bars show PDB-equal means; error bars are defined as above.</w:t>
+      </w:r>
+    </w:p>
+    <w:bookmarkEnd w:id="36"/>
+    <w:bookmarkStart w:id="40" w:name="Xa286c81aa9dba276b27d3ba5a7fbe4edefd38cb"/>
+    <w:p>
+      <w:pPr>
+        <w:pStyle w:val="2"/>
+        <w:keepNext/>
+        <w:ind w:firstLine="0"/>
+      </w:pPr>
+      <w:r>
+        <w:t xml:space="preserve">Ligand-region detection without a supplied contour level</w:t>
       </w:r>
     </w:p>
     <w:p>
       <w:pPr>
-        <w:pStyle w:val="2"/>
-      </w:pPr>
-      <w:bookmarkStart w:id="2" w:name="Xdb45709594eb832e271f9393d5a792b61123874"/>
-      <w:bookmarkEnd w:id="1"/>
-      <w:r>
-        <w:t>Complete detection curves across ranked candidates</w:t>
+        <w:pStyle w:val="FirstParagraph"/>
+        <w:spacing w:line="360" w:lineRule="auto" w:after="120"/>
+        <w:ind w:firstLine="420"/>
+      </w:pPr>
+      <w:r>
+        <w:t xml:space="preserve">We also evaluated Emap2lig-Find without an explicitly supplied EMDB-recommended contour level, using the same test cohorts and LigandSeek-Find predictions. Across all ligands, its mean semantic Dice, instance-level</w:t>
+      </w:r>
+      <w:r>
+        <w:t xml:space="preserve"> </w:t>
+      </w:r>
+      <m:oMath>
+        <m:sSub>
+          <m:e>
+            <m:r>
+              <m:rPr>
+                <m:sty m:val="p"/>
+              </m:rPr>
+              <m:t>P</m:t>
+            </m:r>
+            <m:r>
+              <m:rPr>
+                <m:sty m:val="p"/>
+              </m:rPr>
+              <m:t>R</m:t>
+            </m:r>
+            <m:r>
+              <m:rPr>
+                <m:sty m:val="p"/>
+              </m:rPr>
+              <m:t>A</m:t>
+            </m:r>
+            <m:r>
+              <m:rPr>
+                <m:sty m:val="p"/>
+              </m:rPr>
+              <m:t>U</m:t>
+            </m:r>
+            <m:r>
+              <m:rPr>
+                <m:sty m:val="p"/>
+              </m:rPr>
+              <m:t>C</m:t>
+            </m:r>
+          </m:e>
+          <m:sub>
+            <m:r>
+              <m:t>0.3</m:t>
+            </m:r>
+          </m:sub>
+        </m:sSub>
+      </m:oMath>
+      <w:r>
+        <w:t xml:space="preserve"> </w:t>
+      </w:r>
+      <w:r>
+        <w:t xml:space="preserve">and</w:t>
+      </w:r>
+      <w:r>
+        <w:t xml:space="preserve"> </w:t>
+      </w:r>
+      <m:oMath>
+        <m:sSub>
+          <m:e>
+            <m:r>
+              <m:rPr>
+                <m:sty m:val="p"/>
+              </m:rPr>
+              <m:t>P</m:t>
+            </m:r>
+            <m:r>
+              <m:rPr>
+                <m:sty m:val="p"/>
+              </m:rPr>
+              <m:t>R</m:t>
+            </m:r>
+            <m:r>
+              <m:rPr>
+                <m:sty m:val="p"/>
+              </m:rPr>
+              <m:t>A</m:t>
+            </m:r>
+            <m:r>
+              <m:rPr>
+                <m:sty m:val="p"/>
+              </m:rPr>
+              <m:t>U</m:t>
+            </m:r>
+            <m:r>
+              <m:rPr>
+                <m:sty m:val="p"/>
+              </m:rPr>
+              <m:t>C</m:t>
+            </m:r>
+          </m:e>
+          <m:sub>
+            <m:r>
+              <m:t>0.5</m:t>
+            </m:r>
+          </m:sub>
+        </m:sSub>
+      </m:oMath>
+      <w:r>
+        <w:t xml:space="preserve"> </w:t>
+      </w:r>
+      <w:r>
+        <w:t xml:space="preserve">were 0.050, 0.255 and 0.126, respectively. The corresponding small-molecule scores were 0.073, 0.462 and 0.293</w:t>
+      </w:r>
+      <w:r>
+        <w:t xml:space="preserve"> </w:t>
+      </w:r>
+      <w:r>
+        <w:t xml:space="preserve">(</w:t>
+      </w:r>
+      <w:r>
+        <w:rPr>
+          <w:rStyle w:val="MDFIGREF_eJyrrk7LTC9KTbMqLklMTzXUzcvXzUktS83RTc7PLUgsyizOz9P184_3cQ1z9alJ1EmurQUA5goSpw"/>
+        </w:rPr>
+        <w:t xml:space="preserve">Fig. 2a, c</w:t>
+      </w:r>
+      <w:r>
+        <w:t xml:space="preserve">).</w:t>
+      </w:r>
+      <w:r>
+        <w:t xml:space="preserve"> </w:t>
+      </w:r>
+      <w:r>
+        <w:t xml:space="preserve">At both coverage thresholds, PDB-equal mean precision and recall remained below those of LigandSeek-Find with either receptor input</w:t>
+      </w:r>
+      <w:r>
+        <w:t xml:space="preserve"> </w:t>
+      </w:r>
+      <w:r>
+        <w:t xml:space="preserve">(</w:t>
+      </w:r>
+      <w:r>
+        <w:rPr>
+          <w:rStyle w:val="MDFIGREF_eJyrrk7LTC9KTbMqLklMTzXUzcvXzUktS83RTc7PLUgsyizOz9P184_3cQ1z9alJ0kmprQUA5hISqQ"/>
+        </w:rPr>
+        <w:t xml:space="preserve">Fig. 2b, d</w:t>
+      </w:r>
+      <w:r>
+        <w:t xml:space="preserve">).</w:t>
       </w:r>
     </w:p>
     <w:p>
       <w:pPr>
-        <w:pStyle w:val="FirstParagraph"/>
-      </w:pPr>
-      <w:r>
-        <w:t>We compared detection completion across the full candidate-count range and retained the distribution of results across individual PDB entries (</w:t>
-      </w:r>
-      <w:r>
-        <w:rPr>
-          <w:rStyle w:val="MDFIGREFeJyrrk7LTC9KTbMqLklMTzXUTc7PLchJLcnMz9NNLi0qSy2urQUA-gsODw"/>
-        </w:rPr>
-        <w:t>Fig. 2</w:t>
-      </w:r>
-      <w:r>
-        <w:t>). All-ligand evaluation included 179 PDB entries and 2,502 instances; small-molecule evaluation included 94 PDB entries and 821 instances. Both evaluated Find alone, without requiring identity matching or pose reconstruction. Candidate–instance pairs required bidirectional coverage of at least 0.3, and each instance contributed only its first detection. Relative candidate counts of 100% and 300% allowed examining up to one and three times the ground-truth instance count, respectively.</w:t>
-      </w:r>
-    </w:p>
-    <w:p>
-      <w:pPr>
-        <w:pStyle w:val="11"/>
-      </w:pPr>
-      <w:r>
-        <w:lastRenderedPageBreak/>
-        <w:t>From 100% to 300%, mean completion across all ligands increased from 66.4% to 71.7% with GT receptors and from 55.6% to 63.3% with CA2 receptors. Emap2lig-Find increased from 28.5% to 31.4% over the same candidate-count range. Corresponding small-molecule changes were 70.5% to 73.3% for GT, 59.8% to 68.5% for CA2 and 46.6% to 54.9% for Emap2lig-Find. LigandSeek-Find therefore recovered more true instances under the same candidate-count limits. Means weight PDB entries equally, while background candidates and repeated hits retain their candidate positions. The small-molecule evaluation omits only candidates assigned to non-small-molecule instances.</w:t>
-      </w:r>
-    </w:p>
-    <w:p>
-      <w:pPr>
+        <w:pStyle w:val="CaptionedFigure"/>
         <w:keepNext/>
-        <w:spacing w:after="0" w:line="240" w:lineRule="auto"/>
+        <w:spacing w:line="240" w:lineRule="auto" w:before="0" w:after="0"/>
         <w:ind w:firstLine="0"/>
         <w:jc w:val="center"/>
       </w:pPr>
       <w:r>
-        <w:rPr>
-          <w:noProof/>
-        </w:rPr>
         <w:drawing>
-          <wp:inline distT="0" distB="0" distL="0" distR="0" wp14:anchorId="15EA9241" wp14:editId="62F985F4">
-            <wp:extent cx="5731510" cy="4275861"/>
-            <wp:effectExtent l="0" t="0" r="0" b="0"/>
-            <wp:docPr id="38" name="Picture" descr="Fig. 2 | Complete ligand-detection curves across ranked candidates. LigandSeek-Find uses deposited receptors (GT) or CryoAtom2-reconstructed receptors (CA2) and is compared with the density-only method Emap2lig-Find. All ligands comprise 179 PDB entries and 2,502 instances; small molecules comprise 94 PDB entries and 821 instances. a–c, All ligands. d–f, Small molecules. Columns show GT, CA2 and Emap2lig, respectively. Candidates are assigned by maximal geometric-mean coverage among pairs satisfying bidirectional coverage of at least 0.3. Each instance contributes only its first detection. The x-axis shows candidate counts relative to each PDB’s ground-truth instance count; the y-axis shows the percentage of distinct instances detected. The small-molecule evaluation omits candidates assigned to other classes but retains background candidates and repeated hits. Green circles and lines show PDB-equal means; blue diamonds and lines show medians. Grey points and violins show PDB distributions at relative candidate counts of 50%, 100%, 200% and 300%." title="MDPPTFIG_eJztV0uLG0cQ_iuFwBCDpJG0K9s7dgwb2bsYNmGxnVMmLK2elqZRT3enu0cPxwHfQgjOxSEQEnLOyT8ghvi_mPjxM1I1PXps1geTHBJDFrSq6a766l1T-rJlWShaKbRef__s5U-_Jz6wqei_fvbk1S8_d60Ny1YbWk54o-YiJ75RmmWfeuF8lvWHB_2DLLsl_CwYm2Vvnv726oev3zz-5vWvz7MsAmbZWxE1KwWhxcsON6VVIkijO7xyc-GJhzNLJ2clc7PKIvdnrRuL1MKyVNqniw-zVhGCTZPE80KUzHeNFRovJ8aVLOCjmyYL43LrDBfeSz0tVTLo9a4kJZM6a90ktFNXf90LKyVgkc6ZQtw7JVo1iuqJL1lzEO9MCHsitfD1-c7TIvWWcVSDOAqPEGiw38tazePdStERq4JpMBt2kpQ6R7aJdD6cRNFew4Q30YBoafzX0EdGB49yzHMpUebl4-8wAX88e_7y6be1XsF8OPSSve2uONT-olCtKwKTinH9PK7JUfS4_kbjH2zC1b-2duhBFI_mBcpU7ST5Y7GIBKYWWY_ktAsDeAijmHYBSk6Zzjs50pyCDrEKgHFnvAfH9EzkwJFH5iwI3yU1ISr7F6LyD3yH99bykzpH94SYdY6oXCuPCcqFNV4GTI4TXNhgnIcPju9fBuNg5FbmMJhy0ME7o31wFf8L5-hwcBkQFaQHmgHM4f1ChgJCIRAcPQqrjtFqBaUIhcnhdsnsAMultqELh0o1xRMBnPQC-lcP4PTWRyB0cJKqCBUM2sPeACRawTROg-vgS4aypVGCY2PuSB_sXxC-NuhvRf-vvf_SLGEvHj3h721G2rsF3IUcnZm04d750uzinFRVqT34wizg-H4bsG_qwlx3QxubyluanXOhViiwmZSALQUM335Tja01xj5iS4n4MBUGW8pJ3ikFw4Fr5sLhWw9YafANZhm-isCzIP1kRa-0scyli8MZhTfcZgIsgKIYQq-714XbjBebXkE-6qJxRYbUXSwxF_VbDjazvgv3sdeXHbQreui3gx4BKkqfE4qRbxAMCNKAHfri0Y8epg4Z8g6OlnBOLUpdr2fIaheXDqxwHHu7MT6XPkjNw7a9G8NEHu2qx0RnnQsQmOeK1a8oU5IzfCfS6yijkQZVOeAKz_AGA4AuBNw6kGZ8Fq0-J6tpLlrBaEAWCNyFYycE5kU6rhoG2iKaIkD_O-KLClNB2cNxNlYVDkxJ2csvcJcCb3TEXIE1kmJKPHNplNRbzDoedcLQQ0-p3UT-Qk4wesPepTb0e_Qf96pLNeQeEudHJC0vN1uf40a32eRaw6t7_WG_t9wfXB1eu9J_eMNKnuKnWe7YOy13uWOLC1tdg4BYfwcDxULlxAbGvROImUwkF7cMr0osrYgUA4dRLKT1NBXIQz0_lZxmAj3wT-anDsvNc9IySpN6rU7qrTpplupkd6dOgigtuqkrFJE2nE3kFI31Z8UqVPvyCkviwVmP_gZdq6foiMwRfe8AKVq6kT5d-4ip2dixNSkayCiCJ4bPPGgzKpieikPnzKIQLPc06QhvfVGPnniImFvRHQURNbkQhLGS9kgqRRqJruUjwVKsRRF4QeQEee6ilvr-3MOGKTmPR08et2YYLz42-e7qzdLlxJX0jYmDZVy2YbVZuutzuhbLAJzum3JFLk5sTdU2zMhVf69BLY63Y5yuQARy09iMatn8xEfeLbXmpnttounJlmSp0kC_dQ6Gg2FEeSsX5eV2_VNhh2Ypzhy1Pt6llW7i5e0mL_i52frqT340NC8"/>
-            <wp:cNvGraphicFramePr/>
-            <a:graphic xmlns:a="http://schemas.openxmlformats.org/drawingml/2006/main">
+          <wp:inline>
+            <wp:extent cx="5731510" cy="4323344"/>
+            <wp:effectExtent b="0" l="0" r="0" t="0"/>
+            <wp:docPr descr="Fig. 2 | Ligand-region detection without an explicitly supplied contour level. All ligands comprise 179 PDB entries and 2,502 instances; small molecules comprise 94 PDB entries and 821 instances. LigandSeek-Find uses deposited receptors (GT) or CryoAtom2-reconstructed receptors (CA2).Emap2lig-Find does not receive an explicit EMDB-recommended contour level. a, c, Semantic Dice, instance-level \mathrm{PRAUC}_{0.3} and \mathrm{PRAUC}_{0.5} for all ligands and small molecules. Bars show PDB-equal means, faint points show individual PDB entries, and error bars show 95% intervals from 10,000 PDB bootstrap resamples. b, d, Instance-level precision and recall at bidirectional coverage thresholds of 0.3 and 0.5. Violins show PDB distributions; white circles and thick lines indicate medians and interquartile ranges. Both thresholds retain the same final candidate selection and small-molecule class assignment." title="MDPPTFIG_eJztWc1uGzcQfpWBgAINIGkl2WpiJTXgyHYRwEmNuMmlWxgUl9IS5pIsyZXkND0XRZFeWvTSouee8gAN0LxM8_MYneGuZDnOIYgPjQIbkPn3zcchOZwdkt81LAt5YwCNV78-e_H7P4kPbCK6r5798vLPP9rWhnmjCQ0nvFFTkRFuOEjTB144n6bd_lZ3K013hT8Jxqbp66d_v_zth9dPfnz11_M0rQjT9K2MmhWC2KrGljYtJaZCtbgpLHPSG9269-Xxwd7DvQOCc2aDNPq4YO6ktCj4dePWbGBhXijtB7PP00Yegh0kiee5KJhvGys0No6NK1jAopskM-My6wwX3ks9KVTS63Q-SwomddrYJrZDF5OjcKoEzAZTppD3ToEKDqvuCZcsEIQ9EcIeSC18rF8pzQbeMo7dII_CKiTqbXbSRl28XyqqYmUwNWcNJ0mpM4SNpfPhoBLt1CBsqRSoNK3-1fl9o4NHOea5lCjz4snPuBb_Pnv-4ulPsV_BfNjxkr2tLd_R_qJQ7Ksipi5GsTyK2WE14pii8o-W09W9sRjQo0q8Ui_QSsVB0ngs2pNwU4HQfTlpQw8ew4GcMJ21nJjgREMmguA05TCTITdlAKZBzK2SXAZ1Cr60mBcZcNTOlA6i9bSpx1D1-z9M0CWmAdZW8x2lQMW180CbF_eugO71LTjcvQ1CByeFx8XLoNfsd3ogNe54jXvwJviCoWxhlOC4HVaktzYvCN_odc9E27WxHAlx0tqn7VJ6xGXCGi8DGoUTXNhgnIdPv_jqGhgHQ3dqdoIpemhgaDI-uJK_gRzu9K61Ya9gtofjqXgzg7zahIiTU7FqhbB3d_d2pCsKobMrW_yQ3Qxb29Vorq3mH6Md8bVdjSYcYWCkg-SwK7loLt1pFXit7bjOW1kxMHcxnq3jwuKd4kIzHuOE7Bpeoh8Pi6gw5KRHMfBH5YhSQf9iD1EjbAinUNRK26hzrItpDQnbh1QKVd17Edy_LMHOZQkeXJZgeI4gqafSV9NaYzrtjTdREZAsFiCpV3adjXOdNMfwam11v3IJH4dL6F-5hA9Jc9wgwFZOe3Que-MM14bbDM9SPjczOsK1xLclw2bBtG_CmEkdwBpJY4wQPGLJqcwIs3Lga0Zm4Rz2N1rSbfU_QXxAXZjyMHamgG6n2el0oujImICHOmbxpOZZYUmXtZ3ojzFwHq3talwdwD4kO1rfqKQJd86duADbuPR0x0n-DgvkSlmAkcykq24_0TFyMxWOTQSEHLlyo9DzmjFgwBzF8CvZhofSKDzOLf0uZBKdoRyVxOFvwiyXQQCXjqv6Pi3kkp8AXUX76IU5Q0AhMomeOgKiq0Xv7YJUAhzTk-jdDQZSK4o4EdCpY40A9LoCxjKqjAQyI0YvVH2Nu_xYtBYfC-CKeezMeznRFGadd9h0zb3d-KYJjeWdf6N_faPb73bmmxu9jY3Nzce3rOQD_NWxHXun2C5zbHbh_r9mQK734UCxUDqxpHHvHWQ6oVhctFxaT_ZFI9TTQ8nJuqjA700PHWTCc-plOEjiW0wSn2KS-iUmWX2ISYIoLA5TlygibTgeywkq64_zqTvuzUuXVBXHHfrrta2e4EBkhuwbW5ijlxrMHy7GiEuz1ONMpUpBRjN4YPgJ3ZoOc7KaHfyOz3LBMk97hvgWDd6ibVSVyHkmutJBxZpcmISRknZfKkU9Uj7KVxmG0SaaJc8pO0bMfewltp8rLEHJeT4qeYszPJrdNdnqIw0bzMeuoBQXDubVswycLp9nYj01i3kATu21uSKKE6y22hqMqJguSK3z4QuBUQ1lEE0eoOqWTQ98hT3LLdDUrk2lenKWZQOlgV7Ftvq9fsXyVhSty158VFrJswFuarWoXs0rXc-Xt8t1wd924_v_ABpVnTE" id="38" name="Picture"/>
+            <a:graphic>
               <a:graphicData uri="http://schemas.openxmlformats.org/drawingml/2006/picture">
-                <pic:pic xmlns:pic="http://schemas.openxmlformats.org/drawingml/2006/picture">
+                <pic:pic>
                   <pic:nvPicPr>
-                    <pic:cNvPr id="39" name="Picture" descr="C:/Users/15919/Desktop/论文草稿/temp/manuscript_figures_hytu4i6a/figure_000002.png"/>
+                    <pic:cNvPr descr="C:/Users/15919/Desktop/论文草稿/temp/manuscript_figures_hvr_2xur/figure_000002.png" id="39" name="Picture"/>
                     <pic:cNvPicPr>
-                      <a:picLocks noChangeAspect="1" noChangeArrowheads="1"/>
+                      <a:picLocks noChangeArrowheads="1" noChangeAspect="1"/>
                     </pic:cNvPicPr>
                   </pic:nvPicPr>
                   <pic:blipFill>
-                    <a:blip r:embed="rId8"/>
+                    <a:blip r:embed="rId37"/>
                     <a:stretch>
                       <a:fillRect/>
                     </a:stretch>
@@ -227,7 +654,7 @@
                   <pic:spPr bwMode="auto">
                     <a:xfrm>
                       <a:off x="0" y="0"/>
-                      <a:ext cx="5731510" cy="4275861"/>
+                      <a:ext cx="5731510" cy="4323344"/>
                     </a:xfrm>
                     <a:prstGeom prst="rect">
                       <a:avLst/>
@@ -255,38 +682,247 @@
       </w:pPr>
       <w:r>
         <w:rPr>
-          <w:rFonts w:ascii="华文仿宋" w:eastAsia="华文仿宋" w:hAnsi="华文仿宋"/>
+          <w:rFonts w:ascii="华文仿宋" w:hAnsi="华文仿宋" w:eastAsia="华文仿宋"/>
           <w:b/>
           <w:bCs/>
           <w:sz w:val="18"/>
         </w:rPr>
-        <w:t>Fig. 2 | Complete ligand-detection curves across ranked candidates.</w:t>
-      </w:r>
-      <w:r>
-        <w:rPr>
-          <w:rFonts w:ascii="华文仿宋" w:eastAsia="华文仿宋" w:hAnsi="华文仿宋"/>
-          <w:sz w:val="18"/>
-        </w:rPr>
-        <w:t xml:space="preserve"> LigandSeek-Find uses deposited receptors (GT) or CryoAtom2-reconstructed receptors (CA2) and is compared with the density-only method Emap2lig-Find. All ligands comprise 179 PDB entries and 2,502 instances; small molecules comprise 94 PDB entries and 821 instances. </w:t>
-      </w:r>
-      <w:r>
-        <w:rPr>
-          <w:rFonts w:ascii="华文仿宋" w:eastAsia="华文仿宋" w:hAnsi="华文仿宋"/>
+        <w:t xml:space="preserve">Fig. 2 | Ligand-region detection without an explicitly supplied contour level.</w:t>
+      </w:r>
+      <w:r>
+        <w:rPr>
+          <w:rFonts w:ascii="华文仿宋" w:hAnsi="华文仿宋" w:eastAsia="华文仿宋"/>
+          <w:sz w:val="18"/>
+        </w:rPr>
+        <w:t xml:space="preserve"> </w:t>
+      </w:r>
+      <w:r>
+        <w:rPr>
+          <w:rFonts w:ascii="华文仿宋" w:hAnsi="华文仿宋" w:eastAsia="华文仿宋"/>
+          <w:sz w:val="18"/>
+        </w:rPr>
+        <w:t xml:space="preserve">All ligands comprise 179 PDB entries and 2,502 instances; small molecules comprise 94 PDB entries and 821 instances. LigandSeek-Find uses deposited receptors (GT) or CryoAtom2-reconstructed receptors (CA2). Emap2lig-Find does not receive an explicit EMDB-recommended contour level.</w:t>
+      </w:r>
+      <w:r>
+        <w:rPr>
+          <w:rFonts w:ascii="华文仿宋" w:hAnsi="华文仿宋" w:eastAsia="华文仿宋"/>
+          <w:sz w:val="18"/>
+        </w:rPr>
+        <w:t xml:space="preserve"> </w:t>
+      </w:r>
+      <w:r>
+        <w:rPr>
+          <w:rFonts w:ascii="华文仿宋" w:hAnsi="华文仿宋" w:eastAsia="华文仿宋"/>
           <w:b/>
           <w:bCs/>
           <w:sz w:val="18"/>
         </w:rPr>
-        <w:t>a–c</w:t>
-      </w:r>
-      <w:r>
-        <w:rPr>
-          <w:rFonts w:ascii="华文仿宋" w:eastAsia="华文仿宋" w:hAnsi="华文仿宋"/>
-          <w:sz w:val="18"/>
-        </w:rPr>
-        <w:t>, All ligands. d–f, Small molecules. Columns show GT, CA2 and Emap2lig, respectively. Candidates are assigned by maximal geometric-mean coverage among pairs satisfying bidirectional coverage of at least 0.3. Each instance contributes only its first detection. The x-axis shows candidate counts relative to each PDB’s ground-truth instance count; the y-axis shows the percentage of distinct instances detected. The small-molecule evaluation omits candidates assigned to other classes but retains background candidates and repeated hits. Green circles and lines show PDB-equal means; blue diamonds and lines show medians. Grey points and violins show PDB distributions at relative candidate counts of 50%, 100%, 200% and 300%.</w:t>
+        <w:t xml:space="preserve">a</w:t>
+      </w:r>
+      <w:r>
+        <w:rPr>
+          <w:rFonts w:ascii="华文仿宋" w:hAnsi="华文仿宋" w:eastAsia="华文仿宋"/>
+          <w:sz w:val="18"/>
+        </w:rPr>
+        <w:t xml:space="preserve">,</w:t>
+      </w:r>
+      <w:r>
+        <w:rPr>
+          <w:rFonts w:ascii="华文仿宋" w:hAnsi="华文仿宋" w:eastAsia="华文仿宋"/>
+          <w:sz w:val="18"/>
+        </w:rPr>
+        <w:t xml:space="preserve"> </w:t>
+      </w:r>
+      <w:r>
+        <w:rPr>
+          <w:rFonts w:ascii="华文仿宋" w:hAnsi="华文仿宋" w:eastAsia="华文仿宋"/>
+          <w:b/>
+          <w:bCs/>
+          <w:sz w:val="18"/>
+        </w:rPr>
+        <w:t xml:space="preserve">c</w:t>
+      </w:r>
+      <w:r>
+        <w:rPr>
+          <w:rFonts w:ascii="华文仿宋" w:hAnsi="华文仿宋" w:eastAsia="华文仿宋"/>
+          <w:sz w:val="18"/>
+        </w:rPr>
+        <w:t xml:space="preserve">, Semantic Dice, instance-level</w:t>
+      </w:r>
+      <w:r>
+        <w:rPr>
+          <w:rFonts w:ascii="华文仿宋" w:hAnsi="华文仿宋" w:eastAsia="华文仿宋"/>
+          <w:sz w:val="18"/>
+        </w:rPr>
+        <w:t xml:space="preserve"> </w:t>
+      </w:r>
+      <m:oMath>
+        <m:sSub>
+          <m:e>
+            <m:r>
+              <m:rPr>
+                <m:sty m:val="p"/>
+              </m:rPr>
+              <m:t>P</m:t>
+            </m:r>
+            <m:r>
+              <m:rPr>
+                <m:sty m:val="p"/>
+              </m:rPr>
+              <m:t>R</m:t>
+            </m:r>
+            <m:r>
+              <m:rPr>
+                <m:sty m:val="p"/>
+              </m:rPr>
+              <m:t>A</m:t>
+            </m:r>
+            <m:r>
+              <m:rPr>
+                <m:sty m:val="p"/>
+              </m:rPr>
+              <m:t>U</m:t>
+            </m:r>
+            <m:r>
+              <m:rPr>
+                <m:sty m:val="p"/>
+              </m:rPr>
+              <m:t>C</m:t>
+            </m:r>
+          </m:e>
+          <m:sub>
+            <m:r>
+              <m:t>0.3</m:t>
+            </m:r>
+          </m:sub>
+        </m:sSub>
+      </m:oMath>
+      <w:r>
+        <w:rPr>
+          <w:rFonts w:ascii="华文仿宋" w:hAnsi="华文仿宋" w:eastAsia="华文仿宋"/>
+          <w:sz w:val="18"/>
+        </w:rPr>
+        <w:t xml:space="preserve"> </w:t>
+      </w:r>
+      <w:r>
+        <w:rPr>
+          <w:rFonts w:ascii="华文仿宋" w:hAnsi="华文仿宋" w:eastAsia="华文仿宋"/>
+          <w:sz w:val="18"/>
+        </w:rPr>
+        <w:t xml:space="preserve">and</w:t>
+      </w:r>
+      <w:r>
+        <w:rPr>
+          <w:rFonts w:ascii="华文仿宋" w:hAnsi="华文仿宋" w:eastAsia="华文仿宋"/>
+          <w:sz w:val="18"/>
+        </w:rPr>
+        <w:t xml:space="preserve"> </w:t>
+      </w:r>
+      <m:oMath>
+        <m:sSub>
+          <m:e>
+            <m:r>
+              <m:rPr>
+                <m:sty m:val="p"/>
+              </m:rPr>
+              <m:t>P</m:t>
+            </m:r>
+            <m:r>
+              <m:rPr>
+                <m:sty m:val="p"/>
+              </m:rPr>
+              <m:t>R</m:t>
+            </m:r>
+            <m:r>
+              <m:rPr>
+                <m:sty m:val="p"/>
+              </m:rPr>
+              <m:t>A</m:t>
+            </m:r>
+            <m:r>
+              <m:rPr>
+                <m:sty m:val="p"/>
+              </m:rPr>
+              <m:t>U</m:t>
+            </m:r>
+            <m:r>
+              <m:rPr>
+                <m:sty m:val="p"/>
+              </m:rPr>
+              <m:t>C</m:t>
+            </m:r>
+          </m:e>
+          <m:sub>
+            <m:r>
+              <m:t>0.5</m:t>
+            </m:r>
+          </m:sub>
+        </m:sSub>
+      </m:oMath>
+      <w:r>
+        <w:rPr>
+          <w:rFonts w:ascii="华文仿宋" w:hAnsi="华文仿宋" w:eastAsia="华文仿宋"/>
+          <w:sz w:val="18"/>
+        </w:rPr>
+        <w:t xml:space="preserve"> </w:t>
+      </w:r>
+      <w:r>
+        <w:rPr>
+          <w:rFonts w:ascii="华文仿宋" w:hAnsi="华文仿宋" w:eastAsia="华文仿宋"/>
+          <w:sz w:val="18"/>
+        </w:rPr>
+        <w:t xml:space="preserve">for all ligands and small molecules. Bars show PDB-equal means, faint points show individual PDB entries, and error bars show 95% intervals from 10,000 PDB bootstrap resamples.</w:t>
+      </w:r>
+      <w:r>
+        <w:rPr>
+          <w:rFonts w:ascii="华文仿宋" w:hAnsi="华文仿宋" w:eastAsia="华文仿宋"/>
+          <w:sz w:val="18"/>
+        </w:rPr>
+        <w:t xml:space="preserve"> </w:t>
+      </w:r>
+      <w:r>
+        <w:rPr>
+          <w:rFonts w:ascii="华文仿宋" w:hAnsi="华文仿宋" w:eastAsia="华文仿宋"/>
+          <w:b/>
+          <w:bCs/>
+          <w:sz w:val="18"/>
+        </w:rPr>
+        <w:t xml:space="preserve">b</w:t>
+      </w:r>
+      <w:r>
+        <w:rPr>
+          <w:rFonts w:ascii="华文仿宋" w:hAnsi="华文仿宋" w:eastAsia="华文仿宋"/>
+          <w:sz w:val="18"/>
+        </w:rPr>
+        <w:t xml:space="preserve">,</w:t>
+      </w:r>
+      <w:r>
+        <w:rPr>
+          <w:rFonts w:ascii="华文仿宋" w:hAnsi="华文仿宋" w:eastAsia="华文仿宋"/>
+          <w:sz w:val="18"/>
+        </w:rPr>
+        <w:t xml:space="preserve"> </w:t>
+      </w:r>
+      <w:r>
+        <w:rPr>
+          <w:rFonts w:ascii="华文仿宋" w:hAnsi="华文仿宋" w:eastAsia="华文仿宋"/>
+          <w:b/>
+          <w:bCs/>
+          <w:sz w:val="18"/>
+        </w:rPr>
+        <w:t xml:space="preserve">d</w:t>
+      </w:r>
+      <w:r>
+        <w:rPr>
+          <w:rFonts w:ascii="华文仿宋" w:hAnsi="华文仿宋" w:eastAsia="华文仿宋"/>
+          <w:sz w:val="18"/>
+        </w:rPr>
+        <w:t xml:space="preserve">, Instance-level precision and recall at bidirectional coverage thresholds of 0.3 and 0.5. Violins show PDB distributions; white circles and thick lines indicate medians and interquartile ranges. Both thresholds retain the same final candidate selection and small-molecule class assignment.</w:t>
       </w:r>
     </w:p>
-    <w:p>
+    <w:bookmarkEnd w:id="40"/>
+    <w:bookmarkStart w:id="41" w:name="stage-1-ablation-of-ligandseek-find"/>
+    <w:p xmlns:w14="http://schemas.microsoft.com/office/word/2010/wordml">
       <w:pPr>
         <w:pStyle w:val="2"/>
       </w:pPr>
@@ -297,7 +933,7 @@
         <w:t>Stage 1: Ablation of LigandSeek-Find</w:t>
       </w:r>
     </w:p>
-    <w:p>
+    <w:p xmlns:w14="http://schemas.microsoft.com/office/word/2010/wordml">
       <w:pPr>
         <w:pStyle w:val="FirstParagraph"/>
       </w:pPr>
@@ -305,7 +941,7 @@
         <w:t>As shown in Table 4, we compared six model variants on the same full test set to assess the contributions of individual designs to ligand detection. Starting with a 3D U-Net receiving experimental density alone(Density only), we added difference density(+ Difference density), a multi-view density bank(+ Density bank) and receptor-atom features(+ Receptor features). We then introduced centroid-aware positional encoding in the receptor embedding head(+ Centroid encoding), followed by the final LigandSeek-Find model. The final model used receptor-atom binding probabilities predicted by the point-cloud branch for Gaussian candidate scoring, while other models used conventional inference without Gaussian candidate scoring.</w:t>
       </w:r>
     </w:p>
-    <w:p>
+    <w:p xmlns:w14="http://schemas.microsoft.com/office/word/2010/wordml">
       <w:pPr>
         <w:pStyle w:val="11"/>
       </w:pPr>
@@ -313,7 +949,7 @@
         <w:t>According to Table 4, adding difference density improved all metrics under both GT and CA2 conditions. Moreover, the multi-view density bank further improved overall detection ability. It is noteworthy that when constructing multi-view density bank, the deterministic transformations of the same experimental and simulated receptor density do not add any additional information, but highlight ligand signals across contrasts and spatial scales while suppressing dominant receptor density.</w:t>
       </w:r>
     </w:p>
-    <w:p>
+    <w:p xmlns:w14="http://schemas.microsoft.com/office/word/2010/wordml">
       <w:pPr>
         <w:pStyle w:val="11"/>
       </w:pPr>
@@ -321,7 +957,7 @@
         <w:t>Futhermore, we can observe that injecting the receptor information explicitly, adding centroid-aware positional encoding in the receptor embedding head, and introducing Gaussian scoring during inference also generally raise model performance to varying degrees. We refer to the model with all components as LigandSeek-Find, which has the best overall performance.</w:t>
       </w:r>
     </w:p>
-    <w:p>
+    <w:p xmlns:w14="http://schemas.microsoft.com/office/word/2010/wordml">
       <w:pPr>
         <w:keepNext/>
         <w:keepLines/>
@@ -336,7 +972,7 @@
         <w:t>Table 4 | Internal ablation of LigandSeek-Find on the full test set.</w:t>
       </w:r>
     </w:p>
-    <w:tbl>
+    <w:tbl xmlns:w14="http://schemas.microsoft.com/office/word/2010/wordml">
       <w:tblPr>
         <w:tblW w:w="5000" w:type="pct"/>
         <w:tblBorders>
@@ -1960,7 +2596,7 @@
         </w:tc>
       </w:tr>
     </w:tbl>
-    <w:p>
+    <w:p xmlns:w14="http://schemas.microsoft.com/office/word/2010/wordml">
       <w:pPr>
         <w:pStyle w:val="MDTableNote"/>
         <w:keepLines/>
@@ -1979,96 +2615,105 @@
     <w:p>
       <w:pPr>
         <w:pStyle w:val="2"/>
-      </w:pPr>
-      <w:bookmarkStart w:id="4" w:name="stage-3-end-to-end-top-k-success"/>
-      <w:bookmarkEnd w:id="3"/>
-      <w:r>
-        <w:t>Stage 3: End-to-end top-k success</w:t>
+        <w:keepNext/>
+        <w:ind w:firstLine="0"/>
+      </w:pPr>
+      <w:r>
+        <w:t xml:space="preserve">Stage 3: End-to-end top-k success</w:t>
+      </w:r>
+    </w:p>
+    <w:bookmarkStart w:id="42" w:name="evaluation-protocol-top-k-success"/>
+    <w:p>
+      <w:pPr>
+        <w:pStyle w:val="3"/>
+        <w:keepNext/>
+        <w:ind w:firstLine="0"/>
+      </w:pPr>
+      <w:r>
+        <w:t xml:space="preserve">Evaluation protocol (top-k success)</w:t>
       </w:r>
     </w:p>
     <w:p>
       <w:pPr>
-        <w:pStyle w:val="3"/>
-      </w:pPr>
-      <w:bookmarkStart w:id="5" w:name="evaluation-protocol-top-k-success"/>
-      <w:r>
-        <w:t>Evaluation protocol (top-k success)</w:t>
+        <w:pStyle w:val="FirstParagraph"/>
+        <w:spacing w:line="360" w:lineRule="auto" w:after="120"/>
+        <w:ind w:firstLine="420"/>
+      </w:pPr>
+      <w:r>
+        <w:t xml:space="preserve">Top-k success measures whether an end-to-end pipeline successfully processes at least one ligand instance in a complex within a specified attempt budget.</w:t>
       </w:r>
     </w:p>
     <w:p>
       <w:pPr>
-        <w:pStyle w:val="FirstParagraph"/>
-      </w:pPr>
-      <w:r>
-        <w:t>Top-k success measures whether an end-to-end pipeline successfully processes at least one ligand instance in a complex within a specified attempt budget.</w:t>
-      </w:r>
-    </w:p>
-    <w:p>
-      <w:pPr>
-        <w:pStyle w:val="11"/>
-      </w:pPr>
-      <w:r>
-        <w:t xml:space="preserve">Find ranks candidate ligand regions by descending mean probability, yielding Rank 1, Rank 2 and subsequent candidates. For each PDB entry, the pipeline examines these candidates in order for up to </w:t>
+        <w:pStyle w:val="BodyText"/>
+        <w:spacing w:line="360" w:lineRule="auto" w:after="120"/>
+        <w:ind w:firstLine="420"/>
+      </w:pPr>
+      <w:r>
+        <w:t xml:space="preserve">Find ranks candidate ligand regions by descending mean probability, yielding Rank 1, Rank 2 and subsequent candidates. For each PDB entry, the pipeline examines these candidates in order for up to</w:t>
+      </w:r>
+      <w:r>
+        <w:t xml:space="preserve"> </w:t>
       </w:r>
       <m:oMath>
         <m:r>
-          <w:rPr>
-            <w:rFonts w:ascii="Cambria Math" w:hAnsi="Cambria Math"/>
-          </w:rPr>
           <m:t>K</m:t>
         </m:r>
       </m:oMath>
       <w:r>
-        <w:t xml:space="preserve"> attempts. A PDB entry is classified as successful if any attempt within this budget succeeds.</w:t>
+        <w:t xml:space="preserve"> </w:t>
+      </w:r>
+      <w:r>
+        <w:t xml:space="preserve">attempts. A PDB entry is classified as successful if any attempt within this budget succeeds.</w:t>
       </w:r>
     </w:p>
     <w:p>
       <w:pPr>
-        <w:pStyle w:val="11"/>
-      </w:pPr>
-      <w:r>
-        <w:t>Top-k success evaluates two basic end-to-end capabilities of our pipeline. These comprise detection and identity matching across all ligand categories, and detection, identity matching and modelling of eligible small molecules. These are single-residue organic small molecules with no atoms missing relative to their templates. Attempt-accounting rules are the same as those in the main text. The all-ligand test set contains 179 PDBs and 2,502 ligand instances; the small-molecule subset contains 77 PDBs and 446 instances. Each task was also evaluated with deposited receptors (GT) and CryoAtom2-reconstructed receptors (CA2).</w:t>
+        <w:pStyle w:val="BodyText"/>
+        <w:spacing w:line="360" w:lineRule="auto" w:after="120"/>
+        <w:ind w:firstLine="420"/>
+      </w:pPr>
+      <w:r>
+        <w:t xml:space="preserve">Top-k success evaluates two basic end-to-end capabilities of our pipeline. These comprise detection and identity matching across all ligand categories, and detection, identity matching and modelling of eligible small molecules. These are single-residue organic small molecules with no atoms missing relative to their templates. Attempt-accounting rules are the same as those in the main text. The all-ligand test set contains 179 PDBs and 2,502 ligand instances; the small-molecule subset contains 77 PDBs and 446 instances. Each task was also evaluated with deposited receptors (GT) and CryoAtom2-reconstructed receptors (CA2).</w:t>
+      </w:r>
+    </w:p>
+    <w:bookmarkEnd w:id="42"/>
+    <w:bookmarkStart w:id="46" w:name="X5f64bd45b404ca02f1e597fd6c2fd1f17bc94df"/>
+    <w:p>
+      <w:pPr>
+        <w:pStyle w:val="3"/>
+        <w:keepNext/>
+        <w:ind w:firstLine="0"/>
+      </w:pPr>
+      <w:r>
+        <w:t xml:space="preserve">End-to-end region detection and identity matching across ligand categories</w:t>
       </w:r>
     </w:p>
     <w:p>
       <w:pPr>
-        <w:pStyle w:val="3"/>
-      </w:pPr>
-      <w:bookmarkStart w:id="6" w:name="X5f64bd45b404ca02f1e597fd6c2fd1f17bc94df"/>
-      <w:bookmarkEnd w:id="5"/>
-      <w:r>
-        <w:lastRenderedPageBreak/>
-        <w:t>End-to-end region detection and identity matching across ligand categories</w:t>
-      </w:r>
-    </w:p>
-    <w:p>
-      <w:pPr>
+        <w:pStyle w:val="CaptionedFigure"/>
         <w:keepNext/>
-        <w:spacing w:after="0" w:line="240" w:lineRule="auto"/>
+        <w:spacing w:line="240" w:lineRule="auto" w:before="0" w:after="0"/>
         <w:ind w:firstLine="0"/>
         <w:jc w:val="center"/>
       </w:pPr>
       <w:r>
-        <w:rPr>
-          <w:noProof/>
-        </w:rPr>
         <w:drawing>
-          <wp:inline distT="0" distB="0" distL="0" distR="0" wp14:anchorId="1994CBC7" wp14:editId="7C5A6343">
+          <wp:inline>
             <wp:extent cx="5731510" cy="2953750"/>
-            <wp:effectExtent l="0" t="0" r="0" b="0"/>
-            <wp:docPr id="44" name="Picture" descr="Fig. 3 | End-to-end ligand-region detection and identity matching. The curves show the percentage of the 179 test PDB entries with successful predictions within an attempt budget of K=1–10. Find+Match curves require end-to-end correct region detection and ligand identity matching, whereas Find and Emap2lig-Find curves require only correct region detection. Find and Match denote LigandSeek-Find and LigandSeek-Match, respectively. GT denotes deposited receptor structures, and CA2 denotes CryoAtom2-reconstructed receptor structures." title="MDPPTFIG_eJzVVs1uGzcQfhVir7W0kmzF1cIx4Mp2UNQuhCQ9dQuD5o60hHeXLMnVT5oCuQVFkV5S9NKi557yADXQvEtRx3mMzpArWa4dIEgOhQ3YOxx-880PyfF8F2nu8ihh0eXP5xe__hUf9A4uz1---f23ttZuHm2wyIBVxRQyAg2TNP3KgrFp2u0PuoM03Qd75pRO07ev_nzzy_O3L364_ON1mga2NL1JV_ESiAp60OJF0RrLKmuV3ImcdgXXTqrqpOTmrNaI-zramSWazcuissnsfhrlzukkjq3IoeS2rTRUuDlWBjlwaSbxTJlMGyXAWllNyiLudTr34pLLKo12iW1k_OeRWxTAZsmUF8j7ecknMAzuCRcvEYQ9A9BHsgLr9WurWWI1F-gGeQpUIVFvq5NGzfJhXZCK1041nA2cLDFxhI2lse4omHYaEO6EAEKk4U8jH6rKWbTjVkiJNhcvfsK6_3P--uLVj94vcOv2rOS37eV7lb1p5H0FYnJx6tenXhyGjP0Xg3-yKlf302VCT4J5CM_RSfkkKR-NdwfMFBB6KCdttsmesgM8bqdagMkXcsJxZWCCNWcZOBBUfYZKJjOonHQL5q8GVqxNXlzw9T8U5SNSZ3c28sc5MFGjbJnN1Yw5XGswAo8GHwtTY6_pbg-YA-vYaP8zhltGIn4mXc5sLegVjuuCIWsm_fGGPUnHzLhzUGrHTutsAg4J72yprh9ymahj7KtN2yrfq22p8VgK2FeiLrGIy6blcoqjDKRu94uduPRuGk34M_IfS6-lCV_76L0ugEcNwf3bCNxu92N5_3728h3MnWv6uCnN3TrdNjvEnvzJMfWi5Ysw8G0tDeCNXzU0oYzBHsZu7Wih291sbBtsloPB7LwPDz0oue4hvuU1__GnqmLxTk_tK5IQLHpTDtiRd_4I4Ky1AqzpPHYD2awmnikUizZ78LixtvjVykoHGUIEaKcMs87UwtVosuHZhnu9FXxoFmrPqbKHvV3gi_fQ242vt3X6n7cbfYODwGoAiPrbm91-tzPvDfqb2_3O0x0tRYK_zePi7_W4MsNnN4aBhgG5PoQDzSiDFY354FduoOC-M-ZSW7qYlGE1HUlB15IW4svpyGB5rSAvwyT2Q1jsZ7C4GcHi9Qkspr6KaVY1mkjtTsZyQuU-yReu3pL3eBwUJx362WzraoKJyAzZt_oo0ZSG8miZIx7NKo6rkEKAnCp4pMSZZZUa5ryawJ4xCm81zyw9NuJbbvgLFpTIeWW65iCwxjeKcFpIfSiLgjyS7O2DwLEhGcA7TOIYMQ_Ri9-_tliB4ut8tLI4bLHT2bHK1ic2nszHpqQvHhybhxmNLVazmtfTNswdE7TfXFdECYI1t7YBI8p_l6QaZ78HoEpGAqLpTQe3fHpkA_ZKWqJpv1Ih9PhK5ElRMRqRB_1eP7DciqJzOfAT5prME8dlsVSvy0XV1Mvq1bng7270_b96hnz_"/>
-            <wp:cNvGraphicFramePr/>
-            <a:graphic xmlns:a="http://schemas.openxmlformats.org/drawingml/2006/main">
+            <wp:effectExtent b="0" l="0" r="0" t="0"/>
+            <wp:docPr descr="Fig. 3 | End-to-end ligand-region detection and identity matching. The curves show the percentage of the 179 test PDB entries with successful predictions within an attempt budget of K=1–10. Find+Match curves require end-to-end correct region detection and ligand identity matching, whereas Find and Emap2lig-Find curves require only correct region detection. Find and Match denote LigandSeek-Find and LigandSeek-Match, respectively. GT denotes deposited receptor structures, and CA2 denotes CryoAtom2-reconstructed receptor structures." title="MDPPTFIG_eJzVVs1uGzcQfhVir7W0khzV1cIxoMp2UNQOhCQ9dQuD5o60hHeXLMnVT5oCvRVFkV5S9NKi557yADXQvEtRx3mMzpArWa4dIEgOhQ3YOxx-880PyfF8E2nu8ihh0eXP5xe__hUf9A4uz1-8_v23ttZuEW2xyIBVxQwyAo2SNP3CgrFp2u0PuoM03Qd75pRO0zcv_3z9y_dvnv9w-cerNA1saXqTruIlEBX0oMWLojWRVdYquRM57QqunVTVScnNWa0R92W0O080W5RFZZP5_TTKndNJHFuRQ8ltW2mocHOiDHLg0kzjuTKZNkqAtbKalkXc63Q-jksuqzTaI7ax8Z_HblkAmyczXiDvZyWfwii4J1y8QhD2DEAfyQqs12-s5onVXKAb5ClQhUS9e500apaP6oJUvHaq4WzgZImJI2wijXVHwbTTgHAnBBAiDX8a-VBVzqIdt0JKtLl4_hPW_Z_zVxcvf_R-gVs3tJLftpcPK3vTyPsKxOTi1K9PvTgKGfsvBv90Xa7uJ6uEngbzEJ6jk_JJUj4a7w6YGSD0UE7bbJs9Ywd43E61AJMv5JTjysAUa84ycCCo-gyVTGZQOemWzF8NrFibvLjg638oygekzu5s5E9yYKJG2TKbqzlzuNZgBB4NPhamJl7T3RkwB9ax8f6nDLeMRPxcupzZWtArnNQFQ9ZM-uMNe5KOmXHnoNSOndbZFBwS3tlSXT_kMlHH2FebtlW-U9tSk4kUsK9EXWIRV03L5RRHGUjd3ue7cendNJrwZ-w_ll5LE7720XtdAI8bgvu3Ebi97ofy_v3di7cwd67p46Y0d-t02-wQe_JHx9SLVi_CwNe1NIA3ft3QhDIGexi7taOFbnezsW2xeQ4Gs_M-PPSg5LqH-JbX_MefqorlWz21r0hCsOhNOWBH3vljgLPWGrCh89gtZLOaeGZQLNvswZPG2uJXKysdZAgRoJ0yzDpTC1ejyZZnGw17a_jILNXQqbKHvV3gi_fQ242vt3X6n7cXfYWDwHoAiPo7291-t7PoDfrbO_3Os10tRYK_zePi7_S4MsPnN4aBhgG53ocDzSiDNY1571duoOC-M-ZSW7qYlGE1G0tB15IW4uFsbLC8VpCXURL7ISz2M1jcjGDx5gQWU1_FNKsaTaR2JxM5pXKf5DNz0lvUJg6Kkw79bLd1NcVEZIbs9_oo0ZSG8niVIx7NOo6rkEKAnCp4pMSZZZUa5byawtAYhbeaZ5YeG_GtNvwFC0rkvDLdcBBY4xtFOC2kPpRFQR5J9vZB4NiQDOAdJnGCmEfoxe9fW6xB8XU-Wlkcttjp_FhlmxMbTxYTU9IXD44twozGlutZzetpGxaOCdpvriuiBMGaW9uAEeW_K1KNs98DUCUjAdH0poNbPjuyAXslrdC0X6kQenwl8qSoGI3Ig36vH1huRdG5HPgJc0PmieOyWKk35aJq6mX1-lzwdy_69l8QQn1B" id="44" name="Picture"/>
+            <a:graphic>
               <a:graphicData uri="http://schemas.openxmlformats.org/drawingml/2006/picture">
-                <pic:pic xmlns:pic="http://schemas.openxmlformats.org/drawingml/2006/picture">
+                <pic:pic>
                   <pic:nvPicPr>
-                    <pic:cNvPr id="45" name="Picture" descr="C:/Users/15919/Desktop/论文草稿/temp/manuscript_figures_hytu4i6a/figure_000003.png"/>
+                    <pic:cNvPr descr="C:/Users/15919/Desktop/论文草稿/temp/manuscript_figures_hvr_2xur/figure_000003.png" id="45" name="Picture"/>
                     <pic:cNvPicPr>
-                      <a:picLocks noChangeAspect="1" noChangeArrowheads="1"/>
+                      <a:picLocks noChangeArrowheads="1" noChangeAspect="1"/>
                     </pic:cNvPicPr>
                   </pic:nvPicPr>
                   <pic:blipFill>
-                    <a:blip r:embed="rId9"/>
+                    <a:blip r:embed="rId43"/>
                     <a:stretch>
                       <a:fillRect/>
                     </a:stretch>
@@ -2104,200 +2749,193 @@
       </w:pPr>
       <w:r>
         <w:rPr>
-          <w:rFonts w:ascii="华文仿宋" w:eastAsia="华文仿宋" w:hAnsi="华文仿宋"/>
+          <w:rFonts w:ascii="华文仿宋" w:hAnsi="华文仿宋" w:eastAsia="华文仿宋"/>
           <w:b/>
           <w:bCs/>
           <w:sz w:val="18"/>
         </w:rPr>
-        <w:t>Fig. 3 | End-to-end ligand-region detection and identity matching.</w:t>
-      </w:r>
-      <w:r>
-        <w:rPr>
-          <w:rFonts w:ascii="华文仿宋" w:eastAsia="华文仿宋" w:hAnsi="华文仿宋"/>
-          <w:sz w:val="18"/>
-        </w:rPr>
-        <w:t xml:space="preserve"> The curves show the percentage of the 179 test PDB entries with successful predictions within an attempt budget of </w:t>
+        <w:t xml:space="preserve">Fig. 3 | End-to-end ligand-region detection and identity matching.</w:t>
+      </w:r>
+      <w:r>
+        <w:rPr>
+          <w:rFonts w:ascii="华文仿宋" w:hAnsi="华文仿宋" w:eastAsia="华文仿宋"/>
+          <w:sz w:val="18"/>
+        </w:rPr>
+        <w:t xml:space="preserve"> </w:t>
+      </w:r>
+      <w:r>
+        <w:rPr>
+          <w:rFonts w:ascii="华文仿宋" w:hAnsi="华文仿宋" w:eastAsia="华文仿宋"/>
+          <w:sz w:val="18"/>
+        </w:rPr>
+        <w:t xml:space="preserve">The curves show the percentage of the 179 test PDB entries with successful predictions within an attempt budget of</w:t>
+      </w:r>
+      <w:r>
+        <w:rPr>
+          <w:rFonts w:ascii="华文仿宋" w:hAnsi="华文仿宋" w:eastAsia="华文仿宋"/>
+          <w:sz w:val="18"/>
+        </w:rPr>
+        <w:t xml:space="preserve"> </w:t>
       </w:r>
       <m:oMath>
         <m:r>
-          <w:rPr>
-            <w:rFonts w:ascii="Cambria Math" w:hAnsi="Cambria Math"/>
-          </w:rPr>
           <m:t>K</m:t>
         </m:r>
         <m:r>
           <m:rPr>
             <m:sty m:val="p"/>
           </m:rPr>
-          <w:rPr>
-            <w:rFonts w:ascii="Cambria Math" w:hAnsi="Cambria Math"/>
-          </w:rPr>
           <m:t>=</m:t>
         </m:r>
         <m:r>
-          <w:rPr>
-            <w:rFonts w:ascii="Cambria Math" w:hAnsi="Cambria Math"/>
-          </w:rPr>
           <m:t>1</m:t>
         </m:r>
         <m:r>
           <m:rPr>
             <m:sty m:val="p"/>
           </m:rPr>
-          <w:rPr>
-            <w:rFonts w:ascii="Cambria Math" w:hAnsi="Cambria Math"/>
-          </w:rPr>
-          <m:t>-</m:t>
+          <m:t>–</m:t>
         </m:r>
         <m:r>
-          <w:rPr>
-            <w:rFonts w:ascii="Cambria Math" w:hAnsi="Cambria Math"/>
-          </w:rPr>
           <m:t>10</m:t>
         </m:r>
       </m:oMath>
       <w:r>
         <w:rPr>
-          <w:rFonts w:ascii="华文仿宋" w:eastAsia="华文仿宋" w:hAnsi="华文仿宋"/>
-          <w:sz w:val="18"/>
-        </w:rPr>
-        <w:t>. Find+Match curves require end-to-end correct region detection and ligand identity matching, whereas Find and Emap2lig-Find curves require only correct region detection. Find and Match denote LigandSeek-Find and LigandSeek-Match, respectively. GT denotes deposited receptor structures, and CA2 denotes CryoAtom2-reconstructed receptor structures.</w:t>
+          <w:rFonts w:ascii="华文仿宋" w:hAnsi="华文仿宋" w:eastAsia="华文仿宋"/>
+          <w:sz w:val="18"/>
+        </w:rPr>
+        <w:t xml:space="preserve">. Find+Match curves require end-to-end correct region detection and ligand identity matching, whereas Find and Emap2lig-Find curves require only correct region detection. Find and Match denote LigandSeek-Find and LigandSeek-Match, respectively. GT denotes deposited receptor structures, and CA2 denotes CryoAtom2-reconstructed receptor structures.</w:t>
       </w:r>
     </w:p>
     <w:p>
       <w:pPr>
-        <w:pStyle w:val="11"/>
-      </w:pPr>
-      <w:r>
-        <w:t>We first evaluated end-to-end ligand-region detection and identity matching in 179 independent test PDB entries (</w:t>
-      </w:r>
-      <w:r>
-        <w:rPr>
-          <w:rStyle w:val="MDFIGREFeJyrrk7LTC9KTbNKNUrVTczJ0U3LzEvRzU0sSc6orQUApM0LCA"/>
-        </w:rPr>
-        <w:t>Fig. 3</w:t>
-      </w:r>
-      <w:r>
-        <w:t>). These entries contained coexisting ligand categories, including small molecules, ions and sugars. Under the strictest single-attempt condition (</w:t>
+        <w:pStyle w:val="BodyText"/>
+        <w:spacing w:line="360" w:lineRule="auto" w:after="120"/>
+        <w:ind w:firstLine="420"/>
+      </w:pPr>
+      <w:r>
+        <w:t xml:space="preserve">We first evaluated end-to-end ligand-region detection and identity matching in 179 independent test PDB entries</w:t>
+      </w:r>
+      <w:r>
+        <w:t xml:space="preserve"> </w:t>
+      </w:r>
+      <w:r>
+        <w:t xml:space="preserve">(</w:t>
+      </w:r>
+      <w:r>
+        <w:rPr>
+          <w:rStyle w:val="MDFIGREF_eJyrrk7LTC9KTbNKNUrVTczJ0U3LzEvRzU0sSc6orQUApM0LCA"/>
+        </w:rPr>
+        <w:t xml:space="preserve">Fig. 3</w:t>
+      </w:r>
+      <w:r>
+        <w:t xml:space="preserve">).</w:t>
+      </w:r>
+      <w:r>
+        <w:t xml:space="preserve"> </w:t>
+      </w:r>
+      <w:r>
+        <w:t xml:space="preserve">These entries contained coexisting ligand categories, including small molecules, ions and sugars. Under the strictest single-attempt condition (</w:t>
       </w:r>
       <m:oMath>
         <m:r>
-          <w:rPr>
-            <w:rFonts w:ascii="Cambria Math" w:hAnsi="Cambria Math"/>
-          </w:rPr>
           <m:t>K</m:t>
         </m:r>
         <m:r>
           <m:rPr>
             <m:sty m:val="p"/>
           </m:rPr>
-          <w:rPr>
-            <w:rFonts w:ascii="Cambria Math" w:hAnsi="Cambria Math"/>
-          </w:rPr>
           <m:t>=</m:t>
         </m:r>
         <m:r>
-          <w:rPr>
-            <w:rFonts w:ascii="Cambria Math" w:hAnsi="Cambria Math"/>
-          </w:rPr>
           <m:t>1</m:t>
         </m:r>
       </m:oMath>
       <w:r>
-        <w:t xml:space="preserve">), end-to-end region detection and identity matching succeeded in 120 entries (67.0%) with CryoAtom2-reconstructed receptors (CA2), while region detection alone succeeded in 134 entries (74.9%). With deposited receptors (GT), the corresponding counts were 142 (79.3%) for joint success and 148 (82.7%) for region detection alone. As the attempt budget increased to 10, end-to-end success rates rapidly plateaued at 87.7% with CA2 receptors and 92.2% with GT receptors. By comparison, Emap2lig-Find detected ligand regions but could not identify their chemical identities. It detected regions in only 76 entries (42.5%) at </w:t>
+        <w:t xml:space="preserve">), end-to-end region detection and identity matching succeeded in 120 entries (67.0%) with CryoAtom2-reconstructed receptors (CA2), while region detection alone succeeded in 134 entries (74.9%). With deposited receptors (GT), the corresponding counts were 142 (79.3%) for joint success and 148 (82.7%) for region detection alone. As the attempt budget increased to 10, end-to-end success rates rapidly plateaued at 87.7% with CA2 receptors and 92.2% with GT receptors. By comparison, Emap2lig-Find detected ligand regions but could not identify their chemical identities. It detected regions in only 76 entries (42.5%) at</w:t>
+      </w:r>
+      <w:r>
+        <w:t xml:space="preserve"> </w:t>
       </w:r>
       <m:oMath>
         <m:r>
-          <w:rPr>
-            <w:rFonts w:ascii="Cambria Math" w:hAnsi="Cambria Math"/>
-          </w:rPr>
           <m:t>K</m:t>
         </m:r>
         <m:r>
           <m:rPr>
             <m:sty m:val="p"/>
           </m:rPr>
-          <w:rPr>
-            <w:rFonts w:ascii="Cambria Math" w:hAnsi="Cambria Math"/>
-          </w:rPr>
           <m:t>=</m:t>
         </m:r>
         <m:r>
-          <w:rPr>
-            <w:rFonts w:ascii="Cambria Math" w:hAnsi="Cambria Math"/>
-          </w:rPr>
           <m:t>1</m:t>
         </m:r>
       </m:oMath>
       <w:r>
-        <w:t xml:space="preserve"> and 104 entries (58.1%) within </w:t>
+        <w:t xml:space="preserve"> </w:t>
+      </w:r>
+      <w:r>
+        <w:t xml:space="preserve">and 104 entries (58.1%) within</w:t>
+      </w:r>
+      <w:r>
+        <w:t xml:space="preserve"> </w:t>
       </w:r>
       <m:oMath>
         <m:r>
-          <w:rPr>
-            <w:rFonts w:ascii="Cambria Math" w:hAnsi="Cambria Math"/>
-          </w:rPr>
           <m:t>K</m:t>
         </m:r>
         <m:r>
           <m:rPr>
             <m:sty m:val="p"/>
           </m:rPr>
-          <w:rPr>
-            <w:rFonts w:ascii="Cambria Math" w:hAnsi="Cambria Math"/>
-          </w:rPr>
           <m:t>≤</m:t>
         </m:r>
         <m:r>
-          <w:rPr>
-            <w:rFonts w:ascii="Cambria Math" w:hAnsi="Cambria Math"/>
-          </w:rPr>
           <m:t>10</m:t>
         </m:r>
       </m:oMath>
       <w:r>
-        <w:t>.</w:t>
+        <w:t xml:space="preserve">.</w:t>
+      </w:r>
+    </w:p>
+    <w:bookmarkEnd w:id="46"/>
+    <w:bookmarkStart w:id="50" w:name="X6e1b63a4e35e6bf9431f623eff6c1e348a6971c"/>
+    <w:p>
+      <w:pPr>
+        <w:pStyle w:val="3"/>
+        <w:keepNext/>
+        <w:ind w:firstLine="0"/>
+      </w:pPr>
+      <w:r>
+        <w:t xml:space="preserve">End-to-end reconstruction of all-atom small-molecule poses</w:t>
       </w:r>
     </w:p>
     <w:p>
       <w:pPr>
-        <w:pStyle w:val="3"/>
-      </w:pPr>
-      <w:bookmarkStart w:id="7" w:name="X6e1b63a4e35e6bf9431f623eff6c1e348a6971c"/>
-      <w:bookmarkEnd w:id="6"/>
-      <w:r>
-        <w:lastRenderedPageBreak/>
-        <w:t>End-to-end reconstruction of all-atom small-molecule poses</w:t>
-      </w:r>
-    </w:p>
-    <w:p>
-      <w:pPr>
+        <w:pStyle w:val="CaptionedFigure"/>
         <w:keepNext/>
-        <w:spacing w:after="0" w:line="240" w:lineRule="auto"/>
+        <w:spacing w:line="240" w:lineRule="auto" w:before="0" w:after="0"/>
         <w:ind w:firstLine="0"/>
         <w:jc w:val="center"/>
       </w:pPr>
       <w:r>
-        <w:rPr>
-          <w:noProof/>
-        </w:rPr>
         <w:drawing>
-          <wp:inline distT="0" distB="0" distL="0" distR="0" wp14:anchorId="329EF69B" wp14:editId="17675621">
+          <wp:inline>
             <wp:extent cx="5731510" cy="5017040"/>
-            <wp:effectExtent l="0" t="0" r="0" b="0"/>
-            <wp:docPr id="48" name="Picture" descr="Fig. 4 | End-to-end modelling of small molecules. Eligible small molecules are single-residue organic small molecules with no atoms missing relative to their templates. Curves show the percentage of the 77 test PDB entries with successful predictions within an attempt budget of K = 1–10. Find and Match denote LigandSeek-Find and LigandSeek-Match, respectively. GT and CA2 denote deposited and CryoAtom2-reconstructed receptor structures, respectively. a, Find+Match curves require end-to-end correct region detection and ligand identity matching, whereas Find and Emap2lig-Find curves require only correct region detection. b, c, Success rates for end-to-end pose reconstruction with DG-PocketXmol using deposited (GT, b) and CryoAtom2-reconstructed (CA2, c) receptor structures across charged attempts K. Success requires RMSD below 2 Å or 3 Å. Solid lines denote top-1 poses selected by model score; dashed lines denote best-of-50 poses." title="MDPPTFIG_eJztWN2PGzUQ_1dGeWpFkk3SS48L7UlH7kMVVxT1ioTEopPjdbLW7a6N7U0upUi8IIRQeSniBcQzT_0DqEQf-E8Q_fgzmLE3H_dRVLUPJRVVc2vPjH8z9szYY39Z08yltR7Unv_4-OnPf0R7nb3njx8--_WXptbutFaHmhFWZRORkFC_F8efWGFsHLe7W-2tON4V9sQpHccvHv3-7KdvXzz47vlvT-I4oMXxRbiC5YKgREc0bM6yrKGlFpksBHE5006q4jhn5qTUKPdZ7ca0p-E0zwrbm96Ma6lzuhdFlqciZ7aptCiQOVImZw67ZhxNlUm0UVxYK4txnkWdVut6lDNZxLVtQhsY_zlys0zAtDdhGeLeytlY9IN6kovmEiR7IoQ-RBOtp6_0pj2rGUc1iENzQKDORiuuVd07ZUYkVjpVYVbiNFIWCYqNpLHuMAxtVULICQYES8Ofqr2vCmdxHLNcShzz9MEPuO5_P37y9NH3Xq9g1u1YyS7jpTuFvTjI6wrApGLo-0Pf7IcZ-y8af2-xXO335xO6F4YH8xx5yk-S5qMxdoSZCBTdl-MmbMB92CuShlMNgZPPVSKyjBZPjcDHApIywXHRbJNAXYB-C2vwBjOFtbV8L5NjOcScOOcLYAZp6KdMNFBaJqUATDRWSH5BdCpdCoUC5lRuIZc-B8GIjDk5EeAUuFRIA07kGmnoaOiXqN6CTdWUmKCF4aJwmI4UF0TZ3ER562Cw-yEgx8i5IltySvNRmQHOI5GcsjfwZAEM_ztS5GBYJmPhEG9tnXM2rPKeuo0bd7Uv5q-0L6rRSHKxq3iZ4yLOd0WXkh15AHXbH92Icq-mooQ_A_-xbgZ5Zb721ntaEB5UADcvA3Db7TfF_evrhy9Bbp2hR9XSrJd3m7BPxwHDHxrPU0hEoZyAQ4lplhwJcdJYCKzQvGwd08tqwSnBslkTDu56sf5OZ46SCK2sdCKM75uZ2sH07GAyc0wXZ0pOPOwJ7ZSBQCkR9Rz0O5I878aJytbWG3Uf7O-FQOdh9zfii1LiMSOW5QFXBkPSIWuMuzoGsRN-f_dBnPkkAIkR7iTtHwSGR00dpqkwOLtlQu3lTHdQPmTQOX2qyGYv1fR_wP-XAn64tt6or63l72Ic8bX1Rh2OQsELhkpnwOpudcPEQ17AyplOe5kvk3cPGgPFT4T7FAt1KH1JvqwJrhzcrcPw6r_WBlewmqgDv3pZkQCMG4U28ZSZMdUYoea2a7vMb6XUXte6dRGR4UC1cOf20S4MRYa3uQ78-Q3eFOEaflFSZZIO7gKFqsLUKd1o-7jF-5_AOyTF2nAWXgbA4rksPoCE2VScGzjE62BDjRrdVhh99qSmp5Pt2ud1qC3ekWrdzWvtbrt12m21N1sbrfs3tOQ9_FV-Za_k18Sw6YU3pQoBsV4HA4dRFi1gzGsHWLhkY9KmUltyI82wmAwkJydSh388GRhcQstJS78X-be8yD_lRdVLXrT6kBdRJuM0ixKHSO2OR3JMKX-czly5Ia-zKBCOW_Rvo6mLMU5EJoi-sYUteuzD9mA-R3TNwo6lScFARit4iNuUhUL1U1aMxY4xCss5llgKTcKbM_ylJBARczl0RUFAjS4swjCTel9mGWmkth8fGgyvnUZgIUnNEcrcQS2ef6azEIrO4lHPalzh4fQ2BvDKwx_rnY5MTl90HJyGpz6YLZ78PJ3Y4tQBJ34VrijFSayK2koYpfx3DqqNdQdC5UANlKZiNqhlk0MbZJetuTTxCxVMj5ZN1svw2ECUrW6nG1AulSK_7PmHypU26zkmszl5tZ0V1XpZvfAL_rZrX_0DaX6AIg"/>
-            <wp:cNvGraphicFramePr/>
-            <a:graphic xmlns:a="http://schemas.openxmlformats.org/drawingml/2006/main">
+            <wp:effectExtent b="0" l="0" r="0" t="0"/>
+            <wp:docPr descr="Fig. 4 | End-to-end modelling of small molecules. Eligible small molecules are single-residue organic small molecules with no atoms missing relative to their templates. Curves show the percentage of the 77 test PDB entries with successful predictions within an attempt budget of K = 1–10. Find and Match denote LigandSeek-Find and LigandSeek-Match, respectively. GT and CA2 denote deposited and CryoAtom2-reconstructed receptor structures, respectively. a, Find+Match curves require end-to-end correct region detection and ligand identity matching, whereas Find and Emap2lig-Find curves require only correct region detection. b, c, Success rates for end-to-end pose reconstruction with DG-PocketXmol using deposited (GT, b) and CryoAtom2-reconstructed (CA2, c) receptor structures across charged attempts K. Success requires RMSD below 2 Å or 3 Å. Solid lines denote top-1 poses selected by model score; dashed lines denote best-of-50 poses." title="MDPPTFIG_eJztWEuPHDUQ_ivWnBIxMz0z2WXZIVlpmX0IsYtG2SAh0WjlcddMW9vdNrZ7HiFIXBBCKFyCuIA4c8oPIBI58E8QefwMquyexz6CouQQJiLKbNtV5a_Kriq77C9rmru01mW1Zz8-evLzH9F-Z__ZowdPf_2lqbWb1uqsZsCqbAwJCfW6cfyJBWPjuL253d6O4z2wZ07pOH7-8PenP337_P53z357HMcBLY4vwxU8B4KCDjRszrOsoaWGTBZAXMG1k6o4zbk5KzXKfVa7OelqNs2zwnYnt-Ja6pzuRpEVKeTcNpWGAplDZXLusGtG0USZRBslwFpZjPIs6rRa70Y5l0Vc2yG0vvGfEzfLgE26Y54h7oc5H0EvqCe5aC5BsmcA-ghNtJ6-0pt0reYC1SAOzQGBOhutuFZ1b5cZkXjpVIVZidNIWSQoNpTGuqMwtFUJIScYECwNf6r2gSqcxXHcCilxzJP7P-C6__3o8ZOH33u9wK3btZJfxUt3C3t5kNcVgEnFwPcHvtkLM_ZfNP7uYrna780ndDcMD-Y58pSfJM1HY-yAGQOKHshRk22we2y_SBpONQAnn6sEsowWTw2ZjwUkZSBw0WyTQF2AfgNr8BozZWtr-X4mR3KAOXHBF4wbpKGfMmigtExKYJhovJDikuhEupQVinGncsty6XOQGci4k2NgTjGXgjTMQa6Rho5mvRLVW2ZTNSEm02AEFA7TkeKCKFtbKG8d6-99wJBj5FyRLQWl-bDMGM4jkYKyN_BkwTj-d6TIsUGZjMAh3to653xY5V11jBt3tS_mL7UvquFQCthTosxxEee7okvJjjyAup2Pbka5V1NRwp--_1g3Y3llvvbWe1oQ7lcAt64CcDvt18X96-sHL0BunaNH1dKsl3eb7ICOA44_NF6kLIFCOWBHEtMsOQE4aywEVmheto7pZTUISrBs1mSHd7xYb7czR0lAKysdhPE9M1O7mJ4dTGaB6eJMKYiHPdBOGRYoJaJegH5LkuftOFH52nqj7oP9nRDoIuz-Br4oJR4zsCwPhDIYkg5ZI9zVMYgd-P3dB3Hmk4BJjHAnaf8gMDxq6mySgsHZLRNqP-e6g_Ihgy7oU0U2e6Gm_wP-vxTwg7X1Rn1tLX8b40isrTfq7CQUvMxQ6cywulvdMPGQB7ZyptNe5svkvcNGX4kzcJ9ioc5KX5Iva4Jrh3fqbHD9X2uDa1hN1Jm4flWRwLgwCm0SKTcjqjFCzW3XdpnfSKm9rnXrIiLDgWrZ7eOTPTaADG9zHfbnN3hTZDfwi5Iqk3RwFyhUFaZO6Ubbxy3e_wDvkBRrg1l4GWAWz2V4nyXcpnBh4ACvgw01bGy2wujzJzU9nezUPq-z2uIdqba5daO92W5NN1vtrdZG695NLUUXf5Vf-Uv5NTF8culNqUJArFfBwGGURQsY88oBFi7ZmLSp1JbcSDMsxn0pyInUER-P-waX0ArS0utG_i0v8k95UfWSF60-5EWUyTjNosQhUrvToRxRyp-mY3PamZYmCoTTFv3baOpihBORCaJvbGOLHvuw3Z_PEV2zsGNpUjCQ0woe4TZlWaF6KS9GsGuMwnKOJ5ZCk_DmDH8pCUTEXA5dURBQo0uLMMikPpBZRhqp7ceHBsdrpwEsJKk5RJnbqMXzz3UWQtF5POpZjSs8mBxjAK88_PHudGhy-qLj2DQ89bHZ4snP04kNU8cE8atwRSlBYlXUVsIo5b9zUG2sOwSVM2qgNBWzQS0fH9kgu2zNpYlfqGB6tGzybobHBqJsb3Y2A8qVUuSXff9QudLmXcdlNievtrOiWi-rF37B307tq38A_yuAZA" id="48" name="Picture"/>
+            <a:graphic>
               <a:graphicData uri="http://schemas.openxmlformats.org/drawingml/2006/picture">
-                <pic:pic xmlns:pic="http://schemas.openxmlformats.org/drawingml/2006/picture">
+                <pic:pic>
                   <pic:nvPicPr>
-                    <pic:cNvPr id="49" name="Picture" descr="C:/Users/15919/Desktop/论文草稿/temp/manuscript_figures_hytu4i6a/figure_000004.png"/>
+                    <pic:cNvPr descr="C:/Users/15919/Desktop/论文草稿/temp/manuscript_figures_hvr_2xur/figure_000004.png" id="49" name="Picture"/>
                     <pic:cNvPicPr>
-                      <a:picLocks noChangeAspect="1" noChangeArrowheads="1"/>
+                      <a:picLocks noChangeArrowheads="1" noChangeAspect="1"/>
                     </pic:cNvPicPr>
                   </pic:nvPicPr>
                   <pic:blipFill>
-                    <a:blip r:embed="rId10"/>
+                    <a:blip r:embed="rId47"/>
                     <a:stretch>
                       <a:fillRect/>
                     </a:stretch>
@@ -2333,359 +2971,396 @@
       </w:pPr>
       <w:r>
         <w:rPr>
-          <w:rFonts w:ascii="华文仿宋" w:eastAsia="华文仿宋" w:hAnsi="华文仿宋"/>
+          <w:rFonts w:ascii="华文仿宋" w:hAnsi="华文仿宋" w:eastAsia="华文仿宋"/>
           <w:b/>
           <w:bCs/>
           <w:sz w:val="18"/>
         </w:rPr>
-        <w:t>Fig. 4 | End-to-end modelling of small molecules.</w:t>
-      </w:r>
-      <w:r>
-        <w:rPr>
-          <w:rFonts w:ascii="华文仿宋" w:eastAsia="华文仿宋" w:hAnsi="华文仿宋"/>
-          <w:sz w:val="18"/>
-        </w:rPr>
-        <w:t xml:space="preserve"> Eligible small molecules are single-residue organic small molecules with no atoms missing relative to their templates. Curves show the percentage of the 77 test PDB entries with successful predictions within an attempt budget of </w:t>
+        <w:t xml:space="preserve">Fig. 4 | End-to-end modelling of small molecules.</w:t>
+      </w:r>
+      <w:r>
+        <w:rPr>
+          <w:rFonts w:ascii="华文仿宋" w:hAnsi="华文仿宋" w:eastAsia="华文仿宋"/>
+          <w:sz w:val="18"/>
+        </w:rPr>
+        <w:t xml:space="preserve"> </w:t>
+      </w:r>
+      <w:r>
+        <w:rPr>
+          <w:rFonts w:ascii="华文仿宋" w:hAnsi="华文仿宋" w:eastAsia="华文仿宋"/>
+          <w:sz w:val="18"/>
+        </w:rPr>
+        <w:t xml:space="preserve">Eligible small molecules are single-residue organic small molecules with no atoms missing relative to their templates. Curves show the percentage of the 77 test PDB entries with successful predictions within an attempt budget of</w:t>
+      </w:r>
+      <w:r>
+        <w:rPr>
+          <w:rFonts w:ascii="华文仿宋" w:hAnsi="华文仿宋" w:eastAsia="华文仿宋"/>
+          <w:sz w:val="18"/>
+        </w:rPr>
+        <w:t xml:space="preserve"> </w:t>
       </w:r>
       <m:oMath>
         <m:r>
-          <w:rPr>
-            <w:rFonts w:ascii="Cambria Math" w:hAnsi="Cambria Math"/>
-          </w:rPr>
           <m:t>K</m:t>
         </m:r>
         <m:r>
           <m:rPr>
             <m:sty m:val="p"/>
           </m:rPr>
-          <w:rPr>
-            <w:rFonts w:ascii="Cambria Math" w:hAnsi="Cambria Math"/>
-          </w:rPr>
           <m:t>=</m:t>
         </m:r>
         <m:r>
-          <w:rPr>
-            <w:rFonts w:ascii="Cambria Math" w:hAnsi="Cambria Math"/>
-          </w:rPr>
           <m:t>1</m:t>
         </m:r>
         <m:r>
           <m:rPr>
             <m:sty m:val="p"/>
           </m:rPr>
-          <w:rPr>
-            <w:rFonts w:ascii="Cambria Math" w:hAnsi="Cambria Math"/>
-          </w:rPr>
-          <m:t>-</m:t>
+          <m:t>–</m:t>
         </m:r>
         <m:r>
-          <w:rPr>
-            <w:rFonts w:ascii="Cambria Math" w:hAnsi="Cambria Math"/>
-          </w:rPr>
           <m:t>10</m:t>
         </m:r>
       </m:oMath>
       <w:r>
         <w:rPr>
-          <w:rFonts w:ascii="华文仿宋" w:eastAsia="华文仿宋" w:hAnsi="华文仿宋"/>
-          <w:sz w:val="18"/>
-        </w:rPr>
-        <w:t xml:space="preserve">. Find and Match denote LigandSeek-Find and LigandSeek-Match, respectively. GT and CA2 denote deposited and CryoAtom2-reconstructed receptor structures, respectively. </w:t>
-      </w:r>
-      <w:r>
-        <w:rPr>
-          <w:rFonts w:ascii="华文仿宋" w:eastAsia="华文仿宋" w:hAnsi="华文仿宋"/>
+          <w:rFonts w:ascii="华文仿宋" w:hAnsi="华文仿宋" w:eastAsia="华文仿宋"/>
+          <w:sz w:val="18"/>
+        </w:rPr>
+        <w:t xml:space="preserve">. Find and Match denote LigandSeek-Find and LigandSeek-Match, respectively. GT and CA2 denote deposited and CryoAtom2-reconstructed receptor structures, respectively.</w:t>
+      </w:r>
+      <w:r>
+        <w:rPr>
+          <w:rFonts w:ascii="华文仿宋" w:hAnsi="华文仿宋" w:eastAsia="华文仿宋"/>
+          <w:sz w:val="18"/>
+        </w:rPr>
+        <w:t xml:space="preserve"> </w:t>
+      </w:r>
+      <w:r>
+        <w:rPr>
+          <w:rFonts w:ascii="华文仿宋" w:hAnsi="华文仿宋" w:eastAsia="华文仿宋"/>
           <w:b/>
           <w:bCs/>
           <w:sz w:val="18"/>
         </w:rPr>
-        <w:t>a</w:t>
-      </w:r>
-      <w:r>
-        <w:rPr>
-          <w:rFonts w:ascii="华文仿宋" w:eastAsia="华文仿宋" w:hAnsi="华文仿宋"/>
-          <w:sz w:val="18"/>
-        </w:rPr>
-        <w:t xml:space="preserve">, Find+Match curves require end-to-end correct region detection and ligand identity matching, whereas Find and Emap2lig-Find curves require only correct region detection. </w:t>
-      </w:r>
-      <w:r>
-        <w:rPr>
-          <w:rFonts w:ascii="华文仿宋" w:eastAsia="华文仿宋" w:hAnsi="华文仿宋"/>
+        <w:t xml:space="preserve">a</w:t>
+      </w:r>
+      <w:r>
+        <w:rPr>
+          <w:rFonts w:ascii="华文仿宋" w:hAnsi="华文仿宋" w:eastAsia="华文仿宋"/>
+          <w:sz w:val="18"/>
+        </w:rPr>
+        <w:t xml:space="preserve">, Find+Match curves require end-to-end correct region detection and ligand identity matching, whereas Find and Emap2lig-Find curves require only correct region detection.</w:t>
+      </w:r>
+      <w:r>
+        <w:rPr>
+          <w:rFonts w:ascii="华文仿宋" w:hAnsi="华文仿宋" w:eastAsia="华文仿宋"/>
+          <w:sz w:val="18"/>
+        </w:rPr>
+        <w:t xml:space="preserve"> </w:t>
+      </w:r>
+      <w:r>
+        <w:rPr>
+          <w:rFonts w:ascii="华文仿宋" w:hAnsi="华文仿宋" w:eastAsia="华文仿宋"/>
           <w:b/>
           <w:bCs/>
           <w:sz w:val="18"/>
         </w:rPr>
-        <w:t>b</w:t>
-      </w:r>
-      <w:r>
-        <w:rPr>
-          <w:rFonts w:ascii="华文仿宋" w:eastAsia="华文仿宋" w:hAnsi="华文仿宋"/>
-          <w:sz w:val="18"/>
-        </w:rPr>
-        <w:t xml:space="preserve">, </w:t>
-      </w:r>
-      <w:r>
-        <w:rPr>
-          <w:rFonts w:ascii="华文仿宋" w:eastAsia="华文仿宋" w:hAnsi="华文仿宋"/>
+        <w:t xml:space="preserve">b</w:t>
+      </w:r>
+      <w:r>
+        <w:rPr>
+          <w:rFonts w:ascii="华文仿宋" w:hAnsi="华文仿宋" w:eastAsia="华文仿宋"/>
+          <w:sz w:val="18"/>
+        </w:rPr>
+        <w:t xml:space="preserve">,</w:t>
+      </w:r>
+      <w:r>
+        <w:rPr>
+          <w:rFonts w:ascii="华文仿宋" w:hAnsi="华文仿宋" w:eastAsia="华文仿宋"/>
+          <w:sz w:val="18"/>
+        </w:rPr>
+        <w:t xml:space="preserve"> </w:t>
+      </w:r>
+      <w:r>
+        <w:rPr>
+          <w:rFonts w:ascii="华文仿宋" w:hAnsi="华文仿宋" w:eastAsia="华文仿宋"/>
           <w:b/>
           <w:bCs/>
           <w:sz w:val="18"/>
         </w:rPr>
-        <w:t>c</w:t>
-      </w:r>
-      <w:r>
-        <w:rPr>
-          <w:rFonts w:ascii="华文仿宋" w:eastAsia="华文仿宋" w:hAnsi="华文仿宋"/>
-          <w:sz w:val="18"/>
-        </w:rPr>
-        <w:t xml:space="preserve">, Success rates for end-to-end pose reconstruction with DG-PocketXmol using deposited (GT, b) and CryoAtom2-reconstructed (CA2, c) receptor structures across charged attempts </w:t>
+        <w:t xml:space="preserve">c</w:t>
+      </w:r>
+      <w:r>
+        <w:rPr>
+          <w:rFonts w:ascii="华文仿宋" w:hAnsi="华文仿宋" w:eastAsia="华文仿宋"/>
+          <w:sz w:val="18"/>
+        </w:rPr>
+        <w:t xml:space="preserve">, Success rates for end-to-end pose reconstruction with DG-PocketXmol using deposited (GT, b) and CryoAtom2-reconstructed (CA2, c) receptor structures across charged attempts</w:t>
+      </w:r>
+      <w:r>
+        <w:rPr>
+          <w:rFonts w:ascii="华文仿宋" w:hAnsi="华文仿宋" w:eastAsia="华文仿宋"/>
+          <w:sz w:val="18"/>
+        </w:rPr>
+        <w:t xml:space="preserve"> </w:t>
       </w:r>
       <m:oMath>
         <m:r>
-          <w:rPr>
-            <w:rFonts w:ascii="Cambria Math" w:hAnsi="Cambria Math"/>
-          </w:rPr>
           <m:t>K</m:t>
         </m:r>
       </m:oMath>
       <w:r>
         <w:rPr>
-          <w:rFonts w:ascii="华文仿宋" w:eastAsia="华文仿宋" w:hAnsi="华文仿宋"/>
-          <w:sz w:val="18"/>
-        </w:rPr>
-        <w:t>. Success requires RMSD below 2 Å or 3 Å. Solid lines denote top-1 poses selected by model score; dashed lines denote best-of-50 poses.</w:t>
+          <w:rFonts w:ascii="华文仿宋" w:hAnsi="华文仿宋" w:eastAsia="华文仿宋"/>
+          <w:sz w:val="18"/>
+        </w:rPr>
+        <w:t xml:space="preserve">. Success requires RMSD below 2 Å or 3 Å. Solid lines denote top-1 poses selected by model score; dashed lines denote best-of-50 poses.</w:t>
       </w:r>
     </w:p>
     <w:p>
       <w:pPr>
-        <w:pStyle w:val="11"/>
-      </w:pPr>
-      <w:r>
-        <w:t>We evaluated the full end-to-end reconstruction pipeline (detection, matching, and pose reconstruction) for eligible small molecules across 77 PDB entries which contain at least one of them (</w:t>
-      </w:r>
-      <w:r>
-        <w:rPr>
-          <w:rStyle w:val="MDFIGREFeJyrrk7LTC9KTbNKNUrVLc5NzMnRLcgsSM3JzEutSdJJrq0FANjnDNA"/>
-        </w:rPr>
-        <w:t>Fig. 4b, c</w:t>
-      </w:r>
-      <w:r>
-        <w:t xml:space="preserve">). In all evaluations, DG-PocketXmol used the centroid of the ligand region predicted by Find to define the binding site and pocket, without relying on ground-truth ligand coordinates. We tested the pipeline </w:t>
-      </w:r>
-      <w:r>
-        <w:lastRenderedPageBreak/>
-        <w:t>using both deposited receptors (</w:t>
-      </w:r>
-      <w:r>
-        <w:rPr>
-          <w:rStyle w:val="MDFIGREFeJyrrk7LTC9KTbNKNUrVLc5NzMnRLcgsSM3JzEutSaqtBQDAgAxB"/>
-        </w:rPr>
-        <w:t>Fig. 4b</w:t>
-      </w:r>
-      <w:r>
-        <w:t>) and CryoAtom2-reconstructed receptors (</w:t>
-      </w:r>
-      <w:r>
-        <w:rPr>
-          <w:rStyle w:val="MDFIGREFeJyrrk7LTC9KTbNKNUrVLc5NzMnRLcgsSM3JzEutSa6tBQDAgwxC"/>
-        </w:rPr>
-        <w:t>Fig. 4c</w:t>
-      </w:r>
-      <w:r>
-        <w:t>), where in the latter, no deposited structural information was used at any stage of the pipeline.</w:t>
+        <w:pStyle w:val="BodyText"/>
+        <w:spacing w:line="360" w:lineRule="auto" w:after="120"/>
+        <w:ind w:firstLine="420"/>
+      </w:pPr>
+      <w:r>
+        <w:t xml:space="preserve">We evaluated the full end-to-end reconstruction pipeline (detection, matching, and pose reconstruction) for eligible small molecules across 77 PDB entries which contain at least one of them</w:t>
+      </w:r>
+      <w:r>
+        <w:t xml:space="preserve"> </w:t>
+      </w:r>
+      <w:r>
+        <w:t xml:space="preserve">(</w:t>
+      </w:r>
+      <w:r>
+        <w:rPr>
+          <w:rStyle w:val="MDFIGREF_eJyrrk7LTC9KTbNKNUrVLc5NzMnRLcgsSM3JzEutSdJJrq0FANjnDNA"/>
+        </w:rPr>
+        <w:t xml:space="preserve">Fig. 4b, c</w:t>
+      </w:r>
+      <w:r>
+        <w:t xml:space="preserve">).</w:t>
+      </w:r>
+      <w:r>
+        <w:t xml:space="preserve"> </w:t>
+      </w:r>
+      <w:r>
+        <w:t xml:space="preserve">In all evaluations, DG-PocketXmol used the centroid of the ligand region predicted by Find to define the binding site and pocket, without relying on ground-truth ligand coordinates. We tested the pipeline using both deposited receptors</w:t>
+      </w:r>
+      <w:r>
+        <w:t xml:space="preserve"> </w:t>
+      </w:r>
+      <w:r>
+        <w:t xml:space="preserve">(</w:t>
+      </w:r>
+      <w:r>
+        <w:rPr>
+          <w:rStyle w:val="MDFIGREF_eJyrrk7LTC9KTbNKNUrVLc5NzMnRLcgsSM3JzEutSaqtBQDAgAxB"/>
+        </w:rPr>
+        <w:t xml:space="preserve">Fig. 4b</w:t>
+      </w:r>
+      <w:r>
+        <w:t xml:space="preserve">)</w:t>
+      </w:r>
+      <w:r>
+        <w:t xml:space="preserve"> </w:t>
+      </w:r>
+      <w:r>
+        <w:t xml:space="preserve">and CryoAtom2-reconstructed receptors</w:t>
+      </w:r>
+      <w:r>
+        <w:t xml:space="preserve"> </w:t>
+      </w:r>
+      <w:r>
+        <w:t xml:space="preserve">(</w:t>
+      </w:r>
+      <w:r>
+        <w:rPr>
+          <w:rStyle w:val="MDFIGREF_eJyrrk7LTC9KTbNKNUrVLc5NzMnRLcgsSM3JzEutSa6tBQDAgwxC"/>
+        </w:rPr>
+        <w:t xml:space="preserve">Fig. 4c</w:t>
+      </w:r>
+      <w:r>
+        <w:t xml:space="preserve">),</w:t>
+      </w:r>
+      <w:r>
+        <w:t xml:space="preserve"> </w:t>
+      </w:r>
+      <w:r>
+        <w:t xml:space="preserve">where in the latter, no deposited structural information was used at any stage of the pipeline.</w:t>
       </w:r>
     </w:p>
     <w:p>
       <w:pPr>
-        <w:pStyle w:val="11"/>
-      </w:pPr>
-      <w:r>
-        <w:t>The strictest evaluation allowed one attempt (</w:t>
+        <w:pStyle w:val="BodyText"/>
+        <w:spacing w:line="360" w:lineRule="auto" w:after="120"/>
+        <w:ind w:firstLine="420"/>
+      </w:pPr>
+      <w:r>
+        <w:t xml:space="preserve">The strictest evaluation allowed one attempt (</w:t>
       </w:r>
       <m:oMath>
         <m:r>
-          <w:rPr>
-            <w:rFonts w:ascii="Cambria Math" w:hAnsi="Cambria Math"/>
-          </w:rPr>
           <m:t>K</m:t>
         </m:r>
         <m:r>
           <m:rPr>
             <m:sty m:val="p"/>
           </m:rPr>
-          <w:rPr>
-            <w:rFonts w:ascii="Cambria Math" w:hAnsi="Cambria Math"/>
-          </w:rPr>
           <m:t>=</m:t>
         </m:r>
         <m:r>
-          <w:rPr>
-            <w:rFonts w:ascii="Cambria Math" w:hAnsi="Cambria Math"/>
-          </w:rPr>
           <m:t>1</m:t>
         </m:r>
       </m:oMath>
       <w:r>
-        <w:t>), selected only the top-1 pose and required RMSD &lt; 2 Å. Under this criterion, 34/77 entries (44.2%) succeeded with CryoAtom2-reconstructed receptors, compared with 44/77 (57.1%) with deposited receptors. At RMSD &lt; 3 Å, the corresponding counts were 41/77 (53.2%) and 50/77 (64.9%). Allowing up to 10 charged attempts (</w:t>
+        <w:t xml:space="preserve">), selected only the top-1 pose and required RMSD &lt; 2 Å. Under this criterion, 34/77 entries (44.2%) succeeded with CryoAtom2-reconstructed receptors, compared with 44/77 (57.1%) with deposited receptors. At RMSD &lt; 3 Å, the corresponding counts were 41/77 (53.2%) and 50/77 (64.9%). Allowing up to 10 charged attempts (</w:t>
       </w:r>
       <m:oMath>
         <m:r>
-          <w:rPr>
-            <w:rFonts w:ascii="Cambria Math" w:hAnsi="Cambria Math"/>
-          </w:rPr>
           <m:t>K</m:t>
         </m:r>
         <m:r>
           <m:rPr>
             <m:sty m:val="p"/>
           </m:rPr>
-          <w:rPr>
-            <w:rFonts w:ascii="Cambria Math" w:hAnsi="Cambria Math"/>
-          </w:rPr>
           <m:t>≤</m:t>
         </m:r>
         <m:r>
-          <w:rPr>
-            <w:rFonts w:ascii="Cambria Math" w:hAnsi="Cambria Math"/>
-          </w:rPr>
           <m:t>10</m:t>
         </m:r>
       </m:oMath>
       <w:r>
-        <w:t>) increased top-1 success with CryoAtom2-reconstructed receptors to 46/77 entries (59.7%) at RMSD &lt; 2 Å and 52/77 (67.5%) at RMSD &lt; 3 Å. With deposited receptors, 51/77 entries (66.2%) and 55/77 (71.4%) achieved success at RMSD &lt; 2 Å and &lt; 3 Å, respectively.</w:t>
+        <w:t xml:space="preserve">) increased top-1 success with CryoAtom2-reconstructed receptors to 46/77 entries (59.7%) at RMSD &lt; 2 Å and 52/77 (67.5%) at RMSD &lt; 3 Å. With deposited receptors, 51/77 entries (66.2%) and 55/77 (71.4%) achieved success at RMSD &lt; 2 Å and &lt; 3 Å, respectively.</w:t>
       </w:r>
     </w:p>
     <w:p>
       <w:pPr>
-        <w:pStyle w:val="11"/>
-      </w:pPr>
-      <w:r>
-        <w:t xml:space="preserve">For best-of-50 poses within </w:t>
+        <w:pStyle w:val="BodyText"/>
+        <w:spacing w:line="360" w:lineRule="auto" w:after="120"/>
+        <w:ind w:firstLine="420"/>
+      </w:pPr>
+      <w:r>
+        <w:t xml:space="preserve">For best-of-50 poses within</w:t>
+      </w:r>
+      <w:r>
+        <w:t xml:space="preserve"> </w:t>
       </w:r>
       <m:oMath>
         <m:r>
-          <w:rPr>
-            <w:rFonts w:ascii="Cambria Math" w:hAnsi="Cambria Math"/>
-          </w:rPr>
           <m:t>K</m:t>
         </m:r>
         <m:r>
           <m:rPr>
             <m:sty m:val="p"/>
           </m:rPr>
-          <w:rPr>
-            <w:rFonts w:ascii="Cambria Math" w:hAnsi="Cambria Math"/>
-          </w:rPr>
           <m:t>≤</m:t>
         </m:r>
         <m:r>
-          <w:rPr>
-            <w:rFonts w:ascii="Cambria Math" w:hAnsi="Cambria Math"/>
-          </w:rPr>
           <m:t>10</m:t>
         </m:r>
       </m:oMath>
       <w:r>
-        <w:t>, success at RMSD &lt; 2 Å reached 67.5% and 75.3% with CryoAtom2-reconstructed and deposited receptors, respectively. At RMSD &lt; 3 Å, the corresponding success rates were 75.3% and 76.6%.</w:t>
+        <w:t xml:space="preserve">, success at RMSD &lt; 2 Å reached 67.5% and 75.3% with CryoAtom2-reconstructed and deposited receptors, respectively. At RMSD &lt; 3 Å, the corresponding success rates were 75.3% and 76.6%.</w:t>
       </w:r>
     </w:p>
     <w:p>
       <w:pPr>
-        <w:pStyle w:val="11"/>
-      </w:pPr>
-      <w:r>
-        <w:rPr>
-          <w:rStyle w:val="MDFIGREFeJyrrk7LTC9KTbNKNUrVLc5NzMnRLcgsSM3JzEutSaytBQDAfQxA"/>
-        </w:rPr>
-        <w:t>Fig. 4a</w:t>
-      </w:r>
-      <w:r>
-        <w:t xml:space="preserve"> further separates the success rates of individual pipeline stages. Within the first 10 charged attempts (</w:t>
+        <w:pStyle w:val="BodyText"/>
+        <w:spacing w:line="360" w:lineRule="auto" w:after="120"/>
+        <w:ind w:firstLine="420"/>
+      </w:pPr>
+      <w:r>
+        <w:rPr>
+          <w:rStyle w:val="MDFIGREF_eJyrrk7LTC9KTbNKNUrVLc5NzMnRLcgsSM3JzEutSaytBQDAfQxA"/>
+        </w:rPr>
+        <w:t xml:space="preserve">Fig. 4a</w:t>
+      </w:r>
+      <w:r>
+        <w:t xml:space="preserve"> </w:t>
+      </w:r>
+      <w:r>
+        <w:t xml:space="preserve">further separates the success rates of individual pipeline stages. Within the first 10 charged attempts (</w:t>
       </w:r>
       <m:oMath>
         <m:r>
-          <w:rPr>
-            <w:rFonts w:ascii="Cambria Math" w:hAnsi="Cambria Math"/>
-          </w:rPr>
           <m:t>K</m:t>
         </m:r>
         <m:r>
           <m:rPr>
             <m:sty m:val="p"/>
           </m:rPr>
-          <w:rPr>
-            <w:rFonts w:ascii="Cambria Math" w:hAnsi="Cambria Math"/>
-          </w:rPr>
           <m:t>≤</m:t>
         </m:r>
         <m:r>
-          <w:rPr>
-            <w:rFonts w:ascii="Cambria Math" w:hAnsi="Cambria Math"/>
-          </w:rPr>
           <m:t>10</m:t>
         </m:r>
       </m:oMath>
       <w:r>
-        <w:t>), Find alone succeeded in 88.3% and 89.6% of entries with CryoAtom2-reconstructed and deposited receptors, respectively. Both exceeded Emap2lig-Find’s success rate of 76.6% in this subset. Requiring both Find and Match to succeed yielded rates of 81.8% and 83.1%, respectively.</w:t>
+        <w:t xml:space="preserve">), Find alone succeeded in 88.3% and 89.6% of entries with CryoAtom2-reconstructed and deposited receptors, respectively. Both exceeded Emap2lig-Find’s success rate of 76.6% in this subset. Requiring both Find and Match to succeed yielded rates of 81.8% and 83.1%, respectively.</w:t>
+      </w:r>
+    </w:p>
+    <w:bookmarkEnd w:id="50"/>
+    <w:bookmarkEnd w:id="51"/>
+    <w:bookmarkStart w:id="55" w:name="X9c1e71af165d87e9c7616a17e64efc2f5522419"/>
+    <w:p>
+      <w:pPr>
+        <w:pStyle w:val="2"/>
+        <w:keepNext/>
+        <w:ind w:firstLine="0"/>
+      </w:pPr>
+      <w:r>
+        <w:t xml:space="preserve">Find–Build comparison with correct ligand identities</w:t>
       </w:r>
     </w:p>
     <w:p>
       <w:pPr>
-        <w:pStyle w:val="2"/>
-      </w:pPr>
-      <w:bookmarkStart w:id="8" w:name="X9c1e71af165d87e9c7616a17e64efc2f5522419"/>
-      <w:bookmarkEnd w:id="4"/>
-      <w:bookmarkEnd w:id="7"/>
-      <w:r>
-        <w:t>Find–Build comparison with correct ligand identities</w:t>
+        <w:pStyle w:val="FirstParagraph"/>
+        <w:spacing w:line="360" w:lineRule="auto" w:after="120"/>
+        <w:ind w:firstLine="420"/>
+      </w:pPr>
+      <w:r>
+        <w:t xml:space="preserve">Full completion curves and per-PDB distributions for the Find–Build comparison with correct ligand identities are shown in</w:t>
+      </w:r>
+      <w:r>
+        <w:t xml:space="preserve"> </w:t>
+      </w:r>
+      <w:r>
+        <w:rPr>
+          <w:rStyle w:val="MDFIGREF_eJyrrk7LTC9KTbMqLi0o0E3LzEvRTc4vKkpNLtHNTSxJztBNKs3MSamtBQBErw_K"/>
+        </w:rPr>
+        <w:t xml:space="preserve">Fig. 5</w:t>
+      </w:r>
+      <w:r>
+        <w:t xml:space="preserve">.</w:t>
       </w:r>
     </w:p>
     <w:p>
       <w:pPr>
-        <w:pStyle w:val="FirstParagraph"/>
-      </w:pPr>
-      <w:r>
-        <w:t xml:space="preserve">Full completion curves and per-PDB distributions for the Find–Build comparison with correct ligand identities are shown in </w:t>
-      </w:r>
-      <w:r>
-        <w:rPr>
-          <w:rStyle w:val="MDFIGREFeJyrrk7LTC9KTbMqLi0o0E3LzEvRTc4vKkpNLtHNTSxJztBNKs3MSamtBQBErwK"/>
-        </w:rPr>
-        <w:t>Fig. 5</w:t>
-      </w:r>
-      <w:r>
-        <w:t>.</w:t>
-      </w:r>
-    </w:p>
-    <w:p>
-      <w:pPr>
+        <w:pStyle w:val="CaptionedFigure"/>
         <w:keepNext/>
-        <w:spacing w:after="0" w:line="240" w:lineRule="auto"/>
+        <w:spacing w:line="240" w:lineRule="auto" w:before="0" w:after="0"/>
         <w:ind w:firstLine="0"/>
         <w:jc w:val="center"/>
       </w:pPr>
       <w:r>
-        <w:rPr>
-          <w:noProof/>
-        </w:rPr>
-        <w:lastRenderedPageBreak/>
         <w:drawing>
-          <wp:inline distT="0" distB="0" distL="0" distR="0" wp14:anchorId="725FDDD7" wp14:editId="62CE879A">
+          <wp:inline>
             <wp:extent cx="5029200" cy="6218691"/>
-            <wp:effectExtent l="0" t="0" r="0" b="0"/>
-            <wp:docPr id="53" name="Picture" descr="Fig. 5 | Find–Build completion of small molecules, assuming correct ligand identities. Eligible small molecules are single-residue organic small molecules with no atoms missing relative to their templates. Every panel contains the same 77 PDBs and 446 instances. a–d, Emap2lig. e–h, LigandSeek with CryoAtom2 receptors. i–l, LigandSeek with deposited receptors. Within each group, top and bottom rows show top-1 and best-of-50 poses; left and right columns require heavy-atom RMSD strictly &lt;2\,\mathrm{Å} and &lt;3\,\mathrm{Å}. Every blob corresponding to an eligible small molecule receives the correct SMILES. LigandSeek uses single-pass DG-PocketXmol centre docking, whereas Emap2lig uses its native guiding blob. Background blobs are charged, and out-of-scope foreground blobs are skipped. Undetected and failed instances remain in the denominator. For N target instances per PDB, relative budget \rho allows \lfloor\rho N\rfloor charged attempts. Completion is the number of distinct successful instances divided by N. Green lines and circles show the PDB-equal mean, and blue lines and diamonds show the median. Grey points and violins show PDB distributions at 50\%, 100\%, 200\% and 300\% budgets." title="MDPPTFIG_eJztWt2OUzcQfhUrUnuV5OyGzcIGWAn2B1Va0IoVaqWmWjk-kxxrfWxj-yQbSiV6UVWU0huq3rTqda94gCKViz5A3wGVn8fozPFJNrBboCCVhmalbHzmzzPjz5mJ489rloes1mG1p98_ePzjb8lWa-vpg3tPfv6paW04rNVZzYE3aggpCW10ut1rHpzvdpfba8tr3e4m-INgbLf77P6vT374-tnd209_edjtRmvd7nFzmudApnxhbaMvddoQxjkQoZHzILJGr5AqJcFUeqv4eH8k0-hhu9mWmjiC2yCN3s-5Oygssj6tnRt1LDvMlfad0fluLQvBdpLEiwxy7pvGgkZm3zicAx_dIBkZl1pnBHgv9SBXSWtpaTXJudTd2jpZ23Xl214YK2CjzpArtPtRzgewEacnuWQiQbIHAPYKHIap9FIlMmFMhHakBj_lVE-jjrdcoC-orpCE-q0VtFA9Xi0UkXgRTGW1EidNzCKK9aXzYSeqTqZGTvQyhhP_VeNto4NHPe6FlKjz-O53uIJ_Pnj4-P6dcl7gPlzwkp_Eyy5of1ypnCsapil65XOvHG7EiMt3dP7GNEvLZyYB3Yjq0b1Ay1kGSfFYRCG4IaDothw0WZvdZNsY3KNb9y4SYJgwuVVA68JMn_mcK8Vyo0Bg3nydce-LnJJbgY0pOeCYNZmCDjJI8E2aO0QP3kGq3iIhbG4938JVkD3cXy-sF-MOabhcChooLdMCGG5arqU4JjqSIWPaMB5M7lkuy_3MHCge5BBYMCxkIB0LgADhAReabQ3BjZnlGhTiQQfc9J6kmMfPJnb6NNvdvIg-IDxWVlYZMgPXghQ5wi2ts62c25YiGAISsjrbKcG0B3AQ3dlwY3MB_WmhHwJsMA6VJcqq47IpWONlgHRW9mPkSM2Ai4wNnClsHQOxpUs9E9Ayc2bkmc_MiBiN5cgCHxqm32gvMbQJ_ixT0A8ly8lBFjBYVeQYq4PrhcQUZ8CH4wZljl29vLfJfHBSBDWeW0A9vxXyjrmM1a2qC_lr1QXT70sBm0YUOX4yTKpCyMiPPBotncg7PoxZXvlpSzdLWvleiYT1D1U4S4QQyVMbYb11MvnRrdsnMf7JnL9_9ZyFpErDPK_kPHmO221ufZ-j_XNqsX9etpKTKtdTphebHm-NTqk2YknkWFtOrr1lFcLCGQvipFvau_zRztZec7Z4FVhgJjXaYnvFNi81do04gPAJ2mICVx8rTIoUlKmzUQYO8zGtnVFfYgJ1LNSDQpbekcNNdpGLAyp8VNWQEDsCkXE3ACzAVNFMUdY6LxCEDBEIx8T9gbQW0ia7plMIGAbWWNLsc6lwOK3rGDL1_UgoY8aO0GCriFXRNdm2cYvN_LLNHNavvAe7ZX6rTaAtEWbAbMFR_1o_aoF7RYoicxvhvwTjP75c4Phddk1K4TeauXX_P9c4Pfr2m5MbpBdw_jcf4280453FDnqHnlfdEeOBjjoQVWzj6ExMxn5OF3kP64Pps1T6IDW2dr4QdAjaL9RMEUnlUKZoq7c4CvgfdD9NdskBaEbnzPHcS0gn6HAtHjAhcLCjaMD1guMXBeA6duA9VcCMTip5jt8wZpRyQJourY-ZNZJSQJJDaRQduZWCaLkEo5O9gqCKIote5RWgay-97Yf1B-8BbOsLmLwcJstLC5wscPJqnLQWOJnv1m9x5PxKjJ9aYHy-MR5PsV74mR7_2_XaZ3VWm94FqbWXWmuIgcPV1vKZ1bXlm-esFB18VZjir4Wp1PHRsXshlQW09SY2UC0UDqZm3BuDO57sYaucSespixShHu5KQTmkB3FluOtYCl7QLBudpLy0k5R3dpLqyk4ye2Mnoe-MGKYuUEXasN-XA3TW72fjUKzIVZ5Ewv4S_bWbVg8wEJmi9fYKjuhWD453JzHi0kz9OHIpOsgpgztGHHimzUbG9QAuOGdGGfDUEzLI3oThLYgQiWjzSHVmgmg1OZaEnpJ2WypFM9K41I8DjrvbQRAZDfsocxVnKfnPPUyFkuft0ZO3mOHe6LJJZ-_l8M5h3-X0jgvHDs-XN3HY-PzkRk5JJzbdExLEr-CKUoLEKtRWwuWloeTIqHU-XAKTMxqgNP04E6flwx0fZY9GE2niaxNdT46GvKM0o9tSa-1WO1o5UYrWZau8RzQz5p3ApZqQZ8dKV_nydrou-FqvffEX_YWEkw"/>
-            <wp:cNvGraphicFramePr/>
-            <a:graphic xmlns:a="http://schemas.openxmlformats.org/drawingml/2006/main">
+            <wp:effectExtent b="0" l="0" r="0" t="0"/>
+            <wp:docPr descr="Fig. 5 | Find–Build completion of small molecules, assuming correct ligand identities. Eligible small molecules are single-residue organic small molecules with no atoms missing relative to their templates. Every panel contains the same 77 PDBs and 446 instances. a–d, Emap2lig. e–h, LigandSeek with CryoAtom2 receptors. i–l, LigandSeek with deposited receptors. Within each group, top and bottom rows show top-1 and best-of-50 poses; left and right columns require heavy-atom RMSD strictly &lt;2\,\mathrm{Å} and &lt;3\,\mathrm{Å}. Every blob corresponding to an eligible small molecule receives the correct SMILES. LigandSeek uses single-pass DG-PocketXmol centre docking, whereas Emap2lig uses its native guiding blob. Background blobs are charged, and out-of-scope foreground blobs are skipped. Undetected and failed instances remain in the denominator. For N target instances per PDB, relative budget \rho allows \lfloor\rho N\rfloor charged attempts. Completion is the number of distinct successful instances divided by N. Green lines and circles show the PDB-equal mean, and blue lines and diamonds show the median. Grey points and violins show PDB distributions at 50\%, 100\%, 200\% and 300\% budgets." title="MDPPTFIG_eJztWt2OUzcQfhUrUnuV5OyGDbABVoL9QZUWtGKFWqmpVo7PJMdaH9vYPsmGUoleVBWl9IaqN6163SseoEjlog_Qd0Dl5zE6c3ySzbJboCCVhmalbHzmzzPjz5mJ489rloes1mG1Z98_fPLjb8lma_PZw_tPf_6paW04qNVZzYE3aggpCa13ut3rHpzvdpfbq8ur3e4G-P1gbLf7_MGvT3_4-vm9O89-edTtRmvd7nFzmudApnxhbaMvddoQxjkQoZHzILJGr5AqJcFUeqv4eG8k0-hhu9mWmjiC2yCN3su52y8ssj6tnR91LDvIlfad0YVuLQvBdpLEiwxy7pvGgkZm3zicAx_dIBkZl1pnBHgv9SBXSWtp6XSSc6m7tTWytuPKt90wVsBGnSFXaPejnA9gPU5PcslEgmT3AexVOAhT6aVKZMKYCG1LDX7KqZ5GHW-5QF9QXSEJ9VsraKF6vFYoIvEimMpqJU6amEUU60vnw3ZUnUyNnOhlDCf-q8ZbRgePetwLKVHnyb3vcAX_fPjoyYO75bzAfbjoJT-Jl13U_rhSOVc0TFP0yudeOVyPEZfv6PzNaZaWz04CuhnVo3uBlrMMkuKxiEJwQ0DRLTlosja7xbYwuMe3718iwDBhcquA1oWZPvM5V4rlRoHAvPk6494XOSW3AhtTcsAxazIFHWSQ4Js0d4gevINUvUVC2Nx6vomrIHu4v15YL8Yd0nC5FDRQWqYFMNy0XEtxTHQkQ8a0YTyY3LNclvuZOVA8yCGwYFjIQDoWAAHCAy402xyCGzPLNSjEgw646T1JMY-fTezMGbazcQl9QHisrJxmyAxcC1LkCLe0zjZzbluKYAhIyOpsuwTTLsB-dGfdjc1F9KeFfgiwwThUliirjsumYI2XAdJZ2Y-RIzUDLjI2cKawdQzEli71TEDLzJmRZz4zI2I0liMLfGiYfqO9xNAm-HNMQT-ULCcHWcBgVZFjrA5uFBJTnAEfjhuUOXbtyu4G88FJEdR4bgF1dCvkHXMFq1tVF_LXqgum35cCNowocvxkmFSFkJEfeTRaOpF3fBizvPLTlm6WtPK9EglrH6pwjgghkqc2wlrrZPLj23dOYvyTOX__6oiFpErDPK_kPHmO221ufZ-j_XNqsX9etpKTKtdTphebHm-NTqk2YknkWFtOrr1lFcLCGQvipFvavfLR9uZuc7Z4FVhgJjXaYnvFNi43dozYh_AJ2mICVx8rTIoUlKmzUQYO8zGtnVFfYgJ1LNSDQpbekcNNdomLfSp8VNWQEDsCkXE3ACzAVNFMUdY6LxCEDBEIx8T9vrQW0ia7rlMIGAbWWNLsc6lwOK3rGDL1_UgoY8aO0GCriFXRNdmWcYvN_LLNHNauvge7ZX6rTaAtEWbAbMFR_1o_bIF7RYoicxvhvwTjP75c4Phddk1K4TeauXX_P9c4Pf72m5MbpBdw_jcf4280493FDnqHnlfdEeOBjjoQVWz98ExMxn5OF3kP64Pps1T6IDW2dr4QdAjaL9RMEUnlUKZoq7c4CvgfdD9NdtkBaEbnzPHcS0gn6HAtHjAhcLCjaMCNguMXBeA6duA9VcCMTip5jt8wZpRyQJourY-ZNZJSQJJDaRQduZWCaLkEo5O9gqCKIote5RWgay-97Yf1B-8BbOsLmLwcJstLC5wscPJqnLQWOJnv1m9x5PxKjJ9aYHy-MR5PsV74mR7_27XaZ3VWm94FqbWXWquIgYPTreWzp1eXb523UnTwVWGKvxamUsdHx-6FVBbQ1pvYQLVQOJiacW8M7niyh61yJq2nLFKEergjBeWQHsTV4Y5jKXhBs6x3kvLSTlLe2UmqKzvJ7I2dhL4zYpi6QBVpw15fDtBZv5cN3V7roHBJJOwt0V-7afUAA5EpWm-v4Ihu9eB4ZxIjLs3Uj0OXooOcMrhtxL5n2qxnXA_gonNmlAFPPSGD7E0Y3oIIkYg2D1VnJohWk2NJ6Clpt6RSNCONS_044Li7HQSR0bCPMtdwlpJ_5GEqlBy1R0_eYoZ7oysmnb2XwzsHfZfTOy4cO7hQ3sRh4wuTGzklndh0T0gQv4IrSgkSq1BbCZeXhpJDo9b5cBlMzmiA0vTjTJyWD7d9lD0cTaSJr010PTkc8o7SjG5LrbZb7WjlRClal83yHtHMmHcCl2pCnh0rXeXL2-m64Gut9sVfk0GE1Q" id="53" name="Picture"/>
+            <a:graphic>
               <a:graphicData uri="http://schemas.openxmlformats.org/drawingml/2006/picture">
-                <pic:pic xmlns:pic="http://schemas.openxmlformats.org/drawingml/2006/picture">
+                <pic:pic>
                   <pic:nvPicPr>
-                    <pic:cNvPr id="54" name="Picture" descr="C:/Users/15919/Desktop/论文草稿/temp/manuscript_figures_hytu4i6a/figure_000005.png"/>
+                    <pic:cNvPr descr="C:/Users/15919/Desktop/论文草稿/temp/manuscript_figures_hvr_2xur/figure_000005.png" id="54" name="Picture"/>
                     <pic:cNvPicPr>
-                      <a:picLocks noChangeAspect="1" noChangeArrowheads="1"/>
+                      <a:picLocks noChangeArrowheads="1" noChangeAspect="1"/>
                     </pic:cNvPicPr>
                   </pic:nvPicPr>
                   <pic:blipFill>
-                    <a:blip r:embed="rId11"/>
+                    <a:blip r:embed="rId52"/>
                     <a:stretch>
                       <a:fillRect/>
                     </a:stretch>
@@ -2715,304 +3390,352 @@
     <w:p>
       <w:pPr>
         <w:pStyle w:val="ImageCaption"/>
+        <w:keepNext w:val="0"/>
         <w:keepLines/>
         <w:spacing w:line="240" w:lineRule="auto"/>
         <w:ind w:firstLine="0"/>
       </w:pPr>
       <w:r>
         <w:rPr>
-          <w:rFonts w:ascii="华文仿宋" w:eastAsia="华文仿宋" w:hAnsi="华文仿宋"/>
+          <w:rFonts w:ascii="华文仿宋" w:hAnsi="华文仿宋" w:eastAsia="华文仿宋"/>
           <w:b/>
           <w:bCs/>
           <w:sz w:val="18"/>
         </w:rPr>
-        <w:t>Fig. 5 | Find–Build completion of small molecules, assuming correct ligand identities.</w:t>
-      </w:r>
-      <w:r>
-        <w:rPr>
-          <w:rFonts w:ascii="华文仿宋" w:eastAsia="华文仿宋" w:hAnsi="华文仿宋"/>
-          <w:sz w:val="18"/>
-        </w:rPr>
-        <w:t xml:space="preserve"> Eligible small molecules are single-residue organic small molecules with no atoms missing relative to their templates. Every panel contains the same 77 PDBs and 446 instances. a–d, Emap2lig. e–h, LigandSeek with CryoAtom2 receptors. i–l, LigandSeek with deposited receptors. Within each group, top and bottom rows show top-1 and best-of-50 poses; left and right columns require heavy-atom RMSD strictly </w:t>
+        <w:t xml:space="preserve">Fig. 5 | Find–Build completion of small molecules, assuming correct ligand identities.</w:t>
+      </w:r>
+      <w:r>
+        <w:rPr>
+          <w:rFonts w:ascii="华文仿宋" w:hAnsi="华文仿宋" w:eastAsia="华文仿宋"/>
+          <w:sz w:val="18"/>
+        </w:rPr>
+        <w:t xml:space="preserve"> </w:t>
+      </w:r>
+      <w:r>
+        <w:rPr>
+          <w:rFonts w:ascii="华文仿宋" w:hAnsi="华文仿宋" w:eastAsia="华文仿宋"/>
+          <w:sz w:val="18"/>
+        </w:rPr>
+        <w:t xml:space="preserve">Eligible small molecules are single-residue organic small molecules with no atoms missing relative to their templates. Every panel contains the same 77 PDBs and 446 instances. a–d, Emap2lig. e–h, LigandSeek with CryoAtom2 receptors. i–l, LigandSeek with deposited receptors. Within each group, top and bottom rows show top-1 and best-of-50 poses; left and right columns require heavy-atom RMSD strictly</w:t>
+      </w:r>
+      <w:r>
+        <w:rPr>
+          <w:rFonts w:ascii="华文仿宋" w:hAnsi="华文仿宋" w:eastAsia="华文仿宋"/>
+          <w:sz w:val="18"/>
+        </w:rPr>
+        <w:t xml:space="preserve"> </w:t>
       </w:r>
       <m:oMath>
         <m:r>
           <m:rPr>
             <m:sty m:val="p"/>
           </m:rPr>
-          <w:rPr>
-            <w:rFonts w:ascii="Cambria Math" w:hAnsi="Cambria Math"/>
-          </w:rPr>
           <m:t>&lt;</m:t>
         </m:r>
         <m:r>
-          <w:rPr>
-            <w:rFonts w:ascii="Cambria Math" w:hAnsi="Cambria Math"/>
-          </w:rPr>
-          <m:t>2 </m:t>
+          <m:t>2</m:t>
+        </m:r>
+        <m:r>
+          <m:t> </m:t>
         </m:r>
         <m:r>
           <m:rPr>
             <m:sty m:val="p"/>
           </m:rPr>
-          <w:rPr>
-            <w:rFonts w:ascii="Cambria Math" w:hAnsi="Cambria Math"/>
-          </w:rPr>
           <m:t>Å</m:t>
         </m:r>
       </m:oMath>
       <w:r>
         <w:rPr>
-          <w:rFonts w:ascii="华文仿宋" w:eastAsia="华文仿宋" w:hAnsi="华文仿宋"/>
-          <w:sz w:val="18"/>
-        </w:rPr>
-        <w:t xml:space="preserve"> and </w:t>
+          <w:rFonts w:ascii="华文仿宋" w:hAnsi="华文仿宋" w:eastAsia="华文仿宋"/>
+          <w:sz w:val="18"/>
+        </w:rPr>
+        <w:t xml:space="preserve"> </w:t>
+      </w:r>
+      <w:r>
+        <w:rPr>
+          <w:rFonts w:ascii="华文仿宋" w:hAnsi="华文仿宋" w:eastAsia="华文仿宋"/>
+          <w:sz w:val="18"/>
+        </w:rPr>
+        <w:t xml:space="preserve">and</w:t>
+      </w:r>
+      <w:r>
+        <w:rPr>
+          <w:rFonts w:ascii="华文仿宋" w:hAnsi="华文仿宋" w:eastAsia="华文仿宋"/>
+          <w:sz w:val="18"/>
+        </w:rPr>
+        <w:t xml:space="preserve"> </w:t>
       </w:r>
       <m:oMath>
         <m:r>
           <m:rPr>
             <m:sty m:val="p"/>
           </m:rPr>
-          <w:rPr>
-            <w:rFonts w:ascii="Cambria Math" w:hAnsi="Cambria Math"/>
-          </w:rPr>
           <m:t>&lt;</m:t>
         </m:r>
         <m:r>
-          <w:rPr>
-            <w:rFonts w:ascii="Cambria Math" w:hAnsi="Cambria Math"/>
-          </w:rPr>
-          <m:t>3 </m:t>
+          <m:t>3</m:t>
+        </m:r>
+        <m:r>
+          <m:t> </m:t>
         </m:r>
         <m:r>
           <m:rPr>
             <m:sty m:val="p"/>
           </m:rPr>
-          <w:rPr>
-            <w:rFonts w:ascii="Cambria Math" w:hAnsi="Cambria Math"/>
-          </w:rPr>
           <m:t>Å</m:t>
         </m:r>
       </m:oMath>
       <w:r>
         <w:rPr>
-          <w:rFonts w:ascii="华文仿宋" w:eastAsia="华文仿宋" w:hAnsi="华文仿宋"/>
-          <w:sz w:val="18"/>
-        </w:rPr>
-        <w:t xml:space="preserve">. Every blob corresponding to an eligible small molecule receives the correct SMILES. LigandSeek uses single-pass DG-PocketXmol centre docking, whereas Emap2lig uses its native guiding blob. Background blobs are charged, and out-of-scope foreground blobs are skipped. Undetected and failed instances remain in the denominator. For </w:t>
+          <w:rFonts w:ascii="华文仿宋" w:hAnsi="华文仿宋" w:eastAsia="华文仿宋"/>
+          <w:sz w:val="18"/>
+        </w:rPr>
+        <w:t xml:space="preserve">. Every blob corresponding to an eligible small molecule receives the correct SMILES. LigandSeek uses single-pass DG-PocketXmol centre docking, whereas Emap2lig uses its native guiding blob. Background blobs are charged, and out-of-scope foreground blobs are skipped. Undetected and failed instances remain in the denominator. For</w:t>
+      </w:r>
+      <w:r>
+        <w:rPr>
+          <w:rFonts w:ascii="华文仿宋" w:hAnsi="华文仿宋" w:eastAsia="华文仿宋"/>
+          <w:sz w:val="18"/>
+        </w:rPr>
+        <w:t xml:space="preserve"> </w:t>
       </w:r>
       <m:oMath>
         <m:r>
-          <w:rPr>
-            <w:rFonts w:ascii="Cambria Math" w:hAnsi="Cambria Math"/>
-          </w:rPr>
           <m:t>N</m:t>
         </m:r>
       </m:oMath>
       <w:r>
         <w:rPr>
-          <w:rFonts w:ascii="华文仿宋" w:eastAsia="华文仿宋" w:hAnsi="华文仿宋"/>
-          <w:sz w:val="18"/>
-        </w:rPr>
-        <w:t xml:space="preserve"> target instances per PDB, relative budget </w:t>
+          <w:rFonts w:ascii="华文仿宋" w:hAnsi="华文仿宋" w:eastAsia="华文仿宋"/>
+          <w:sz w:val="18"/>
+        </w:rPr>
+        <w:t xml:space="preserve"> </w:t>
+      </w:r>
+      <w:r>
+        <w:rPr>
+          <w:rFonts w:ascii="华文仿宋" w:hAnsi="华文仿宋" w:eastAsia="华文仿宋"/>
+          <w:sz w:val="18"/>
+        </w:rPr>
+        <w:t xml:space="preserve">target instances per PDB, relative budget</w:t>
+      </w:r>
+      <w:r>
+        <w:rPr>
+          <w:rFonts w:ascii="华文仿宋" w:hAnsi="华文仿宋" w:eastAsia="华文仿宋"/>
+          <w:sz w:val="18"/>
+        </w:rPr>
+        <w:t xml:space="preserve"> </w:t>
       </w:r>
       <m:oMath>
         <m:r>
-          <w:rPr>
-            <w:rFonts w:ascii="Cambria Math" w:hAnsi="Cambria Math"/>
-          </w:rPr>
           <m:t>ρ</m:t>
         </m:r>
       </m:oMath>
       <w:r>
         <w:rPr>
-          <w:rFonts w:ascii="华文仿宋" w:eastAsia="华文仿宋" w:hAnsi="华文仿宋"/>
-          <w:sz w:val="18"/>
-        </w:rPr>
-        <w:t xml:space="preserve"> allows </w:t>
+          <w:rFonts w:ascii="华文仿宋" w:hAnsi="华文仿宋" w:eastAsia="华文仿宋"/>
+          <w:sz w:val="18"/>
+        </w:rPr>
+        <w:t xml:space="preserve"> </w:t>
+      </w:r>
+      <w:r>
+        <w:rPr>
+          <w:rFonts w:ascii="华文仿宋" w:hAnsi="华文仿宋" w:eastAsia="华文仿宋"/>
+          <w:sz w:val="18"/>
+        </w:rPr>
+        <w:t xml:space="preserve">allows</w:t>
+      </w:r>
+      <w:r>
+        <w:rPr>
+          <w:rFonts w:ascii="华文仿宋" w:hAnsi="华文仿宋" w:eastAsia="华文仿宋"/>
+          <w:sz w:val="18"/>
+        </w:rPr>
+        <w:t xml:space="preserve"> </w:t>
       </w:r>
       <m:oMath>
         <m:r>
           <m:rPr>
             <m:sty m:val="p"/>
           </m:rPr>
-          <w:rPr>
-            <w:rFonts w:ascii="Cambria Math" w:hAnsi="Cambria Math"/>
-          </w:rPr>
           <m:t>⌊</m:t>
         </m:r>
         <m:r>
-          <w:rPr>
-            <w:rFonts w:ascii="Cambria Math" w:hAnsi="Cambria Math"/>
-          </w:rPr>
-          <m:t>ρN</m:t>
+          <m:t>ρ</m:t>
+        </m:r>
+        <m:r>
+          <m:t>N</m:t>
         </m:r>
         <m:r>
           <m:rPr>
             <m:sty m:val="p"/>
           </m:rPr>
-          <w:rPr>
-            <w:rFonts w:ascii="Cambria Math" w:hAnsi="Cambria Math"/>
-          </w:rPr>
           <m:t>⌋</m:t>
         </m:r>
       </m:oMath>
       <w:r>
         <w:rPr>
-          <w:rFonts w:ascii="华文仿宋" w:eastAsia="华文仿宋" w:hAnsi="华文仿宋"/>
-          <w:sz w:val="18"/>
-        </w:rPr>
-        <w:t xml:space="preserve"> charged attempts. Completion is the number of distinct successful instances divided by </w:t>
+          <w:rFonts w:ascii="华文仿宋" w:hAnsi="华文仿宋" w:eastAsia="华文仿宋"/>
+          <w:sz w:val="18"/>
+        </w:rPr>
+        <w:t xml:space="preserve"> </w:t>
+      </w:r>
+      <w:r>
+        <w:rPr>
+          <w:rFonts w:ascii="华文仿宋" w:hAnsi="华文仿宋" w:eastAsia="华文仿宋"/>
+          <w:sz w:val="18"/>
+        </w:rPr>
+        <w:t xml:space="preserve">charged attempts. Completion is the number of distinct successful instances divided by</w:t>
+      </w:r>
+      <w:r>
+        <w:rPr>
+          <w:rFonts w:ascii="华文仿宋" w:hAnsi="华文仿宋" w:eastAsia="华文仿宋"/>
+          <w:sz w:val="18"/>
+        </w:rPr>
+        <w:t xml:space="preserve"> </w:t>
       </w:r>
       <m:oMath>
         <m:r>
-          <w:rPr>
-            <w:rFonts w:ascii="Cambria Math" w:hAnsi="Cambria Math"/>
-          </w:rPr>
           <m:t>N</m:t>
         </m:r>
       </m:oMath>
       <w:r>
         <w:rPr>
-          <w:rFonts w:ascii="华文仿宋" w:eastAsia="华文仿宋" w:hAnsi="华文仿宋"/>
-          <w:sz w:val="18"/>
-        </w:rPr>
-        <w:t xml:space="preserve">. Green lines and circles show the PDB-equal mean, and blue lines and diamonds show the median. Grey points and violins show PDB distributions at </w:t>
+          <w:rFonts w:ascii="华文仿宋" w:hAnsi="华文仿宋" w:eastAsia="华文仿宋"/>
+          <w:sz w:val="18"/>
+        </w:rPr>
+        <w:t xml:space="preserve">. Green lines and circles show the PDB-equal mean, and blue lines and diamonds show the median. Grey points and violins show PDB distributions at</w:t>
+      </w:r>
+      <w:r>
+        <w:rPr>
+          <w:rFonts w:ascii="华文仿宋" w:hAnsi="华文仿宋" w:eastAsia="华文仿宋"/>
+          <w:sz w:val="18"/>
+        </w:rPr>
+        <w:t xml:space="preserve"> </w:t>
       </w:r>
       <m:oMath>
         <m:r>
-          <w:rPr>
-            <w:rFonts w:ascii="Cambria Math" w:hAnsi="Cambria Math"/>
-          </w:rPr>
           <m:t>50</m:t>
         </m:r>
         <m:r>
           <m:rPr>
             <m:sty m:val="p"/>
           </m:rPr>
-          <w:rPr>
-            <w:rFonts w:ascii="Cambria Math" w:hAnsi="Cambria Math"/>
-          </w:rPr>
           <m:t>%</m:t>
         </m:r>
       </m:oMath>
       <w:r>
         <w:rPr>
-          <w:rFonts w:ascii="华文仿宋" w:eastAsia="华文仿宋" w:hAnsi="华文仿宋"/>
-          <w:sz w:val="18"/>
-        </w:rPr>
-        <w:t xml:space="preserve">, </w:t>
+          <w:rFonts w:ascii="华文仿宋" w:hAnsi="华文仿宋" w:eastAsia="华文仿宋"/>
+          <w:sz w:val="18"/>
+        </w:rPr>
+        <w:t xml:space="preserve">,</w:t>
+      </w:r>
+      <w:r>
+        <w:rPr>
+          <w:rFonts w:ascii="华文仿宋" w:hAnsi="华文仿宋" w:eastAsia="华文仿宋"/>
+          <w:sz w:val="18"/>
+        </w:rPr>
+        <w:t xml:space="preserve"> </w:t>
       </w:r>
       <m:oMath>
         <m:r>
-          <w:rPr>
-            <w:rFonts w:ascii="Cambria Math" w:hAnsi="Cambria Math"/>
-          </w:rPr>
           <m:t>100</m:t>
         </m:r>
         <m:r>
           <m:rPr>
             <m:sty m:val="p"/>
           </m:rPr>
-          <w:rPr>
-            <w:rFonts w:ascii="Cambria Math" w:hAnsi="Cambria Math"/>
-          </w:rPr>
           <m:t>%</m:t>
         </m:r>
       </m:oMath>
       <w:r>
         <w:rPr>
-          <w:rFonts w:ascii="华文仿宋" w:eastAsia="华文仿宋" w:hAnsi="华文仿宋"/>
-          <w:sz w:val="18"/>
-        </w:rPr>
-        <w:t xml:space="preserve">, </w:t>
+          <w:rFonts w:ascii="华文仿宋" w:hAnsi="华文仿宋" w:eastAsia="华文仿宋"/>
+          <w:sz w:val="18"/>
+        </w:rPr>
+        <w:t xml:space="preserve">,</w:t>
+      </w:r>
+      <w:r>
+        <w:rPr>
+          <w:rFonts w:ascii="华文仿宋" w:hAnsi="华文仿宋" w:eastAsia="华文仿宋"/>
+          <w:sz w:val="18"/>
+        </w:rPr>
+        <w:t xml:space="preserve"> </w:t>
       </w:r>
       <m:oMath>
         <m:r>
-          <w:rPr>
-            <w:rFonts w:ascii="Cambria Math" w:hAnsi="Cambria Math"/>
-          </w:rPr>
           <m:t>200</m:t>
         </m:r>
         <m:r>
           <m:rPr>
             <m:sty m:val="p"/>
           </m:rPr>
-          <w:rPr>
-            <w:rFonts w:ascii="Cambria Math" w:hAnsi="Cambria Math"/>
-          </w:rPr>
           <m:t>%</m:t>
         </m:r>
       </m:oMath>
       <w:r>
         <w:rPr>
-          <w:rFonts w:ascii="华文仿宋" w:eastAsia="华文仿宋" w:hAnsi="华文仿宋"/>
-          <w:sz w:val="18"/>
-        </w:rPr>
-        <w:t xml:space="preserve"> and </w:t>
+          <w:rFonts w:ascii="华文仿宋" w:hAnsi="华文仿宋" w:eastAsia="华文仿宋"/>
+          <w:sz w:val="18"/>
+        </w:rPr>
+        <w:t xml:space="preserve"> </w:t>
+      </w:r>
+      <w:r>
+        <w:rPr>
+          <w:rFonts w:ascii="华文仿宋" w:hAnsi="华文仿宋" w:eastAsia="华文仿宋"/>
+          <w:sz w:val="18"/>
+        </w:rPr>
+        <w:t xml:space="preserve">and</w:t>
+      </w:r>
+      <w:r>
+        <w:rPr>
+          <w:rFonts w:ascii="华文仿宋" w:hAnsi="华文仿宋" w:eastAsia="华文仿宋"/>
+          <w:sz w:val="18"/>
+        </w:rPr>
+        <w:t xml:space="preserve"> </w:t>
       </w:r>
       <m:oMath>
         <m:r>
-          <w:rPr>
-            <w:rFonts w:ascii="Cambria Math" w:hAnsi="Cambria Math"/>
-          </w:rPr>
           <m:t>300</m:t>
         </m:r>
         <m:r>
           <m:rPr>
             <m:sty m:val="p"/>
           </m:rPr>
-          <w:rPr>
-            <w:rFonts w:ascii="Cambria Math" w:hAnsi="Cambria Math"/>
-          </w:rPr>
           <m:t>%</m:t>
         </m:r>
       </m:oMath>
       <w:r>
         <w:rPr>
-          <w:rFonts w:ascii="华文仿宋" w:eastAsia="华文仿宋" w:hAnsi="华文仿宋"/>
-          <w:sz w:val="18"/>
-        </w:rPr>
-        <w:t xml:space="preserve"> budgets.</w:t>
-      </w:r>
-      <w:bookmarkEnd w:id="0"/>
-      <w:bookmarkEnd w:id="8"/>
+          <w:rFonts w:ascii="华文仿宋" w:hAnsi="华文仿宋" w:eastAsia="华文仿宋"/>
+          <w:sz w:val="18"/>
+        </w:rPr>
+        <w:t xml:space="preserve"> </w:t>
+      </w:r>
+      <w:r>
+        <w:rPr>
+          <w:rFonts w:ascii="华文仿宋" w:hAnsi="华文仿宋" w:eastAsia="华文仿宋"/>
+          <w:sz w:val="18"/>
+        </w:rPr>
+        <w:t xml:space="preserve">budgets.</w:t>
+      </w:r>
     </w:p>
+    <w:bookmarkEnd w:id="55"/>
+    <w:bookmarkEnd w:id="56"/>
     <w:sectPr>
-      <w:footerReference w:type="default" r:id="rId12"/>
-      <w:pgSz w:w="11906" w:h="16838"/>
-      <w:pgMar w:top="1440" w:right="1440" w:bottom="1440" w:left="1440" w:header="851" w:footer="992" w:gutter="0"/>
+      <w:footerReference r:id="rId8" w:type="default"/>
+      <w:pgSz w:h="16838" w:w="11906"/>
+      <w:pgMar w:bottom="1440" w:footer="992" w:gutter="0" w:header="851" w:left="1440" w:right="1440" w:top="1440"/>
       <w:cols w:space="425"/>
       <w:titlePg/>
-      <w:docGrid w:type="lines" w:linePitch="312"/>
+      <w:docGrid w:linePitch="312" w:type="lines"/>
     </w:sectPr>
   </w:body>
 </w:document>
 </file>
 
-<file path=word/endnotes.xml><?xml version="1.0" encoding="utf-8"?>
-<w:endnotes xmlns:wpc="http://schemas.microsoft.com/office/word/2010/wordprocessingCanvas" xmlns:cx="http://schemas.microsoft.com/office/drawing/2014/chartex" xmlns:cx1="http://schemas.microsoft.com/office/drawing/2015/9/8/chartex" xmlns:cx2="http://schemas.microsoft.com/office/drawing/2015/10/21/chartex" xmlns:cx3="http://schemas.microsoft.com/office/drawing/2016/5/9/chartex" xmlns:cx4="http://schemas.microsoft.com/office/drawing/2016/5/10/chartex" xmlns:cx5="http://schemas.microsoft.com/office/drawing/2016/5/11/chartex" xmlns:cx6="http://schemas.microsoft.com/office/drawing/2016/5/12/chartex" xmlns:cx7="http://schemas.microsoft.com/office/drawing/2016/5/13/chartex" xmlns:cx8="http://schemas.microsoft.com/office/drawing/2016/5/14/chartex" xmlns:mc="http://schemas.openxmlformats.org/markup-compatibility/2006" xmlns:aink="http://schemas.microsoft.com/office/drawing/2016/ink" xmlns:am3d="http://schemas.microsoft.com/office/drawing/2017/model3d" xmlns:o="urn:schemas-microsoft-com:office:office" xmlns:oel="http://schemas.microsoft.com/office/2019/extlst" xmlns:r="http://schemas.openxmlformats.org/officeDocument/2006/relationships" xmlns:m="http://schemas.openxmlformats.org/officeDocument/2006/math" xmlns:v="urn:schemas-microsoft-com:vml" xmlns:wp14="http://schemas.microsoft.com/office/word/2010/wordprocessingDrawing" xmlns:wp="http://schemas.openxmlformats.org/drawingml/2006/wordprocessingDrawing" xmlns:w10="urn:schemas-microsoft-com:office:word" xmlns:w="http://schemas.openxmlformats.org/wordprocessingml/2006/main" xmlns:w14="http://schemas.microsoft.com/office/word/2010/wordml" xmlns:w15="http://schemas.microsoft.com/office/word/2012/wordml" xmlns:w16cex="http://schemas.microsoft.com/office/word/2018/wordml/cex" xmlns:w16cid="http://schemas.microsoft.com/office/word/2016/wordml/cid" xmlns:w16="http://schemas.microsoft.com/office/word/2018/wordml" xmlns:w16du="http://schemas.microsoft.com/office/word/2023/wordml/word16du" xmlns:w16sdtdh="http://schemas.microsoft.com/office/word/2020/wordml/sdtdatahash" xmlns:w16sdtfl="http://schemas.microsoft.com/office/word/2024/wordml/sdtformatlock" xmlns:w16se="http://schemas.microsoft.com/office/word/2015/wordml/symex" xmlns:wpg="http://schemas.microsoft.com/office/word/2010/wordprocessingGroup" xmlns:wpi="http://schemas.microsoft.com/office/word/2010/wordprocessingInk" xmlns:wne="http://schemas.microsoft.com/office/word/2006/wordml" xmlns:wps="http://schemas.microsoft.com/office/word/2010/wordprocessingShape" mc:Ignorable="w14 w15 w16se w16cid w16 w16cex w16sdtdh w16sdtfl w16du wp14">
-  <w:endnote w:type="separator" w:id="-1">
-    <w:p>
-      <w:pPr>
-        <w:spacing w:after="0" w:line="240" w:lineRule="auto"/>
-      </w:pPr>
-      <w:r>
-        <w:separator/>
-      </w:r>
-    </w:p>
-  </w:endnote>
-  <w:endnote w:type="continuationSeparator" w:id="0">
-    <w:p>
-      <w:pPr>
-        <w:spacing w:after="0" w:line="240" w:lineRule="auto"/>
-      </w:pPr>
-      <w:r>
-        <w:continuationSeparator/>
-      </w:r>
-    </w:p>
-  </w:endnote>
-</w:endnotes>
+<file path=word/comments.xml><?xml version="1.0" encoding="utf-8"?>
+<w:comments xmlns:w="http://schemas.openxmlformats.org/wordprocessingml/2006/main" xmlns:m="http://schemas.openxmlformats.org/officeDocument/2006/math" xmlns:r="http://schemas.openxmlformats.org/officeDocument/2006/relationships" xmlns:o="urn:schemas-microsoft-com:office:office" xmlns:v="urn:schemas-microsoft-com:vml" xmlns:w10="urn:schemas-microsoft-com:office:word" xmlns:a="http://schemas.openxmlformats.org/drawingml/2006/main" xmlns:pic="http://schemas.openxmlformats.org/drawingml/2006/picture" xmlns:wp="http://schemas.openxmlformats.org/drawingml/2006/wordprocessingDrawing"/>
 </file>
 
 <file path=word/footer1.xml><?xml version="1.0" encoding="utf-8"?>
@@ -3025,6 +3748,7 @@
         <w:docPartUnique/>
       </w:docPartObj>
     </w:sdtPr>
+    <w:sdtEndPr/>
     <w:sdtContent>
       <w:p>
         <w:pPr>
@@ -3061,25 +3785,82 @@
 </w:ftr>
 </file>
 
+<file path=word/footer2.xml><?xml version="1.0" encoding="utf-8"?>
+<w:ftr xmlns:wpc="http://schemas.microsoft.com/office/word/2010/wordprocessingCanvas" xmlns:cx="http://schemas.microsoft.com/office/drawing/2014/chartex" xmlns:cx1="http://schemas.microsoft.com/office/drawing/2015/9/8/chartex" xmlns:cx2="http://schemas.microsoft.com/office/drawing/2015/10/21/chartex" xmlns:cx3="http://schemas.microsoft.com/office/drawing/2016/5/9/chartex" xmlns:cx4="http://schemas.microsoft.com/office/drawing/2016/5/10/chartex" xmlns:cx5="http://schemas.microsoft.com/office/drawing/2016/5/11/chartex" xmlns:cx6="http://schemas.microsoft.com/office/drawing/2016/5/12/chartex" xmlns:cx7="http://schemas.microsoft.com/office/drawing/2016/5/13/chartex" xmlns:cx8="http://schemas.microsoft.com/office/drawing/2016/5/14/chartex" xmlns:mc="http://schemas.openxmlformats.org/markup-compatibility/2006" xmlns:aink="http://schemas.microsoft.com/office/drawing/2016/ink" xmlns:am3d="http://schemas.microsoft.com/office/drawing/2017/model3d" xmlns:o="urn:schemas-microsoft-com:office:office" xmlns:oel="http://schemas.microsoft.com/office/2019/extlst" xmlns:r="http://schemas.openxmlformats.org/officeDocument/2006/relationships" xmlns:m="http://schemas.openxmlformats.org/officeDocument/2006/math" xmlns:v="urn:schemas-microsoft-com:vml" xmlns:wp14="http://schemas.microsoft.com/office/word/2010/wordprocessingDrawing" xmlns:wp="http://schemas.openxmlformats.org/drawingml/2006/wordprocessingDrawing" xmlns:w10="urn:schemas-microsoft-com:office:word" xmlns:w="http://schemas.openxmlformats.org/wordprocessingml/2006/main" xmlns:w14="http://schemas.microsoft.com/office/word/2010/wordml" xmlns:w15="http://schemas.microsoft.com/office/word/2012/wordml" xmlns:w16cex="http://schemas.microsoft.com/office/word/2018/wordml/cex" xmlns:w16cid="http://schemas.microsoft.com/office/word/2016/wordml/cid" xmlns:w16="http://schemas.microsoft.com/office/word/2018/wordml" xmlns:w16du="http://schemas.microsoft.com/office/word/2023/wordml/word16du" xmlns:w16sdtdh="http://schemas.microsoft.com/office/word/2020/wordml/sdtdatahash" xmlns:w16sdtfl="http://schemas.microsoft.com/office/word/2024/wordml/sdtformatlock" xmlns:w16se="http://schemas.microsoft.com/office/word/2015/wordml/symex" xmlns:wpg="http://schemas.microsoft.com/office/word/2010/wordprocessingGroup" xmlns:wpi="http://schemas.microsoft.com/office/word/2010/wordprocessingInk" xmlns:wne="http://schemas.microsoft.com/office/word/2006/wordml" xmlns:wps="http://schemas.microsoft.com/office/word/2010/wordprocessingShape" mc:Ignorable="w14 w15 w16se w16cid w16 w16cex w16sdtdh w16sdtfl w16du wp14">
+  <w:p>
+    <w:pPr>
+      <w:pStyle w:val="a7"/>
+      <w:jc w:val="center"/>
+    </w:pPr>
+  </w:p>
+  <w:p>
+    <w:pPr>
+      <w:pStyle w:val="a7"/>
+    </w:pPr>
+  </w:p>
+</w:ftr>
+</file>
+
+<file path=word/footer3.xml><?xml version="1.0" encoding="utf-8"?>
+<w:ftr xmlns:wpc="http://schemas.microsoft.com/office/word/2010/wordprocessingCanvas" xmlns:cx="http://schemas.microsoft.com/office/drawing/2014/chartex" xmlns:cx1="http://schemas.microsoft.com/office/drawing/2015/9/8/chartex" xmlns:cx2="http://schemas.microsoft.com/office/drawing/2015/10/21/chartex" xmlns:cx3="http://schemas.microsoft.com/office/drawing/2016/5/9/chartex" xmlns:cx4="http://schemas.microsoft.com/office/drawing/2016/5/10/chartex" xmlns:cx5="http://schemas.microsoft.com/office/drawing/2016/5/11/chartex" xmlns:cx6="http://schemas.microsoft.com/office/drawing/2016/5/12/chartex" xmlns:cx7="http://schemas.microsoft.com/office/drawing/2016/5/13/chartex" xmlns:cx8="http://schemas.microsoft.com/office/drawing/2016/5/14/chartex" xmlns:mc="http://schemas.openxmlformats.org/markup-compatibility/2006" xmlns:aink="http://schemas.microsoft.com/office/drawing/2016/ink" xmlns:am3d="http://schemas.microsoft.com/office/drawing/2017/model3d" xmlns:o="urn:schemas-microsoft-com:office:office" xmlns:oel="http://schemas.microsoft.com/office/2019/extlst" xmlns:r="http://schemas.openxmlformats.org/officeDocument/2006/relationships" xmlns:m="http://schemas.openxmlformats.org/officeDocument/2006/math" xmlns:v="urn:schemas-microsoft-com:vml" xmlns:wp14="http://schemas.microsoft.com/office/word/2010/wordprocessingDrawing" xmlns:wp="http://schemas.openxmlformats.org/drawingml/2006/wordprocessingDrawing" xmlns:w10="urn:schemas-microsoft-com:office:word" xmlns:w="http://schemas.openxmlformats.org/wordprocessingml/2006/main" xmlns:w14="http://schemas.microsoft.com/office/word/2010/wordml" xmlns:w15="http://schemas.microsoft.com/office/word/2012/wordml" xmlns:w16cex="http://schemas.microsoft.com/office/word/2018/wordml/cex" xmlns:w16cid="http://schemas.microsoft.com/office/word/2016/wordml/cid" xmlns:w16="http://schemas.microsoft.com/office/word/2018/wordml" xmlns:w16du="http://schemas.microsoft.com/office/word/2023/wordml/word16du" xmlns:w16sdtdh="http://schemas.microsoft.com/office/word/2020/wordml/sdtdatahash" xmlns:w16sdtfl="http://schemas.microsoft.com/office/word/2024/wordml/sdtformatlock" xmlns:w16se="http://schemas.microsoft.com/office/word/2015/wordml/symex" xmlns:wpg="http://schemas.microsoft.com/office/word/2010/wordprocessingGroup" xmlns:wpi="http://schemas.microsoft.com/office/word/2010/wordprocessingInk" xmlns:wne="http://schemas.microsoft.com/office/word/2006/wordml" xmlns:wps="http://schemas.microsoft.com/office/word/2010/wordprocessingShape" mc:Ignorable="w14 w15 w16se w16cid w16 w16cex w16sdtdh w16sdtfl w16du wp14">
+  <w:sdt>
+    <w:sdtPr>
+      <w:id w:val="-1158231308"/>
+      <w:docPartObj>
+        <w:docPartGallery w:val="Page Numbers (Bottom of Page)"/>
+        <w:docPartUnique/>
+      </w:docPartObj>
+    </w:sdtPr>
+    <w:sdtEndPr/>
+    <w:sdtContent>
+      <w:p>
+        <w:pPr>
+          <w:pStyle w:val="a7"/>
+          <w:jc w:val="center"/>
+        </w:pPr>
+        <w:r>
+          <w:fldChar w:fldCharType="begin"/>
+        </w:r>
+        <w:r>
+          <w:instrText>PAGE   \* MERGEFORMAT</w:instrText>
+        </w:r>
+        <w:r>
+          <w:fldChar w:fldCharType="separate"/>
+        </w:r>
+        <w:r>
+          <w:rPr>
+            <w:noProof/>
+            <w:lang w:val="zh-CN"/>
+          </w:rPr>
+          <w:t>1</w:t>
+        </w:r>
+        <w:r>
+          <w:fldChar w:fldCharType="end"/>
+        </w:r>
+      </w:p>
+    </w:sdtContent>
+  </w:sdt>
+  <w:p>
+    <w:pPr>
+      <w:pStyle w:val="a7"/>
+    </w:pPr>
+  </w:p>
+</w:ftr>
+</file>
+
 <file path=word/footnotes.xml><?xml version="1.0" encoding="utf-8"?>
-<w:footnotes xmlns:wpc="http://schemas.microsoft.com/office/word/2010/wordprocessingCanvas" xmlns:cx="http://schemas.microsoft.com/office/drawing/2014/chartex" xmlns:cx1="http://schemas.microsoft.com/office/drawing/2015/9/8/chartex" xmlns:cx2="http://schemas.microsoft.com/office/drawing/2015/10/21/chartex" xmlns:cx3="http://schemas.microsoft.com/office/drawing/2016/5/9/chartex" xmlns:cx4="http://schemas.microsoft.com/office/drawing/2016/5/10/chartex" xmlns:cx5="http://schemas.microsoft.com/office/drawing/2016/5/11/chartex" xmlns:cx6="http://schemas.microsoft.com/office/drawing/2016/5/12/chartex" xmlns:cx7="http://schemas.microsoft.com/office/drawing/2016/5/13/chartex" xmlns:cx8="http://schemas.microsoft.com/office/drawing/2016/5/14/chartex" xmlns:mc="http://schemas.openxmlformats.org/markup-compatibility/2006" xmlns:aink="http://schemas.microsoft.com/office/drawing/2016/ink" xmlns:am3d="http://schemas.microsoft.com/office/drawing/2017/model3d" xmlns:o="urn:schemas-microsoft-com:office:office" xmlns:oel="http://schemas.microsoft.com/office/2019/extlst" xmlns:r="http://schemas.openxmlformats.org/officeDocument/2006/relationships" xmlns:m="http://schemas.openxmlformats.org/officeDocument/2006/math" xmlns:v="urn:schemas-microsoft-com:vml" xmlns:wp14="http://schemas.microsoft.com/office/word/2010/wordprocessingDrawing" xmlns:wp="http://schemas.openxmlformats.org/drawingml/2006/wordprocessingDrawing" xmlns:w10="urn:schemas-microsoft-com:office:word" xmlns:w="http://schemas.openxmlformats.org/wordprocessingml/2006/main" xmlns:w14="http://schemas.microsoft.com/office/word/2010/wordml" xmlns:w15="http://schemas.microsoft.com/office/word/2012/wordml" xmlns:w16cex="http://schemas.microsoft.com/office/word/2018/wordml/cex" xmlns:w16cid="http://schemas.microsoft.com/office/word/2016/wordml/cid" xmlns:w16="http://schemas.microsoft.com/office/word/2018/wordml" xmlns:w16du="http://schemas.microsoft.com/office/word/2023/wordml/word16du" xmlns:w16sdtdh="http://schemas.microsoft.com/office/word/2020/wordml/sdtdatahash" xmlns:w16sdtfl="http://schemas.microsoft.com/office/word/2024/wordml/sdtformatlock" xmlns:w16se="http://schemas.microsoft.com/office/word/2015/wordml/symex" xmlns:wpg="http://schemas.microsoft.com/office/word/2010/wordprocessingGroup" xmlns:wpi="http://schemas.microsoft.com/office/word/2010/wordprocessingInk" xmlns:wne="http://schemas.microsoft.com/office/word/2006/wordml" xmlns:wps="http://schemas.microsoft.com/office/word/2010/wordprocessingShape" mc:Ignorable="w14 w15 w16se w16cid w16 w16cex w16sdtdh w16sdtfl w16du wp14">
+<w:footnotes xmlns:w="http://schemas.openxmlformats.org/wordprocessingml/2006/main" xmlns:m="http://schemas.openxmlformats.org/officeDocument/2006/math" xmlns:r="http://schemas.openxmlformats.org/officeDocument/2006/relationships" xmlns:o="urn:schemas-microsoft-com:office:office" xmlns:v="urn:schemas-microsoft-com:vml" xmlns:w10="urn:schemas-microsoft-com:office:word" xmlns:a="http://schemas.openxmlformats.org/drawingml/2006/main" xmlns:pic="http://schemas.openxmlformats.org/drawingml/2006/picture" xmlns:wp="http://schemas.openxmlformats.org/drawingml/2006/wordprocessingDrawing">
+  <w:footnote w:type="continuationSeparator" w:id="0">
+    <w:p>
+      <w:r>
+        <w:continuationSeparator/>
+      </w:r>
+    </w:p>
+  </w:footnote>
   <w:footnote w:type="separator" w:id="-1">
     <w:p>
-      <w:pPr>
-        <w:spacing w:after="0" w:line="240" w:lineRule="auto"/>
-      </w:pPr>
       <w:r>
         <w:separator/>
-      </w:r>
-    </w:p>
-  </w:footnote>
-  <w:footnote w:type="continuationSeparator" w:id="0">
-    <w:p>
-      <w:pPr>
-        <w:spacing w:after="0" w:line="240" w:lineRule="auto"/>
-      </w:pPr>
-      <w:r>
-        <w:continuationSeparator/>
       </w:r>
     </w:p>
   </w:footnote>
@@ -3087,85 +3868,8 @@
 </file>
 
 <file path=word/numbering.xml><?xml version="1.0" encoding="utf-8"?>
-<w:numbering xmlns:wpc="http://schemas.microsoft.com/office/word/2010/wordprocessingCanvas" xmlns:cx="http://schemas.microsoft.com/office/drawing/2014/chartex" xmlns:cx1="http://schemas.microsoft.com/office/drawing/2015/9/8/chartex" xmlns:cx2="http://schemas.microsoft.com/office/drawing/2015/10/21/chartex" xmlns:cx3="http://schemas.microsoft.com/office/drawing/2016/5/9/chartex" xmlns:cx4="http://schemas.microsoft.com/office/drawing/2016/5/10/chartex" xmlns:cx5="http://schemas.microsoft.com/office/drawing/2016/5/11/chartex" xmlns:cx6="http://schemas.microsoft.com/office/drawing/2016/5/12/chartex" xmlns:cx7="http://schemas.microsoft.com/office/drawing/2016/5/13/chartex" xmlns:cx8="http://schemas.microsoft.com/office/drawing/2016/5/14/chartex" xmlns:mc="http://schemas.openxmlformats.org/markup-compatibility/2006" xmlns:aink="http://schemas.microsoft.com/office/drawing/2016/ink" xmlns:am3d="http://schemas.microsoft.com/office/drawing/2017/model3d" xmlns:o="urn:schemas-microsoft-com:office:office" xmlns:oel="http://schemas.microsoft.com/office/2019/extlst" xmlns:r="http://schemas.openxmlformats.org/officeDocument/2006/relationships" xmlns:m="http://schemas.openxmlformats.org/officeDocument/2006/math" xmlns:v="urn:schemas-microsoft-com:vml" xmlns:wp14="http://schemas.microsoft.com/office/word/2010/wordprocessingDrawing" xmlns:wp="http://schemas.openxmlformats.org/drawingml/2006/wordprocessingDrawing" xmlns:w10="urn:schemas-microsoft-com:office:word" xmlns:w="http://schemas.openxmlformats.org/wordprocessingml/2006/main" xmlns:w14="http://schemas.microsoft.com/office/word/2010/wordml" xmlns:w15="http://schemas.microsoft.com/office/word/2012/wordml" xmlns:w16cex="http://schemas.microsoft.com/office/word/2018/wordml/cex" xmlns:w16cid="http://schemas.microsoft.com/office/word/2016/wordml/cid" xmlns:w16="http://schemas.microsoft.com/office/word/2018/wordml" xmlns:w16du="http://schemas.microsoft.com/office/word/2023/wordml/word16du" xmlns:w16sdtdh="http://schemas.microsoft.com/office/word/2020/wordml/sdtdatahash" xmlns:w16sdtfl="http://schemas.microsoft.com/office/word/2024/wordml/sdtformatlock" xmlns:w16se="http://schemas.microsoft.com/office/word/2015/wordml/symex" xmlns:wpg="http://schemas.microsoft.com/office/word/2010/wordprocessingGroup" xmlns:wpi="http://schemas.microsoft.com/office/word/2010/wordprocessingInk" xmlns:wne="http://schemas.microsoft.com/office/word/2006/wordml" xmlns:wps="http://schemas.microsoft.com/office/word/2010/wordprocessingShape" mc:Ignorable="w14 w15 w16se w16cid w16 w16cex w16sdtdh w16sdtfl w16du wp14">
-  <w:abstractNum w:abstractNumId="0" w15:restartNumberingAfterBreak="0">
-    <w:nsid w:val="0000A990"/>
-    <w:multiLevelType w:val="multilevel"/>
-    <w:tmpl w:val="30D02800"/>
-    <w:lvl w:ilvl="0">
-      <w:numFmt w:val="bullet"/>
-      <w:lvlText w:val=" "/>
-      <w:lvlJc w:val="left"/>
-      <w:pPr>
-        <w:ind w:left="720" w:hanging="360"/>
-      </w:pPr>
-    </w:lvl>
-    <w:lvl w:ilvl="1">
-      <w:numFmt w:val="bullet"/>
-      <w:lvlText w:val=" "/>
-      <w:lvlJc w:val="left"/>
-      <w:pPr>
-        <w:ind w:left="1440" w:hanging="360"/>
-      </w:pPr>
-    </w:lvl>
-    <w:lvl w:ilvl="2">
-      <w:numFmt w:val="bullet"/>
-      <w:lvlText w:val=" "/>
-      <w:lvlJc w:val="left"/>
-      <w:pPr>
-        <w:ind w:left="2160" w:hanging="360"/>
-      </w:pPr>
-    </w:lvl>
-    <w:lvl w:ilvl="3">
-      <w:numFmt w:val="bullet"/>
-      <w:lvlText w:val=" "/>
-      <w:lvlJc w:val="left"/>
-      <w:pPr>
-        <w:ind w:left="2880" w:hanging="360"/>
-      </w:pPr>
-    </w:lvl>
-    <w:lvl w:ilvl="4">
-      <w:numFmt w:val="bullet"/>
-      <w:lvlText w:val=" "/>
-      <w:lvlJc w:val="left"/>
-      <w:pPr>
-        <w:ind w:left="3600" w:hanging="360"/>
-      </w:pPr>
-    </w:lvl>
-    <w:lvl w:ilvl="5">
-      <w:numFmt w:val="bullet"/>
-      <w:lvlText w:val=" "/>
-      <w:lvlJc w:val="left"/>
-      <w:pPr>
-        <w:ind w:left="4320" w:hanging="360"/>
-      </w:pPr>
-    </w:lvl>
-    <w:lvl w:ilvl="6">
-      <w:numFmt w:val="bullet"/>
-      <w:lvlText w:val=" "/>
-      <w:lvlJc w:val="left"/>
-      <w:pPr>
-        <w:ind w:left="5040" w:hanging="360"/>
-      </w:pPr>
-    </w:lvl>
-    <w:lvl w:ilvl="7">
-      <w:numFmt w:val="bullet"/>
-      <w:lvlText w:val=" "/>
-      <w:lvlJc w:val="left"/>
-      <w:pPr>
-        <w:ind w:left="5760" w:hanging="360"/>
-      </w:pPr>
-    </w:lvl>
-    <w:lvl w:ilvl="8">
-      <w:numFmt w:val="bullet"/>
-      <w:lvlText w:val=" "/>
-      <w:lvlJc w:val="left"/>
-      <w:pPr>
-        <w:ind w:left="6480" w:hanging="360"/>
-      </w:pPr>
-    </w:lvl>
-  </w:abstractNum>
-  <w:abstractNum w:abstractNumId="1" w15:restartNumberingAfterBreak="0">
+<w:numbering xmlns:aink="http://schemas.microsoft.com/office/drawing/2016/ink" xmlns:am3d="http://schemas.microsoft.com/office/drawing/2017/model3d" xmlns:cx="http://schemas.microsoft.com/office/drawing/2014/chartex" xmlns:cx1="http://schemas.microsoft.com/office/drawing/2015/9/8/chartex" xmlns:cx2="http://schemas.microsoft.com/office/drawing/2015/10/21/chartex" xmlns:cx3="http://schemas.microsoft.com/office/drawing/2016/5/9/chartex" xmlns:cx4="http://schemas.microsoft.com/office/drawing/2016/5/10/chartex" xmlns:cx5="http://schemas.microsoft.com/office/drawing/2016/5/11/chartex" xmlns:cx6="http://schemas.microsoft.com/office/drawing/2016/5/12/chartex" xmlns:cx7="http://schemas.microsoft.com/office/drawing/2016/5/13/chartex" xmlns:cx8="http://schemas.microsoft.com/office/drawing/2016/5/14/chartex" xmlns:m="http://schemas.openxmlformats.org/officeDocument/2006/math" xmlns:mc="http://schemas.openxmlformats.org/markup-compatibility/2006" xmlns:o="urn:schemas-microsoft-com:office:office" xmlns:oel="http://schemas.microsoft.com/office/2019/extlst" xmlns:r="http://schemas.openxmlformats.org/officeDocument/2006/relationships" xmlns:v="urn:schemas-microsoft-com:vml" xmlns:w="http://schemas.openxmlformats.org/wordprocessingml/2006/main" xmlns:w10="urn:schemas-microsoft-com:office:word" xmlns:w14="http://schemas.microsoft.com/office/word/2010/wordml" xmlns:w15="http://schemas.microsoft.com/office/word/2012/wordml" xmlns:w16="http://schemas.microsoft.com/office/word/2018/wordml" xmlns:w16cex="http://schemas.microsoft.com/office/word/2018/wordml/cex" xmlns:w16cid="http://schemas.microsoft.com/office/word/2016/wordml/cid" xmlns:w16du="http://schemas.microsoft.com/office/word/2023/wordml/word16du" xmlns:w16sdtdh="http://schemas.microsoft.com/office/word/2020/wordml/sdtdatahash" xmlns:w16sdtfl="http://schemas.microsoft.com/office/word/2024/wordml/sdtformatlock" xmlns:w16se="http://schemas.microsoft.com/office/word/2015/wordml/symex" xmlns:wne="http://schemas.microsoft.com/office/word/2006/wordml" xmlns:wp="http://schemas.openxmlformats.org/drawingml/2006/wordprocessingDrawing" xmlns:wp14="http://schemas.microsoft.com/office/word/2010/wordprocessingDrawing" xmlns:wpc="http://schemas.microsoft.com/office/word/2010/wordprocessingCanvas" xmlns:wpg="http://schemas.microsoft.com/office/word/2010/wordprocessingGroup" xmlns:wpi="http://schemas.microsoft.com/office/word/2010/wordprocessingInk" xmlns:wps="http://schemas.microsoft.com/office/word/2010/wordprocessingShape" mc:Ignorable="w14 w15 w16se w16cid w16 w16cex w16sdtdh w16sdtfl w16du wp14">
+  <w:abstractNum w15:restartNumberingAfterBreak="0" w:abstractNumId="0">
     <w:nsid w:val="033655DD"/>
     <w:multiLevelType w:val="multilevel"/>
     <w:tmpl w:val="94D0608E"/>
@@ -3176,9 +3880,9 @@
       <w:lvlJc w:val="left"/>
       <w:pPr>
         <w:tabs>
-          <w:tab w:val="num" w:pos="720"/>
+          <w:tab w:pos="720" w:val="num"/>
         </w:tabs>
-        <w:ind w:left="720" w:hanging="360"/>
+        <w:ind w:hanging="360" w:left="720"/>
       </w:pPr>
       <w:rPr>
         <w:rFonts w:ascii="Symbol" w:hAnsi="Symbol" w:hint="default"/>
@@ -3192,9 +3896,9 @@
       <w:lvlJc w:val="left"/>
       <w:pPr>
         <w:tabs>
-          <w:tab w:val="num" w:pos="1440"/>
+          <w:tab w:pos="1440" w:val="num"/>
         </w:tabs>
-        <w:ind w:left="1440" w:hanging="360"/>
+        <w:ind w:hanging="360" w:left="1440"/>
       </w:pPr>
       <w:rPr>
         <w:rFonts w:ascii="Courier New" w:hAnsi="Courier New" w:hint="default"/>
@@ -3208,9 +3912,9 @@
       <w:lvlJc w:val="left"/>
       <w:pPr>
         <w:tabs>
-          <w:tab w:val="num" w:pos="2160"/>
+          <w:tab w:pos="2160" w:val="num"/>
         </w:tabs>
-        <w:ind w:left="2160" w:hanging="360"/>
+        <w:ind w:hanging="360" w:left="2160"/>
       </w:pPr>
       <w:rPr>
         <w:rFonts w:ascii="Wingdings" w:hAnsi="Wingdings" w:hint="default"/>
@@ -3224,9 +3928,9 @@
       <w:lvlJc w:val="left"/>
       <w:pPr>
         <w:tabs>
-          <w:tab w:val="num" w:pos="2880"/>
+          <w:tab w:pos="2880" w:val="num"/>
         </w:tabs>
-        <w:ind w:left="2880" w:hanging="360"/>
+        <w:ind w:hanging="360" w:left="2880"/>
       </w:pPr>
       <w:rPr>
         <w:rFonts w:ascii="Wingdings" w:hAnsi="Wingdings" w:hint="default"/>
@@ -3240,9 +3944,9 @@
       <w:lvlJc w:val="left"/>
       <w:pPr>
         <w:tabs>
-          <w:tab w:val="num" w:pos="3600"/>
+          <w:tab w:pos="3600" w:val="num"/>
         </w:tabs>
-        <w:ind w:left="3600" w:hanging="360"/>
+        <w:ind w:hanging="360" w:left="3600"/>
       </w:pPr>
       <w:rPr>
         <w:rFonts w:ascii="Wingdings" w:hAnsi="Wingdings" w:hint="default"/>
@@ -3256,9 +3960,9 @@
       <w:lvlJc w:val="left"/>
       <w:pPr>
         <w:tabs>
-          <w:tab w:val="num" w:pos="4320"/>
+          <w:tab w:pos="4320" w:val="num"/>
         </w:tabs>
-        <w:ind w:left="4320" w:hanging="360"/>
+        <w:ind w:hanging="360" w:left="4320"/>
       </w:pPr>
       <w:rPr>
         <w:rFonts w:ascii="Wingdings" w:hAnsi="Wingdings" w:hint="default"/>
@@ -3272,9 +3976,9 @@
       <w:lvlJc w:val="left"/>
       <w:pPr>
         <w:tabs>
-          <w:tab w:val="num" w:pos="5040"/>
+          <w:tab w:pos="5040" w:val="num"/>
         </w:tabs>
-        <w:ind w:left="5040" w:hanging="360"/>
+        <w:ind w:hanging="360" w:left="5040"/>
       </w:pPr>
       <w:rPr>
         <w:rFonts w:ascii="Wingdings" w:hAnsi="Wingdings" w:hint="default"/>
@@ -3288,9 +3992,9 @@
       <w:lvlJc w:val="left"/>
       <w:pPr>
         <w:tabs>
-          <w:tab w:val="num" w:pos="5760"/>
+          <w:tab w:pos="5760" w:val="num"/>
         </w:tabs>
-        <w:ind w:left="5760" w:hanging="360"/>
+        <w:ind w:hanging="360" w:left="5760"/>
       </w:pPr>
       <w:rPr>
         <w:rFonts w:ascii="Wingdings" w:hAnsi="Wingdings" w:hint="default"/>
@@ -3304,9 +4008,9 @@
       <w:lvlJc w:val="left"/>
       <w:pPr>
         <w:tabs>
-          <w:tab w:val="num" w:pos="6480"/>
+          <w:tab w:pos="6480" w:val="num"/>
         </w:tabs>
-        <w:ind w:left="6480" w:hanging="360"/>
+        <w:ind w:hanging="360" w:left="6480"/>
       </w:pPr>
       <w:rPr>
         <w:rFonts w:ascii="Wingdings" w:hAnsi="Wingdings" w:hint="default"/>
@@ -3314,7 +4018,7 @@
       </w:rPr>
     </w:lvl>
   </w:abstractNum>
-  <w:abstractNum w:abstractNumId="2" w15:restartNumberingAfterBreak="0">
+  <w:abstractNum w15:restartNumberingAfterBreak="0" w:abstractNumId="1">
     <w:nsid w:val="19174F6E"/>
     <w:multiLevelType w:val="multilevel"/>
     <w:tmpl w:val="2F7E51B6"/>
@@ -3325,7 +4029,7 @@
       <w:lvlText w:val="第%1章"/>
       <w:lvlJc w:val="left"/>
       <w:pPr>
-        <w:ind w:left="0" w:firstLine="0"/>
+        <w:ind w:firstLine="0" w:left="0"/>
       </w:pPr>
       <w:rPr>
         <w:rFonts w:hint="eastAsia"/>
@@ -3339,7 +4043,7 @@
       <w:lvlText w:val="%1.%2"/>
       <w:lvlJc w:val="left"/>
       <w:pPr>
-        <w:ind w:left="0" w:firstLine="0"/>
+        <w:ind w:firstLine="0" w:left="0"/>
       </w:pPr>
       <w:rPr>
         <w:rFonts w:hint="eastAsia"/>
@@ -3353,7 +4057,7 @@
       <w:lvlText w:val="%1.%2.%3"/>
       <w:lvlJc w:val="left"/>
       <w:pPr>
-        <w:ind w:left="0" w:firstLine="0"/>
+        <w:ind w:firstLine="0" w:left="0"/>
       </w:pPr>
       <w:rPr>
         <w:rFonts w:hint="eastAsia"/>
@@ -3367,7 +4071,7 @@
       <w:lvlText w:val="%1.%2.%3.%4"/>
       <w:lvlJc w:val="left"/>
       <w:pPr>
-        <w:ind w:left="0" w:firstLine="0"/>
+        <w:ind w:firstLine="0" w:left="0"/>
       </w:pPr>
       <w:rPr>
         <w:rFonts w:hint="eastAsia"/>
@@ -3379,7 +4083,7 @@
       <w:lvlText w:val="%1.%2.%3.%4.%5"/>
       <w:lvlJc w:val="left"/>
       <w:pPr>
-        <w:ind w:left="0" w:firstLine="0"/>
+        <w:ind w:firstLine="0" w:left="0"/>
       </w:pPr>
       <w:rPr>
         <w:rFonts w:hint="eastAsia"/>
@@ -3391,7 +4095,7 @@
       <w:lvlText w:val="%1.%2.%3.%4.%5.%6"/>
       <w:lvlJc w:val="left"/>
       <w:pPr>
-        <w:ind w:left="0" w:firstLine="0"/>
+        <w:ind w:firstLine="0" w:left="0"/>
       </w:pPr>
       <w:rPr>
         <w:rFonts w:hint="eastAsia"/>
@@ -3403,7 +4107,7 @@
       <w:lvlText w:val="%1.%2.%3.%4.%5.%6.%7"/>
       <w:lvlJc w:val="left"/>
       <w:pPr>
-        <w:ind w:left="0" w:firstLine="0"/>
+        <w:ind w:firstLine="0" w:left="0"/>
       </w:pPr>
       <w:rPr>
         <w:rFonts w:hint="eastAsia"/>
@@ -3415,7 +4119,7 @@
       <w:lvlText w:val="%1.%2.%3.%4.%5.%6.%7.%8"/>
       <w:lvlJc w:val="left"/>
       <w:pPr>
-        <w:ind w:left="0" w:firstLine="0"/>
+        <w:ind w:firstLine="0" w:left="0"/>
       </w:pPr>
       <w:rPr>
         <w:rFonts w:hint="eastAsia"/>
@@ -3427,14 +4131,14 @@
       <w:lvlText w:val="%1.%2.%3.%4.%5.%6.%7.%8.%9"/>
       <w:lvlJc w:val="left"/>
       <w:pPr>
-        <w:ind w:left="0" w:firstLine="0"/>
+        <w:ind w:firstLine="0" w:left="0"/>
       </w:pPr>
       <w:rPr>
         <w:rFonts w:hint="eastAsia"/>
       </w:rPr>
     </w:lvl>
   </w:abstractNum>
-  <w:abstractNum w:abstractNumId="3" w15:restartNumberingAfterBreak="0">
+  <w:abstractNum w15:restartNumberingAfterBreak="0" w:abstractNumId="2">
     <w:nsid w:val="1E2538D2"/>
     <w:multiLevelType w:val="multilevel"/>
     <w:tmpl w:val="03B82D06"/>
@@ -3445,9 +4149,9 @@
       <w:lvlJc w:val="left"/>
       <w:pPr>
         <w:tabs>
-          <w:tab w:val="num" w:pos="720"/>
+          <w:tab w:pos="720" w:val="num"/>
         </w:tabs>
-        <w:ind w:left="720" w:hanging="360"/>
+        <w:ind w:hanging="360" w:left="720"/>
       </w:pPr>
       <w:rPr>
         <w:rFonts w:ascii="Symbol" w:hAnsi="Symbol" w:hint="default"/>
@@ -3461,9 +4165,9 @@
       <w:lvlJc w:val="left"/>
       <w:pPr>
         <w:tabs>
-          <w:tab w:val="num" w:pos="1440"/>
+          <w:tab w:pos="1440" w:val="num"/>
         </w:tabs>
-        <w:ind w:left="1440" w:hanging="360"/>
+        <w:ind w:hanging="360" w:left="1440"/>
       </w:pPr>
       <w:rPr>
         <w:rFonts w:ascii="Courier New" w:hAnsi="Courier New" w:hint="default"/>
@@ -3477,9 +4181,9 @@
       <w:lvlJc w:val="left"/>
       <w:pPr>
         <w:tabs>
-          <w:tab w:val="num" w:pos="2160"/>
+          <w:tab w:pos="2160" w:val="num"/>
         </w:tabs>
-        <w:ind w:left="2160" w:hanging="360"/>
+        <w:ind w:hanging="360" w:left="2160"/>
       </w:pPr>
       <w:rPr>
         <w:rFonts w:ascii="Wingdings" w:hAnsi="Wingdings" w:hint="default"/>
@@ -3493,9 +4197,9 @@
       <w:lvlJc w:val="left"/>
       <w:pPr>
         <w:tabs>
-          <w:tab w:val="num" w:pos="2880"/>
+          <w:tab w:pos="2880" w:val="num"/>
         </w:tabs>
-        <w:ind w:left="2880" w:hanging="360"/>
+        <w:ind w:hanging="360" w:left="2880"/>
       </w:pPr>
       <w:rPr>
         <w:rFonts w:ascii="Wingdings" w:hAnsi="Wingdings" w:hint="default"/>
@@ -3509,9 +4213,9 @@
       <w:lvlJc w:val="left"/>
       <w:pPr>
         <w:tabs>
-          <w:tab w:val="num" w:pos="3600"/>
+          <w:tab w:pos="3600" w:val="num"/>
         </w:tabs>
-        <w:ind w:left="3600" w:hanging="360"/>
+        <w:ind w:hanging="360" w:left="3600"/>
       </w:pPr>
       <w:rPr>
         <w:rFonts w:ascii="Wingdings" w:hAnsi="Wingdings" w:hint="default"/>
@@ -3525,9 +4229,9 @@
       <w:lvlJc w:val="left"/>
       <w:pPr>
         <w:tabs>
-          <w:tab w:val="num" w:pos="4320"/>
+          <w:tab w:pos="4320" w:val="num"/>
         </w:tabs>
-        <w:ind w:left="4320" w:hanging="360"/>
+        <w:ind w:hanging="360" w:left="4320"/>
       </w:pPr>
       <w:rPr>
         <w:rFonts w:ascii="Wingdings" w:hAnsi="Wingdings" w:hint="default"/>
@@ -3541,9 +4245,9 @@
       <w:lvlJc w:val="left"/>
       <w:pPr>
         <w:tabs>
-          <w:tab w:val="num" w:pos="5040"/>
+          <w:tab w:pos="5040" w:val="num"/>
         </w:tabs>
-        <w:ind w:left="5040" w:hanging="360"/>
+        <w:ind w:hanging="360" w:left="5040"/>
       </w:pPr>
       <w:rPr>
         <w:rFonts w:ascii="Wingdings" w:hAnsi="Wingdings" w:hint="default"/>
@@ -3557,9 +4261,9 @@
       <w:lvlJc w:val="left"/>
       <w:pPr>
         <w:tabs>
-          <w:tab w:val="num" w:pos="5760"/>
+          <w:tab w:pos="5760" w:val="num"/>
         </w:tabs>
-        <w:ind w:left="5760" w:hanging="360"/>
+        <w:ind w:hanging="360" w:left="5760"/>
       </w:pPr>
       <w:rPr>
         <w:rFonts w:ascii="Wingdings" w:hAnsi="Wingdings" w:hint="default"/>
@@ -3573,9 +4277,9 @@
       <w:lvlJc w:val="left"/>
       <w:pPr>
         <w:tabs>
-          <w:tab w:val="num" w:pos="6480"/>
+          <w:tab w:pos="6480" w:val="num"/>
         </w:tabs>
-        <w:ind w:left="6480" w:hanging="360"/>
+        <w:ind w:hanging="360" w:left="6480"/>
       </w:pPr>
       <w:rPr>
         <w:rFonts w:ascii="Wingdings" w:hAnsi="Wingdings" w:hint="default"/>
@@ -3583,7 +4287,7 @@
       </w:rPr>
     </w:lvl>
   </w:abstractNum>
-  <w:abstractNum w:abstractNumId="4" w15:restartNumberingAfterBreak="0">
+  <w:abstractNum w15:restartNumberingAfterBreak="0" w:abstractNumId="3">
     <w:nsid w:val="1FD44104"/>
     <w:multiLevelType w:val="multilevel"/>
     <w:tmpl w:val="D6A40D90"/>
@@ -3594,9 +4298,9 @@
       <w:lvlJc w:val="left"/>
       <w:pPr>
         <w:tabs>
-          <w:tab w:val="num" w:pos="720"/>
+          <w:tab w:pos="720" w:val="num"/>
         </w:tabs>
-        <w:ind w:left="720" w:hanging="360"/>
+        <w:ind w:hanging="360" w:left="720"/>
       </w:pPr>
       <w:rPr>
         <w:rFonts w:ascii="Symbol" w:hAnsi="Symbol" w:hint="default"/>
@@ -3610,9 +4314,9 @@
       <w:lvlJc w:val="left"/>
       <w:pPr>
         <w:tabs>
-          <w:tab w:val="num" w:pos="1440"/>
+          <w:tab w:pos="1440" w:val="num"/>
         </w:tabs>
-        <w:ind w:left="1440" w:hanging="360"/>
+        <w:ind w:hanging="360" w:left="1440"/>
       </w:pPr>
       <w:rPr>
         <w:rFonts w:ascii="Courier New" w:hAnsi="Courier New" w:hint="default"/>
@@ -3626,9 +4330,9 @@
       <w:lvlJc w:val="left"/>
       <w:pPr>
         <w:tabs>
-          <w:tab w:val="num" w:pos="2160"/>
+          <w:tab w:pos="2160" w:val="num"/>
         </w:tabs>
-        <w:ind w:left="2160" w:hanging="360"/>
+        <w:ind w:hanging="360" w:left="2160"/>
       </w:pPr>
       <w:rPr>
         <w:rFonts w:ascii="Wingdings" w:hAnsi="Wingdings" w:hint="default"/>
@@ -3642,9 +4346,9 @@
       <w:lvlJc w:val="left"/>
       <w:pPr>
         <w:tabs>
-          <w:tab w:val="num" w:pos="2880"/>
+          <w:tab w:pos="2880" w:val="num"/>
         </w:tabs>
-        <w:ind w:left="2880" w:hanging="360"/>
+        <w:ind w:hanging="360" w:left="2880"/>
       </w:pPr>
       <w:rPr>
         <w:rFonts w:ascii="Wingdings" w:hAnsi="Wingdings" w:hint="default"/>
@@ -3658,9 +4362,9 @@
       <w:lvlJc w:val="left"/>
       <w:pPr>
         <w:tabs>
-          <w:tab w:val="num" w:pos="3600"/>
+          <w:tab w:pos="3600" w:val="num"/>
         </w:tabs>
-        <w:ind w:left="3600" w:hanging="360"/>
+        <w:ind w:hanging="360" w:left="3600"/>
       </w:pPr>
       <w:rPr>
         <w:rFonts w:ascii="Wingdings" w:hAnsi="Wingdings" w:hint="default"/>
@@ -3674,9 +4378,9 @@
       <w:lvlJc w:val="left"/>
       <w:pPr>
         <w:tabs>
-          <w:tab w:val="num" w:pos="4320"/>
+          <w:tab w:pos="4320" w:val="num"/>
         </w:tabs>
-        <w:ind w:left="4320" w:hanging="360"/>
+        <w:ind w:hanging="360" w:left="4320"/>
       </w:pPr>
       <w:rPr>
         <w:rFonts w:ascii="Wingdings" w:hAnsi="Wingdings" w:hint="default"/>
@@ -3690,9 +4394,9 @@
       <w:lvlJc w:val="left"/>
       <w:pPr>
         <w:tabs>
-          <w:tab w:val="num" w:pos="5040"/>
+          <w:tab w:pos="5040" w:val="num"/>
         </w:tabs>
-        <w:ind w:left="5040" w:hanging="360"/>
+        <w:ind w:hanging="360" w:left="5040"/>
       </w:pPr>
       <w:rPr>
         <w:rFonts w:ascii="Wingdings" w:hAnsi="Wingdings" w:hint="default"/>
@@ -3706,9 +4410,9 @@
       <w:lvlJc w:val="left"/>
       <w:pPr>
         <w:tabs>
-          <w:tab w:val="num" w:pos="5760"/>
+          <w:tab w:pos="5760" w:val="num"/>
         </w:tabs>
-        <w:ind w:left="5760" w:hanging="360"/>
+        <w:ind w:hanging="360" w:left="5760"/>
       </w:pPr>
       <w:rPr>
         <w:rFonts w:ascii="Wingdings" w:hAnsi="Wingdings" w:hint="default"/>
@@ -3722,9 +4426,9 @@
       <w:lvlJc w:val="left"/>
       <w:pPr>
         <w:tabs>
-          <w:tab w:val="num" w:pos="6480"/>
+          <w:tab w:pos="6480" w:val="num"/>
         </w:tabs>
-        <w:ind w:left="6480" w:hanging="360"/>
+        <w:ind w:hanging="360" w:left="6480"/>
       </w:pPr>
       <w:rPr>
         <w:rFonts w:ascii="Wingdings" w:hAnsi="Wingdings" w:hint="default"/>
@@ -3732,7 +4436,7 @@
       </w:rPr>
     </w:lvl>
   </w:abstractNum>
-  <w:abstractNum w:abstractNumId="5" w15:restartNumberingAfterBreak="0">
+  <w:abstractNum w15:restartNumberingAfterBreak="0" w:abstractNumId="4">
     <w:nsid w:val="2F6F669A"/>
     <w:multiLevelType w:val="multilevel"/>
     <w:tmpl w:val="F46ED81A"/>
@@ -3743,9 +4447,9 @@
       <w:lvlJc w:val="left"/>
       <w:pPr>
         <w:tabs>
-          <w:tab w:val="num" w:pos="720"/>
+          <w:tab w:pos="720" w:val="num"/>
         </w:tabs>
-        <w:ind w:left="720" w:hanging="360"/>
+        <w:ind w:hanging="360" w:left="720"/>
       </w:pPr>
       <w:rPr>
         <w:rFonts w:ascii="Symbol" w:hAnsi="Symbol" w:hint="default"/>
@@ -3759,9 +4463,9 @@
       <w:lvlJc w:val="left"/>
       <w:pPr>
         <w:tabs>
-          <w:tab w:val="num" w:pos="1440"/>
+          <w:tab w:pos="1440" w:val="num"/>
         </w:tabs>
-        <w:ind w:left="1440" w:hanging="360"/>
+        <w:ind w:hanging="360" w:left="1440"/>
       </w:pPr>
       <w:rPr>
         <w:rFonts w:ascii="Courier New" w:hAnsi="Courier New" w:hint="default"/>
@@ -3775,9 +4479,9 @@
       <w:lvlJc w:val="left"/>
       <w:pPr>
         <w:tabs>
-          <w:tab w:val="num" w:pos="2160"/>
+          <w:tab w:pos="2160" w:val="num"/>
         </w:tabs>
-        <w:ind w:left="2160" w:hanging="360"/>
+        <w:ind w:hanging="360" w:left="2160"/>
       </w:pPr>
       <w:rPr>
         <w:rFonts w:ascii="Wingdings" w:hAnsi="Wingdings" w:hint="default"/>
@@ -3791,9 +4495,9 @@
       <w:lvlJc w:val="left"/>
       <w:pPr>
         <w:tabs>
-          <w:tab w:val="num" w:pos="2880"/>
+          <w:tab w:pos="2880" w:val="num"/>
         </w:tabs>
-        <w:ind w:left="2880" w:hanging="360"/>
+        <w:ind w:hanging="360" w:left="2880"/>
       </w:pPr>
       <w:rPr>
         <w:rFonts w:ascii="Wingdings" w:hAnsi="Wingdings" w:hint="default"/>
@@ -3807,9 +4511,9 @@
       <w:lvlJc w:val="left"/>
       <w:pPr>
         <w:tabs>
-          <w:tab w:val="num" w:pos="3600"/>
+          <w:tab w:pos="3600" w:val="num"/>
         </w:tabs>
-        <w:ind w:left="3600" w:hanging="360"/>
+        <w:ind w:hanging="360" w:left="3600"/>
       </w:pPr>
       <w:rPr>
         <w:rFonts w:ascii="Wingdings" w:hAnsi="Wingdings" w:hint="default"/>
@@ -3823,9 +4527,9 @@
       <w:lvlJc w:val="left"/>
       <w:pPr>
         <w:tabs>
-          <w:tab w:val="num" w:pos="4320"/>
+          <w:tab w:pos="4320" w:val="num"/>
         </w:tabs>
-        <w:ind w:left="4320" w:hanging="360"/>
+        <w:ind w:hanging="360" w:left="4320"/>
       </w:pPr>
       <w:rPr>
         <w:rFonts w:ascii="Wingdings" w:hAnsi="Wingdings" w:hint="default"/>
@@ -3839,9 +4543,9 @@
       <w:lvlJc w:val="left"/>
       <w:pPr>
         <w:tabs>
-          <w:tab w:val="num" w:pos="5040"/>
+          <w:tab w:pos="5040" w:val="num"/>
         </w:tabs>
-        <w:ind w:left="5040" w:hanging="360"/>
+        <w:ind w:hanging="360" w:left="5040"/>
       </w:pPr>
       <w:rPr>
         <w:rFonts w:ascii="Wingdings" w:hAnsi="Wingdings" w:hint="default"/>
@@ -3855,9 +4559,9 @@
       <w:lvlJc w:val="left"/>
       <w:pPr>
         <w:tabs>
-          <w:tab w:val="num" w:pos="5760"/>
+          <w:tab w:pos="5760" w:val="num"/>
         </w:tabs>
-        <w:ind w:left="5760" w:hanging="360"/>
+        <w:ind w:hanging="360" w:left="5760"/>
       </w:pPr>
       <w:rPr>
         <w:rFonts w:ascii="Wingdings" w:hAnsi="Wingdings" w:hint="default"/>
@@ -3871,9 +4575,9 @@
       <w:lvlJc w:val="left"/>
       <w:pPr>
         <w:tabs>
-          <w:tab w:val="num" w:pos="6480"/>
+          <w:tab w:pos="6480" w:val="num"/>
         </w:tabs>
-        <w:ind w:left="6480" w:hanging="360"/>
+        <w:ind w:hanging="360" w:left="6480"/>
       </w:pPr>
       <w:rPr>
         <w:rFonts w:ascii="Wingdings" w:hAnsi="Wingdings" w:hint="default"/>
@@ -3881,7 +4585,7 @@
       </w:rPr>
     </w:lvl>
   </w:abstractNum>
-  <w:abstractNum w:abstractNumId="6" w15:restartNumberingAfterBreak="0">
+  <w:abstractNum w15:restartNumberingAfterBreak="0" w:abstractNumId="5">
     <w:nsid w:val="30F03017"/>
     <w:multiLevelType w:val="multilevel"/>
     <w:tmpl w:val="19AE9C7A"/>
@@ -3892,9 +4596,9 @@
       <w:lvlJc w:val="left"/>
       <w:pPr>
         <w:tabs>
-          <w:tab w:val="num" w:pos="720"/>
+          <w:tab w:pos="720" w:val="num"/>
         </w:tabs>
-        <w:ind w:left="720" w:hanging="360"/>
+        <w:ind w:hanging="360" w:left="720"/>
       </w:pPr>
       <w:rPr>
         <w:rFonts w:ascii="Symbol" w:hAnsi="Symbol" w:hint="default"/>
@@ -3908,9 +4612,9 @@
       <w:lvlJc w:val="left"/>
       <w:pPr>
         <w:tabs>
-          <w:tab w:val="num" w:pos="1440"/>
+          <w:tab w:pos="1440" w:val="num"/>
         </w:tabs>
-        <w:ind w:left="1440" w:hanging="360"/>
+        <w:ind w:hanging="360" w:left="1440"/>
       </w:pPr>
       <w:rPr>
         <w:rFonts w:ascii="Courier New" w:hAnsi="Courier New" w:hint="default"/>
@@ -3924,9 +4628,9 @@
       <w:lvlJc w:val="left"/>
       <w:pPr>
         <w:tabs>
-          <w:tab w:val="num" w:pos="2160"/>
+          <w:tab w:pos="2160" w:val="num"/>
         </w:tabs>
-        <w:ind w:left="2160" w:hanging="360"/>
+        <w:ind w:hanging="360" w:left="2160"/>
       </w:pPr>
       <w:rPr>
         <w:rFonts w:ascii="Wingdings" w:hAnsi="Wingdings" w:hint="default"/>
@@ -3940,9 +4644,9 @@
       <w:lvlJc w:val="left"/>
       <w:pPr>
         <w:tabs>
-          <w:tab w:val="num" w:pos="2880"/>
+          <w:tab w:pos="2880" w:val="num"/>
         </w:tabs>
-        <w:ind w:left="2880" w:hanging="360"/>
+        <w:ind w:hanging="360" w:left="2880"/>
       </w:pPr>
       <w:rPr>
         <w:rFonts w:ascii="Wingdings" w:hAnsi="Wingdings" w:hint="default"/>
@@ -3956,9 +4660,9 @@
       <w:lvlJc w:val="left"/>
       <w:pPr>
         <w:tabs>
-          <w:tab w:val="num" w:pos="3600"/>
+          <w:tab w:pos="3600" w:val="num"/>
         </w:tabs>
-        <w:ind w:left="3600" w:hanging="360"/>
+        <w:ind w:hanging="360" w:left="3600"/>
       </w:pPr>
       <w:rPr>
         <w:rFonts w:ascii="Wingdings" w:hAnsi="Wingdings" w:hint="default"/>
@@ -3972,9 +4676,9 @@
       <w:lvlJc w:val="left"/>
       <w:pPr>
         <w:tabs>
-          <w:tab w:val="num" w:pos="4320"/>
+          <w:tab w:pos="4320" w:val="num"/>
         </w:tabs>
-        <w:ind w:left="4320" w:hanging="360"/>
+        <w:ind w:hanging="360" w:left="4320"/>
       </w:pPr>
       <w:rPr>
         <w:rFonts w:ascii="Wingdings" w:hAnsi="Wingdings" w:hint="default"/>
@@ -3988,9 +4692,9 @@
       <w:lvlJc w:val="left"/>
       <w:pPr>
         <w:tabs>
-          <w:tab w:val="num" w:pos="5040"/>
+          <w:tab w:pos="5040" w:val="num"/>
         </w:tabs>
-        <w:ind w:left="5040" w:hanging="360"/>
+        <w:ind w:hanging="360" w:left="5040"/>
       </w:pPr>
       <w:rPr>
         <w:rFonts w:ascii="Wingdings" w:hAnsi="Wingdings" w:hint="default"/>
@@ -4004,9 +4708,9 @@
       <w:lvlJc w:val="left"/>
       <w:pPr>
         <w:tabs>
-          <w:tab w:val="num" w:pos="5760"/>
+          <w:tab w:pos="5760" w:val="num"/>
         </w:tabs>
-        <w:ind w:left="5760" w:hanging="360"/>
+        <w:ind w:hanging="360" w:left="5760"/>
       </w:pPr>
       <w:rPr>
         <w:rFonts w:ascii="Wingdings" w:hAnsi="Wingdings" w:hint="default"/>
@@ -4020,9 +4724,9 @@
       <w:lvlJc w:val="left"/>
       <w:pPr>
         <w:tabs>
-          <w:tab w:val="num" w:pos="6480"/>
+          <w:tab w:pos="6480" w:val="num"/>
         </w:tabs>
-        <w:ind w:left="6480" w:hanging="360"/>
+        <w:ind w:hanging="360" w:left="6480"/>
       </w:pPr>
       <w:rPr>
         <w:rFonts w:ascii="Wingdings" w:hAnsi="Wingdings" w:hint="default"/>
@@ -4030,7 +4734,7 @@
       </w:rPr>
     </w:lvl>
   </w:abstractNum>
-  <w:abstractNum w:abstractNumId="7" w15:restartNumberingAfterBreak="0">
+  <w:abstractNum w15:restartNumberingAfterBreak="0" w:abstractNumId="6">
     <w:nsid w:val="43281FD1"/>
     <w:multiLevelType w:val="hybridMultilevel"/>
     <w:tmpl w:val="A12EF0BA"/>
@@ -4040,87 +4744,87 @@
       <w:lvlText w:val="%1."/>
       <w:lvlJc w:val="left"/>
       <w:pPr>
-        <w:ind w:left="360" w:hanging="360"/>
+        <w:ind w:hanging="360" w:left="360"/>
       </w:pPr>
       <w:rPr>
         <w:rFonts w:hint="default"/>
         <w:color w:val="auto"/>
       </w:rPr>
     </w:lvl>
-    <w:lvl w:ilvl="1" w:tplc="04090019" w:tentative="1">
+    <w:lvl w:ilvl="1" w:tentative="1" w:tplc="04090019">
       <w:start w:val="1"/>
       <w:numFmt w:val="lowerLetter"/>
       <w:lvlText w:val="%2)"/>
       <w:lvlJc w:val="left"/>
       <w:pPr>
-        <w:ind w:left="880" w:hanging="440"/>
-      </w:pPr>
-    </w:lvl>
-    <w:lvl w:ilvl="2" w:tplc="0409001B" w:tentative="1">
+        <w:ind w:hanging="440" w:left="880"/>
+      </w:pPr>
+    </w:lvl>
+    <w:lvl w:ilvl="2" w:tentative="1" w:tplc="0409001B">
       <w:start w:val="1"/>
       <w:numFmt w:val="lowerRoman"/>
       <w:lvlText w:val="%3."/>
       <w:lvlJc w:val="right"/>
       <w:pPr>
-        <w:ind w:left="1320" w:hanging="440"/>
-      </w:pPr>
-    </w:lvl>
-    <w:lvl w:ilvl="3" w:tplc="0409000F" w:tentative="1">
+        <w:ind w:hanging="440" w:left="1320"/>
+      </w:pPr>
+    </w:lvl>
+    <w:lvl w:ilvl="3" w:tentative="1" w:tplc="0409000F">
       <w:start w:val="1"/>
       <w:numFmt w:val="decimal"/>
       <w:lvlText w:val="%4."/>
       <w:lvlJc w:val="left"/>
       <w:pPr>
-        <w:ind w:left="1760" w:hanging="440"/>
-      </w:pPr>
-    </w:lvl>
-    <w:lvl w:ilvl="4" w:tplc="04090019" w:tentative="1">
+        <w:ind w:hanging="440" w:left="1760"/>
+      </w:pPr>
+    </w:lvl>
+    <w:lvl w:ilvl="4" w:tentative="1" w:tplc="04090019">
       <w:start w:val="1"/>
       <w:numFmt w:val="lowerLetter"/>
       <w:lvlText w:val="%5)"/>
       <w:lvlJc w:val="left"/>
       <w:pPr>
-        <w:ind w:left="2200" w:hanging="440"/>
-      </w:pPr>
-    </w:lvl>
-    <w:lvl w:ilvl="5" w:tplc="0409001B" w:tentative="1">
+        <w:ind w:hanging="440" w:left="2200"/>
+      </w:pPr>
+    </w:lvl>
+    <w:lvl w:ilvl="5" w:tentative="1" w:tplc="0409001B">
       <w:start w:val="1"/>
       <w:numFmt w:val="lowerRoman"/>
       <w:lvlText w:val="%6."/>
       <w:lvlJc w:val="right"/>
       <w:pPr>
-        <w:ind w:left="2640" w:hanging="440"/>
-      </w:pPr>
-    </w:lvl>
-    <w:lvl w:ilvl="6" w:tplc="0409000F" w:tentative="1">
+        <w:ind w:hanging="440" w:left="2640"/>
+      </w:pPr>
+    </w:lvl>
+    <w:lvl w:ilvl="6" w:tentative="1" w:tplc="0409000F">
       <w:start w:val="1"/>
       <w:numFmt w:val="decimal"/>
       <w:lvlText w:val="%7."/>
       <w:lvlJc w:val="left"/>
       <w:pPr>
-        <w:ind w:left="3080" w:hanging="440"/>
-      </w:pPr>
-    </w:lvl>
-    <w:lvl w:ilvl="7" w:tplc="04090019" w:tentative="1">
+        <w:ind w:hanging="440" w:left="3080"/>
+      </w:pPr>
+    </w:lvl>
+    <w:lvl w:ilvl="7" w:tentative="1" w:tplc="04090019">
       <w:start w:val="1"/>
       <w:numFmt w:val="lowerLetter"/>
       <w:lvlText w:val="%8)"/>
       <w:lvlJc w:val="left"/>
       <w:pPr>
-        <w:ind w:left="3520" w:hanging="440"/>
-      </w:pPr>
-    </w:lvl>
-    <w:lvl w:ilvl="8" w:tplc="0409001B" w:tentative="1">
+        <w:ind w:hanging="440" w:left="3520"/>
+      </w:pPr>
+    </w:lvl>
+    <w:lvl w:ilvl="8" w:tentative="1" w:tplc="0409001B">
       <w:start w:val="1"/>
       <w:numFmt w:val="lowerRoman"/>
       <w:lvlText w:val="%9."/>
       <w:lvlJc w:val="right"/>
       <w:pPr>
-        <w:ind w:left="3960" w:hanging="440"/>
+        <w:ind w:hanging="440" w:left="3960"/>
       </w:pPr>
     </w:lvl>
   </w:abstractNum>
-  <w:abstractNum w:abstractNumId="8" w15:restartNumberingAfterBreak="0">
+  <w:abstractNum w15:restartNumberingAfterBreak="0" w:abstractNumId="7">
     <w:nsid w:val="52676D56"/>
     <w:multiLevelType w:val="multilevel"/>
     <w:tmpl w:val="7EE0F90E"/>
@@ -4131,7 +4835,7 @@
       <w:lvlText w:val="%1"/>
       <w:lvlJc w:val="left"/>
       <w:pPr>
-        <w:ind w:left="0" w:firstLine="0"/>
+        <w:ind w:firstLine="0" w:left="0"/>
       </w:pPr>
       <w:rPr>
         <w:rFonts w:hint="eastAsia"/>
@@ -4144,7 +4848,7 @@
       <w:lvlText w:val="%1.%2"/>
       <w:lvlJc w:val="left"/>
       <w:pPr>
-        <w:ind w:left="0" w:firstLine="0"/>
+        <w:ind w:firstLine="0" w:left="0"/>
       </w:pPr>
       <w:rPr>
         <w:rFonts w:hint="eastAsia"/>
@@ -4157,7 +4861,7 @@
       <w:lvlText w:val="%1.%2.%3"/>
       <w:lvlJc w:val="left"/>
       <w:pPr>
-        <w:ind w:left="0" w:firstLine="0"/>
+        <w:ind w:firstLine="0" w:left="0"/>
       </w:pPr>
       <w:rPr>
         <w:rFonts w:hint="eastAsia"/>
@@ -4170,7 +4874,7 @@
       <w:lvlText w:val="%1.%2.%3.%4"/>
       <w:lvlJc w:val="left"/>
       <w:pPr>
-        <w:ind w:left="0" w:firstLine="0"/>
+        <w:ind w:firstLine="0" w:left="0"/>
       </w:pPr>
       <w:rPr>
         <w:rFonts w:hint="eastAsia"/>
@@ -4182,7 +4886,7 @@
       <w:lvlText w:val="%1.%2.%3.%4.%5"/>
       <w:lvlJc w:val="left"/>
       <w:pPr>
-        <w:ind w:left="0" w:firstLine="0"/>
+        <w:ind w:firstLine="0" w:left="0"/>
       </w:pPr>
       <w:rPr>
         <w:rFonts w:hint="eastAsia"/>
@@ -4194,7 +4898,7 @@
       <w:lvlText w:val="%1.%2.%3.%4.%5.%6"/>
       <w:lvlJc w:val="left"/>
       <w:pPr>
-        <w:ind w:left="0" w:firstLine="0"/>
+        <w:ind w:firstLine="0" w:left="0"/>
       </w:pPr>
       <w:rPr>
         <w:rFonts w:hint="eastAsia"/>
@@ -4206,7 +4910,7 @@
       <w:lvlText w:val="%1.%2.%3.%4.%5.%6.%7"/>
       <w:lvlJc w:val="left"/>
       <w:pPr>
-        <w:ind w:left="0" w:firstLine="0"/>
+        <w:ind w:firstLine="0" w:left="0"/>
       </w:pPr>
       <w:rPr>
         <w:rFonts w:hint="eastAsia"/>
@@ -4218,7 +4922,7 @@
       <w:lvlText w:val="%1.%2.%3.%4.%5.%6.%7.%8"/>
       <w:lvlJc w:val="left"/>
       <w:pPr>
-        <w:ind w:left="0" w:firstLine="0"/>
+        <w:ind w:firstLine="0" w:left="0"/>
       </w:pPr>
       <w:rPr>
         <w:rFonts w:hint="eastAsia"/>
@@ -4230,14 +4934,14 @@
       <w:lvlText w:val="%1.%2.%3.%4.%5.%6.%7.%8.%9"/>
       <w:lvlJc w:val="left"/>
       <w:pPr>
-        <w:ind w:left="0" w:firstLine="0"/>
+        <w:ind w:firstLine="0" w:left="0"/>
       </w:pPr>
       <w:rPr>
         <w:rFonts w:hint="eastAsia"/>
       </w:rPr>
     </w:lvl>
   </w:abstractNum>
-  <w:abstractNum w:abstractNumId="9" w15:restartNumberingAfterBreak="0">
+  <w:abstractNum w15:restartNumberingAfterBreak="0" w:abstractNumId="8">
     <w:nsid w:val="60A26B11"/>
     <w:multiLevelType w:val="hybridMultilevel"/>
     <w:tmpl w:val="5A365338"/>
@@ -4247,86 +4951,86 @@
       <w:lvlText w:val="%1."/>
       <w:lvlJc w:val="left"/>
       <w:pPr>
-        <w:ind w:left="360" w:hanging="360"/>
+        <w:ind w:hanging="360" w:left="360"/>
       </w:pPr>
       <w:rPr>
         <w:rFonts w:hint="default"/>
       </w:rPr>
     </w:lvl>
-    <w:lvl w:ilvl="1" w:tplc="04090019" w:tentative="1">
+    <w:lvl w:ilvl="1" w:tentative="1" w:tplc="04090019">
       <w:start w:val="1"/>
       <w:numFmt w:val="lowerLetter"/>
       <w:lvlText w:val="%2)"/>
       <w:lvlJc w:val="left"/>
       <w:pPr>
-        <w:ind w:left="880" w:hanging="440"/>
-      </w:pPr>
-    </w:lvl>
-    <w:lvl w:ilvl="2" w:tplc="0409001B" w:tentative="1">
+        <w:ind w:hanging="440" w:left="880"/>
+      </w:pPr>
+    </w:lvl>
+    <w:lvl w:ilvl="2" w:tentative="1" w:tplc="0409001B">
       <w:start w:val="1"/>
       <w:numFmt w:val="lowerRoman"/>
       <w:lvlText w:val="%3."/>
       <w:lvlJc w:val="right"/>
       <w:pPr>
-        <w:ind w:left="1320" w:hanging="440"/>
-      </w:pPr>
-    </w:lvl>
-    <w:lvl w:ilvl="3" w:tplc="0409000F" w:tentative="1">
+        <w:ind w:hanging="440" w:left="1320"/>
+      </w:pPr>
+    </w:lvl>
+    <w:lvl w:ilvl="3" w:tentative="1" w:tplc="0409000F">
       <w:start w:val="1"/>
       <w:numFmt w:val="decimal"/>
       <w:lvlText w:val="%4."/>
       <w:lvlJc w:val="left"/>
       <w:pPr>
-        <w:ind w:left="1760" w:hanging="440"/>
-      </w:pPr>
-    </w:lvl>
-    <w:lvl w:ilvl="4" w:tplc="04090019" w:tentative="1">
+        <w:ind w:hanging="440" w:left="1760"/>
+      </w:pPr>
+    </w:lvl>
+    <w:lvl w:ilvl="4" w:tentative="1" w:tplc="04090019">
       <w:start w:val="1"/>
       <w:numFmt w:val="lowerLetter"/>
       <w:lvlText w:val="%5)"/>
       <w:lvlJc w:val="left"/>
       <w:pPr>
-        <w:ind w:left="2200" w:hanging="440"/>
-      </w:pPr>
-    </w:lvl>
-    <w:lvl w:ilvl="5" w:tplc="0409001B" w:tentative="1">
+        <w:ind w:hanging="440" w:left="2200"/>
+      </w:pPr>
+    </w:lvl>
+    <w:lvl w:ilvl="5" w:tentative="1" w:tplc="0409001B">
       <w:start w:val="1"/>
       <w:numFmt w:val="lowerRoman"/>
       <w:lvlText w:val="%6."/>
       <w:lvlJc w:val="right"/>
       <w:pPr>
-        <w:ind w:left="2640" w:hanging="440"/>
-      </w:pPr>
-    </w:lvl>
-    <w:lvl w:ilvl="6" w:tplc="0409000F" w:tentative="1">
+        <w:ind w:hanging="440" w:left="2640"/>
+      </w:pPr>
+    </w:lvl>
+    <w:lvl w:ilvl="6" w:tentative="1" w:tplc="0409000F">
       <w:start w:val="1"/>
       <w:numFmt w:val="decimal"/>
       <w:lvlText w:val="%7."/>
       <w:lvlJc w:val="left"/>
       <w:pPr>
-        <w:ind w:left="3080" w:hanging="440"/>
-      </w:pPr>
-    </w:lvl>
-    <w:lvl w:ilvl="7" w:tplc="04090019" w:tentative="1">
+        <w:ind w:hanging="440" w:left="3080"/>
+      </w:pPr>
+    </w:lvl>
+    <w:lvl w:ilvl="7" w:tentative="1" w:tplc="04090019">
       <w:start w:val="1"/>
       <w:numFmt w:val="lowerLetter"/>
       <w:lvlText w:val="%8)"/>
       <w:lvlJc w:val="left"/>
       <w:pPr>
-        <w:ind w:left="3520" w:hanging="440"/>
-      </w:pPr>
-    </w:lvl>
-    <w:lvl w:ilvl="8" w:tplc="0409001B" w:tentative="1">
+        <w:ind w:hanging="440" w:left="3520"/>
+      </w:pPr>
+    </w:lvl>
+    <w:lvl w:ilvl="8" w:tentative="1" w:tplc="0409001B">
       <w:start w:val="1"/>
       <w:numFmt w:val="lowerRoman"/>
       <w:lvlText w:val="%9."/>
       <w:lvlJc w:val="right"/>
       <w:pPr>
-        <w:ind w:left="3960" w:hanging="440"/>
+        <w:ind w:hanging="440" w:left="3960"/>
       </w:pPr>
     </w:lvl>
   </w:abstractNum>
-  <w:abstractNum w:abstractNumId="10" w15:restartNumberingAfterBreak="0">
+  <w:abstractNum w15:restartNumberingAfterBreak="0" w:abstractNumId="9">
     <w:nsid w:val="72767AF0"/>
     <w:multiLevelType w:val="multilevel"/>
     <w:tmpl w:val="28F6E7E8"/>
@@ -4337,9 +5041,9 @@
       <w:lvlJc w:val="left"/>
       <w:pPr>
         <w:tabs>
-          <w:tab w:val="num" w:pos="720"/>
+          <w:tab w:pos="720" w:val="num"/>
         </w:tabs>
-        <w:ind w:left="720" w:hanging="360"/>
+        <w:ind w:hanging="360" w:left="720"/>
       </w:pPr>
     </w:lvl>
     <w:lvl w:ilvl="1">
@@ -4349,9 +5053,9 @@
       <w:lvlJc w:val="left"/>
       <w:pPr>
         <w:tabs>
-          <w:tab w:val="num" w:pos="1440"/>
+          <w:tab w:pos="1440" w:val="num"/>
         </w:tabs>
-        <w:ind w:left="1440" w:hanging="360"/>
+        <w:ind w:hanging="360" w:left="1440"/>
       </w:pPr>
       <w:rPr>
         <w:rFonts w:ascii="Courier New" w:hAnsi="Courier New" w:hint="default"/>
@@ -4365,9 +5069,9 @@
       <w:lvlJc w:val="left"/>
       <w:pPr>
         <w:tabs>
-          <w:tab w:val="num" w:pos="2160"/>
+          <w:tab w:pos="2160" w:val="num"/>
         </w:tabs>
-        <w:ind w:left="2160" w:hanging="360"/>
+        <w:ind w:hanging="360" w:left="2160"/>
       </w:pPr>
     </w:lvl>
     <w:lvl w:ilvl="3" w:tentative="1">
@@ -4377,9 +5081,9 @@
       <w:lvlJc w:val="left"/>
       <w:pPr>
         <w:tabs>
-          <w:tab w:val="num" w:pos="2880"/>
+          <w:tab w:pos="2880" w:val="num"/>
         </w:tabs>
-        <w:ind w:left="2880" w:hanging="360"/>
+        <w:ind w:hanging="360" w:left="2880"/>
       </w:pPr>
     </w:lvl>
     <w:lvl w:ilvl="4" w:tentative="1">
@@ -4389,9 +5093,9 @@
       <w:lvlJc w:val="left"/>
       <w:pPr>
         <w:tabs>
-          <w:tab w:val="num" w:pos="3600"/>
+          <w:tab w:pos="3600" w:val="num"/>
         </w:tabs>
-        <w:ind w:left="3600" w:hanging="360"/>
+        <w:ind w:hanging="360" w:left="3600"/>
       </w:pPr>
     </w:lvl>
     <w:lvl w:ilvl="5" w:tentative="1">
@@ -4401,9 +5105,9 @@
       <w:lvlJc w:val="left"/>
       <w:pPr>
         <w:tabs>
-          <w:tab w:val="num" w:pos="4320"/>
+          <w:tab w:pos="4320" w:val="num"/>
         </w:tabs>
-        <w:ind w:left="4320" w:hanging="360"/>
+        <w:ind w:hanging="360" w:left="4320"/>
       </w:pPr>
     </w:lvl>
     <w:lvl w:ilvl="6" w:tentative="1">
@@ -4413,9 +5117,9 @@
       <w:lvlJc w:val="left"/>
       <w:pPr>
         <w:tabs>
-          <w:tab w:val="num" w:pos="5040"/>
+          <w:tab w:pos="5040" w:val="num"/>
         </w:tabs>
-        <w:ind w:left="5040" w:hanging="360"/>
+        <w:ind w:hanging="360" w:left="5040"/>
       </w:pPr>
     </w:lvl>
     <w:lvl w:ilvl="7" w:tentative="1">
@@ -4425,9 +5129,9 @@
       <w:lvlJc w:val="left"/>
       <w:pPr>
         <w:tabs>
-          <w:tab w:val="num" w:pos="5760"/>
+          <w:tab w:pos="5760" w:val="num"/>
         </w:tabs>
-        <w:ind w:left="5760" w:hanging="360"/>
+        <w:ind w:hanging="360" w:left="5760"/>
       </w:pPr>
     </w:lvl>
     <w:lvl w:ilvl="8" w:tentative="1">
@@ -4437,79 +5141,155 @@
       <w:lvlJc w:val="left"/>
       <w:pPr>
         <w:tabs>
-          <w:tab w:val="num" w:pos="6480"/>
+          <w:tab w:pos="6480" w:val="num"/>
         </w:tabs>
+        <w:ind w:hanging="360" w:left="6480"/>
+      </w:pPr>
+    </w:lvl>
+  </w:abstractNum>
+  <w:abstractNum w:abstractNumId="990">
+    <w:nsid w:val="0000A990"/>
+    <w:multiLevelType w:val="multilevel"/>
+    <w:lvl w:ilvl="0">
+      <w:numFmt w:val="bullet"/>
+      <w:lvlText w:val=" "/>
+      <w:lvlJc w:val="left"/>
+      <w:pPr>
+        <w:ind w:left="720" w:hanging="360"/>
+      </w:pPr>
+    </w:lvl>
+    <w:lvl w:ilvl="1">
+      <w:numFmt w:val="bullet"/>
+      <w:lvlText w:val=" "/>
+      <w:lvlJc w:val="left"/>
+      <w:pPr>
+        <w:ind w:left="1440" w:hanging="360"/>
+      </w:pPr>
+    </w:lvl>
+    <w:lvl w:ilvl="2">
+      <w:numFmt w:val="bullet"/>
+      <w:lvlText w:val=" "/>
+      <w:lvlJc w:val="left"/>
+      <w:pPr>
+        <w:ind w:left="2160" w:hanging="360"/>
+      </w:pPr>
+    </w:lvl>
+    <w:lvl w:ilvl="3">
+      <w:numFmt w:val="bullet"/>
+      <w:lvlText w:val=" "/>
+      <w:lvlJc w:val="left"/>
+      <w:pPr>
+        <w:ind w:left="2880" w:hanging="360"/>
+      </w:pPr>
+    </w:lvl>
+    <w:lvl w:ilvl="4">
+      <w:numFmt w:val="bullet"/>
+      <w:lvlText w:val=" "/>
+      <w:lvlJc w:val="left"/>
+      <w:pPr>
+        <w:ind w:left="3600" w:hanging="360"/>
+      </w:pPr>
+    </w:lvl>
+    <w:lvl w:ilvl="5">
+      <w:numFmt w:val="bullet"/>
+      <w:lvlText w:val=" "/>
+      <w:lvlJc w:val="left"/>
+      <w:pPr>
+        <w:ind w:left="4320" w:hanging="360"/>
+      </w:pPr>
+    </w:lvl>
+    <w:lvl w:ilvl="6">
+      <w:numFmt w:val="bullet"/>
+      <w:lvlText w:val=" "/>
+      <w:lvlJc w:val="left"/>
+      <w:pPr>
+        <w:ind w:left="5040" w:hanging="360"/>
+      </w:pPr>
+    </w:lvl>
+    <w:lvl w:ilvl="7">
+      <w:numFmt w:val="bullet"/>
+      <w:lvlText w:val=" "/>
+      <w:lvlJc w:val="left"/>
+      <w:pPr>
+        <w:ind w:left="5760" w:hanging="360"/>
+      </w:pPr>
+    </w:lvl>
+    <w:lvl w:ilvl="8">
+      <w:numFmt w:val="bullet"/>
+      <w:lvlText w:val=" "/>
+      <w:lvlJc w:val="left"/>
+      <w:pPr>
         <w:ind w:left="6480" w:hanging="360"/>
       </w:pPr>
     </w:lvl>
   </w:abstractNum>
-  <w:num w:numId="1" w16cid:durableId="1404528784">
+  <w:num w16cid:durableId="1404528784" w:numId="1">
+    <w:abstractNumId w:val="7"/>
+  </w:num>
+  <w:num w16cid:durableId="1207642904" w:numId="2">
+    <w:abstractNumId w:val="1"/>
+  </w:num>
+  <w:num w16cid:durableId="1282298939" w:numId="3">
+    <w:abstractNumId w:val="6"/>
+  </w:num>
+  <w:num w16cid:durableId="968166837" w:numId="4">
+    <w:abstractNumId w:val="9"/>
+  </w:num>
+  <w:num w16cid:durableId="15273975" w:numId="5">
     <w:abstractNumId w:val="8"/>
   </w:num>
-  <w:num w:numId="2" w16cid:durableId="1207642904">
+  <w:num w16cid:durableId="1503279600" w:numId="6">
+    <w:abstractNumId w:val="3"/>
+  </w:num>
+  <w:num w16cid:durableId="1357736665" w:numId="7">
+    <w:abstractNumId w:val="5"/>
+  </w:num>
+  <w:num w16cid:durableId="1717974079" w:numId="8">
     <w:abstractNumId w:val="2"/>
   </w:num>
-  <w:num w:numId="3" w16cid:durableId="1282298939">
-    <w:abstractNumId w:val="7"/>
+  <w:num w16cid:durableId="1609311758" w:numId="9">
+    <w:abstractNumId w:val="0"/>
   </w:num>
-  <w:num w:numId="4" w16cid:durableId="968166837">
-    <w:abstractNumId w:val="10"/>
-  </w:num>
-  <w:num w:numId="5" w16cid:durableId="15273975">
-    <w:abstractNumId w:val="9"/>
-  </w:num>
-  <w:num w:numId="6" w16cid:durableId="1503279600">
+  <w:num w16cid:durableId="2051032843" w:numId="10">
     <w:abstractNumId w:val="4"/>
   </w:num>
-  <w:num w:numId="7" w16cid:durableId="1357736665">
-    <w:abstractNumId w:val="6"/>
-  </w:num>
-  <w:num w:numId="8" w16cid:durableId="1717974079">
-    <w:abstractNumId w:val="3"/>
-  </w:num>
-  <w:num w:numId="9" w16cid:durableId="1609311758">
+  <w:num w16cid:durableId="1954480798" w:numId="11">
     <w:abstractNumId w:val="1"/>
   </w:num>
-  <w:num w:numId="10" w16cid:durableId="2051032843">
-    <w:abstractNumId w:val="5"/>
+  <w:num w16cid:durableId="1030179939" w:numId="12">
+    <w:abstractNumId w:val="1"/>
   </w:num>
-  <w:num w:numId="11" w16cid:durableId="1954480798">
-    <w:abstractNumId w:val="2"/>
-  </w:num>
-  <w:num w:numId="12" w16cid:durableId="1030179939">
-    <w:abstractNumId w:val="2"/>
-  </w:num>
-  <w:num w:numId="13" w16cid:durableId="1848255377">
-    <w:abstractNumId w:val="0"/>
+  <w:num w:numId="1000">
+    <w:abstractNumId w:val="990"/>
   </w:num>
 </w:numbering>
 </file>
 
 <file path=word/styles.xml><?xml version="1.0" encoding="utf-8"?>
-<w:styles xmlns:mc="http://schemas.openxmlformats.org/markup-compatibility/2006" xmlns:r="http://schemas.openxmlformats.org/officeDocument/2006/relationships" xmlns:w="http://schemas.openxmlformats.org/wordprocessingml/2006/main" xmlns:w14="http://schemas.microsoft.com/office/word/2010/wordml" xmlns:w15="http://schemas.microsoft.com/office/word/2012/wordml" xmlns:w16cex="http://schemas.microsoft.com/office/word/2018/wordml/cex" xmlns:w16cid="http://schemas.microsoft.com/office/word/2016/wordml/cid" xmlns:w16="http://schemas.microsoft.com/office/word/2018/wordml" xmlns:w16du="http://schemas.microsoft.com/office/word/2023/wordml/word16du" xmlns:w16sdtdh="http://schemas.microsoft.com/office/word/2020/wordml/sdtdatahash" xmlns:w16sdtfl="http://schemas.microsoft.com/office/word/2024/wordml/sdtformatlock" xmlns:w16se="http://schemas.microsoft.com/office/word/2015/wordml/symex" mc:Ignorable="w14 w15 w16se w16cid w16 w16cex w16sdtdh w16sdtfl w16du">
+<w:styles xmlns:mc="http://schemas.openxmlformats.org/markup-compatibility/2006" xmlns:r="http://schemas.openxmlformats.org/officeDocument/2006/relationships" xmlns:w="http://schemas.openxmlformats.org/wordprocessingml/2006/main" xmlns:w14="http://schemas.microsoft.com/office/word/2010/wordml" xmlns:w15="http://schemas.microsoft.com/office/word/2012/wordml" xmlns:w16="http://schemas.microsoft.com/office/word/2018/wordml" xmlns:w16cex="http://schemas.microsoft.com/office/word/2018/wordml/cex" xmlns:w16cid="http://schemas.microsoft.com/office/word/2016/wordml/cid" xmlns:w16du="http://schemas.microsoft.com/office/word/2023/wordml/word16du" xmlns:w16sdtdh="http://schemas.microsoft.com/office/word/2020/wordml/sdtdatahash" xmlns:w16sdtfl="http://schemas.microsoft.com/office/word/2024/wordml/sdtformatlock" xmlns:w16se="http://schemas.microsoft.com/office/word/2015/wordml/symex" mc:Ignorable="w14 w15 w16se w16cid w16 w16cex w16sdtdh w16sdtfl w16du">
   <w:docDefaults>
     <w:rPrDefault>
       <w:rPr>
-        <w:rFonts w:asciiTheme="minorHAnsi" w:eastAsiaTheme="minorEastAsia" w:hAnsiTheme="minorHAnsi" w:cstheme="minorBidi"/>
+        <w:rFonts w:asciiTheme="minorHAnsi" w:cstheme="minorBidi" w:eastAsiaTheme="minorEastAsia" w:hAnsiTheme="minorHAnsi"/>
         <w:kern w:val="2"/>
         <w:sz w:val="21"/>
         <w:szCs w:val="22"/>
-        <w:lang w:val="en-US" w:eastAsia="zh-CN" w:bidi="ar-SA"/>
+        <w:lang w:bidi="ar-SA" w:eastAsia="zh-CN" w:val="en-US"/>
       </w:rPr>
     </w:rPrDefault>
     <w:pPrDefault/>
   </w:docDefaults>
-  <w:latentStyles w:defLockedState="0" w:defUIPriority="99" w:defSemiHidden="0" w:defUnhideWhenUsed="0" w:defQFormat="0" w:count="376">
-    <w:lsdException w:name="Normal" w:uiPriority="0" w:qFormat="1"/>
-    <w:lsdException w:name="heading 1" w:uiPriority="9" w:qFormat="1"/>
-    <w:lsdException w:name="heading 2" w:semiHidden="1" w:uiPriority="9" w:unhideWhenUsed="1" w:qFormat="1"/>
-    <w:lsdException w:name="heading 3" w:semiHidden="1" w:uiPriority="9" w:unhideWhenUsed="1" w:qFormat="1"/>
-    <w:lsdException w:name="heading 4" w:semiHidden="1" w:uiPriority="9" w:unhideWhenUsed="1" w:qFormat="1"/>
-    <w:lsdException w:name="heading 5" w:semiHidden="1" w:uiPriority="9" w:unhideWhenUsed="1" w:qFormat="1"/>
-    <w:lsdException w:name="heading 6" w:semiHidden="1" w:uiPriority="9" w:unhideWhenUsed="1" w:qFormat="1"/>
-    <w:lsdException w:name="heading 7" w:semiHidden="1" w:uiPriority="9" w:unhideWhenUsed="1" w:qFormat="1"/>
-    <w:lsdException w:name="heading 8" w:semiHidden="1" w:uiPriority="9" w:unhideWhenUsed="1" w:qFormat="1"/>
-    <w:lsdException w:name="heading 9" w:semiHidden="1" w:uiPriority="9" w:unhideWhenUsed="1" w:qFormat="1"/>
+  <w:latentStyles w:count="376" w:defLockedState="0" w:defQFormat="0" w:defSemiHidden="0" w:defUIPriority="99" w:defUnhideWhenUsed="0">
+    <w:lsdException w:name="Normal" w:qFormat="1" w:uiPriority="0"/>
+    <w:lsdException w:name="heading 1" w:qFormat="1" w:uiPriority="9"/>
+    <w:lsdException w:name="heading 2" w:qFormat="1" w:semiHidden="1" w:uiPriority="9" w:unhideWhenUsed="1"/>
+    <w:lsdException w:name="heading 3" w:qFormat="1" w:semiHidden="1" w:uiPriority="9" w:unhideWhenUsed="1"/>
+    <w:lsdException w:name="heading 4" w:qFormat="1" w:semiHidden="1" w:uiPriority="9" w:unhideWhenUsed="1"/>
+    <w:lsdException w:name="heading 5" w:qFormat="1" w:semiHidden="1" w:uiPriority="9" w:unhideWhenUsed="1"/>
+    <w:lsdException w:name="heading 6" w:qFormat="1" w:semiHidden="1" w:uiPriority="9" w:unhideWhenUsed="1"/>
+    <w:lsdException w:name="heading 7" w:qFormat="1" w:semiHidden="1" w:uiPriority="9" w:unhideWhenUsed="1"/>
+    <w:lsdException w:name="heading 8" w:qFormat="1" w:semiHidden="1" w:uiPriority="9" w:unhideWhenUsed="1"/>
+    <w:lsdException w:name="heading 9" w:qFormat="1" w:semiHidden="1" w:uiPriority="9" w:unhideWhenUsed="1"/>
     <w:lsdException w:name="index 1" w:semiHidden="1" w:unhideWhenUsed="1"/>
     <w:lsdException w:name="index 2" w:semiHidden="1" w:unhideWhenUsed="1"/>
     <w:lsdException w:name="index 3" w:semiHidden="1" w:unhideWhenUsed="1"/>
@@ -4534,7 +5314,7 @@
     <w:lsdException w:name="header" w:semiHidden="1" w:unhideWhenUsed="1"/>
     <w:lsdException w:name="footer" w:semiHidden="1" w:unhideWhenUsed="1"/>
     <w:lsdException w:name="index heading" w:semiHidden="1" w:unhideWhenUsed="1"/>
-    <w:lsdException w:name="caption" w:semiHidden="1" w:uiPriority="35" w:unhideWhenUsed="1" w:qFormat="1"/>
+    <w:lsdException w:name="caption" w:qFormat="1" w:semiHidden="1" w:uiPriority="35" w:unhideWhenUsed="1"/>
     <w:lsdException w:name="table of figures" w:semiHidden="1" w:unhideWhenUsed="1"/>
     <w:lsdException w:name="envelope address" w:semiHidden="1" w:unhideWhenUsed="1"/>
     <w:lsdException w:name="envelope return" w:semiHidden="1" w:unhideWhenUsed="1"/>
@@ -4562,7 +5342,7 @@
     <w:lsdException w:name="List Number 3" w:semiHidden="1" w:unhideWhenUsed="1"/>
     <w:lsdException w:name="List Number 4" w:semiHidden="1" w:unhideWhenUsed="1"/>
     <w:lsdException w:name="List Number 5" w:semiHidden="1" w:unhideWhenUsed="1"/>
-    <w:lsdException w:name="Title" w:uiPriority="10" w:qFormat="1"/>
+    <w:lsdException w:name="Title" w:qFormat="1" w:uiPriority="10"/>
     <w:lsdException w:name="Closing" w:semiHidden="1" w:unhideWhenUsed="1"/>
     <w:lsdException w:name="Signature" w:semiHidden="1" w:unhideWhenUsed="1"/>
     <w:lsdException w:name="Default Paragraph Font" w:semiHidden="1" w:uiPriority="1" w:unhideWhenUsed="1"/>
@@ -4574,7 +5354,7 @@
     <w:lsdException w:name="List Continue 4" w:semiHidden="1" w:unhideWhenUsed="1"/>
     <w:lsdException w:name="List Continue 5" w:semiHidden="1" w:unhideWhenUsed="1"/>
     <w:lsdException w:name="Message Header" w:semiHidden="1" w:unhideWhenUsed="1"/>
-    <w:lsdException w:name="Subtitle" w:uiPriority="11" w:qFormat="1"/>
+    <w:lsdException w:name="Subtitle" w:qFormat="1" w:uiPriority="11"/>
     <w:lsdException w:name="Salutation" w:semiHidden="1" w:unhideWhenUsed="1"/>
     <w:lsdException w:name="Date" w:semiHidden="1" w:unhideWhenUsed="1"/>
     <w:lsdException w:name="Body Text First Indent" w:semiHidden="1" w:unhideWhenUsed="1"/>
@@ -4587,8 +5367,8 @@
     <w:lsdException w:name="Block Text" w:semiHidden="1" w:unhideWhenUsed="1"/>
     <w:lsdException w:name="Hyperlink" w:semiHidden="1" w:unhideWhenUsed="1"/>
     <w:lsdException w:name="FollowedHyperlink" w:semiHidden="1" w:unhideWhenUsed="1"/>
-    <w:lsdException w:name="Strong" w:uiPriority="22" w:qFormat="1"/>
-    <w:lsdException w:name="Emphasis" w:uiPriority="20" w:qFormat="1"/>
+    <w:lsdException w:name="Strong" w:qFormat="1" w:uiPriority="22"/>
+    <w:lsdException w:name="Emphasis" w:qFormat="1" w:uiPriority="20"/>
     <w:lsdException w:name="Document Map" w:semiHidden="1" w:unhideWhenUsed="1"/>
     <w:lsdException w:name="Plain Text" w:semiHidden="1" w:unhideWhenUsed="1"/>
     <w:lsdException w:name="E-mail Signature" w:semiHidden="1" w:unhideWhenUsed="1"/>
@@ -4657,7 +5437,7 @@
     <w:lsdException w:name="Table Grid" w:uiPriority="39"/>
     <w:lsdException w:name="Table Theme" w:semiHidden="1" w:unhideWhenUsed="1"/>
     <w:lsdException w:name="Placeholder Text" w:semiHidden="1"/>
-    <w:lsdException w:name="No Spacing" w:uiPriority="1" w:qFormat="1"/>
+    <w:lsdException w:name="No Spacing" w:qFormat="1" w:uiPriority="1"/>
     <w:lsdException w:name="Light Shading" w:uiPriority="60"/>
     <w:lsdException w:name="Light List" w:uiPriority="61"/>
     <w:lsdException w:name="Light Grid" w:uiPriority="62"/>
@@ -4679,9 +5459,9 @@
     <w:lsdException w:name="Medium Shading 2 Accent 1" w:uiPriority="64"/>
     <w:lsdException w:name="Medium List 1 Accent 1" w:uiPriority="65"/>
     <w:lsdException w:name="Revision" w:semiHidden="1"/>
-    <w:lsdException w:name="List Paragraph" w:uiPriority="34" w:qFormat="1"/>
-    <w:lsdException w:name="Quote" w:uiPriority="29" w:qFormat="1"/>
-    <w:lsdException w:name="Intense Quote" w:uiPriority="30" w:qFormat="1"/>
+    <w:lsdException w:name="List Paragraph" w:qFormat="1" w:uiPriority="34"/>
+    <w:lsdException w:name="Quote" w:qFormat="1" w:uiPriority="29"/>
+    <w:lsdException w:name="Intense Quote" w:qFormat="1" w:uiPriority="30"/>
     <w:lsdException w:name="Medium List 2 Accent 1" w:uiPriority="66"/>
     <w:lsdException w:name="Medium Grid 1 Accent 1" w:uiPriority="67"/>
     <w:lsdException w:name="Medium Grid 2 Accent 1" w:uiPriority="68"/>
@@ -4760,13 +5540,13 @@
     <w:lsdException w:name="Colorful Shading Accent 6" w:uiPriority="71"/>
     <w:lsdException w:name="Colorful List Accent 6" w:uiPriority="72"/>
     <w:lsdException w:name="Colorful Grid Accent 6" w:uiPriority="73"/>
-    <w:lsdException w:name="Subtle Emphasis" w:uiPriority="19" w:qFormat="1"/>
-    <w:lsdException w:name="Intense Emphasis" w:uiPriority="21" w:qFormat="1"/>
-    <w:lsdException w:name="Subtle Reference" w:uiPriority="31" w:qFormat="1"/>
-    <w:lsdException w:name="Intense Reference" w:uiPriority="32" w:qFormat="1"/>
-    <w:lsdException w:name="Book Title" w:uiPriority="33" w:qFormat="1"/>
+    <w:lsdException w:name="Subtle Emphasis" w:qFormat="1" w:uiPriority="19"/>
+    <w:lsdException w:name="Intense Emphasis" w:qFormat="1" w:uiPriority="21"/>
+    <w:lsdException w:name="Subtle Reference" w:qFormat="1" w:uiPriority="31"/>
+    <w:lsdException w:name="Intense Reference" w:qFormat="1" w:uiPriority="32"/>
+    <w:lsdException w:name="Book Title" w:qFormat="1" w:uiPriority="33"/>
     <w:lsdException w:name="Bibliography" w:semiHidden="1" w:uiPriority="37" w:unhideWhenUsed="1"/>
-    <w:lsdException w:name="TOC Heading" w:semiHidden="1" w:uiPriority="39" w:unhideWhenUsed="1" w:qFormat="1"/>
+    <w:lsdException w:name="TOC Heading" w:qFormat="1" w:semiHidden="1" w:uiPriority="39" w:unhideWhenUsed="1"/>
     <w:lsdException w:name="Plain Table 1" w:uiPriority="41"/>
     <w:lsdException w:name="Plain Table 2" w:uiPriority="42"/>
     <w:lsdException w:name="Plain Table 3" w:uiPriority="43"/>
@@ -4877,21 +5657,22 @@
     <w:lsdException w:name="Unresolved Mention" w:semiHidden="1" w:unhideWhenUsed="1"/>
     <w:lsdException w:name="Smart Link" w:semiHidden="1" w:unhideWhenUsed="1"/>
   </w:latentStyles>
-  <w:style w:type="paragraph" w:default="1" w:styleId="a">
+  <w:style w:default="1" w:styleId="a" w:type="paragraph">
     <w:name w:val="Normal"/>
     <w:qFormat/>
     <w:rsid w:val="00A844FA"/>
     <w:pPr>
       <w:widowControl w:val="0"/>
-      <w:spacing w:after="120" w:line="360" w:lineRule="auto"/>
+      <w:spacing w:line="360" w:lineRule="auto" w:after="120"/>
       <w:ind w:firstLine="420"/>
       <w:jc w:val="both"/>
     </w:pPr>
     <w:rPr>
       <w:color w:val="000000"/>
+      <w:sz w:val="21"/>
     </w:rPr>
   </w:style>
-  <w:style w:type="paragraph" w:styleId="1">
+  <w:style w:styleId="1" w:type="paragraph">
     <w:name w:val="heading 1"/>
     <w:next w:val="a"/>
     <w:link w:val="10"/>
@@ -4902,20 +5683,22 @@
       <w:keepNext/>
       <w:keepLines/>
       <w:pageBreakBefore/>
-      <w:spacing w:before="340" w:after="330" w:line="300" w:lineRule="auto"/>
+      <w:spacing w:after="330" w:before="340" w:line="300" w:lineRule="auto"/>
+      <w:ind w:firstLine="0"/>
       <w:jc w:val="center"/>
       <w:outlineLvl w:val="0"/>
     </w:pPr>
     <w:rPr>
       <w:b/>
       <w:bCs/>
+      <w:i w:val="0"/>
       <w:color w:val="000000"/>
       <w:kern w:val="44"/>
       <w:sz w:val="44"/>
       <w:szCs w:val="44"/>
     </w:rPr>
   </w:style>
-  <w:style w:type="paragraph" w:styleId="2">
+  <w:style w:styleId="2" w:type="paragraph">
     <w:name w:val="heading 2"/>
     <w:basedOn w:val="a"/>
     <w:next w:val="a"/>
@@ -4927,20 +5710,22 @@
     <w:pPr>
       <w:keepNext/>
       <w:keepLines/>
-      <w:spacing w:before="260" w:after="260" w:line="300" w:lineRule="auto"/>
+      <w:spacing w:after="260" w:before="260" w:line="300" w:lineRule="auto"/>
       <w:ind w:firstLine="0"/>
       <w:jc w:val="left"/>
       <w:outlineLvl w:val="1"/>
     </w:pPr>
     <w:rPr>
-      <w:rFonts w:asciiTheme="majorHAnsi" w:eastAsiaTheme="majorEastAsia" w:hAnsiTheme="majorHAnsi" w:cstheme="majorBidi"/>
+      <w:rFonts w:asciiTheme="majorHAnsi" w:cstheme="majorBidi" w:eastAsiaTheme="majorEastAsia" w:hAnsiTheme="majorHAnsi"/>
       <w:b/>
       <w:bCs/>
+      <w:i w:val="0"/>
+      <w:color w:val="000000"/>
       <w:sz w:val="32"/>
       <w:szCs w:val="32"/>
     </w:rPr>
   </w:style>
-  <w:style w:type="paragraph" w:styleId="3">
+  <w:style w:styleId="3" w:type="paragraph">
     <w:name w:val="heading 3"/>
     <w:basedOn w:val="a"/>
     <w:next w:val="a"/>
@@ -4952,7 +5737,7 @@
     <w:pPr>
       <w:keepNext/>
       <w:keepLines/>
-      <w:spacing w:before="260" w:after="200" w:line="300" w:lineRule="auto"/>
+      <w:spacing w:after="200" w:before="260" w:line="300" w:lineRule="auto"/>
       <w:ind w:firstLine="0"/>
       <w:jc w:val="left"/>
       <w:outlineLvl w:val="2"/>
@@ -4960,11 +5745,13 @@
     <w:rPr>
       <w:b/>
       <w:bCs/>
+      <w:i w:val="0"/>
+      <w:color w:val="000000"/>
       <w:sz w:val="28"/>
       <w:szCs w:val="32"/>
     </w:rPr>
   </w:style>
-  <w:style w:type="paragraph" w:styleId="4">
+  <w:style w:styleId="4" w:type="paragraph">
     <w:name w:val="heading 4"/>
     <w:basedOn w:val="a"/>
     <w:next w:val="a"/>
@@ -4976,20 +5763,22 @@
     <w:pPr>
       <w:keepNext/>
       <w:keepLines/>
-      <w:spacing w:before="220" w:after="160" w:line="300" w:lineRule="auto"/>
+      <w:spacing w:after="160" w:before="220" w:line="300" w:lineRule="auto"/>
       <w:ind w:firstLine="0"/>
       <w:jc w:val="left"/>
       <w:outlineLvl w:val="3"/>
     </w:pPr>
     <w:rPr>
-      <w:rFonts w:asciiTheme="majorHAnsi" w:eastAsia="MS PGothic" w:hAnsiTheme="majorHAnsi" w:cstheme="majorBidi"/>
+      <w:rFonts w:asciiTheme="majorHAnsi" w:cstheme="majorBidi" w:eastAsia="MS PGothic" w:hAnsiTheme="majorHAnsi"/>
       <w:b/>
       <w:bCs/>
+      <w:i w:val="0"/>
+      <w:color w:val="000000"/>
       <w:sz w:val="24"/>
       <w:szCs w:val="28"/>
     </w:rPr>
   </w:style>
-  <w:style w:type="paragraph" w:styleId="5">
+  <w:style w:styleId="5" w:type="paragraph">
     <w:name w:val="heading 5"/>
     <w:basedOn w:val="a"/>
     <w:next w:val="a"/>
@@ -5001,7 +5790,7 @@
     <w:pPr>
       <w:keepNext/>
       <w:keepLines/>
-      <w:spacing w:before="200" w:after="140" w:line="300" w:lineRule="auto"/>
+      <w:spacing w:after="140" w:before="200" w:line="300" w:lineRule="auto"/>
       <w:ind w:firstLine="0"/>
       <w:jc w:val="left"/>
       <w:outlineLvl w:val="4"/>
@@ -5009,38 +5798,40 @@
     <w:rPr>
       <w:b/>
       <w:bCs/>
+      <w:i w:val="0"/>
+      <w:color w:val="000000"/>
       <w:sz w:val="22"/>
       <w:szCs w:val="28"/>
     </w:rPr>
   </w:style>
-  <w:style w:type="character" w:default="1" w:styleId="a0">
+  <w:style w:default="1" w:styleId="a0" w:type="character">
     <w:name w:val="Default Paragraph Font"/>
     <w:uiPriority w:val="1"/>
     <w:semiHidden/>
     <w:unhideWhenUsed/>
   </w:style>
-  <w:style w:type="table" w:default="1" w:styleId="a1">
+  <w:style w:default="1" w:styleId="a1" w:type="table">
     <w:name w:val="Normal Table"/>
     <w:uiPriority w:val="99"/>
     <w:semiHidden/>
     <w:unhideWhenUsed/>
     <w:tblPr>
-      <w:tblInd w:w="0" w:type="dxa"/>
+      <w:tblInd w:type="dxa" w:w="0"/>
       <w:tblCellMar>
-        <w:top w:w="0" w:type="dxa"/>
-        <w:left w:w="108" w:type="dxa"/>
-        <w:bottom w:w="0" w:type="dxa"/>
-        <w:right w:w="108" w:type="dxa"/>
+        <w:top w:type="dxa" w:w="0"/>
+        <w:left w:type="dxa" w:w="108"/>
+        <w:bottom w:type="dxa" w:w="0"/>
+        <w:right w:type="dxa" w:w="108"/>
       </w:tblCellMar>
     </w:tblPr>
   </w:style>
-  <w:style w:type="numbering" w:default="1" w:styleId="a2">
+  <w:style w:default="1" w:styleId="a2" w:type="numbering">
     <w:name w:val="No List"/>
     <w:uiPriority w:val="99"/>
     <w:semiHidden/>
     <w:unhideWhenUsed/>
   </w:style>
-  <w:style w:type="character" w:customStyle="1" w:styleId="10">
+  <w:style w:customStyle="1" w:styleId="10" w:type="character">
     <w:name w:val="标题 1 字符"/>
     <w:basedOn w:val="a0"/>
     <w:link w:val="1"/>
@@ -5054,21 +5845,21 @@
       <w:szCs w:val="44"/>
     </w:rPr>
   </w:style>
-  <w:style w:type="character" w:customStyle="1" w:styleId="20">
+  <w:style w:customStyle="1" w:styleId="20" w:type="character">
     <w:name w:val="标题 2 字符"/>
     <w:basedOn w:val="a0"/>
     <w:link w:val="2"/>
     <w:uiPriority w:val="9"/>
     <w:rsid w:val="00E123CD"/>
     <w:rPr>
-      <w:rFonts w:asciiTheme="majorHAnsi" w:eastAsiaTheme="majorEastAsia" w:hAnsiTheme="majorHAnsi" w:cstheme="majorBidi"/>
+      <w:rFonts w:asciiTheme="majorHAnsi" w:cstheme="majorBidi" w:eastAsiaTheme="majorEastAsia" w:hAnsiTheme="majorHAnsi"/>
       <w:b/>
       <w:bCs/>
       <w:sz w:val="32"/>
       <w:szCs w:val="32"/>
     </w:rPr>
   </w:style>
-  <w:style w:type="character" w:customStyle="1" w:styleId="30">
+  <w:style w:customStyle="1" w:styleId="30" w:type="character">
     <w:name w:val="标题 3 字符"/>
     <w:basedOn w:val="a0"/>
     <w:link w:val="3"/>
@@ -5081,14 +5872,14 @@
       <w:szCs w:val="32"/>
     </w:rPr>
   </w:style>
-  <w:style w:type="character" w:customStyle="1" w:styleId="40">
+  <w:style w:customStyle="1" w:styleId="40" w:type="character">
     <w:name w:val="标题 4 字符"/>
     <w:basedOn w:val="a0"/>
     <w:link w:val="4"/>
     <w:uiPriority w:val="9"/>
     <w:rsid w:val="00E33154"/>
     <w:rPr>
-      <w:rFonts w:asciiTheme="majorHAnsi" w:eastAsia="MS PGothic" w:hAnsiTheme="majorHAnsi" w:cstheme="majorBidi"/>
+      <w:rFonts w:asciiTheme="majorHAnsi" w:cstheme="majorBidi" w:eastAsia="MS PGothic" w:hAnsiTheme="majorHAnsi"/>
       <w:b/>
       <w:bCs/>
       <w:i/>
@@ -5097,23 +5888,23 @@
       <w:szCs w:val="28"/>
     </w:rPr>
   </w:style>
-  <w:style w:type="table" w:styleId="a3">
+  <w:style w:styleId="a3" w:type="table">
     <w:name w:val="Table Grid"/>
     <w:basedOn w:val="a1"/>
     <w:uiPriority w:val="39"/>
     <w:rsid w:val="00365C7C"/>
     <w:tblPr>
       <w:tblBorders>
-        <w:top w:val="single" w:sz="4" w:space="0" w:color="auto"/>
-        <w:left w:val="single" w:sz="4" w:space="0" w:color="auto"/>
-        <w:bottom w:val="single" w:sz="4" w:space="0" w:color="auto"/>
-        <w:right w:val="single" w:sz="4" w:space="0" w:color="auto"/>
-        <w:insideH w:val="single" w:sz="4" w:space="0" w:color="auto"/>
-        <w:insideV w:val="single" w:sz="4" w:space="0" w:color="auto"/>
+        <w:top w:color="auto" w:space="0" w:sz="4" w:val="single"/>
+        <w:left w:color="auto" w:space="0" w:sz="4" w:val="single"/>
+        <w:bottom w:color="auto" w:space="0" w:sz="4" w:val="single"/>
+        <w:right w:color="auto" w:space="0" w:sz="4" w:val="single"/>
+        <w:insideH w:color="auto" w:space="0" w:sz="4" w:val="single"/>
+        <w:insideV w:color="auto" w:space="0" w:sz="4" w:val="single"/>
       </w:tblBorders>
     </w:tblPr>
   </w:style>
-  <w:style w:type="paragraph" w:styleId="TOC1">
+  <w:style w:styleId="TOC1" w:type="paragraph">
     <w:name w:val="toc 1"/>
     <w:basedOn w:val="a"/>
     <w:next w:val="a"/>
@@ -5122,7 +5913,7 @@
     <w:unhideWhenUsed/>
     <w:rsid w:val="003B38E9"/>
   </w:style>
-  <w:style w:type="paragraph" w:styleId="TOC2">
+  <w:style w:styleId="TOC2" w:type="paragraph">
     <w:name w:val="toc 2"/>
     <w:basedOn w:val="a"/>
     <w:next w:val="a"/>
@@ -5131,10 +5922,10 @@
     <w:unhideWhenUsed/>
     <w:rsid w:val="00614268"/>
     <w:pPr>
-      <w:ind w:leftChars="200" w:left="420"/>
+      <w:ind w:left="420" w:leftChars="200"/>
     </w:pPr>
   </w:style>
-  <w:style w:type="paragraph" w:styleId="TOC3">
+  <w:style w:styleId="TOC3" w:type="paragraph">
     <w:name w:val="toc 3"/>
     <w:basedOn w:val="a"/>
     <w:next w:val="a"/>
@@ -5143,21 +5934,21 @@
     <w:unhideWhenUsed/>
     <w:rsid w:val="003B38E9"/>
     <w:pPr>
-      <w:ind w:leftChars="400" w:left="840"/>
+      <w:ind w:left="840" w:leftChars="400"/>
     </w:pPr>
   </w:style>
-  <w:style w:type="character" w:styleId="a4">
+  <w:style w:styleId="a4" w:type="character">
     <w:name w:val="Hyperlink"/>
     <w:basedOn w:val="a0"/>
     <w:uiPriority w:val="99"/>
     <w:unhideWhenUsed/>
     <w:rsid w:val="003B38E9"/>
     <w:rPr>
-      <w:color w:val="0563C1" w:themeColor="hyperlink"/>
+      <w:color w:themeColor="hyperlink" w:val="0563C1"/>
       <w:u w:val="single"/>
     </w:rPr>
   </w:style>
-  <w:style w:type="paragraph" w:styleId="a5">
+  <w:style w:styleId="a5" w:type="paragraph">
     <w:name w:val="header"/>
     <w:basedOn w:val="a"/>
     <w:link w:val="a6"/>
@@ -5166,11 +5957,11 @@
     <w:rsid w:val="001952CC"/>
     <w:pPr>
       <w:pBdr>
-        <w:bottom w:val="single" w:sz="6" w:space="1" w:color="auto"/>
+        <w:bottom w:color="auto" w:space="1" w:sz="6" w:val="single"/>
       </w:pBdr>
       <w:tabs>
-        <w:tab w:val="center" w:pos="4153"/>
-        <w:tab w:val="right" w:pos="8306"/>
+        <w:tab w:pos="4153" w:val="center"/>
+        <w:tab w:pos="8306" w:val="right"/>
       </w:tabs>
       <w:snapToGrid w:val="0"/>
       <w:jc w:val="center"/>
@@ -5180,7 +5971,7 @@
       <w:szCs w:val="18"/>
     </w:rPr>
   </w:style>
-  <w:style w:type="character" w:customStyle="1" w:styleId="a6">
+  <w:style w:customStyle="1" w:styleId="a6" w:type="character">
     <w:name w:val="页眉 字符"/>
     <w:basedOn w:val="a0"/>
     <w:link w:val="a5"/>
@@ -5191,7 +5982,7 @@
       <w:szCs w:val="18"/>
     </w:rPr>
   </w:style>
-  <w:style w:type="paragraph" w:styleId="a7">
+  <w:style w:styleId="a7" w:type="paragraph">
     <w:name w:val="footer"/>
     <w:basedOn w:val="a"/>
     <w:link w:val="a8"/>
@@ -5200,8 +5991,8 @@
     <w:rsid w:val="001952CC"/>
     <w:pPr>
       <w:tabs>
-        <w:tab w:val="center" w:pos="4153"/>
-        <w:tab w:val="right" w:pos="8306"/>
+        <w:tab w:pos="4153" w:val="center"/>
+        <w:tab w:pos="8306" w:val="right"/>
       </w:tabs>
       <w:snapToGrid w:val="0"/>
       <w:jc w:val="left"/>
@@ -5211,7 +6002,7 @@
       <w:szCs w:val="18"/>
     </w:rPr>
   </w:style>
-  <w:style w:type="character" w:customStyle="1" w:styleId="a8">
+  <w:style w:customStyle="1" w:styleId="a8" w:type="character">
     <w:name w:val="页脚 字符"/>
     <w:basedOn w:val="a0"/>
     <w:link w:val="a7"/>
@@ -5222,7 +6013,7 @@
       <w:szCs w:val="18"/>
     </w:rPr>
   </w:style>
-  <w:style w:type="paragraph" w:customStyle="1" w:styleId="a9">
+  <w:style w:customStyle="1" w:styleId="a9" w:type="paragraph">
     <w:name w:val="图"/>
     <w:link w:val="Char"/>
     <w:qFormat/>
@@ -5232,20 +6023,20 @@
       <w:jc w:val="center"/>
     </w:pPr>
   </w:style>
-  <w:style w:type="paragraph" w:customStyle="1" w:styleId="aa">
+  <w:style w:customStyle="1" w:styleId="aa" w:type="paragraph">
     <w:name w:val="表"/>
     <w:next w:val="a"/>
     <w:link w:val="Char0"/>
     <w:qFormat/>
     <w:rsid w:val="00F71E1C"/>
   </w:style>
-  <w:style w:type="character" w:customStyle="1" w:styleId="Char">
+  <w:style w:customStyle="1" w:styleId="Char" w:type="character">
     <w:name w:val="图 Char"/>
     <w:basedOn w:val="a0"/>
     <w:link w:val="a9"/>
     <w:rsid w:val="00F71E1C"/>
   </w:style>
-  <w:style w:type="paragraph" w:customStyle="1" w:styleId="ab">
+  <w:style w:customStyle="1" w:styleId="ab" w:type="paragraph">
     <w:name w:val="图名"/>
     <w:basedOn w:val="ac"/>
     <w:next w:val="a"/>
@@ -5256,13 +6047,13 @@
       <w:jc w:val="center"/>
     </w:pPr>
   </w:style>
-  <w:style w:type="character" w:customStyle="1" w:styleId="Char0">
+  <w:style w:customStyle="1" w:styleId="Char0" w:type="character">
     <w:name w:val="表 Char"/>
     <w:basedOn w:val="Char"/>
     <w:link w:val="aa"/>
     <w:rsid w:val="00F71E1C"/>
   </w:style>
-  <w:style w:type="paragraph" w:customStyle="1" w:styleId="ad">
+  <w:style w:customStyle="1" w:styleId="ad" w:type="paragraph">
     <w:name w:val="表名"/>
     <w:next w:val="aa"/>
     <w:link w:val="Char2"/>
@@ -5273,23 +6064,23 @@
       <w:jc w:val="center"/>
     </w:pPr>
     <w:rPr>
-      <w:rFonts w:asciiTheme="majorHAnsi" w:eastAsia="黑体" w:hAnsiTheme="majorHAnsi" w:cstheme="majorBidi"/>
+      <w:rFonts w:asciiTheme="majorHAnsi" w:cstheme="majorBidi" w:eastAsia="黑体" w:hAnsiTheme="majorHAnsi"/>
       <w:sz w:val="20"/>
       <w:szCs w:val="20"/>
     </w:rPr>
   </w:style>
-  <w:style w:type="character" w:customStyle="1" w:styleId="Char1">
+  <w:style w:customStyle="1" w:styleId="Char1" w:type="character">
     <w:name w:val="图名 Char"/>
     <w:basedOn w:val="Char0"/>
     <w:link w:val="ab"/>
     <w:rsid w:val="001D6E13"/>
     <w:rPr>
-      <w:rFonts w:asciiTheme="majorHAnsi" w:eastAsia="黑体" w:hAnsiTheme="majorHAnsi" w:cstheme="majorBidi"/>
+      <w:rFonts w:asciiTheme="majorHAnsi" w:cstheme="majorBidi" w:eastAsia="黑体" w:hAnsiTheme="majorHAnsi"/>
       <w:sz w:val="20"/>
       <w:szCs w:val="20"/>
     </w:rPr>
   </w:style>
-  <w:style w:type="paragraph" w:customStyle="1" w:styleId="ae">
+  <w:style w:customStyle="1" w:styleId="ae" w:type="paragraph">
     <w:name w:val="公式"/>
     <w:next w:val="af"/>
     <w:link w:val="Char3"/>
@@ -5297,26 +6088,26 @@
     <w:rsid w:val="002A54E4"/>
     <w:pPr>
       <w:tabs>
-        <w:tab w:val="center" w:pos="4253"/>
-        <w:tab w:val="right" w:pos="8222"/>
+        <w:tab w:pos="4253" w:val="center"/>
+        <w:tab w:pos="8222" w:val="right"/>
       </w:tabs>
     </w:pPr>
     <w:rPr>
       <w:rFonts w:ascii="Cambria Math" w:eastAsia="Cambria Math" w:hAnsi="Cambria Math"/>
     </w:rPr>
   </w:style>
-  <w:style w:type="character" w:customStyle="1" w:styleId="Char2">
+  <w:style w:customStyle="1" w:styleId="Char2" w:type="character">
     <w:name w:val="表名 Char"/>
     <w:basedOn w:val="Char1"/>
     <w:link w:val="ad"/>
     <w:rsid w:val="00066C01"/>
     <w:rPr>
-      <w:rFonts w:asciiTheme="majorHAnsi" w:eastAsia="黑体" w:hAnsiTheme="majorHAnsi" w:cstheme="majorBidi"/>
+      <w:rFonts w:asciiTheme="majorHAnsi" w:cstheme="majorBidi" w:eastAsia="黑体" w:hAnsiTheme="majorHAnsi"/>
       <w:sz w:val="20"/>
       <w:szCs w:val="20"/>
     </w:rPr>
   </w:style>
-  <w:style w:type="paragraph" w:customStyle="1" w:styleId="af">
+  <w:style w:customStyle="1" w:styleId="af" w:type="paragraph">
     <w:name w:val="公式名"/>
     <w:link w:val="Char4"/>
     <w:qFormat/>
@@ -5325,18 +6116,18 @@
       <w:rFonts w:ascii="Cambria Math" w:eastAsia="Cambria Math" w:hAnsi="Cambria Math"/>
     </w:rPr>
   </w:style>
-  <w:style w:type="character" w:customStyle="1" w:styleId="Char3">
+  <w:style w:customStyle="1" w:styleId="Char3" w:type="character">
     <w:name w:val="公式 Char"/>
     <w:basedOn w:val="Char2"/>
     <w:link w:val="ae"/>
     <w:rsid w:val="002A54E4"/>
     <w:rPr>
-      <w:rFonts w:ascii="Cambria Math" w:eastAsia="Cambria Math" w:hAnsi="Cambria Math" w:cstheme="majorBidi"/>
+      <w:rFonts w:ascii="Cambria Math" w:cstheme="majorBidi" w:eastAsia="Cambria Math" w:hAnsi="Cambria Math"/>
       <w:sz w:val="20"/>
       <w:szCs w:val="20"/>
     </w:rPr>
   </w:style>
-  <w:style w:type="paragraph" w:styleId="ac">
+  <w:style w:styleId="ac" w:type="paragraph">
     <w:name w:val="caption"/>
     <w:basedOn w:val="a"/>
     <w:next w:val="a"/>
@@ -5345,24 +6136,24 @@
     <w:qFormat/>
     <w:rsid w:val="001D6E13"/>
     <w:rPr>
-      <w:rFonts w:asciiTheme="majorHAnsi" w:eastAsia="黑体" w:hAnsiTheme="majorHAnsi" w:cstheme="majorBidi"/>
+      <w:rFonts w:asciiTheme="majorHAnsi" w:cstheme="majorBidi" w:eastAsia="黑体" w:hAnsiTheme="majorHAnsi"/>
       <w:sz w:val="20"/>
       <w:szCs w:val="20"/>
     </w:rPr>
   </w:style>
-  <w:style w:type="character" w:customStyle="1" w:styleId="Char4">
+  <w:style w:customStyle="1" w:styleId="Char4" w:type="character">
     <w:name w:val="公式名 Char"/>
     <w:basedOn w:val="Char3"/>
     <w:link w:val="af"/>
     <w:rsid w:val="00A139A6"/>
     <w:rPr>
-      <w:rFonts w:ascii="Cambria Math" w:eastAsia="Cambria Math" w:hAnsi="Cambria Math" w:cstheme="majorBidi"/>
+      <w:rFonts w:ascii="Cambria Math" w:cstheme="majorBidi" w:eastAsia="Cambria Math" w:hAnsi="Cambria Math"/>
       <w:i/>
       <w:sz w:val="20"/>
       <w:szCs w:val="20"/>
     </w:rPr>
   </w:style>
-  <w:style w:type="character" w:styleId="af0">
+  <w:style w:styleId="af0" w:type="character">
     <w:name w:val="Placeholder Text"/>
     <w:basedOn w:val="a0"/>
     <w:uiPriority w:val="99"/>
@@ -5372,7 +6163,7 @@
       <w:color w:val="808080"/>
     </w:rPr>
   </w:style>
-  <w:style w:type="character" w:styleId="af1">
+  <w:style w:styleId="af1" w:type="character">
     <w:name w:val="Unresolved Mention"/>
     <w:basedOn w:val="a0"/>
     <w:uiPriority w:val="99"/>
@@ -5381,20 +6172,20 @@
     <w:rsid w:val="00645B1A"/>
     <w:rPr>
       <w:color w:val="605E5C"/>
-      <w:shd w:val="clear" w:color="auto" w:fill="E1DFDD"/>
+      <w:shd w:color="auto" w:fill="E1DFDD" w:val="clear"/>
     </w:rPr>
   </w:style>
-  <w:style w:type="paragraph" w:styleId="af2">
+  <w:style w:styleId="af2" w:type="paragraph">
     <w:name w:val="List Paragraph"/>
     <w:basedOn w:val="a"/>
     <w:uiPriority w:val="34"/>
     <w:qFormat/>
     <w:rsid w:val="00F07E79"/>
     <w:pPr>
-      <w:ind w:firstLineChars="200"/>
+      <w:ind w:firstLine="420" w:firstLineChars="200"/>
     </w:pPr>
   </w:style>
-  <w:style w:type="character" w:customStyle="1" w:styleId="50">
+  <w:style w:customStyle="1" w:styleId="50" w:type="character">
     <w:name w:val="标题 5 字符"/>
     <w:basedOn w:val="a0"/>
     <w:link w:val="5"/>
@@ -5406,7 +6197,7 @@
       <w:szCs w:val="28"/>
     </w:rPr>
   </w:style>
-  <w:style w:type="paragraph" w:styleId="af3">
+  <w:style w:styleId="af3" w:type="paragraph">
     <w:name w:val="Normal (Web)"/>
     <w:basedOn w:val="a"/>
     <w:uiPriority w:val="99"/>
@@ -5414,17 +6205,17 @@
     <w:rsid w:val="004E3D08"/>
     <w:pPr>
       <w:widowControl/>
-      <w:spacing w:before="100" w:beforeAutospacing="1" w:after="100" w:afterAutospacing="1"/>
+      <w:spacing w:after="100" w:afterAutospacing="1" w:before="100" w:beforeAutospacing="1"/>
       <w:jc w:val="left"/>
     </w:pPr>
     <w:rPr>
-      <w:rFonts w:ascii="宋体" w:eastAsia="宋体" w:hAnsi="宋体" w:cs="宋体"/>
+      <w:rFonts w:ascii="宋体" w:cs="宋体" w:eastAsia="宋体" w:hAnsi="宋体"/>
       <w:kern w:val="0"/>
       <w:sz w:val="24"/>
       <w:szCs w:val="24"/>
     </w:rPr>
   </w:style>
-  <w:style w:type="character" w:styleId="af4">
+  <w:style w:styleId="af4" w:type="character">
     <w:name w:val="Strong"/>
     <w:basedOn w:val="a0"/>
     <w:uiPriority w:val="22"/>
@@ -5435,7 +6226,7 @@
       <w:bCs/>
     </w:rPr>
   </w:style>
-  <w:style w:type="paragraph" w:styleId="HTML">
+  <w:style w:styleId="HTML" w:type="paragraph">
     <w:name w:val="HTML Preformatted"/>
     <w:basedOn w:val="a"/>
     <w:link w:val="HTML0"/>
@@ -5446,33 +6237,33 @@
     <w:pPr>
       <w:widowControl/>
       <w:tabs>
-        <w:tab w:val="left" w:pos="916"/>
-        <w:tab w:val="left" w:pos="1832"/>
-        <w:tab w:val="left" w:pos="2748"/>
-        <w:tab w:val="left" w:pos="3664"/>
-        <w:tab w:val="left" w:pos="4580"/>
-        <w:tab w:val="left" w:pos="5496"/>
-        <w:tab w:val="left" w:pos="6412"/>
-        <w:tab w:val="left" w:pos="7328"/>
-        <w:tab w:val="left" w:pos="8244"/>
-        <w:tab w:val="left" w:pos="9160"/>
-        <w:tab w:val="left" w:pos="10076"/>
-        <w:tab w:val="left" w:pos="10992"/>
-        <w:tab w:val="left" w:pos="11908"/>
-        <w:tab w:val="left" w:pos="12824"/>
-        <w:tab w:val="left" w:pos="13740"/>
-        <w:tab w:val="left" w:pos="14656"/>
+        <w:tab w:pos="916" w:val="left"/>
+        <w:tab w:pos="1832" w:val="left"/>
+        <w:tab w:pos="2748" w:val="left"/>
+        <w:tab w:pos="3664" w:val="left"/>
+        <w:tab w:pos="4580" w:val="left"/>
+        <w:tab w:pos="5496" w:val="left"/>
+        <w:tab w:pos="6412" w:val="left"/>
+        <w:tab w:pos="7328" w:val="left"/>
+        <w:tab w:pos="8244" w:val="left"/>
+        <w:tab w:pos="9160" w:val="left"/>
+        <w:tab w:pos="10076" w:val="left"/>
+        <w:tab w:pos="10992" w:val="left"/>
+        <w:tab w:pos="11908" w:val="left"/>
+        <w:tab w:pos="12824" w:val="left"/>
+        <w:tab w:pos="13740" w:val="left"/>
+        <w:tab w:pos="14656" w:val="left"/>
       </w:tabs>
       <w:jc w:val="left"/>
     </w:pPr>
     <w:rPr>
-      <w:rFonts w:ascii="宋体" w:eastAsia="宋体" w:hAnsi="宋体" w:cs="宋体"/>
+      <w:rFonts w:ascii="宋体" w:cs="宋体" w:eastAsia="宋体" w:hAnsi="宋体"/>
       <w:kern w:val="0"/>
       <w:sz w:val="24"/>
       <w:szCs w:val="24"/>
     </w:rPr>
   </w:style>
-  <w:style w:type="character" w:customStyle="1" w:styleId="HTML0">
+  <w:style w:customStyle="1" w:styleId="HTML0" w:type="character">
     <w:name w:val="HTML 预设格式 字符"/>
     <w:basedOn w:val="a0"/>
     <w:link w:val="HTML"/>
@@ -5480,13 +6271,13 @@
     <w:semiHidden/>
     <w:rsid w:val="0000535E"/>
     <w:rPr>
-      <w:rFonts w:ascii="宋体" w:eastAsia="宋体" w:hAnsi="宋体" w:cs="宋体"/>
+      <w:rFonts w:ascii="宋体" w:cs="宋体" w:eastAsia="宋体" w:hAnsi="宋体"/>
       <w:kern w:val="0"/>
       <w:sz w:val="24"/>
       <w:szCs w:val="24"/>
     </w:rPr>
   </w:style>
-  <w:style w:type="character" w:styleId="HTML1">
+  <w:style w:styleId="HTML1" w:type="character">
     <w:name w:val="HTML Code"/>
     <w:basedOn w:val="a0"/>
     <w:uiPriority w:val="99"/>
@@ -5494,169 +6285,76 @@
     <w:unhideWhenUsed/>
     <w:rsid w:val="0000535E"/>
     <w:rPr>
-      <w:rFonts w:ascii="宋体" w:eastAsia="宋体" w:hAnsi="宋体" w:cs="宋体"/>
+      <w:rFonts w:ascii="宋体" w:cs="宋体" w:eastAsia="宋体" w:hAnsi="宋体"/>
       <w:sz w:val="24"/>
       <w:szCs w:val="24"/>
     </w:rPr>
   </w:style>
-  <w:style w:type="paragraph" w:customStyle="1" w:styleId="MDConverterBibliography">
-    <w:name w:val="MDConverterBibliography"/>
-    <w:basedOn w:val="11"/>
-    <w:qFormat/>
-  </w:style>
   <w:style w:type="paragraph" w:customStyle="1" w:styleId="MDTableNote">
     <w:name w:val="MDTableNote"/>
-    <w:basedOn w:val="11"/>
+    <w:basedOn w:val="BodyText"/>
     <w:qFormat/>
   </w:style>
-  <w:style w:type="character" w:customStyle="1" w:styleId="MDCITEeJyLdijNTSwwyslMjwUAGFAEGg">
-    <w:name w:val="MDCITE_eJyLdijNTSwwyslMjwUAGFAEGg"/>
-    <w:basedOn w:val="BodyTextChar"/>
-  </w:style>
-  <w:style w:type="character" w:customStyle="1" w:styleId="MDFIGREFeJyrrk7LTC9KTbMqLi0o0E3LzEvRTc4vKkpNLtHNTSxJztBNKs3MSamtBQBErwK">
+  <w:style w:type="character" w:customStyle="1" w:styleId="MDFIGREF_eJyrrk7LTC9KTbMqLi0o0E3LzEvRTc4vKkpNLtHNTSxJztBNKs3MSamtBQBErw_K">
     <w:name w:val="MDFIGREF_eJyrrk7LTC9KTbMqLi0o0E3LzEvRTc4vKkpNLtHNTSxJztBNKs3MSamtBQBErw_K"/>
     <w:basedOn w:val="BodyTextChar"/>
   </w:style>
-  <w:style w:type="character" w:customStyle="1" w:styleId="MDFIGREFeJyrrk7LTC9KTbMqLi0o0E3LzEvRTc4vKkpNLtHNTSxJztBNKs3MSdH1843cQ1z9amtBQDcERJr">
-    <w:name w:val="MDFIGREF_eJyrrk7LTC9KTbMqLi0o0E3LzEvRTc4vKkpNLtHNTSxJztBNKs3MSdH184_3cQ1z9amtBQDcERJr"/>
+  <w:style w:type="character" w:customStyle="1" w:styleId="MDFIGREF_eJyrrk7LTC9KTbMqLklMTzXUTUxJySzJzM9LzNFNBBKVxZnFNck6abW1AFIXECs">
+    <w:name w:val="MDFIGREF_eJyrrk7LTC9KTbMqLklMTzXUTUxJySzJzM9LzNFNBBKVxZnFNck6abW1AFIXECs"/>
     <w:basedOn w:val="BodyTextChar"/>
   </w:style>
-  <w:style w:type="character" w:customStyle="1" w:styleId="MDFIGREFeJyrrk7LTC9KTbMqLklMTzXULS4pykwu0S3JKEotzsjPSalJqq0FAAjTDoE">
-    <w:name w:val="MDFIGREF_eJyrrk7LTC9KTbMqLklMTzXULS4pykwu0S3JKEotzsjPSalJqq0FAAjTDoE"/>
+  <w:style w:type="character" w:customStyle="1" w:styleId="MDFIGREF_eJyrrk7LTC9KTbMqLklMTzXUTUxJySzJzM9LzNFNBBKVxZnFNSm1tQAy-g-a">
+    <w:name w:val="MDFIGREF_eJyrrk7LTC9KTbMqLklMTzXUTUxJySzJzM9LzNFNBBKVxZnFNSm1tQAy-g-a"/>
     <w:basedOn w:val="BodyTextChar"/>
   </w:style>
-  <w:style w:type="character" w:customStyle="1" w:styleId="MDFIGREFeJyrrk7LTC9KTbMqLklMTzXULS4pykwu0S3JKEotzsjPSalJrK0FAAjQDoA">
-    <w:name w:val="MDFIGREF_eJyrrk7LTC9KTbMqLklMTzXULS4pykwu0S3JKEotzsjPSalJrK0FAAjQDoA"/>
+  <w:style w:type="character" w:customStyle="1" w:styleId="MDFIGREF_eJyrrk7LTC9KTbMqLklMTzXUTUxJySzJzM9LzNFNBBKVxZnFNUk6qbW1AFIPECk">
+    <w:name w:val="MDFIGREF_eJyrrk7LTC9KTbMqLklMTzXUTUxJySzJzM9LzNFNBBKVxZnFNUk6qbW1AFIPECk"/>
     <w:basedOn w:val="BodyTextChar"/>
   </w:style>
-  <w:style w:type="character" w:customStyle="1" w:styleId="MDFIGREFeJyrrk7LTC9KTbMqLklMTzXULS4pykwu0S3JKEotzsjPSdH1843cQ1z9alJqq0FAJIYESI">
-    <w:name w:val="MDFIGREF_eJyrrk7LTC9KTbMqLklMTzXULS4pykwu0S3JKEotzsjPSdH184_3cQ1z9alJqq0FAJIYESI"/>
+  <w:style w:type="character" w:customStyle="1" w:styleId="MDFIGREF_eJyrrk7LTC9KTbMqLklMTzXUTUxJySzJzM9LzNFNBBKVxZnFNYm1tQAy8Q-X">
+    <w:name w:val="MDFIGREF_eJyrrk7LTC9KTbMqLklMTzXUTUxJySzJzM9LzNFNBBKVxZnFNYm1tQAy8Q-X"/>
     <w:basedOn w:val="BodyTextChar"/>
   </w:style>
-  <w:style w:type="character" w:customStyle="1" w:styleId="MDFIGREFeJyrrk7LTC9KTbMqLklMTzXULS4pykwu0S3JKEotzsjPSdH1843cQ1z9alJrK0FAJIVESE">
-    <w:name w:val="MDFIGREF_eJyrrk7LTC9KTbMqLklMTzXULS4pykwu0S3JKEotzsjPSdH184_3cQ1z9alJrK0FAJIVESE"/>
+  <w:style w:type="character" w:customStyle="1" w:styleId="MDFIGREF_eJyrrk7LTC9KTbMqLklMTzXUzcvXzUktS83RTc7PLUgsyizOz9P184_3cQ1z9alJ0kmprQUA5hISqQ">
+    <w:name w:val="MDFIGREF_eJyrrk7LTC9KTbMqLklMTzXUzcvXzUktS83RTc7PLUgsyizOz9P184_3cQ1z9alJ0kmprQUA5hISqQ"/>
     <w:basedOn w:val="BodyTextChar"/>
   </w:style>
-  <w:style w:type="character" w:customStyle="1" w:styleId="MDFIGREFeJyrrk7LTC9KTbMqLklMTzXULS4pykwu0S3JKEotzsjPSdH1843cQ1z9amtBQBwbhBE">
-    <w:name w:val="MDFIGREF_eJyrrk7LTC9KTbMqLklMTzXULS4pykwu0S3JKEotzsjPSdH184_3cQ1z9amtBQBwbhBE"/>
+  <w:style w:type="character" w:customStyle="1" w:styleId="MDFIGREF_eJyrrk7LTC9KTbMqLklMTzXUzcvXzUktS83RTc7PLUgsyizOz9P184_3cQ1z9alJ1EmurQUA5goSpw">
+    <w:name w:val="MDFIGREF_eJyrrk7LTC9KTbMqLklMTzXUzcvXzUktS83RTc7PLUgsyizOz9P184_3cQ1z9alJ1EmurQUA5goSpw"/>
     <w:basedOn w:val="BodyTextChar"/>
   </w:style>
-  <w:style w:type="character" w:customStyle="1" w:styleId="MDFIGREFeJyrrk7LTC9KTbMqLklMTzXUTc7PLchJLcnMz9NNLi0qSy2urQUA-gsODw">
-    <w:name w:val="MDFIGREF_eJyrrk7LTC9KTbMqLklMTzXUTc7PLchJLcnMz9NNLi0qSy2urQUA-gsODw"/>
-    <w:basedOn w:val="BodyTextChar"/>
-  </w:style>
-  <w:style w:type="character" w:customStyle="1" w:styleId="MDFIGREFeJyrrk7LTC9KTbMqLklMTzXUTc7PLchJLcnMz9NNLi0qSy3W9fOP93ENcWprQUAgekQsA">
-    <w:name w:val="MDFIGREF_eJyrrk7LTC9KTbMqLklMTzXUTc7PLchJLcnMz9NNLi0qSy3W9fOP93ENc_WprQUAgekQsA"/>
-    <w:basedOn w:val="BodyTextChar"/>
-  </w:style>
-  <w:style w:type="character" w:customStyle="1" w:styleId="MDFIGREFeJyrrk7LTC9KTbMqLklMTzXUTU7MS8lMSSxJ1S0sTczJLKmsSa6tBQAUBQ7C">
-    <w:name w:val="MDFIGREF_eJyrrk7LTC9KTbMqLklMTzXUTU7MS8lMSSxJ1S0sTczJLKmsSa6tBQAUBQ7C"/>
-    <w:basedOn w:val="BodyTextChar"/>
-  </w:style>
-  <w:style w:type="character" w:customStyle="1" w:styleId="MDFIGREFeJyrrk7LTC9KTbMqLklMTzXUTU7MS8lMSSxJ1S0sTczJLKmsSamtBQAUCA7D">
-    <w:name w:val="MDFIGREF_eJyrrk7LTC9KTbMqLklMTzXUTU7MS8lMSSxJ1S0sTczJLKmsSamtBQAUCA7D"/>
-    <w:basedOn w:val="BodyTextChar"/>
-  </w:style>
-  <w:style w:type="character" w:customStyle="1" w:styleId="MDFIGREFeJyrrk7LTC9KTbMqLklMTzXUTU7MS8lMSSxJ1S0sTczJLKnU9fOP93ENcWpSa6tBQCfihFj">
-    <w:name w:val="MDFIGREF_eJyrrk7LTC9KTbMqLklMTzXUTU7MS8lMSSxJ1S0sTczJLKnU9fOP93ENc_WpSa6tBQCfihFj"/>
-    <w:basedOn w:val="BodyTextChar"/>
-  </w:style>
-  <w:style w:type="character" w:customStyle="1" w:styleId="MDFIGREFeJyrrk7LTC9KTbMqLklMTzXUTU7MS8lMSSxJ1S0sTczJLKnU9fOP93ENcWpSamtBQCfjRFk">
-    <w:name w:val="MDFIGREF_eJyrrk7LTC9KTbMqLklMTzXUTU7MS8lMSSxJ1S0sTczJLKnU9fOP93ENc_WpSamtBQCfjRFk"/>
-    <w:basedOn w:val="BodyTextChar"/>
-  </w:style>
-  <w:style w:type="character" w:customStyle="1" w:styleId="MDFIGREFeJyrrk7LTC9KTbMqLklMTzXUTU7MS8lMSSxJ1S0sTczJLKnU9fOP93ENcWpSaqtBQCfhxFi">
-    <w:name w:val="MDFIGREF_eJyrrk7LTC9KTbMqLklMTzXUTU7MS8lMSSxJ1S0sTczJLKnU9fOP93ENc_WpSaqtBQCfhxFi"/>
-    <w:basedOn w:val="BodyTextChar"/>
-  </w:style>
-  <w:style w:type="character" w:customStyle="1" w:styleId="MDFIGREFeJyrrk7LTC9KTbMqLklMTzXUTU7MS8lMSSxJ1S0sTczJLKnU9fOP93ENcWpSaytBQCfhBFh">
-    <w:name w:val="MDFIGREF_eJyrrk7LTC9KTbMqLklMTzXUTU7MS8lMSSxJ1S0sTczJLKnU9fOP93ENc_WpSaytBQCfhBFh"/>
-    <w:basedOn w:val="BodyTextChar"/>
-  </w:style>
-  <w:style w:type="character" w:customStyle="1" w:styleId="MDFIGREFeJyrrk7LTC9KTbMqLklMTzXUzS9LLUrMydEtSC1KyyKTcxLTtX1843cQ1z9alJ1kmprQUA7KMS1A">
-    <w:name w:val="MDFIGREF_eJyrrk7LTC9KTbMqLklMTzXUzS9LLUrMydEtSC1Kyy_KTcxLTtX184_3cQ1z9alJ1kmprQUA7KMS1A"/>
-    <w:basedOn w:val="BodyTextChar"/>
-  </w:style>
-  <w:style w:type="character" w:customStyle="1" w:styleId="MDFIGREFeJyrrk7LTC9KTbMqLklMTzXUzS9LLUrMydEtSC1KyyKTcxLTtX1843cQ1z9alJqq0FAMgwEkM">
-    <w:name w:val="MDFIGREF_eJyrrk7LTC9KTbMqLklMTzXUzS9LLUrMydEtSC1Kyy_KTcxLTtX184_3cQ1z9alJqq0FAMgwEkM"/>
-    <w:basedOn w:val="BodyTextChar"/>
-  </w:style>
-  <w:style w:type="character" w:customStyle="1" w:styleId="MDFIGREFeJyrrk7LTC9KTbMqLklMTzXUzS9LLUrMydEtSC1KyyKTcxLTtX1843cQ1z9alJrK0FAMgtEkI">
-    <w:name w:val="MDFIGREF_eJyrrk7LTC9KTbMqLklMTzXUzS9LLUrMydEtSC1Kyy_KTcxLTtX184_3cQ1z9alJrK0FAMgtEkI"/>
-    <w:basedOn w:val="BodyTextChar"/>
-  </w:style>
-  <w:style w:type="character" w:customStyle="1" w:styleId="MDFIGREFeJyrrk7LTC9KTbMqLklMTzXWLShKTclMLklN0S1KTcMz9PNSE1M0S3Jh9B-vE-rmGuPrW1AGCIFKY">
-    <w:name w:val="MDFIGREF_eJyrrk7LTC9KTbMqLklMTzXWLShKTclMLklN0S1KTc_Mz9PNSE1M0S3Jh9B-_vE-rmGuPrW1AGCIFKY"/>
-    <w:basedOn w:val="BodyTextChar"/>
-  </w:style>
-  <w:style w:type="character" w:customStyle="1" w:styleId="MDFIGREFeJyrrk7LTC9KTbMqLklMTzXWTU4sTi3WzU3MzNP1843cQ1z9alJedQwOa22FgBpGRDP">
-    <w:name w:val="MDFIGREF_eJyrrk7LTC9KTbMqLklMTzXWTU4sTi3WzU3MzNP184_3cQ1z9alJedQwOa22FgBpGRDP"/>
-    <w:basedOn w:val="BodyTextChar"/>
-  </w:style>
-  <w:style w:type="character" w:customStyle="1" w:styleId="MDFIGREFeJyrrk7LTC9KTbMqLklMTzXWTU4sTi3WzU3MzNP1843cQ1z9alJfNQwObm2FgBo-xDJ">
-    <w:name w:val="MDFIGREF_eJyrrk7LTC9KTbMqLklMTzXWTU4sTi3WzU3MzNP184_3cQ1z9alJfNQwObm2FgBo-xDJ"/>
-    <w:basedOn w:val="BodyTextChar"/>
-  </w:style>
-  <w:style w:type="character" w:customStyle="1" w:styleId="MDFIGREFeJyrrk7LTC9KTbMqLklMTzXWTU4sTi3WzU3MzNP1843cQ1z9amtBQALlw2U">
-    <w:name w:val="MDFIGREF_eJyrrk7LTC9KTbMqLklMTzXWTU4sTi3WzU3MzNP184_3cQ1z9amtBQALlw2U"/>
-    <w:basedOn w:val="BodyTextChar"/>
-  </w:style>
-  <w:style w:type="character" w:customStyle="1" w:styleId="MDFIGREFeJyrrk7LTC9KTbNKNUrVLc5NzMnRLcgsSM3JzEutSa6tBQDAgwxC">
+  <w:style w:type="character" w:customStyle="1" w:styleId="MDFIGREF_eJyrrk7LTC9KTbNKNUrVLc5NzMnRLcgsSM3JzEutSa6tBQDAgwxC">
     <w:name w:val="MDFIGREF_eJyrrk7LTC9KTbNKNUrVLc5NzMnRLcgsSM3JzEutSa6tBQDAgwxC"/>
     <w:basedOn w:val="BodyTextChar"/>
   </w:style>
-  <w:style w:type="character" w:customStyle="1" w:styleId="MDFIGREFeJyrrk7LTC9KTbNKNUrVLc5NzMnRLcgsSM3JzEutSaqtBQDAgAxB">
+  <w:style w:type="character" w:customStyle="1" w:styleId="MDFIGREF_eJyrrk7LTC9KTbNKNUrVLc5NzMnRLcgsSM3JzEutSaqtBQDAgAxB">
     <w:name w:val="MDFIGREF_eJyrrk7LTC9KTbNKNUrVLc5NzMnRLcgsSM3JzEutSaqtBQDAgAxB"/>
     <w:basedOn w:val="BodyTextChar"/>
   </w:style>
-  <w:style w:type="character" w:customStyle="1" w:styleId="MDFIGREFeJyrrk7LTC9KTbNKNUrVLc5NzMnRLcgsSM3JzEutSaytBQDAfQxA">
+  <w:style w:type="character" w:customStyle="1" w:styleId="MDFIGREF_eJyrrk7LTC9KTbNKNUrVLc5NzMnRLcgsSM3JzEutSaytBQDAfQxA">
     <w:name w:val="MDFIGREF_eJyrrk7LTC9KTbNKNUrVLc5NzMnRLcgsSM3JzEutSaytBQDAfQxA"/>
     <w:basedOn w:val="BodyTextChar"/>
   </w:style>
-  <w:style w:type="character" w:customStyle="1" w:styleId="MDFIGREFeJyrrk7LTC9KTbNKNUrVLc5NzMnRLcgsSM3JzEutSdJJrq0FANjnDNA">
+  <w:style w:type="character" w:customStyle="1" w:styleId="MDFIGREF_eJyrrk7LTC9KTbNKNUrVLc5NzMnRLcgsSM3JzEutSdJJrq0FANjnDNA">
     <w:name w:val="MDFIGREF_eJyrrk7LTC9KTbNKNUrVLc5NzMnRLcgsSM3JzEutSdJJrq0FANjnDNA"/>
     <w:basedOn w:val="BodyTextChar"/>
   </w:style>
-  <w:style w:type="character" w:customStyle="1" w:styleId="MDFIGREFeJyrrk7LTC9KTbNKNUrVLc5NzMnRLcgsSM3JzEvV9fOP93ENcWpSa6tBQA1lw7j">
-    <w:name w:val="MDFIGREF_eJyrrk7LTC9KTbNKNUrVLc5NzMnRLcgsSM3JzEvV9fOP93ENc_WpSa6tBQA1lw7j"/>
-    <w:basedOn w:val="BodyTextChar"/>
-  </w:style>
-  <w:style w:type="character" w:customStyle="1" w:styleId="MDFIGREFeJyrrk7LTC9KTbNKNUrVLc5NzMnRLcgsSM3JzEvV9fOP93ENcWpSaqtBQA1lA7i">
-    <w:name w:val="MDFIGREF_eJyrrk7LTC9KTbNKNUrVLc5NzMnRLcgsSM3JzEvV9fOP93ENc_WpSaqtBQA1lA7i"/>
-    <w:basedOn w:val="BodyTextChar"/>
-  </w:style>
-  <w:style w:type="character" w:customStyle="1" w:styleId="MDFIGREFeJyrrk7LTC9KTbNKNUrVLc5NzMnRLcgsSM3JzEvV9fOP93ENcWpSaytBQA1kQ7h">
-    <w:name w:val="MDFIGREF_eJyrrk7LTC9KTbNKNUrVLc5NzMnRLcgsSM3JzEvV9fOP93ENc_WpSaytBQA1kQ7h"/>
-    <w:basedOn w:val="BodyTextChar"/>
-  </w:style>
-  <w:style w:type="character" w:customStyle="1" w:styleId="MDFIGREFeJyrrk7LTC9KTbNKNUrVLc5NzMnRLcgsSM3JzEvV9fOP93ENcWpSdJJrq0FAFM9D3E">
-    <w:name w:val="MDFIGREF_eJyrrk7LTC9KTbNKNUrVLc5NzMnRLcgsSM3JzEvV9fOP93ENc_WpSdJJrq0FAFM9D3E"/>
-    <w:basedOn w:val="BodyTextChar"/>
-  </w:style>
-  <w:style w:type="character" w:customStyle="1" w:styleId="MDFIGREFeJyrrk7LTC9KTbNKNUrVTcvMS9FNKs3MSdFNySxKTS7RTc7PLUgsyizOz9P1843cQ1z9amtBQAG9xNW">
-    <w:name w:val="MDFIGREF_eJyrrk7LTC9KTbNKNUrVTcvMS9FNKs3MSdFNySxKTS7RTc7PLUgsyizOz9P184_3cQ1z9amtBQAG9xNW"/>
-    <w:basedOn w:val="BodyTextChar"/>
-  </w:style>
-  <w:style w:type="character" w:customStyle="1" w:styleId="MDFIGREFeJyrrk7LTC9KTbNKNUrVTczJ0U3LzEvRzU0sSc6orQUApM0LCA">
+  <w:style w:type="character" w:customStyle="1" w:styleId="MDFIGREF_eJyrrk7LTC9KTbNKNUrVTczJ0U3LzEvRzU0sSc6orQUApM0LCA">
     <w:name w:val="MDFIGREF_eJyrrk7LTC9KTbNKNUrVTczJ0U3LzEvRzU0sSc6orQUApM0LCA"/>
     <w:basedOn w:val="BodyTextChar"/>
   </w:style>
-  <w:style w:type="character" w:customStyle="1" w:styleId="MDFIGREFeJyrrk7LTC9KTbNKNUrVTczJ0U3LzEvRzU0sSc7Q9fOP93ENcWprQUAEWwNqQ">
-    <w:name w:val="MDFIGREF_eJyrrk7LTC9KTbNKNUrVTczJ0U3LzEvRzU0sSc7Q9fOP93ENc_WprQUAEWwNqQ"/>
-    <w:basedOn w:val="BodyTextChar"/>
-  </w:style>
   <w:style w:type="paragraph" w:customStyle="1" w:styleId="SourceCode">
     <w:name w:val="Source Code"/>
+    <w:basedOn w:val="Normal"/>
     <w:link w:val="VerbatimChar"/>
     <w:pPr>
-      <w:wordWrap w:val="0"/>
+      <w:wordWrap w:val="off"/>
     </w:pPr>
   </w:style>
   <w:style w:type="character" w:customStyle="1" w:styleId="KeywordTok">
     <w:name w:val="KeywordTok"/>
     <w:basedOn w:val="VerbatimChar"/>
     <w:rPr>
-      <w:rFonts w:ascii="Courier New" w:hAnsi="Courier New"/>
       <w:b/>
       <w:color w:val="007020"/>
     </w:rPr>
@@ -5665,7 +6363,6 @@
     <w:name w:val="DataTypeTok"/>
     <w:basedOn w:val="VerbatimChar"/>
     <w:rPr>
-      <w:rFonts w:ascii="Courier New" w:hAnsi="Courier New"/>
       <w:color w:val="902000"/>
     </w:rPr>
   </w:style>
@@ -5673,31 +6370,27 @@
     <w:name w:val="DecValTok"/>
     <w:basedOn w:val="VerbatimChar"/>
     <w:rPr>
-      <w:rFonts w:ascii="Courier New" w:hAnsi="Courier New"/>
-      <w:color w:val="40A070"/>
+      <w:color w:val="40a070"/>
     </w:rPr>
   </w:style>
   <w:style w:type="character" w:customStyle="1" w:styleId="BaseNTok">
     <w:name w:val="BaseNTok"/>
     <w:basedOn w:val="VerbatimChar"/>
     <w:rPr>
-      <w:rFonts w:ascii="Courier New" w:hAnsi="Courier New"/>
-      <w:color w:val="40A070"/>
+      <w:color w:val="40a070"/>
     </w:rPr>
   </w:style>
   <w:style w:type="character" w:customStyle="1" w:styleId="FloatTok">
     <w:name w:val="FloatTok"/>
     <w:basedOn w:val="VerbatimChar"/>
     <w:rPr>
-      <w:rFonts w:ascii="Courier New" w:hAnsi="Courier New"/>
-      <w:color w:val="40A070"/>
+      <w:color w:val="40a070"/>
     </w:rPr>
   </w:style>
   <w:style w:type="character" w:customStyle="1" w:styleId="ConstantTok">
     <w:name w:val="ConstantTok"/>
     <w:basedOn w:val="VerbatimChar"/>
     <w:rPr>
-      <w:rFonts w:ascii="Courier New" w:hAnsi="Courier New"/>
       <w:color w:val="880000"/>
     </w:rPr>
   </w:style>
@@ -5705,47 +6398,41 @@
     <w:name w:val="CharTok"/>
     <w:basedOn w:val="VerbatimChar"/>
     <w:rPr>
-      <w:rFonts w:ascii="Courier New" w:hAnsi="Courier New"/>
-      <w:color w:val="4070A0"/>
+      <w:color w:val="4070a0"/>
     </w:rPr>
   </w:style>
   <w:style w:type="character" w:customStyle="1" w:styleId="SpecialCharTok">
     <w:name w:val="SpecialCharTok"/>
     <w:basedOn w:val="VerbatimChar"/>
     <w:rPr>
-      <w:rFonts w:ascii="Courier New" w:hAnsi="Courier New"/>
-      <w:color w:val="4070A0"/>
+      <w:color w:val="4070a0"/>
     </w:rPr>
   </w:style>
   <w:style w:type="character" w:customStyle="1" w:styleId="StringTok">
     <w:name w:val="StringTok"/>
     <w:basedOn w:val="VerbatimChar"/>
     <w:rPr>
-      <w:rFonts w:ascii="Courier New" w:hAnsi="Courier New"/>
-      <w:color w:val="4070A0"/>
+      <w:color w:val="4070a0"/>
     </w:rPr>
   </w:style>
   <w:style w:type="character" w:customStyle="1" w:styleId="VerbatimStringTok">
     <w:name w:val="VerbatimStringTok"/>
     <w:basedOn w:val="VerbatimChar"/>
     <w:rPr>
-      <w:rFonts w:ascii="Courier New" w:hAnsi="Courier New"/>
-      <w:color w:val="4070A0"/>
+      <w:color w:val="4070a0"/>
     </w:rPr>
   </w:style>
   <w:style w:type="character" w:customStyle="1" w:styleId="SpecialStringTok">
     <w:name w:val="SpecialStringTok"/>
     <w:basedOn w:val="VerbatimChar"/>
     <w:rPr>
-      <w:rFonts w:ascii="Courier New" w:hAnsi="Courier New"/>
-      <w:color w:val="BB6688"/>
+      <w:color w:val="bb6688"/>
     </w:rPr>
   </w:style>
   <w:style w:type="character" w:customStyle="1" w:styleId="ImportTok">
     <w:name w:val="ImportTok"/>
     <w:basedOn w:val="VerbatimChar"/>
     <w:rPr>
-      <w:rFonts w:ascii="Courier New" w:hAnsi="Courier New"/>
       <w:b/>
       <w:color w:val="008000"/>
     </w:rPr>
@@ -5754,45 +6441,40 @@
     <w:name w:val="CommentTok"/>
     <w:basedOn w:val="VerbatimChar"/>
     <w:rPr>
-      <w:rFonts w:ascii="Courier New" w:hAnsi="Courier New"/>
       <w:i/>
-      <w:color w:val="60A0B0"/>
+      <w:color w:val="60a0b0"/>
     </w:rPr>
   </w:style>
   <w:style w:type="character" w:customStyle="1" w:styleId="DocumentationTok">
     <w:name w:val="DocumentationTok"/>
     <w:basedOn w:val="VerbatimChar"/>
     <w:rPr>
-      <w:rFonts w:ascii="Courier New" w:hAnsi="Courier New"/>
       <w:i/>
-      <w:color w:val="BA2121"/>
+      <w:color w:val="ba2121"/>
     </w:rPr>
   </w:style>
   <w:style w:type="character" w:customStyle="1" w:styleId="AnnotationTok">
     <w:name w:val="AnnotationTok"/>
     <w:basedOn w:val="VerbatimChar"/>
     <w:rPr>
-      <w:rFonts w:ascii="Courier New" w:hAnsi="Courier New"/>
       <w:b/>
       <w:i/>
-      <w:color w:val="60A0B0"/>
+      <w:color w:val="60a0b0"/>
     </w:rPr>
   </w:style>
   <w:style w:type="character" w:customStyle="1" w:styleId="CommentVarTok">
     <w:name w:val="CommentVarTok"/>
     <w:basedOn w:val="VerbatimChar"/>
     <w:rPr>
-      <w:rFonts w:ascii="Courier New" w:hAnsi="Courier New"/>
       <w:b/>
       <w:i/>
-      <w:color w:val="60A0B0"/>
+      <w:color w:val="60a0b0"/>
     </w:rPr>
   </w:style>
   <w:style w:type="character" w:customStyle="1" w:styleId="OtherTok">
     <w:name w:val="OtherTok"/>
     <w:basedOn w:val="VerbatimChar"/>
     <w:rPr>
-      <w:rFonts w:ascii="Courier New" w:hAnsi="Courier New"/>
       <w:color w:val="007020"/>
     </w:rPr>
   </w:style>
@@ -5800,23 +6482,20 @@
     <w:name w:val="FunctionTok"/>
     <w:basedOn w:val="VerbatimChar"/>
     <w:rPr>
-      <w:rFonts w:ascii="Courier New" w:hAnsi="Courier New"/>
-      <w:color w:val="06287E"/>
+      <w:color w:val="06287e"/>
     </w:rPr>
   </w:style>
   <w:style w:type="character" w:customStyle="1" w:styleId="VariableTok">
     <w:name w:val="VariableTok"/>
     <w:basedOn w:val="VerbatimChar"/>
     <w:rPr>
-      <w:rFonts w:ascii="Courier New" w:hAnsi="Courier New"/>
-      <w:color w:val="19177C"/>
+      <w:color w:val="19177c"/>
     </w:rPr>
   </w:style>
   <w:style w:type="character" w:customStyle="1" w:styleId="ControlFlowTok">
     <w:name w:val="ControlFlowTok"/>
     <w:basedOn w:val="VerbatimChar"/>
     <w:rPr>
-      <w:rFonts w:ascii="Courier New" w:hAnsi="Courier New"/>
       <w:b/>
       <w:color w:val="007020"/>
     </w:rPr>
@@ -5825,7 +6504,6 @@
     <w:name w:val="OperatorTok"/>
     <w:basedOn w:val="VerbatimChar"/>
     <w:rPr>
-      <w:rFonts w:ascii="Courier New" w:hAnsi="Courier New"/>
       <w:color w:val="666666"/>
     </w:rPr>
   </w:style>
@@ -5833,100 +6511,128 @@
     <w:name w:val="BuiltInTok"/>
     <w:basedOn w:val="VerbatimChar"/>
     <w:rPr>
-      <w:rFonts w:ascii="Courier New" w:hAnsi="Courier New"/>
       <w:color w:val="008000"/>
     </w:rPr>
   </w:style>
   <w:style w:type="character" w:customStyle="1" w:styleId="ExtensionTok">
     <w:name w:val="ExtensionTok"/>
     <w:basedOn w:val="VerbatimChar"/>
-    <w:rPr>
-      <w:rFonts w:ascii="Courier New" w:hAnsi="Courier New"/>
-    </w:rPr>
+    <w:rPr/>
   </w:style>
   <w:style w:type="character" w:customStyle="1" w:styleId="PreprocessorTok">
     <w:name w:val="PreprocessorTok"/>
     <w:basedOn w:val="VerbatimChar"/>
     <w:rPr>
-      <w:rFonts w:ascii="Courier New" w:hAnsi="Courier New"/>
-      <w:color w:val="BC7A00"/>
+      <w:color w:val="bc7a00"/>
     </w:rPr>
   </w:style>
   <w:style w:type="character" w:customStyle="1" w:styleId="AttributeTok">
     <w:name w:val="AttributeTok"/>
     <w:basedOn w:val="VerbatimChar"/>
     <w:rPr>
-      <w:rFonts w:ascii="Courier New" w:hAnsi="Courier New"/>
-      <w:color w:val="7D9029"/>
+      <w:color w:val="7d9029"/>
     </w:rPr>
   </w:style>
   <w:style w:type="character" w:customStyle="1" w:styleId="RegionMarkerTok">
     <w:name w:val="RegionMarkerTok"/>
     <w:basedOn w:val="VerbatimChar"/>
-    <w:rPr>
-      <w:rFonts w:ascii="Courier New" w:hAnsi="Courier New"/>
-    </w:rPr>
+    <w:rPr/>
   </w:style>
   <w:style w:type="character" w:customStyle="1" w:styleId="InformationTok">
     <w:name w:val="InformationTok"/>
     <w:basedOn w:val="VerbatimChar"/>
     <w:rPr>
-      <w:rFonts w:ascii="Courier New" w:hAnsi="Courier New"/>
       <w:b/>
       <w:i/>
-      <w:color w:val="60A0B0"/>
+      <w:color w:val="60a0b0"/>
     </w:rPr>
   </w:style>
   <w:style w:type="character" w:customStyle="1" w:styleId="WarningTok">
     <w:name w:val="WarningTok"/>
     <w:basedOn w:val="VerbatimChar"/>
     <w:rPr>
-      <w:rFonts w:ascii="Courier New" w:hAnsi="Courier New"/>
       <w:b/>
       <w:i/>
-      <w:color w:val="60A0B0"/>
+      <w:color w:val="60a0b0"/>
     </w:rPr>
   </w:style>
   <w:style w:type="character" w:customStyle="1" w:styleId="AlertTok">
     <w:name w:val="AlertTok"/>
     <w:basedOn w:val="VerbatimChar"/>
     <w:rPr>
-      <w:rFonts w:ascii="Courier New" w:hAnsi="Courier New"/>
       <w:b/>
-      <w:color w:val="FF0000"/>
+      <w:color w:val="ff0000"/>
     </w:rPr>
   </w:style>
   <w:style w:type="character" w:customStyle="1" w:styleId="ErrorTok">
     <w:name w:val="ErrorTok"/>
     <w:basedOn w:val="VerbatimChar"/>
     <w:rPr>
-      <w:rFonts w:ascii="Courier New" w:hAnsi="Courier New"/>
       <w:b/>
-      <w:color w:val="FF0000"/>
+      <w:color w:val="ff0000"/>
     </w:rPr>
   </w:style>
   <w:style w:type="character" w:customStyle="1" w:styleId="NormalTok">
     <w:name w:val="NormalTok"/>
     <w:basedOn w:val="VerbatimChar"/>
+    <w:rPr/>
+  </w:style>
+  <w:style w:type="character" w:customStyle="1" w:styleId="BodyTextChar">
+    <w:name w:val="Body Text Char"/>
+    <w:basedOn w:val="a0"/>
+  </w:style>
+  <w:style w:type="character" w:customStyle="1" w:styleId="VerbatimChar">
+    <w:name w:val="Verbatim Char"/>
+    <w:basedOn w:val="a0"/>
     <w:rPr>
       <w:rFonts w:ascii="Courier New" w:hAnsi="Courier New"/>
     </w:rPr>
   </w:style>
-  <w:style w:type="character" w:customStyle="1" w:styleId="BodyTextChar">
-    <w:name w:val="Body Text Char"/>
-    <w:basedOn w:val="a0"/>
-  </w:style>
-  <w:style w:type="character" w:customStyle="1" w:styleId="VerbatimChar">
-    <w:name w:val="Verbatim Char"/>
-    <w:basedOn w:val="a0"/>
-    <w:link w:val="SourceCode"/>
-    <w:rPr>
-      <w:rFonts w:ascii="Courier New" w:hAnsi="Courier New"/>
-    </w:rPr>
-  </w:style>
   <w:style w:type="paragraph" w:customStyle="1" w:styleId="ImageCaption">
     <w:name w:val="Image Caption"/>
     <w:basedOn w:val="ac"/>
+    <w:rPr>
+      <w:i w:val="0"/>
+    </w:rPr>
+  </w:style>
+  <w:style w:type="paragraph" w:customStyle="1" w:styleId="BodyText">
+    <w:name w:val="Body Text"/>
+    <w:pPr>
+      <w:spacing w:line="360" w:lineRule="auto" w:after="120"/>
+      <w:ind w:firstLine="420"/>
+      <w:jc w:val="both"/>
+    </w:pPr>
+    <w:rPr>
+      <w:color w:val="000000"/>
+      <w:sz w:val="21"/>
+    </w:rPr>
+  </w:style>
+  <w:style w:type="paragraph" w:customStyle="1" w:styleId="FirstParagraph">
+    <w:name w:val="First Paragraph"/>
+    <w:pPr>
+      <w:spacing w:line="360" w:lineRule="auto" w:after="120"/>
+      <w:ind w:firstLine="420"/>
+      <w:jc w:val="both"/>
+    </w:pPr>
+    <w:rPr>
+      <w:color w:val="000000"/>
+      <w:sz w:val="21"/>
+    </w:rPr>
+  </w:style>
+  <w:style w:type="paragraph" w:customStyle="1" w:styleId="Heading6">
+    <w:name w:val="heading 6"/>
+    <w:pPr>
+      <w:keepNext/>
+      <w:spacing w:line="300" w:lineRule="auto" w:before="180" w:after="120"/>
+      <w:ind w:firstLine="0"/>
+      <w:jc w:val="left"/>
+    </w:pPr>
+    <w:rPr>
+      <w:b/>
+      <w:i w:val="0"/>
+      <w:color w:val="000000"/>
+      <w:sz w:val="21"/>
+    </w:rPr>
   </w:style>
   <w:style w:type="paragraph" w:customStyle="1" w:styleId="11">
     <w:name w:val="正文文本1"/>
@@ -5936,28 +6642,6 @@
       <w:jc w:val="both"/>
     </w:pPr>
     <w:rPr>
-      <w:color w:val="000000"/>
-    </w:rPr>
-  </w:style>
-  <w:style w:type="paragraph" w:customStyle="1" w:styleId="FirstParagraph">
-    <w:name w:val="First Paragraph"/>
-    <w:pPr>
-      <w:spacing w:after="120" w:line="360" w:lineRule="auto"/>
-      <w:ind w:firstLine="420"/>
-      <w:jc w:val="both"/>
-    </w:pPr>
-    <w:rPr>
-      <w:color w:val="000000"/>
-    </w:rPr>
-  </w:style>
-  <w:style w:type="paragraph" w:customStyle="1" w:styleId="61">
-    <w:name w:val="标题 61"/>
-    <w:pPr>
-      <w:keepNext/>
-      <w:spacing w:before="180" w:after="120" w:line="300" w:lineRule="auto"/>
-    </w:pPr>
-    <w:rPr>
-      <w:b/>
       <w:color w:val="000000"/>
     </w:rPr>
   </w:style>

--- a/supplementary.operation.docx
+++ b/supplementary.operation.docx
@@ -123,7 +123,7 @@
         <w:t xml:space="preserve"> </w:t>
       </w:r>
       <w:r>
-        <w:t xml:space="preserve">Mean precision and recall also remained higher with both LigandSeek-Find receptor inputs under this stricter criterion</w:t>
+        <w:t xml:space="preserve">Instance-level precision and recall also remained higher with both LigandSeek-Find receptor inputs under this stricter criterion</w:t>
       </w:r>
       <w:r>
         <w:t xml:space="preserve"> </w:t>
@@ -139,6 +139,33 @@
       </w:r>
       <w:r>
         <w:t xml:space="preserve">).</w:t>
+      </w:r>
+      <w:r>
+        <w:t xml:space="preserve"> </w:t>
+      </w:r>
+      <w:r>
+        <w:t xml:space="preserve">Compared with the results at the 0.3 threshold</w:t>
+      </w:r>
+      <w:r>
+        <w:t xml:space="preserve"> </w:t>
+      </w:r>
+      <w:r>
+        <w:t xml:space="preserve">(</w:t>
+      </w:r>
+      <w:r>
+        <w:rPr>
+          <w:rStyle w:val="MDFIGREF_eJyrVsrJLEktSsxRslJQqq5OKUpMK9HLTalJy0wvSk2zKi5JTE811M0vAynJ0S1ILUrLL8pNzEtO1Sgz1KxJ1EmprVXSUVAqzi8tSk4FmeFspR9anFpUrG9oamloqe-SWpxdkl-g_2LdrmfT2l_0dj5fsV8fZotSLQCLJzBH"/>
+        </w:rPr>
+        <w:t xml:space="preserve">Fig. 5a, d</w:t>
+      </w:r>
+      <w:r>
+        <w:t xml:space="preserve">),</w:t>
+      </w:r>
+      <w:r>
+        <w:t xml:space="preserve"> </w:t>
+      </w:r>
+      <w:r>
+        <w:t xml:space="preserve">the relative advantage of LigandSeek-Find over Emap2lig-Find became even more pronounced as the threshold was tightened from 0.3 to 0.5.</w:t>
       </w:r>
     </w:p>
     <w:p>
@@ -169,7 +196,7 @@
         <w:t xml:space="preserve"> </w:t>
       </w:r>
       <w:r>
-        <w:t xml:space="preserve">Relative candidate counts of 100% and 300% allowed examining up to one and three times the ground-truth instance count per PDB, respectively. We evaluated Find alone, without requiring identity matching or pose reconstruction. Candidate–instance pairs retained a bidirectional coverage threshold of 0.3, and each instance contributed only its first detection.</w:t>
+        <w:t xml:space="preserve">A ground-truth ligand instance was considered detected if at least one examined candidate shared a bidirectional coverage of at least 0.3 with it. Relative candidate counts of 100% and 300% allowed examining up to one and three times the ground-truth instance count per PDB, respectively. The small-molecule evaluation omitted only candidates assigned to non-small-molecule instances without omitting false-positive candidates.</w:t>
       </w:r>
     </w:p>
     <w:p>
@@ -179,7 +206,7 @@
         <w:ind w:firstLine="420"/>
       </w:pPr>
       <w:r>
-        <w:t xml:space="preserve">From 100% to 300%, mean completion across all ligands increased from 66.4% to 71.7% with GT receptors and from 55.6% to 63.3% with CA2 receptors. Emap2lig-Find increased from 28.5% to 31.4% over the same candidate-count range. Corresponding small-molecule changes were 70.5% to 73.3% for GT, 59.8% to 68.5% for CA2 and 46.6% to 54.9% for Emap2lig-Find. LigandSeek-Find therefore recovered more true instances under the same candidate-count limits. Means weight PDB entries equally, while background candidates and repeated hits retain their candidate positions. The small-molecule evaluation omits only candidates assigned to non-small-molecule instances.</w:t>
+        <w:t xml:space="preserve">From 100% to 300%, mean completion across all ligands increased from 66.4% to 71.7% with GT receptors and from 55.6% to 63.3% with CA2 receptors. Emap2lig-Find increased from 28.5% to 31.4% over the same candidate-count range. Corresponding small-molecule changes were 70.5% to 73.3% for GT, 59.8% to 68.5% for CA2 and 46.6% to 54.9% for Emap2lig-Find. LigandSeek-Find therefore recovered more true instances under the same candidate-count limits.</w:t>
       </w:r>
     </w:p>
     <w:p>
@@ -195,12 +222,12 @@
           <wp:inline>
             <wp:extent cx="5731510" cy="4338952"/>
             <wp:effectExtent b="0" l="0" r="0" t="0"/>
-            <wp:docPr descr="Fig. 1 | Additional analyses of ligand-region detection. All ligands comprise 179 PDB entries and 2,502 instances; small molecules comprise 94 PDB entries and 821 instances. LigandSeek-Find uses deposited receptors (GT) or CryoAtom2-reconstructed receptors (CA2).Emap2lig-Find receives the EMDB-recommended contour level. a, d, Instance-level \mathrm{PRAUC}_{0.5} for all ligands and small molecules at a bidirectional coverage threshold of 0.5. Bars show PDB-equal means, faint points show individual PDB entries, and error bars show 95% intervals from 10,000 PDB bootstrap resamples. b, e, Instance-level precision and recall at the same 0.5 threshold. Violins show PDB distributions; white circles and thick lines indicate medians and interquartile ranges. c, f, Mean detection completion at relative candidate counts of 100% and 300%, allowing one and three times the ground-truth instance count per PDB. Detection retains a bidirectional coverage threshold of 0.3, with each instance counted only on its first detection. Background candidates and repeated hits retain their positions; the small-molecule view omits candidates assigned to other classes. Bars show PDB-equal means; error bars are defined as above." title="MDPPTFIG_eJztWc1uGzcQfhVCQIAGkLSSHDXxJjGgyHEQwC6MpOmlWxgUd6QlvLtkSa4kp-m5KIr00qKXFj33lAdogOZlmp_H6Ay5-rGdAkF8qFVYgHb5883HIYecHZLfNDR3WSNmjbc_v3z961-RdXwC3bcvf3rz-29trd280WQNA1blU0gJN4yT5IkFY5Ok29_ubifJLthjp3SSvHvx55tfvnv3_Pu3f7xKkkCYJO9lLHkBxBYqWzxNpZOq5HmL4-PESksowTWVHhXcHFca8V827sxizeZFXtp4djdpZM7pOIqsyKDgtq00lFg5VqbgDrNmEs2USbVRAqyV5aTIo16n82lUcFkmjR1iOzT-9did5MBm8ZTnyPuwQL2GoXnCRQsEYY8B9L4swfrytdwstpoLbAZ5cixCot6NTtKos4-qnIp45VTNWcNJUpYpwsbSWLcfRDs1CGuCAkHT8KjTe6p0FuW4FVKizOvnP6IJ_n756vWLH3y7wK0bWMnfV5cNSnteyLcViKmJkc-PfHIYeuzfqPzT5XB1by069DSIB_UcWcp3kvqjcRqBmQJC9-SkzbrsGRssDc-C4cEyNWa5nPAybRmYYB1LwYEgVJu4XWjhPxiKC3SYbazmgzyvzWGZUIU20gLr3txmh7v3GJTOSDQZ1rJes9_pMVniki5xtd1mtuAoW6gcBE78NentG-eEb_W6K9E22_cNPgY4bu3RwqhoXqSglZUOUmZAgHbKWPbJg8-vM2XY0JyogVNFD-eMUEhkKnEGORz0rrfZ_YLrHvYn8FK1nCK3y4DdP9i958WLAsoUhZHIqcqwHKaQX829y-RA-MZao7mxmv8f51G6sdZosoe1v2x5_7SxHTk9rYpYHWBEWod4xQeFeGo8lgJ2lajQcbtFgOcy0qOI7eNqRG-gh2_Ba4QV7oQVtdLa6-zL_LuGuJ1DyrlQ9lEEjy5KMLgowZOLEgxPEUT1UNowrDWm0-6fRXlAtDBAVFt2kyfnJmmOC4TxtdiNoqyzERl3jLORTKUJ8TVG4UJNweDeByMi5MpUnlI8jtZts3scwygsmlH01oKvK4QXwEvbZGPcTjmmlaQB8RCMruRUpoRZi_WaXg0wBpUbLem2-9cQ71Bxnls2Nqpg3U6z0-l40ZFSDuM5rjFas7zQqPhVLHaZvqGjjbXGVSx2meYRbKw1zsZiDOuEtHR2wcMuk_wuelvaZqIPA3KoKw_bZl9IleP2d-ldWSrR5clRRV4Zt9KzDPe9TEgj8nrD7DIpjhmdKlnvawVHQAGpRH_sAd6hoo82TubADC8nV37zcs13sbHWuPKbl2kejTfWGk12gPHj6nzXHxHm4JPoLQ3k3MkpOj50aDIlDydURf3BkLTb6Vzzjm4LE00KddWMTt5VCbWDNIBRrCzq072JQdG05UyFu8vFUWPgYxoMed02211qYsBx8sgfGh9vNdlMIjNwcZYeEFLmJ_hgEnX3R_xrZ9oYV4vjoN2qo7b-cGjgJJ-RYFCJOiMN80eh4ePgPyoU2bcWkT2bSpgxVZDUOqW1clIinVNMoZRhIscyOnD919j-9nq0zg2g4mNJHByzIxyM098UfOqdxldN1lje2TT6N7e6_W5nfmNr69Z2v_fsjpYixn-9x-cftMdPDZ-du7-pGZDrYzhQzFUGljTmow8bwkRFY2RSW1oC1MNyeigFLQDKiM-mhwbHzgpqZRhH_got8jdoUX2BFq3fn0UOCo3dLCsUkdodjeUElbVH2dQc9eaViULBUYd-3bYuJ9gRmSL7Vh9TdMGG6cNFH9E0Sz1WKgUFOY3gvhLHlpVqmFGoMECjzzLgqaVlTXyLCqtx3oZC5FyJrjUQWKNzgzDKpd6TeU4tUtrLhwSPMd4BJzJKjhHzCFvx9acyS1B0mo9yVuMIj2YHKl2_ZOPxfGwKeqPh2Pyuv1ZjJ3cX12u-nKph7pig-nq6IkoQrJ61NRhR_r0g1biWHwBuWCmBaHIUoVk-3bcBu0ot0FRfqqB6tEryOC8Z3Wpie_3A8l4U2eW-vxRcS_MYvUO-KF5P52U9XlYv7YL_nca3_wCne2AE" id="34" name="Picture"/>
+            <wp:docPr descr="Fig. 1 | Additional analyses of ligand-region detection. LigandSeek-Find uses deposited receptors (GT) or CryoAtom2-reconstructed receptors (CA2) and is compared with the density-only method Emap2lig-Find. The top row shows all ligands (179 PDB entries, 2,502 instances); the next row shows only small molecules (94 PDB entries, 821 instances). Emap2lig-Find receives the EMDB-recommended contour level. a, d, Instance-level \mathrm{PRAUC}_{0.5} for all ligands and small molecules at a bidirectional coverage threshold of 0.5. Bars show PDB-equal means, faint points show individual PDB entries, and error bars show 95% intervals from 10,000 PDB bootstrap resamples. b, e, Instance-level precision and recall at the same 0.5 threshold. Violins show PDB distributions; white circles and thick lines indicate medians and interquartile ranges. c, f, Mean detection completion at relative candidate counts of 100% and 300%. Detection retains a bidirectional coverage threshold of 0.3. Bars show PDB-equal means; error bars are defined as above." title="MDPPTFIG_eJztWd1u2zYUfhVCQIEVsC3ZqdtGbQO4TlMUSIagP7uZhoCmaIsIJXIkZcdddz0MQ3ezYTcbdr2rPsAKrC-z_jzGziFlx06LoWguFg8xYIk_H79zyHN0dCh-E2nqiigl0dufX77-9a_YOjrh3bcvf3rz-28drd1J1CKR4VbJKc8RN0yz7InlxmZZt7_d3c6yXW6PndJZ9u7Fn29--e7d8-_f_vEqywJhln2QsaIlR7bQ2aZ5LpxQFZVtCpe5FRZRjGpsPSqpOa414L-Mbs9STU5KWdl0dieLCud0GseWFbyktqM0r6BzrExJHVTNJJ4pk2ujGLdWVJNSxr0kuR6XVFRZtINsh8bfHrm55GSWTqkE3gcl6DUM4hEXLxCIPeZc74uKW9--UpulVlMGYoBHQhMQ9a4lWdRUH9YSm2jtVMPZwHGkqHKAjYWxbj8MTRoQ9AQFgqbh0pT3VOUsjKOWCQFjXj__EUzw98tXr1_84OVyat3ACvqhvmJQ2fcHeVmBGEWMfH3ki8MwY38H5Z8ul6t7czGhp2F4UM-hpfwkcT4a3IibKQfonph0SJc8I4Ol4UkwPLdEjYkUE1rlbcMn0Edy7jhDVAe5XZDwHyzFOSZMNlbzfW-KR5wft_fQR2s0Uc61ssLxnBjOuHbKWPLZ_cdXiTJkaOZq4FTZA_MxVVlnanYGORz0roK9cyIsYarU1ED_TLiCuIIDOczIzduqknNScleonNwrqe6BV3gdOuQxwCDkEKNmxBZqZgmVsvEa4O_e2CaHu3cJr5wR3LZIr9VPekSAMrSCSHD1lhdU8RO3QuHl2RKZSiU5g6cVuLavrVPd7HVXiDrrmvlJiimMQ_57B7t3_SKUJa9ymCIsh1O1IZJPubx05osUkejGWqO1sZr_H_0o31hrtMiDJqy1fXza2Imsu1WZqgNIcZucsfyonFGNx4LxXcVqCNxukTG6AvUoU_uoHuGd48VL8BpBh4P3VaO09jr7Nn9vIG7nEGsutH0SwcPzEgzOS_DkvATDNYK4WUoblrXBJJ3-WZQHxAsDxI1lN9k5N0lzeEDWsizM385mS9QRSkYiFyYk7JDWMzXlBjZTkBEBV6Fkjgk-WLdD7lJIBjH3wgyrzb-uAV5yWkGWNYb9mSNaCVwQD4HsSkxFjpi1fAzV4MaAcqMl3Xb_CuAdKE6lJWOjStJNWkmS-KEjpRxkpRTSR25pqUHxy1zsIr1DRxtrjctc7CL5Ed9Ya5zNxQj0MWHxYwgNu0yMuxBtcZsJMYxjQD2NsB3yhVASdqnL6EpyASFPjGqMyvYWmRWweydMGObDNnC6QrBjgp-prI-1jAKg5LmAeBz26hhQIUYbJyQnhlaTy7h5sfydbaw1LuPmRfKj8cZao0UOIH88_WDsvy5K7osQLQ2X1IkpBD4IaCLHCMdUjfOBlLSbJFd8oNuCQofsLjkMdxRj6cdmtlv_ktneWs1VqcGPnWMIuTmhUB0B4XpEhaveib5qkWh5BBL1b2x1-93k5NrW1s3tfu_ZbS1YCv9mh0s_aoebGzp77zikYQCuT-GAYa42fEljPnmrHcwE76lCaIsOgDOspoeCofmxwj6fHhpYO8tQyjCN_YlU7A-k4uY8Kl49joodLzVMs6phiNDuaCwmoKw9eippXhbdeRwajhL8dTu6msBERA7sW30o4XkVlA8XcwTTLPU4VSkoSHEF9xU7tqRSwwJflAMw-qzgNLfo1Mi36LAa_Ck0Aufp0BUBgTV-bxFGUug9ISVKxLIfHwoU9tzgtqzA4hgwD0GK71-rLEHxOh_WrIYVHs0OVL56ZkXTk7Ep8Q6GIyd3_CkVmd9ZnFb5duzGT-sM-xt3BRRDWOO1DRhQ_r4g1ca6-xy2a1gAND5sQSyd7tuAPS0t0NhfqaB6fFqkqawIHhKCvH5g-SAK7XLPn7GtlGkKD71cNK-WZdWsl9VLu8B_J_r2HwtNHKs" id="34" name="Picture"/>
             <a:graphic>
               <a:graphicData uri="http://schemas.openxmlformats.org/drawingml/2006/picture">
                 <pic:pic>
                   <pic:nvPicPr>
-                    <pic:cNvPr descr="C:/Users/15919/Desktop/论文草稿/temp/manuscript_figures_hvr_2xur/figure_000001.png" id="35" name="Picture"/>
+                    <pic:cNvPr descr="C:/Users/15919/Desktop/论文草稿/temp/manuscript_figures_zladmh1y/figure_000001.png" id="35" name="Picture"/>
                     <pic:cNvPicPr>
                       <a:picLocks noChangeArrowheads="1" noChangeAspect="1"/>
                     </pic:cNvPicPr>
@@ -261,7 +288,7 @@
           <w:rFonts w:ascii="华文仿宋" w:hAnsi="华文仿宋" w:eastAsia="华文仿宋"/>
           <w:sz w:val="18"/>
         </w:rPr>
-        <w:t xml:space="preserve">All ligands comprise 179 PDB entries and 2,502 instances; small molecules comprise 94 PDB entries and 821 instances. LigandSeek-Find uses deposited receptors (GT) or CryoAtom2-reconstructed receptors (CA2). Emap2lig-Find receives the EMDB-recommended contour level.</w:t>
+        <w:t xml:space="preserve">LigandSeek-Find uses deposited receptors (GT) or CryoAtom2-reconstructed receptors (CA2) and is compared with the density-only method Emap2lig-Find. The top row shows all ligands (179 PDB entries, 2,502 instances); the next row shows only small molecules (94 PDB entries, 821 instances). Emap2lig-Find receives the EMDB-recommended contour level.</w:t>
       </w:r>
       <w:r>
         <w:rPr>
@@ -461,7 +488,7 @@
           <w:rFonts w:ascii="华文仿宋" w:hAnsi="华文仿宋" w:eastAsia="华文仿宋"/>
           <w:sz w:val="18"/>
         </w:rPr>
-        <w:t xml:space="preserve">, Mean detection completion at relative candidate counts of 100% and 300%, allowing one and three times the ground-truth instance count per PDB. Detection retains a bidirectional coverage threshold of 0.3, with each instance counted only on its first detection. Background candidates and repeated hits retain their positions; the small-molecule view omits candidates assigned to other classes. Bars show PDB-equal means; error bars are defined as above.</w:t>
+        <w:t xml:space="preserve">, Mean detection completion at relative candidate counts of 100% and 300%. Detection retains a bidirectional coverage threshold of 0.3. Bars show PDB-equal means; error bars are defined as above.</w:t>
       </w:r>
     </w:p>
     <w:bookmarkEnd w:id="36"/>
@@ -600,11 +627,15 @@
       <w:r>
         <w:t xml:space="preserve">).</w:t>
       </w:r>
-      <w:r>
-        <w:t xml:space="preserve"> </w:t>
-      </w:r>
-      <w:r>
-        <w:t xml:space="preserve">At both coverage thresholds, PDB-equal mean precision and recall remained below those of LigandSeek-Find with either receptor input</w:t>
+    </w:p>
+    <w:p>
+      <w:pPr>
+        <w:pStyle w:val="BodyText"/>
+        <w:spacing w:line="360" w:lineRule="auto" w:after="120"/>
+        <w:ind w:firstLine="420"/>
+      </w:pPr>
+      <w:r>
+        <w:t xml:space="preserve">Without a supplied contour level, Emap2lig-Find returned an average of 353.9 candidate regions per PDB entry, compared with 14.0 ground-truth ligand instances. At a bidirectional coverage threshold of 0.3, its PDB-equal mean instance-level precision and recall were 0.037 and 0.312, respectively</w:t>
       </w:r>
       <w:r>
         <w:t xml:space="preserve"> </w:t>
@@ -614,12 +645,18 @@
       </w:r>
       <w:r>
         <w:rPr>
-          <w:rStyle w:val="MDFIGREF_eJyrrk7LTC9KTbMqLklMTzXUzcvXzUktS83RTc7PLUgsyizOz9P184_3cQ1z9alJ0kmprQUA5hISqQ"/>
-        </w:rPr>
-        <w:t xml:space="preserve">Fig. 2b, d</w:t>
+          <w:rStyle w:val="MDFIGREF_eJyrrk7LTC9KTbMqLklMTzXUzcvXzUktS83RTc7PLUgsyizOz9P184_3cQ1z9alJqq0FAMH4Ehk"/>
+        </w:rPr>
+        <w:t xml:space="preserve">Fig. 2b</w:t>
       </w:r>
       <w:r>
         <w:t xml:space="preserve">).</w:t>
+      </w:r>
+      <w:r>
+        <w:t xml:space="preserve"> </w:t>
+      </w:r>
+      <w:r>
+        <w:t xml:space="preserve">Despite this large candidate pool, recall still remained below that of Emap2lig-Find supplied with the recommended contour level (0.316), as well as LigandSeek-Find with CA2 receptors (0.594) or GT receptors (0.688). Under both conditions, particularly without a supplied contour level, Emap2lig-Find thus produced more false-positive candidates while achieving lower recall than LigandSeek-Find.</w:t>
       </w:r>
     </w:p>
     <w:p>
@@ -635,12 +672,12 @@
           <wp:inline>
             <wp:extent cx="5731510" cy="4323344"/>
             <wp:effectExtent b="0" l="0" r="0" t="0"/>
-            <wp:docPr descr="Fig. 2 | Ligand-region detection without an explicitly supplied contour level. All ligands comprise 179 PDB entries and 2,502 instances; small molecules comprise 94 PDB entries and 821 instances. LigandSeek-Find uses deposited receptors (GT) or CryoAtom2-reconstructed receptors (CA2).Emap2lig-Find does not receive an explicit EMDB-recommended contour level. a, c, Semantic Dice, instance-level \mathrm{PRAUC}_{0.3} and \mathrm{PRAUC}_{0.5} for all ligands and small molecules. Bars show PDB-equal means, faint points show individual PDB entries, and error bars show 95% intervals from 10,000 PDB bootstrap resamples. b, d, Instance-level precision and recall at bidirectional coverage thresholds of 0.3 and 0.5. Violins show PDB distributions; white circles and thick lines indicate medians and interquartile ranges. Both thresholds retain the same final candidate selection and small-molecule class assignment." title="MDPPTFIG_eJztWc1uGzcQfpWBgAINIGkl2WpiJTXgyHYRwEmNuMmlWxgUl9IS5pIsyZXkND0XRZFeWvTSouee8gAN0LxM8_MYneGuZDnOIYgPjQIbkPn3zcchOZwdkt81LAt5YwCNV78-e_H7P4kPbCK6r5798vLPP9rWhnmjCQ0nvFFTkRFuOEjTB144n6bd_lZ3K013hT8Jxqbp66d_v_zth9dPfnz11_M0rQjT9K2MmhWC2KrGljYtJaZCtbgpLHPSG9269-Xxwd7DvQOCc2aDNPq4YO6ktCj4dePWbGBhXijtB7PP00Yegh0kiee5KJhvGys0No6NK1jAopskM-My6wwX3ks9KVTS63Q-SwomddrYJrZDF5OjcKoEzAZTppD3ToEKDqvuCZcsEIQ9EcIeSC18rF8pzQbeMo7dII_CKiTqbXbSRl28XyqqYmUwNWcNJ0mpM4SNpfPhoBLt1CBsqRSoNK3-1fl9o4NHOea5lCjz4snPuBb_Pnv-4ulPsV_BfNjxkr2tLd_R_qJQ7Ksipi5GsTyK2WE14pii8o-W09W9sRjQo0q8Ui_QSsVB0ngs2pNwU4HQfTlpQw8ew4GcMJ21nJjgREMmguA05TCTITdlAKZBzK2SXAZ1Cr60mBcZcNTOlA6i9bSpx1D1-z9M0CWmAdZW8x2lQMW180CbF_eugO71LTjcvQ1CByeFx8XLoNfsd3ogNe54jXvwJviCoWxhlOC4HVaktzYvCN_odc9E27WxHAlx0tqn7VJ6xGXCGi8DGoUTXNhgnIdPv_jqGhgHQ3dqdoIpemhgaDI-uJK_gRzu9K61Ya9gtofjqXgzg7zahIiTU7FqhbB3d_d2pCsKobMrW_yQ3Qxb29Vorq3mH6Md8bVdjSYcYWCkg-SwK7loLt1pFXit7bjOW1kxMHcxnq3jwuKd4kIzHuOE7Bpeoh8Pi6gw5KRHMfBH5YhSQf9iD1EjbAinUNRK26hzrItpDQnbh1QKVd17Edy_LMHOZQkeXJZgeI4gqafSV9NaYzrtjTdREZAsFiCpV3adjXOdNMfwam11v3IJH4dL6F-5hA9Jc9wgwFZOe3Que-MM14bbDM9SPjczOsK1xLclw2bBtG_CmEkdwBpJY4wQPGLJqcwIs3Lga0Zm4Rz2N1rSbfU_QXxAXZjyMHamgG6n2el0oujImICHOmbxpOZZYUmXtZ3ojzFwHq3talwdwD4kO1rfqKQJd86duADbuPR0x0n-DgvkSlmAkcykq24_0TFyMxWOTQSEHLlyo9DzmjFgwBzF8CvZhofSKDzOLf0uZBKdoRyVxOFvwiyXQQCXjqv6Pi3kkp8AXUX76IU5Q0AhMomeOgKiq0Xv7YJUAhzTk-jdDQZSK4o4EdCpY40A9LoCxjKqjAQyI0YvVH2Nu_xYtBYfC-CKeezMeznRFGadd9h0zb3d-KYJjeWdf6N_faPb73bmmxu9jY3Nzce3rOQD_NWxHXun2C5zbHbh_r9mQK734UCxUDqxpHHvHWQ6oVhctFxaT_ZFI9TTQ8nJuqjA700PHWTCc-plOEjiW0wSn2KS-iUmWX2ISYIoLA5TlygibTgeywkq64_zqTvuzUuXVBXHHfrrta2e4EBkhuwbW5ijlxrMHy7GiEuz1ONMpUpBRjN4YPgJ3ZoOc7KaHfyOz3LBMk97hvgWDd6ibVSVyHkmutJBxZpcmISRknZfKkU9Uj7KVxmG0SaaJc8pO0bMfewltp8rLEHJeT4qeYszPJrdNdnqIw0bzMeuoBQXDubVswycLp9nYj01i3kATu21uSKKE6y22hqMqJguSK3z4QuBUQ1lEE0eoOqWTQ98hT3LLdDUrk2lenKWZQOlgV7Ftvq9fsXyVhSty158VFrJswFuarWoXs0rXc-Xt8t1wd924_v_ABpVnTE" id="38" name="Picture"/>
+            <wp:docPr descr="Fig. 2 | Ligand-region detection without an explicitly supplied contour level. LigandSeek-Find uses deposited receptors (GT) or CryoAtom2-reconstructed receptors (CA2). Emap2lig-Find does not receive an explicit EMDB-recommended contour level. The top row shows all ligands (179 PDB entries, 2,502 instances); the next row shows only small molecules (94 PDB entries, 821 instances). a, c, Semantic Dice, instance-level \mathrm{PRAUC}_{0.3} and \mathrm{PRAUC}_{0.5} for all ligands and small molecules. Bars show PDB-equal means, faint points show individual PDB entries, and error bars show 95% intervals from 10,000 PDB bootstrap resamples. b, d, Instance-level precision and recall at bidirectional coverage thresholds of 0.3 and 0.5. Violins show PDB distributions; white circles and thick lines indicate medians and interquartile ranges." title="MDPPTFIG_eJztWc1uGzcQfhVCQIEGkLSSbDWRkhpwZDsIoKRGnOTSLQyKS2kJc0mW5Epymp6LokgvLXpp0XNPeYAGaF6m-XmMzpArWbJzCOJDo8ACpOXPx2-GnNnRkPyuZqjPa31Se_Pri1e__5M4Tye8_ebFL6___KNpjJ_X6qRmudNyyjPEDfpp-shx69K03e21e2m6x92J1yZN3z7_-_VvP7x99uObv16maSRM03cyKlpwZIudDaUbkk-5bDBdGGqF06px_6vj4f7j_SHCGTVeaHVcUHtSGhj4de3WrG_IvJDK9WdfprXce9NPEsdyXlDX1IYr6BxrW1APVTtJZtpmxmrGnRNqUsik02p9kRRUqLS2g2yHNjyO_KnkZNafUgm8dwtQcBDFIy5ZIBB7wrkZCsVdaF-pzfrOUAZigEdCExB1tltprao-KCU20dLrirOC40ihMoCNhXV-GIe2KhD0RAWipvGnKh9o5R2Mo44JAWNePfsZbPHvi5evnv8U5HLq_K4T9F19-a5yFwcFWZEYRYxCfRSKgzjj8ATlnyyXq31jMaEncXhUz6OlwiRxPgb8idspB-iBmDRJhzwlQzGhKmtYPoGFJhn3nOGSk5nwuS49oYrwuZGCCS9PiSsNlHlGGGinS0uC9zRRoo9y_4cFusQykI3VPNrtiPOTxgF6bum4A_MZ7YQH-1jOuPHaOvL5nYfXiLZkYE_1rtdFB2wN1nPeluwccrDbudYk-wU1HSkmkTfTwKu0Dzgx5asOQfbv7d0OdEXBVXbBLcjDnBOIUMTqGXG5njlCpSQyqA7y2td75HDvNuHKW8FdnXTq3VaHCFCOKogX124SDwyKz_0KhVboiAUyFVpyBu80cPW216ludNorRFce-jEFH7qx1qhvrOafoh-xjbVGnRxBuqS8YGRPMF5fhqqYjm3svNa9rOjre5DlVtli8V7Zoh6PYUH2NCvhL8UvckWfox5F3x2VI3xy_AkSgkbQ4U9JUSltgs6hLTwriN85xJqPbR9E8OCyBLuXJXh0WYLBGkFSLaWLy1phWs2t86gASBYGSCrLbrJzbpLmkC5trO5XIeHTCAndq5DwMWkOL8jaZgp-zm-KmuQ2hW0d7ppwb9Tg35YUujlVsD8aU6E8MVrgHAMEdntiKjLErO2kkJlbC_JGS7pe9zPAe9CFSkfGVhek3aq3Wq0wdKS1h_0lhY0fd7QwqMvGLvSnmDiPNtYaVxuwj8mPNjcrqZO7azsuAn1MODz5xHgHFQyl1JORyISNZ6IQGJmecksnnPgcuHItIfLqMYGEOQyDf8kmeSy0hO3cMu6STEAwFKMSOdxNMsuF54QJy_DgCof5XLATggfULkRhRgFQ8ExApA6AEGohelsvJCeWqsn5iIqn0zu1b-qktjyqr3Wvb7W77dZ8e6uztbW9_fSWEawP3yr5ou-VfGWWzi4c21cMwPUhHDDMl5YvaewHZ4GWSxpWNRfGoQPgDNX0UDA0P1bY_emhJRl3DKUM-km4QknCDUpSXaAkq_cnieeFgWmqEoYI44_HYgLKuuMnkmZF3j5NYsNxCz-dplETmIjIgH2rByW8YIHy4WKOYJqlHmcqRQUpruBQsxM8YR3kaNZd-KOd5ZxmDp0a-RYdzoAXxkbgPBu6IiCyJhcWYSSFORBSokQsh_GxQCEdtNyzHItjwDwAKaF_rbIEJet8WHMGVng0u6ez1bsV2p-PbYFPMByZx9sUcrq8VQnt2I2Huwz7K3cFFENY5bUVGFDhuSA11vk7HNIOLAAaX9Eolk6HLmLPSgs09isdVU_OirQvFcHLrF63040s70ShXfbDXdBKmfY9FXLRvFqWqlovZ5Z2ge9O7fv_AOQsgIk" id="38" name="Picture"/>
             <a:graphic>
               <a:graphicData uri="http://schemas.openxmlformats.org/drawingml/2006/picture">
                 <pic:pic>
                   <pic:nvPicPr>
-                    <pic:cNvPr descr="C:/Users/15919/Desktop/论文草稿/temp/manuscript_figures_hvr_2xur/figure_000002.png" id="39" name="Picture"/>
+                    <pic:cNvPr descr="C:/Users/15919/Desktop/论文草稿/temp/manuscript_figures_zladmh1y/figure_000002.png" id="39" name="Picture"/>
                     <pic:cNvPicPr>
                       <a:picLocks noChangeArrowheads="1" noChangeAspect="1"/>
                     </pic:cNvPicPr>
@@ -701,7 +738,7 @@
           <w:rFonts w:ascii="华文仿宋" w:hAnsi="华文仿宋" w:eastAsia="华文仿宋"/>
           <w:sz w:val="18"/>
         </w:rPr>
-        <w:t xml:space="preserve">All ligands comprise 179 PDB entries and 2,502 instances; small molecules comprise 94 PDB entries and 821 instances. LigandSeek-Find uses deposited receptors (GT) or CryoAtom2-reconstructed receptors (CA2). Emap2lig-Find does not receive an explicit EMDB-recommended contour level.</w:t>
+        <w:t xml:space="preserve">LigandSeek-Find uses deposited receptors (GT) or CryoAtom2-reconstructed receptors (CA2). Emap2lig-Find does not receive an explicit EMDB-recommended contour level. The top row shows all ligands (179 PDB entries, 2,502 instances); the next row shows only small molecules (94 PDB entries, 821 instances).</w:t>
       </w:r>
       <w:r>
         <w:rPr>
@@ -917,79 +954,84 @@
           <w:rFonts w:ascii="华文仿宋" w:hAnsi="华文仿宋" w:eastAsia="华文仿宋"/>
           <w:sz w:val="18"/>
         </w:rPr>
-        <w:t xml:space="preserve">, Instance-level precision and recall at bidirectional coverage thresholds of 0.3 and 0.5. Violins show PDB distributions; white circles and thick lines indicate medians and interquartile ranges. Both thresholds retain the same final candidate selection and small-molecule class assignment.</w:t>
+        <w:t xml:space="preserve">, Instance-level precision and recall at bidirectional coverage thresholds of 0.3 and 0.5. Violins show PDB distributions; white circles and thick lines indicate medians and interquartile ranges.</w:t>
       </w:r>
     </w:p>
     <w:bookmarkEnd w:id="40"/>
     <w:bookmarkStart w:id="41" w:name="stage-1-ablation-of-ligandseek-find"/>
-    <w:p xmlns:w14="http://schemas.microsoft.com/office/word/2010/wordml">
+    <w:p>
       <w:pPr>
         <w:pStyle w:val="2"/>
-      </w:pPr>
-      <w:bookmarkStart w:id="3" w:name="stage-1-ablation-of-ligandseek-find"/>
-      <w:bookmarkEnd w:id="2"/>
-      <w:r>
-        <w:lastRenderedPageBreak/>
-        <w:t>Stage 1: Ablation of LigandSeek-Find</w:t>
+        <w:keepNext/>
+        <w:ind w:firstLine="0"/>
+      </w:pPr>
+      <w:r>
+        <w:t xml:space="preserve">Stage 1: Ablation of LigandSeek-Find</w:t>
       </w:r>
     </w:p>
-    <w:p xmlns:w14="http://schemas.microsoft.com/office/word/2010/wordml">
+    <w:p>
       <w:pPr>
         <w:pStyle w:val="FirstParagraph"/>
-      </w:pPr>
-      <w:r>
-        <w:t>As shown in Table 4, we compared six model variants on the same full test set to assess the contributions of individual designs to ligand detection. Starting with a 3D U-Net receiving experimental density alone(Density only), we added difference density(+ Difference density), a multi-view density bank(+ Density bank) and receptor-atom features(+ Receptor features). We then introduced centroid-aware positional encoding in the receptor embedding head(+ Centroid encoding), followed by the final LigandSeek-Find model. The final model used receptor-atom binding probabilities predicted by the point-cloud branch for Gaussian candidate scoring, while other models used conventional inference without Gaussian candidate scoring.</w:t>
+        <w:spacing w:line="360" w:lineRule="auto" w:after="120"/>
+        <w:ind w:firstLine="420"/>
+      </w:pPr>
+      <w:r>
+        <w:t xml:space="preserve">As shown in Table 1, we compared six model variants on the same full test set to assess the contributions of individual designs to ligand detection. Starting with a 3D U-Net receiving experimental density alone(Density only), we added difference density(+ Difference density), a multi-view density bank(+ Density bank) and receptor-atom features(+ Receptor features). We then introduced centroid-aware positional encoding in the receptor embedding head(+ Centroid encoding), followed by the final LigandSeek-Find model. The final model used receptor-atom binding probabilities predicted by the point-cloud branch for Gaussian candidate scoring, while other models used conventional inference without Gaussian candidate scoring.</w:t>
       </w:r>
     </w:p>
-    <w:p xmlns:w14="http://schemas.microsoft.com/office/word/2010/wordml">
-      <w:pPr>
-        <w:pStyle w:val="11"/>
-      </w:pPr>
-      <w:r>
-        <w:t>According to Table 4, adding difference density improved all metrics under both GT and CA2 conditions. Moreover, the multi-view density bank further improved overall detection ability. It is noteworthy that when constructing multi-view density bank, the deterministic transformations of the same experimental and simulated receptor density do not add any additional information, but highlight ligand signals across contrasts and spatial scales while suppressing dominant receptor density.</w:t>
+    <w:p>
+      <w:pPr>
+        <w:pStyle w:val="BodyText"/>
+        <w:spacing w:line="360" w:lineRule="auto" w:after="120"/>
+        <w:ind w:firstLine="420"/>
+      </w:pPr>
+      <w:r>
+        <w:t xml:space="preserve">According to Table 1, adding difference density improved all metrics under both GT and CA2 conditions. Moreover, the multi-view density bank further improved overall detection ability. It is noteworthy that when constructing multi-view density bank, the deterministic transformations of the same experimental and simulated receptor density do not add any additional information, but highlight ligand signals across contrasts and spatial scales while suppressing dominant receptor density.</w:t>
       </w:r>
     </w:p>
-    <w:p xmlns:w14="http://schemas.microsoft.com/office/word/2010/wordml">
-      <w:pPr>
-        <w:pStyle w:val="11"/>
-      </w:pPr>
-      <w:r>
-        <w:t>Futhermore, we can observe that injecting the receptor information explicitly, adding centroid-aware positional encoding in the receptor embedding head, and introducing Gaussian scoring during inference also generally raise model performance to varying degrees. We refer to the model with all components as LigandSeek-Find, which has the best overall performance.</w:t>
+    <w:p>
+      <w:pPr>
+        <w:pStyle w:val="BodyText"/>
+        <w:spacing w:line="360" w:lineRule="auto" w:after="120"/>
+        <w:ind w:firstLine="420"/>
+      </w:pPr>
+      <w:r>
+        <w:t xml:space="preserve">Futhermore, we can observe that injecting the receptor information explicitly, adding centroid-aware positional encoding in the receptor embedding head, and introducing Gaussian scoring during inference also generally raise model performance to varying degrees. We refer to the model with all components as LigandSeek-Find, which has the best overall performance.</w:t>
       </w:r>
     </w:p>
-    <w:p xmlns:w14="http://schemas.microsoft.com/office/word/2010/wordml">
-      <w:pPr>
+    <w:p>
+      <w:pPr>
+        <w:pStyle w:val="TableCaption"/>
         <w:keepNext/>
         <w:keepLines/>
-        <w:spacing w:line="240" w:lineRule="auto"/>
+        <w:spacing w:line="240" w:lineRule="auto" w:after="120"/>
         <w:ind w:firstLine="0"/>
       </w:pPr>
       <w:r>
         <w:rPr>
-          <w:rFonts w:ascii="华文仿宋" w:eastAsia="华文仿宋" w:hAnsi="华文仿宋"/>
-          <w:sz w:val="18"/>
-        </w:rPr>
-        <w:t>Table 4 | Internal ablation of LigandSeek-Find on the full test set.</w:t>
+          <w:rFonts w:ascii="华文仿宋" w:hAnsi="华文仿宋" w:eastAsia="华文仿宋"/>
+          <w:sz w:val="18"/>
+        </w:rPr>
+        <w:t xml:space="preserve">Table 1 | Internal ablation of LigandSeek-Find on the full test set.</w:t>
       </w:r>
     </w:p>
-    <w:tbl xmlns:w14="http://schemas.microsoft.com/office/word/2010/wordml">
+    <w:tbl>
       <w:tblPr>
-        <w:tblW w:w="5000" w:type="pct"/>
+        <w:tblW w:type="pct" w:w="5000"/>
+        <w:tblLayout w:type="fixed"/>
+        <w:tblCaption w:val="Table 1 | Internal ablation of LigandSeek-Find on the full test set."/>
+        <w:tblDescription w:val="MDBOOKTABS_{&quot;headers&quot;:2,&quot;groups&quot;:[],&quot;widths&quot;:[0.28,0.12,0.12,0.12,0.12,0.12,0.12],&quot;pagination&quot;:&quot;rows&quot;}"/>
         <w:tblBorders>
-          <w:top w:val="single" w:sz="6" w:space="0" w:color="000000"/>
-          <w:left w:val="nil"/>
-          <w:bottom w:val="single" w:sz="6" w:space="0" w:color="000000"/>
-          <w:right w:val="nil"/>
-          <w:insideH w:val="nil"/>
-          <w:insideV w:val="nil"/>
+          <w:top w:val="single" w:sz="6" w:color="000000"/>
+          <w:bottom w:val="single" w:sz="6" w:color="000000"/>
+          <w:left w:val="nil" w:sz="6" w:color="000000"/>
+          <w:right w:val="nil" w:sz="6" w:color="000000"/>
+          <w:insideH w:val="nil" w:sz="6" w:color="000000"/>
+          <w:insideV w:val="nil" w:sz="6" w:color="000000"/>
         </w:tblBorders>
-        <w:tblLayout w:type="fixed"/>
-        <w:tblLook w:val="04A0" w:firstRow="1" w:lastRow="0" w:firstColumn="1" w:lastColumn="0" w:noHBand="0" w:noVBand="1"/>
-        <w:tblCaption w:val="Table 4 | Internal ablation of LigandSeek-Find on the full test set."/>
-        <w:tblDescription w:val="MDBOOKTABS_{&quot;headers&quot;:2,&quot;groups&quot;:[],&quot;widths&quot;:[0.28,0.12,0.12,0.12,0.12,0.12,0.12],&quot;pagination&quot;:&quot;rows&quot;}"/>
       </w:tblPr>
       <w:tblGrid>
-        <w:gridCol w:w="2528"/>
+        <w:gridCol w:w="2527"/>
         <w:gridCol w:w="1083"/>
         <w:gridCol w:w="1083"/>
         <w:gridCol w:w="1083"/>
@@ -999,118 +1041,137 @@
       </w:tblGrid>
       <w:tr>
         <w:trPr>
+          <w:tblHeader w:val="on"/>
           <w:cantSplit/>
-          <w:tblHeader/>
         </w:trPr>
         <w:tc>
           <w:tcPr>
-            <w:tcW w:w="2527" w:type="dxa"/>
+            <w:tcW w:type="dxa" w:w="2527"/>
             <w:vMerge w:val="restart"/>
+            <w:vAlign w:val="center"/>
             <w:noWrap/>
             <w:tcMar>
               <w:top w:w="30" w:type="dxa"/>
+              <w:bottom w:w="30" w:type="dxa"/>
               <w:left w:w="45" w:type="dxa"/>
-              <w:bottom w:w="30" w:type="dxa"/>
               <w:right w:w="45" w:type="dxa"/>
             </w:tcMar>
-            <w:vAlign w:val="center"/>
           </w:tcPr>
           <w:p>
             <w:pPr>
-              <w:spacing w:after="0" w:line="240" w:lineRule="auto"/>
+              <w:pStyle w:val="Compact"/>
+              <w:keepNext w:val="0"/>
+              <w:keepLines w:val="0"/>
+              <w:pageBreakBefore w:val="0"/>
+              <w:spacing w:line="240" w:lineRule="auto" w:after="0" w:before="0"/>
               <w:ind w:firstLine="0"/>
               <w:jc w:val="left"/>
             </w:pPr>
             <w:r>
               <w:rPr>
                 <w:rFonts w:ascii="Times New Roman" w:hAnsi="Times New Roman"/>
+                <w:b w:val="0"/>
                 <w:sz w:val="20"/>
               </w:rPr>
-              <w:t>Model</w:t>
+              <w:t xml:space="preserve">Model</w:t>
             </w:r>
           </w:p>
         </w:tc>
         <w:tc>
           <w:tcPr>
-            <w:tcW w:w="3249" w:type="dxa"/>
+            <w:tcW w:type="dxa" w:w="3249"/>
             <w:gridSpan w:val="3"/>
+            <w:vAlign w:val="center"/>
             <w:noWrap/>
             <w:tcMar>
               <w:top w:w="30" w:type="dxa"/>
+              <w:bottom w:w="30" w:type="dxa"/>
               <w:left w:w="45" w:type="dxa"/>
-              <w:bottom w:w="30" w:type="dxa"/>
               <w:right w:w="45" w:type="dxa"/>
             </w:tcMar>
-            <w:vAlign w:val="center"/>
           </w:tcPr>
           <w:p>
             <w:pPr>
-              <w:spacing w:after="0" w:line="240" w:lineRule="auto"/>
+              <w:pStyle w:val="Compact"/>
+              <w:keepNext w:val="0"/>
+              <w:keepLines w:val="0"/>
+              <w:pageBreakBefore w:val="0"/>
+              <w:spacing w:line="240" w:lineRule="auto" w:after="0" w:before="0"/>
               <w:ind w:firstLine="0"/>
               <w:jc w:val="center"/>
             </w:pPr>
             <w:r>
               <w:rPr>
                 <w:rFonts w:ascii="Times New Roman" w:hAnsi="Times New Roman"/>
+                <w:b w:val="0"/>
                 <w:sz w:val="20"/>
               </w:rPr>
-              <w:t>CA2 receptors</w:t>
+              <w:t xml:space="preserve">CA2 receptors</w:t>
             </w:r>
           </w:p>
         </w:tc>
         <w:tc>
           <w:tcPr>
-            <w:tcW w:w="3249" w:type="dxa"/>
+            <w:tcW w:type="dxa" w:w="3249"/>
             <w:gridSpan w:val="3"/>
+            <w:vAlign w:val="center"/>
             <w:noWrap/>
             <w:tcMar>
               <w:top w:w="30" w:type="dxa"/>
+              <w:bottom w:w="30" w:type="dxa"/>
               <w:left w:w="45" w:type="dxa"/>
-              <w:bottom w:w="30" w:type="dxa"/>
               <w:right w:w="45" w:type="dxa"/>
             </w:tcMar>
-            <w:vAlign w:val="center"/>
           </w:tcPr>
           <w:p>
             <w:pPr>
-              <w:spacing w:after="0" w:line="240" w:lineRule="auto"/>
+              <w:pStyle w:val="Compact"/>
+              <w:keepNext w:val="0"/>
+              <w:keepLines w:val="0"/>
+              <w:pageBreakBefore w:val="0"/>
+              <w:spacing w:line="240" w:lineRule="auto" w:after="0" w:before="0"/>
               <w:ind w:firstLine="0"/>
               <w:jc w:val="center"/>
             </w:pPr>
             <w:r>
               <w:rPr>
                 <w:rFonts w:ascii="Times New Roman" w:hAnsi="Times New Roman"/>
+                <w:b w:val="0"/>
                 <w:sz w:val="20"/>
               </w:rPr>
-              <w:t>Deposited receptors</w:t>
+              <w:t xml:space="preserve">Deposited receptors</w:t>
             </w:r>
           </w:p>
         </w:tc>
       </w:tr>
       <w:tr>
         <w:trPr>
+          <w:tblHeader w:val="on"/>
           <w:cantSplit/>
-          <w:tblHeader/>
         </w:trPr>
         <w:tc>
           <w:tcPr>
-            <w:tcW w:w="2527" w:type="dxa"/>
-            <w:vMerge/>
-            <w:tcBorders>
-              <w:bottom w:val="single" w:sz="4" w:space="0" w:color="000000"/>
-            </w:tcBorders>
+            <w:tcW w:type="dxa" w:w="2527"/>
+            <w:gridSpan w:val="1"/>
+            <w:vMerge w:val="continue"/>
+            <w:vAlign w:val="center"/>
             <w:noWrap/>
             <w:tcMar>
               <w:top w:w="30" w:type="dxa"/>
+              <w:bottom w:w="30" w:type="dxa"/>
               <w:left w:w="45" w:type="dxa"/>
-              <w:bottom w:w="30" w:type="dxa"/>
               <w:right w:w="45" w:type="dxa"/>
             </w:tcMar>
-            <w:vAlign w:val="center"/>
+            <w:tcBorders>
+              <w:bottom w:val="single" w:sz="4" w:color="000000"/>
+            </w:tcBorders>
           </w:tcPr>
           <w:p>
             <w:pPr>
-              <w:spacing w:after="0" w:line="240" w:lineRule="auto"/>
+              <w:keepNext w:val="0"/>
+              <w:keepLines w:val="0"/>
+              <w:pageBreakBefore w:val="0"/>
+              <w:spacing w:line="240" w:lineRule="auto" w:before="0" w:after="0"/>
               <w:ind w:firstLine="0"/>
               <w:jc w:val="left"/>
             </w:pPr>
@@ -1118,298 +1179,440 @@
         </w:tc>
         <w:tc>
           <w:tcPr>
-            <w:tcW w:w="1083" w:type="dxa"/>
-            <w:tcBorders>
-              <w:bottom w:val="single" w:sz="4" w:space="0" w:color="000000"/>
-            </w:tcBorders>
+            <w:tcW w:type="dxa" w:w="1083"/>
+            <w:vAlign w:val="center"/>
             <w:noWrap/>
             <w:tcMar>
               <w:top w:w="30" w:type="dxa"/>
+              <w:bottom w:w="30" w:type="dxa"/>
               <w:left w:w="45" w:type="dxa"/>
-              <w:bottom w:w="30" w:type="dxa"/>
               <w:right w:w="45" w:type="dxa"/>
             </w:tcMar>
-            <w:vAlign w:val="center"/>
+            <w:tcBorders>
+              <w:bottom w:val="single" w:sz="4" w:color="000000"/>
+            </w:tcBorders>
           </w:tcPr>
           <w:p>
             <w:pPr>
-              <w:spacing w:after="0" w:line="240" w:lineRule="auto"/>
+              <w:pStyle w:val="Compact"/>
+              <w:keepNext w:val="0"/>
+              <w:keepLines w:val="0"/>
+              <w:pageBreakBefore w:val="0"/>
+              <w:spacing w:line="240" w:lineRule="auto" w:after="0" w:before="0"/>
               <w:ind w:firstLine="0"/>
               <w:jc w:val="center"/>
             </w:pPr>
             <w:r>
               <w:rPr>
                 <w:rFonts w:ascii="Times New Roman" w:hAnsi="Times New Roman"/>
+                <w:b w:val="0"/>
                 <w:sz w:val="20"/>
               </w:rPr>
-              <w:t>Dice</w:t>
+              <w:t xml:space="preserve">Dice</w:t>
             </w:r>
           </w:p>
         </w:tc>
         <w:tc>
           <w:tcPr>
-            <w:tcW w:w="1083" w:type="dxa"/>
-            <w:tcBorders>
-              <w:bottom w:val="single" w:sz="4" w:space="0" w:color="000000"/>
-            </w:tcBorders>
+            <w:tcW w:type="dxa" w:w="1083"/>
+            <w:vAlign w:val="center"/>
             <w:noWrap/>
             <w:tcMar>
               <w:top w:w="30" w:type="dxa"/>
+              <w:bottom w:w="30" w:type="dxa"/>
               <w:left w:w="45" w:type="dxa"/>
-              <w:bottom w:w="30" w:type="dxa"/>
               <w:right w:w="45" w:type="dxa"/>
             </w:tcMar>
-            <w:vAlign w:val="center"/>
+            <w:tcBorders>
+              <w:bottom w:val="single" w:sz="4" w:color="000000"/>
+            </w:tcBorders>
           </w:tcPr>
           <w:p>
             <w:pPr>
-              <w:spacing w:after="0" w:line="240" w:lineRule="auto"/>
+              <w:pStyle w:val="Compact"/>
+              <w:keepNext w:val="0"/>
+              <w:keepLines w:val="0"/>
+              <w:pageBreakBefore w:val="0"/>
+              <w:spacing w:line="240" w:lineRule="auto" w:after="0" w:before="0"/>
               <w:ind w:firstLine="0"/>
               <w:jc w:val="center"/>
             </w:pPr>
-            <m:oMathPara>
-              <m:oMath>
-                <m:sSub>
-                  <m:sSubPr>
-                    <m:ctrlPr>
-                      <w:rPr>
-                        <w:rFonts w:ascii="Cambria Math" w:hAnsi="Cambria Math"/>
-                      </w:rPr>
-                    </m:ctrlPr>
-                  </m:sSubPr>
-                  <m:e>
-                    <m:r>
-                      <m:rPr>
-                        <m:sty m:val="p"/>
-                      </m:rPr>
-                      <w:rPr>
-                        <w:rFonts w:ascii="Cambria Math" w:hAnsi="Cambria Math"/>
-                        <w:sz w:val="20"/>
-                        <w:szCs w:val="20"/>
-                      </w:rPr>
-                      <m:t>PRAUC</m:t>
-                    </m:r>
-                  </m:e>
-                  <m:sub>
-                    <m:r>
-                      <w:rPr>
-                        <w:rFonts w:ascii="Cambria Math" w:hAnsi="Cambria Math"/>
-                        <w:sz w:val="20"/>
-                        <w:szCs w:val="20"/>
-                      </w:rPr>
-                      <m:t>0.3</m:t>
-                    </m:r>
-                  </m:sub>
-                </m:sSub>
-              </m:oMath>
-            </m:oMathPara>
+            <m:oMath>
+              <m:sSub>
+                <m:e>
+                  <m:r>
+                    <m:rPr>
+                      <m:sty m:val="p"/>
+                    </m:rPr>
+                    <w:rPr>
+                      <w:sz w:val="20"/>
+                      <w:szCs w:val="20"/>
+                    </w:rPr>
+                    <m:t>P</m:t>
+                  </m:r>
+                  <m:r>
+                    <m:rPr>
+                      <m:sty m:val="p"/>
+                    </m:rPr>
+                    <w:rPr>
+                      <w:sz w:val="20"/>
+                      <w:szCs w:val="20"/>
+                    </w:rPr>
+                    <m:t>R</m:t>
+                  </m:r>
+                  <m:r>
+                    <m:rPr>
+                      <m:sty m:val="p"/>
+                    </m:rPr>
+                    <w:rPr>
+                      <w:sz w:val="20"/>
+                      <w:szCs w:val="20"/>
+                    </w:rPr>
+                    <m:t>A</m:t>
+                  </m:r>
+                  <m:r>
+                    <m:rPr>
+                      <m:sty m:val="p"/>
+                    </m:rPr>
+                    <w:rPr>
+                      <w:sz w:val="20"/>
+                      <w:szCs w:val="20"/>
+                    </w:rPr>
+                    <m:t>U</m:t>
+                  </m:r>
+                  <m:r>
+                    <m:rPr>
+                      <m:sty m:val="p"/>
+                    </m:rPr>
+                    <w:rPr>
+                      <w:sz w:val="20"/>
+                      <w:szCs w:val="20"/>
+                    </w:rPr>
+                    <m:t>C</m:t>
+                  </m:r>
+                </m:e>
+                <m:sub>
+                  <m:r>
+                    <w:rPr>
+                      <w:sz w:val="20"/>
+                      <w:szCs w:val="20"/>
+                    </w:rPr>
+                    <m:t>0.3</m:t>
+                  </m:r>
+                </m:sub>
+              </m:sSub>
+            </m:oMath>
           </w:p>
         </w:tc>
         <w:tc>
           <w:tcPr>
-            <w:tcW w:w="1083" w:type="dxa"/>
-            <w:tcBorders>
-              <w:bottom w:val="single" w:sz="4" w:space="0" w:color="000000"/>
-            </w:tcBorders>
+            <w:tcW w:type="dxa" w:w="1083"/>
+            <w:vAlign w:val="center"/>
             <w:noWrap/>
             <w:tcMar>
               <w:top w:w="30" w:type="dxa"/>
+              <w:bottom w:w="30" w:type="dxa"/>
               <w:left w:w="45" w:type="dxa"/>
-              <w:bottom w:w="30" w:type="dxa"/>
               <w:right w:w="45" w:type="dxa"/>
             </w:tcMar>
-            <w:vAlign w:val="center"/>
+            <w:tcBorders>
+              <w:bottom w:val="single" w:sz="4" w:color="000000"/>
+            </w:tcBorders>
           </w:tcPr>
           <w:p>
             <w:pPr>
-              <w:spacing w:after="0" w:line="240" w:lineRule="auto"/>
+              <w:pStyle w:val="Compact"/>
+              <w:keepNext w:val="0"/>
+              <w:keepLines w:val="0"/>
+              <w:pageBreakBefore w:val="0"/>
+              <w:spacing w:line="240" w:lineRule="auto" w:after="0" w:before="0"/>
               <w:ind w:firstLine="0"/>
               <w:jc w:val="center"/>
             </w:pPr>
-            <m:oMathPara>
-              <m:oMath>
-                <m:sSub>
-                  <m:sSubPr>
-                    <m:ctrlPr>
-                      <w:rPr>
-                        <w:rFonts w:ascii="Cambria Math" w:hAnsi="Cambria Math"/>
-                      </w:rPr>
-                    </m:ctrlPr>
-                  </m:sSubPr>
-                  <m:e>
-                    <m:r>
-                      <m:rPr>
-                        <m:sty m:val="p"/>
-                      </m:rPr>
-                      <w:rPr>
-                        <w:rFonts w:ascii="Cambria Math" w:hAnsi="Cambria Math"/>
-                        <w:sz w:val="20"/>
-                        <w:szCs w:val="20"/>
-                      </w:rPr>
-                      <m:t>PRAUC</m:t>
-                    </m:r>
-                  </m:e>
-                  <m:sub>
-                    <m:r>
-                      <w:rPr>
-                        <w:rFonts w:ascii="Cambria Math" w:hAnsi="Cambria Math"/>
-                        <w:sz w:val="20"/>
-                        <w:szCs w:val="20"/>
-                      </w:rPr>
-                      <m:t>0.5</m:t>
-                    </m:r>
-                  </m:sub>
-                </m:sSub>
-              </m:oMath>
-            </m:oMathPara>
+            <m:oMath>
+              <m:sSub>
+                <m:e>
+                  <m:r>
+                    <m:rPr>
+                      <m:sty m:val="p"/>
+                    </m:rPr>
+                    <w:rPr>
+                      <w:sz w:val="20"/>
+                      <w:szCs w:val="20"/>
+                    </w:rPr>
+                    <m:t>P</m:t>
+                  </m:r>
+                  <m:r>
+                    <m:rPr>
+                      <m:sty m:val="p"/>
+                    </m:rPr>
+                    <w:rPr>
+                      <w:sz w:val="20"/>
+                      <w:szCs w:val="20"/>
+                    </w:rPr>
+                    <m:t>R</m:t>
+                  </m:r>
+                  <m:r>
+                    <m:rPr>
+                      <m:sty m:val="p"/>
+                    </m:rPr>
+                    <w:rPr>
+                      <w:sz w:val="20"/>
+                      <w:szCs w:val="20"/>
+                    </w:rPr>
+                    <m:t>A</m:t>
+                  </m:r>
+                  <m:r>
+                    <m:rPr>
+                      <m:sty m:val="p"/>
+                    </m:rPr>
+                    <w:rPr>
+                      <w:sz w:val="20"/>
+                      <w:szCs w:val="20"/>
+                    </w:rPr>
+                    <m:t>U</m:t>
+                  </m:r>
+                  <m:r>
+                    <m:rPr>
+                      <m:sty m:val="p"/>
+                    </m:rPr>
+                    <w:rPr>
+                      <w:sz w:val="20"/>
+                      <w:szCs w:val="20"/>
+                    </w:rPr>
+                    <m:t>C</m:t>
+                  </m:r>
+                </m:e>
+                <m:sub>
+                  <m:r>
+                    <w:rPr>
+                      <w:sz w:val="20"/>
+                      <w:szCs w:val="20"/>
+                    </w:rPr>
+                    <m:t>0.5</m:t>
+                  </m:r>
+                </m:sub>
+              </m:sSub>
+            </m:oMath>
           </w:p>
         </w:tc>
         <w:tc>
           <w:tcPr>
-            <w:tcW w:w="1083" w:type="dxa"/>
-            <w:tcBorders>
-              <w:bottom w:val="single" w:sz="4" w:space="0" w:color="000000"/>
-            </w:tcBorders>
+            <w:tcW w:type="dxa" w:w="1083"/>
+            <w:vAlign w:val="center"/>
             <w:noWrap/>
             <w:tcMar>
               <w:top w:w="30" w:type="dxa"/>
+              <w:bottom w:w="30" w:type="dxa"/>
               <w:left w:w="45" w:type="dxa"/>
-              <w:bottom w:w="30" w:type="dxa"/>
               <w:right w:w="45" w:type="dxa"/>
             </w:tcMar>
-            <w:vAlign w:val="center"/>
+            <w:tcBorders>
+              <w:bottom w:val="single" w:sz="4" w:color="000000"/>
+            </w:tcBorders>
           </w:tcPr>
           <w:p>
             <w:pPr>
-              <w:spacing w:after="0" w:line="240" w:lineRule="auto"/>
+              <w:pStyle w:val="Compact"/>
+              <w:keepNext w:val="0"/>
+              <w:keepLines w:val="0"/>
+              <w:pageBreakBefore w:val="0"/>
+              <w:spacing w:line="240" w:lineRule="auto" w:after="0" w:before="0"/>
               <w:ind w:firstLine="0"/>
               <w:jc w:val="center"/>
             </w:pPr>
             <w:r>
               <w:rPr>
                 <w:rFonts w:ascii="Times New Roman" w:hAnsi="Times New Roman"/>
+                <w:b w:val="0"/>
                 <w:sz w:val="20"/>
               </w:rPr>
-              <w:t>Dice</w:t>
+              <w:t xml:space="preserve">Dice</w:t>
             </w:r>
           </w:p>
         </w:tc>
         <w:tc>
           <w:tcPr>
-            <w:tcW w:w="1083" w:type="dxa"/>
-            <w:tcBorders>
-              <w:bottom w:val="single" w:sz="4" w:space="0" w:color="000000"/>
-            </w:tcBorders>
+            <w:tcW w:type="dxa" w:w="1083"/>
+            <w:vAlign w:val="center"/>
             <w:noWrap/>
             <w:tcMar>
               <w:top w:w="30" w:type="dxa"/>
+              <w:bottom w:w="30" w:type="dxa"/>
               <w:left w:w="45" w:type="dxa"/>
-              <w:bottom w:w="30" w:type="dxa"/>
               <w:right w:w="45" w:type="dxa"/>
             </w:tcMar>
-            <w:vAlign w:val="center"/>
+            <w:tcBorders>
+              <w:bottom w:val="single" w:sz="4" w:color="000000"/>
+            </w:tcBorders>
           </w:tcPr>
           <w:p>
             <w:pPr>
-              <w:spacing w:after="0" w:line="240" w:lineRule="auto"/>
+              <w:pStyle w:val="Compact"/>
+              <w:keepNext w:val="0"/>
+              <w:keepLines w:val="0"/>
+              <w:pageBreakBefore w:val="0"/>
+              <w:spacing w:line="240" w:lineRule="auto" w:after="0" w:before="0"/>
               <w:ind w:firstLine="0"/>
               <w:jc w:val="center"/>
             </w:pPr>
-            <m:oMathPara>
-              <m:oMath>
-                <m:sSub>
-                  <m:sSubPr>
-                    <m:ctrlPr>
-                      <w:rPr>
-                        <w:rFonts w:ascii="Cambria Math" w:hAnsi="Cambria Math"/>
-                      </w:rPr>
-                    </m:ctrlPr>
-                  </m:sSubPr>
-                  <m:e>
-                    <m:r>
-                      <m:rPr>
-                        <m:sty m:val="p"/>
-                      </m:rPr>
-                      <w:rPr>
-                        <w:rFonts w:ascii="Cambria Math" w:hAnsi="Cambria Math"/>
-                        <w:sz w:val="20"/>
-                        <w:szCs w:val="20"/>
-                      </w:rPr>
-                      <m:t>PRAUC</m:t>
-                    </m:r>
-                  </m:e>
-                  <m:sub>
-                    <m:r>
-                      <w:rPr>
-                        <w:rFonts w:ascii="Cambria Math" w:hAnsi="Cambria Math"/>
-                        <w:sz w:val="20"/>
-                        <w:szCs w:val="20"/>
-                      </w:rPr>
-                      <m:t>0.3</m:t>
-                    </m:r>
-                  </m:sub>
-                </m:sSub>
-              </m:oMath>
-            </m:oMathPara>
+            <m:oMath>
+              <m:sSub>
+                <m:e>
+                  <m:r>
+                    <m:rPr>
+                      <m:sty m:val="p"/>
+                    </m:rPr>
+                    <w:rPr>
+                      <w:sz w:val="20"/>
+                      <w:szCs w:val="20"/>
+                    </w:rPr>
+                    <m:t>P</m:t>
+                  </m:r>
+                  <m:r>
+                    <m:rPr>
+                      <m:sty m:val="p"/>
+                    </m:rPr>
+                    <w:rPr>
+                      <w:sz w:val="20"/>
+                      <w:szCs w:val="20"/>
+                    </w:rPr>
+                    <m:t>R</m:t>
+                  </m:r>
+                  <m:r>
+                    <m:rPr>
+                      <m:sty m:val="p"/>
+                    </m:rPr>
+                    <w:rPr>
+                      <w:sz w:val="20"/>
+                      <w:szCs w:val="20"/>
+                    </w:rPr>
+                    <m:t>A</m:t>
+                  </m:r>
+                  <m:r>
+                    <m:rPr>
+                      <m:sty m:val="p"/>
+                    </m:rPr>
+                    <w:rPr>
+                      <w:sz w:val="20"/>
+                      <w:szCs w:val="20"/>
+                    </w:rPr>
+                    <m:t>U</m:t>
+                  </m:r>
+                  <m:r>
+                    <m:rPr>
+                      <m:sty m:val="p"/>
+                    </m:rPr>
+                    <w:rPr>
+                      <w:sz w:val="20"/>
+                      <w:szCs w:val="20"/>
+                    </w:rPr>
+                    <m:t>C</m:t>
+                  </m:r>
+                </m:e>
+                <m:sub>
+                  <m:r>
+                    <w:rPr>
+                      <w:sz w:val="20"/>
+                      <w:szCs w:val="20"/>
+                    </w:rPr>
+                    <m:t>0.3</m:t>
+                  </m:r>
+                </m:sub>
+              </m:sSub>
+            </m:oMath>
           </w:p>
         </w:tc>
         <w:tc>
           <w:tcPr>
-            <w:tcW w:w="1083" w:type="dxa"/>
-            <w:tcBorders>
-              <w:bottom w:val="single" w:sz="4" w:space="0" w:color="000000"/>
-            </w:tcBorders>
+            <w:tcW w:type="dxa" w:w="1083"/>
+            <w:vAlign w:val="center"/>
             <w:noWrap/>
             <w:tcMar>
               <w:top w:w="30" w:type="dxa"/>
+              <w:bottom w:w="30" w:type="dxa"/>
               <w:left w:w="45" w:type="dxa"/>
-              <w:bottom w:w="30" w:type="dxa"/>
               <w:right w:w="45" w:type="dxa"/>
             </w:tcMar>
-            <w:vAlign w:val="center"/>
+            <w:tcBorders>
+              <w:bottom w:val="single" w:sz="4" w:color="000000"/>
+            </w:tcBorders>
           </w:tcPr>
           <w:p>
             <w:pPr>
-              <w:spacing w:after="0" w:line="240" w:lineRule="auto"/>
+              <w:pStyle w:val="Compact"/>
+              <w:keepNext w:val="0"/>
+              <w:keepLines w:val="0"/>
+              <w:pageBreakBefore w:val="0"/>
+              <w:spacing w:line="240" w:lineRule="auto" w:after="0" w:before="0"/>
               <w:ind w:firstLine="0"/>
               <w:jc w:val="center"/>
             </w:pPr>
-            <m:oMathPara>
-              <m:oMath>
-                <m:sSub>
-                  <m:sSubPr>
-                    <m:ctrlPr>
-                      <w:rPr>
-                        <w:rFonts w:ascii="Cambria Math" w:hAnsi="Cambria Math"/>
-                      </w:rPr>
-                    </m:ctrlPr>
-                  </m:sSubPr>
-                  <m:e>
-                    <m:r>
-                      <m:rPr>
-                        <m:sty m:val="p"/>
-                      </m:rPr>
-                      <w:rPr>
-                        <w:rFonts w:ascii="Cambria Math" w:hAnsi="Cambria Math"/>
-                        <w:sz w:val="20"/>
-                        <w:szCs w:val="20"/>
-                      </w:rPr>
-                      <m:t>PRAUC</m:t>
-                    </m:r>
-                  </m:e>
-                  <m:sub>
-                    <m:r>
-                      <w:rPr>
-                        <w:rFonts w:ascii="Cambria Math" w:hAnsi="Cambria Math"/>
-                        <w:sz w:val="20"/>
-                        <w:szCs w:val="20"/>
-                      </w:rPr>
-                      <m:t>0.5</m:t>
-                    </m:r>
-                  </m:sub>
-                </m:sSub>
-              </m:oMath>
-            </m:oMathPara>
+            <m:oMath>
+              <m:sSub>
+                <m:e>
+                  <m:r>
+                    <m:rPr>
+                      <m:sty m:val="p"/>
+                    </m:rPr>
+                    <w:rPr>
+                      <w:sz w:val="20"/>
+                      <w:szCs w:val="20"/>
+                    </w:rPr>
+                    <m:t>P</m:t>
+                  </m:r>
+                  <m:r>
+                    <m:rPr>
+                      <m:sty m:val="p"/>
+                    </m:rPr>
+                    <w:rPr>
+                      <w:sz w:val="20"/>
+                      <w:szCs w:val="20"/>
+                    </w:rPr>
+                    <m:t>R</m:t>
+                  </m:r>
+                  <m:r>
+                    <m:rPr>
+                      <m:sty m:val="p"/>
+                    </m:rPr>
+                    <w:rPr>
+                      <w:sz w:val="20"/>
+                      <w:szCs w:val="20"/>
+                    </w:rPr>
+                    <m:t>A</m:t>
+                  </m:r>
+                  <m:r>
+                    <m:rPr>
+                      <m:sty m:val="p"/>
+                    </m:rPr>
+                    <w:rPr>
+                      <w:sz w:val="20"/>
+                      <w:szCs w:val="20"/>
+                    </w:rPr>
+                    <m:t>U</m:t>
+                  </m:r>
+                  <m:r>
+                    <m:rPr>
+                      <m:sty m:val="p"/>
+                    </m:rPr>
+                    <w:rPr>
+                      <w:sz w:val="20"/>
+                      <w:szCs w:val="20"/>
+                    </w:rPr>
+                    <m:t>C</m:t>
+                  </m:r>
+                </m:e>
+                <m:sub>
+                  <m:r>
+                    <w:rPr>
+                      <w:sz w:val="20"/>
+                      <w:szCs w:val="20"/>
+                    </w:rPr>
+                    <m:t>0.5</m:t>
+                  </m:r>
+                </m:sub>
+              </m:sSub>
+            </m:oMath>
           </w:p>
         </w:tc>
       </w:tr>
@@ -1419,19 +1622,23 @@
         </w:trPr>
         <w:tc>
           <w:tcPr>
-            <w:tcW w:w="2527" w:type="dxa"/>
+            <w:tcW w:type="dxa" w:w="2527"/>
+            <w:vAlign w:val="center"/>
             <w:noWrap/>
             <w:tcMar>
               <w:top w:w="30" w:type="dxa"/>
+              <w:bottom w:w="30" w:type="dxa"/>
               <w:left w:w="45" w:type="dxa"/>
-              <w:bottom w:w="30" w:type="dxa"/>
               <w:right w:w="45" w:type="dxa"/>
             </w:tcMar>
-            <w:vAlign w:val="center"/>
           </w:tcPr>
           <w:p>
             <w:pPr>
-              <w:spacing w:after="0" w:line="240" w:lineRule="auto"/>
+              <w:pStyle w:val="Compact"/>
+              <w:keepNext w:val="0"/>
+              <w:keepLines w:val="0"/>
+              <w:pageBreakBefore w:val="0"/>
+              <w:spacing w:line="240" w:lineRule="auto" w:after="0" w:before="0"/>
               <w:ind w:firstLine="0"/>
               <w:jc w:val="left"/>
             </w:pPr>
@@ -1440,25 +1647,29 @@
                 <w:rFonts w:ascii="Times New Roman" w:hAnsi="Times New Roman"/>
                 <w:sz w:val="20"/>
               </w:rPr>
-              <w:t>Density only</w:t>
+              <w:t xml:space="preserve">Density only</w:t>
             </w:r>
           </w:p>
         </w:tc>
         <w:tc>
           <w:tcPr>
-            <w:tcW w:w="1083" w:type="dxa"/>
+            <w:tcW w:type="dxa" w:w="1083"/>
+            <w:vAlign w:val="center"/>
             <w:noWrap/>
             <w:tcMar>
               <w:top w:w="30" w:type="dxa"/>
+              <w:bottom w:w="30" w:type="dxa"/>
               <w:left w:w="45" w:type="dxa"/>
-              <w:bottom w:w="30" w:type="dxa"/>
               <w:right w:w="45" w:type="dxa"/>
             </w:tcMar>
-            <w:vAlign w:val="center"/>
           </w:tcPr>
           <w:p>
             <w:pPr>
-              <w:spacing w:after="0" w:line="240" w:lineRule="auto"/>
+              <w:pStyle w:val="Compact"/>
+              <w:keepNext w:val="0"/>
+              <w:keepLines w:val="0"/>
+              <w:pageBreakBefore w:val="0"/>
+              <w:spacing w:line="240" w:lineRule="auto" w:after="0" w:before="0"/>
               <w:ind w:firstLine="0"/>
               <w:jc w:val="center"/>
             </w:pPr>
@@ -1467,25 +1678,29 @@
                 <w:rFonts w:ascii="Times New Roman" w:hAnsi="Times New Roman"/>
                 <w:sz w:val="20"/>
               </w:rPr>
-              <w:t>0.394</w:t>
+              <w:t xml:space="preserve">0.394</w:t>
             </w:r>
           </w:p>
         </w:tc>
         <w:tc>
           <w:tcPr>
-            <w:tcW w:w="1083" w:type="dxa"/>
+            <w:tcW w:type="dxa" w:w="1083"/>
+            <w:vAlign w:val="center"/>
             <w:noWrap/>
             <w:tcMar>
               <w:top w:w="30" w:type="dxa"/>
+              <w:bottom w:w="30" w:type="dxa"/>
               <w:left w:w="45" w:type="dxa"/>
-              <w:bottom w:w="30" w:type="dxa"/>
               <w:right w:w="45" w:type="dxa"/>
             </w:tcMar>
-            <w:vAlign w:val="center"/>
           </w:tcPr>
           <w:p>
             <w:pPr>
-              <w:spacing w:after="0" w:line="240" w:lineRule="auto"/>
+              <w:pStyle w:val="Compact"/>
+              <w:keepNext w:val="0"/>
+              <w:keepLines w:val="0"/>
+              <w:pageBreakBefore w:val="0"/>
+              <w:spacing w:line="240" w:lineRule="auto" w:after="0" w:before="0"/>
               <w:ind w:firstLine="0"/>
               <w:jc w:val="center"/>
             </w:pPr>
@@ -1494,25 +1709,29 @@
                 <w:rFonts w:ascii="Times New Roman" w:hAnsi="Times New Roman"/>
                 <w:sz w:val="20"/>
               </w:rPr>
-              <w:t>0.446</w:t>
+              <w:t xml:space="preserve">0.446</w:t>
             </w:r>
           </w:p>
         </w:tc>
         <w:tc>
           <w:tcPr>
-            <w:tcW w:w="1083" w:type="dxa"/>
+            <w:tcW w:type="dxa" w:w="1083"/>
+            <w:vAlign w:val="center"/>
             <w:noWrap/>
             <w:tcMar>
               <w:top w:w="30" w:type="dxa"/>
+              <w:bottom w:w="30" w:type="dxa"/>
               <w:left w:w="45" w:type="dxa"/>
-              <w:bottom w:w="30" w:type="dxa"/>
               <w:right w:w="45" w:type="dxa"/>
             </w:tcMar>
-            <w:vAlign w:val="center"/>
           </w:tcPr>
           <w:p>
             <w:pPr>
-              <w:spacing w:after="0" w:line="240" w:lineRule="auto"/>
+              <w:pStyle w:val="Compact"/>
+              <w:keepNext w:val="0"/>
+              <w:keepLines w:val="0"/>
+              <w:pageBreakBefore w:val="0"/>
+              <w:spacing w:line="240" w:lineRule="auto" w:after="0" w:before="0"/>
               <w:ind w:firstLine="0"/>
               <w:jc w:val="center"/>
             </w:pPr>
@@ -1521,25 +1740,29 @@
                 <w:rFonts w:ascii="Times New Roman" w:hAnsi="Times New Roman"/>
                 <w:sz w:val="20"/>
               </w:rPr>
-              <w:t>0.342</w:t>
+              <w:t xml:space="preserve">0.342</w:t>
             </w:r>
           </w:p>
         </w:tc>
         <w:tc>
           <w:tcPr>
-            <w:tcW w:w="1083" w:type="dxa"/>
+            <w:tcW w:type="dxa" w:w="1083"/>
+            <w:vAlign w:val="center"/>
             <w:noWrap/>
             <w:tcMar>
               <w:top w:w="30" w:type="dxa"/>
+              <w:bottom w:w="30" w:type="dxa"/>
               <w:left w:w="45" w:type="dxa"/>
-              <w:bottom w:w="30" w:type="dxa"/>
               <w:right w:w="45" w:type="dxa"/>
             </w:tcMar>
-            <w:vAlign w:val="center"/>
           </w:tcPr>
           <w:p>
             <w:pPr>
-              <w:spacing w:after="0" w:line="240" w:lineRule="auto"/>
+              <w:pStyle w:val="Compact"/>
+              <w:keepNext w:val="0"/>
+              <w:keepLines w:val="0"/>
+              <w:pageBreakBefore w:val="0"/>
+              <w:spacing w:line="240" w:lineRule="auto" w:after="0" w:before="0"/>
               <w:ind w:firstLine="0"/>
               <w:jc w:val="center"/>
             </w:pPr>
@@ -1548,25 +1771,29 @@
                 <w:rFonts w:ascii="Times New Roman" w:hAnsi="Times New Roman"/>
                 <w:sz w:val="20"/>
               </w:rPr>
-              <w:t>0.394</w:t>
+              <w:t xml:space="preserve">0.394</w:t>
             </w:r>
           </w:p>
         </w:tc>
         <w:tc>
           <w:tcPr>
-            <w:tcW w:w="1083" w:type="dxa"/>
+            <w:tcW w:type="dxa" w:w="1083"/>
+            <w:vAlign w:val="center"/>
             <w:noWrap/>
             <w:tcMar>
               <w:top w:w="30" w:type="dxa"/>
+              <w:bottom w:w="30" w:type="dxa"/>
               <w:left w:w="45" w:type="dxa"/>
-              <w:bottom w:w="30" w:type="dxa"/>
               <w:right w:w="45" w:type="dxa"/>
             </w:tcMar>
-            <w:vAlign w:val="center"/>
           </w:tcPr>
           <w:p>
             <w:pPr>
-              <w:spacing w:after="0" w:line="240" w:lineRule="auto"/>
+              <w:pStyle w:val="Compact"/>
+              <w:keepNext w:val="0"/>
+              <w:keepLines w:val="0"/>
+              <w:pageBreakBefore w:val="0"/>
+              <w:spacing w:line="240" w:lineRule="auto" w:after="0" w:before="0"/>
               <w:ind w:firstLine="0"/>
               <w:jc w:val="center"/>
             </w:pPr>
@@ -1575,25 +1802,29 @@
                 <w:rFonts w:ascii="Times New Roman" w:hAnsi="Times New Roman"/>
                 <w:sz w:val="20"/>
               </w:rPr>
-              <w:t>0.446</w:t>
+              <w:t xml:space="preserve">0.446</w:t>
             </w:r>
           </w:p>
         </w:tc>
         <w:tc>
           <w:tcPr>
-            <w:tcW w:w="1083" w:type="dxa"/>
+            <w:tcW w:type="dxa" w:w="1083"/>
+            <w:vAlign w:val="center"/>
             <w:noWrap/>
             <w:tcMar>
               <w:top w:w="30" w:type="dxa"/>
+              <w:bottom w:w="30" w:type="dxa"/>
               <w:left w:w="45" w:type="dxa"/>
-              <w:bottom w:w="30" w:type="dxa"/>
               <w:right w:w="45" w:type="dxa"/>
             </w:tcMar>
-            <w:vAlign w:val="center"/>
           </w:tcPr>
           <w:p>
             <w:pPr>
-              <w:spacing w:after="0" w:line="240" w:lineRule="auto"/>
+              <w:pStyle w:val="Compact"/>
+              <w:keepNext w:val="0"/>
+              <w:keepLines w:val="0"/>
+              <w:pageBreakBefore w:val="0"/>
+              <w:spacing w:line="240" w:lineRule="auto" w:after="0" w:before="0"/>
               <w:ind w:firstLine="0"/>
               <w:jc w:val="center"/>
             </w:pPr>
@@ -1602,7 +1833,7 @@
                 <w:rFonts w:ascii="Times New Roman" w:hAnsi="Times New Roman"/>
                 <w:sz w:val="20"/>
               </w:rPr>
-              <w:t>0.342</w:t>
+              <w:t xml:space="preserve">0.342</w:t>
             </w:r>
           </w:p>
         </w:tc>
@@ -1613,19 +1844,23 @@
         </w:trPr>
         <w:tc>
           <w:tcPr>
-            <w:tcW w:w="2527" w:type="dxa"/>
+            <w:tcW w:type="dxa" w:w="2527"/>
+            <w:vAlign w:val="center"/>
             <w:noWrap/>
             <w:tcMar>
               <w:top w:w="30" w:type="dxa"/>
+              <w:bottom w:w="30" w:type="dxa"/>
               <w:left w:w="45" w:type="dxa"/>
-              <w:bottom w:w="30" w:type="dxa"/>
               <w:right w:w="45" w:type="dxa"/>
             </w:tcMar>
-            <w:vAlign w:val="center"/>
           </w:tcPr>
           <w:p>
             <w:pPr>
-              <w:spacing w:after="0" w:line="240" w:lineRule="auto"/>
+              <w:pStyle w:val="Compact"/>
+              <w:keepNext w:val="0"/>
+              <w:keepLines w:val="0"/>
+              <w:pageBreakBefore w:val="0"/>
+              <w:spacing w:line="240" w:lineRule="auto" w:after="0" w:before="0"/>
               <w:ind w:firstLine="0"/>
               <w:jc w:val="left"/>
             </w:pPr>
@@ -1634,25 +1869,29 @@
                 <w:rFonts w:ascii="Times New Roman" w:hAnsi="Times New Roman"/>
                 <w:sz w:val="20"/>
               </w:rPr>
-              <w:t>+ Difference density</w:t>
+              <w:t xml:space="preserve">+ Difference density</w:t>
             </w:r>
           </w:p>
         </w:tc>
         <w:tc>
           <w:tcPr>
-            <w:tcW w:w="1083" w:type="dxa"/>
+            <w:tcW w:type="dxa" w:w="1083"/>
+            <w:vAlign w:val="center"/>
             <w:noWrap/>
             <w:tcMar>
               <w:top w:w="30" w:type="dxa"/>
+              <w:bottom w:w="30" w:type="dxa"/>
               <w:left w:w="45" w:type="dxa"/>
-              <w:bottom w:w="30" w:type="dxa"/>
               <w:right w:w="45" w:type="dxa"/>
             </w:tcMar>
-            <w:vAlign w:val="center"/>
           </w:tcPr>
           <w:p>
             <w:pPr>
-              <w:spacing w:after="0" w:line="240" w:lineRule="auto"/>
+              <w:pStyle w:val="Compact"/>
+              <w:keepNext w:val="0"/>
+              <w:keepLines w:val="0"/>
+              <w:pageBreakBefore w:val="0"/>
+              <w:spacing w:line="240" w:lineRule="auto" w:after="0" w:before="0"/>
               <w:ind w:firstLine="0"/>
               <w:jc w:val="center"/>
             </w:pPr>
@@ -1661,25 +1900,29 @@
                 <w:rFonts w:ascii="Times New Roman" w:hAnsi="Times New Roman"/>
                 <w:sz w:val="20"/>
               </w:rPr>
-              <w:t>0.434</w:t>
+              <w:t xml:space="preserve">0.434</w:t>
             </w:r>
           </w:p>
         </w:tc>
         <w:tc>
           <w:tcPr>
-            <w:tcW w:w="1083" w:type="dxa"/>
+            <w:tcW w:type="dxa" w:w="1083"/>
+            <w:vAlign w:val="center"/>
             <w:noWrap/>
             <w:tcMar>
               <w:top w:w="30" w:type="dxa"/>
+              <w:bottom w:w="30" w:type="dxa"/>
               <w:left w:w="45" w:type="dxa"/>
-              <w:bottom w:w="30" w:type="dxa"/>
               <w:right w:w="45" w:type="dxa"/>
             </w:tcMar>
-            <w:vAlign w:val="center"/>
           </w:tcPr>
           <w:p>
             <w:pPr>
-              <w:spacing w:after="0" w:line="240" w:lineRule="auto"/>
+              <w:pStyle w:val="Compact"/>
+              <w:keepNext w:val="0"/>
+              <w:keepLines w:val="0"/>
+              <w:pageBreakBefore w:val="0"/>
+              <w:spacing w:line="240" w:lineRule="auto" w:after="0" w:before="0"/>
               <w:ind w:firstLine="0"/>
               <w:jc w:val="center"/>
             </w:pPr>
@@ -1688,25 +1931,29 @@
                 <w:rFonts w:ascii="Times New Roman" w:hAnsi="Times New Roman"/>
                 <w:sz w:val="20"/>
               </w:rPr>
-              <w:t>0.501</w:t>
+              <w:t xml:space="preserve">0.501</w:t>
             </w:r>
           </w:p>
         </w:tc>
         <w:tc>
           <w:tcPr>
-            <w:tcW w:w="1083" w:type="dxa"/>
+            <w:tcW w:type="dxa" w:w="1083"/>
+            <w:vAlign w:val="center"/>
             <w:noWrap/>
             <w:tcMar>
               <w:top w:w="30" w:type="dxa"/>
+              <w:bottom w:w="30" w:type="dxa"/>
               <w:left w:w="45" w:type="dxa"/>
-              <w:bottom w:w="30" w:type="dxa"/>
               <w:right w:w="45" w:type="dxa"/>
             </w:tcMar>
-            <w:vAlign w:val="center"/>
           </w:tcPr>
           <w:p>
             <w:pPr>
-              <w:spacing w:after="0" w:line="240" w:lineRule="auto"/>
+              <w:pStyle w:val="Compact"/>
+              <w:keepNext w:val="0"/>
+              <w:keepLines w:val="0"/>
+              <w:pageBreakBefore w:val="0"/>
+              <w:spacing w:line="240" w:lineRule="auto" w:after="0" w:before="0"/>
               <w:ind w:firstLine="0"/>
               <w:jc w:val="center"/>
             </w:pPr>
@@ -1715,25 +1962,29 @@
                 <w:rFonts w:ascii="Times New Roman" w:hAnsi="Times New Roman"/>
                 <w:sz w:val="20"/>
               </w:rPr>
-              <w:t>0.403</w:t>
+              <w:t xml:space="preserve">0.403</w:t>
             </w:r>
           </w:p>
         </w:tc>
         <w:tc>
           <w:tcPr>
-            <w:tcW w:w="1083" w:type="dxa"/>
+            <w:tcW w:type="dxa" w:w="1083"/>
+            <w:vAlign w:val="center"/>
             <w:noWrap/>
             <w:tcMar>
               <w:top w:w="30" w:type="dxa"/>
+              <w:bottom w:w="30" w:type="dxa"/>
               <w:left w:w="45" w:type="dxa"/>
-              <w:bottom w:w="30" w:type="dxa"/>
               <w:right w:w="45" w:type="dxa"/>
             </w:tcMar>
-            <w:vAlign w:val="center"/>
           </w:tcPr>
           <w:p>
             <w:pPr>
-              <w:spacing w:after="0" w:line="240" w:lineRule="auto"/>
+              <w:pStyle w:val="Compact"/>
+              <w:keepNext w:val="0"/>
+              <w:keepLines w:val="0"/>
+              <w:pageBreakBefore w:val="0"/>
+              <w:spacing w:line="240" w:lineRule="auto" w:after="0" w:before="0"/>
               <w:ind w:firstLine="0"/>
               <w:jc w:val="center"/>
             </w:pPr>
@@ -1742,25 +1993,29 @@
                 <w:rFonts w:ascii="Times New Roman" w:hAnsi="Times New Roman"/>
                 <w:sz w:val="20"/>
               </w:rPr>
-              <w:t>0.483</w:t>
+              <w:t xml:space="preserve">0.483</w:t>
             </w:r>
           </w:p>
         </w:tc>
         <w:tc>
           <w:tcPr>
-            <w:tcW w:w="1083" w:type="dxa"/>
+            <w:tcW w:type="dxa" w:w="1083"/>
+            <w:vAlign w:val="center"/>
             <w:noWrap/>
             <w:tcMar>
               <w:top w:w="30" w:type="dxa"/>
+              <w:bottom w:w="30" w:type="dxa"/>
               <w:left w:w="45" w:type="dxa"/>
-              <w:bottom w:w="30" w:type="dxa"/>
               <w:right w:w="45" w:type="dxa"/>
             </w:tcMar>
-            <w:vAlign w:val="center"/>
           </w:tcPr>
           <w:p>
             <w:pPr>
-              <w:spacing w:after="0" w:line="240" w:lineRule="auto"/>
+              <w:pStyle w:val="Compact"/>
+              <w:keepNext w:val="0"/>
+              <w:keepLines w:val="0"/>
+              <w:pageBreakBefore w:val="0"/>
+              <w:spacing w:line="240" w:lineRule="auto" w:after="0" w:before="0"/>
               <w:ind w:firstLine="0"/>
               <w:jc w:val="center"/>
             </w:pPr>
@@ -1769,25 +2024,29 @@
                 <w:rFonts w:ascii="Times New Roman" w:hAnsi="Times New Roman"/>
                 <w:sz w:val="20"/>
               </w:rPr>
-              <w:t>0.569</w:t>
+              <w:t xml:space="preserve">0.569</w:t>
             </w:r>
           </w:p>
         </w:tc>
         <w:tc>
           <w:tcPr>
-            <w:tcW w:w="1083" w:type="dxa"/>
+            <w:tcW w:type="dxa" w:w="1083"/>
+            <w:vAlign w:val="center"/>
             <w:noWrap/>
             <w:tcMar>
               <w:top w:w="30" w:type="dxa"/>
+              <w:bottom w:w="30" w:type="dxa"/>
               <w:left w:w="45" w:type="dxa"/>
-              <w:bottom w:w="30" w:type="dxa"/>
               <w:right w:w="45" w:type="dxa"/>
             </w:tcMar>
-            <w:vAlign w:val="center"/>
           </w:tcPr>
           <w:p>
             <w:pPr>
-              <w:spacing w:after="0" w:line="240" w:lineRule="auto"/>
+              <w:pStyle w:val="Compact"/>
+              <w:keepNext w:val="0"/>
+              <w:keepLines w:val="0"/>
+              <w:pageBreakBefore w:val="0"/>
+              <w:spacing w:line="240" w:lineRule="auto" w:after="0" w:before="0"/>
               <w:ind w:firstLine="0"/>
               <w:jc w:val="center"/>
             </w:pPr>
@@ -1796,7 +2055,7 @@
                 <w:rFonts w:ascii="Times New Roman" w:hAnsi="Times New Roman"/>
                 <w:sz w:val="20"/>
               </w:rPr>
-              <w:t>0.452</w:t>
+              <w:t xml:space="preserve">0.452</w:t>
             </w:r>
           </w:p>
         </w:tc>
@@ -1807,19 +2066,23 @@
         </w:trPr>
         <w:tc>
           <w:tcPr>
-            <w:tcW w:w="2527" w:type="dxa"/>
+            <w:tcW w:type="dxa" w:w="2527"/>
+            <w:vAlign w:val="center"/>
             <w:noWrap/>
             <w:tcMar>
               <w:top w:w="30" w:type="dxa"/>
+              <w:bottom w:w="30" w:type="dxa"/>
               <w:left w:w="45" w:type="dxa"/>
-              <w:bottom w:w="30" w:type="dxa"/>
               <w:right w:w="45" w:type="dxa"/>
             </w:tcMar>
-            <w:vAlign w:val="center"/>
           </w:tcPr>
           <w:p>
             <w:pPr>
-              <w:spacing w:after="0" w:line="240" w:lineRule="auto"/>
+              <w:pStyle w:val="Compact"/>
+              <w:keepNext w:val="0"/>
+              <w:keepLines w:val="0"/>
+              <w:pageBreakBefore w:val="0"/>
+              <w:spacing w:line="240" w:lineRule="auto" w:after="0" w:before="0"/>
               <w:ind w:firstLine="0"/>
               <w:jc w:val="left"/>
             </w:pPr>
@@ -1828,25 +2091,29 @@
                 <w:rFonts w:ascii="Times New Roman" w:hAnsi="Times New Roman"/>
                 <w:sz w:val="20"/>
               </w:rPr>
-              <w:t>+ Density bank</w:t>
+              <w:t xml:space="preserve">+ Density bank</w:t>
             </w:r>
           </w:p>
         </w:tc>
         <w:tc>
           <w:tcPr>
-            <w:tcW w:w="1083" w:type="dxa"/>
+            <w:tcW w:type="dxa" w:w="1083"/>
+            <w:vAlign w:val="center"/>
             <w:noWrap/>
             <w:tcMar>
               <w:top w:w="30" w:type="dxa"/>
+              <w:bottom w:w="30" w:type="dxa"/>
               <w:left w:w="45" w:type="dxa"/>
-              <w:bottom w:w="30" w:type="dxa"/>
               <w:right w:w="45" w:type="dxa"/>
             </w:tcMar>
-            <w:vAlign w:val="center"/>
           </w:tcPr>
           <w:p>
             <w:pPr>
-              <w:spacing w:after="0" w:line="240" w:lineRule="auto"/>
+              <w:pStyle w:val="Compact"/>
+              <w:keepNext w:val="0"/>
+              <w:keepLines w:val="0"/>
+              <w:pageBreakBefore w:val="0"/>
+              <w:spacing w:line="240" w:lineRule="auto" w:after="0" w:before="0"/>
               <w:ind w:firstLine="0"/>
               <w:jc w:val="center"/>
             </w:pPr>
@@ -1855,25 +2122,29 @@
                 <w:rFonts w:ascii="Times New Roman" w:hAnsi="Times New Roman"/>
                 <w:sz w:val="20"/>
               </w:rPr>
-              <w:t>0.453</w:t>
+              <w:t xml:space="preserve">0.453</w:t>
             </w:r>
           </w:p>
         </w:tc>
         <w:tc>
           <w:tcPr>
-            <w:tcW w:w="1083" w:type="dxa"/>
+            <w:tcW w:type="dxa" w:w="1083"/>
+            <w:vAlign w:val="center"/>
             <w:noWrap/>
             <w:tcMar>
               <w:top w:w="30" w:type="dxa"/>
+              <w:bottom w:w="30" w:type="dxa"/>
               <w:left w:w="45" w:type="dxa"/>
-              <w:bottom w:w="30" w:type="dxa"/>
               <w:right w:w="45" w:type="dxa"/>
             </w:tcMar>
-            <w:vAlign w:val="center"/>
           </w:tcPr>
           <w:p>
             <w:pPr>
-              <w:spacing w:after="0" w:line="240" w:lineRule="auto"/>
+              <w:pStyle w:val="Compact"/>
+              <w:keepNext w:val="0"/>
+              <w:keepLines w:val="0"/>
+              <w:pageBreakBefore w:val="0"/>
+              <w:spacing w:line="240" w:lineRule="auto" w:after="0" w:before="0"/>
               <w:ind w:firstLine="0"/>
               <w:jc w:val="center"/>
             </w:pPr>
@@ -1882,25 +2153,29 @@
                 <w:rFonts w:ascii="Times New Roman" w:hAnsi="Times New Roman"/>
                 <w:sz w:val="20"/>
               </w:rPr>
-              <w:t>0.508</w:t>
+              <w:t xml:space="preserve">0.508</w:t>
             </w:r>
           </w:p>
         </w:tc>
         <w:tc>
           <w:tcPr>
-            <w:tcW w:w="1083" w:type="dxa"/>
+            <w:tcW w:type="dxa" w:w="1083"/>
+            <w:vAlign w:val="center"/>
             <w:noWrap/>
             <w:tcMar>
               <w:top w:w="30" w:type="dxa"/>
+              <w:bottom w:w="30" w:type="dxa"/>
               <w:left w:w="45" w:type="dxa"/>
-              <w:bottom w:w="30" w:type="dxa"/>
               <w:right w:w="45" w:type="dxa"/>
             </w:tcMar>
-            <w:vAlign w:val="center"/>
           </w:tcPr>
           <w:p>
             <w:pPr>
-              <w:spacing w:after="0" w:line="240" w:lineRule="auto"/>
+              <w:pStyle w:val="Compact"/>
+              <w:keepNext w:val="0"/>
+              <w:keepLines w:val="0"/>
+              <w:pageBreakBefore w:val="0"/>
+              <w:spacing w:line="240" w:lineRule="auto" w:after="0" w:before="0"/>
               <w:ind w:firstLine="0"/>
               <w:jc w:val="center"/>
             </w:pPr>
@@ -1909,25 +2184,29 @@
                 <w:rFonts w:ascii="Times New Roman" w:hAnsi="Times New Roman"/>
                 <w:sz w:val="20"/>
               </w:rPr>
-              <w:t>0.427</w:t>
+              <w:t xml:space="preserve">0.427</w:t>
             </w:r>
           </w:p>
         </w:tc>
         <w:tc>
           <w:tcPr>
-            <w:tcW w:w="1083" w:type="dxa"/>
+            <w:tcW w:type="dxa" w:w="1083"/>
+            <w:vAlign w:val="center"/>
             <w:noWrap/>
             <w:tcMar>
               <w:top w:w="30" w:type="dxa"/>
+              <w:bottom w:w="30" w:type="dxa"/>
               <w:left w:w="45" w:type="dxa"/>
-              <w:bottom w:w="30" w:type="dxa"/>
               <w:right w:w="45" w:type="dxa"/>
             </w:tcMar>
-            <w:vAlign w:val="center"/>
           </w:tcPr>
           <w:p>
             <w:pPr>
-              <w:spacing w:after="0" w:line="240" w:lineRule="auto"/>
+              <w:pStyle w:val="Compact"/>
+              <w:keepNext w:val="0"/>
+              <w:keepLines w:val="0"/>
+              <w:pageBreakBefore w:val="0"/>
+              <w:spacing w:line="240" w:lineRule="auto" w:after="0" w:before="0"/>
               <w:ind w:firstLine="0"/>
               <w:jc w:val="center"/>
             </w:pPr>
@@ -1938,25 +2217,29 @@
                 <w:bCs/>
                 <w:sz w:val="20"/>
               </w:rPr>
-              <w:t>0.585</w:t>
+              <w:t xml:space="preserve">0.585</w:t>
             </w:r>
           </w:p>
         </w:tc>
         <w:tc>
           <w:tcPr>
-            <w:tcW w:w="1083" w:type="dxa"/>
+            <w:tcW w:type="dxa" w:w="1083"/>
+            <w:vAlign w:val="center"/>
             <w:noWrap/>
             <w:tcMar>
               <w:top w:w="30" w:type="dxa"/>
+              <w:bottom w:w="30" w:type="dxa"/>
               <w:left w:w="45" w:type="dxa"/>
-              <w:bottom w:w="30" w:type="dxa"/>
               <w:right w:w="45" w:type="dxa"/>
             </w:tcMar>
-            <w:vAlign w:val="center"/>
           </w:tcPr>
           <w:p>
             <w:pPr>
-              <w:spacing w:after="0" w:line="240" w:lineRule="auto"/>
+              <w:pStyle w:val="Compact"/>
+              <w:keepNext w:val="0"/>
+              <w:keepLines w:val="0"/>
+              <w:pageBreakBefore w:val="0"/>
+              <w:spacing w:line="240" w:lineRule="auto" w:after="0" w:before="0"/>
               <w:ind w:firstLine="0"/>
               <w:jc w:val="center"/>
             </w:pPr>
@@ -1966,25 +2249,29 @@
                 <w:sz w:val="20"/>
                 <w:u w:val="single"/>
               </w:rPr>
-              <w:t>0.643</w:t>
+              <w:t xml:space="preserve">0.643</w:t>
             </w:r>
           </w:p>
         </w:tc>
         <w:tc>
           <w:tcPr>
-            <w:tcW w:w="1083" w:type="dxa"/>
+            <w:tcW w:type="dxa" w:w="1083"/>
+            <w:vAlign w:val="center"/>
             <w:noWrap/>
             <w:tcMar>
               <w:top w:w="30" w:type="dxa"/>
+              <w:bottom w:w="30" w:type="dxa"/>
               <w:left w:w="45" w:type="dxa"/>
-              <w:bottom w:w="30" w:type="dxa"/>
               <w:right w:w="45" w:type="dxa"/>
             </w:tcMar>
-            <w:vAlign w:val="center"/>
           </w:tcPr>
           <w:p>
             <w:pPr>
-              <w:spacing w:after="0" w:line="240" w:lineRule="auto"/>
+              <w:pStyle w:val="Compact"/>
+              <w:keepNext w:val="0"/>
+              <w:keepLines w:val="0"/>
+              <w:pageBreakBefore w:val="0"/>
+              <w:spacing w:line="240" w:lineRule="auto" w:after="0" w:before="0"/>
               <w:ind w:firstLine="0"/>
               <w:jc w:val="center"/>
             </w:pPr>
@@ -1995,7 +2282,7 @@
                 <w:bCs/>
                 <w:sz w:val="20"/>
               </w:rPr>
-              <w:t>0.561</w:t>
+              <w:t xml:space="preserve">0.561</w:t>
             </w:r>
           </w:p>
         </w:tc>
@@ -2006,19 +2293,23 @@
         </w:trPr>
         <w:tc>
           <w:tcPr>
-            <w:tcW w:w="2527" w:type="dxa"/>
+            <w:tcW w:type="dxa" w:w="2527"/>
+            <w:vAlign w:val="center"/>
             <w:noWrap/>
             <w:tcMar>
               <w:top w:w="30" w:type="dxa"/>
+              <w:bottom w:w="30" w:type="dxa"/>
               <w:left w:w="45" w:type="dxa"/>
-              <w:bottom w:w="30" w:type="dxa"/>
               <w:right w:w="45" w:type="dxa"/>
             </w:tcMar>
-            <w:vAlign w:val="center"/>
           </w:tcPr>
           <w:p>
             <w:pPr>
-              <w:spacing w:after="0" w:line="240" w:lineRule="auto"/>
+              <w:pStyle w:val="Compact"/>
+              <w:keepNext w:val="0"/>
+              <w:keepLines w:val="0"/>
+              <w:pageBreakBefore w:val="0"/>
+              <w:spacing w:line="240" w:lineRule="auto" w:after="0" w:before="0"/>
               <w:ind w:firstLine="0"/>
               <w:jc w:val="left"/>
             </w:pPr>
@@ -2027,25 +2318,29 @@
                 <w:rFonts w:ascii="Times New Roman" w:hAnsi="Times New Roman"/>
                 <w:sz w:val="20"/>
               </w:rPr>
-              <w:t>+ Receptor features</w:t>
+              <w:t xml:space="preserve">+ Receptor features</w:t>
             </w:r>
           </w:p>
         </w:tc>
         <w:tc>
           <w:tcPr>
-            <w:tcW w:w="1083" w:type="dxa"/>
+            <w:tcW w:type="dxa" w:w="1083"/>
+            <w:vAlign w:val="center"/>
             <w:noWrap/>
             <w:tcMar>
               <w:top w:w="30" w:type="dxa"/>
+              <w:bottom w:w="30" w:type="dxa"/>
               <w:left w:w="45" w:type="dxa"/>
-              <w:bottom w:w="30" w:type="dxa"/>
               <w:right w:w="45" w:type="dxa"/>
             </w:tcMar>
-            <w:vAlign w:val="center"/>
           </w:tcPr>
           <w:p>
             <w:pPr>
-              <w:spacing w:after="0" w:line="240" w:lineRule="auto"/>
+              <w:pStyle w:val="Compact"/>
+              <w:keepNext w:val="0"/>
+              <w:keepLines w:val="0"/>
+              <w:pageBreakBefore w:val="0"/>
+              <w:spacing w:line="240" w:lineRule="auto" w:after="0" w:before="0"/>
               <w:ind w:firstLine="0"/>
               <w:jc w:val="center"/>
             </w:pPr>
@@ -2054,25 +2349,29 @@
                 <w:rFonts w:ascii="Times New Roman" w:hAnsi="Times New Roman"/>
                 <w:sz w:val="20"/>
               </w:rPr>
-              <w:t>0.463</w:t>
+              <w:t xml:space="preserve">0.463</w:t>
             </w:r>
           </w:p>
         </w:tc>
         <w:tc>
           <w:tcPr>
-            <w:tcW w:w="1083" w:type="dxa"/>
+            <w:tcW w:type="dxa" w:w="1083"/>
+            <w:vAlign w:val="center"/>
             <w:noWrap/>
             <w:tcMar>
               <w:top w:w="30" w:type="dxa"/>
+              <w:bottom w:w="30" w:type="dxa"/>
               <w:left w:w="45" w:type="dxa"/>
-              <w:bottom w:w="30" w:type="dxa"/>
               <w:right w:w="45" w:type="dxa"/>
             </w:tcMar>
-            <w:vAlign w:val="center"/>
           </w:tcPr>
           <w:p>
             <w:pPr>
-              <w:spacing w:after="0" w:line="240" w:lineRule="auto"/>
+              <w:pStyle w:val="Compact"/>
+              <w:keepNext w:val="0"/>
+              <w:keepLines w:val="0"/>
+              <w:pageBreakBefore w:val="0"/>
+              <w:spacing w:line="240" w:lineRule="auto" w:after="0" w:before="0"/>
               <w:ind w:firstLine="0"/>
               <w:jc w:val="center"/>
             </w:pPr>
@@ -2081,25 +2380,29 @@
                 <w:rFonts w:ascii="Times New Roman" w:hAnsi="Times New Roman"/>
                 <w:sz w:val="20"/>
               </w:rPr>
-              <w:t>0.520</w:t>
+              <w:t xml:space="preserve">0.520</w:t>
             </w:r>
           </w:p>
         </w:tc>
         <w:tc>
           <w:tcPr>
-            <w:tcW w:w="1083" w:type="dxa"/>
+            <w:tcW w:type="dxa" w:w="1083"/>
+            <w:vAlign w:val="center"/>
             <w:noWrap/>
             <w:tcMar>
               <w:top w:w="30" w:type="dxa"/>
+              <w:bottom w:w="30" w:type="dxa"/>
               <w:left w:w="45" w:type="dxa"/>
-              <w:bottom w:w="30" w:type="dxa"/>
               <w:right w:w="45" w:type="dxa"/>
             </w:tcMar>
-            <w:vAlign w:val="center"/>
           </w:tcPr>
           <w:p>
             <w:pPr>
-              <w:spacing w:after="0" w:line="240" w:lineRule="auto"/>
+              <w:pStyle w:val="Compact"/>
+              <w:keepNext w:val="0"/>
+              <w:keepLines w:val="0"/>
+              <w:pageBreakBefore w:val="0"/>
+              <w:spacing w:line="240" w:lineRule="auto" w:after="0" w:before="0"/>
               <w:ind w:firstLine="0"/>
               <w:jc w:val="center"/>
             </w:pPr>
@@ -2108,25 +2411,29 @@
                 <w:rFonts w:ascii="Times New Roman" w:hAnsi="Times New Roman"/>
                 <w:sz w:val="20"/>
               </w:rPr>
-              <w:t>0.437</w:t>
+              <w:t xml:space="preserve">0.437</w:t>
             </w:r>
           </w:p>
         </w:tc>
         <w:tc>
           <w:tcPr>
-            <w:tcW w:w="1083" w:type="dxa"/>
+            <w:tcW w:type="dxa" w:w="1083"/>
+            <w:vAlign w:val="center"/>
             <w:noWrap/>
             <w:tcMar>
               <w:top w:w="30" w:type="dxa"/>
+              <w:bottom w:w="30" w:type="dxa"/>
               <w:left w:w="45" w:type="dxa"/>
-              <w:bottom w:w="30" w:type="dxa"/>
               <w:right w:w="45" w:type="dxa"/>
             </w:tcMar>
-            <w:vAlign w:val="center"/>
           </w:tcPr>
           <w:p>
             <w:pPr>
-              <w:spacing w:after="0" w:line="240" w:lineRule="auto"/>
+              <w:pStyle w:val="Compact"/>
+              <w:keepNext w:val="0"/>
+              <w:keepLines w:val="0"/>
+              <w:pageBreakBefore w:val="0"/>
+              <w:spacing w:line="240" w:lineRule="auto" w:after="0" w:before="0"/>
               <w:ind w:firstLine="0"/>
               <w:jc w:val="center"/>
             </w:pPr>
@@ -2135,25 +2442,29 @@
                 <w:rFonts w:ascii="Times New Roman" w:hAnsi="Times New Roman"/>
                 <w:sz w:val="20"/>
               </w:rPr>
-              <w:t>0.570</w:t>
+              <w:t xml:space="preserve">0.570</w:t>
             </w:r>
           </w:p>
         </w:tc>
         <w:tc>
           <w:tcPr>
-            <w:tcW w:w="1083" w:type="dxa"/>
+            <w:tcW w:type="dxa" w:w="1083"/>
+            <w:vAlign w:val="center"/>
             <w:noWrap/>
             <w:tcMar>
               <w:top w:w="30" w:type="dxa"/>
+              <w:bottom w:w="30" w:type="dxa"/>
               <w:left w:w="45" w:type="dxa"/>
-              <w:bottom w:w="30" w:type="dxa"/>
               <w:right w:w="45" w:type="dxa"/>
             </w:tcMar>
-            <w:vAlign w:val="center"/>
           </w:tcPr>
           <w:p>
             <w:pPr>
-              <w:spacing w:after="0" w:line="240" w:lineRule="auto"/>
+              <w:pStyle w:val="Compact"/>
+              <w:keepNext w:val="0"/>
+              <w:keepLines w:val="0"/>
+              <w:pageBreakBefore w:val="0"/>
+              <w:spacing w:line="240" w:lineRule="auto" w:after="0" w:before="0"/>
               <w:ind w:firstLine="0"/>
               <w:jc w:val="center"/>
             </w:pPr>
@@ -2162,25 +2473,29 @@
                 <w:rFonts w:ascii="Times New Roman" w:hAnsi="Times New Roman"/>
                 <w:sz w:val="20"/>
               </w:rPr>
-              <w:t>0.631</w:t>
+              <w:t xml:space="preserve">0.631</w:t>
             </w:r>
           </w:p>
         </w:tc>
         <w:tc>
           <w:tcPr>
-            <w:tcW w:w="1083" w:type="dxa"/>
+            <w:tcW w:type="dxa" w:w="1083"/>
+            <w:vAlign w:val="center"/>
             <w:noWrap/>
             <w:tcMar>
               <w:top w:w="30" w:type="dxa"/>
+              <w:bottom w:w="30" w:type="dxa"/>
               <w:left w:w="45" w:type="dxa"/>
-              <w:bottom w:w="30" w:type="dxa"/>
               <w:right w:w="45" w:type="dxa"/>
             </w:tcMar>
-            <w:vAlign w:val="center"/>
           </w:tcPr>
           <w:p>
             <w:pPr>
-              <w:spacing w:after="0" w:line="240" w:lineRule="auto"/>
+              <w:pStyle w:val="Compact"/>
+              <w:keepNext w:val="0"/>
+              <w:keepLines w:val="0"/>
+              <w:pageBreakBefore w:val="0"/>
+              <w:spacing w:line="240" w:lineRule="auto" w:after="0" w:before="0"/>
               <w:ind w:firstLine="0"/>
               <w:jc w:val="center"/>
             </w:pPr>
@@ -2189,7 +2504,7 @@
                 <w:rFonts w:ascii="Times New Roman" w:hAnsi="Times New Roman"/>
                 <w:sz w:val="20"/>
               </w:rPr>
-              <w:t>0.554</w:t>
+              <w:t xml:space="preserve">0.554</w:t>
             </w:r>
           </w:p>
         </w:tc>
@@ -2200,19 +2515,23 @@
         </w:trPr>
         <w:tc>
           <w:tcPr>
-            <w:tcW w:w="2527" w:type="dxa"/>
+            <w:tcW w:type="dxa" w:w="2527"/>
+            <w:vAlign w:val="center"/>
             <w:noWrap/>
             <w:tcMar>
               <w:top w:w="30" w:type="dxa"/>
+              <w:bottom w:w="30" w:type="dxa"/>
               <w:left w:w="45" w:type="dxa"/>
-              <w:bottom w:w="30" w:type="dxa"/>
               <w:right w:w="45" w:type="dxa"/>
             </w:tcMar>
-            <w:vAlign w:val="center"/>
           </w:tcPr>
           <w:p>
             <w:pPr>
-              <w:spacing w:after="0" w:line="240" w:lineRule="auto"/>
+              <w:pStyle w:val="Compact"/>
+              <w:keepNext w:val="0"/>
+              <w:keepLines w:val="0"/>
+              <w:pageBreakBefore w:val="0"/>
+              <w:spacing w:line="240" w:lineRule="auto" w:after="0" w:before="0"/>
               <w:ind w:firstLine="0"/>
               <w:jc w:val="left"/>
             </w:pPr>
@@ -2221,25 +2540,29 @@
                 <w:rFonts w:ascii="Times New Roman" w:hAnsi="Times New Roman"/>
                 <w:sz w:val="20"/>
               </w:rPr>
-              <w:t>+ Centroid encoding</w:t>
+              <w:t xml:space="preserve">+ Centroid encoding</w:t>
             </w:r>
           </w:p>
         </w:tc>
         <w:tc>
           <w:tcPr>
-            <w:tcW w:w="1083" w:type="dxa"/>
+            <w:tcW w:type="dxa" w:w="1083"/>
+            <w:vAlign w:val="center"/>
             <w:noWrap/>
             <w:tcMar>
               <w:top w:w="30" w:type="dxa"/>
+              <w:bottom w:w="30" w:type="dxa"/>
               <w:left w:w="45" w:type="dxa"/>
-              <w:bottom w:w="30" w:type="dxa"/>
               <w:right w:w="45" w:type="dxa"/>
             </w:tcMar>
-            <w:vAlign w:val="center"/>
           </w:tcPr>
           <w:p>
             <w:pPr>
-              <w:spacing w:after="0" w:line="240" w:lineRule="auto"/>
+              <w:pStyle w:val="Compact"/>
+              <w:keepNext w:val="0"/>
+              <w:keepLines w:val="0"/>
+              <w:pageBreakBefore w:val="0"/>
+              <w:spacing w:line="240" w:lineRule="auto" w:after="0" w:before="0"/>
               <w:ind w:firstLine="0"/>
               <w:jc w:val="center"/>
             </w:pPr>
@@ -2250,25 +2573,29 @@
                 <w:bCs/>
                 <w:sz w:val="20"/>
               </w:rPr>
-              <w:t>0.483</w:t>
+              <w:t xml:space="preserve">0.483</w:t>
             </w:r>
           </w:p>
         </w:tc>
         <w:tc>
           <w:tcPr>
-            <w:tcW w:w="1083" w:type="dxa"/>
+            <w:tcW w:type="dxa" w:w="1083"/>
+            <w:vAlign w:val="center"/>
             <w:noWrap/>
             <w:tcMar>
               <w:top w:w="30" w:type="dxa"/>
+              <w:bottom w:w="30" w:type="dxa"/>
               <w:left w:w="45" w:type="dxa"/>
-              <w:bottom w:w="30" w:type="dxa"/>
               <w:right w:w="45" w:type="dxa"/>
             </w:tcMar>
-            <w:vAlign w:val="center"/>
           </w:tcPr>
           <w:p>
             <w:pPr>
-              <w:spacing w:after="0" w:line="240" w:lineRule="auto"/>
+              <w:pStyle w:val="Compact"/>
+              <w:keepNext w:val="0"/>
+              <w:keepLines w:val="0"/>
+              <w:pageBreakBefore w:val="0"/>
+              <w:spacing w:line="240" w:lineRule="auto" w:after="0" w:before="0"/>
               <w:ind w:firstLine="0"/>
               <w:jc w:val="center"/>
             </w:pPr>
@@ -2278,25 +2605,29 @@
                 <w:sz w:val="20"/>
                 <w:u w:val="single"/>
               </w:rPr>
-              <w:t>0.536</w:t>
+              <w:t xml:space="preserve">0.536</w:t>
             </w:r>
           </w:p>
         </w:tc>
         <w:tc>
           <w:tcPr>
-            <w:tcW w:w="1083" w:type="dxa"/>
+            <w:tcW w:type="dxa" w:w="1083"/>
+            <w:vAlign w:val="center"/>
             <w:noWrap/>
             <w:tcMar>
               <w:top w:w="30" w:type="dxa"/>
+              <w:bottom w:w="30" w:type="dxa"/>
               <w:left w:w="45" w:type="dxa"/>
-              <w:bottom w:w="30" w:type="dxa"/>
               <w:right w:w="45" w:type="dxa"/>
             </w:tcMar>
-            <w:vAlign w:val="center"/>
           </w:tcPr>
           <w:p>
             <w:pPr>
-              <w:spacing w:after="0" w:line="240" w:lineRule="auto"/>
+              <w:pStyle w:val="Compact"/>
+              <w:keepNext w:val="0"/>
+              <w:keepLines w:val="0"/>
+              <w:pageBreakBefore w:val="0"/>
+              <w:spacing w:line="240" w:lineRule="auto" w:after="0" w:before="0"/>
               <w:ind w:firstLine="0"/>
               <w:jc w:val="center"/>
             </w:pPr>
@@ -2306,25 +2637,29 @@
                 <w:sz w:val="20"/>
                 <w:u w:val="single"/>
               </w:rPr>
-              <w:t>0.444</w:t>
+              <w:t xml:space="preserve">0.444</w:t>
             </w:r>
           </w:p>
         </w:tc>
         <w:tc>
           <w:tcPr>
-            <w:tcW w:w="1083" w:type="dxa"/>
+            <w:tcW w:type="dxa" w:w="1083"/>
+            <w:vAlign w:val="center"/>
             <w:noWrap/>
             <w:tcMar>
               <w:top w:w="30" w:type="dxa"/>
+              <w:bottom w:w="30" w:type="dxa"/>
               <w:left w:w="45" w:type="dxa"/>
-              <w:bottom w:w="30" w:type="dxa"/>
               <w:right w:w="45" w:type="dxa"/>
             </w:tcMar>
-            <w:vAlign w:val="center"/>
           </w:tcPr>
           <w:p>
             <w:pPr>
-              <w:spacing w:after="0" w:line="240" w:lineRule="auto"/>
+              <w:pStyle w:val="Compact"/>
+              <w:keepNext w:val="0"/>
+              <w:keepLines w:val="0"/>
+              <w:pageBreakBefore w:val="0"/>
+              <w:spacing w:line="240" w:lineRule="auto" w:after="0" w:before="0"/>
               <w:ind w:firstLine="0"/>
               <w:jc w:val="center"/>
             </w:pPr>
@@ -2333,25 +2668,29 @@
                 <w:rFonts w:ascii="Times New Roman" w:hAnsi="Times New Roman"/>
                 <w:sz w:val="20"/>
               </w:rPr>
-              <w:t>0.583</w:t>
+              <w:t xml:space="preserve">0.583</w:t>
             </w:r>
           </w:p>
         </w:tc>
         <w:tc>
           <w:tcPr>
-            <w:tcW w:w="1083" w:type="dxa"/>
+            <w:tcW w:type="dxa" w:w="1083"/>
+            <w:vAlign w:val="center"/>
             <w:noWrap/>
             <w:tcMar>
               <w:top w:w="30" w:type="dxa"/>
+              <w:bottom w:w="30" w:type="dxa"/>
               <w:left w:w="45" w:type="dxa"/>
-              <w:bottom w:w="30" w:type="dxa"/>
               <w:right w:w="45" w:type="dxa"/>
             </w:tcMar>
-            <w:vAlign w:val="center"/>
           </w:tcPr>
           <w:p>
             <w:pPr>
-              <w:spacing w:after="0" w:line="240" w:lineRule="auto"/>
+              <w:pStyle w:val="Compact"/>
+              <w:keepNext w:val="0"/>
+              <w:keepLines w:val="0"/>
+              <w:pageBreakBefore w:val="0"/>
+              <w:spacing w:line="240" w:lineRule="auto" w:after="0" w:before="0"/>
               <w:ind w:firstLine="0"/>
               <w:jc w:val="center"/>
             </w:pPr>
@@ -2360,25 +2699,29 @@
                 <w:rFonts w:ascii="Times New Roman" w:hAnsi="Times New Roman"/>
                 <w:sz w:val="20"/>
               </w:rPr>
-              <w:t>0.633</w:t>
+              <w:t xml:space="preserve">0.633</w:t>
             </w:r>
           </w:p>
         </w:tc>
         <w:tc>
           <w:tcPr>
-            <w:tcW w:w="1083" w:type="dxa"/>
+            <w:tcW w:type="dxa" w:w="1083"/>
+            <w:vAlign w:val="center"/>
             <w:noWrap/>
             <w:tcMar>
               <w:top w:w="30" w:type="dxa"/>
+              <w:bottom w:w="30" w:type="dxa"/>
               <w:left w:w="45" w:type="dxa"/>
-              <w:bottom w:w="30" w:type="dxa"/>
               <w:right w:w="45" w:type="dxa"/>
             </w:tcMar>
-            <w:vAlign w:val="center"/>
           </w:tcPr>
           <w:p>
             <w:pPr>
-              <w:spacing w:after="0" w:line="240" w:lineRule="auto"/>
+              <w:pStyle w:val="Compact"/>
+              <w:keepNext w:val="0"/>
+              <w:keepLines w:val="0"/>
+              <w:pageBreakBefore w:val="0"/>
+              <w:spacing w:line="240" w:lineRule="auto" w:after="0" w:before="0"/>
               <w:ind w:firstLine="0"/>
               <w:jc w:val="center"/>
             </w:pPr>
@@ -2387,7 +2730,7 @@
                 <w:rFonts w:ascii="Times New Roman" w:hAnsi="Times New Roman"/>
                 <w:sz w:val="20"/>
               </w:rPr>
-              <w:t>0.539</w:t>
+              <w:t xml:space="preserve">0.539</w:t>
             </w:r>
           </w:p>
         </w:tc>
@@ -2398,19 +2741,23 @@
         </w:trPr>
         <w:tc>
           <w:tcPr>
-            <w:tcW w:w="2527" w:type="dxa"/>
+            <w:tcW w:type="dxa" w:w="2527"/>
+            <w:vAlign w:val="center"/>
             <w:noWrap/>
             <w:tcMar>
               <w:top w:w="30" w:type="dxa"/>
+              <w:bottom w:w="30" w:type="dxa"/>
               <w:left w:w="45" w:type="dxa"/>
-              <w:bottom w:w="30" w:type="dxa"/>
               <w:right w:w="45" w:type="dxa"/>
             </w:tcMar>
-            <w:vAlign w:val="center"/>
           </w:tcPr>
           <w:p>
             <w:pPr>
-              <w:spacing w:after="0" w:line="240" w:lineRule="auto"/>
+              <w:pStyle w:val="Compact"/>
+              <w:keepNext w:val="0"/>
+              <w:keepLines w:val="0"/>
+              <w:pageBreakBefore w:val="0"/>
+              <w:spacing w:line="240" w:lineRule="auto" w:after="0" w:before="0"/>
               <w:ind w:firstLine="0"/>
               <w:jc w:val="left"/>
             </w:pPr>
@@ -2419,25 +2766,29 @@
                 <w:rFonts w:ascii="Times New Roman" w:hAnsi="Times New Roman"/>
                 <w:sz w:val="20"/>
               </w:rPr>
-              <w:t>LigandSeek-Find</w:t>
+              <w:t xml:space="preserve">LigandSeek-Find</w:t>
             </w:r>
           </w:p>
         </w:tc>
         <w:tc>
           <w:tcPr>
-            <w:tcW w:w="1083" w:type="dxa"/>
+            <w:tcW w:type="dxa" w:w="1083"/>
+            <w:vAlign w:val="center"/>
             <w:noWrap/>
             <w:tcMar>
               <w:top w:w="30" w:type="dxa"/>
+              <w:bottom w:w="30" w:type="dxa"/>
               <w:left w:w="45" w:type="dxa"/>
-              <w:bottom w:w="30" w:type="dxa"/>
               <w:right w:w="45" w:type="dxa"/>
             </w:tcMar>
-            <w:vAlign w:val="center"/>
           </w:tcPr>
           <w:p>
             <w:pPr>
-              <w:spacing w:after="0" w:line="240" w:lineRule="auto"/>
+              <w:pStyle w:val="Compact"/>
+              <w:keepNext w:val="0"/>
+              <w:keepLines w:val="0"/>
+              <w:pageBreakBefore w:val="0"/>
+              <w:spacing w:line="240" w:lineRule="auto" w:after="0" w:before="0"/>
               <w:ind w:firstLine="0"/>
               <w:jc w:val="center"/>
             </w:pPr>
@@ -2447,25 +2798,29 @@
                 <w:sz w:val="20"/>
                 <w:u w:val="single"/>
               </w:rPr>
-              <w:t>0.477</w:t>
+              <w:t xml:space="preserve">0.477</w:t>
             </w:r>
           </w:p>
         </w:tc>
         <w:tc>
           <w:tcPr>
-            <w:tcW w:w="1083" w:type="dxa"/>
+            <w:tcW w:type="dxa" w:w="1083"/>
+            <w:vAlign w:val="center"/>
             <w:noWrap/>
             <w:tcMar>
               <w:top w:w="30" w:type="dxa"/>
+              <w:bottom w:w="30" w:type="dxa"/>
               <w:left w:w="45" w:type="dxa"/>
-              <w:bottom w:w="30" w:type="dxa"/>
               <w:right w:w="45" w:type="dxa"/>
             </w:tcMar>
-            <w:vAlign w:val="center"/>
           </w:tcPr>
           <w:p>
             <w:pPr>
-              <w:spacing w:after="0" w:line="240" w:lineRule="auto"/>
+              <w:pStyle w:val="Compact"/>
+              <w:keepNext w:val="0"/>
+              <w:keepLines w:val="0"/>
+              <w:pageBreakBefore w:val="0"/>
+              <w:spacing w:line="240" w:lineRule="auto" w:after="0" w:before="0"/>
               <w:ind w:firstLine="0"/>
               <w:jc w:val="center"/>
             </w:pPr>
@@ -2476,25 +2831,29 @@
                 <w:bCs/>
                 <w:sz w:val="20"/>
               </w:rPr>
-              <w:t>0.541</w:t>
+              <w:t xml:space="preserve">0.541</w:t>
             </w:r>
           </w:p>
         </w:tc>
         <w:tc>
           <w:tcPr>
-            <w:tcW w:w="1083" w:type="dxa"/>
+            <w:tcW w:type="dxa" w:w="1083"/>
+            <w:vAlign w:val="center"/>
             <w:noWrap/>
             <w:tcMar>
               <w:top w:w="30" w:type="dxa"/>
+              <w:bottom w:w="30" w:type="dxa"/>
               <w:left w:w="45" w:type="dxa"/>
-              <w:bottom w:w="30" w:type="dxa"/>
               <w:right w:w="45" w:type="dxa"/>
             </w:tcMar>
-            <w:vAlign w:val="center"/>
           </w:tcPr>
           <w:p>
             <w:pPr>
-              <w:spacing w:after="0" w:line="240" w:lineRule="auto"/>
+              <w:pStyle w:val="Compact"/>
+              <w:keepNext w:val="0"/>
+              <w:keepLines w:val="0"/>
+              <w:pageBreakBefore w:val="0"/>
+              <w:spacing w:line="240" w:lineRule="auto" w:after="0" w:before="0"/>
               <w:ind w:firstLine="0"/>
               <w:jc w:val="center"/>
             </w:pPr>
@@ -2505,25 +2864,29 @@
                 <w:bCs/>
                 <w:sz w:val="20"/>
               </w:rPr>
-              <w:t>0.447</w:t>
+              <w:t xml:space="preserve">0.447</w:t>
             </w:r>
           </w:p>
         </w:tc>
         <w:tc>
           <w:tcPr>
-            <w:tcW w:w="1083" w:type="dxa"/>
+            <w:tcW w:type="dxa" w:w="1083"/>
+            <w:vAlign w:val="center"/>
             <w:noWrap/>
             <w:tcMar>
               <w:top w:w="30" w:type="dxa"/>
+              <w:bottom w:w="30" w:type="dxa"/>
               <w:left w:w="45" w:type="dxa"/>
-              <w:bottom w:w="30" w:type="dxa"/>
               <w:right w:w="45" w:type="dxa"/>
             </w:tcMar>
-            <w:vAlign w:val="center"/>
           </w:tcPr>
           <w:p>
             <w:pPr>
-              <w:spacing w:after="0" w:line="240" w:lineRule="auto"/>
+              <w:pStyle w:val="Compact"/>
+              <w:keepNext w:val="0"/>
+              <w:keepLines w:val="0"/>
+              <w:pageBreakBefore w:val="0"/>
+              <w:spacing w:line="240" w:lineRule="auto" w:after="0" w:before="0"/>
               <w:ind w:firstLine="0"/>
               <w:jc w:val="center"/>
             </w:pPr>
@@ -2533,25 +2896,29 @@
                 <w:sz w:val="20"/>
                 <w:u w:val="single"/>
               </w:rPr>
-              <w:t>0.584</w:t>
+              <w:t xml:space="preserve">0.584</w:t>
             </w:r>
           </w:p>
         </w:tc>
         <w:tc>
           <w:tcPr>
-            <w:tcW w:w="1083" w:type="dxa"/>
+            <w:tcW w:type="dxa" w:w="1083"/>
+            <w:vAlign w:val="center"/>
             <w:noWrap/>
             <w:tcMar>
               <w:top w:w="30" w:type="dxa"/>
+              <w:bottom w:w="30" w:type="dxa"/>
               <w:left w:w="45" w:type="dxa"/>
-              <w:bottom w:w="30" w:type="dxa"/>
               <w:right w:w="45" w:type="dxa"/>
             </w:tcMar>
-            <w:vAlign w:val="center"/>
           </w:tcPr>
           <w:p>
             <w:pPr>
-              <w:spacing w:after="0" w:line="240" w:lineRule="auto"/>
+              <w:pStyle w:val="Compact"/>
+              <w:keepNext w:val="0"/>
+              <w:keepLines w:val="0"/>
+              <w:pageBreakBefore w:val="0"/>
+              <w:spacing w:line="240" w:lineRule="auto" w:after="0" w:before="0"/>
               <w:ind w:firstLine="0"/>
               <w:jc w:val="center"/>
             </w:pPr>
@@ -2562,25 +2929,29 @@
                 <w:bCs/>
                 <w:sz w:val="20"/>
               </w:rPr>
-              <w:t>0.663</w:t>
+              <w:t xml:space="preserve">0.663</w:t>
             </w:r>
           </w:p>
         </w:tc>
         <w:tc>
           <w:tcPr>
-            <w:tcW w:w="1083" w:type="dxa"/>
+            <w:tcW w:type="dxa" w:w="1083"/>
+            <w:vAlign w:val="center"/>
             <w:noWrap/>
             <w:tcMar>
               <w:top w:w="30" w:type="dxa"/>
+              <w:bottom w:w="30" w:type="dxa"/>
               <w:left w:w="45" w:type="dxa"/>
-              <w:bottom w:w="30" w:type="dxa"/>
               <w:right w:w="45" w:type="dxa"/>
             </w:tcMar>
-            <w:vAlign w:val="center"/>
           </w:tcPr>
           <w:p>
             <w:pPr>
-              <w:spacing w:after="0" w:line="240" w:lineRule="auto"/>
+              <w:pStyle w:val="Compact"/>
+              <w:keepNext w:val="0"/>
+              <w:keepLines w:val="0"/>
+              <w:pageBreakBefore w:val="0"/>
+              <w:spacing w:line="240" w:lineRule="auto" w:after="0" w:before="0"/>
               <w:ind w:firstLine="0"/>
               <w:jc w:val="center"/>
             </w:pPr>
@@ -2590,17 +2961,19 @@
                 <w:sz w:val="20"/>
                 <w:u w:val="single"/>
               </w:rPr>
-              <w:t>0.558</w:t>
+              <w:t xml:space="preserve">0.558</w:t>
             </w:r>
           </w:p>
         </w:tc>
       </w:tr>
     </w:tbl>
-    <w:p xmlns:w14="http://schemas.microsoft.com/office/word/2010/wordml">
+    <w:p>
       <w:pPr>
         <w:pStyle w:val="MDTableNote"/>
+        <w:keepNext w:val="0"/>
         <w:keepLines/>
-        <w:spacing w:before="80" w:line="240" w:lineRule="auto"/>
+        <w:pageBreakBefore w:val="0"/>
+        <w:spacing w:line="240" w:lineRule="auto" w:before="80" w:after="120"/>
         <w:ind w:firstLine="0"/>
       </w:pPr>
       <w:r>
@@ -2608,10 +2981,11 @@
           <w:rFonts w:ascii="Times New Roman" w:hAnsi="Times New Roman"/>
           <w:sz w:val="18"/>
         </w:rPr>
-        <w:lastRenderedPageBreak/>
-        <w:t>Dice denotes semantic Dice; PRAUC denotes instance-level PRAUC, with subscripts indicating bidirectional coverage thresholds between predicted and ground-truth regions. CA2 denotes CryoAtom2-reconstructed receptors; deposited receptors correspond to GT. Bold and underlined values indicate the highest and second-highest scores in each column, respectively.</w:t>
+        <w:t xml:space="preserve">Dice denotes semantic Dice; PRAUC denotes instance-level PRAUC, with subscripts indicating bidirectional coverage thresholds between predicted and ground-truth regions. CA2 denotes CryoAtom2-reconstructed receptors; deposited receptors correspond to GT. Bold and underlined values indicate the highest and second-highest scores in each column, respectively.</w:t>
       </w:r>
     </w:p>
+    <w:bookmarkEnd w:id="41"/>
+    <w:bookmarkStart w:id="51" w:name="stage-3-end-to-end-top-k-success"/>
     <w:p>
       <w:pPr>
         <w:pStyle w:val="2"/>
@@ -2702,12 +3076,12 @@
           <wp:inline>
             <wp:extent cx="5731510" cy="2953750"/>
             <wp:effectExtent b="0" l="0" r="0" t="0"/>
-            <wp:docPr descr="Fig. 3 | End-to-end ligand-region detection and identity matching. The curves show the percentage of the 179 test PDB entries with successful predictions within an attempt budget of K=1–10. Find+Match curves require end-to-end correct region detection and ligand identity matching, whereas Find and Emap2lig-Find curves require only correct region detection. Find and Match denote LigandSeek-Find and LigandSeek-Match, respectively. GT denotes deposited receptor structures, and CA2 denotes CryoAtom2-reconstructed receptor structures." title="MDPPTFIG_eJzVVs1uGzcQfhVir7W0khzV1cIxoMp2UNQOhCQ9dQuD5o60hHeXLMnVT5oCvRVFkV5S9NKi557yADXQvEtRx3mMzpArWa4dIEgOhQ3YOxx-880PyfF8E2nu8ihh0eXP5xe__hUf9A4uz1-8_v23ttZuEW2xyIBVxQwyAo2SNP3CgrFp2u0PuoM03Qd75pRO0zcv_3z9y_dvnv9w-cerNA1saXqTruIlEBX0oMWLojWRVdYquRM57QqunVTVScnNWa0R92W0O080W5RFZZP5_TTKndNJHFuRQ8ltW2mocHOiDHLg0kzjuTKZNkqAtbKalkXc63Q-jksuqzTaI7ax8Z_HblkAmyczXiDvZyWfwii4J1y8QhD2DEAfyQqs12-s5onVXKAb5ClQhUS9e500apaP6oJUvHaq4WzgZImJI2wijXVHwbTTgHAnBBAiDX8a-VBVzqIdt0JKtLl4_hPW_Z_zVxcvf_R-gVs3tJLftpcPK3vTyPsKxOTi1K9PvTgKGfsvBv90Xa7uJ6uEngbzEJ6jk_JJUj4a7w6YGSD0UE7bbJs9Ywd43E61AJMv5JTjysAUa84ycCCo-gyVTGZQOemWzF8NrFibvLjg638oygekzu5s5E9yYKJG2TKbqzlzuNZgBB4NPhamJl7T3RkwB9ax8f6nDLeMRPxcupzZWtArnNQFQ9ZM-uMNe5KOmXHnoNSOndbZFBwS3tlSXT_kMlHH2FebtlW-U9tSk4kUsK9EXWIRV03L5RRHGUjd3ue7cendNJrwZ-w_ll5LE7720XtdAI8bgvu3Ebi97ofy_v3di7cwd67p46Y0d-t02-wQe_JHx9SLVi_CwNe1NIA3ft3QhDIGexi7taOFbnezsW2xeQ4Gs_M-PPSg5LqH-JbX_MefqorlWz21r0hCsOhNOWBH3vljgLPWGrCh89gtZLOaeGZQLNvswZPG2uJXKysdZAgRoJ0yzDpTC1ejyZZnGw17a_jILNXQqbKHvV3gi_fQ242vt3X6n7cXfYWDwHoAiPo7291-t7PoDfrbO_3Os10tRYK_zePi7_S4MsPnN4aBhgG53ocDzSiDNY1571duoOC-M-ZSW7qYlGE1G0tB15IW4uFsbLC8VpCXURL7ISz2M1jcjGDx5gQWU1_FNKsaTaR2JxM5pXKf5DNz0lvUJg6Kkw79bLd1NcVEZIbs9_oo0ZSG8niVIx7NOo6rkEKAnCp4pMSZZZUa5byawtAYhbeaZ5YeG_GtNvwFC0rkvDLdcBBY4xtFOC2kPpRFQR5J9vZB4NiQDOAdJnGCmEfoxe9fW6xB8XU-Wlkcttjp_FhlmxMbTxYTU9IXD44twozGlutZzetpGxaOCdpvriuiBMGaW9uAEeW_K1KNs98DUCUjAdH0poNbPjuyAXslrdC0X6kQenwl8qSoGI3Ig36vH1huRdG5HPgJc0PmieOyWKk35aJq6mX1-lzwdy_69l8QQn1B" id="44" name="Picture"/>
+            <wp:docPr descr="Fig. 3 | End-to-end ligand-region detection and identity matching. The curves show the percentage of the 179 test PDB entries with successful predictions within an attempt budget of K=1–10. Find+Match curves require end-to-end correct region detection and ligand identity matching, whereas Find and Emap2lig-Find curves require only correct region detection. Find and Match denote LigandSeek-Find and LigandSeek-Match, respectively. GT denotes deposited receptor structures, and CA2 denotes CryoAtom2-reconstructed receptor structures." title="MDPPTFIG_eJzVVs1uGzcQfhVir7W0khzV1cIx4Mp2UNQOhCQ9dQuD5o60hHeXLMnVj5sCvQVBkV5S9NKi557yADXQvEtRx3mMzpArWa4dIEgOhQ3YOxx-880PyfF8F2nu8ihh0eXP5xe__hXv9_Yvz1---f23ttZuHm2wyIBVxRQyAg2TNP3KgrFp2u0PuoM03QN76pRO07ev_nzzy7O3L55f_vE6TQNbmt6kq3gJRAU9aPGiaI1llbVK7kROu4JrJ1V1XHJzWmvEfR1tzxLN5mVR2WR2P41y53QSx1bkUHLbVhoq3Bwrgxy4NJN4pkymjRJgrawmZRH3Op1P45LLKo12iG1k_OexWxTAZsmUF8j7RcknMAzuCRcvEYQ9BdCHsgLr9WurWWI1F-gGeQpUIVHvXieNmuWjuiAVr51qOBs4WWLiCBtLY91hMO00INwJAYRIw59GPlCVs2jHrZASbS5e_IR1_-f89cWrH71f4NbtWslv28t3K3vTyPsKxOTixK9PvDgMGfsvBn-2Klf3s2VCZ8E8hOfopHySlI_GuwNmCgg9kJM222RP2T4et1MtwOQLOeG4MjDBmrMMHAiqPkMlkxlUTroF81cDK9YmLy74-h-K8hGpszsb-ZMcmKhRtszmasYcrjUYgUeDj4Wpsdd0twbMgXVstPc5wy0jET-TLme2FvQKx3XBkDWT_njDnqRjZtw5KLVjJ3U2AYeEd7ZU1w-5TNQR9tWmbZXv1bbUeCwF7ClRl1jEZdNyOcVRBlK38-V2XHo3jSb8GfmPpdfShK999F4XwKOG4P5tBG6n-7G8f__w8h3MnWv6uCnN3TrdNjvAnvzJEfWi5Ysw8G0tDeCNXzU0oYzBHsZu7Wih291sbBtsloPB7LwPD90vue4hvuU1__GnqmLxTk_tK5IQLHpTDtihd_4Y4LS1AqzpPHYD2awmnikUizZ78KSxtvjVykoHGUIEaKcMs87UwtVosuHZhru9FXxoFmrXqbKHvV3gi_fQ242vt3X6n7cTfYODwGoAiPpbm91-tzPvDfqbW_3O020tRYK_zePi7_W4MsNnN4aBhgG5PoQDzSiDFY354FduoOC-M-ZSW7qYlGE1HUlB15IW4uF0ZLC8VpCXYRL7ISz2M1jcjGDx-gQWU1_FNKsaTaR2x2M5oXIfnxU8K_PuIg6K4w79bLZ1NcFEZIbs9_oo0ZSG8miZIx7NKo6rkEKAnCp4qMSpZZUa5ryawK4xCm81zyw9NuJbbvgLFpTIeWW65iCwxjeKcFJIfSCLgjyS7O2DwLEhGcA7TOIYMY_Qi9-_tliB4ut8tLI4bLGT2ZHK1ic2nszHpqQvHhybhxmNLVazmtfTNswdE7TfXFdECYI1t7YBI8p_l6QaZ78HoEpGAqLpTQe3fHpoA_ZKWqJpv1Ih9PhK5ElRMRqRB_1eP7DciqJz2fcT5prME8dlsVSvy0XV1Mvq1bng7070_b_ek30r" id="44" name="Picture"/>
             <a:graphic>
               <a:graphicData uri="http://schemas.openxmlformats.org/drawingml/2006/picture">
                 <pic:pic>
                   <pic:nvPicPr>
-                    <pic:cNvPr descr="C:/Users/15919/Desktop/论文草稿/temp/manuscript_figures_hvr_2xur/figure_000003.png" id="45" name="Picture"/>
+                    <pic:cNvPr descr="C:/Users/15919/Desktop/论文草稿/temp/manuscript_figures_zladmh1y/figure_000003.png" id="45" name="Picture"/>
                     <pic:cNvPicPr>
                       <a:picLocks noChangeArrowheads="1" noChangeAspect="1"/>
                     </pic:cNvPicPr>
@@ -2924,12 +3298,12 @@
           <wp:inline>
             <wp:extent cx="5731510" cy="5017040"/>
             <wp:effectExtent b="0" l="0" r="0" t="0"/>
-            <wp:docPr descr="Fig. 4 | End-to-end modelling of small molecules. Eligible small molecules are single-residue organic small molecules with no atoms missing relative to their templates. Curves show the percentage of the 77 test PDB entries with successful predictions within an attempt budget of K = 1–10. Find and Match denote LigandSeek-Find and LigandSeek-Match, respectively. GT and CA2 denote deposited and CryoAtom2-reconstructed receptor structures, respectively. a, Find+Match curves require end-to-end correct region detection and ligand identity matching, whereas Find and Emap2lig-Find curves require only correct region detection. b, c, Success rates for end-to-end pose reconstruction with DG-PocketXmol using deposited (GT, b) and CryoAtom2-reconstructed (CA2, c) receptor structures across charged attempts K. Success requires RMSD below 2 Å or 3 Å. Solid lines denote top-1 poses selected by model score; dashed lines denote best-of-50 poses." title="MDPPTFIG_eJztWEuPHDUQ_ivWnBIxMz0z2WXZIVlpmX0IsYtG2SAh0WjlcddMW9vdNrZ7HiFIXBBCKFyCuIA4c8oPIBI58E8QefwMquyexz6CouQQJiLKbNtV5a_Kriq77C9rmru01mW1Zz8-evLzH9F-Z__ZowdPf_2lqbWb1uqsZsCqbAwJCfW6cfyJBWPjuL253d6O4z2wZ07pOH7-8PenP337_P53z357HMcBLY4vwxU8B4KCDjRszrOsoaWGTBZAXMG1k6o4zbk5KzXKfVa7OelqNs2zwnYnt-Ja6pzuRpEVKeTcNpWGAplDZXLusGtG0USZRBslwFpZjPIs6rRa70Y5l0Vc2yG0vvGfEzfLgE26Y54h7oc5H0EvqCe5aC5BsmcA-ghNtJ6-0pt0reYC1SAOzQGBOhutuFZ1b5cZkXjpVIVZidNIWSQoNpTGuqMwtFUJIScYECwNf6r2gSqcxXHcCilxzJP7P-C6__3o8ZOH33u9wK3btZJfxUt3C3t5kNcVgEnFwPcHvtkLM_ZfNP7uYrna780ndDcMD-Y58pSfJM1HY-yAGQOKHshRk22we2y_SBpONQAnn6sEsowWTw2ZjwUkZSBw0WyTQF2AfgNr8BozZWtr-X4mR3KAOXHBF4wbpKGfMmigtExKYJhovJDikuhEupQVinGncsty6XOQGci4k2NgTjGXgjTMQa6Rho5mvRLVW2ZTNSEm02AEFA7TkeKCKFtbKG8d6-99wJBj5FyRLQWl-bDMGM4jkYKyN_BkwTj-d6TIsUGZjMAh3to653xY5V11jBt3tS_mL7UvquFQCthTosxxEee7okvJjjyAup2Pbka5V1NRwp--_1g3Y3llvvbWe1oQ7lcAt64CcDvt18X96-sHL0BunaNH1dKsl3eb7ICOA44_NF6kLIFCOWBHEtMsOQE4aywEVmheto7pZTUISrBs1mSHd7xYb7czR0lAKysdhPE9M1O7mJ4dTGaB6eJMKYiHPdBOGRYoJaJegH5LkuftOFH52nqj7oP9nRDoIuz-Br4oJR4zsCwPhDIYkg5ZI9zVMYgd-P3dB3Hmk4BJjHAnaf8gMDxq6mySgsHZLRNqP-e6g_Ihgy7oU0U2e6Gm_wP-vxTwg7X1Rn1tLX8b40isrTfq7CQUvMxQ6cywulvdMPGQB7ZyptNe5svkvcNGX4kzcJ9ioc5KX5Iva4Jrh3fqbHD9X2uDa1hN1Jm4flWRwLgwCm0SKTcjqjFCzW3XdpnfSKm9rnXrIiLDgWrZ7eOTPTaADG9zHfbnN3hTZDfwi5Iqk3RwFyhUFaZO6Ubbxy3e_wDvkBRrg1l4GWAWz2V4nyXcpnBh4ACvgw01bGy2wujzJzU9nezUPq-z2uIdqba5daO92W5NN1vtrdZG695NLUUXf5Vf-Uv5NTF8culNqUJArFfBwGGURQsY88oBFi7ZmLSp1JbcSDMsxn0pyInUER-P-waX0ArS0utG_i0v8k95UfWSF60-5EWUyTjNosQhUrvToRxRyp-mY3PamZYmCoTTFv3baOpihBORCaJvbGOLHvuw3Z_PEV2zsGNpUjCQ0woe4TZlWaF6KS9GsGuMwnKOJ5ZCk_DmDH8pCUTEXA5dURBQo0uLMMikPpBZRhqp7ceHBsdrpwEsJKk5RJnbqMXzz3UWQtF5POpZjSs8mBxjAK88_PHudGhy-qLj2DQ89bHZ4snP04kNU8cE8atwRSlBYlXUVsIo5b9zUG2sOwSVM2qgNBWzQS0fH9kgu2zNpYlfqGB6tGzybobHBqJsb3Y2A8qVUuSXff9QudLmXcdlNievtrOiWi-rF37B307tq38A_yuAZA" id="48" name="Picture"/>
+            <wp:docPr descr="Fig. 4 | End-to-end modelling of small molecules. Eligible small molecules are single-residue organic small molecules with no atoms missing relative to their templates. Curves show the percentage of the 77 test PDB entries with successful predictions within an attempt budget of K = 1–10. Find and Match denote LigandSeek-Find and LigandSeek-Match, respectively. GT and CA2 denote deposited and CryoAtom2-reconstructed receptor structures, respectively. a, Find+Match curves require end-to-end correct region detection and ligand identity matching, whereas Find and Emap2lig-Find curves require only correct region detection. b, c, Success rates for end-to-end pose reconstruction with DG-PocketXmol using deposited (GT, b) and CryoAtom2-reconstructed (CA2, c) receptor structures across charged attempts K. Success requires RMSD below 2 Å or 3 Å. Solid lines denote top-1 poses selected by model score; dashed lines denote best-of-50 poses." title="MDPPTFIG_eJztWN2PGzUQ_1esfWpFkk3SC8ct7UlH7kOIK4p6RUJi0cnxOlnrvGtje5PLUSReEEKovBTxAuKZp_4BVKIP_CeIfvwZzNibj_soqtqHkoqqubVnxr8Ze2bssb-MNHV5lJDo2Y-Pnvz8R7zX3Xv26MHTX39pae1OowaJDLdKTniGQv0kTT-x3Ng07fS2OltpusvtiVM6TZ8__P3pT98-v__ds98ep2lAS9PLcCUtOELxLm_agkrZ1EJzKUqOXEa1E6o8Lqg5qTTIfRbdnCaanBaytMn0Vhrlzukkji3LeUFtS2leAnOkTEEddM04niqTaaMYt1aU40LG3Xb73bigokyjbUQbGP85cjPJyTSZUAm4HxZ0zPtBPcrFcwmUPeFcH4KJ1tNXetPEaspADeDgHACou9FOo7p7p5JIopVTNWYtjiNFmYHYSBjrDsPQdi0EnGBAsDT8qdv7qnQWxlHLhIAxT-7_AOv-96PHTx5-7_Vyat2OFfQqXr5T2suDvK4AjCqGvj_0zX6Ysf-C8WeL5eq8N5_QWRgezHPoKT9JnI-G2OFmwkF0X4xbZIPcI3tl1nSqyWHyhcq4lLh4akR8LABJcgaLZlsI6gL0G1iD15gpWVvL96QYiyHkxAVfEGqABn6SvAnSIqs4gUSjpWCXRKfC5aRUhDpVWFIIn4PEcEmdmHDiFHE5F4Y4XmiggaNJvwL1lthcTZFJNDeMlw7SEeMCKZubIG8dGex-QIBjxFyRrRim-aiSBOaRCYbZG3iiJBT-O1TkyLDKxtwB3to653xYFYm6DRt3vS8WL7UvqtFIML6rWFXAIs53RZejHUUAddsf3YwLr6amhD8D_7FuRorafO2t97QgPKgBbl0F4LY7r4v719cPXoDcPkeP66VZL--2yD4eBxR-YDzLScZL5Tg5FJBm2RHnJ82FwArNyzYgvazmDBNMzlrk4K4X6-905ygZ18oKx8P4vpmpHUjPLiQzg3RxpmLIgx7XThkSKBWgXoB-S5Ln7ThR6dp6o-GD_Z0Q6Czs_oZ_UQk4ZviyPGDKQEg6YI1hV4cgdtzv7z6IpU8CIiDCncD9A8HgqGmQac4NzG6ZUHsF1V2QDxl0QZ8q5eyFmv4P-P9SwA_X1huNtbX8bYwjtrbeaJCjUPASg6UzgepudcOEQ56TlTMd9zJfJu8eNAeKnXD3KRTqpPIl-bImuHZwt0GG1_-1NrgG1USDsOtXFQmEMqPAJpZTM8YaI9Tcdm2X-Y2U2utaty4iMhyolty5fbRLhlzCba5L_vwGborkBnxBUkmBB3cJQnVh6pRudnzcwv2Pwx0SY204Cy8DxMK5zN8nGbU5vzBwCNfBpho1e-0w-vxJjU8n29HnDRIt3pGi3uaNTq_TPu21O5vtjfa9m1qwBH61X-lL-TUzdHrpTalGAKxXwYBhmEULGPPKARYu2ZC0udAW3YgzLCcDwdCJ2GEfTwYGltAy1NJPYv-WF_unvLh-yYtXH_JizGSYZlnBEKHd8UiMMeWPzyTNirwziwPhuI3_Nlq6HMNERAboG1vQwsc-aA_mcwTXLOxYmhQMpLiCh7BNWVKqfk7LMd8xRkE5RzOLoYl4c4a_lAQiYC6HrigIqPGlRRhKofeFlKgR2358aFC4dhoOhSQ2RyBzB7R4_rnOQig-j4c9q2GFh9PbEMArD380OR2ZAr_gOHIanvrIbPHk5-nI5qeOMOTX4QpSDMXqqK2FQcp_56DaWHfAVUGwAdJYzAa1dHJog-yyNZdGfqmC6fGySRMJxwagbPW6vYBypRT6Zc8_VK60aeKokHPyaluW9XpZvfAL_Lajr_4BzYuATg" id="48" name="Picture"/>
             <a:graphic>
               <a:graphicData uri="http://schemas.openxmlformats.org/drawingml/2006/picture">
                 <pic:pic>
                   <pic:nvPicPr>
-                    <pic:cNvPr descr="C:/Users/15919/Desktop/论文草稿/temp/manuscript_figures_hvr_2xur/figure_000004.png" id="49" name="Picture"/>
+                    <pic:cNvPr descr="C:/Users/15919/Desktop/论文草稿/temp/manuscript_figures_zladmh1y/figure_000004.png" id="49" name="Picture"/>
                     <pic:cNvPicPr>
                       <a:picLocks noChangeArrowheads="1" noChangeAspect="1"/>
                     </pic:cNvPicPr>
@@ -3349,12 +3723,12 @@
           <wp:inline>
             <wp:extent cx="5029200" cy="6218691"/>
             <wp:effectExtent b="0" l="0" r="0" t="0"/>
-            <wp:docPr descr="Fig. 5 | Find–Build completion of small molecules, assuming correct ligand identities. Eligible small molecules are single-residue organic small molecules with no atoms missing relative to their templates. Every panel contains the same 77 PDBs and 446 instances. a–d, Emap2lig. e–h, LigandSeek with CryoAtom2 receptors. i–l, LigandSeek with deposited receptors. Within each group, top and bottom rows show top-1 and best-of-50 poses; left and right columns require heavy-atom RMSD strictly &lt;2\,\mathrm{Å} and &lt;3\,\mathrm{Å}. Every blob corresponding to an eligible small molecule receives the correct SMILES. LigandSeek uses single-pass DG-PocketXmol centre docking, whereas Emap2lig uses its native guiding blob. Background blobs are charged, and out-of-scope foreground blobs are skipped. Undetected and failed instances remain in the denominator. For N target instances per PDB, relative budget \rho allows \lfloor\rho N\rfloor charged attempts. Completion is the number of distinct successful instances divided by N. Green lines and circles show the PDB-equal mean, and blue lines and diamonds show the median. Grey points and violins show PDB distributions at 50\%, 100\%, 200\% and 300\% budgets." title="MDPPTFIG_eJztWt2OUzcQfhUrUnuV5OyGDbABVoL9QZUWtGKFWqmpVo7PJMdaH9vYPsmGUoleVBWl9IaqN6163SseoEjlog_Qd0Dl5zE6c3ySzbJboCCVhmalbHzmzzPjz5mJ489rloes1mG1Z98_fPLjb8lma_PZw_tPf_6paW04qNVZzYE3aggpCa13ut3rHpzvdpfbq8ur3e4G-P1gbLf7_MGvT3_4-vm9O89-edTtRmvd7nFzmudApnxhbaMvddoQxjkQoZHzILJGr5AqJcFUeqv4eG8k0-hhu9mWmjiC2yCN3su52y8ssj6tnR91LDvIlfad0YVuLQvBdpLEiwxy7pvGgkZm3zicAx_dIBkZl1pnBHgv9SBXSWtp6XSSc6m7tTWytuPKt90wVsBGnSFXaPejnA9gPU5PcslEgmT3AexVOAhT6aVKZMKYCG1LDX7KqZ5GHW-5QF9QXSEJ9VsraKF6vFYoIvEimMpqJU6amEUU60vnw3ZUnUyNnOhlDCf-q8ZbRgePetwLKVHnyb3vcAX_fPjoyYO75bzAfbjoJT-Jl13U_rhSOVc0TFP0yudeOVyPEZfv6PzNaZaWz04CuhnVo3uBlrMMkuKxiEJwQ0DRLTlosja7xbYwuMe3718iwDBhcquA1oWZPvM5V4rlRoHAvPk6494XOSW3AhtTcsAxazIFHWSQ4Js0d4gevINUvUVC2Nx6vomrIHu4v15YL8Yd0nC5FDRQWqYFMNy0XEtxTHQkQ8a0YTyY3LNclvuZOVA8yCGwYFjIQDoWAAHCAy402xyCGzPLNSjEgw646T1JMY-fTezMGbazcQl9QHisrJxmyAxcC1LkCLe0zjZzbluKYAhIyOpsuwTTLsB-dGfdjc1F9KeFfgiwwThUliirjsumYI2XAdJZ2Y-RIzUDLjI2cKawdQzEli71TEDLzJmRZz4zI2I0liMLfGiYfqO9xNAm-HNMQT-ULCcHWcBgVZFjrA5uFBJTnAEfjhuUOXbtyu4G88FJEdR4bgF1dCvkHXMFq1tVF_LXqgum35cCNowocvxkmFSFkJEfeTRaOpF3fBizvPLTlm6WtPK9EglrH6pwjgghkqc2wlrrZPLj23dOYvyTOX__6oiFpErDPK_kPHmO221ufZ-j_XNqsX9etpKTKtdTphebHm-NTqk2YknkWFtOrr1lFcLCGQvipFvavfLR9uZuc7Z4FVhgJjXaYnvFNi43dozYh_AJ2mICVx8rTIoUlKmzUQYO8zGtnVFfYgJ1LNSDQpbekcNNdomLfSp8VNWQEDsCkXE3ACzAVNFMUdY6LxCEDBEIx8T9vrQW0ia7rlMIGAbWWNLsc6lwOK3rGDL1_UgoY8aO0GCriFXRNdmWcYvN_LLNHNauvge7ZX6rTaAtEWbAbMFR_1o_bIF7RYoicxvhvwTjP75c4Phddk1K4TeauXX_P9c4Pf72m5MbpBdw_jcf4280493FDnqHnlfdEeOBjjoQVWz98ExMxn5OF3kP64Pps1T6IDW2dr4QdAjaL9RMEUnlUKZoq7c4CvgfdD9NdtkBaEbnzPHcS0gn6HAtHjAhcLCjaMCNguMXBeA6duA9VcCMTip5jt8wZpRyQJourY-ZNZJSQJJDaRQduZWCaLkEo5O9gqCKIote5RWgay-97Yf1B-8BbOsLmLwcJstLC5wscPJqnLQWOJnv1m9x5PxKjJ9aYHy-MR5PsV74mR7_27XaZ3VWm94FqbWXWquIgYPTreWzp1eXb523UnTwVWGKvxamUsdHx-6FVBbQ1pvYQLVQOJiacW8M7niyh61yJq2nLFKEergjBeWQHsTV4Y5jKXhBs6x3kvLSTlLe2UmqKzvJ7I2dhL4zYpi6QBVpw15fDtBZv5cN3V7roHBJJOwt0V-7afUAA5EpWm-v4Ihu9eB4ZxIjLs3Uj0OXooOcMrhtxL5n2qxnXA_gonNmlAFPPSGD7E0Y3oIIkYg2D1VnJohWk2NJ6Clpt6RSNCONS_044Li7HQSR0bCPMtdwlpJ_5GEqlBy1R0_eYoZ7oysmnb2XwzsHfZfTOy4cO7hQ3sRh4wuTGzklndh0T0gQv4IrSgkSq1BbCZeXhpJDo9b5cBlMzmiA0vTjTJyWD7d9lD0cTaSJr010PTkc8o7SjG5LrbZb7WjlRClal83yHtHMmHcCl2pCnh0rXeXL2-m64Gut9sVfk0GE1Q" id="53" name="Picture"/>
+            <wp:docPr descr="Fig. 5 | Find–Build completion of small molecules, assuming correct ligand identities. Eligible small molecules are single-residue organic small molecules with no atoms missing relative to their templates. Every panel contains the same 77 PDBs and 446 instances. a–d, Emap2lig. e–h, LigandSeek with CryoAtom2 receptors. i–l, LigandSeek with deposited receptors. Within each group, top and bottom rows show top-1 and best-of-50 poses; left and right columns require heavy-atom RMSD strictly &lt;2\,\mathrm{Å} and &lt;3\,\mathrm{Å}. Every blob corresponding to an eligible small molecule receives the correct SMILES. LigandSeek uses single-pass DG-PocketXmol centre docking, whereas Emap2lig uses its native guiding blob. Background blobs are charged, and out-of-scope foreground blobs are skipped. Undetected and failed instances remain in the denominator. For N target instances per PDB, relative budget \rho allows \lfloor\rho N\rfloor charged attempts. Completion is the number of distinct successful instances divided by N. Green lines and circles show the PDB-equal mean, and blue lines and diamonds show the median. Grey points and violins show PDB distributions at 50\%, 100\%, 200\% and 300\% budgets." title="MDPPTFIG_eJztWt2OUzcQfhUrUnuV5OyGDbABVoL9QZUWtGKFWqmpVo7PJMdaH9vYPsmGUoleVBWl9IaqN6163SseoEjlog_Qd0Dl5zE6c3ySzbJboCCVhmalbHzmzzPjz5mJ489rloes1mG1Z98_fPLjb8lma_PZw_tPf_6paW04qNVZzYE3aggpCa13ut3rHpzvdpfbq8ur3e4G-P1gbLf7_MGvT3_4-vm9O89-edTtRmvd7nFzmudApnxhbaMvddoQxjkQoZHzILJGr5AqJcFUeqv4eG8k0-hhu9mWmjiC2yCN3su52y8ssj6tnR91LDvIlfad0YVuLQvBdpLEiwxy7pvGgkZm3zicAx_dIBkZl1pnBHgv9SBXSWtp6XSSc6m7tTWytuPKt90wVsBGnSFXaPejnA9gPU5PcslEgmT3AexVOAhT6aVKZMKYCG1LDX7KqZ5GHW-5QF9QXSEJ9VsraKF6vFYoIvEimMpqJU6amEUU60vnw3ZUnUyNnOhlDCf-q8ZbRgePetwLKVHnyb3vcAX_fPjoyYO75bzAfbjoJT-Jl13U_rhSOVc0TFP0yudeOVyPEZfv6PzNaZaWz04CuhnVo3uBlrMMkuKxiEJwQ0DRLTlosja7xbYwuMe3718iwDBhcquA1oWZPvM5V4rlRoHAvPk6494XOSW3AhtTcsAxazIFHWSQ4Js0d4gevINUvUVC2Nx6vomrIHu4v15YL8Yd0nC5FDRQWqYFMNy0XEtxTHQkQ8a0YTyY3LNclvuZOVA8yCGwYFjIQDoWAAHCAy402xyCGzPLNSjEgw646T1JMY-fTezMGbazcQl9QHisrJxmyAxcC1LkCLe0zjZzbluKYAhIyOpsuwTTLsB-dGfdjc1F9KeFfgiwwThUliirjsumYI2XAdJZ2Y-RIzUDLjI2cKawdQzEli71TEDLzJmRZz4zI2I0liMLfGiYfqO9xNAm-HNMQT-ULCcHWcBgVZFjrA5uFBJTnAEfjhuUOXbtyu4G88FJEdR4bgF1dCvkHXMFq1tVF_LXqgum35cCNowocvxkmFSFkJEfeTRaOpF3fBizvPLTlm6WtPK9EglrH6pwjgghkqc2wlrrZPLj23dOYvyTOX__6oiFpErDPK_kPHmO221ufZ-j_XNqsX9etpKTKtdTphebHm-NTqk2YknkWFtOrr1lFcLCGQvipFvavfLR9uZuc7Z4FVhgJjXaYnvFNi43dozYh_AJ2mICVx8rTIoUlKmzUQYO8zGtnVFfYgJ1LNSDQpbekcNNdomLfSp8VNWQEDsCkXE3ACzAVNFMUdY6LxCEDBEIx8T9vrQW0ia7rlMIGAbWWNLsc6lwOK3rGDL1_UgoY8aO0GCriFXRNdmWcYvN_LLNHNauvge7ZX6rTaAtEWbAbMFR_1o_bIF7RYoicxvhvwTjP75c4Phddk1K4TeauXX_P9c4Pf72m5MbpBdw_jcf4280493FDnqHnlfdEeOBjjoQVWz98ExMxn5OF3kP64Pps1T6IDW2dr4QdAjaL9RMEUnlUKZoq7c4CvgfdD9NdtkBaEbnzPHcS0gn6HAtHjAhcLCjaMCNguMXBeA6duA9VcCMTip5jt8wZpRyQJourY-ZNZJSQJJDaRQduZWCaLkEo5O9gqCKIote5RWgay-97Yf1B-8BbOsLmLwcJstLC5wscPJqnLQWOJnv1m9x5PxKjJ9aYHy-MR5PsV74mR7_27XaZ3VWm94FqbWXWquIgYPTreWzp1eXb523UnTwVWGKvxamUsdHx-6FVBbQ1pvYQLVQOJiacW8M7niyh61yJq2nLFKEergjBeWQHsTV4Y5jKXhBs6x3kvLSTlLe2UmqKzvJ7I2dhL4zYpi6QBVpw15fDtBZv3dT8TTPlsdJJOwt0V-7afUAA5EpWm-v4Ihu9eB4ZxIjLs3Uj0OXooOcMrhtxL5n2qxnXA_gonNmlAFPPSGD7E0Y3oIIkYg2D1VnJohWk2NJ6Clpt6RSNCONS_044Li7HQSR0bCPMtdwlpJ_5GEqlBy1R0_eYoZ7oysmnb2XwzsHfZfTOy4cO7hQ3sRh4wuTGzklndh0T0gQv4IrSgkSq1BbCZeXhpJDo9b5cBlMzmiA0vTjTJyWD7d9lD0cTaSJr010PTkc8o7SjG5LrbZb7WjlRClal83yHtHMmHcCl2pCnh0rXeXL2-m64Gut9sVfYaGEvw" id="53" name="Picture"/>
             <a:graphic>
               <a:graphicData uri="http://schemas.openxmlformats.org/drawingml/2006/picture">
                 <pic:pic>
                   <pic:nvPicPr>
-                    <pic:cNvPr descr="C:/Users/15919/Desktop/论文草稿/temp/manuscript_figures_hvr_2xur/figure_000005.png" id="54" name="Picture"/>
+                    <pic:cNvPr descr="C:/Users/15919/Desktop/论文草稿/temp/manuscript_figures_zladmh1y/figure_000005.png" id="54" name="Picture"/>
                     <pic:cNvPicPr>
                       <a:picLocks noChangeArrowheads="1" noChangeAspect="1"/>
                     </pic:cNvPicPr>
@@ -6315,14 +6689,14 @@
     <w:name w:val="MDFIGREF_eJyrrk7LTC9KTbMqLklMTzXUTUxJySzJzM9LzNFNBBKVxZnFNYm1tQAy8Q-X"/>
     <w:basedOn w:val="BodyTextChar"/>
   </w:style>
-  <w:style w:type="character" w:customStyle="1" w:styleId="MDFIGREF_eJyrrk7LTC9KTbMqLklMTzXUzcvXzUktS83RTc7PLUgsyizOz9P184_3cQ1z9alJ0kmprQUA5hISqQ">
-    <w:name w:val="MDFIGREF_eJyrrk7LTC9KTbMqLklMTzXUzcvXzUktS83RTc7PLUgsyizOz9P184_3cQ1z9alJ0kmprQUA5hISqQ"/>
-    <w:basedOn w:val="BodyTextChar"/>
-  </w:style>
   <w:style w:type="character" w:customStyle="1" w:styleId="MDFIGREF_eJyrrk7LTC9KTbMqLklMTzXUzcvXzUktS83RTc7PLUgsyizOz9P184_3cQ1z9alJ1EmurQUA5goSpw">
     <w:name w:val="MDFIGREF_eJyrrk7LTC9KTbMqLklMTzXUzcvXzUktS83RTc7PLUgsyizOz9P184_3cQ1z9alJ1EmurQUA5goSpw"/>
     <w:basedOn w:val="BodyTextChar"/>
   </w:style>
+  <w:style w:type="character" w:customStyle="1" w:styleId="MDFIGREF_eJyrrk7LTC9KTbMqLklMTzXUzcvXzUktS83RTc7PLUgsyizOz9P184_3cQ1z9alJqq0FAMH4Ehk">
+    <w:name w:val="MDFIGREF_eJyrrk7LTC9KTbMqLklMTzXUzcvXzUktS83RTc7PLUgsyizOz9P184_3cQ1z9alJqq0FAMH4Ehk"/>
+    <w:basedOn w:val="BodyTextChar"/>
+  </w:style>
   <w:style w:type="character" w:customStyle="1" w:styleId="MDFIGREF_eJyrrk7LTC9KTbNKNUrVLc5NzMnRLcgsSM3JzEutSa6tBQDAgwxC">
     <w:name w:val="MDFIGREF_eJyrrk7LTC9KTbNKNUrVLc5NzMnRLcgsSM3JzEutSa6tBQDAgwxC"/>
     <w:basedOn w:val="BodyTextChar"/>
@@ -6341,6 +6715,10 @@
   </w:style>
   <w:style w:type="character" w:customStyle="1" w:styleId="MDFIGREF_eJyrrk7LTC9KTbNKNUrVTczJ0U3LzEvRzU0sSc6orQUApM0LCA">
     <w:name w:val="MDFIGREF_eJyrrk7LTC9KTbNKNUrVTczJ0U3LzEvRzU0sSc6orQUApM0LCA"/>
+    <w:basedOn w:val="BodyTextChar"/>
+  </w:style>
+  <w:style w:type="character" w:customStyle="1" w:styleId="MDFIGREF_eJyrVsrJLEktSsxRslJQqq5OKUpMK9HLTalJy0wvSk2zKi5JTE811M0vAynJ0S1ILUrLL8pNzEtO1Sgz1KxJ1EmprVXSUVAqzi8tSk4FmeFspR9anFpUrG9oamloqe-SWpxdkl-g_2LdrmfT2l_0dj5fsV8fZotSLQCLJzBH">
+    <w:name w:val="MDFIGREF_eJyrVsrJLEktSsxRslJQqq5OKUpMK9HLTalJy0wvSk2zKi5JTE811M0vAynJ0S1ILUrLL8pNzEtO1Sgz1KxJ1EmprVXSUVAqzi8tSk4FmeFspR9anFpUrG9oamloqe-SWpxdkl-g_2LdrmfT2l_0dj5fsV8fZotSLQCLJzBH"/>
     <w:basedOn w:val="BodyTextChar"/>
   </w:style>
   <w:style w:type="paragraph" w:customStyle="1" w:styleId="SourceCode">
@@ -6632,17 +7010,6 @@
       <w:i w:val="0"/>
       <w:color w:val="000000"/>
       <w:sz w:val="21"/>
-    </w:rPr>
-  </w:style>
-  <w:style w:type="paragraph" w:customStyle="1" w:styleId="11">
-    <w:name w:val="正文文本1"/>
-    <w:pPr>
-      <w:spacing w:after="120" w:line="360" w:lineRule="auto"/>
-      <w:ind w:firstLine="420"/>
-      <w:jc w:val="both"/>
-    </w:pPr>
-    <w:rPr>
-      <w:color w:val="000000"/>
     </w:rPr>
   </w:style>
 </w:styles>
